--- a/contract_template.docx
+++ b/contract_template.docx
@@ -6123,27 +6123,23 @@
         <w:rPr>
           <w:b/>
         </w:rPr>
-        <w:t>{{CUSTOMER_NAME}}</w:t>
-      </w:r>
-      <w:r>
-        <w:t xml:space="preserve"> of </w:t>
-      </w:r>
-      <w:r>
-        <w:rPr>
-          <w:b/>
-        </w:rPr>
-        <w:t>{{CUSTOMER_ADDRESS}}</w:t>
+        <w:t>{{CUSTOMER_NAME}} of {{CUSTOMER_ADDRESS}}</w:t>
+        <w:tab/>
+        <w:t xml:space="preserve"> </w:t>
+      </w:r>
+      <w:r/>
+      <w:r>
+        <w:rPr>
+          <w:b/>
+        </w:rPr>
       </w:r>
       <w:r>
         <w:rPr>
           <w:rFonts w:ascii="Cambria" w:eastAsia="Cambria" w:hAnsi="Cambria" w:cs="Cambria"/>
           <w:vertAlign w:val="subscript"/>
         </w:rPr>
-        <w:tab/>
-      </w:r>
-      <w:r>
-        <w:t xml:space="preserve"> </w:t>
-      </w:r>
+      </w:r>
+      <w:r/>
     </w:p>
     <w:p>
       <w:pPr>
@@ -6399,29 +6395,21 @@
         <w:rPr>
           <w:b/>
         </w:rPr>
-        <w:t>The Purchaser</w:t>
-      </w:r>
-      <w:r>
-        <w:t xml:space="preserve"> is interested in </w:t>
-      </w:r>
-      <w:r>
-        <w:rPr>
-          <w:b/>
-        </w:rPr>
-        <w:t>{{NUM_PLOTS_WORDS}}</w:t>
-      </w:r>
-      <w:r>
-        <w:t xml:space="preserve"> plots of land measuring </w:t>
-      </w:r>
-      <w:r>
-        <w:rPr>
-          <w:b/>
-        </w:rPr>
-        <w:t>{{PLOT_SIZE_SQM}} Square Meters</w:t>
-      </w:r>
-      <w:r>
-        <w:t xml:space="preserve"> which is the subject matter of this transaction and forms part of the vast parcel of land that makes up </w:t>
-      </w:r>
+        <w:t xml:space="preserve">The Purchaser is interested in {{NUM_PLOTS_WORDS}} plots of land measuring {{PLOT_SIZE_SQM}} Square Meters which is the subject matter of this transaction and forms part of the vast parcel of land that makes up </w:t>
+      </w:r>
+      <w:r/>
+      <w:r>
+        <w:rPr>
+          <w:b/>
+        </w:rPr>
+      </w:r>
+      <w:r/>
+      <w:r>
+        <w:rPr>
+          <w:b/>
+        </w:rPr>
+      </w:r>
+      <w:r/>
     </w:p>
     <w:p>
       <w:pPr>
@@ -6571,7 +6559,7 @@
         <w:ind w:left="-3"/>
       </w:pPr>
       <w:r>
-        <w:t xml:space="preserve">out of which the sum of ₦{{DEPOSIT_DIGITS}} ({{DEPOSIT_WORDS}}) has been paid as deposit by the Purchaser to the Vendor (the receipt of which the Vendor acknowledges), the Vendor covenants to assign {{NUM_PLOTS_WORDS}} plot of land measuring {{PLOT_SIZE_SQM}} Square Meters located within Alafia Gardens situate at Wara Community, Along Eyenkorin Express Road, Ilorin, Kwara State to the Purchaser, subject to the terms and conditions contained in this Contract of Sale. </w:t>
+        <w:t xml:space="preserve">out of which the sum of ₦{{DEPOSIT_DIGITS}} ({{DEPOSIT_WORDS}}) has been paid as deposit by the Purchaser to the Vendor (the receipt of which the Vendor acknowledges), the Vendor covenants to assign {{NUM_PLOTS_DIGITS_UPPER}} plot of land measuring {{PLOT_SIZE_SQM}} Square Meters located within Alafia Gardens situate at Wara Community, Along Eyenkorin Express Road, Ilorin, Kwara State to the Purchaser, subject to the terms and conditions contained in this Contract of Sale. </w:t>
       </w:r>
       <w:r>
         <w:rPr>
@@ -6683,7 +6671,7 @@
         <w:ind w:hanging="360"/>
       </w:pPr>
       <w:r>
-        <w:t xml:space="preserve">To promptly pay  the  balance  of  ₦{{BALANCE_DIGITS}}  ({{BALANCE_WORDS}}), without default as at when due for the stipulated period which will commence from the day the purchaser made the first instalment being the {{PAYMENT_START_DATE}} and which shall be for a period of {{PAYMENT_DURATION_MONTHS}} months from the {{PAYMENT_START_DATE}} to the {{PAYMENT_END_DATE}} </w:t>
+        <w:t xml:space="preserve">To promptly pay  the  balance  of  ₦{{BALANCE_DIGITS}} ({{BALANCE_WORDS}}), without default as at when due for the stipulated period which will commence from the day the purchaser made the first instalment being the {{PAYMENT_START_DATE}} and which shall be for a period of {{PAYMENT_DURATION_MONTHS}}months from the {{PAYMENT_START_DATE}} to the {{PAYMENT_END_DATE}} </w:t>
       </w:r>
       <w:r/>
       <w:proofErr w:type="gramStart"/>
@@ -7516,35 +7504,26 @@
         <w:ind w:hanging="360"/>
       </w:pPr>
       <w:r>
-        <w:t xml:space="preserve">To physically allocate </w:t>
-      </w:r>
-      <w:r>
-        <w:rPr>
-          <w:b/>
-        </w:rPr>
-        <w:t>{{NUM_PLOTS_WORDS}}</w:t>
-      </w:r>
-      <w:r>
-        <w:t xml:space="preserve"> plot of land measuring </w:t>
-      </w:r>
-      <w:r>
-        <w:rPr>
-          <w:b/>
-        </w:rPr>
-        <w:t>{{PLOT_SIZE_SQM}} Square Meters</w:t>
-      </w:r>
-      <w:r>
-        <w:t xml:space="preserve"> to the Purchaser upon further payment of at least </w:t>
-      </w:r>
-      <w:r>
-        <w:rPr>
-          <w:b/>
-        </w:rPr>
-        <w:t>50%</w:t>
-      </w:r>
-      <w:r>
-        <w:t xml:space="preserve"> of the infrastructure fee, full payment of other developmental fees, payment for architectural drawing (whether prepared by the Vendor or external person or body) as stated in Clause 5(g) &amp; (h) herein and the execution of payment agreement (where applicable), indemnity and Construction </w:t>
-      </w:r>
+        <w:t xml:space="preserve">To physically allocate {{NUM_PLOTS_DIGITS_UPPER}} plot of land measuring {{PLOT_SIZE_SQM}} Square Meters to the Purchaser upon further payment of at least 50% of the infrastructure fee, full payment of other developmental fees, payment for architectural drawing (whether prepared by the Vendor or external person or body) as stated in Clause 5(g) &amp; (h) herein and the execution of payment agreement (where applicable), indemnity and Construction </w:t>
+      </w:r>
+      <w:r>
+        <w:rPr>
+          <w:b/>
+        </w:rPr>
+      </w:r>
+      <w:r/>
+      <w:r>
+        <w:rPr>
+          <w:b/>
+        </w:rPr>
+      </w:r>
+      <w:r/>
+      <w:r>
+        <w:rPr>
+          <w:b/>
+        </w:rPr>
+      </w:r>
+      <w:r/>
     </w:p>
     <w:p>
       <w:pPr>
@@ -8154,7 +8133,7 @@
         <w:jc w:val="left"/>
       </w:pPr>
       <w:r>
-        <w:t xml:space="preserve">That the agreed price for {{NUM_PLOTS_WORDS}} plot of land measuring {{PLOT_SIZE_SQM}} Square Meters is ₦{{TOTAL_PRICE_DIGITS}} ({{TOTAL_PRICE_WORDS}}) only. </w:t>
+        <w:t xml:space="preserve">That the agreed price for {{NUM_PLOTS_DIGITS_UPPER}} plot of land measuring {{PLOT_SIZE_SQM}} Square Meters is ₦{{TOTAL_PRICE_DIGITS}} ({{TOTAL_PRICE_WORDS}} only. </w:t>
       </w:r>
       <w:r>
         <w:rPr>

--- a/contract_template.docx
+++ b/contract_template.docx
@@ -6123,23 +6123,27 @@
         <w:rPr>
           <w:b/>
         </w:rPr>
-        <w:t>{{CUSTOMER_NAME}} of {{CUSTOMER_ADDRESS}}</w:t>
-        <w:tab/>
-        <w:t xml:space="preserve"> </w:t>
-      </w:r>
-      <w:r/>
-      <w:r>
-        <w:rPr>
-          <w:b/>
-        </w:rPr>
+        <w:t>{{CUSTOMER_NAME}}</w:t>
+      </w:r>
+      <w:r>
+        <w:t xml:space="preserve"> of </w:t>
+      </w:r>
+      <w:r>
+        <w:rPr>
+          <w:b/>
+        </w:rPr>
+        <w:t>{{CUSTOMER_ADDRESS}}</w:t>
       </w:r>
       <w:r>
         <w:rPr>
           <w:rFonts w:ascii="Cambria" w:eastAsia="Cambria" w:hAnsi="Cambria" w:cs="Cambria"/>
           <w:vertAlign w:val="subscript"/>
         </w:rPr>
-      </w:r>
-      <w:r/>
+        <w:tab/>
+      </w:r>
+      <w:r>
+        <w:t xml:space="preserve"> </w:t>
+      </w:r>
     </w:p>
     <w:p>
       <w:pPr>
@@ -6395,21 +6399,29 @@
         <w:rPr>
           <w:b/>
         </w:rPr>
-        <w:t xml:space="preserve">The Purchaser is interested in {{NUM_PLOTS_WORDS}} plots of land measuring {{PLOT_SIZE_SQM}} Square Meters which is the subject matter of this transaction and forms part of the vast parcel of land that makes up </w:t>
-      </w:r>
-      <w:r/>
-      <w:r>
-        <w:rPr>
-          <w:b/>
-        </w:rPr>
-      </w:r>
-      <w:r/>
-      <w:r>
-        <w:rPr>
-          <w:b/>
-        </w:rPr>
-      </w:r>
-      <w:r/>
+        <w:t>The Purchaser</w:t>
+      </w:r>
+      <w:r>
+        <w:t xml:space="preserve"> is interested in </w:t>
+      </w:r>
+      <w:r>
+        <w:rPr>
+          <w:b/>
+        </w:rPr>
+        <w:t>{{NUM_PLOTS_WORDS}}</w:t>
+      </w:r>
+      <w:r>
+        <w:t xml:space="preserve"> plots of land measuring </w:t>
+      </w:r>
+      <w:r>
+        <w:rPr>
+          <w:b/>
+        </w:rPr>
+        <w:t>{{PLOT_SIZE_SQM}} Square Meters</w:t>
+      </w:r>
+      <w:r>
+        <w:t xml:space="preserve"> which is the subject matter of this transaction and forms part of the vast parcel of land that makes up </w:t>
+      </w:r>
     </w:p>
     <w:p>
       <w:pPr>
@@ -6559,7 +6571,7 @@
         <w:ind w:left="-3"/>
       </w:pPr>
       <w:r>
-        <w:t xml:space="preserve">out of which the sum of ₦{{DEPOSIT_DIGITS}} ({{DEPOSIT_WORDS}}) has been paid as deposit by the Purchaser to the Vendor (the receipt of which the Vendor acknowledges), the Vendor covenants to assign {{NUM_PLOTS_DIGITS_UPPER}} plot of land measuring {{PLOT_SIZE_SQM}} Square Meters located within Alafia Gardens situate at Wara Community, Along Eyenkorin Express Road, Ilorin, Kwara State to the Purchaser, subject to the terms and conditions contained in this Contract of Sale. </w:t>
+        <w:t xml:space="preserve">out of which the sum of ₦{{DEPOSIT_DIGITS}} ({{DEPOSIT_WORDS}}) has been paid as deposit by the Purchaser to the Vendor (the receipt of which the Vendor acknowledges), the Vendor covenants to assign {{NUM_PLOTS_WORDS}} plot of land measuring {{PLOT_SIZE_SQM}} Square Meters located within Alafia Gardens situate at Wara Community, Along Eyenkorin Express Road, Ilorin, Kwara State to the Purchaser, subject to the terms and conditions contained in this Contract of Sale. </w:t>
       </w:r>
       <w:r>
         <w:rPr>
@@ -6671,7 +6683,7 @@
         <w:ind w:hanging="360"/>
       </w:pPr>
       <w:r>
-        <w:t xml:space="preserve">To promptly pay  the  balance  of  ₦{{BALANCE_DIGITS}} ({{BALANCE_WORDS}}), without default as at when due for the stipulated period which will commence from the day the purchaser made the first instalment being the {{PAYMENT_START_DATE}} and which shall be for a period of {{PAYMENT_DURATION_MONTHS}}months from the {{PAYMENT_START_DATE}} to the {{PAYMENT_END_DATE}} </w:t>
+        <w:t xml:space="preserve">To promptly pay  the  balance  of  ₦{{BALANCE_DIGITS}}  ({{BALANCE_WORDS}}), without default as at when due for the stipulated period which will commence from the day the purchaser made the first instalment being the {{PAYMENT_START_DATE}} and which shall be for a period of {{PAYMENT_DURATION_MONTHS}}months from the {{PAYMENT_START_DATE}} to the {{PAYMENT_END_DATE}} </w:t>
       </w:r>
       <w:r/>
       <w:proofErr w:type="gramStart"/>
@@ -7504,26 +7516,35 @@
         <w:ind w:hanging="360"/>
       </w:pPr>
       <w:r>
-        <w:t xml:space="preserve">To physically allocate {{NUM_PLOTS_DIGITS_UPPER}} plot of land measuring {{PLOT_SIZE_SQM}} Square Meters to the Purchaser upon further payment of at least 50% of the infrastructure fee, full payment of other developmental fees, payment for architectural drawing (whether prepared by the Vendor or external person or body) as stated in Clause 5(g) &amp; (h) herein and the execution of payment agreement (where applicable), indemnity and Construction </w:t>
-      </w:r>
-      <w:r>
-        <w:rPr>
-          <w:b/>
-        </w:rPr>
-      </w:r>
-      <w:r/>
-      <w:r>
-        <w:rPr>
-          <w:b/>
-        </w:rPr>
-      </w:r>
-      <w:r/>
-      <w:r>
-        <w:rPr>
-          <w:b/>
-        </w:rPr>
-      </w:r>
-      <w:r/>
+        <w:t xml:space="preserve">To physically allocate </w:t>
+      </w:r>
+      <w:r>
+        <w:rPr>
+          <w:b/>
+        </w:rPr>
+        <w:t>{{NUM_PLOTS_WORDS}}</w:t>
+      </w:r>
+      <w:r>
+        <w:t xml:space="preserve"> plot of land measuring </w:t>
+      </w:r>
+      <w:r>
+        <w:rPr>
+          <w:b/>
+        </w:rPr>
+        <w:t>{{PLOT_SIZE_SQM}} Square Meters</w:t>
+      </w:r>
+      <w:r>
+        <w:t xml:space="preserve"> to the Purchaser upon further payment of at least </w:t>
+      </w:r>
+      <w:r>
+        <w:rPr>
+          <w:b/>
+        </w:rPr>
+        <w:t>50%</w:t>
+      </w:r>
+      <w:r>
+        <w:t xml:space="preserve"> of the infrastructure fee, full payment of other developmental fees, payment for architectural drawing (whether prepared by the Vendor or external person or body) as stated in Clause 5(g) &amp; (h) herein and the execution of payment agreement (where applicable), indemnity and Construction </w:t>
+      </w:r>
     </w:p>
     <w:p>
       <w:pPr>
@@ -8133,7 +8154,7 @@
         <w:jc w:val="left"/>
       </w:pPr>
       <w:r>
-        <w:t xml:space="preserve">That the agreed price for {{NUM_PLOTS_DIGITS_UPPER}} plot of land measuring {{PLOT_SIZE_SQM}} Square Meters is ₦{{TOTAL_PRICE_DIGITS}} ({{TOTAL_PRICE_WORDS}} only. </w:t>
+        <w:t xml:space="preserve">That the agreed price for {{NUM_PLOTS_WORDS}} plot of land measuring {{PLOT_SIZE_SQM}} Square Meters is ₦{{TOTAL_PRICE_DIGITS}} ({{TOTAL_PRICE_WORDS}}) only. </w:t>
       </w:r>
       <w:r>
         <w:rPr>

--- a/contract_template.docx
+++ b/contract_template.docx
@@ -6123,27 +6123,23 @@
         <w:rPr>
           <w:b/>
         </w:rPr>
-        <w:t>{{CUSTOMER_NAME}}</w:t>
-      </w:r>
-      <w:r>
-        <w:t xml:space="preserve"> of </w:t>
-      </w:r>
-      <w:r>
-        <w:rPr>
-          <w:b/>
-        </w:rPr>
-        <w:t>{{CUSTOMER_ADDRESS}}</w:t>
+        <w:t>{{CUSTOMER_NAME}} of {{CUSTOMER_ADDRESS}}</w:t>
+        <w:tab/>
+        <w:t xml:space="preserve"> </w:t>
+      </w:r>
+      <w:r/>
+      <w:r>
+        <w:rPr>
+          <w:b/>
+        </w:rPr>
       </w:r>
       <w:r>
         <w:rPr>
           <w:rFonts w:ascii="Cambria" w:eastAsia="Cambria" w:hAnsi="Cambria" w:cs="Cambria"/>
           <w:vertAlign w:val="subscript"/>
         </w:rPr>
-        <w:tab/>
-      </w:r>
-      <w:r>
-        <w:t xml:space="preserve"> </w:t>
-      </w:r>
+      </w:r>
+      <w:r/>
     </w:p>
     <w:p>
       <w:pPr>
@@ -6399,29 +6395,21 @@
         <w:rPr>
           <w:b/>
         </w:rPr>
-        <w:t>The Purchaser</w:t>
-      </w:r>
-      <w:r>
-        <w:t xml:space="preserve"> is interested in </w:t>
-      </w:r>
-      <w:r>
-        <w:rPr>
-          <w:b/>
-        </w:rPr>
-        <w:t>{{NUM_PLOTS_WORDS}}</w:t>
-      </w:r>
-      <w:r>
-        <w:t xml:space="preserve"> plots of land measuring </w:t>
-      </w:r>
-      <w:r>
-        <w:rPr>
-          <w:b/>
-        </w:rPr>
-        <w:t>{{PLOT_SIZE_SQM}} Square Meters</w:t>
-      </w:r>
-      <w:r>
-        <w:t xml:space="preserve"> which is the subject matter of this transaction and forms part of the vast parcel of land that makes up </w:t>
-      </w:r>
+        <w:t xml:space="preserve">The Purchaser is interested in {{NUM_PLOTS_WORDS}} plots of land measuring {{PLOT_SIZE_SQM}} Square Meters which is the subject matter of this transaction and forms part of the vast parcel of land that makes up </w:t>
+      </w:r>
+      <w:r/>
+      <w:r>
+        <w:rPr>
+          <w:b/>
+        </w:rPr>
+      </w:r>
+      <w:r/>
+      <w:r>
+        <w:rPr>
+          <w:b/>
+        </w:rPr>
+      </w:r>
+      <w:r/>
     </w:p>
     <w:p>
       <w:pPr>
@@ -7516,35 +7504,26 @@
         <w:ind w:hanging="360"/>
       </w:pPr>
       <w:r>
-        <w:t xml:space="preserve">To physically allocate </w:t>
-      </w:r>
-      <w:r>
-        <w:rPr>
-          <w:b/>
-        </w:rPr>
-        <w:t>{{NUM_PLOTS_WORDS}}</w:t>
-      </w:r>
-      <w:r>
-        <w:t xml:space="preserve"> plot of land measuring </w:t>
-      </w:r>
-      <w:r>
-        <w:rPr>
-          <w:b/>
-        </w:rPr>
-        <w:t>{{PLOT_SIZE_SQM}} Square Meters</w:t>
-      </w:r>
-      <w:r>
-        <w:t xml:space="preserve"> to the Purchaser upon further payment of at least </w:t>
-      </w:r>
-      <w:r>
-        <w:rPr>
-          <w:b/>
-        </w:rPr>
-        <w:t>50%</w:t>
-      </w:r>
-      <w:r>
-        <w:t xml:space="preserve"> of the infrastructure fee, full payment of other developmental fees, payment for architectural drawing (whether prepared by the Vendor or external person or body) as stated in Clause 5(g) &amp; (h) herein and the execution of payment agreement (where applicable), indemnity and Construction </w:t>
-      </w:r>
+        <w:t xml:space="preserve">To physically allocate {{NUM_PLOTS_WORDS}} plot of land measuring {{PLOT_SIZE_SQM}} Square Meters to the Purchaser upon further payment of at least 50% of the infrastructure fee, full payment of other developmental fees, payment for architectural drawing (whether prepared by the Vendor or external person or body) as stated in Clause 5(g) &amp; (h) herein and the execution of payment agreement (where applicable), indemnity and Construction </w:t>
+      </w:r>
+      <w:r>
+        <w:rPr>
+          <w:b/>
+        </w:rPr>
+      </w:r>
+      <w:r/>
+      <w:r>
+        <w:rPr>
+          <w:b/>
+        </w:rPr>
+      </w:r>
+      <w:r/>
+      <w:r>
+        <w:rPr>
+          <w:b/>
+        </w:rPr>
+      </w:r>
+      <w:r/>
     </w:p>
     <w:p>
       <w:pPr>
@@ -8154,7 +8133,7 @@
         <w:jc w:val="left"/>
       </w:pPr>
       <w:r>
-        <w:t xml:space="preserve">That the agreed price for {{NUM_PLOTS_WORDS}} plot of land measuring {{PLOT_SIZE_SQM}} Square Meters is ₦{{TOTAL_PRICE_DIGITS}} ({{TOTAL_PRICE_WORDS}}) only. </w:t>
+        <w:t xml:space="preserve">That the agreed price for {{NUM_PLOTS_WORDS}} plot of land measuring {{PLOT_SIZE_SQM}} Square Meters is ₦3,000,000,000 (THREE MILLION NAIRA ONLY) only. </w:t>
       </w:r>
       <w:r>
         <w:rPr>

--- a/contract_template.docx
+++ b/contract_template.docx
@@ -6123,23 +6123,27 @@
         <w:rPr>
           <w:b/>
         </w:rPr>
-        <w:t>{{CUSTOMER_NAME}} of {{CUSTOMER_ADDRESS}}</w:t>
-        <w:tab/>
-        <w:t xml:space="preserve"> </w:t>
-      </w:r>
-      <w:r/>
-      <w:r>
-        <w:rPr>
-          <w:b/>
-        </w:rPr>
+        <w:t>{{CUSTOMER_NAME}}</w:t>
+      </w:r>
+      <w:r>
+        <w:t xml:space="preserve"> of </w:t>
+      </w:r>
+      <w:r>
+        <w:rPr>
+          <w:b/>
+        </w:rPr>
+        <w:t>{{CUSTOMER_ADDRESS}}</w:t>
       </w:r>
       <w:r>
         <w:rPr>
           <w:rFonts w:ascii="Cambria" w:eastAsia="Cambria" w:hAnsi="Cambria" w:cs="Cambria"/>
           <w:vertAlign w:val="subscript"/>
         </w:rPr>
-      </w:r>
-      <w:r/>
+        <w:tab/>
+      </w:r>
+      <w:r>
+        <w:t xml:space="preserve"> </w:t>
+      </w:r>
     </w:p>
     <w:p>
       <w:pPr>
@@ -8133,7 +8137,7 @@
         <w:jc w:val="left"/>
       </w:pPr>
       <w:r>
-        <w:t xml:space="preserve">That the agreed price for {{NUM_PLOTS_WORDS}} plot of land measuring {{PLOT_SIZE_SQM}} Square Meters is ₦3,000,000,000 (THREE MILLION NAIRA ONLY) only. </w:t>
+        <w:t xml:space="preserve">That the agreed price for {{NUM_PLOTS_WORDS}} plot of land measuring {{PLOT_SIZE_SQM}} Square Meters is ₦{{TOTAL_PRICE_DIGITS}} ({{TOTAL_PRICE_WORDS}}) only. </w:t>
       </w:r>
       <w:r>
         <w:rPr>

--- a/contract_template.docx
+++ b/contract_template.docx
@@ -6675,7 +6675,7 @@
         <w:ind w:hanging="360"/>
       </w:pPr>
       <w:r>
-        <w:t xml:space="preserve">To promptly pay  the  balance  of  ₦{{BALANCE_DIGITS}}  ({{BALANCE_WORDS}}), without default as at when due for the stipulated period which will commence from the day the purchaser made the first instalment being the {{PAYMENT_START_DATE}} and which shall be for a period of {{PAYMENT_DURATION_MONTHS}}months from the {{PAYMENT_START_DATE}} to the {{PAYMENT_END_DATE}} </w:t>
+        <w:t xml:space="preserve">To promptly pay  the  balance  of  ₦{{BALANCE_DIGITS}} ({{BALANCE_WORDS}}), without default as at when due for the stipulated period which will commence from the day the purchaser made the first instalment being the {{PAYMENT_START_DATE}} and which shall be for a period of {{PAYMENT_DURATION_MONTHS}}months from the {{PAYMENT_START_DATE}} to the {{PAYMENT_END_DATE}} </w:t>
       </w:r>
       <w:r/>
       <w:proofErr w:type="gramStart"/>

--- a/contract_template.docx
+++ b/contract_template.docx
@@ -1133,7 +1133,7 @@
                                   <w:b/>
                                   <w:sz w:val="32"/>
                                 </w:rPr>
-                                <w:t>MR. OJOLOWO BOLUWATIFE</w:t>
+                                <w:t>{{CUSTOMER_NAME}}</w:t>
                               </w:r>
                             </w:p>
                           </w:txbxContent>
@@ -4448,7 +4448,7 @@
                             <w:b/>
                             <w:sz w:val="32"/>
                           </w:rPr>
-                          <w:t>MR. OJOLOWO BOLUWATIFE</w:t>
+                          <w:t>{{CUSTOMER_NAME}}</w:t>
                         </w:r>
                       </w:p>
                     </w:txbxContent>

--- a/contract_template.docx
+++ b/contract_template.docx
@@ -84,7 +84,7 @@
                                   <w:b/>
                                   <w:sz w:val="44"/>
                                 </w:rPr>
-                                <w:t xml:space="preserve"> </w:t>
+                                <w:t xml:space="preserve"> CONTRACT OF SALE     BETWEEN     LANDCULTURE INVESTMENT LTD  The VENDOR)(     AND     {{CUSTOMER_NAME}}  (The PURCHASER)      IN RESPECT OF {{NUM_PLOTS_WORDS_UPPER}} PLOTS OF LAND MEASURING {{PLOT_SIZE_SQM}} SQUARE METERS SITUATE AT ALAFIA GARDENS, LOCATED AT WARA COMMUNITY, ALONG EIYENKORIN EXPRESS ROAD KWARA STATE.  ...............................................................................................      PREPARED BY  D. O AROWOSAFE Esq.  FOR: LEGAL DEPARTMENT,  LANDCULTURE INVESTMENT LTD,  PLOT 6, OLD JEBBA ROAD, BESIDE IPMAN BUILDING,  SANGO, ILORIN, KWARA STATE.  CONTRACT OF SALE     BETWEEN     LANDCULTURE INVESTMENT LTD  The VENDOR)(     AND     {{CUSTOMER_NAME}}  (The PURCHASER)      IN RESPECT OF {{NUM_PLOTS_WORDS_UPPER}} PLOTS OF LAND MEASURING {{PLOT_SIZE_SQM}} SQUARE METERS SITUATE AT ALAFIA GARDENS, LOCATED AT WARA COMMUNITY, ALONG EIYENKORIN EXPRESS ROAD KWARA STATE.  ...............................................................................................      PREPARED BY  D. O AROWOSAFE Esq.  FOR: LEGAL DEPARTMENT,  LANDCULTURE INVESTMENT LTD,  PLOT 6, OLD JEBBA ROAD, BESIDE IPMAN BUILDING,  SANGO, ILORIN, KWARA STATE. </w:t>
                               </w:r>
                             </w:p>
                           </w:txbxContent>
@@ -122,7 +122,7 @@
                                   <w:b/>
                                   <w:sz w:val="44"/>
                                 </w:rPr>
-                                <w:t>CONTRACT OF SALE</w:t>
+                                <w:t/>
                               </w:r>
                             </w:p>
                           </w:txbxContent>
@@ -160,7 +160,7 @@
                                   <w:b/>
                                   <w:sz w:val="44"/>
                                 </w:rPr>
-                                <w:t xml:space="preserve"> </w:t>
+                                <w:t xml:space="preserve"/>
                               </w:r>
                             </w:p>
                           </w:txbxContent>
@@ -193,7 +193,7 @@
                                 <w:jc w:val="left"/>
                               </w:pPr>
                               <w:r>
-                                <w:t xml:space="preserve"> </w:t>
+                                <w:t xml:space="preserve"/>
                               </w:r>
                             </w:p>
                           </w:txbxContent>
@@ -226,7 +226,7 @@
                                 <w:jc w:val="left"/>
                               </w:pPr>
                               <w:r>
-                                <w:t xml:space="preserve"> </w:t>
+                                <w:t xml:space="preserve"/>
                               </w:r>
                             </w:p>
                           </w:txbxContent>
@@ -259,7 +259,7 @@
                                 <w:jc w:val="left"/>
                               </w:pPr>
                               <w:r>
-                                <w:t xml:space="preserve"> </w:t>
+                                <w:t xml:space="preserve"/>
                               </w:r>
                             </w:p>
                           </w:txbxContent>
@@ -292,7 +292,7 @@
                                 <w:jc w:val="left"/>
                               </w:pPr>
                               <w:r>
-                                <w:t xml:space="preserve"> </w:t>
+                                <w:t xml:space="preserve"/>
                               </w:r>
                             </w:p>
                           </w:txbxContent>
@@ -329,7 +329,7 @@
                                   <w:rFonts w:ascii="Georgia" w:eastAsia="Georgia" w:hAnsi="Georgia" w:cs="Georgia"/>
                                   <w:b/>
                                 </w:rPr>
-                                <w:t>BETWEEN</w:t>
+                                <w:t/>
                               </w:r>
                             </w:p>
                           </w:txbxContent>
@@ -366,7 +366,7 @@
                                   <w:rFonts w:ascii="Georgia" w:eastAsia="Georgia" w:hAnsi="Georgia" w:cs="Georgia"/>
                                   <w:b/>
                                 </w:rPr>
-                                <w:t xml:space="preserve"> </w:t>
+                                <w:t xml:space="preserve"/>
                               </w:r>
                             </w:p>
                           </w:txbxContent>
@@ -399,7 +399,7 @@
                                 <w:jc w:val="left"/>
                               </w:pPr>
                               <w:r>
-                                <w:t xml:space="preserve"> </w:t>
+                                <w:t xml:space="preserve"/>
                               </w:r>
                             </w:p>
                           </w:txbxContent>
@@ -432,7 +432,7 @@
                                 <w:jc w:val="left"/>
                               </w:pPr>
                               <w:r>
-                                <w:t xml:space="preserve"> </w:t>
+                                <w:t xml:space="preserve"/>
                               </w:r>
                             </w:p>
                           </w:txbxContent>
@@ -465,7 +465,7 @@
                                 <w:jc w:val="left"/>
                               </w:pPr>
                               <w:r>
-                                <w:t xml:space="preserve"> </w:t>
+                                <w:t xml:space="preserve"/>
                               </w:r>
                             </w:p>
                           </w:txbxContent>
@@ -498,7 +498,7 @@
                                 <w:jc w:val="left"/>
                               </w:pPr>
                               <w:r>
-                                <w:t xml:space="preserve"> </w:t>
+                                <w:t xml:space="preserve"/>
                               </w:r>
                             </w:p>
                           </w:txbxContent>
@@ -536,7 +536,7 @@
                                   <w:b/>
                                   <w:sz w:val="32"/>
                                 </w:rPr>
-                                <w:t>LANDCULTURE INVESTMENT LTD</w:t>
+                                <w:t/>
                               </w:r>
                             </w:p>
                           </w:txbxContent>
@@ -574,7 +574,7 @@
                                   <w:b/>
                                   <w:sz w:val="32"/>
                                 </w:rPr>
-                                <w:t xml:space="preserve"> </w:t>
+                                <w:t xml:space="preserve"/>
                               </w:r>
                             </w:p>
                           </w:txbxContent>
@@ -607,7 +607,7 @@
                                 <w:jc w:val="left"/>
                               </w:pPr>
                               <w:r>
-                                <w:t xml:space="preserve"> </w:t>
+                                <w:t xml:space="preserve"/>
                               </w:r>
                             </w:p>
                           </w:txbxContent>
@@ -644,7 +644,7 @@
                                   <w:rFonts w:ascii="Georgia" w:eastAsia="Georgia" w:hAnsi="Georgia" w:cs="Georgia"/>
                                   <w:sz w:val="22"/>
                                 </w:rPr>
-                                <w:t>The VENDOR</w:t>
+                                <w:t/>
                               </w:r>
                             </w:p>
                           </w:txbxContent>
@@ -681,7 +681,7 @@
                                   <w:rFonts w:ascii="Georgia" w:eastAsia="Georgia" w:hAnsi="Georgia" w:cs="Georgia"/>
                                   <w:sz w:val="22"/>
                                 </w:rPr>
-                                <w:t>)</w:t>
+                                <w:t/>
                               </w:r>
                             </w:p>
                           </w:txbxContent>
@@ -718,7 +718,7 @@
                                   <w:rFonts w:ascii="Georgia" w:eastAsia="Georgia" w:hAnsi="Georgia" w:cs="Georgia"/>
                                   <w:sz w:val="22"/>
                                 </w:rPr>
-                                <w:t>(</w:t>
+                                <w:t/>
                               </w:r>
                             </w:p>
                           </w:txbxContent>
@@ -755,7 +755,7 @@
                                   <w:rFonts w:ascii="Georgia" w:eastAsia="Georgia" w:hAnsi="Georgia" w:cs="Georgia"/>
                                   <w:sz w:val="22"/>
                                 </w:rPr>
-                                <w:t xml:space="preserve"> </w:t>
+                                <w:t xml:space="preserve"/>
                               </w:r>
                             </w:p>
                           </w:txbxContent>
@@ -788,7 +788,7 @@
                                 <w:jc w:val="left"/>
                               </w:pPr>
                               <w:r>
-                                <w:t xml:space="preserve"> </w:t>
+                                <w:t xml:space="preserve"/>
                               </w:r>
                             </w:p>
                           </w:txbxContent>
@@ -821,7 +821,7 @@
                                 <w:jc w:val="left"/>
                               </w:pPr>
                               <w:r>
-                                <w:t xml:space="preserve"> </w:t>
+                                <w:t xml:space="preserve"/>
                               </w:r>
                             </w:p>
                           </w:txbxContent>
@@ -854,7 +854,7 @@
                                 <w:jc w:val="left"/>
                               </w:pPr>
                               <w:r>
-                                <w:t xml:space="preserve"> </w:t>
+                                <w:t xml:space="preserve"/>
                               </w:r>
                             </w:p>
                           </w:txbxContent>
@@ -887,7 +887,7 @@
                                 <w:jc w:val="left"/>
                               </w:pPr>
                               <w:r>
-                                <w:t xml:space="preserve"> </w:t>
+                                <w:t xml:space="preserve"/>
                               </w:r>
                             </w:p>
                           </w:txbxContent>
@@ -925,7 +925,7 @@
                                   <w:b/>
                                   <w:sz w:val="20"/>
                                 </w:rPr>
-                                <w:t>AND</w:t>
+                                <w:t/>
                               </w:r>
                             </w:p>
                           </w:txbxContent>
@@ -963,7 +963,7 @@
                                   <w:b/>
                                   <w:sz w:val="20"/>
                                 </w:rPr>
-                                <w:t xml:space="preserve"> </w:t>
+                                <w:t xml:space="preserve"/>
                               </w:r>
                             </w:p>
                           </w:txbxContent>
@@ -996,7 +996,7 @@
                                 <w:jc w:val="left"/>
                               </w:pPr>
                               <w:r>
-                                <w:t xml:space="preserve"> </w:t>
+                                <w:t xml:space="preserve"/>
                               </w:r>
                             </w:p>
                           </w:txbxContent>
@@ -1029,7 +1029,7 @@
                                 <w:jc w:val="left"/>
                               </w:pPr>
                               <w:r>
-                                <w:t xml:space="preserve"> </w:t>
+                                <w:t xml:space="preserve"/>
                               </w:r>
                             </w:p>
                           </w:txbxContent>
@@ -1062,7 +1062,7 @@
                                 <w:jc w:val="left"/>
                               </w:pPr>
                               <w:r>
-                                <w:t xml:space="preserve"> </w:t>
+                                <w:t xml:space="preserve"/>
                               </w:r>
                             </w:p>
                           </w:txbxContent>
@@ -1095,7 +1095,7 @@
                                 <w:jc w:val="left"/>
                               </w:pPr>
                               <w:r>
-                                <w:t xml:space="preserve"> </w:t>
+                                <w:t xml:space="preserve"/>
                               </w:r>
                             </w:p>
                           </w:txbxContent>
@@ -1133,7 +1133,7 @@
                                   <w:b/>
                                   <w:sz w:val="32"/>
                                 </w:rPr>
-                                <w:t>{{CUSTOMER_NAME}}</w:t>
+                                <w:t/>
                               </w:r>
                             </w:p>
                           </w:txbxContent>
@@ -1171,7 +1171,7 @@
                                   <w:b/>
                                   <w:sz w:val="32"/>
                                 </w:rPr>
-                                <w:t xml:space="preserve"> </w:t>
+                                <w:t xml:space="preserve"/>
                               </w:r>
                             </w:p>
                           </w:txbxContent>
@@ -1204,7 +1204,7 @@
                                 <w:jc w:val="left"/>
                               </w:pPr>
                               <w:r>
-                                <w:t xml:space="preserve"> </w:t>
+                                <w:t xml:space="preserve"/>
                               </w:r>
                             </w:p>
                           </w:txbxContent>
@@ -1241,7 +1241,7 @@
                                   <w:rFonts w:ascii="Georgia" w:eastAsia="Georgia" w:hAnsi="Georgia" w:cs="Georgia"/>
                                   <w:sz w:val="22"/>
                                 </w:rPr>
-                                <w:t>(</w:t>
+                                <w:t/>
                               </w:r>
                             </w:p>
                           </w:txbxContent>
@@ -1278,7 +1278,7 @@
                                   <w:rFonts w:ascii="Georgia" w:eastAsia="Georgia" w:hAnsi="Georgia" w:cs="Georgia"/>
                                   <w:sz w:val="22"/>
                                 </w:rPr>
-                                <w:t>The PURCHASER</w:t>
+                                <w:t/>
                               </w:r>
                             </w:p>
                           </w:txbxContent>
@@ -1315,7 +1315,7 @@
                                   <w:rFonts w:ascii="Georgia" w:eastAsia="Georgia" w:hAnsi="Georgia" w:cs="Georgia"/>
                                   <w:sz w:val="22"/>
                                 </w:rPr>
-                                <w:t>)</w:t>
+                                <w:t/>
                               </w:r>
                             </w:p>
                           </w:txbxContent>
@@ -1352,7 +1352,7 @@
                                   <w:rFonts w:ascii="Georgia" w:eastAsia="Georgia" w:hAnsi="Georgia" w:cs="Georgia"/>
                                   <w:sz w:val="22"/>
                                 </w:rPr>
-                                <w:t xml:space="preserve"> </w:t>
+                                <w:t xml:space="preserve"/>
                               </w:r>
                             </w:p>
                           </w:txbxContent>
@@ -1385,7 +1385,7 @@
                                 <w:jc w:val="left"/>
                               </w:pPr>
                               <w:r>
-                                <w:t xml:space="preserve"> </w:t>
+                                <w:t xml:space="preserve"/>
                               </w:r>
                             </w:p>
                           </w:txbxContent>
@@ -1418,7 +1418,7 @@
                                 <w:jc w:val="left"/>
                               </w:pPr>
                               <w:r>
-                                <w:t xml:space="preserve"> </w:t>
+                                <w:t xml:space="preserve"/>
                               </w:r>
                             </w:p>
                           </w:txbxContent>
@@ -1451,7 +1451,7 @@
                                 <w:jc w:val="left"/>
                               </w:pPr>
                               <w:r>
-                                <w:t xml:space="preserve"> </w:t>
+                                <w:t xml:space="preserve"/>
                               </w:r>
                             </w:p>
                           </w:txbxContent>
@@ -1484,7 +1484,7 @@
                                 <w:jc w:val="left"/>
                               </w:pPr>
                               <w:r>
-                                <w:t xml:space="preserve"> </w:t>
+                                <w:t xml:space="preserve"/>
                               </w:r>
                             </w:p>
                           </w:txbxContent>
@@ -1517,7 +1517,7 @@
                                 <w:jc w:val="left"/>
                               </w:pPr>
                               <w:r>
-                                <w:t xml:space="preserve"> </w:t>
+                                <w:t xml:space="preserve"/>
                               </w:r>
                             </w:p>
                           </w:txbxContent>
@@ -1555,7 +1555,7 @@
                                   <w:b/>
                                   <w:sz w:val="32"/>
                                 </w:rPr>
-                                <w:t xml:space="preserve">IN RESPECT OF </w:t>
+                                <w:t xml:space="preserve"/>
                               </w:r>
                             </w:p>
                           </w:txbxContent>
@@ -1593,7 +1593,7 @@
                                   <w:b/>
                                   <w:sz w:val="32"/>
                                 </w:rPr>
-                                <w:t>TWO</w:t>
+                                <w:t/>
                               </w:r>
                             </w:p>
                           </w:txbxContent>
@@ -1631,7 +1631,7 @@
                                   <w:b/>
                                   <w:sz w:val="32"/>
                                 </w:rPr>
-                                <w:t xml:space="preserve"> </w:t>
+                                <w:t xml:space="preserve"/>
                               </w:r>
                             </w:p>
                           </w:txbxContent>
@@ -1669,7 +1669,7 @@
                                   <w:b/>
                                   <w:sz w:val="32"/>
                                 </w:rPr>
-                                <w:t>(</w:t>
+                                <w:t/>
                               </w:r>
                             </w:p>
                           </w:txbxContent>
@@ -1707,7 +1707,7 @@
                                   <w:b/>
                                   <w:sz w:val="32"/>
                                 </w:rPr>
-                                <w:t>2</w:t>
+                                <w:t/>
                               </w:r>
                             </w:p>
                           </w:txbxContent>
@@ -1745,7 +1745,7 @@
                                   <w:b/>
                                   <w:sz w:val="32"/>
                                 </w:rPr>
-                                <w:t>)</w:t>
+                                <w:t/>
                               </w:r>
                             </w:p>
                           </w:txbxContent>
@@ -1783,7 +1783,7 @@
                                   <w:b/>
                                   <w:sz w:val="32"/>
                                 </w:rPr>
-                                <w:t xml:space="preserve"> PLOT</w:t>
+                                <w:t xml:space="preserve"/>
                               </w:r>
                             </w:p>
                           </w:txbxContent>
@@ -1821,7 +1821,7 @@
                                   <w:b/>
                                   <w:sz w:val="32"/>
                                 </w:rPr>
-                                <w:t>S</w:t>
+                                <w:t/>
                               </w:r>
                             </w:p>
                           </w:txbxContent>
@@ -1859,7 +1859,7 @@
                                   <w:b/>
                                   <w:sz w:val="32"/>
                                 </w:rPr>
-                                <w:t xml:space="preserve"> </w:t>
+                                <w:t xml:space="preserve"/>
                               </w:r>
                             </w:p>
                           </w:txbxContent>
@@ -1897,7 +1897,7 @@
                                   <w:b/>
                                   <w:sz w:val="32"/>
                                 </w:rPr>
-                                <w:t xml:space="preserve">OF LAND </w:t>
+                                <w:t xml:space="preserve"/>
                               </w:r>
                             </w:p>
                           </w:txbxContent>
@@ -1935,7 +1935,7 @@
                                   <w:b/>
                                   <w:sz w:val="32"/>
                                 </w:rPr>
-                                <w:t xml:space="preserve">MEASURING </w:t>
+                                <w:t xml:space="preserve"/>
                               </w:r>
                             </w:p>
                           </w:txbxContent>
@@ -1973,7 +1973,7 @@
                                   <w:b/>
                                   <w:sz w:val="32"/>
                                 </w:rPr>
-                                <w:t>900</w:t>
+                                <w:t/>
                               </w:r>
                             </w:p>
                           </w:txbxContent>
@@ -2011,7 +2011,7 @@
                                   <w:b/>
                                   <w:sz w:val="32"/>
                                 </w:rPr>
-                                <w:t xml:space="preserve"> </w:t>
+                                <w:t xml:space="preserve"/>
                               </w:r>
                             </w:p>
                           </w:txbxContent>
@@ -2049,7 +2049,7 @@
                                   <w:b/>
                                   <w:sz w:val="32"/>
                                 </w:rPr>
-                                <w:t xml:space="preserve">SQUARE METERS SITUATE AT </w:t>
+                                <w:t xml:space="preserve"/>
                               </w:r>
                             </w:p>
                           </w:txbxContent>
@@ -2087,7 +2087,7 @@
                                   <w:b/>
                                   <w:sz w:val="32"/>
                                 </w:rPr>
-                                <w:t>ALAFIA GARDENS, LOCATE</w:t>
+                                <w:t/>
                               </w:r>
                             </w:p>
                           </w:txbxContent>
@@ -2125,7 +2125,7 @@
                                   <w:b/>
                                   <w:sz w:val="32"/>
                                 </w:rPr>
-                                <w:t xml:space="preserve">D AT WARA </w:t>
+                                <w:t xml:space="preserve"/>
                               </w:r>
                             </w:p>
                           </w:txbxContent>
@@ -2163,7 +2163,7 @@
                                   <w:b/>
                                   <w:sz w:val="32"/>
                                 </w:rPr>
-                                <w:t xml:space="preserve">COMMUNITY, </w:t>
+                                <w:t xml:space="preserve"/>
                               </w:r>
                             </w:p>
                           </w:txbxContent>
@@ -2201,7 +2201,7 @@
                                   <w:b/>
                                   <w:sz w:val="32"/>
                                 </w:rPr>
-                                <w:t>ALO</w:t>
+                                <w:t/>
                               </w:r>
                             </w:p>
                           </w:txbxContent>
@@ -2239,7 +2239,7 @@
                                   <w:b/>
                                   <w:sz w:val="32"/>
                                 </w:rPr>
-                                <w:t>NG E</w:t>
+                                <w:t/>
                               </w:r>
                             </w:p>
                           </w:txbxContent>
@@ -2277,7 +2277,7 @@
                                   <w:b/>
                                   <w:sz w:val="32"/>
                                 </w:rPr>
-                                <w:t>I</w:t>
+                                <w:t/>
                               </w:r>
                             </w:p>
                           </w:txbxContent>
@@ -2315,7 +2315,7 @@
                                   <w:b/>
                                   <w:sz w:val="32"/>
                                 </w:rPr>
-                                <w:t>YENKORIN</w:t>
+                                <w:t/>
                               </w:r>
                             </w:p>
                           </w:txbxContent>
@@ -2353,7 +2353,7 @@
                                   <w:b/>
                                   <w:sz w:val="32"/>
                                 </w:rPr>
-                                <w:t xml:space="preserve"> </w:t>
+                                <w:t xml:space="preserve"/>
                               </w:r>
                             </w:p>
                           </w:txbxContent>
@@ -2391,7 +2391,7 @@
                                   <w:b/>
                                   <w:sz w:val="32"/>
                                 </w:rPr>
-                                <w:t>E</w:t>
+                                <w:t/>
                               </w:r>
                             </w:p>
                           </w:txbxContent>
@@ -2429,7 +2429,7 @@
                                   <w:b/>
                                   <w:sz w:val="32"/>
                                 </w:rPr>
-                                <w:t>XPR</w:t>
+                                <w:t/>
                               </w:r>
                             </w:p>
                           </w:txbxContent>
@@ -2467,7 +2467,7 @@
                                   <w:b/>
                                   <w:sz w:val="32"/>
                                 </w:rPr>
-                                <w:t>ESS</w:t>
+                                <w:t/>
                               </w:r>
                             </w:p>
                           </w:txbxContent>
@@ -2505,7 +2505,7 @@
                                   <w:b/>
                                   <w:sz w:val="32"/>
                                 </w:rPr>
-                                <w:t xml:space="preserve"> </w:t>
+                                <w:t xml:space="preserve"/>
                               </w:r>
                             </w:p>
                           </w:txbxContent>
@@ -2543,7 +2543,7 @@
                                   <w:b/>
                                   <w:sz w:val="32"/>
                                 </w:rPr>
-                                <w:t>R</w:t>
+                                <w:t/>
                               </w:r>
                             </w:p>
                           </w:txbxContent>
@@ -2581,7 +2581,7 @@
                                   <w:b/>
                                   <w:sz w:val="32"/>
                                 </w:rPr>
-                                <w:t xml:space="preserve">OAD </w:t>
+                                <w:t xml:space="preserve"/>
                               </w:r>
                             </w:p>
                           </w:txbxContent>
@@ -2619,7 +2619,7 @@
                                   <w:b/>
                                   <w:sz w:val="32"/>
                                 </w:rPr>
-                                <w:t>KWARA STATE.</w:t>
+                                <w:t/>
                               </w:r>
                             </w:p>
                           </w:txbxContent>
@@ -2657,7 +2657,7 @@
                                   <w:b/>
                                   <w:sz w:val="32"/>
                                 </w:rPr>
-                                <w:t xml:space="preserve"> </w:t>
+                                <w:t xml:space="preserve"/>
                               </w:r>
                             </w:p>
                           </w:txbxContent>
@@ -2690,7 +2690,7 @@
                                 <w:jc w:val="left"/>
                               </w:pPr>
                               <w:r>
-                                <w:t xml:space="preserve"> </w:t>
+                                <w:t xml:space="preserve"/>
                               </w:r>
                             </w:p>
                           </w:txbxContent>
@@ -2727,7 +2727,7 @@
                                   <w:rFonts w:ascii="Georgia" w:eastAsia="Georgia" w:hAnsi="Georgia" w:cs="Georgia"/>
                                   <w:sz w:val="32"/>
                                 </w:rPr>
-                                <w:t>...............................................................................................</w:t>
+                                <w:t/>
                               </w:r>
                             </w:p>
                           </w:txbxContent>
@@ -2764,7 +2764,7 @@
                                   <w:rFonts w:ascii="Georgia" w:eastAsia="Georgia" w:hAnsi="Georgia" w:cs="Georgia"/>
                                   <w:sz w:val="32"/>
                                 </w:rPr>
-                                <w:t xml:space="preserve"> </w:t>
+                                <w:t xml:space="preserve"/>
                               </w:r>
                             </w:p>
                           </w:txbxContent>
@@ -2797,7 +2797,7 @@
                                 <w:jc w:val="left"/>
                               </w:pPr>
                               <w:r>
-                                <w:t xml:space="preserve"> </w:t>
+                                <w:t xml:space="preserve"/>
                               </w:r>
                             </w:p>
                           </w:txbxContent>
@@ -2830,7 +2830,7 @@
                                 <w:jc w:val="left"/>
                               </w:pPr>
                               <w:r>
-                                <w:t xml:space="preserve"> </w:t>
+                                <w:t xml:space="preserve"/>
                               </w:r>
                             </w:p>
                           </w:txbxContent>
@@ -2863,7 +2863,7 @@
                                 <w:jc w:val="left"/>
                               </w:pPr>
                               <w:r>
-                                <w:t xml:space="preserve"> </w:t>
+                                <w:t xml:space="preserve"/>
                               </w:r>
                             </w:p>
                           </w:txbxContent>
@@ -2896,7 +2896,7 @@
                                 <w:jc w:val="left"/>
                               </w:pPr>
                               <w:r>
-                                <w:t xml:space="preserve"> </w:t>
+                                <w:t xml:space="preserve"/>
                               </w:r>
                             </w:p>
                           </w:txbxContent>
@@ -2929,7 +2929,7 @@
                                 <w:jc w:val="left"/>
                               </w:pPr>
                               <w:r>
-                                <w:t xml:space="preserve"> </w:t>
+                                <w:t xml:space="preserve"/>
                               </w:r>
                             </w:p>
                           </w:txbxContent>
@@ -2967,7 +2967,7 @@
                                   <w:b/>
                                   <w:sz w:val="18"/>
                                 </w:rPr>
-                                <w:t>PREPARED BY</w:t>
+                                <w:t/>
                               </w:r>
                             </w:p>
                           </w:txbxContent>
@@ -3005,7 +3005,7 @@
                                   <w:b/>
                                   <w:sz w:val="18"/>
                                 </w:rPr>
-                                <w:t xml:space="preserve"> </w:t>
+                                <w:t xml:space="preserve"/>
                               </w:r>
                             </w:p>
                           </w:txbxContent>
@@ -3038,7 +3038,7 @@
                                 <w:jc w:val="left"/>
                               </w:pPr>
                               <w:r>
-                                <w:t xml:space="preserve"> </w:t>
+                                <w:t xml:space="preserve"/>
                               </w:r>
                             </w:p>
                           </w:txbxContent>
@@ -3076,7 +3076,7 @@
                                   <w:b/>
                                   <w:sz w:val="18"/>
                                 </w:rPr>
-                                <w:t>D. O AROWOSAFE Esq.</w:t>
+                                <w:t/>
                               </w:r>
                             </w:p>
                           </w:txbxContent>
@@ -3114,7 +3114,7 @@
                                   <w:b/>
                                   <w:sz w:val="18"/>
                                 </w:rPr>
-                                <w:t xml:space="preserve"> </w:t>
+                                <w:t xml:space="preserve"/>
                               </w:r>
                             </w:p>
                           </w:txbxContent>
@@ -3147,7 +3147,7 @@
                                 <w:jc w:val="left"/>
                               </w:pPr>
                               <w:r>
-                                <w:t xml:space="preserve"> </w:t>
+                                <w:t xml:space="preserve"/>
                               </w:r>
                             </w:p>
                           </w:txbxContent>
@@ -3185,7 +3185,7 @@
                                   <w:b/>
                                   <w:sz w:val="18"/>
                                 </w:rPr>
-                                <w:t>FOR: LEGAL DEPARTMENT,</w:t>
+                                <w:t/>
                               </w:r>
                             </w:p>
                           </w:txbxContent>
@@ -3223,7 +3223,7 @@
                                   <w:b/>
                                   <w:sz w:val="18"/>
                                 </w:rPr>
-                                <w:t xml:space="preserve"> </w:t>
+                                <w:t xml:space="preserve"/>
                               </w:r>
                             </w:p>
                           </w:txbxContent>
@@ -3256,7 +3256,7 @@
                                 <w:jc w:val="left"/>
                               </w:pPr>
                               <w:r>
-                                <w:t xml:space="preserve"> </w:t>
+                                <w:t xml:space="preserve"/>
                               </w:r>
                             </w:p>
                           </w:txbxContent>
@@ -3294,7 +3294,7 @@
                                   <w:b/>
                                   <w:sz w:val="18"/>
                                 </w:rPr>
-                                <w:t>LANDCULTURE INVESTMENT LTD,</w:t>
+                                <w:t/>
                               </w:r>
                             </w:p>
                           </w:txbxContent>
@@ -3332,7 +3332,7 @@
                                   <w:b/>
                                   <w:sz w:val="18"/>
                                 </w:rPr>
-                                <w:t xml:space="preserve"> </w:t>
+                                <w:t xml:space="preserve"/>
                               </w:r>
                             </w:p>
                           </w:txbxContent>
@@ -3365,7 +3365,7 @@
                                 <w:jc w:val="left"/>
                               </w:pPr>
                               <w:r>
-                                <w:t xml:space="preserve"> </w:t>
+                                <w:t xml:space="preserve"/>
                               </w:r>
                             </w:p>
                           </w:txbxContent>
@@ -3403,7 +3403,7 @@
                                   <w:b/>
                                   <w:sz w:val="18"/>
                                 </w:rPr>
-                                <w:t>PLOT 6, OLD JEBBA ROAD, BES</w:t>
+                                <w:t/>
                               </w:r>
                             </w:p>
                           </w:txbxContent>
@@ -3441,7 +3441,7 @@
                                   <w:b/>
                                   <w:sz w:val="18"/>
                                 </w:rPr>
-                                <w:t>IDE IPMAN</w:t>
+                                <w:t/>
                               </w:r>
                             </w:p>
                           </w:txbxContent>
@@ -3479,7 +3479,7 @@
                                   <w:b/>
                                   <w:sz w:val="18"/>
                                 </w:rPr>
-                                <w:t xml:space="preserve"> </w:t>
+                                <w:t xml:space="preserve"/>
                               </w:r>
                             </w:p>
                           </w:txbxContent>
@@ -3517,7 +3517,7 @@
                                   <w:b/>
                                   <w:sz w:val="18"/>
                                 </w:rPr>
-                                <w:t>BUI</w:t>
+                                <w:t/>
                               </w:r>
                             </w:p>
                           </w:txbxContent>
@@ -3555,7 +3555,7 @@
                                   <w:b/>
                                   <w:sz w:val="18"/>
                                 </w:rPr>
-                                <w:t>LD</w:t>
+                                <w:t/>
                               </w:r>
                             </w:p>
                           </w:txbxContent>
@@ -3593,7 +3593,7 @@
                                   <w:b/>
                                   <w:sz w:val="18"/>
                                 </w:rPr>
-                                <w:t>ING</w:t>
+                                <w:t/>
                               </w:r>
                             </w:p>
                           </w:txbxContent>
@@ -3631,7 +3631,7 @@
                                   <w:b/>
                                   <w:sz w:val="18"/>
                                 </w:rPr>
-                                <w:t>,</w:t>
+                                <w:t/>
                               </w:r>
                             </w:p>
                           </w:txbxContent>
@@ -3669,7 +3669,7 @@
                                   <w:b/>
                                   <w:sz w:val="18"/>
                                 </w:rPr>
-                                <w:t xml:space="preserve"> </w:t>
+                                <w:t xml:space="preserve"/>
                               </w:r>
                             </w:p>
                           </w:txbxContent>
@@ -3702,7 +3702,7 @@
                                 <w:jc w:val="left"/>
                               </w:pPr>
                               <w:r>
-                                <w:t xml:space="preserve"> </w:t>
+                                <w:t xml:space="preserve"/>
                               </w:r>
                             </w:p>
                           </w:txbxContent>
@@ -3740,7 +3740,7 @@
                                   <w:b/>
                                   <w:sz w:val="18"/>
                                 </w:rPr>
-                                <w:t>S</w:t>
+                                <w:t/>
                               </w:r>
                             </w:p>
                           </w:txbxContent>
@@ -3778,7 +3778,7 @@
                                   <w:b/>
                                   <w:sz w:val="18"/>
                                 </w:rPr>
-                                <w:t>A</w:t>
+                                <w:t/>
                               </w:r>
                             </w:p>
                           </w:txbxContent>
@@ -3816,7 +3816,7 @@
                                   <w:b/>
                                   <w:sz w:val="18"/>
                                 </w:rPr>
-                                <w:t>NGO, ILORIN, KWARA STATE.</w:t>
+                                <w:t/>
                               </w:r>
                             </w:p>
                           </w:txbxContent>
@@ -3854,7 +3854,7 @@
                                   <w:b/>
                                   <w:sz w:val="18"/>
                                 </w:rPr>
-                                <w:t xml:space="preserve"> </w:t>
+                                <w:t xml:space="preserve"/>
                               </w:r>
                             </w:p>
                           </w:txbxContent>
@@ -3909,7 +3909,7 @@
                             <w:b/>
                             <w:sz w:val="44"/>
                           </w:rPr>
-                          <w:t xml:space="preserve"> </w:t>
+                          <w:t xml:space="preserve"/>
                         </w:r>
                       </w:p>
                     </w:txbxContent>
@@ -3930,7 +3930,7 @@
                             <w:b/>
                             <w:sz w:val="44"/>
                           </w:rPr>
-                          <w:t>CONTRACT OF SALE</w:t>
+                          <w:t/>
                         </w:r>
                       </w:p>
                     </w:txbxContent>
@@ -3951,7 +3951,7 @@
                             <w:b/>
                             <w:sz w:val="44"/>
                           </w:rPr>
-                          <w:t xml:space="preserve"> </w:t>
+                          <w:t xml:space="preserve"/>
                         </w:r>
                       </w:p>
                     </w:txbxContent>
@@ -3967,7 +3967,7 @@
                           <w:jc w:val="left"/>
                         </w:pPr>
                         <w:r>
-                          <w:t xml:space="preserve"> </w:t>
+                          <w:t xml:space="preserve"/>
                         </w:r>
                       </w:p>
                     </w:txbxContent>
@@ -3983,7 +3983,7 @@
                           <w:jc w:val="left"/>
                         </w:pPr>
                         <w:r>
-                          <w:t xml:space="preserve"> </w:t>
+                          <w:t xml:space="preserve"/>
                         </w:r>
                       </w:p>
                     </w:txbxContent>
@@ -3999,7 +3999,7 @@
                           <w:jc w:val="left"/>
                         </w:pPr>
                         <w:r>
-                          <w:t xml:space="preserve"> </w:t>
+                          <w:t xml:space="preserve"/>
                         </w:r>
                       </w:p>
                     </w:txbxContent>
@@ -4015,7 +4015,7 @@
                           <w:jc w:val="left"/>
                         </w:pPr>
                         <w:r>
-                          <w:t xml:space="preserve"> </w:t>
+                          <w:t xml:space="preserve"/>
                         </w:r>
                       </w:p>
                     </w:txbxContent>
@@ -4035,7 +4035,7 @@
                             <w:rFonts w:ascii="Georgia" w:eastAsia="Georgia" w:hAnsi="Georgia" w:cs="Georgia"/>
                             <w:b/>
                           </w:rPr>
-                          <w:t>BETWEEN</w:t>
+                          <w:t/>
                         </w:r>
                       </w:p>
                     </w:txbxContent>
@@ -4055,7 +4055,7 @@
                             <w:rFonts w:ascii="Georgia" w:eastAsia="Georgia" w:hAnsi="Georgia" w:cs="Georgia"/>
                             <w:b/>
                           </w:rPr>
-                          <w:t xml:space="preserve"> </w:t>
+                          <w:t xml:space="preserve"/>
                         </w:r>
                       </w:p>
                     </w:txbxContent>
@@ -4071,7 +4071,7 @@
                           <w:jc w:val="left"/>
                         </w:pPr>
                         <w:r>
-                          <w:t xml:space="preserve"> </w:t>
+                          <w:t xml:space="preserve"/>
                         </w:r>
                       </w:p>
                     </w:txbxContent>
@@ -4087,7 +4087,7 @@
                           <w:jc w:val="left"/>
                         </w:pPr>
                         <w:r>
-                          <w:t xml:space="preserve"> </w:t>
+                          <w:t xml:space="preserve"/>
                         </w:r>
                       </w:p>
                     </w:txbxContent>
@@ -4103,7 +4103,7 @@
                           <w:jc w:val="left"/>
                         </w:pPr>
                         <w:r>
-                          <w:t xml:space="preserve"> </w:t>
+                          <w:t xml:space="preserve"/>
                         </w:r>
                       </w:p>
                     </w:txbxContent>
@@ -4119,7 +4119,7 @@
                           <w:jc w:val="left"/>
                         </w:pPr>
                         <w:r>
-                          <w:t xml:space="preserve"> </w:t>
+                          <w:t xml:space="preserve"/>
                         </w:r>
                       </w:p>
                     </w:txbxContent>
@@ -4140,7 +4140,7 @@
                             <w:b/>
                             <w:sz w:val="32"/>
                           </w:rPr>
-                          <w:t>LANDCULTURE INVESTMENT LTD</w:t>
+                          <w:t/>
                         </w:r>
                       </w:p>
                     </w:txbxContent>
@@ -4161,7 +4161,7 @@
                             <w:b/>
                             <w:sz w:val="32"/>
                           </w:rPr>
-                          <w:t xml:space="preserve"> </w:t>
+                          <w:t xml:space="preserve"/>
                         </w:r>
                       </w:p>
                     </w:txbxContent>
@@ -4177,7 +4177,7 @@
                           <w:jc w:val="left"/>
                         </w:pPr>
                         <w:r>
-                          <w:t xml:space="preserve"> </w:t>
+                          <w:t xml:space="preserve"/>
                         </w:r>
                       </w:p>
                     </w:txbxContent>
@@ -4197,7 +4197,7 @@
                             <w:rFonts w:ascii="Georgia" w:eastAsia="Georgia" w:hAnsi="Georgia" w:cs="Georgia"/>
                             <w:sz w:val="22"/>
                           </w:rPr>
-                          <w:t>The VENDOR</w:t>
+                          <w:t/>
                         </w:r>
                       </w:p>
                     </w:txbxContent>
@@ -4217,7 +4217,7 @@
                             <w:rFonts w:ascii="Georgia" w:eastAsia="Georgia" w:hAnsi="Georgia" w:cs="Georgia"/>
                             <w:sz w:val="22"/>
                           </w:rPr>
-                          <w:t>)</w:t>
+                          <w:t/>
                         </w:r>
                       </w:p>
                     </w:txbxContent>
@@ -4237,7 +4237,7 @@
                             <w:rFonts w:ascii="Georgia" w:eastAsia="Georgia" w:hAnsi="Georgia" w:cs="Georgia"/>
                             <w:sz w:val="22"/>
                           </w:rPr>
-                          <w:t>(</w:t>
+                          <w:t/>
                         </w:r>
                       </w:p>
                     </w:txbxContent>
@@ -4257,7 +4257,7 @@
                             <w:rFonts w:ascii="Georgia" w:eastAsia="Georgia" w:hAnsi="Georgia" w:cs="Georgia"/>
                             <w:sz w:val="22"/>
                           </w:rPr>
-                          <w:t xml:space="preserve"> </w:t>
+                          <w:t xml:space="preserve"/>
                         </w:r>
                       </w:p>
                     </w:txbxContent>
@@ -4273,7 +4273,7 @@
                           <w:jc w:val="left"/>
                         </w:pPr>
                         <w:r>
-                          <w:t xml:space="preserve"> </w:t>
+                          <w:t xml:space="preserve"/>
                         </w:r>
                       </w:p>
                     </w:txbxContent>
@@ -4289,7 +4289,7 @@
                           <w:jc w:val="left"/>
                         </w:pPr>
                         <w:r>
-                          <w:t xml:space="preserve"> </w:t>
+                          <w:t xml:space="preserve"/>
                         </w:r>
                       </w:p>
                     </w:txbxContent>
@@ -4305,7 +4305,7 @@
                           <w:jc w:val="left"/>
                         </w:pPr>
                         <w:r>
-                          <w:t xml:space="preserve"> </w:t>
+                          <w:t xml:space="preserve"/>
                         </w:r>
                       </w:p>
                     </w:txbxContent>
@@ -4321,7 +4321,7 @@
                           <w:jc w:val="left"/>
                         </w:pPr>
                         <w:r>
-                          <w:t xml:space="preserve"> </w:t>
+                          <w:t xml:space="preserve"/>
                         </w:r>
                       </w:p>
                     </w:txbxContent>
@@ -4342,7 +4342,7 @@
                             <w:b/>
                             <w:sz w:val="20"/>
                           </w:rPr>
-                          <w:t>AND</w:t>
+                          <w:t/>
                         </w:r>
                       </w:p>
                     </w:txbxContent>
@@ -4363,7 +4363,7 @@
                             <w:b/>
                             <w:sz w:val="20"/>
                           </w:rPr>
-                          <w:t xml:space="preserve"> </w:t>
+                          <w:t xml:space="preserve"/>
                         </w:r>
                       </w:p>
                     </w:txbxContent>
@@ -4379,7 +4379,7 @@
                           <w:jc w:val="left"/>
                         </w:pPr>
                         <w:r>
-                          <w:t xml:space="preserve"> </w:t>
+                          <w:t xml:space="preserve"/>
                         </w:r>
                       </w:p>
                     </w:txbxContent>
@@ -4395,7 +4395,7 @@
                           <w:jc w:val="left"/>
                         </w:pPr>
                         <w:r>
-                          <w:t xml:space="preserve"> </w:t>
+                          <w:t xml:space="preserve"/>
                         </w:r>
                       </w:p>
                     </w:txbxContent>
@@ -4411,7 +4411,7 @@
                           <w:jc w:val="left"/>
                         </w:pPr>
                         <w:r>
-                          <w:t xml:space="preserve"> </w:t>
+                          <w:t xml:space="preserve"/>
                         </w:r>
                       </w:p>
                     </w:txbxContent>
@@ -4427,7 +4427,7 @@
                           <w:jc w:val="left"/>
                         </w:pPr>
                         <w:r>
-                          <w:t xml:space="preserve"> </w:t>
+                          <w:t xml:space="preserve"/>
                         </w:r>
                       </w:p>
                     </w:txbxContent>
@@ -4448,7 +4448,7 @@
                             <w:b/>
                             <w:sz w:val="32"/>
                           </w:rPr>
-                          <w:t>{{CUSTOMER_NAME}}</w:t>
+                          <w:t/>
                         </w:r>
                       </w:p>
                     </w:txbxContent>
@@ -4469,7 +4469,7 @@
                             <w:b/>
                             <w:sz w:val="32"/>
                           </w:rPr>
-                          <w:t xml:space="preserve"> </w:t>
+                          <w:t xml:space="preserve"/>
                         </w:r>
                       </w:p>
                     </w:txbxContent>
@@ -4485,7 +4485,7 @@
                           <w:jc w:val="left"/>
                         </w:pPr>
                         <w:r>
-                          <w:t xml:space="preserve"> </w:t>
+                          <w:t xml:space="preserve"/>
                         </w:r>
                       </w:p>
                     </w:txbxContent>
@@ -4505,7 +4505,7 @@
                             <w:rFonts w:ascii="Georgia" w:eastAsia="Georgia" w:hAnsi="Georgia" w:cs="Georgia"/>
                             <w:sz w:val="22"/>
                           </w:rPr>
-                          <w:t>(</w:t>
+                          <w:t/>
                         </w:r>
                       </w:p>
                     </w:txbxContent>
@@ -4525,7 +4525,7 @@
                             <w:rFonts w:ascii="Georgia" w:eastAsia="Georgia" w:hAnsi="Georgia" w:cs="Georgia"/>
                             <w:sz w:val="22"/>
                           </w:rPr>
-                          <w:t>The PURCHASER</w:t>
+                          <w:t/>
                         </w:r>
                       </w:p>
                     </w:txbxContent>
@@ -4545,7 +4545,7 @@
                             <w:rFonts w:ascii="Georgia" w:eastAsia="Georgia" w:hAnsi="Georgia" w:cs="Georgia"/>
                             <w:sz w:val="22"/>
                           </w:rPr>
-                          <w:t>)</w:t>
+                          <w:t/>
                         </w:r>
                       </w:p>
                     </w:txbxContent>
@@ -4565,7 +4565,7 @@
                             <w:rFonts w:ascii="Georgia" w:eastAsia="Georgia" w:hAnsi="Georgia" w:cs="Georgia"/>
                             <w:sz w:val="22"/>
                           </w:rPr>
-                          <w:t xml:space="preserve"> </w:t>
+                          <w:t xml:space="preserve"/>
                         </w:r>
                       </w:p>
                     </w:txbxContent>
@@ -4581,7 +4581,7 @@
                           <w:jc w:val="left"/>
                         </w:pPr>
                         <w:r>
-                          <w:t xml:space="preserve"> </w:t>
+                          <w:t xml:space="preserve"/>
                         </w:r>
                       </w:p>
                     </w:txbxContent>
@@ -4597,7 +4597,7 @@
                           <w:jc w:val="left"/>
                         </w:pPr>
                         <w:r>
-                          <w:t xml:space="preserve"> </w:t>
+                          <w:t xml:space="preserve"/>
                         </w:r>
                       </w:p>
                     </w:txbxContent>
@@ -4613,7 +4613,7 @@
                           <w:jc w:val="left"/>
                         </w:pPr>
                         <w:r>
-                          <w:t xml:space="preserve"> </w:t>
+                          <w:t xml:space="preserve"/>
                         </w:r>
                       </w:p>
                     </w:txbxContent>
@@ -4629,7 +4629,7 @@
                           <w:jc w:val="left"/>
                         </w:pPr>
                         <w:r>
-                          <w:t xml:space="preserve"> </w:t>
+                          <w:t xml:space="preserve"/>
                         </w:r>
                       </w:p>
                     </w:txbxContent>
@@ -4645,7 +4645,7 @@
                           <w:jc w:val="left"/>
                         </w:pPr>
                         <w:r>
-                          <w:t xml:space="preserve"> </w:t>
+                          <w:t xml:space="preserve"/>
                         </w:r>
                       </w:p>
                     </w:txbxContent>
@@ -4666,7 +4666,7 @@
                             <w:b/>
                             <w:sz w:val="32"/>
                           </w:rPr>
-                          <w:t xml:space="preserve">IN RESPECT OF </w:t>
+                          <w:t xml:space="preserve"/>
                         </w:r>
                       </w:p>
                     </w:txbxContent>
@@ -4687,7 +4687,7 @@
                             <w:b/>
                             <w:sz w:val="32"/>
                           </w:rPr>
-                          <w:t>TWO</w:t>
+                          <w:t/>
                         </w:r>
                       </w:p>
                     </w:txbxContent>
@@ -4708,7 +4708,7 @@
                             <w:b/>
                             <w:sz w:val="32"/>
                           </w:rPr>
-                          <w:t xml:space="preserve"> </w:t>
+                          <w:t xml:space="preserve"/>
                         </w:r>
                       </w:p>
                     </w:txbxContent>
@@ -4729,7 +4729,7 @@
                             <w:b/>
                             <w:sz w:val="32"/>
                           </w:rPr>
-                          <w:t>(</w:t>
+                          <w:t/>
                         </w:r>
                       </w:p>
                     </w:txbxContent>
@@ -4750,7 +4750,7 @@
                             <w:b/>
                             <w:sz w:val="32"/>
                           </w:rPr>
-                          <w:t>2</w:t>
+                          <w:t/>
                         </w:r>
                       </w:p>
                     </w:txbxContent>
@@ -4771,7 +4771,7 @@
                             <w:b/>
                             <w:sz w:val="32"/>
                           </w:rPr>
-                          <w:t>)</w:t>
+                          <w:t/>
                         </w:r>
                       </w:p>
                     </w:txbxContent>
@@ -4792,7 +4792,7 @@
                             <w:b/>
                             <w:sz w:val="32"/>
                           </w:rPr>
-                          <w:t xml:space="preserve"> PLOT</w:t>
+                          <w:t xml:space="preserve"/>
                         </w:r>
                       </w:p>
                     </w:txbxContent>
@@ -4813,7 +4813,7 @@
                             <w:b/>
                             <w:sz w:val="32"/>
                           </w:rPr>
-                          <w:t>S</w:t>
+                          <w:t/>
                         </w:r>
                       </w:p>
                     </w:txbxContent>
@@ -4834,7 +4834,7 @@
                             <w:b/>
                             <w:sz w:val="32"/>
                           </w:rPr>
-                          <w:t xml:space="preserve"> </w:t>
+                          <w:t xml:space="preserve"/>
                         </w:r>
                       </w:p>
                     </w:txbxContent>
@@ -4855,7 +4855,7 @@
                             <w:b/>
                             <w:sz w:val="32"/>
                           </w:rPr>
-                          <w:t xml:space="preserve">OF LAND </w:t>
+                          <w:t xml:space="preserve"/>
                         </w:r>
                       </w:p>
                     </w:txbxContent>
@@ -4876,7 +4876,7 @@
                             <w:b/>
                             <w:sz w:val="32"/>
                           </w:rPr>
-                          <w:t xml:space="preserve">MEASURING </w:t>
+                          <w:t xml:space="preserve"/>
                         </w:r>
                       </w:p>
                     </w:txbxContent>
@@ -4897,7 +4897,7 @@
                             <w:b/>
                             <w:sz w:val="32"/>
                           </w:rPr>
-                          <w:t>900</w:t>
+                          <w:t/>
                         </w:r>
                       </w:p>
                     </w:txbxContent>
@@ -4918,7 +4918,7 @@
                             <w:b/>
                             <w:sz w:val="32"/>
                           </w:rPr>
-                          <w:t xml:space="preserve"> </w:t>
+                          <w:t xml:space="preserve"/>
                         </w:r>
                       </w:p>
                     </w:txbxContent>
@@ -4939,7 +4939,7 @@
                             <w:b/>
                             <w:sz w:val="32"/>
                           </w:rPr>
-                          <w:t xml:space="preserve">SQUARE METERS SITUATE AT </w:t>
+                          <w:t xml:space="preserve"/>
                         </w:r>
                       </w:p>
                     </w:txbxContent>
@@ -4960,7 +4960,7 @@
                             <w:b/>
                             <w:sz w:val="32"/>
                           </w:rPr>
-                          <w:t>ALAFIA GARDENS, LOCATE</w:t>
+                          <w:t/>
                         </w:r>
                       </w:p>
                     </w:txbxContent>
@@ -4981,7 +4981,7 @@
                             <w:b/>
                             <w:sz w:val="32"/>
                           </w:rPr>
-                          <w:t xml:space="preserve">D AT WARA </w:t>
+                          <w:t xml:space="preserve"/>
                         </w:r>
                       </w:p>
                     </w:txbxContent>
@@ -5002,7 +5002,7 @@
                             <w:b/>
                             <w:sz w:val="32"/>
                           </w:rPr>
-                          <w:t xml:space="preserve">COMMUNITY, </w:t>
+                          <w:t xml:space="preserve"/>
                         </w:r>
                       </w:p>
                     </w:txbxContent>
@@ -5023,7 +5023,7 @@
                             <w:b/>
                             <w:sz w:val="32"/>
                           </w:rPr>
-                          <w:t>ALO</w:t>
+                          <w:t/>
                         </w:r>
                       </w:p>
                     </w:txbxContent>
@@ -5044,7 +5044,7 @@
                             <w:b/>
                             <w:sz w:val="32"/>
                           </w:rPr>
-                          <w:t>NG E</w:t>
+                          <w:t/>
                         </w:r>
                       </w:p>
                     </w:txbxContent>
@@ -5065,7 +5065,7 @@
                             <w:b/>
                             <w:sz w:val="32"/>
                           </w:rPr>
-                          <w:t>I</w:t>
+                          <w:t/>
                         </w:r>
                       </w:p>
                     </w:txbxContent>
@@ -5086,7 +5086,7 @@
                             <w:b/>
                             <w:sz w:val="32"/>
                           </w:rPr>
-                          <w:t>YENKORIN</w:t>
+                          <w:t/>
                         </w:r>
                       </w:p>
                     </w:txbxContent>
@@ -5107,7 +5107,7 @@
                             <w:b/>
                             <w:sz w:val="32"/>
                           </w:rPr>
-                          <w:t xml:space="preserve"> </w:t>
+                          <w:t xml:space="preserve"/>
                         </w:r>
                       </w:p>
                     </w:txbxContent>
@@ -5128,7 +5128,7 @@
                             <w:b/>
                             <w:sz w:val="32"/>
                           </w:rPr>
-                          <w:t>E</w:t>
+                          <w:t/>
                         </w:r>
                       </w:p>
                     </w:txbxContent>
@@ -5149,7 +5149,7 @@
                             <w:b/>
                             <w:sz w:val="32"/>
                           </w:rPr>
-                          <w:t>XPR</w:t>
+                          <w:t/>
                         </w:r>
                       </w:p>
                     </w:txbxContent>
@@ -5170,7 +5170,7 @@
                             <w:b/>
                             <w:sz w:val="32"/>
                           </w:rPr>
-                          <w:t>ESS</w:t>
+                          <w:t/>
                         </w:r>
                       </w:p>
                     </w:txbxContent>
@@ -5191,7 +5191,7 @@
                             <w:b/>
                             <w:sz w:val="32"/>
                           </w:rPr>
-                          <w:t xml:space="preserve"> </w:t>
+                          <w:t xml:space="preserve"/>
                         </w:r>
                       </w:p>
                     </w:txbxContent>
@@ -5212,7 +5212,7 @@
                             <w:b/>
                             <w:sz w:val="32"/>
                           </w:rPr>
-                          <w:t>R</w:t>
+                          <w:t/>
                         </w:r>
                       </w:p>
                     </w:txbxContent>
@@ -5233,7 +5233,7 @@
                             <w:b/>
                             <w:sz w:val="32"/>
                           </w:rPr>
-                          <w:t xml:space="preserve">OAD </w:t>
+                          <w:t xml:space="preserve"/>
                         </w:r>
                       </w:p>
                     </w:txbxContent>
@@ -5254,7 +5254,7 @@
                             <w:b/>
                             <w:sz w:val="32"/>
                           </w:rPr>
-                          <w:t>KWARA STATE.</w:t>
+                          <w:t/>
                         </w:r>
                       </w:p>
                     </w:txbxContent>
@@ -5275,7 +5275,7 @@
                             <w:b/>
                             <w:sz w:val="32"/>
                           </w:rPr>
-                          <w:t xml:space="preserve"> </w:t>
+                          <w:t xml:space="preserve"/>
                         </w:r>
                       </w:p>
                     </w:txbxContent>
@@ -5291,7 +5291,7 @@
                           <w:jc w:val="left"/>
                         </w:pPr>
                         <w:r>
-                          <w:t xml:space="preserve"> </w:t>
+                          <w:t xml:space="preserve"/>
                         </w:r>
                       </w:p>
                     </w:txbxContent>
@@ -5311,7 +5311,7 @@
                             <w:rFonts w:ascii="Georgia" w:eastAsia="Georgia" w:hAnsi="Georgia" w:cs="Georgia"/>
                             <w:sz w:val="32"/>
                           </w:rPr>
-                          <w:t>...............................................................................................</w:t>
+                          <w:t/>
                         </w:r>
                       </w:p>
                     </w:txbxContent>
@@ -5331,7 +5331,7 @@
                             <w:rFonts w:ascii="Georgia" w:eastAsia="Georgia" w:hAnsi="Georgia" w:cs="Georgia"/>
                             <w:sz w:val="32"/>
                           </w:rPr>
-                          <w:t xml:space="preserve"> </w:t>
+                          <w:t xml:space="preserve"/>
                         </w:r>
                       </w:p>
                     </w:txbxContent>
@@ -5347,7 +5347,7 @@
                           <w:jc w:val="left"/>
                         </w:pPr>
                         <w:r>
-                          <w:t xml:space="preserve"> </w:t>
+                          <w:t xml:space="preserve"/>
                         </w:r>
                       </w:p>
                     </w:txbxContent>
@@ -5363,7 +5363,7 @@
                           <w:jc w:val="left"/>
                         </w:pPr>
                         <w:r>
-                          <w:t xml:space="preserve"> </w:t>
+                          <w:t xml:space="preserve"/>
                         </w:r>
                       </w:p>
                     </w:txbxContent>
@@ -5379,7 +5379,7 @@
                           <w:jc w:val="left"/>
                         </w:pPr>
                         <w:r>
-                          <w:t xml:space="preserve"> </w:t>
+                          <w:t xml:space="preserve"/>
                         </w:r>
                       </w:p>
                     </w:txbxContent>
@@ -5395,7 +5395,7 @@
                           <w:jc w:val="left"/>
                         </w:pPr>
                         <w:r>
-                          <w:t xml:space="preserve"> </w:t>
+                          <w:t xml:space="preserve"/>
                         </w:r>
                       </w:p>
                     </w:txbxContent>
@@ -5411,7 +5411,7 @@
                           <w:jc w:val="left"/>
                         </w:pPr>
                         <w:r>
-                          <w:t xml:space="preserve"> </w:t>
+                          <w:t xml:space="preserve"/>
                         </w:r>
                       </w:p>
                     </w:txbxContent>
@@ -5432,7 +5432,7 @@
                             <w:b/>
                             <w:sz w:val="18"/>
                           </w:rPr>
-                          <w:t>PREPARED BY</w:t>
+                          <w:t/>
                         </w:r>
                       </w:p>
                     </w:txbxContent>
@@ -5453,7 +5453,7 @@
                             <w:b/>
                             <w:sz w:val="18"/>
                           </w:rPr>
-                          <w:t xml:space="preserve"> </w:t>
+                          <w:t xml:space="preserve"/>
                         </w:r>
                       </w:p>
                     </w:txbxContent>
@@ -5469,7 +5469,7 @@
                           <w:jc w:val="left"/>
                         </w:pPr>
                         <w:r>
-                          <w:t xml:space="preserve"> </w:t>
+                          <w:t xml:space="preserve"/>
                         </w:r>
                       </w:p>
                     </w:txbxContent>
@@ -5490,7 +5490,7 @@
                             <w:b/>
                             <w:sz w:val="18"/>
                           </w:rPr>
-                          <w:t>D. O AROWOSAFE Esq.</w:t>
+                          <w:t/>
                         </w:r>
                       </w:p>
                     </w:txbxContent>
@@ -5511,7 +5511,7 @@
                             <w:b/>
                             <w:sz w:val="18"/>
                           </w:rPr>
-                          <w:t xml:space="preserve"> </w:t>
+                          <w:t xml:space="preserve"/>
                         </w:r>
                       </w:p>
                     </w:txbxContent>
@@ -5527,7 +5527,7 @@
                           <w:jc w:val="left"/>
                         </w:pPr>
                         <w:r>
-                          <w:t xml:space="preserve"> </w:t>
+                          <w:t xml:space="preserve"/>
                         </w:r>
                       </w:p>
                     </w:txbxContent>
@@ -5548,7 +5548,7 @@
                             <w:b/>
                             <w:sz w:val="18"/>
                           </w:rPr>
-                          <w:t>FOR: LEGAL DEPARTMENT,</w:t>
+                          <w:t/>
                         </w:r>
                       </w:p>
                     </w:txbxContent>
@@ -5569,7 +5569,7 @@
                             <w:b/>
                             <w:sz w:val="18"/>
                           </w:rPr>
-                          <w:t xml:space="preserve"> </w:t>
+                          <w:t xml:space="preserve"/>
                         </w:r>
                       </w:p>
                     </w:txbxContent>
@@ -5585,7 +5585,7 @@
                           <w:jc w:val="left"/>
                         </w:pPr>
                         <w:r>
-                          <w:t xml:space="preserve"> </w:t>
+                          <w:t xml:space="preserve"/>
                         </w:r>
                       </w:p>
                     </w:txbxContent>
@@ -5606,7 +5606,7 @@
                             <w:b/>
                             <w:sz w:val="18"/>
                           </w:rPr>
-                          <w:t>LANDCULTURE INVESTMENT LTD,</w:t>
+                          <w:t/>
                         </w:r>
                       </w:p>
                     </w:txbxContent>
@@ -5627,7 +5627,7 @@
                             <w:b/>
                             <w:sz w:val="18"/>
                           </w:rPr>
-                          <w:t xml:space="preserve"> </w:t>
+                          <w:t xml:space="preserve"/>
                         </w:r>
                       </w:p>
                     </w:txbxContent>
@@ -5643,7 +5643,7 @@
                           <w:jc w:val="left"/>
                         </w:pPr>
                         <w:r>
-                          <w:t xml:space="preserve"> </w:t>
+                          <w:t xml:space="preserve"/>
                         </w:r>
                       </w:p>
                     </w:txbxContent>
@@ -5664,7 +5664,7 @@
                             <w:b/>
                             <w:sz w:val="18"/>
                           </w:rPr>
-                          <w:t>PLOT 6, OLD JEBBA ROAD, BES</w:t>
+                          <w:t/>
                         </w:r>
                       </w:p>
                     </w:txbxContent>
@@ -5685,7 +5685,7 @@
                             <w:b/>
                             <w:sz w:val="18"/>
                           </w:rPr>
-                          <w:t>IDE IPMAN</w:t>
+                          <w:t/>
                         </w:r>
                       </w:p>
                     </w:txbxContent>
@@ -5706,7 +5706,7 @@
                             <w:b/>
                             <w:sz w:val="18"/>
                           </w:rPr>
-                          <w:t xml:space="preserve"> </w:t>
+                          <w:t xml:space="preserve"/>
                         </w:r>
                       </w:p>
                     </w:txbxContent>
@@ -5727,7 +5727,7 @@
                             <w:b/>
                             <w:sz w:val="18"/>
                           </w:rPr>
-                          <w:t>BUI</w:t>
+                          <w:t/>
                         </w:r>
                       </w:p>
                     </w:txbxContent>
@@ -5748,7 +5748,7 @@
                             <w:b/>
                             <w:sz w:val="18"/>
                           </w:rPr>
-                          <w:t>LD</w:t>
+                          <w:t/>
                         </w:r>
                       </w:p>
                     </w:txbxContent>
@@ -5769,7 +5769,7 @@
                             <w:b/>
                             <w:sz w:val="18"/>
                           </w:rPr>
-                          <w:t>ING</w:t>
+                          <w:t/>
                         </w:r>
                       </w:p>
                     </w:txbxContent>
@@ -5790,7 +5790,7 @@
                             <w:b/>
                             <w:sz w:val="18"/>
                           </w:rPr>
-                          <w:t>,</w:t>
+                          <w:t/>
                         </w:r>
                       </w:p>
                     </w:txbxContent>
@@ -5811,7 +5811,7 @@
                             <w:b/>
                             <w:sz w:val="18"/>
                           </w:rPr>
-                          <w:t xml:space="preserve"> </w:t>
+                          <w:t xml:space="preserve"/>
                         </w:r>
                       </w:p>
                     </w:txbxContent>
@@ -5827,7 +5827,7 @@
                           <w:jc w:val="left"/>
                         </w:pPr>
                         <w:r>
-                          <w:t xml:space="preserve"> </w:t>
+                          <w:t xml:space="preserve"/>
                         </w:r>
                       </w:p>
                     </w:txbxContent>
@@ -5848,7 +5848,7 @@
                             <w:b/>
                             <w:sz w:val="18"/>
                           </w:rPr>
-                          <w:t>S</w:t>
+                          <w:t/>
                         </w:r>
                       </w:p>
                     </w:txbxContent>
@@ -5869,7 +5869,7 @@
                             <w:b/>
                             <w:sz w:val="18"/>
                           </w:rPr>
-                          <w:t>A</w:t>
+                          <w:t/>
                         </w:r>
                       </w:p>
                     </w:txbxContent>
@@ -5890,7 +5890,7 @@
                             <w:b/>
                             <w:sz w:val="18"/>
                           </w:rPr>
-                          <w:t>NGO, ILORIN, KWARA STATE.</w:t>
+                          <w:t/>
                         </w:r>
                       </w:p>
                     </w:txbxContent>
@@ -5911,7 +5911,7 @@
                             <w:b/>
                             <w:sz w:val="18"/>
                           </w:rPr>
-                          <w:t xml:space="preserve"> </w:t>
+                          <w:t xml:space="preserve"/>
                         </w:r>
                       </w:p>
                     </w:txbxContent>
@@ -5934,7 +5934,7 @@
         <w:rPr>
           <w:b/>
         </w:rPr>
-        <w:t xml:space="preserve">This CONTRACT OF SALE is made this {{CONTRACT_DAY}} Day of {{CONTRACT_MONTH}} {{CONTRACT_YEAR}}. </w:t>
+        <w:t xml:space="preserve">This CONTRACT OF SALE is made this ……...Day of…………………. 2026. </w:t>
       </w:r>
     </w:p>
     <w:p>

--- a/contract_template.docx
+++ b/contract_template.docx
@@ -84,7 +84,7 @@
                                   <w:b/>
                                   <w:sz w:val="44"/>
                                 </w:rPr>
-                                <w:t xml:space="preserve"> CONTRACT OF SALE     BETWEEN     LANDCULTURE INVESTMENT LTD  The VENDOR)(     AND     {{CUSTOMER_NAME}}  (The PURCHASER)      IN RESPECT OF {{NUM_PLOTS_WORDS_UPPER}} PLOTS OF LAND MEASURING {{PLOT_SIZE_SQM}} SQUARE METERS SITUATE AT ALAFIA GARDENS, LOCATED AT WARA COMMUNITY, ALONG EIYENKORIN EXPRESS ROAD KWARA STATE.  ...............................................................................................      PREPARED BY  D. O AROWOSAFE Esq.  FOR: LEGAL DEPARTMENT,  LANDCULTURE INVESTMENT LTD,  PLOT 6, OLD JEBBA ROAD, BESIDE IPMAN BUILDING,  SANGO, ILORIN, KWARA STATE.  CONTRACT OF SALE     BETWEEN     LANDCULTURE INVESTMENT LTD  The VENDOR)(     AND     {{CUSTOMER_NAME}}  (The PURCHASER)      IN RESPECT OF {{NUM_PLOTS_WORDS_UPPER}} PLOTS OF LAND MEASURING {{PLOT_SIZE_SQM}} SQUARE METERS SITUATE AT ALAFIA GARDENS, LOCATED AT WARA COMMUNITY, ALONG EIYENKORIN EXPRESS ROAD KWARA STATE.  ...............................................................................................      PREPARED BY  D. O AROWOSAFE Esq.  FOR: LEGAL DEPARTMENT,  LANDCULTURE INVESTMENT LTD,  PLOT 6, OLD JEBBA ROAD, BESIDE IPMAN BUILDING,  SANGO, ILORIN, KWARA STATE. </w:t>
+                                <w:t xml:space="preserve"> </w:t>
                               </w:r>
                             </w:p>
                           </w:txbxContent>
@@ -122,7 +122,7 @@
                                   <w:b/>
                                   <w:sz w:val="44"/>
                                 </w:rPr>
-                                <w:t/>
+                                <w:t>CONTRACT OF SALE</w:t>
                               </w:r>
                             </w:p>
                           </w:txbxContent>
@@ -160,7 +160,7 @@
                                   <w:b/>
                                   <w:sz w:val="44"/>
                                 </w:rPr>
-                                <w:t xml:space="preserve"/>
+                                <w:t xml:space="preserve"> </w:t>
                               </w:r>
                             </w:p>
                           </w:txbxContent>
@@ -193,7 +193,7 @@
                                 <w:jc w:val="left"/>
                               </w:pPr>
                               <w:r>
-                                <w:t xml:space="preserve"/>
+                                <w:t xml:space="preserve"> </w:t>
                               </w:r>
                             </w:p>
                           </w:txbxContent>
@@ -226,7 +226,7 @@
                                 <w:jc w:val="left"/>
                               </w:pPr>
                               <w:r>
-                                <w:t xml:space="preserve"/>
+                                <w:t xml:space="preserve"> </w:t>
                               </w:r>
                             </w:p>
                           </w:txbxContent>
@@ -259,7 +259,7 @@
                                 <w:jc w:val="left"/>
                               </w:pPr>
                               <w:r>
-                                <w:t xml:space="preserve"/>
+                                <w:t xml:space="preserve"> </w:t>
                               </w:r>
                             </w:p>
                           </w:txbxContent>
@@ -292,7 +292,7 @@
                                 <w:jc w:val="left"/>
                               </w:pPr>
                               <w:r>
-                                <w:t xml:space="preserve"/>
+                                <w:t xml:space="preserve"> </w:t>
                               </w:r>
                             </w:p>
                           </w:txbxContent>
@@ -329,7 +329,7 @@
                                   <w:rFonts w:ascii="Georgia" w:eastAsia="Georgia" w:hAnsi="Georgia" w:cs="Georgia"/>
                                   <w:b/>
                                 </w:rPr>
-                                <w:t/>
+                                <w:t>BETWEEN</w:t>
                               </w:r>
                             </w:p>
                           </w:txbxContent>
@@ -366,7 +366,7 @@
                                   <w:rFonts w:ascii="Georgia" w:eastAsia="Georgia" w:hAnsi="Georgia" w:cs="Georgia"/>
                                   <w:b/>
                                 </w:rPr>
-                                <w:t xml:space="preserve"/>
+                                <w:t xml:space="preserve"> </w:t>
                               </w:r>
                             </w:p>
                           </w:txbxContent>
@@ -399,7 +399,7 @@
                                 <w:jc w:val="left"/>
                               </w:pPr>
                               <w:r>
-                                <w:t xml:space="preserve"/>
+                                <w:t xml:space="preserve"> </w:t>
                               </w:r>
                             </w:p>
                           </w:txbxContent>
@@ -432,7 +432,7 @@
                                 <w:jc w:val="left"/>
                               </w:pPr>
                               <w:r>
-                                <w:t xml:space="preserve"/>
+                                <w:t xml:space="preserve"> </w:t>
                               </w:r>
                             </w:p>
                           </w:txbxContent>
@@ -465,7 +465,7 @@
                                 <w:jc w:val="left"/>
                               </w:pPr>
                               <w:r>
-                                <w:t xml:space="preserve"/>
+                                <w:t xml:space="preserve"> </w:t>
                               </w:r>
                             </w:p>
                           </w:txbxContent>
@@ -498,7 +498,7 @@
                                 <w:jc w:val="left"/>
                               </w:pPr>
                               <w:r>
-                                <w:t xml:space="preserve"/>
+                                <w:t xml:space="preserve"> </w:t>
                               </w:r>
                             </w:p>
                           </w:txbxContent>
@@ -536,7 +536,7 @@
                                   <w:b/>
                                   <w:sz w:val="32"/>
                                 </w:rPr>
-                                <w:t/>
+                                <w:t>LANDCULTURE INVESTMENT LTD</w:t>
                               </w:r>
                             </w:p>
                           </w:txbxContent>
@@ -574,7 +574,7 @@
                                   <w:b/>
                                   <w:sz w:val="32"/>
                                 </w:rPr>
-                                <w:t xml:space="preserve"/>
+                                <w:t xml:space="preserve"> </w:t>
                               </w:r>
                             </w:p>
                           </w:txbxContent>
@@ -607,7 +607,7 @@
                                 <w:jc w:val="left"/>
                               </w:pPr>
                               <w:r>
-                                <w:t xml:space="preserve"/>
+                                <w:t xml:space="preserve"> </w:t>
                               </w:r>
                             </w:p>
                           </w:txbxContent>
@@ -644,7 +644,7 @@
                                   <w:rFonts w:ascii="Georgia" w:eastAsia="Georgia" w:hAnsi="Georgia" w:cs="Georgia"/>
                                   <w:sz w:val="22"/>
                                 </w:rPr>
-                                <w:t/>
+                                <w:t>The VENDOR</w:t>
                               </w:r>
                             </w:p>
                           </w:txbxContent>
@@ -755,7 +755,7 @@
                                   <w:rFonts w:ascii="Georgia" w:eastAsia="Georgia" w:hAnsi="Georgia" w:cs="Georgia"/>
                                   <w:sz w:val="22"/>
                                 </w:rPr>
-                                <w:t xml:space="preserve"/>
+                                <w:t xml:space="preserve"> </w:t>
                               </w:r>
                             </w:p>
                           </w:txbxContent>
@@ -788,7 +788,7 @@
                                 <w:jc w:val="left"/>
                               </w:pPr>
                               <w:r>
-                                <w:t xml:space="preserve"/>
+                                <w:t xml:space="preserve"> </w:t>
                               </w:r>
                             </w:p>
                           </w:txbxContent>
@@ -821,7 +821,7 @@
                                 <w:jc w:val="left"/>
                               </w:pPr>
                               <w:r>
-                                <w:t xml:space="preserve"/>
+                                <w:t xml:space="preserve"> </w:t>
                               </w:r>
                             </w:p>
                           </w:txbxContent>
@@ -854,7 +854,7 @@
                                 <w:jc w:val="left"/>
                               </w:pPr>
                               <w:r>
-                                <w:t xml:space="preserve"/>
+                                <w:t xml:space="preserve"> </w:t>
                               </w:r>
                             </w:p>
                           </w:txbxContent>
@@ -887,7 +887,7 @@
                                 <w:jc w:val="left"/>
                               </w:pPr>
                               <w:r>
-                                <w:t xml:space="preserve"/>
+                                <w:t xml:space="preserve"> </w:t>
                               </w:r>
                             </w:p>
                           </w:txbxContent>
@@ -925,7 +925,7 @@
                                   <w:b/>
                                   <w:sz w:val="20"/>
                                 </w:rPr>
-                                <w:t/>
+                                <w:t>AND</w:t>
                               </w:r>
                             </w:p>
                           </w:txbxContent>
@@ -963,7 +963,7 @@
                                   <w:b/>
                                   <w:sz w:val="20"/>
                                 </w:rPr>
-                                <w:t xml:space="preserve"/>
+                                <w:t xml:space="preserve"> </w:t>
                               </w:r>
                             </w:p>
                           </w:txbxContent>
@@ -996,7 +996,7 @@
                                 <w:jc w:val="left"/>
                               </w:pPr>
                               <w:r>
-                                <w:t xml:space="preserve"/>
+                                <w:t xml:space="preserve"> </w:t>
                               </w:r>
                             </w:p>
                           </w:txbxContent>
@@ -1029,7 +1029,7 @@
                                 <w:jc w:val="left"/>
                               </w:pPr>
                               <w:r>
-                                <w:t xml:space="preserve"/>
+                                <w:t xml:space="preserve"> </w:t>
                               </w:r>
                             </w:p>
                           </w:txbxContent>
@@ -1062,7 +1062,7 @@
                                 <w:jc w:val="left"/>
                               </w:pPr>
                               <w:r>
-                                <w:t xml:space="preserve"/>
+                                <w:t xml:space="preserve"> </w:t>
                               </w:r>
                             </w:p>
                           </w:txbxContent>
@@ -1095,7 +1095,7 @@
                                 <w:jc w:val="left"/>
                               </w:pPr>
                               <w:r>
-                                <w:t xml:space="preserve"/>
+                                <w:t xml:space="preserve"> </w:t>
                               </w:r>
                             </w:p>
                           </w:txbxContent>
@@ -1133,7 +1133,7 @@
                                   <w:b/>
                                   <w:sz w:val="32"/>
                                 </w:rPr>
-                                <w:t/>
+                                <w:t>{{CUSTOMER_NAME}}</w:t>
                               </w:r>
                             </w:p>
                           </w:txbxContent>
@@ -1171,7 +1171,7 @@
                                   <w:b/>
                                   <w:sz w:val="32"/>
                                 </w:rPr>
-                                <w:t xml:space="preserve"/>
+                                <w:t xml:space="preserve"> </w:t>
                               </w:r>
                             </w:p>
                           </w:txbxContent>
@@ -1204,7 +1204,7 @@
                                 <w:jc w:val="left"/>
                               </w:pPr>
                               <w:r>
-                                <w:t xml:space="preserve"/>
+                                <w:t xml:space="preserve"> </w:t>
                               </w:r>
                             </w:p>
                           </w:txbxContent>
@@ -1278,7 +1278,7 @@
                                   <w:rFonts w:ascii="Georgia" w:eastAsia="Georgia" w:hAnsi="Georgia" w:cs="Georgia"/>
                                   <w:sz w:val="22"/>
                                 </w:rPr>
-                                <w:t/>
+                                <w:t>The PURCHASER</w:t>
                               </w:r>
                             </w:p>
                           </w:txbxContent>
@@ -1352,7 +1352,7 @@
                                   <w:rFonts w:ascii="Georgia" w:eastAsia="Georgia" w:hAnsi="Georgia" w:cs="Georgia"/>
                                   <w:sz w:val="22"/>
                                 </w:rPr>
-                                <w:t xml:space="preserve"/>
+                                <w:t xml:space="preserve"> </w:t>
                               </w:r>
                             </w:p>
                           </w:txbxContent>
@@ -1385,7 +1385,7 @@
                                 <w:jc w:val="left"/>
                               </w:pPr>
                               <w:r>
-                                <w:t xml:space="preserve"/>
+                                <w:t xml:space="preserve"> </w:t>
                               </w:r>
                             </w:p>
                           </w:txbxContent>
@@ -1418,7 +1418,7 @@
                                 <w:jc w:val="left"/>
                               </w:pPr>
                               <w:r>
-                                <w:t xml:space="preserve"/>
+                                <w:t xml:space="preserve"> </w:t>
                               </w:r>
                             </w:p>
                           </w:txbxContent>
@@ -1451,7 +1451,7 @@
                                 <w:jc w:val="left"/>
                               </w:pPr>
                               <w:r>
-                                <w:t xml:space="preserve"/>
+                                <w:t xml:space="preserve"> </w:t>
                               </w:r>
                             </w:p>
                           </w:txbxContent>
@@ -1484,7 +1484,7 @@
                                 <w:jc w:val="left"/>
                               </w:pPr>
                               <w:r>
-                                <w:t xml:space="preserve"/>
+                                <w:t xml:space="preserve"> </w:t>
                               </w:r>
                             </w:p>
                           </w:txbxContent>
@@ -1517,7 +1517,7 @@
                                 <w:jc w:val="left"/>
                               </w:pPr>
                               <w:r>
-                                <w:t xml:space="preserve"/>
+                                <w:t xml:space="preserve"> </w:t>
                               </w:r>
                             </w:p>
                           </w:txbxContent>
@@ -1555,7 +1555,7 @@
                                   <w:b/>
                                   <w:sz w:val="32"/>
                                 </w:rPr>
-                                <w:t xml:space="preserve"/>
+                                <w:t xml:space="preserve">IN RESPECT OF </w:t>
                               </w:r>
                             </w:p>
                           </w:txbxContent>
@@ -1593,7 +1593,7 @@
                                   <w:b/>
                                   <w:sz w:val="32"/>
                                 </w:rPr>
-                                <w:t/>
+                                <w:t>{{NUM_PLOTS_WORDS_UPPER}} PLOTS</w:t>
                               </w:r>
                             </w:p>
                           </w:txbxContent>
@@ -1631,7 +1631,7 @@
                                   <w:b/>
                                   <w:sz w:val="32"/>
                                 </w:rPr>
-                                <w:t xml:space="preserve"/>
+                                <w:t xml:space="preserve"> </w:t>
                               </w:r>
                             </w:p>
                           </w:txbxContent>
@@ -1859,7 +1859,7 @@
                                   <w:b/>
                                   <w:sz w:val="32"/>
                                 </w:rPr>
-                                <w:t xml:space="preserve"/>
+                                <w:t xml:space="preserve"> </w:t>
                               </w:r>
                             </w:p>
                           </w:txbxContent>
@@ -1897,7 +1897,7 @@
                                   <w:b/>
                                   <w:sz w:val="32"/>
                                 </w:rPr>
-                                <w:t xml:space="preserve"/>
+                                <w:t xml:space="preserve">OF LAND </w:t>
                               </w:r>
                             </w:p>
                           </w:txbxContent>
@@ -1935,7 +1935,7 @@
                                   <w:b/>
                                   <w:sz w:val="32"/>
                                 </w:rPr>
-                                <w:t xml:space="preserve"/>
+                                <w:t xml:space="preserve">MEASURING </w:t>
                               </w:r>
                             </w:p>
                           </w:txbxContent>
@@ -1973,7 +1973,7 @@
                                   <w:b/>
                                   <w:sz w:val="32"/>
                                 </w:rPr>
-                                <w:t/>
+                                <w:t>{{PLOT_SIZE_SQM}}</w:t>
                               </w:r>
                             </w:p>
                           </w:txbxContent>
@@ -2011,7 +2011,7 @@
                                   <w:b/>
                                   <w:sz w:val="32"/>
                                 </w:rPr>
-                                <w:t xml:space="preserve"/>
+                                <w:t xml:space="preserve"> </w:t>
                               </w:r>
                             </w:p>
                           </w:txbxContent>
@@ -2049,7 +2049,7 @@
                                   <w:b/>
                                   <w:sz w:val="32"/>
                                 </w:rPr>
-                                <w:t xml:space="preserve"/>
+                                <w:t xml:space="preserve">SQUARE METERS SITUATE AT </w:t>
                               </w:r>
                             </w:p>
                           </w:txbxContent>
@@ -2087,7 +2087,7 @@
                                   <w:b/>
                                   <w:sz w:val="32"/>
                                 </w:rPr>
-                                <w:t/>
+                                <w:t>ALAFIA GARDENS, LOCATE</w:t>
                               </w:r>
                             </w:p>
                           </w:txbxContent>
@@ -2125,7 +2125,7 @@
                                   <w:b/>
                                   <w:sz w:val="32"/>
                                 </w:rPr>
-                                <w:t xml:space="preserve"/>
+                                <w:t xml:space="preserve">D AT WARA </w:t>
                               </w:r>
                             </w:p>
                           </w:txbxContent>
@@ -2163,7 +2163,7 @@
                                   <w:b/>
                                   <w:sz w:val="32"/>
                                 </w:rPr>
-                                <w:t xml:space="preserve"/>
+                                <w:t xml:space="preserve">COMMUNITY, </w:t>
                               </w:r>
                             </w:p>
                           </w:txbxContent>
@@ -2201,7 +2201,7 @@
                                   <w:b/>
                                   <w:sz w:val="32"/>
                                 </w:rPr>
-                                <w:t/>
+                                <w:t>ALO</w:t>
                               </w:r>
                             </w:p>
                           </w:txbxContent>
@@ -2239,7 +2239,7 @@
                                   <w:b/>
                                   <w:sz w:val="32"/>
                                 </w:rPr>
-                                <w:t/>
+                                <w:t>NG E</w:t>
                               </w:r>
                             </w:p>
                           </w:txbxContent>
@@ -2277,7 +2277,7 @@
                                   <w:b/>
                                   <w:sz w:val="32"/>
                                 </w:rPr>
-                                <w:t/>
+                                <w:t>I</w:t>
                               </w:r>
                             </w:p>
                           </w:txbxContent>
@@ -2315,7 +2315,7 @@
                                   <w:b/>
                                   <w:sz w:val="32"/>
                                 </w:rPr>
-                                <w:t/>
+                                <w:t>YENKORIN</w:t>
                               </w:r>
                             </w:p>
                           </w:txbxContent>
@@ -2353,7 +2353,7 @@
                                   <w:b/>
                                   <w:sz w:val="32"/>
                                 </w:rPr>
-                                <w:t xml:space="preserve"/>
+                                <w:t xml:space="preserve"> </w:t>
                               </w:r>
                             </w:p>
                           </w:txbxContent>
@@ -2391,7 +2391,7 @@
                                   <w:b/>
                                   <w:sz w:val="32"/>
                                 </w:rPr>
-                                <w:t/>
+                                <w:t>E</w:t>
                               </w:r>
                             </w:p>
                           </w:txbxContent>
@@ -2429,7 +2429,7 @@
                                   <w:b/>
                                   <w:sz w:val="32"/>
                                 </w:rPr>
-                                <w:t/>
+                                <w:t>XPR</w:t>
                               </w:r>
                             </w:p>
                           </w:txbxContent>
@@ -2467,7 +2467,7 @@
                                   <w:b/>
                                   <w:sz w:val="32"/>
                                 </w:rPr>
-                                <w:t/>
+                                <w:t>ESS</w:t>
                               </w:r>
                             </w:p>
                           </w:txbxContent>
@@ -2505,7 +2505,7 @@
                                   <w:b/>
                                   <w:sz w:val="32"/>
                                 </w:rPr>
-                                <w:t xml:space="preserve"/>
+                                <w:t xml:space="preserve"> </w:t>
                               </w:r>
                             </w:p>
                           </w:txbxContent>
@@ -2543,7 +2543,7 @@
                                   <w:b/>
                                   <w:sz w:val="32"/>
                                 </w:rPr>
-                                <w:t/>
+                                <w:t>R</w:t>
                               </w:r>
                             </w:p>
                           </w:txbxContent>
@@ -2581,7 +2581,7 @@
                                   <w:b/>
                                   <w:sz w:val="32"/>
                                 </w:rPr>
-                                <w:t xml:space="preserve"/>
+                                <w:t xml:space="preserve">OAD </w:t>
                               </w:r>
                             </w:p>
                           </w:txbxContent>
@@ -2619,7 +2619,7 @@
                                   <w:b/>
                                   <w:sz w:val="32"/>
                                 </w:rPr>
-                                <w:t/>
+                                <w:t>KWARA STATE.</w:t>
                               </w:r>
                             </w:p>
                           </w:txbxContent>
@@ -2657,7 +2657,7 @@
                                   <w:b/>
                                   <w:sz w:val="32"/>
                                 </w:rPr>
-                                <w:t xml:space="preserve"/>
+                                <w:t xml:space="preserve"> </w:t>
                               </w:r>
                             </w:p>
                           </w:txbxContent>
@@ -2690,7 +2690,7 @@
                                 <w:jc w:val="left"/>
                               </w:pPr>
                               <w:r>
-                                <w:t xml:space="preserve"/>
+                                <w:t xml:space="preserve"> </w:t>
                               </w:r>
                             </w:p>
                           </w:txbxContent>
@@ -2727,7 +2727,7 @@
                                   <w:rFonts w:ascii="Georgia" w:eastAsia="Georgia" w:hAnsi="Georgia" w:cs="Georgia"/>
                                   <w:sz w:val="32"/>
                                 </w:rPr>
-                                <w:t/>
+                                <w:t>...............................................................................................</w:t>
                               </w:r>
                             </w:p>
                           </w:txbxContent>
@@ -2764,7 +2764,7 @@
                                   <w:rFonts w:ascii="Georgia" w:eastAsia="Georgia" w:hAnsi="Georgia" w:cs="Georgia"/>
                                   <w:sz w:val="32"/>
                                 </w:rPr>
-                                <w:t xml:space="preserve"/>
+                                <w:t xml:space="preserve"> </w:t>
                               </w:r>
                             </w:p>
                           </w:txbxContent>
@@ -2797,7 +2797,7 @@
                                 <w:jc w:val="left"/>
                               </w:pPr>
                               <w:r>
-                                <w:t xml:space="preserve"/>
+                                <w:t xml:space="preserve"> </w:t>
                               </w:r>
                             </w:p>
                           </w:txbxContent>
@@ -2830,7 +2830,7 @@
                                 <w:jc w:val="left"/>
                               </w:pPr>
                               <w:r>
-                                <w:t xml:space="preserve"/>
+                                <w:t xml:space="preserve"> </w:t>
                               </w:r>
                             </w:p>
                           </w:txbxContent>
@@ -2863,7 +2863,7 @@
                                 <w:jc w:val="left"/>
                               </w:pPr>
                               <w:r>
-                                <w:t xml:space="preserve"/>
+                                <w:t xml:space="preserve"> </w:t>
                               </w:r>
                             </w:p>
                           </w:txbxContent>
@@ -2896,7 +2896,7 @@
                                 <w:jc w:val="left"/>
                               </w:pPr>
                               <w:r>
-                                <w:t xml:space="preserve"/>
+                                <w:t xml:space="preserve"> </w:t>
                               </w:r>
                             </w:p>
                           </w:txbxContent>
@@ -2929,7 +2929,7 @@
                                 <w:jc w:val="left"/>
                               </w:pPr>
                               <w:r>
-                                <w:t xml:space="preserve"/>
+                                <w:t xml:space="preserve"> </w:t>
                               </w:r>
                             </w:p>
                           </w:txbxContent>
@@ -2967,7 +2967,7 @@
                                   <w:b/>
                                   <w:sz w:val="18"/>
                                 </w:rPr>
-                                <w:t/>
+                                <w:t>PREPARED BY</w:t>
                               </w:r>
                             </w:p>
                           </w:txbxContent>
@@ -3005,7 +3005,7 @@
                                   <w:b/>
                                   <w:sz w:val="18"/>
                                 </w:rPr>
-                                <w:t xml:space="preserve"/>
+                                <w:t xml:space="preserve"> </w:t>
                               </w:r>
                             </w:p>
                           </w:txbxContent>
@@ -3038,7 +3038,7 @@
                                 <w:jc w:val="left"/>
                               </w:pPr>
                               <w:r>
-                                <w:t xml:space="preserve"/>
+                                <w:t xml:space="preserve"> </w:t>
                               </w:r>
                             </w:p>
                           </w:txbxContent>
@@ -3076,7 +3076,7 @@
                                   <w:b/>
                                   <w:sz w:val="18"/>
                                 </w:rPr>
-                                <w:t/>
+                                <w:t>D. O AROWOSAFE Esq.</w:t>
                               </w:r>
                             </w:p>
                           </w:txbxContent>
@@ -3114,7 +3114,7 @@
                                   <w:b/>
                                   <w:sz w:val="18"/>
                                 </w:rPr>
-                                <w:t xml:space="preserve"/>
+                                <w:t xml:space="preserve"> </w:t>
                               </w:r>
                             </w:p>
                           </w:txbxContent>
@@ -3147,7 +3147,7 @@
                                 <w:jc w:val="left"/>
                               </w:pPr>
                               <w:r>
-                                <w:t xml:space="preserve"/>
+                                <w:t xml:space="preserve"> </w:t>
                               </w:r>
                             </w:p>
                           </w:txbxContent>
@@ -3185,7 +3185,7 @@
                                   <w:b/>
                                   <w:sz w:val="18"/>
                                 </w:rPr>
-                                <w:t/>
+                                <w:t>FOR: LEGAL DEPARTMENT,</w:t>
                               </w:r>
                             </w:p>
                           </w:txbxContent>
@@ -3223,7 +3223,7 @@
                                   <w:b/>
                                   <w:sz w:val="18"/>
                                 </w:rPr>
-                                <w:t xml:space="preserve"/>
+                                <w:t xml:space="preserve"> </w:t>
                               </w:r>
                             </w:p>
                           </w:txbxContent>
@@ -3256,7 +3256,7 @@
                                 <w:jc w:val="left"/>
                               </w:pPr>
                               <w:r>
-                                <w:t xml:space="preserve"/>
+                                <w:t xml:space="preserve"> </w:t>
                               </w:r>
                             </w:p>
                           </w:txbxContent>
@@ -3294,7 +3294,7 @@
                                   <w:b/>
                                   <w:sz w:val="18"/>
                                 </w:rPr>
-                                <w:t/>
+                                <w:t>LANDCULTURE INVESTMENT LTD,</w:t>
                               </w:r>
                             </w:p>
                           </w:txbxContent>
@@ -3332,7 +3332,7 @@
                                   <w:b/>
                                   <w:sz w:val="18"/>
                                 </w:rPr>
-                                <w:t xml:space="preserve"/>
+                                <w:t xml:space="preserve"> </w:t>
                               </w:r>
                             </w:p>
                           </w:txbxContent>
@@ -3365,7 +3365,7 @@
                                 <w:jc w:val="left"/>
                               </w:pPr>
                               <w:r>
-                                <w:t xml:space="preserve"/>
+                                <w:t xml:space="preserve"> </w:t>
                               </w:r>
                             </w:p>
                           </w:txbxContent>
@@ -3403,7 +3403,7 @@
                                   <w:b/>
                                   <w:sz w:val="18"/>
                                 </w:rPr>
-                                <w:t/>
+                                <w:t>PLOT 6, OLD JEBBA ROAD, BES</w:t>
                               </w:r>
                             </w:p>
                           </w:txbxContent>
@@ -3441,7 +3441,7 @@
                                   <w:b/>
                                   <w:sz w:val="18"/>
                                 </w:rPr>
-                                <w:t/>
+                                <w:t>IDE IPMAN</w:t>
                               </w:r>
                             </w:p>
                           </w:txbxContent>
@@ -3479,7 +3479,7 @@
                                   <w:b/>
                                   <w:sz w:val="18"/>
                                 </w:rPr>
-                                <w:t xml:space="preserve"/>
+                                <w:t xml:space="preserve"> </w:t>
                               </w:r>
                             </w:p>
                           </w:txbxContent>
@@ -3517,7 +3517,7 @@
                                   <w:b/>
                                   <w:sz w:val="18"/>
                                 </w:rPr>
-                                <w:t/>
+                                <w:t>BUI</w:t>
                               </w:r>
                             </w:p>
                           </w:txbxContent>
@@ -3555,7 +3555,7 @@
                                   <w:b/>
                                   <w:sz w:val="18"/>
                                 </w:rPr>
-                                <w:t/>
+                                <w:t>LD</w:t>
                               </w:r>
                             </w:p>
                           </w:txbxContent>
@@ -3593,7 +3593,7 @@
                                   <w:b/>
                                   <w:sz w:val="18"/>
                                 </w:rPr>
-                                <w:t/>
+                                <w:t>ING</w:t>
                               </w:r>
                             </w:p>
                           </w:txbxContent>
@@ -3631,7 +3631,7 @@
                                   <w:b/>
                                   <w:sz w:val="18"/>
                                 </w:rPr>
-                                <w:t/>
+                                <w:t>,</w:t>
                               </w:r>
                             </w:p>
                           </w:txbxContent>
@@ -3669,7 +3669,7 @@
                                   <w:b/>
                                   <w:sz w:val="18"/>
                                 </w:rPr>
-                                <w:t xml:space="preserve"/>
+                                <w:t xml:space="preserve"> </w:t>
                               </w:r>
                             </w:p>
                           </w:txbxContent>
@@ -3702,7 +3702,7 @@
                                 <w:jc w:val="left"/>
                               </w:pPr>
                               <w:r>
-                                <w:t xml:space="preserve"/>
+                                <w:t xml:space="preserve"> </w:t>
                               </w:r>
                             </w:p>
                           </w:txbxContent>
@@ -3778,7 +3778,7 @@
                                   <w:b/>
                                   <w:sz w:val="18"/>
                                 </w:rPr>
-                                <w:t/>
+                                <w:t>A</w:t>
                               </w:r>
                             </w:p>
                           </w:txbxContent>
@@ -3816,7 +3816,7 @@
                                   <w:b/>
                                   <w:sz w:val="18"/>
                                 </w:rPr>
-                                <w:t/>
+                                <w:t>NGO, ILORIN, KWARA STATE.</w:t>
                               </w:r>
                             </w:p>
                           </w:txbxContent>
@@ -3854,7 +3854,7 @@
                                   <w:b/>
                                   <w:sz w:val="18"/>
                                 </w:rPr>
-                                <w:t xml:space="preserve"/>
+                                <w:t xml:space="preserve"> </w:t>
                               </w:r>
                             </w:p>
                           </w:txbxContent>
@@ -3909,7 +3909,7 @@
                             <w:b/>
                             <w:sz w:val="44"/>
                           </w:rPr>
-                          <w:t xml:space="preserve"/>
+                          <w:t xml:space="preserve"> </w:t>
                         </w:r>
                       </w:p>
                     </w:txbxContent>
@@ -3930,7 +3930,7 @@
                             <w:b/>
                             <w:sz w:val="44"/>
                           </w:rPr>
-                          <w:t/>
+                          <w:t>CONTRACT OF SALE</w:t>
                         </w:r>
                       </w:p>
                     </w:txbxContent>
@@ -3951,7 +3951,7 @@
                             <w:b/>
                             <w:sz w:val="44"/>
                           </w:rPr>
-                          <w:t xml:space="preserve"/>
+                          <w:t xml:space="preserve"> </w:t>
                         </w:r>
                       </w:p>
                     </w:txbxContent>
@@ -3967,7 +3967,7 @@
                           <w:jc w:val="left"/>
                         </w:pPr>
                         <w:r>
-                          <w:t xml:space="preserve"/>
+                          <w:t xml:space="preserve"> </w:t>
                         </w:r>
                       </w:p>
                     </w:txbxContent>
@@ -3983,7 +3983,7 @@
                           <w:jc w:val="left"/>
                         </w:pPr>
                         <w:r>
-                          <w:t xml:space="preserve"/>
+                          <w:t xml:space="preserve"> </w:t>
                         </w:r>
                       </w:p>
                     </w:txbxContent>
@@ -3999,7 +3999,7 @@
                           <w:jc w:val="left"/>
                         </w:pPr>
                         <w:r>
-                          <w:t xml:space="preserve"/>
+                          <w:t xml:space="preserve"> </w:t>
                         </w:r>
                       </w:p>
                     </w:txbxContent>
@@ -4015,7 +4015,7 @@
                           <w:jc w:val="left"/>
                         </w:pPr>
                         <w:r>
-                          <w:t xml:space="preserve"/>
+                          <w:t xml:space="preserve"> </w:t>
                         </w:r>
                       </w:p>
                     </w:txbxContent>
@@ -4035,7 +4035,7 @@
                             <w:rFonts w:ascii="Georgia" w:eastAsia="Georgia" w:hAnsi="Georgia" w:cs="Georgia"/>
                             <w:b/>
                           </w:rPr>
-                          <w:t/>
+                          <w:t>BETWEEN</w:t>
                         </w:r>
                       </w:p>
                     </w:txbxContent>
@@ -4055,7 +4055,7 @@
                             <w:rFonts w:ascii="Georgia" w:eastAsia="Georgia" w:hAnsi="Georgia" w:cs="Georgia"/>
                             <w:b/>
                           </w:rPr>
-                          <w:t xml:space="preserve"/>
+                          <w:t xml:space="preserve"> </w:t>
                         </w:r>
                       </w:p>
                     </w:txbxContent>
@@ -4071,7 +4071,7 @@
                           <w:jc w:val="left"/>
                         </w:pPr>
                         <w:r>
-                          <w:t xml:space="preserve"/>
+                          <w:t xml:space="preserve"> </w:t>
                         </w:r>
                       </w:p>
                     </w:txbxContent>
@@ -4087,7 +4087,7 @@
                           <w:jc w:val="left"/>
                         </w:pPr>
                         <w:r>
-                          <w:t xml:space="preserve"/>
+                          <w:t xml:space="preserve"> </w:t>
                         </w:r>
                       </w:p>
                     </w:txbxContent>
@@ -4103,7 +4103,7 @@
                           <w:jc w:val="left"/>
                         </w:pPr>
                         <w:r>
-                          <w:t xml:space="preserve"/>
+                          <w:t xml:space="preserve"> </w:t>
                         </w:r>
                       </w:p>
                     </w:txbxContent>
@@ -4119,7 +4119,7 @@
                           <w:jc w:val="left"/>
                         </w:pPr>
                         <w:r>
-                          <w:t xml:space="preserve"/>
+                          <w:t xml:space="preserve"> </w:t>
                         </w:r>
                       </w:p>
                     </w:txbxContent>
@@ -4140,7 +4140,7 @@
                             <w:b/>
                             <w:sz w:val="32"/>
                           </w:rPr>
-                          <w:t/>
+                          <w:t>LANDCULTURE INVESTMENT LTD</w:t>
                         </w:r>
                       </w:p>
                     </w:txbxContent>
@@ -4161,7 +4161,7 @@
                             <w:b/>
                             <w:sz w:val="32"/>
                           </w:rPr>
-                          <w:t xml:space="preserve"/>
+                          <w:t xml:space="preserve"> </w:t>
                         </w:r>
                       </w:p>
                     </w:txbxContent>
@@ -4177,7 +4177,7 @@
                           <w:jc w:val="left"/>
                         </w:pPr>
                         <w:r>
-                          <w:t xml:space="preserve"/>
+                          <w:t xml:space="preserve"> </w:t>
                         </w:r>
                       </w:p>
                     </w:txbxContent>
@@ -4197,7 +4197,7 @@
                             <w:rFonts w:ascii="Georgia" w:eastAsia="Georgia" w:hAnsi="Georgia" w:cs="Georgia"/>
                             <w:sz w:val="22"/>
                           </w:rPr>
-                          <w:t/>
+                          <w:t>The VENDOR</w:t>
                         </w:r>
                       </w:p>
                     </w:txbxContent>
@@ -4257,7 +4257,7 @@
                             <w:rFonts w:ascii="Georgia" w:eastAsia="Georgia" w:hAnsi="Georgia" w:cs="Georgia"/>
                             <w:sz w:val="22"/>
                           </w:rPr>
-                          <w:t xml:space="preserve"/>
+                          <w:t xml:space="preserve"> </w:t>
                         </w:r>
                       </w:p>
                     </w:txbxContent>
@@ -4273,7 +4273,7 @@
                           <w:jc w:val="left"/>
                         </w:pPr>
                         <w:r>
-                          <w:t xml:space="preserve"/>
+                          <w:t xml:space="preserve"> </w:t>
                         </w:r>
                       </w:p>
                     </w:txbxContent>
@@ -4289,7 +4289,7 @@
                           <w:jc w:val="left"/>
                         </w:pPr>
                         <w:r>
-                          <w:t xml:space="preserve"/>
+                          <w:t xml:space="preserve"> </w:t>
                         </w:r>
                       </w:p>
                     </w:txbxContent>
@@ -4305,7 +4305,7 @@
                           <w:jc w:val="left"/>
                         </w:pPr>
                         <w:r>
-                          <w:t xml:space="preserve"/>
+                          <w:t xml:space="preserve"> </w:t>
                         </w:r>
                       </w:p>
                     </w:txbxContent>
@@ -4321,7 +4321,7 @@
                           <w:jc w:val="left"/>
                         </w:pPr>
                         <w:r>
-                          <w:t xml:space="preserve"/>
+                          <w:t xml:space="preserve"> </w:t>
                         </w:r>
                       </w:p>
                     </w:txbxContent>
@@ -4342,7 +4342,7 @@
                             <w:b/>
                             <w:sz w:val="20"/>
                           </w:rPr>
-                          <w:t/>
+                          <w:t>AND</w:t>
                         </w:r>
                       </w:p>
                     </w:txbxContent>
@@ -4363,7 +4363,7 @@
                             <w:b/>
                             <w:sz w:val="20"/>
                           </w:rPr>
-                          <w:t xml:space="preserve"/>
+                          <w:t xml:space="preserve"> </w:t>
                         </w:r>
                       </w:p>
                     </w:txbxContent>
@@ -4379,7 +4379,7 @@
                           <w:jc w:val="left"/>
                         </w:pPr>
                         <w:r>
-                          <w:t xml:space="preserve"/>
+                          <w:t xml:space="preserve"> </w:t>
                         </w:r>
                       </w:p>
                     </w:txbxContent>
@@ -4395,7 +4395,7 @@
                           <w:jc w:val="left"/>
                         </w:pPr>
                         <w:r>
-                          <w:t xml:space="preserve"/>
+                          <w:t xml:space="preserve"> </w:t>
                         </w:r>
                       </w:p>
                     </w:txbxContent>
@@ -4411,7 +4411,7 @@
                           <w:jc w:val="left"/>
                         </w:pPr>
                         <w:r>
-                          <w:t xml:space="preserve"/>
+                          <w:t xml:space="preserve"> </w:t>
                         </w:r>
                       </w:p>
                     </w:txbxContent>
@@ -4427,7 +4427,7 @@
                           <w:jc w:val="left"/>
                         </w:pPr>
                         <w:r>
-                          <w:t xml:space="preserve"/>
+                          <w:t xml:space="preserve"> </w:t>
                         </w:r>
                       </w:p>
                     </w:txbxContent>
@@ -4448,7 +4448,7 @@
                             <w:b/>
                             <w:sz w:val="32"/>
                           </w:rPr>
-                          <w:t/>
+                          <w:t>{{CUSTOMER_NAME}}</w:t>
                         </w:r>
                       </w:p>
                     </w:txbxContent>
@@ -4469,7 +4469,7 @@
                             <w:b/>
                             <w:sz w:val="32"/>
                           </w:rPr>
-                          <w:t xml:space="preserve"/>
+                          <w:t xml:space="preserve"> </w:t>
                         </w:r>
                       </w:p>
                     </w:txbxContent>
@@ -4485,7 +4485,7 @@
                           <w:jc w:val="left"/>
                         </w:pPr>
                         <w:r>
-                          <w:t xml:space="preserve"/>
+                          <w:t xml:space="preserve"> </w:t>
                         </w:r>
                       </w:p>
                     </w:txbxContent>
@@ -4525,7 +4525,7 @@
                             <w:rFonts w:ascii="Georgia" w:eastAsia="Georgia" w:hAnsi="Georgia" w:cs="Georgia"/>
                             <w:sz w:val="22"/>
                           </w:rPr>
-                          <w:t/>
+                          <w:t>The PURCHASER</w:t>
                         </w:r>
                       </w:p>
                     </w:txbxContent>
@@ -4565,7 +4565,7 @@
                             <w:rFonts w:ascii="Georgia" w:eastAsia="Georgia" w:hAnsi="Georgia" w:cs="Georgia"/>
                             <w:sz w:val="22"/>
                           </w:rPr>
-                          <w:t xml:space="preserve"/>
+                          <w:t xml:space="preserve"> </w:t>
                         </w:r>
                       </w:p>
                     </w:txbxContent>
@@ -4581,7 +4581,7 @@
                           <w:jc w:val="left"/>
                         </w:pPr>
                         <w:r>
-                          <w:t xml:space="preserve"/>
+                          <w:t xml:space="preserve"> </w:t>
                         </w:r>
                       </w:p>
                     </w:txbxContent>
@@ -4597,7 +4597,7 @@
                           <w:jc w:val="left"/>
                         </w:pPr>
                         <w:r>
-                          <w:t xml:space="preserve"/>
+                          <w:t xml:space="preserve"> </w:t>
                         </w:r>
                       </w:p>
                     </w:txbxContent>
@@ -4613,7 +4613,7 @@
                           <w:jc w:val="left"/>
                         </w:pPr>
                         <w:r>
-                          <w:t xml:space="preserve"/>
+                          <w:t xml:space="preserve"> </w:t>
                         </w:r>
                       </w:p>
                     </w:txbxContent>
@@ -4629,7 +4629,7 @@
                           <w:jc w:val="left"/>
                         </w:pPr>
                         <w:r>
-                          <w:t xml:space="preserve"/>
+                          <w:t xml:space="preserve"> </w:t>
                         </w:r>
                       </w:p>
                     </w:txbxContent>
@@ -4645,7 +4645,7 @@
                           <w:jc w:val="left"/>
                         </w:pPr>
                         <w:r>
-                          <w:t xml:space="preserve"/>
+                          <w:t xml:space="preserve"> </w:t>
                         </w:r>
                       </w:p>
                     </w:txbxContent>
@@ -4666,7 +4666,7 @@
                             <w:b/>
                             <w:sz w:val="32"/>
                           </w:rPr>
-                          <w:t xml:space="preserve"/>
+                          <w:t xml:space="preserve">IN RESPECT OF </w:t>
                         </w:r>
                       </w:p>
                     </w:txbxContent>
@@ -4687,7 +4687,7 @@
                             <w:b/>
                             <w:sz w:val="32"/>
                           </w:rPr>
-                          <w:t/>
+                          <w:t>{{NUM_PLOTS_WORDS_UPPER}} PLOTS</w:t>
                         </w:r>
                       </w:p>
                     </w:txbxContent>
@@ -4708,7 +4708,7 @@
                             <w:b/>
                             <w:sz w:val="32"/>
                           </w:rPr>
-                          <w:t xml:space="preserve"/>
+                          <w:t xml:space="preserve"> </w:t>
                         </w:r>
                       </w:p>
                     </w:txbxContent>
@@ -4834,7 +4834,7 @@
                             <w:b/>
                             <w:sz w:val="32"/>
                           </w:rPr>
-                          <w:t xml:space="preserve"/>
+                          <w:t xml:space="preserve"> </w:t>
                         </w:r>
                       </w:p>
                     </w:txbxContent>
@@ -4855,7 +4855,7 @@
                             <w:b/>
                             <w:sz w:val="32"/>
                           </w:rPr>
-                          <w:t xml:space="preserve"/>
+                          <w:t xml:space="preserve">OF LAND </w:t>
                         </w:r>
                       </w:p>
                     </w:txbxContent>
@@ -4876,7 +4876,7 @@
                             <w:b/>
                             <w:sz w:val="32"/>
                           </w:rPr>
-                          <w:t xml:space="preserve"/>
+                          <w:t xml:space="preserve">MEASURING </w:t>
                         </w:r>
                       </w:p>
                     </w:txbxContent>
@@ -4897,7 +4897,7 @@
                             <w:b/>
                             <w:sz w:val="32"/>
                           </w:rPr>
-                          <w:t/>
+                          <w:t>{{PLOT_SIZE_SQM}}</w:t>
                         </w:r>
                       </w:p>
                     </w:txbxContent>
@@ -4918,7 +4918,7 @@
                             <w:b/>
                             <w:sz w:val="32"/>
                           </w:rPr>
-                          <w:t xml:space="preserve"/>
+                          <w:t xml:space="preserve"> </w:t>
                         </w:r>
                       </w:p>
                     </w:txbxContent>
@@ -4939,7 +4939,7 @@
                             <w:b/>
                             <w:sz w:val="32"/>
                           </w:rPr>
-                          <w:t xml:space="preserve"/>
+                          <w:t xml:space="preserve">SQUARE METERS SITUATE AT </w:t>
                         </w:r>
                       </w:p>
                     </w:txbxContent>
@@ -4960,7 +4960,7 @@
                             <w:b/>
                             <w:sz w:val="32"/>
                           </w:rPr>
-                          <w:t/>
+                          <w:t>ALAFIA GARDENS, LOCATE</w:t>
                         </w:r>
                       </w:p>
                     </w:txbxContent>
@@ -4981,7 +4981,7 @@
                             <w:b/>
                             <w:sz w:val="32"/>
                           </w:rPr>
-                          <w:t xml:space="preserve"/>
+                          <w:t xml:space="preserve">D AT WARA </w:t>
                         </w:r>
                       </w:p>
                     </w:txbxContent>
@@ -5002,7 +5002,7 @@
                             <w:b/>
                             <w:sz w:val="32"/>
                           </w:rPr>
-                          <w:t xml:space="preserve"/>
+                          <w:t xml:space="preserve">COMMUNITY, </w:t>
                         </w:r>
                       </w:p>
                     </w:txbxContent>
@@ -5023,7 +5023,7 @@
                             <w:b/>
                             <w:sz w:val="32"/>
                           </w:rPr>
-                          <w:t/>
+                          <w:t>ALO</w:t>
                         </w:r>
                       </w:p>
                     </w:txbxContent>
@@ -5044,7 +5044,7 @@
                             <w:b/>
                             <w:sz w:val="32"/>
                           </w:rPr>
-                          <w:t/>
+                          <w:t>NG E</w:t>
                         </w:r>
                       </w:p>
                     </w:txbxContent>
@@ -5065,7 +5065,7 @@
                             <w:b/>
                             <w:sz w:val="32"/>
                           </w:rPr>
-                          <w:t/>
+                          <w:t>I</w:t>
                         </w:r>
                       </w:p>
                     </w:txbxContent>
@@ -5086,7 +5086,7 @@
                             <w:b/>
                             <w:sz w:val="32"/>
                           </w:rPr>
-                          <w:t/>
+                          <w:t>YENKORIN</w:t>
                         </w:r>
                       </w:p>
                     </w:txbxContent>
@@ -5107,7 +5107,7 @@
                             <w:b/>
                             <w:sz w:val="32"/>
                           </w:rPr>
-                          <w:t xml:space="preserve"/>
+                          <w:t xml:space="preserve"> </w:t>
                         </w:r>
                       </w:p>
                     </w:txbxContent>
@@ -5128,7 +5128,7 @@
                             <w:b/>
                             <w:sz w:val="32"/>
                           </w:rPr>
-                          <w:t/>
+                          <w:t>E</w:t>
                         </w:r>
                       </w:p>
                     </w:txbxContent>
@@ -5149,7 +5149,7 @@
                             <w:b/>
                             <w:sz w:val="32"/>
                           </w:rPr>
-                          <w:t/>
+                          <w:t>XPR</w:t>
                         </w:r>
                       </w:p>
                     </w:txbxContent>
@@ -5170,7 +5170,7 @@
                             <w:b/>
                             <w:sz w:val="32"/>
                           </w:rPr>
-                          <w:t/>
+                          <w:t>ESS</w:t>
                         </w:r>
                       </w:p>
                     </w:txbxContent>
@@ -5191,7 +5191,7 @@
                             <w:b/>
                             <w:sz w:val="32"/>
                           </w:rPr>
-                          <w:t xml:space="preserve"/>
+                          <w:t xml:space="preserve"> </w:t>
                         </w:r>
                       </w:p>
                     </w:txbxContent>
@@ -5212,7 +5212,7 @@
                             <w:b/>
                             <w:sz w:val="32"/>
                           </w:rPr>
-                          <w:t/>
+                          <w:t>R</w:t>
                         </w:r>
                       </w:p>
                     </w:txbxContent>
@@ -5233,7 +5233,7 @@
                             <w:b/>
                             <w:sz w:val="32"/>
                           </w:rPr>
-                          <w:t xml:space="preserve"/>
+                          <w:t xml:space="preserve">OAD </w:t>
                         </w:r>
                       </w:p>
                     </w:txbxContent>
@@ -5254,7 +5254,7 @@
                             <w:b/>
                             <w:sz w:val="32"/>
                           </w:rPr>
-                          <w:t/>
+                          <w:t>KWARA STATE.</w:t>
                         </w:r>
                       </w:p>
                     </w:txbxContent>
@@ -5275,7 +5275,7 @@
                             <w:b/>
                             <w:sz w:val="32"/>
                           </w:rPr>
-                          <w:t xml:space="preserve"/>
+                          <w:t xml:space="preserve"> </w:t>
                         </w:r>
                       </w:p>
                     </w:txbxContent>
@@ -5291,7 +5291,7 @@
                           <w:jc w:val="left"/>
                         </w:pPr>
                         <w:r>
-                          <w:t xml:space="preserve"/>
+                          <w:t xml:space="preserve"> </w:t>
                         </w:r>
                       </w:p>
                     </w:txbxContent>
@@ -5311,7 +5311,7 @@
                             <w:rFonts w:ascii="Georgia" w:eastAsia="Georgia" w:hAnsi="Georgia" w:cs="Georgia"/>
                             <w:sz w:val="32"/>
                           </w:rPr>
-                          <w:t/>
+                          <w:t>...............................................................................................</w:t>
                         </w:r>
                       </w:p>
                     </w:txbxContent>
@@ -5331,7 +5331,7 @@
                             <w:rFonts w:ascii="Georgia" w:eastAsia="Georgia" w:hAnsi="Georgia" w:cs="Georgia"/>
                             <w:sz w:val="32"/>
                           </w:rPr>
-                          <w:t xml:space="preserve"/>
+                          <w:t xml:space="preserve"> </w:t>
                         </w:r>
                       </w:p>
                     </w:txbxContent>
@@ -5347,7 +5347,7 @@
                           <w:jc w:val="left"/>
                         </w:pPr>
                         <w:r>
-                          <w:t xml:space="preserve"/>
+                          <w:t xml:space="preserve"> </w:t>
                         </w:r>
                       </w:p>
                     </w:txbxContent>
@@ -5363,7 +5363,7 @@
                           <w:jc w:val="left"/>
                         </w:pPr>
                         <w:r>
-                          <w:t xml:space="preserve"/>
+                          <w:t xml:space="preserve"> </w:t>
                         </w:r>
                       </w:p>
                     </w:txbxContent>
@@ -5379,7 +5379,7 @@
                           <w:jc w:val="left"/>
                         </w:pPr>
                         <w:r>
-                          <w:t xml:space="preserve"/>
+                          <w:t xml:space="preserve"> </w:t>
                         </w:r>
                       </w:p>
                     </w:txbxContent>
@@ -5395,7 +5395,7 @@
                           <w:jc w:val="left"/>
                         </w:pPr>
                         <w:r>
-                          <w:t xml:space="preserve"/>
+                          <w:t xml:space="preserve"> </w:t>
                         </w:r>
                       </w:p>
                     </w:txbxContent>
@@ -5411,7 +5411,7 @@
                           <w:jc w:val="left"/>
                         </w:pPr>
                         <w:r>
-                          <w:t xml:space="preserve"/>
+                          <w:t xml:space="preserve"> </w:t>
                         </w:r>
                       </w:p>
                     </w:txbxContent>
@@ -5432,7 +5432,7 @@
                             <w:b/>
                             <w:sz w:val="18"/>
                           </w:rPr>
-                          <w:t/>
+                          <w:t>PREPARED BY</w:t>
                         </w:r>
                       </w:p>
                     </w:txbxContent>
@@ -5453,7 +5453,7 @@
                             <w:b/>
                             <w:sz w:val="18"/>
                           </w:rPr>
-                          <w:t xml:space="preserve"/>
+                          <w:t xml:space="preserve"> </w:t>
                         </w:r>
                       </w:p>
                     </w:txbxContent>
@@ -5469,7 +5469,7 @@
                           <w:jc w:val="left"/>
                         </w:pPr>
                         <w:r>
-                          <w:t xml:space="preserve"/>
+                          <w:t xml:space="preserve"> </w:t>
                         </w:r>
                       </w:p>
                     </w:txbxContent>
@@ -5490,7 +5490,7 @@
                             <w:b/>
                             <w:sz w:val="18"/>
                           </w:rPr>
-                          <w:t/>
+                          <w:t>D. O AROWOSAFE Esq.</w:t>
                         </w:r>
                       </w:p>
                     </w:txbxContent>
@@ -5511,7 +5511,7 @@
                             <w:b/>
                             <w:sz w:val="18"/>
                           </w:rPr>
-                          <w:t xml:space="preserve"/>
+                          <w:t xml:space="preserve"> </w:t>
                         </w:r>
                       </w:p>
                     </w:txbxContent>
@@ -5527,7 +5527,7 @@
                           <w:jc w:val="left"/>
                         </w:pPr>
                         <w:r>
-                          <w:t xml:space="preserve"/>
+                          <w:t xml:space="preserve"> </w:t>
                         </w:r>
                       </w:p>
                     </w:txbxContent>
@@ -5548,7 +5548,7 @@
                             <w:b/>
                             <w:sz w:val="18"/>
                           </w:rPr>
-                          <w:t/>
+                          <w:t>FOR: LEGAL DEPARTMENT,</w:t>
                         </w:r>
                       </w:p>
                     </w:txbxContent>
@@ -5569,7 +5569,7 @@
                             <w:b/>
                             <w:sz w:val="18"/>
                           </w:rPr>
-                          <w:t xml:space="preserve"/>
+                          <w:t xml:space="preserve"> </w:t>
                         </w:r>
                       </w:p>
                     </w:txbxContent>
@@ -5585,7 +5585,7 @@
                           <w:jc w:val="left"/>
                         </w:pPr>
                         <w:r>
-                          <w:t xml:space="preserve"/>
+                          <w:t xml:space="preserve"> </w:t>
                         </w:r>
                       </w:p>
                     </w:txbxContent>
@@ -5606,7 +5606,7 @@
                             <w:b/>
                             <w:sz w:val="18"/>
                           </w:rPr>
-                          <w:t/>
+                          <w:t>LANDCULTURE INVESTMENT LTD,</w:t>
                         </w:r>
                       </w:p>
                     </w:txbxContent>
@@ -5627,7 +5627,7 @@
                             <w:b/>
                             <w:sz w:val="18"/>
                           </w:rPr>
-                          <w:t xml:space="preserve"/>
+                          <w:t xml:space="preserve"> </w:t>
                         </w:r>
                       </w:p>
                     </w:txbxContent>
@@ -5643,7 +5643,7 @@
                           <w:jc w:val="left"/>
                         </w:pPr>
                         <w:r>
-                          <w:t xml:space="preserve"/>
+                          <w:t xml:space="preserve"> </w:t>
                         </w:r>
                       </w:p>
                     </w:txbxContent>
@@ -5664,7 +5664,7 @@
                             <w:b/>
                             <w:sz w:val="18"/>
                           </w:rPr>
-                          <w:t/>
+                          <w:t>PLOT 6, OLD JEBBA ROAD, BES</w:t>
                         </w:r>
                       </w:p>
                     </w:txbxContent>
@@ -5685,7 +5685,7 @@
                             <w:b/>
                             <w:sz w:val="18"/>
                           </w:rPr>
-                          <w:t/>
+                          <w:t>IDE IPMAN</w:t>
                         </w:r>
                       </w:p>
                     </w:txbxContent>
@@ -5706,7 +5706,7 @@
                             <w:b/>
                             <w:sz w:val="18"/>
                           </w:rPr>
-                          <w:t xml:space="preserve"/>
+                          <w:t xml:space="preserve"> </w:t>
                         </w:r>
                       </w:p>
                     </w:txbxContent>
@@ -5727,7 +5727,7 @@
                             <w:b/>
                             <w:sz w:val="18"/>
                           </w:rPr>
-                          <w:t/>
+                          <w:t>BUI</w:t>
                         </w:r>
                       </w:p>
                     </w:txbxContent>
@@ -5748,7 +5748,7 @@
                             <w:b/>
                             <w:sz w:val="18"/>
                           </w:rPr>
-                          <w:t/>
+                          <w:t>LD</w:t>
                         </w:r>
                       </w:p>
                     </w:txbxContent>
@@ -5769,7 +5769,7 @@
                             <w:b/>
                             <w:sz w:val="18"/>
                           </w:rPr>
-                          <w:t/>
+                          <w:t>ING</w:t>
                         </w:r>
                       </w:p>
                     </w:txbxContent>
@@ -5790,7 +5790,7 @@
                             <w:b/>
                             <w:sz w:val="18"/>
                           </w:rPr>
-                          <w:t/>
+                          <w:t>,</w:t>
                         </w:r>
                       </w:p>
                     </w:txbxContent>
@@ -5811,7 +5811,7 @@
                             <w:b/>
                             <w:sz w:val="18"/>
                           </w:rPr>
-                          <w:t xml:space="preserve"/>
+                          <w:t xml:space="preserve"> </w:t>
                         </w:r>
                       </w:p>
                     </w:txbxContent>
@@ -5827,7 +5827,7 @@
                           <w:jc w:val="left"/>
                         </w:pPr>
                         <w:r>
-                          <w:t xml:space="preserve"/>
+                          <w:t xml:space="preserve"> </w:t>
                         </w:r>
                       </w:p>
                     </w:txbxContent>
@@ -5869,7 +5869,7 @@
                             <w:b/>
                             <w:sz w:val="18"/>
                           </w:rPr>
-                          <w:t/>
+                          <w:t>A</w:t>
                         </w:r>
                       </w:p>
                     </w:txbxContent>
@@ -5890,7 +5890,7 @@
                             <w:b/>
                             <w:sz w:val="18"/>
                           </w:rPr>
-                          <w:t/>
+                          <w:t>NGO, ILORIN, KWARA STATE.</w:t>
                         </w:r>
                       </w:p>
                     </w:txbxContent>
@@ -5911,7 +5911,7 @@
                             <w:b/>
                             <w:sz w:val="18"/>
                           </w:rPr>
-                          <w:t xml:space="preserve"/>
+                          <w:t xml:space="preserve"> </w:t>
                         </w:r>
                       </w:p>
                     </w:txbxContent>
@@ -5934,6 +5934,7 @@
         <w:rPr>
           <w:b/>
         </w:rPr>
+        <w:lastRenderedPageBreak/>
         <w:t xml:space="preserve">This CONTRACT OF SALE is made this ……...Day of…………………. 2026. </w:t>
       </w:r>
     </w:p>
@@ -6123,27 +6124,23 @@
         <w:rPr>
           <w:b/>
         </w:rPr>
-        <w:t>{{CUSTOMER_NAME}}</w:t>
-      </w:r>
-      <w:r>
-        <w:t xml:space="preserve"> of </w:t>
-      </w:r>
-      <w:r>
-        <w:rPr>
-          <w:b/>
-        </w:rPr>
-        <w:t>{{CUSTOMER_ADDRESS}}</w:t>
+        <w:t>{{CUSTOMER_NAME}} of {{CUSTOMER_ADDRESS}}</w:t>
+        <w:tab/>
+        <w:t xml:space="preserve"> </w:t>
+      </w:r>
+      <w:r/>
+      <w:r>
+        <w:rPr>
+          <w:b/>
+        </w:rPr>
       </w:r>
       <w:r>
         <w:rPr>
           <w:rFonts w:ascii="Cambria" w:eastAsia="Cambria" w:hAnsi="Cambria" w:cs="Cambria"/>
           <w:vertAlign w:val="subscript"/>
         </w:rPr>
-        <w:tab/>
-      </w:r>
-      <w:r>
-        <w:t xml:space="preserve"> </w:t>
-      </w:r>
+      </w:r>
+      <w:r/>
     </w:p>
     <w:p>
       <w:pPr>
@@ -6563,7 +6560,7 @@
         <w:ind w:left="-3"/>
       </w:pPr>
       <w:r>
-        <w:t xml:space="preserve">out of which the sum of ₦{{DEPOSIT_DIGITS}} ({{DEPOSIT_WORDS}}) has been paid as deposit by the Purchaser to the Vendor (the receipt of which the Vendor acknowledges), the Vendor covenants to assign {{NUM_PLOTS_WORDS}} plot of land measuring {{PLOT_SIZE_SQM}} Square Meters located within Alafia Gardens situate at Wara Community, Along Eyenkorin Express Road, Ilorin, Kwara State to the Purchaser, subject to the terms and conditions contained in this Contract of Sale. </w:t>
+        <w:t xml:space="preserve">out of which the sum of ₦{{DEPOSIT_DIGITS}} ({{DEPOSIT_WORDS}}) has been paid as deposit by the Purchaser to the Vendor (the receipt of which the Vendor acknowledges), the Vendor covenants to assign {{NUM_PLOTS_WORDS_UPPER}} plot of land measuring {{PLOT_SIZE_SQM}} Square Meters located within Alafia Gardens situate at Wara Community, Along Eyenkorin Express Road, Ilorin, Kwara State to the Purchaser, subject to the terms and conditions contained in this Contract of Sale. </w:t>
       </w:r>
       <w:r>
         <w:rPr>
@@ -6675,7 +6672,7 @@
         <w:ind w:hanging="360"/>
       </w:pPr>
       <w:r>
-        <w:t xml:space="preserve">To promptly pay  the  balance  of  ₦{{BALANCE_DIGITS}} ({{BALANCE_WORDS}}), without default as at when due for the stipulated period which will commence from the day the purchaser made the first instalment being the {{PAYMENT_START_DATE}} and which shall be for a period of {{PAYMENT_DURATION_MONTHS}}months from the {{PAYMENT_START_DATE}} to the {{PAYMENT_END_DATE}} </w:t>
+        <w:t xml:space="preserve">To promptly pay  the  balance  of  ₦{{BALANCE_DIGITS}} ({{BALANCE_WORDS}}), without default as at when due for the stipulated period which will commence from the day the purchaser made the first instalment being the {{PAYMENT_START_DATE}} and which shall be for a period of {{PAYMENT_DURATION_MONTHS}}months from the 26th Day of March 2026 to the {{PAYMENT_END_DATE}} </w:t>
       </w:r>
       <w:r/>
       <w:proofErr w:type="gramStart"/>
@@ -7508,7 +7505,7 @@
         <w:ind w:hanging="360"/>
       </w:pPr>
       <w:r>
-        <w:t xml:space="preserve">To physically allocate {{NUM_PLOTS_WORDS}} plot of land measuring {{PLOT_SIZE_SQM}} Square Meters to the Purchaser upon further payment of at least 50% of the infrastructure fee, full payment of other developmental fees, payment for architectural drawing (whether prepared by the Vendor or external person or body) as stated in Clause 5(g) &amp; (h) herein and the execution of payment agreement (where applicable), indemnity and Construction </w:t>
+        <w:t xml:space="preserve">To physically allocate {{NUM_PLOTS_WORDS_UPPER}} plot of land measuring {{PLOT_SIZE_SQM}} Square Meters to the Purchaser upon further payment of at least 50% of the infrastructure fee, full payment of other developmental fees, payment for architectural drawing (whether prepared by the Vendor or external person or body) as stated in Clause 5(g) &amp; (h) herein and the execution of payment agreement (where applicable), indemnity and Construction </w:t>
       </w:r>
       <w:r>
         <w:rPr>
@@ -8137,7 +8134,7 @@
         <w:jc w:val="left"/>
       </w:pPr>
       <w:r>
-        <w:t xml:space="preserve">That the agreed price for {{NUM_PLOTS_WORDS}} plot of land measuring {{PLOT_SIZE_SQM}} Square Meters is ₦{{TOTAL_PRICE_DIGITS}} ({{TOTAL_PRICE_WORDS}}) only. </w:t>
+        <w:t xml:space="preserve">That the agreed price for {{NUM_PLOTS_WORDS_UPPER}} plot of land measuring {{PLOT_SIZE_SQM}} Square Meters is ₦{{TOTAL_PRICE_DIGITS}} ({{TOTAL_PRICE_WORDS}}) only. </w:t>
       </w:r>
       <w:r>
         <w:rPr>
@@ -10336,13 +10333,12 @@
         <w:rPr>
           <w:b/>
         </w:rPr>
-        <w:t>{{CUSTOMER_NAME}}</w:t>
-      </w:r>
-      <w:r>
-        <w:rPr>
-          <w:b/>
-        </w:rPr>
-        <w:t xml:space="preserve"> </w:t>
+        <w:t xml:space="preserve">{{CUSTOMER_NAME}} </w:t>
+      </w:r>
+      <w:r>
+        <w:rPr>
+          <w:b/>
+        </w:rPr>
       </w:r>
     </w:p>
     <w:p>

--- a/contract_template.docx
+++ b/contract_template.docx
@@ -4,5924 +4,136 @@
   <w:body>
     <w:p>
       <w:pPr>
-        <w:spacing w:after="0" w:line="259" w:lineRule="auto"/>
-        <w:ind w:left="-982" w:right="-939" w:firstLine="0"/>
-        <w:jc w:val="left"/>
-      </w:pPr>
-      <w:r>
-        <w:rPr>
-          <w:rFonts w:ascii="Calibri" w:eastAsia="Calibri" w:hAnsi="Calibri" w:cs="Calibri"/>
-          <w:noProof/>
+        <w:jc w:val="center"/>
+        <w:spacing w:before="1200" w:after="400"/>
+      </w:pPr>
+      <w:r>
+        <w:rPr>
+          <w:sz w:val="48"/>
+          <w:szCs w:val="48"/>
+          <w:b/>
+          <w:bCs/>
+        </w:rPr>
+        <w:t xml:space="preserve">CONTRACT OF SALE</w:t>
+      </w:r>
+    </w:p>
+    <w:p>
+      <w:pPr>
+        <w:jc w:val="center"/>
+        <w:spacing w:before="600" w:after="400"/>
+      </w:pPr>
+      <w:r>
+        <w:rPr>
           <w:sz w:val="22"/>
-        </w:rPr>
-        <mc:AlternateContent>
-          <mc:Choice Requires="wpg">
-            <w:drawing>
-              <wp:inline distT="0" distB="0" distL="0" distR="0" wp14:anchorId="568177DB" wp14:editId="3FDFF336">
-                <wp:extent cx="7163435" cy="9448800"/>
-                <wp:effectExtent l="0" t="0" r="0" b="0"/>
-                <wp:docPr id="11271" name="Group 11271"/>
-                <wp:cNvGraphicFramePr/>
-                <a:graphic xmlns:a="http://schemas.openxmlformats.org/drawingml/2006/main">
-                  <a:graphicData uri="http://schemas.microsoft.com/office/word/2010/wordprocessingGroup">
-                    <wpg:wgp>
-                      <wpg:cNvGrpSpPr/>
-                      <wpg:grpSpPr>
-                        <a:xfrm>
-                          <a:off x="0" y="0"/>
-                          <a:ext cx="7163435" cy="9448800"/>
-                          <a:chOff x="0" y="0"/>
-                          <a:chExt cx="7163435" cy="9448800"/>
-                        </a:xfrm>
-                      </wpg:grpSpPr>
-                      <pic:pic xmlns:pic="http://schemas.openxmlformats.org/drawingml/2006/picture">
-                        <pic:nvPicPr>
-                          <pic:cNvPr id="8" name="Picture 8"/>
-                          <pic:cNvPicPr/>
-                        </pic:nvPicPr>
-                        <pic:blipFill>
-                          <a:blip r:embed="rId5"/>
-                          <a:stretch>
-                            <a:fillRect/>
-                          </a:stretch>
-                        </pic:blipFill>
-                        <pic:spPr>
-                          <a:xfrm>
-                            <a:off x="0" y="0"/>
-                            <a:ext cx="7163435" cy="9448800"/>
-                          </a:xfrm>
-                          <a:prstGeom prst="rect">
-                            <a:avLst/>
-                          </a:prstGeom>
-                        </pic:spPr>
-                      </pic:pic>
-                      <wps:wsp>
-                        <wps:cNvPr id="9" name="Rectangle 9"/>
-                        <wps:cNvSpPr/>
-                        <wps:spPr>
-                          <a:xfrm>
-                            <a:off x="2047416" y="428281"/>
-                            <a:ext cx="94730" cy="423761"/>
-                          </a:xfrm>
-                          <a:prstGeom prst="rect">
-                            <a:avLst/>
-                          </a:prstGeom>
-                          <a:ln>
-                            <a:noFill/>
-                          </a:ln>
-                        </wps:spPr>
-                        <wps:txbx>
-                          <w:txbxContent>
-                            <w:p>
-                              <w:pPr>
-                                <w:spacing w:after="160" w:line="259" w:lineRule="auto"/>
-                                <w:ind w:left="0" w:firstLine="0"/>
-                                <w:jc w:val="left"/>
-                              </w:pPr>
-                              <w:r>
-                                <w:rPr>
-                                  <w:rFonts w:ascii="Georgia" w:eastAsia="Georgia" w:hAnsi="Georgia" w:cs="Georgia"/>
-                                  <w:b/>
-                                  <w:sz w:val="44"/>
-                                </w:rPr>
-                                <w:t xml:space="preserve"> </w:t>
-                              </w:r>
-                            </w:p>
-                          </w:txbxContent>
-                        </wps:txbx>
-                        <wps:bodyPr horzOverflow="overflow" vert="horz" lIns="0" tIns="0" rIns="0" bIns="0" rtlCol="0">
-                          <a:noAutofit/>
-                        </wps:bodyPr>
-                      </wps:wsp>
-                      <wps:wsp>
-                        <wps:cNvPr id="10" name="Rectangle 10"/>
-                        <wps:cNvSpPr/>
-                        <wps:spPr>
-                          <a:xfrm>
-                            <a:off x="2118358" y="428281"/>
-                            <a:ext cx="4023980" cy="423761"/>
-                          </a:xfrm>
-                          <a:prstGeom prst="rect">
-                            <a:avLst/>
-                          </a:prstGeom>
-                          <a:ln>
-                            <a:noFill/>
-                          </a:ln>
-                        </wps:spPr>
-                        <wps:txbx>
-                          <w:txbxContent>
-                            <w:p>
-                              <w:pPr>
-                                <w:spacing w:after="160" w:line="259" w:lineRule="auto"/>
-                                <w:ind w:left="0" w:firstLine="0"/>
-                                <w:jc w:val="left"/>
-                              </w:pPr>
-                              <w:r>
-                                <w:rPr>
-                                  <w:rFonts w:ascii="Georgia" w:eastAsia="Georgia" w:hAnsi="Georgia" w:cs="Georgia"/>
-                                  <w:b/>
-                                  <w:sz w:val="44"/>
-                                </w:rPr>
-                                <w:t>CONTRACT OF SALE</w:t>
-                              </w:r>
-                            </w:p>
-                          </w:txbxContent>
-                        </wps:txbx>
-                        <wps:bodyPr horzOverflow="overflow" vert="horz" lIns="0" tIns="0" rIns="0" bIns="0" rtlCol="0">
-                          <a:noAutofit/>
-                        </wps:bodyPr>
-                      </wps:wsp>
-                      <wps:wsp>
-                        <wps:cNvPr id="11" name="Rectangle 11"/>
-                        <wps:cNvSpPr/>
-                        <wps:spPr>
-                          <a:xfrm>
-                            <a:off x="5143325" y="428281"/>
-                            <a:ext cx="94730" cy="423761"/>
-                          </a:xfrm>
-                          <a:prstGeom prst="rect">
-                            <a:avLst/>
-                          </a:prstGeom>
-                          <a:ln>
-                            <a:noFill/>
-                          </a:ln>
-                        </wps:spPr>
-                        <wps:txbx>
-                          <w:txbxContent>
-                            <w:p>
-                              <w:pPr>
-                                <w:spacing w:after="160" w:line="259" w:lineRule="auto"/>
-                                <w:ind w:left="0" w:firstLine="0"/>
-                                <w:jc w:val="left"/>
-                              </w:pPr>
-                              <w:r>
-                                <w:rPr>
-                                  <w:rFonts w:ascii="Georgia" w:eastAsia="Georgia" w:hAnsi="Georgia" w:cs="Georgia"/>
-                                  <w:b/>
-                                  <w:sz w:val="44"/>
-                                </w:rPr>
-                                <w:t xml:space="preserve"> </w:t>
-                              </w:r>
-                            </w:p>
-                          </w:txbxContent>
-                        </wps:txbx>
-                        <wps:bodyPr horzOverflow="overflow" vert="horz" lIns="0" tIns="0" rIns="0" bIns="0" rtlCol="0">
-                          <a:noAutofit/>
-                        </wps:bodyPr>
-                      </wps:wsp>
-                      <wps:wsp>
-                        <wps:cNvPr id="12" name="Rectangle 12"/>
-                        <wps:cNvSpPr/>
-                        <wps:spPr>
-                          <a:xfrm>
-                            <a:off x="623571" y="714207"/>
-                            <a:ext cx="50673" cy="224466"/>
-                          </a:xfrm>
-                          <a:prstGeom prst="rect">
-                            <a:avLst/>
-                          </a:prstGeom>
-                          <a:ln>
-                            <a:noFill/>
-                          </a:ln>
-                        </wps:spPr>
-                        <wps:txbx>
-                          <w:txbxContent>
-                            <w:p>
-                              <w:pPr>
-                                <w:spacing w:after="160" w:line="259" w:lineRule="auto"/>
-                                <w:ind w:left="0" w:firstLine="0"/>
-                                <w:jc w:val="left"/>
-                              </w:pPr>
-                              <w:r>
-                                <w:t xml:space="preserve"> </w:t>
-                              </w:r>
-                            </w:p>
-                          </w:txbxContent>
-                        </wps:txbx>
-                        <wps:bodyPr horzOverflow="overflow" vert="horz" lIns="0" tIns="0" rIns="0" bIns="0" rtlCol="0">
-                          <a:noAutofit/>
-                        </wps:bodyPr>
-                      </wps:wsp>
-                      <wps:wsp>
-                        <wps:cNvPr id="13" name="Rectangle 13"/>
-                        <wps:cNvSpPr/>
-                        <wps:spPr>
-                          <a:xfrm>
-                            <a:off x="623571" y="842223"/>
-                            <a:ext cx="50673" cy="224466"/>
-                          </a:xfrm>
-                          <a:prstGeom prst="rect">
-                            <a:avLst/>
-                          </a:prstGeom>
-                          <a:ln>
-                            <a:noFill/>
-                          </a:ln>
-                        </wps:spPr>
-                        <wps:txbx>
-                          <w:txbxContent>
-                            <w:p>
-                              <w:pPr>
-                                <w:spacing w:after="160" w:line="259" w:lineRule="auto"/>
-                                <w:ind w:left="0" w:firstLine="0"/>
-                                <w:jc w:val="left"/>
-                              </w:pPr>
-                              <w:r>
-                                <w:t xml:space="preserve"> </w:t>
-                              </w:r>
-                            </w:p>
-                          </w:txbxContent>
-                        </wps:txbx>
-                        <wps:bodyPr horzOverflow="overflow" vert="horz" lIns="0" tIns="0" rIns="0" bIns="0" rtlCol="0">
-                          <a:noAutofit/>
-                        </wps:bodyPr>
-                      </wps:wsp>
-                      <wps:wsp>
-                        <wps:cNvPr id="14" name="Rectangle 14"/>
-                        <wps:cNvSpPr/>
-                        <wps:spPr>
-                          <a:xfrm>
-                            <a:off x="623571" y="970239"/>
-                            <a:ext cx="50673" cy="224466"/>
-                          </a:xfrm>
-                          <a:prstGeom prst="rect">
-                            <a:avLst/>
-                          </a:prstGeom>
-                          <a:ln>
-                            <a:noFill/>
-                          </a:ln>
-                        </wps:spPr>
-                        <wps:txbx>
-                          <w:txbxContent>
-                            <w:p>
-                              <w:pPr>
-                                <w:spacing w:after="160" w:line="259" w:lineRule="auto"/>
-                                <w:ind w:left="0" w:firstLine="0"/>
-                                <w:jc w:val="left"/>
-                              </w:pPr>
-                              <w:r>
-                                <w:t xml:space="preserve"> </w:t>
-                              </w:r>
-                            </w:p>
-                          </w:txbxContent>
-                        </wps:txbx>
-                        <wps:bodyPr horzOverflow="overflow" vert="horz" lIns="0" tIns="0" rIns="0" bIns="0" rtlCol="0">
-                          <a:noAutofit/>
-                        </wps:bodyPr>
-                      </wps:wsp>
-                      <wps:wsp>
-                        <wps:cNvPr id="15" name="Rectangle 15"/>
-                        <wps:cNvSpPr/>
-                        <wps:spPr>
-                          <a:xfrm>
-                            <a:off x="623571" y="1143975"/>
-                            <a:ext cx="50673" cy="224466"/>
-                          </a:xfrm>
-                          <a:prstGeom prst="rect">
-                            <a:avLst/>
-                          </a:prstGeom>
-                          <a:ln>
-                            <a:noFill/>
-                          </a:ln>
-                        </wps:spPr>
-                        <wps:txbx>
-                          <w:txbxContent>
-                            <w:p>
-                              <w:pPr>
-                                <w:spacing w:after="160" w:line="259" w:lineRule="auto"/>
-                                <w:ind w:left="0" w:firstLine="0"/>
-                                <w:jc w:val="left"/>
-                              </w:pPr>
-                              <w:r>
-                                <w:t xml:space="preserve"> </w:t>
-                              </w:r>
-                            </w:p>
-                          </w:txbxContent>
-                        </wps:txbx>
-                        <wps:bodyPr horzOverflow="overflow" vert="horz" lIns="0" tIns="0" rIns="0" bIns="0" rtlCol="0">
-                          <a:noAutofit/>
-                        </wps:bodyPr>
-                      </wps:wsp>
-                      <wps:wsp>
-                        <wps:cNvPr id="16" name="Rectangle 16"/>
-                        <wps:cNvSpPr/>
-                        <wps:spPr>
-                          <a:xfrm>
-                            <a:off x="3170876" y="1319863"/>
-                            <a:ext cx="1129157" cy="230304"/>
-                          </a:xfrm>
-                          <a:prstGeom prst="rect">
-                            <a:avLst/>
-                          </a:prstGeom>
-                          <a:ln>
-                            <a:noFill/>
-                          </a:ln>
-                        </wps:spPr>
-                        <wps:txbx>
-                          <w:txbxContent>
-                            <w:p>
-                              <w:pPr>
-                                <w:spacing w:after="160" w:line="259" w:lineRule="auto"/>
-                                <w:ind w:left="0" w:firstLine="0"/>
-                                <w:jc w:val="left"/>
-                              </w:pPr>
-                              <w:r>
-                                <w:rPr>
-                                  <w:rFonts w:ascii="Georgia" w:eastAsia="Georgia" w:hAnsi="Georgia" w:cs="Georgia"/>
-                                  <w:b/>
-                                </w:rPr>
-                                <w:t>BETWEEN</w:t>
-                              </w:r>
-                            </w:p>
-                          </w:txbxContent>
-                        </wps:txbx>
-                        <wps:bodyPr horzOverflow="overflow" vert="horz" lIns="0" tIns="0" rIns="0" bIns="0" rtlCol="0">
-                          <a:noAutofit/>
-                        </wps:bodyPr>
-                      </wps:wsp>
-                      <wps:wsp>
-                        <wps:cNvPr id="17" name="Rectangle 17"/>
-                        <wps:cNvSpPr/>
-                        <wps:spPr>
-                          <a:xfrm>
-                            <a:off x="4019866" y="1319863"/>
-                            <a:ext cx="51484" cy="230304"/>
-                          </a:xfrm>
-                          <a:prstGeom prst="rect">
-                            <a:avLst/>
-                          </a:prstGeom>
-                          <a:ln>
-                            <a:noFill/>
-                          </a:ln>
-                        </wps:spPr>
-                        <wps:txbx>
-                          <w:txbxContent>
-                            <w:p>
-                              <w:pPr>
-                                <w:spacing w:after="160" w:line="259" w:lineRule="auto"/>
-                                <w:ind w:left="0" w:firstLine="0"/>
-                                <w:jc w:val="left"/>
-                              </w:pPr>
-                              <w:r>
-                                <w:rPr>
-                                  <w:rFonts w:ascii="Georgia" w:eastAsia="Georgia" w:hAnsi="Georgia" w:cs="Georgia"/>
-                                  <w:b/>
-                                </w:rPr>
-                                <w:t xml:space="preserve"> </w:t>
-                              </w:r>
-                            </w:p>
-                          </w:txbxContent>
-                        </wps:txbx>
-                        <wps:bodyPr horzOverflow="overflow" vert="horz" lIns="0" tIns="0" rIns="0" bIns="0" rtlCol="0">
-                          <a:noAutofit/>
-                        </wps:bodyPr>
-                      </wps:wsp>
-                      <wps:wsp>
-                        <wps:cNvPr id="18" name="Rectangle 18"/>
-                        <wps:cNvSpPr/>
-                        <wps:spPr>
-                          <a:xfrm>
-                            <a:off x="623571" y="1460966"/>
-                            <a:ext cx="50673" cy="224466"/>
-                          </a:xfrm>
-                          <a:prstGeom prst="rect">
-                            <a:avLst/>
-                          </a:prstGeom>
-                          <a:ln>
-                            <a:noFill/>
-                          </a:ln>
-                        </wps:spPr>
-                        <wps:txbx>
-                          <w:txbxContent>
-                            <w:p>
-                              <w:pPr>
-                                <w:spacing w:after="160" w:line="259" w:lineRule="auto"/>
-                                <w:ind w:left="0" w:firstLine="0"/>
-                                <w:jc w:val="left"/>
-                              </w:pPr>
-                              <w:r>
-                                <w:t xml:space="preserve"> </w:t>
-                              </w:r>
-                            </w:p>
-                          </w:txbxContent>
-                        </wps:txbx>
-                        <wps:bodyPr horzOverflow="overflow" vert="horz" lIns="0" tIns="0" rIns="0" bIns="0" rtlCol="0">
-                          <a:noAutofit/>
-                        </wps:bodyPr>
-                      </wps:wsp>
-                      <wps:wsp>
-                        <wps:cNvPr id="19" name="Rectangle 19"/>
-                        <wps:cNvSpPr/>
-                        <wps:spPr>
-                          <a:xfrm>
-                            <a:off x="623571" y="1585935"/>
-                            <a:ext cx="50673" cy="224466"/>
-                          </a:xfrm>
-                          <a:prstGeom prst="rect">
-                            <a:avLst/>
-                          </a:prstGeom>
-                          <a:ln>
-                            <a:noFill/>
-                          </a:ln>
-                        </wps:spPr>
-                        <wps:txbx>
-                          <w:txbxContent>
-                            <w:p>
-                              <w:pPr>
-                                <w:spacing w:after="160" w:line="259" w:lineRule="auto"/>
-                                <w:ind w:left="0" w:firstLine="0"/>
-                                <w:jc w:val="left"/>
-                              </w:pPr>
-                              <w:r>
-                                <w:t xml:space="preserve"> </w:t>
-                              </w:r>
-                            </w:p>
-                          </w:txbxContent>
-                        </wps:txbx>
-                        <wps:bodyPr horzOverflow="overflow" vert="horz" lIns="0" tIns="0" rIns="0" bIns="0" rtlCol="0">
-                          <a:noAutofit/>
-                        </wps:bodyPr>
-                      </wps:wsp>
-                      <wps:wsp>
-                        <wps:cNvPr id="20" name="Rectangle 20"/>
-                        <wps:cNvSpPr/>
-                        <wps:spPr>
-                          <a:xfrm>
-                            <a:off x="623571" y="1713951"/>
-                            <a:ext cx="50673" cy="224466"/>
-                          </a:xfrm>
-                          <a:prstGeom prst="rect">
-                            <a:avLst/>
-                          </a:prstGeom>
-                          <a:ln>
-                            <a:noFill/>
-                          </a:ln>
-                        </wps:spPr>
-                        <wps:txbx>
-                          <w:txbxContent>
-                            <w:p>
-                              <w:pPr>
-                                <w:spacing w:after="160" w:line="259" w:lineRule="auto"/>
-                                <w:ind w:left="0" w:firstLine="0"/>
-                                <w:jc w:val="left"/>
-                              </w:pPr>
-                              <w:r>
-                                <w:t xml:space="preserve"> </w:t>
-                              </w:r>
-                            </w:p>
-                          </w:txbxContent>
-                        </wps:txbx>
-                        <wps:bodyPr horzOverflow="overflow" vert="horz" lIns="0" tIns="0" rIns="0" bIns="0" rtlCol="0">
-                          <a:noAutofit/>
-                        </wps:bodyPr>
-                      </wps:wsp>
-                      <wps:wsp>
-                        <wps:cNvPr id="21" name="Rectangle 21"/>
-                        <wps:cNvSpPr/>
-                        <wps:spPr>
-                          <a:xfrm>
-                            <a:off x="623571" y="1890735"/>
-                            <a:ext cx="50673" cy="224466"/>
-                          </a:xfrm>
-                          <a:prstGeom prst="rect">
-                            <a:avLst/>
-                          </a:prstGeom>
-                          <a:ln>
-                            <a:noFill/>
-                          </a:ln>
-                        </wps:spPr>
-                        <wps:txbx>
-                          <w:txbxContent>
-                            <w:p>
-                              <w:pPr>
-                                <w:spacing w:after="160" w:line="259" w:lineRule="auto"/>
-                                <w:ind w:left="0" w:firstLine="0"/>
-                                <w:jc w:val="left"/>
-                              </w:pPr>
-                              <w:r>
-                                <w:t xml:space="preserve"> </w:t>
-                              </w:r>
-                            </w:p>
-                          </w:txbxContent>
-                        </wps:txbx>
-                        <wps:bodyPr horzOverflow="overflow" vert="horz" lIns="0" tIns="0" rIns="0" bIns="0" rtlCol="0">
-                          <a:noAutofit/>
-                        </wps:bodyPr>
-                      </wps:wsp>
-                      <wps:wsp>
-                        <wps:cNvPr id="22" name="Rectangle 22"/>
-                        <wps:cNvSpPr/>
-                        <wps:spPr>
-                          <a:xfrm>
-                            <a:off x="1718946" y="2061780"/>
-                            <a:ext cx="4993365" cy="308608"/>
-                          </a:xfrm>
-                          <a:prstGeom prst="rect">
-                            <a:avLst/>
-                          </a:prstGeom>
-                          <a:ln>
-                            <a:noFill/>
-                          </a:ln>
-                        </wps:spPr>
-                        <wps:txbx>
-                          <w:txbxContent>
-                            <w:p>
-                              <w:pPr>
-                                <w:spacing w:after="160" w:line="259" w:lineRule="auto"/>
-                                <w:ind w:left="0" w:firstLine="0"/>
-                                <w:jc w:val="left"/>
-                              </w:pPr>
-                              <w:r>
-                                <w:rPr>
-                                  <w:rFonts w:ascii="Georgia" w:eastAsia="Georgia" w:hAnsi="Georgia" w:cs="Georgia"/>
-                                  <w:b/>
-                                  <w:sz w:val="32"/>
-                                </w:rPr>
-                                <w:t>LANDCULTURE INVESTMENT LTD</w:t>
-                              </w:r>
-                            </w:p>
-                          </w:txbxContent>
-                        </wps:txbx>
-                        <wps:bodyPr horzOverflow="overflow" vert="horz" lIns="0" tIns="0" rIns="0" bIns="0" rtlCol="0">
-                          <a:noAutofit/>
-                        </wps:bodyPr>
-                      </wps:wsp>
-                      <wps:wsp>
-                        <wps:cNvPr id="23" name="Rectangle 23"/>
-                        <wps:cNvSpPr/>
-                        <wps:spPr>
-                          <a:xfrm>
-                            <a:off x="5471796" y="2061780"/>
-                            <a:ext cx="68988" cy="308608"/>
-                          </a:xfrm>
-                          <a:prstGeom prst="rect">
-                            <a:avLst/>
-                          </a:prstGeom>
-                          <a:ln>
-                            <a:noFill/>
-                          </a:ln>
-                        </wps:spPr>
-                        <wps:txbx>
-                          <w:txbxContent>
-                            <w:p>
-                              <w:pPr>
-                                <w:spacing w:after="160" w:line="259" w:lineRule="auto"/>
-                                <w:ind w:left="0" w:firstLine="0"/>
-                                <w:jc w:val="left"/>
-                              </w:pPr>
-                              <w:r>
-                                <w:rPr>
-                                  <w:rFonts w:ascii="Georgia" w:eastAsia="Georgia" w:hAnsi="Georgia" w:cs="Georgia"/>
-                                  <w:b/>
-                                  <w:sz w:val="32"/>
-                                </w:rPr>
-                                <w:t xml:space="preserve"> </w:t>
-                              </w:r>
-                            </w:p>
-                          </w:txbxContent>
-                        </wps:txbx>
-                        <wps:bodyPr horzOverflow="overflow" vert="horz" lIns="0" tIns="0" rIns="0" bIns="0" rtlCol="0">
-                          <a:noAutofit/>
-                        </wps:bodyPr>
-                      </wps:wsp>
-                      <wps:wsp>
-                        <wps:cNvPr id="24" name="Rectangle 24"/>
-                        <wps:cNvSpPr/>
-                        <wps:spPr>
-                          <a:xfrm>
-                            <a:off x="623571" y="2262590"/>
-                            <a:ext cx="50673" cy="224466"/>
-                          </a:xfrm>
-                          <a:prstGeom prst="rect">
-                            <a:avLst/>
-                          </a:prstGeom>
-                          <a:ln>
-                            <a:noFill/>
-                          </a:ln>
-                        </wps:spPr>
-                        <wps:txbx>
-                          <w:txbxContent>
-                            <w:p>
-                              <w:pPr>
-                                <w:spacing w:after="160" w:line="259" w:lineRule="auto"/>
-                                <w:ind w:left="0" w:firstLine="0"/>
-                                <w:jc w:val="left"/>
-                              </w:pPr>
-                              <w:r>
-                                <w:t xml:space="preserve"> </w:t>
-                              </w:r>
-                            </w:p>
-                          </w:txbxContent>
-                        </wps:txbx>
-                        <wps:bodyPr horzOverflow="overflow" vert="horz" lIns="0" tIns="0" rIns="0" bIns="0" rtlCol="0">
-                          <a:noAutofit/>
-                        </wps:bodyPr>
-                      </wps:wsp>
-                      <wps:wsp>
-                        <wps:cNvPr id="11255" name="Rectangle 11255"/>
-                        <wps:cNvSpPr/>
-                        <wps:spPr>
-                          <a:xfrm>
-                            <a:off x="3167836" y="2422227"/>
-                            <a:ext cx="1153806" cy="211881"/>
-                          </a:xfrm>
-                          <a:prstGeom prst="rect">
-                            <a:avLst/>
-                          </a:prstGeom>
-                          <a:ln>
-                            <a:noFill/>
-                          </a:ln>
-                        </wps:spPr>
-                        <wps:txbx>
-                          <w:txbxContent>
-                            <w:p>
-                              <w:pPr>
-                                <w:spacing w:after="160" w:line="259" w:lineRule="auto"/>
-                                <w:ind w:left="0" w:firstLine="0"/>
-                                <w:jc w:val="left"/>
-                              </w:pPr>
-                              <w:r>
-                                <w:rPr>
-                                  <w:rFonts w:ascii="Georgia" w:eastAsia="Georgia" w:hAnsi="Georgia" w:cs="Georgia"/>
-                                  <w:sz w:val="22"/>
-                                </w:rPr>
-                                <w:t>The VENDOR</w:t>
-                              </w:r>
-                            </w:p>
-                          </w:txbxContent>
-                        </wps:txbx>
-                        <wps:bodyPr horzOverflow="overflow" vert="horz" lIns="0" tIns="0" rIns="0" bIns="0" rtlCol="0">
-                          <a:noAutofit/>
-                        </wps:bodyPr>
-                      </wps:wsp>
-                      <wps:wsp>
-                        <wps:cNvPr id="11254" name="Rectangle 11254"/>
-                        <wps:cNvSpPr/>
-                        <wps:spPr>
-                          <a:xfrm>
-                            <a:off x="4034882" y="2422227"/>
-                            <a:ext cx="69929" cy="211881"/>
-                          </a:xfrm>
-                          <a:prstGeom prst="rect">
-                            <a:avLst/>
-                          </a:prstGeom>
-                          <a:ln>
-                            <a:noFill/>
-                          </a:ln>
-                        </wps:spPr>
-                        <wps:txbx>
-                          <w:txbxContent>
-                            <w:p>
-                              <w:pPr>
-                                <w:spacing w:after="160" w:line="259" w:lineRule="auto"/>
-                                <w:ind w:left="0" w:firstLine="0"/>
-                                <w:jc w:val="left"/>
-                              </w:pPr>
-                              <w:r>
-                                <w:rPr>
-                                  <w:rFonts w:ascii="Georgia" w:eastAsia="Georgia" w:hAnsi="Georgia" w:cs="Georgia"/>
-                                  <w:sz w:val="22"/>
-                                </w:rPr>
-                                <w:t/>
-                              </w:r>
-                            </w:p>
-                          </w:txbxContent>
-                        </wps:txbx>
-                        <wps:bodyPr horzOverflow="overflow" vert="horz" lIns="0" tIns="0" rIns="0" bIns="0" rtlCol="0">
-                          <a:noAutofit/>
-                        </wps:bodyPr>
-                      </wps:wsp>
-                      <wps:wsp>
-                        <wps:cNvPr id="11253" name="Rectangle 11253"/>
-                        <wps:cNvSpPr/>
-                        <wps:spPr>
-                          <a:xfrm>
-                            <a:off x="3115454" y="2422227"/>
-                            <a:ext cx="69929" cy="211881"/>
-                          </a:xfrm>
-                          <a:prstGeom prst="rect">
-                            <a:avLst/>
-                          </a:prstGeom>
-                          <a:ln>
-                            <a:noFill/>
-                          </a:ln>
-                        </wps:spPr>
-                        <wps:txbx>
-                          <w:txbxContent>
-                            <w:p>
-                              <w:pPr>
-                                <w:spacing w:after="160" w:line="259" w:lineRule="auto"/>
-                                <w:ind w:left="0" w:firstLine="0"/>
-                                <w:jc w:val="left"/>
-                              </w:pPr>
-                              <w:r>
-                                <w:rPr>
-                                  <w:rFonts w:ascii="Georgia" w:eastAsia="Georgia" w:hAnsi="Georgia" w:cs="Georgia"/>
-                                  <w:sz w:val="22"/>
-                                </w:rPr>
-                                <w:t/>
-                              </w:r>
-                            </w:p>
-                          </w:txbxContent>
-                        </wps:txbx>
-                        <wps:bodyPr horzOverflow="overflow" vert="horz" lIns="0" tIns="0" rIns="0" bIns="0" rtlCol="0">
-                          <a:noAutofit/>
-                        </wps:bodyPr>
-                      </wps:wsp>
-                      <wps:wsp>
-                        <wps:cNvPr id="26" name="Rectangle 26"/>
-                        <wps:cNvSpPr/>
-                        <wps:spPr>
-                          <a:xfrm>
-                            <a:off x="4087352" y="2422226"/>
-                            <a:ext cx="44941" cy="211881"/>
-                          </a:xfrm>
-                          <a:prstGeom prst="rect">
-                            <a:avLst/>
-                          </a:prstGeom>
-                          <a:ln>
-                            <a:noFill/>
-                          </a:ln>
-                        </wps:spPr>
-                        <wps:txbx>
-                          <w:txbxContent>
-                            <w:p>
-                              <w:pPr>
-                                <w:spacing w:after="160" w:line="259" w:lineRule="auto"/>
-                                <w:ind w:left="0" w:firstLine="0"/>
-                                <w:jc w:val="left"/>
-                              </w:pPr>
-                              <w:r>
-                                <w:rPr>
-                                  <w:rFonts w:ascii="Georgia" w:eastAsia="Georgia" w:hAnsi="Georgia" w:cs="Georgia"/>
-                                  <w:sz w:val="22"/>
-                                </w:rPr>
-                                <w:t xml:space="preserve"> </w:t>
-                              </w:r>
-                            </w:p>
-                          </w:txbxContent>
-                        </wps:txbx>
-                        <wps:bodyPr horzOverflow="overflow" vert="horz" lIns="0" tIns="0" rIns="0" bIns="0" rtlCol="0">
-                          <a:noAutofit/>
-                        </wps:bodyPr>
-                      </wps:wsp>
-                      <wps:wsp>
-                        <wps:cNvPr id="27" name="Rectangle 27"/>
-                        <wps:cNvSpPr/>
-                        <wps:spPr>
-                          <a:xfrm>
-                            <a:off x="623571" y="2549102"/>
-                            <a:ext cx="50673" cy="224466"/>
-                          </a:xfrm>
-                          <a:prstGeom prst="rect">
-                            <a:avLst/>
-                          </a:prstGeom>
-                          <a:ln>
-                            <a:noFill/>
-                          </a:ln>
-                        </wps:spPr>
-                        <wps:txbx>
-                          <w:txbxContent>
-                            <w:p>
-                              <w:pPr>
-                                <w:spacing w:after="160" w:line="259" w:lineRule="auto"/>
-                                <w:ind w:left="0" w:firstLine="0"/>
-                                <w:jc w:val="left"/>
-                              </w:pPr>
-                              <w:r>
-                                <w:t xml:space="preserve"> </w:t>
-                              </w:r>
-                            </w:p>
-                          </w:txbxContent>
-                        </wps:txbx>
-                        <wps:bodyPr horzOverflow="overflow" vert="horz" lIns="0" tIns="0" rIns="0" bIns="0" rtlCol="0">
-                          <a:noAutofit/>
-                        </wps:bodyPr>
-                      </wps:wsp>
-                      <wps:wsp>
-                        <wps:cNvPr id="28" name="Rectangle 28"/>
-                        <wps:cNvSpPr/>
-                        <wps:spPr>
-                          <a:xfrm>
-                            <a:off x="623571" y="2674071"/>
-                            <a:ext cx="50673" cy="224466"/>
-                          </a:xfrm>
-                          <a:prstGeom prst="rect">
-                            <a:avLst/>
-                          </a:prstGeom>
-                          <a:ln>
-                            <a:noFill/>
-                          </a:ln>
-                        </wps:spPr>
-                        <wps:txbx>
-                          <w:txbxContent>
-                            <w:p>
-                              <w:pPr>
-                                <w:spacing w:after="160" w:line="259" w:lineRule="auto"/>
-                                <w:ind w:left="0" w:firstLine="0"/>
-                                <w:jc w:val="left"/>
-                              </w:pPr>
-                              <w:r>
-                                <w:t xml:space="preserve"> </w:t>
-                              </w:r>
-                            </w:p>
-                          </w:txbxContent>
-                        </wps:txbx>
-                        <wps:bodyPr horzOverflow="overflow" vert="horz" lIns="0" tIns="0" rIns="0" bIns="0" rtlCol="0">
-                          <a:noAutofit/>
-                        </wps:bodyPr>
-                      </wps:wsp>
-                      <wps:wsp>
-                        <wps:cNvPr id="29" name="Rectangle 29"/>
-                        <wps:cNvSpPr/>
-                        <wps:spPr>
-                          <a:xfrm>
-                            <a:off x="623571" y="2802087"/>
-                            <a:ext cx="50673" cy="224466"/>
-                          </a:xfrm>
-                          <a:prstGeom prst="rect">
-                            <a:avLst/>
-                          </a:prstGeom>
-                          <a:ln>
-                            <a:noFill/>
-                          </a:ln>
-                        </wps:spPr>
-                        <wps:txbx>
-                          <w:txbxContent>
-                            <w:p>
-                              <w:pPr>
-                                <w:spacing w:after="160" w:line="259" w:lineRule="auto"/>
-                                <w:ind w:left="0" w:firstLine="0"/>
-                                <w:jc w:val="left"/>
-                              </w:pPr>
-                              <w:r>
-                                <w:t xml:space="preserve"> </w:t>
-                              </w:r>
-                            </w:p>
-                          </w:txbxContent>
-                        </wps:txbx>
-                        <wps:bodyPr horzOverflow="overflow" vert="horz" lIns="0" tIns="0" rIns="0" bIns="0" rtlCol="0">
-                          <a:noAutofit/>
-                        </wps:bodyPr>
-                      </wps:wsp>
-                      <wps:wsp>
-                        <wps:cNvPr id="30" name="Rectangle 30"/>
-                        <wps:cNvSpPr/>
-                        <wps:spPr>
-                          <a:xfrm>
-                            <a:off x="623571" y="2978871"/>
-                            <a:ext cx="50673" cy="224466"/>
-                          </a:xfrm>
-                          <a:prstGeom prst="rect">
-                            <a:avLst/>
-                          </a:prstGeom>
-                          <a:ln>
-                            <a:noFill/>
-                          </a:ln>
-                        </wps:spPr>
-                        <wps:txbx>
-                          <w:txbxContent>
-                            <w:p>
-                              <w:pPr>
-                                <w:spacing w:after="160" w:line="259" w:lineRule="auto"/>
-                                <w:ind w:left="0" w:firstLine="0"/>
-                                <w:jc w:val="left"/>
-                              </w:pPr>
-                              <w:r>
-                                <w:t xml:space="preserve"> </w:t>
-                              </w:r>
-                            </w:p>
-                          </w:txbxContent>
-                        </wps:txbx>
-                        <wps:bodyPr horzOverflow="overflow" vert="horz" lIns="0" tIns="0" rIns="0" bIns="0" rtlCol="0">
-                          <a:noAutofit/>
-                        </wps:bodyPr>
-                      </wps:wsp>
-                      <wps:wsp>
-                        <wps:cNvPr id="31" name="Rectangle 31"/>
-                        <wps:cNvSpPr/>
-                        <wps:spPr>
-                          <a:xfrm>
-                            <a:off x="3440962" y="3152734"/>
-                            <a:ext cx="411794" cy="193457"/>
-                          </a:xfrm>
-                          <a:prstGeom prst="rect">
-                            <a:avLst/>
-                          </a:prstGeom>
-                          <a:ln>
-                            <a:noFill/>
-                          </a:ln>
-                        </wps:spPr>
-                        <wps:txbx>
-                          <w:txbxContent>
-                            <w:p>
-                              <w:pPr>
-                                <w:spacing w:after="160" w:line="259" w:lineRule="auto"/>
-                                <w:ind w:left="0" w:firstLine="0"/>
-                                <w:jc w:val="left"/>
-                              </w:pPr>
-                              <w:r>
-                                <w:rPr>
-                                  <w:rFonts w:ascii="Georgia" w:eastAsia="Georgia" w:hAnsi="Georgia" w:cs="Georgia"/>
-                                  <w:b/>
-                                  <w:sz w:val="20"/>
-                                </w:rPr>
-                                <w:t>AND</w:t>
-                              </w:r>
-                            </w:p>
-                          </w:txbxContent>
-                        </wps:txbx>
-                        <wps:bodyPr horzOverflow="overflow" vert="horz" lIns="0" tIns="0" rIns="0" bIns="0" rtlCol="0">
-                          <a:noAutofit/>
-                        </wps:bodyPr>
-                      </wps:wsp>
-                      <wps:wsp>
-                        <wps:cNvPr id="32" name="Rectangle 32"/>
-                        <wps:cNvSpPr/>
-                        <wps:spPr>
-                          <a:xfrm>
-                            <a:off x="3749780" y="3152734"/>
-                            <a:ext cx="43247" cy="193457"/>
-                          </a:xfrm>
-                          <a:prstGeom prst="rect">
-                            <a:avLst/>
-                          </a:prstGeom>
-                          <a:ln>
-                            <a:noFill/>
-                          </a:ln>
-                        </wps:spPr>
-                        <wps:txbx>
-                          <w:txbxContent>
-                            <w:p>
-                              <w:pPr>
-                                <w:spacing w:after="160" w:line="259" w:lineRule="auto"/>
-                                <w:ind w:left="0" w:firstLine="0"/>
-                                <w:jc w:val="left"/>
-                              </w:pPr>
-                              <w:r>
-                                <w:rPr>
-                                  <w:rFonts w:ascii="Georgia" w:eastAsia="Georgia" w:hAnsi="Georgia" w:cs="Georgia"/>
-                                  <w:b/>
-                                  <w:sz w:val="20"/>
-                                </w:rPr>
-                                <w:t xml:space="preserve"> </w:t>
-                              </w:r>
-                            </w:p>
-                          </w:txbxContent>
-                        </wps:txbx>
-                        <wps:bodyPr horzOverflow="overflow" vert="horz" lIns="0" tIns="0" rIns="0" bIns="0" rtlCol="0">
-                          <a:noAutofit/>
-                        </wps:bodyPr>
-                      </wps:wsp>
-                      <wps:wsp>
-                        <wps:cNvPr id="33" name="Rectangle 33"/>
-                        <wps:cNvSpPr/>
-                        <wps:spPr>
-                          <a:xfrm>
-                            <a:off x="623571" y="3265382"/>
-                            <a:ext cx="50673" cy="224466"/>
-                          </a:xfrm>
-                          <a:prstGeom prst="rect">
-                            <a:avLst/>
-                          </a:prstGeom>
-                          <a:ln>
-                            <a:noFill/>
-                          </a:ln>
-                        </wps:spPr>
-                        <wps:txbx>
-                          <w:txbxContent>
-                            <w:p>
-                              <w:pPr>
-                                <w:spacing w:after="160" w:line="259" w:lineRule="auto"/>
-                                <w:ind w:left="0" w:firstLine="0"/>
-                                <w:jc w:val="left"/>
-                              </w:pPr>
-                              <w:r>
-                                <w:t xml:space="preserve"> </w:t>
-                              </w:r>
-                            </w:p>
-                          </w:txbxContent>
-                        </wps:txbx>
-                        <wps:bodyPr horzOverflow="overflow" vert="horz" lIns="0" tIns="0" rIns="0" bIns="0" rtlCol="0">
-                          <a:noAutofit/>
-                        </wps:bodyPr>
-                      </wps:wsp>
-                      <wps:wsp>
-                        <wps:cNvPr id="34" name="Rectangle 34"/>
-                        <wps:cNvSpPr/>
-                        <wps:spPr>
-                          <a:xfrm>
-                            <a:off x="623571" y="3390351"/>
-                            <a:ext cx="50673" cy="224466"/>
-                          </a:xfrm>
-                          <a:prstGeom prst="rect">
-                            <a:avLst/>
-                          </a:prstGeom>
-                          <a:ln>
-                            <a:noFill/>
-                          </a:ln>
-                        </wps:spPr>
-                        <wps:txbx>
-                          <w:txbxContent>
-                            <w:p>
-                              <w:pPr>
-                                <w:spacing w:after="160" w:line="259" w:lineRule="auto"/>
-                                <w:ind w:left="0" w:firstLine="0"/>
-                                <w:jc w:val="left"/>
-                              </w:pPr>
-                              <w:r>
-                                <w:t xml:space="preserve"> </w:t>
-                              </w:r>
-                            </w:p>
-                          </w:txbxContent>
-                        </wps:txbx>
-                        <wps:bodyPr horzOverflow="overflow" vert="horz" lIns="0" tIns="0" rIns="0" bIns="0" rtlCol="0">
-                          <a:noAutofit/>
-                        </wps:bodyPr>
-                      </wps:wsp>
-                      <wps:wsp>
-                        <wps:cNvPr id="35" name="Rectangle 35"/>
-                        <wps:cNvSpPr/>
-                        <wps:spPr>
-                          <a:xfrm>
-                            <a:off x="623571" y="3518367"/>
-                            <a:ext cx="50673" cy="224466"/>
-                          </a:xfrm>
-                          <a:prstGeom prst="rect">
-                            <a:avLst/>
-                          </a:prstGeom>
-                          <a:ln>
-                            <a:noFill/>
-                          </a:ln>
-                        </wps:spPr>
-                        <wps:txbx>
-                          <w:txbxContent>
-                            <w:p>
-                              <w:pPr>
-                                <w:spacing w:after="160" w:line="259" w:lineRule="auto"/>
-                                <w:ind w:left="0" w:firstLine="0"/>
-                                <w:jc w:val="left"/>
-                              </w:pPr>
-                              <w:r>
-                                <w:t xml:space="preserve"> </w:t>
-                              </w:r>
-                            </w:p>
-                          </w:txbxContent>
-                        </wps:txbx>
-                        <wps:bodyPr horzOverflow="overflow" vert="horz" lIns="0" tIns="0" rIns="0" bIns="0" rtlCol="0">
-                          <a:noAutofit/>
-                        </wps:bodyPr>
-                      </wps:wsp>
-                      <wps:wsp>
-                        <wps:cNvPr id="36" name="Rectangle 36"/>
-                        <wps:cNvSpPr/>
-                        <wps:spPr>
-                          <a:xfrm>
-                            <a:off x="623571" y="3695151"/>
-                            <a:ext cx="50673" cy="224466"/>
-                          </a:xfrm>
-                          <a:prstGeom prst="rect">
-                            <a:avLst/>
-                          </a:prstGeom>
-                          <a:ln>
-                            <a:noFill/>
-                          </a:ln>
-                        </wps:spPr>
-                        <wps:txbx>
-                          <w:txbxContent>
-                            <w:p>
-                              <w:pPr>
-                                <w:spacing w:after="160" w:line="259" w:lineRule="auto"/>
-                                <w:ind w:left="0" w:firstLine="0"/>
-                                <w:jc w:val="left"/>
-                              </w:pPr>
-                              <w:r>
-                                <w:t xml:space="preserve"> </w:t>
-                              </w:r>
-                            </w:p>
-                          </w:txbxContent>
-                        </wps:txbx>
-                        <wps:bodyPr horzOverflow="overflow" vert="horz" lIns="0" tIns="0" rIns="0" bIns="0" rtlCol="0">
-                          <a:noAutofit/>
-                        </wps:bodyPr>
-                      </wps:wsp>
-                      <wps:wsp>
-                        <wps:cNvPr id="37" name="Rectangle 37"/>
-                        <wps:cNvSpPr/>
-                        <wps:spPr>
-                          <a:xfrm>
-                            <a:off x="1883947" y="3866196"/>
-                            <a:ext cx="4552926" cy="308609"/>
-                          </a:xfrm>
-                          <a:prstGeom prst="rect">
-                            <a:avLst/>
-                          </a:prstGeom>
-                          <a:ln>
-                            <a:noFill/>
-                          </a:ln>
-                        </wps:spPr>
-                        <wps:txbx>
-                          <w:txbxContent>
-                            <w:p>
-                              <w:pPr>
-                                <w:spacing w:after="160" w:line="259" w:lineRule="auto"/>
-                                <w:ind w:left="0" w:firstLine="0"/>
-                                <w:jc w:val="left"/>
-                              </w:pPr>
-                              <w:r>
-                                <w:rPr>
-                                  <w:rFonts w:ascii="Georgia" w:eastAsia="Georgia" w:hAnsi="Georgia" w:cs="Georgia"/>
-                                  <w:b/>
-                                  <w:sz w:val="32"/>
-                                </w:rPr>
-                                <w:t>{{CUSTOMER_NAME}}</w:t>
-                              </w:r>
-                            </w:p>
-                          </w:txbxContent>
-                        </wps:txbx>
-                        <wps:bodyPr horzOverflow="overflow" vert="horz" lIns="0" tIns="0" rIns="0" bIns="0" rtlCol="0">
-                          <a:noAutofit/>
-                        </wps:bodyPr>
-                      </wps:wsp>
-                      <wps:wsp>
-                        <wps:cNvPr id="38" name="Rectangle 38"/>
-                        <wps:cNvSpPr/>
-                        <wps:spPr>
-                          <a:xfrm>
-                            <a:off x="5306795" y="3866196"/>
-                            <a:ext cx="68988" cy="308609"/>
-                          </a:xfrm>
-                          <a:prstGeom prst="rect">
-                            <a:avLst/>
-                          </a:prstGeom>
-                          <a:ln>
-                            <a:noFill/>
-                          </a:ln>
-                        </wps:spPr>
-                        <wps:txbx>
-                          <w:txbxContent>
-                            <w:p>
-                              <w:pPr>
-                                <w:spacing w:after="160" w:line="259" w:lineRule="auto"/>
-                                <w:ind w:left="0" w:firstLine="0"/>
-                                <w:jc w:val="left"/>
-                              </w:pPr>
-                              <w:r>
-                                <w:rPr>
-                                  <w:rFonts w:ascii="Georgia" w:eastAsia="Georgia" w:hAnsi="Georgia" w:cs="Georgia"/>
-                                  <w:b/>
-                                  <w:sz w:val="32"/>
-                                </w:rPr>
-                                <w:t xml:space="preserve"> </w:t>
-                              </w:r>
-                            </w:p>
-                          </w:txbxContent>
-                        </wps:txbx>
-                        <wps:bodyPr horzOverflow="overflow" vert="horz" lIns="0" tIns="0" rIns="0" bIns="0" rtlCol="0">
-                          <a:noAutofit/>
-                        </wps:bodyPr>
-                      </wps:wsp>
-                      <wps:wsp>
-                        <wps:cNvPr id="39" name="Rectangle 39"/>
-                        <wps:cNvSpPr/>
-                        <wps:spPr>
-                          <a:xfrm>
-                            <a:off x="623571" y="4067007"/>
-                            <a:ext cx="50673" cy="224466"/>
-                          </a:xfrm>
-                          <a:prstGeom prst="rect">
-                            <a:avLst/>
-                          </a:prstGeom>
-                          <a:ln>
-                            <a:noFill/>
-                          </a:ln>
-                        </wps:spPr>
-                        <wps:txbx>
-                          <w:txbxContent>
-                            <w:p>
-                              <w:pPr>
-                                <w:spacing w:after="160" w:line="259" w:lineRule="auto"/>
-                                <w:ind w:left="0" w:firstLine="0"/>
-                                <w:jc w:val="left"/>
-                              </w:pPr>
-                              <w:r>
-                                <w:t xml:space="preserve"> </w:t>
-                              </w:r>
-                            </w:p>
-                          </w:txbxContent>
-                        </wps:txbx>
-                        <wps:bodyPr horzOverflow="overflow" vert="horz" lIns="0" tIns="0" rIns="0" bIns="0" rtlCol="0">
-                          <a:noAutofit/>
-                        </wps:bodyPr>
-                      </wps:wsp>
-                      <wps:wsp>
-                        <wps:cNvPr id="11256" name="Rectangle 11256"/>
-                        <wps:cNvSpPr/>
-                        <wps:spPr>
-                          <a:xfrm>
-                            <a:off x="2987621" y="4226643"/>
-                            <a:ext cx="69929" cy="211880"/>
-                          </a:xfrm>
-                          <a:prstGeom prst="rect">
-                            <a:avLst/>
-                          </a:prstGeom>
-                          <a:ln>
-                            <a:noFill/>
-                          </a:ln>
-                        </wps:spPr>
-                        <wps:txbx>
-                          <w:txbxContent>
-                            <w:p>
-                              <w:pPr>
-                                <w:spacing w:after="160" w:line="259" w:lineRule="auto"/>
-                                <w:ind w:left="0" w:firstLine="0"/>
-                                <w:jc w:val="left"/>
-                              </w:pPr>
-                              <w:r>
-                                <w:rPr>
-                                  <w:rFonts w:ascii="Georgia" w:eastAsia="Georgia" w:hAnsi="Georgia" w:cs="Georgia"/>
-                                  <w:sz w:val="22"/>
-                                </w:rPr>
-                                <w:t/>
-                              </w:r>
-                            </w:p>
-                          </w:txbxContent>
-                        </wps:txbx>
-                        <wps:bodyPr horzOverflow="overflow" vert="horz" lIns="0" tIns="0" rIns="0" bIns="0" rtlCol="0">
-                          <a:noAutofit/>
-                        </wps:bodyPr>
-                      </wps:wsp>
-                      <wps:wsp>
-                        <wps:cNvPr id="11258" name="Rectangle 11258"/>
-                        <wps:cNvSpPr/>
-                        <wps:spPr>
-                          <a:xfrm>
-                            <a:off x="3040003" y="4226643"/>
-                            <a:ext cx="1493529" cy="211880"/>
-                          </a:xfrm>
-                          <a:prstGeom prst="rect">
-                            <a:avLst/>
-                          </a:prstGeom>
-                          <a:ln>
-                            <a:noFill/>
-                          </a:ln>
-                        </wps:spPr>
-                        <wps:txbx>
-                          <w:txbxContent>
-                            <w:p>
-                              <w:pPr>
-                                <w:spacing w:after="160" w:line="259" w:lineRule="auto"/>
-                                <w:ind w:left="0" w:firstLine="0"/>
-                                <w:jc w:val="left"/>
-                              </w:pPr>
-                              <w:r>
-                                <w:rPr>
-                                  <w:rFonts w:ascii="Georgia" w:eastAsia="Georgia" w:hAnsi="Georgia" w:cs="Georgia"/>
-                                  <w:sz w:val="22"/>
-                                </w:rPr>
-                                <w:t>The PURCHASER</w:t>
-                              </w:r>
-                            </w:p>
-                          </w:txbxContent>
-                        </wps:txbx>
-                        <wps:bodyPr horzOverflow="overflow" vert="horz" lIns="0" tIns="0" rIns="0" bIns="0" rtlCol="0">
-                          <a:noAutofit/>
-                        </wps:bodyPr>
-                      </wps:wsp>
-                      <wps:wsp>
-                        <wps:cNvPr id="11257" name="Rectangle 11257"/>
-                        <wps:cNvSpPr/>
-                        <wps:spPr>
-                          <a:xfrm>
-                            <a:off x="4162480" y="4226643"/>
-                            <a:ext cx="69928" cy="211880"/>
-                          </a:xfrm>
-                          <a:prstGeom prst="rect">
-                            <a:avLst/>
-                          </a:prstGeom>
-                          <a:ln>
-                            <a:noFill/>
-                          </a:ln>
-                        </wps:spPr>
-                        <wps:txbx>
-                          <w:txbxContent>
-                            <w:p>
-                              <w:pPr>
-                                <w:spacing w:after="160" w:line="259" w:lineRule="auto"/>
-                                <w:ind w:left="0" w:firstLine="0"/>
-                                <w:jc w:val="left"/>
-                              </w:pPr>
-                              <w:r>
-                                <w:rPr>
-                                  <w:rFonts w:ascii="Georgia" w:eastAsia="Georgia" w:hAnsi="Georgia" w:cs="Georgia"/>
-                                  <w:sz w:val="22"/>
-                                </w:rPr>
-                                <w:t/>
-                              </w:r>
-                            </w:p>
-                          </w:txbxContent>
-                        </wps:txbx>
-                        <wps:bodyPr horzOverflow="overflow" vert="horz" lIns="0" tIns="0" rIns="0" bIns="0" rtlCol="0">
-                          <a:noAutofit/>
-                        </wps:bodyPr>
-                      </wps:wsp>
-                      <wps:wsp>
-                        <wps:cNvPr id="41" name="Rectangle 41"/>
-                        <wps:cNvSpPr/>
-                        <wps:spPr>
-                          <a:xfrm>
-                            <a:off x="4215182" y="4226643"/>
-                            <a:ext cx="44941" cy="211880"/>
-                          </a:xfrm>
-                          <a:prstGeom prst="rect">
-                            <a:avLst/>
-                          </a:prstGeom>
-                          <a:ln>
-                            <a:noFill/>
-                          </a:ln>
-                        </wps:spPr>
-                        <wps:txbx>
-                          <w:txbxContent>
-                            <w:p>
-                              <w:pPr>
-                                <w:spacing w:after="160" w:line="259" w:lineRule="auto"/>
-                                <w:ind w:left="0" w:firstLine="0"/>
-                                <w:jc w:val="left"/>
-                              </w:pPr>
-                              <w:r>
-                                <w:rPr>
-                                  <w:rFonts w:ascii="Georgia" w:eastAsia="Georgia" w:hAnsi="Georgia" w:cs="Georgia"/>
-                                  <w:sz w:val="22"/>
-                                </w:rPr>
-                                <w:t xml:space="preserve"> </w:t>
-                              </w:r>
-                            </w:p>
-                          </w:txbxContent>
-                        </wps:txbx>
-                        <wps:bodyPr horzOverflow="overflow" vert="horz" lIns="0" tIns="0" rIns="0" bIns="0" rtlCol="0">
-                          <a:noAutofit/>
-                        </wps:bodyPr>
-                      </wps:wsp>
-                      <wps:wsp>
-                        <wps:cNvPr id="42" name="Rectangle 42"/>
-                        <wps:cNvSpPr/>
-                        <wps:spPr>
-                          <a:xfrm>
-                            <a:off x="623571" y="4350471"/>
-                            <a:ext cx="50673" cy="224466"/>
-                          </a:xfrm>
-                          <a:prstGeom prst="rect">
-                            <a:avLst/>
-                          </a:prstGeom>
-                          <a:ln>
-                            <a:noFill/>
-                          </a:ln>
-                        </wps:spPr>
-                        <wps:txbx>
-                          <w:txbxContent>
-                            <w:p>
-                              <w:pPr>
-                                <w:spacing w:after="160" w:line="259" w:lineRule="auto"/>
-                                <w:ind w:left="0" w:firstLine="0"/>
-                                <w:jc w:val="left"/>
-                              </w:pPr>
-                              <w:r>
-                                <w:t xml:space="preserve"> </w:t>
-                              </w:r>
-                            </w:p>
-                          </w:txbxContent>
-                        </wps:txbx>
-                        <wps:bodyPr horzOverflow="overflow" vert="horz" lIns="0" tIns="0" rIns="0" bIns="0" rtlCol="0">
-                          <a:noAutofit/>
-                        </wps:bodyPr>
-                      </wps:wsp>
-                      <wps:wsp>
-                        <wps:cNvPr id="43" name="Rectangle 43"/>
-                        <wps:cNvSpPr/>
-                        <wps:spPr>
-                          <a:xfrm>
-                            <a:off x="623571" y="4478487"/>
-                            <a:ext cx="50673" cy="224466"/>
-                          </a:xfrm>
-                          <a:prstGeom prst="rect">
-                            <a:avLst/>
-                          </a:prstGeom>
-                          <a:ln>
-                            <a:noFill/>
-                          </a:ln>
-                        </wps:spPr>
-                        <wps:txbx>
-                          <w:txbxContent>
-                            <w:p>
-                              <w:pPr>
-                                <w:spacing w:after="160" w:line="259" w:lineRule="auto"/>
-                                <w:ind w:left="0" w:firstLine="0"/>
-                                <w:jc w:val="left"/>
-                              </w:pPr>
-                              <w:r>
-                                <w:t xml:space="preserve"> </w:t>
-                              </w:r>
-                            </w:p>
-                          </w:txbxContent>
-                        </wps:txbx>
-                        <wps:bodyPr horzOverflow="overflow" vert="horz" lIns="0" tIns="0" rIns="0" bIns="0" rtlCol="0">
-                          <a:noAutofit/>
-                        </wps:bodyPr>
-                      </wps:wsp>
-                      <wps:wsp>
-                        <wps:cNvPr id="44" name="Rectangle 44"/>
-                        <wps:cNvSpPr/>
-                        <wps:spPr>
-                          <a:xfrm>
-                            <a:off x="623571" y="4606503"/>
-                            <a:ext cx="50673" cy="224466"/>
-                          </a:xfrm>
-                          <a:prstGeom prst="rect">
-                            <a:avLst/>
-                          </a:prstGeom>
-                          <a:ln>
-                            <a:noFill/>
-                          </a:ln>
-                        </wps:spPr>
-                        <wps:txbx>
-                          <w:txbxContent>
-                            <w:p>
-                              <w:pPr>
-                                <w:spacing w:after="160" w:line="259" w:lineRule="auto"/>
-                                <w:ind w:left="0" w:firstLine="0"/>
-                                <w:jc w:val="left"/>
-                              </w:pPr>
-                              <w:r>
-                                <w:t xml:space="preserve"> </w:t>
-                              </w:r>
-                            </w:p>
-                          </w:txbxContent>
-                        </wps:txbx>
-                        <wps:bodyPr horzOverflow="overflow" vert="horz" lIns="0" tIns="0" rIns="0" bIns="0" rtlCol="0">
-                          <a:noAutofit/>
-                        </wps:bodyPr>
-                      </wps:wsp>
-                      <wps:wsp>
-                        <wps:cNvPr id="45" name="Rectangle 45"/>
-                        <wps:cNvSpPr/>
-                        <wps:spPr>
-                          <a:xfrm>
-                            <a:off x="623571" y="4731471"/>
-                            <a:ext cx="50673" cy="224466"/>
-                          </a:xfrm>
-                          <a:prstGeom prst="rect">
-                            <a:avLst/>
-                          </a:prstGeom>
-                          <a:ln>
-                            <a:noFill/>
-                          </a:ln>
-                        </wps:spPr>
-                        <wps:txbx>
-                          <w:txbxContent>
-                            <w:p>
-                              <w:pPr>
-                                <w:spacing w:after="160" w:line="259" w:lineRule="auto"/>
-                                <w:ind w:left="0" w:firstLine="0"/>
-                                <w:jc w:val="left"/>
-                              </w:pPr>
-                              <w:r>
-                                <w:t xml:space="preserve"> </w:t>
-                              </w:r>
-                            </w:p>
-                          </w:txbxContent>
-                        </wps:txbx>
-                        <wps:bodyPr horzOverflow="overflow" vert="horz" lIns="0" tIns="0" rIns="0" bIns="0" rtlCol="0">
-                          <a:noAutofit/>
-                        </wps:bodyPr>
-                      </wps:wsp>
-                      <wps:wsp>
-                        <wps:cNvPr id="46" name="Rectangle 46"/>
-                        <wps:cNvSpPr/>
-                        <wps:spPr>
-                          <a:xfrm>
-                            <a:off x="623571" y="4932639"/>
-                            <a:ext cx="50673" cy="224466"/>
-                          </a:xfrm>
-                          <a:prstGeom prst="rect">
-                            <a:avLst/>
-                          </a:prstGeom>
-                          <a:ln>
-                            <a:noFill/>
-                          </a:ln>
-                        </wps:spPr>
-                        <wps:txbx>
-                          <w:txbxContent>
-                            <w:p>
-                              <w:pPr>
-                                <w:spacing w:after="160" w:line="259" w:lineRule="auto"/>
-                                <w:ind w:left="0" w:firstLine="0"/>
-                                <w:jc w:val="left"/>
-                              </w:pPr>
-                              <w:r>
-                                <w:t xml:space="preserve"> </w:t>
-                              </w:r>
-                            </w:p>
-                          </w:txbxContent>
-                        </wps:txbx>
-                        <wps:bodyPr horzOverflow="overflow" vert="horz" lIns="0" tIns="0" rIns="0" bIns="0" rtlCol="0">
-                          <a:noAutofit/>
-                        </wps:bodyPr>
-                      </wps:wsp>
-                      <wps:wsp>
-                        <wps:cNvPr id="47" name="Rectangle 47"/>
-                        <wps:cNvSpPr/>
-                        <wps:spPr>
-                          <a:xfrm>
-                            <a:off x="1376294" y="5112828"/>
-                            <a:ext cx="2304805" cy="308609"/>
-                          </a:xfrm>
-                          <a:prstGeom prst="rect">
-                            <a:avLst/>
-                          </a:prstGeom>
-                          <a:ln>
-                            <a:noFill/>
-                          </a:ln>
-                        </wps:spPr>
-                        <wps:txbx>
-                          <w:txbxContent>
-                            <w:p>
-                              <w:pPr>
-                                <w:spacing w:after="160" w:line="259" w:lineRule="auto"/>
-                                <w:ind w:left="0" w:firstLine="0"/>
-                                <w:jc w:val="left"/>
-                              </w:pPr>
-                              <w:r>
-                                <w:rPr>
-                                  <w:rFonts w:ascii="Georgia" w:eastAsia="Georgia" w:hAnsi="Georgia" w:cs="Georgia"/>
-                                  <w:b/>
-                                  <w:sz w:val="32"/>
-                                </w:rPr>
-                                <w:t xml:space="preserve">IN RESPECT OF </w:t>
-                              </w:r>
-                            </w:p>
-                          </w:txbxContent>
-                        </wps:txbx>
-                        <wps:bodyPr horzOverflow="overflow" vert="horz" lIns="0" tIns="0" rIns="0" bIns="0" rtlCol="0">
-                          <a:noAutofit/>
-                        </wps:bodyPr>
-                      </wps:wsp>
-                      <wps:wsp>
-                        <wps:cNvPr id="48" name="Rectangle 48"/>
-                        <wps:cNvSpPr/>
-                        <wps:spPr>
-                          <a:xfrm>
-                            <a:off x="3109050" y="5112828"/>
-                            <a:ext cx="711991" cy="308609"/>
-                          </a:xfrm>
-                          <a:prstGeom prst="rect">
-                            <a:avLst/>
-                          </a:prstGeom>
-                          <a:ln>
-                            <a:noFill/>
-                          </a:ln>
-                        </wps:spPr>
-                        <wps:txbx>
-                          <w:txbxContent>
-                            <w:p>
-                              <w:pPr>
-                                <w:spacing w:after="160" w:line="259" w:lineRule="auto"/>
-                                <w:ind w:left="0" w:firstLine="0"/>
-                                <w:jc w:val="left"/>
-                              </w:pPr>
-                              <w:r>
-                                <w:rPr>
-                                  <w:rFonts w:ascii="Georgia" w:eastAsia="Georgia" w:hAnsi="Georgia" w:cs="Georgia"/>
-                                  <w:b/>
-                                  <w:sz w:val="32"/>
-                                </w:rPr>
-                                <w:t>{{NUM_PLOTS_WORDS_UPPER}} PLOTS</w:t>
-                              </w:r>
-                            </w:p>
-                          </w:txbxContent>
-                        </wps:txbx>
-                        <wps:bodyPr horzOverflow="overflow" vert="horz" lIns="0" tIns="0" rIns="0" bIns="0" rtlCol="0">
-                          <a:noAutofit/>
-                        </wps:bodyPr>
-                      </wps:wsp>
-                      <wps:wsp>
-                        <wps:cNvPr id="49" name="Rectangle 49"/>
-                        <wps:cNvSpPr/>
-                        <wps:spPr>
-                          <a:xfrm>
-                            <a:off x="3643541" y="5112828"/>
-                            <a:ext cx="68988" cy="308609"/>
-                          </a:xfrm>
-                          <a:prstGeom prst="rect">
-                            <a:avLst/>
-                          </a:prstGeom>
-                          <a:ln>
-                            <a:noFill/>
-                          </a:ln>
-                        </wps:spPr>
-                        <wps:txbx>
-                          <w:txbxContent>
-                            <w:p>
-                              <w:pPr>
-                                <w:spacing w:after="160" w:line="259" w:lineRule="auto"/>
-                                <w:ind w:left="0" w:firstLine="0"/>
-                                <w:jc w:val="left"/>
-                              </w:pPr>
-                              <w:r>
-                                <w:rPr>
-                                  <w:rFonts w:ascii="Georgia" w:eastAsia="Georgia" w:hAnsi="Georgia" w:cs="Georgia"/>
-                                  <w:b/>
-                                  <w:sz w:val="32"/>
-                                </w:rPr>
-                                <w:t xml:space="preserve"> </w:t>
-                              </w:r>
-                            </w:p>
-                          </w:txbxContent>
-                        </wps:txbx>
-                        <wps:bodyPr horzOverflow="overflow" vert="horz" lIns="0" tIns="0" rIns="0" bIns="0" rtlCol="0">
-                          <a:noAutofit/>
-                        </wps:bodyPr>
-                      </wps:wsp>
-                      <wps:wsp>
-                        <wps:cNvPr id="50" name="Rectangle 50"/>
-                        <wps:cNvSpPr/>
-                        <wps:spPr>
-                          <a:xfrm>
-                            <a:off x="3695135" y="5112828"/>
-                            <a:ext cx="121409" cy="308609"/>
-                          </a:xfrm>
-                          <a:prstGeom prst="rect">
-                            <a:avLst/>
-                          </a:prstGeom>
-                          <a:ln>
-                            <a:noFill/>
-                          </a:ln>
-                        </wps:spPr>
-                        <wps:txbx>
-                          <w:txbxContent>
-                            <w:p>
-                              <w:pPr>
-                                <w:spacing w:after="160" w:line="259" w:lineRule="auto"/>
-                                <w:ind w:left="0" w:firstLine="0"/>
-                                <w:jc w:val="left"/>
-                              </w:pPr>
-                              <w:r>
-                                <w:rPr>
-                                  <w:rFonts w:ascii="Georgia" w:eastAsia="Georgia" w:hAnsi="Georgia" w:cs="Georgia"/>
-                                  <w:b/>
-                                  <w:sz w:val="32"/>
-                                </w:rPr>
-                                <w:t/>
-                              </w:r>
-                            </w:p>
-                          </w:txbxContent>
-                        </wps:txbx>
-                        <wps:bodyPr horzOverflow="overflow" vert="horz" lIns="0" tIns="0" rIns="0" bIns="0" rtlCol="0">
-                          <a:noAutofit/>
-                        </wps:bodyPr>
-                      </wps:wsp>
-                      <wps:wsp>
-                        <wps:cNvPr id="51" name="Rectangle 51"/>
-                        <wps:cNvSpPr/>
-                        <wps:spPr>
-                          <a:xfrm>
-                            <a:off x="3785920" y="5112828"/>
-                            <a:ext cx="170026" cy="308609"/>
-                          </a:xfrm>
-                          <a:prstGeom prst="rect">
-                            <a:avLst/>
-                          </a:prstGeom>
-                          <a:ln>
-                            <a:noFill/>
-                          </a:ln>
-                        </wps:spPr>
-                        <wps:txbx>
-                          <w:txbxContent>
-                            <w:p>
-                              <w:pPr>
-                                <w:spacing w:after="160" w:line="259" w:lineRule="auto"/>
-                                <w:ind w:left="0" w:firstLine="0"/>
-                                <w:jc w:val="left"/>
-                              </w:pPr>
-                              <w:r>
-                                <w:rPr>
-                                  <w:rFonts w:ascii="Georgia" w:eastAsia="Georgia" w:hAnsi="Georgia" w:cs="Georgia"/>
-                                  <w:b/>
-                                  <w:sz w:val="32"/>
-                                </w:rPr>
-                                <w:t/>
-                              </w:r>
-                            </w:p>
-                          </w:txbxContent>
-                        </wps:txbx>
-                        <wps:bodyPr horzOverflow="overflow" vert="horz" lIns="0" tIns="0" rIns="0" bIns="0" rtlCol="0">
-                          <a:noAutofit/>
-                        </wps:bodyPr>
-                      </wps:wsp>
-                      <wps:wsp>
-                        <wps:cNvPr id="11259" name="Rectangle 11259"/>
-                        <wps:cNvSpPr/>
-                        <wps:spPr>
-                          <a:xfrm>
-                            <a:off x="3913219" y="5112828"/>
-                            <a:ext cx="121409" cy="308609"/>
-                          </a:xfrm>
-                          <a:prstGeom prst="rect">
-                            <a:avLst/>
-                          </a:prstGeom>
-                          <a:ln>
-                            <a:noFill/>
-                          </a:ln>
-                        </wps:spPr>
-                        <wps:txbx>
-                          <w:txbxContent>
-                            <w:p>
-                              <w:pPr>
-                                <w:spacing w:after="160" w:line="259" w:lineRule="auto"/>
-                                <w:ind w:left="0" w:firstLine="0"/>
-                                <w:jc w:val="left"/>
-                              </w:pPr>
-                              <w:r>
-                                <w:rPr>
-                                  <w:rFonts w:ascii="Georgia" w:eastAsia="Georgia" w:hAnsi="Georgia" w:cs="Georgia"/>
-                                  <w:b/>
-                                  <w:sz w:val="32"/>
-                                </w:rPr>
-                                <w:t/>
-                              </w:r>
-                            </w:p>
-                          </w:txbxContent>
-                        </wps:txbx>
-                        <wps:bodyPr horzOverflow="overflow" vert="horz" lIns="0" tIns="0" rIns="0" bIns="0" rtlCol="0">
-                          <a:noAutofit/>
-                        </wps:bodyPr>
-                      </wps:wsp>
-                      <wps:wsp>
-                        <wps:cNvPr id="11260" name="Rectangle 11260"/>
-                        <wps:cNvSpPr/>
-                        <wps:spPr>
-                          <a:xfrm>
-                            <a:off x="4004014" y="5112828"/>
-                            <a:ext cx="850511" cy="308609"/>
-                          </a:xfrm>
-                          <a:prstGeom prst="rect">
-                            <a:avLst/>
-                          </a:prstGeom>
-                          <a:ln>
-                            <a:noFill/>
-                          </a:ln>
-                        </wps:spPr>
-                        <wps:txbx>
-                          <w:txbxContent>
-                            <w:p>
-                              <w:pPr>
-                                <w:spacing w:after="160" w:line="259" w:lineRule="auto"/>
-                                <w:ind w:left="0" w:firstLine="0"/>
-                                <w:jc w:val="left"/>
-                              </w:pPr>
-                              <w:r>
-                                <w:rPr>
-                                  <w:rFonts w:ascii="Georgia" w:eastAsia="Georgia" w:hAnsi="Georgia" w:cs="Georgia"/>
-                                  <w:b/>
-                                  <w:sz w:val="32"/>
-                                </w:rPr>
-                                <w:t xml:space="preserve"/>
-                              </w:r>
-                            </w:p>
-                          </w:txbxContent>
-                        </wps:txbx>
-                        <wps:bodyPr horzOverflow="overflow" vert="horz" lIns="0" tIns="0" rIns="0" bIns="0" rtlCol="0">
-                          <a:noAutofit/>
-                        </wps:bodyPr>
-                      </wps:wsp>
-                      <wps:wsp>
-                        <wps:cNvPr id="53" name="Rectangle 53"/>
-                        <wps:cNvSpPr/>
-                        <wps:spPr>
-                          <a:xfrm>
-                            <a:off x="4642972" y="5112828"/>
-                            <a:ext cx="176273" cy="308609"/>
-                          </a:xfrm>
-                          <a:prstGeom prst="rect">
-                            <a:avLst/>
-                          </a:prstGeom>
-                          <a:ln>
-                            <a:noFill/>
-                          </a:ln>
-                        </wps:spPr>
-                        <wps:txbx>
-                          <w:txbxContent>
-                            <w:p>
-                              <w:pPr>
-                                <w:spacing w:after="160" w:line="259" w:lineRule="auto"/>
-                                <w:ind w:left="0" w:firstLine="0"/>
-                                <w:jc w:val="left"/>
-                              </w:pPr>
-                              <w:r>
-                                <w:rPr>
-                                  <w:rFonts w:ascii="Georgia" w:eastAsia="Georgia" w:hAnsi="Georgia" w:cs="Georgia"/>
-                                  <w:b/>
-                                  <w:sz w:val="32"/>
-                                </w:rPr>
-                                <w:t/>
-                              </w:r>
-                            </w:p>
-                          </w:txbxContent>
-                        </wps:txbx>
-                        <wps:bodyPr horzOverflow="overflow" vert="horz" lIns="0" tIns="0" rIns="0" bIns="0" rtlCol="0">
-                          <a:noAutofit/>
-                        </wps:bodyPr>
-                      </wps:wsp>
-                      <wps:wsp>
-                        <wps:cNvPr id="54" name="Rectangle 54"/>
-                        <wps:cNvSpPr/>
-                        <wps:spPr>
-                          <a:xfrm>
-                            <a:off x="4774834" y="5112828"/>
-                            <a:ext cx="68988" cy="308609"/>
-                          </a:xfrm>
-                          <a:prstGeom prst="rect">
-                            <a:avLst/>
-                          </a:prstGeom>
-                          <a:ln>
-                            <a:noFill/>
-                          </a:ln>
-                        </wps:spPr>
-                        <wps:txbx>
-                          <w:txbxContent>
-                            <w:p>
-                              <w:pPr>
-                                <w:spacing w:after="160" w:line="259" w:lineRule="auto"/>
-                                <w:ind w:left="0" w:firstLine="0"/>
-                                <w:jc w:val="left"/>
-                              </w:pPr>
-                              <w:r>
-                                <w:rPr>
-                                  <w:rFonts w:ascii="Georgia" w:eastAsia="Georgia" w:hAnsi="Georgia" w:cs="Georgia"/>
-                                  <w:b/>
-                                  <w:sz w:val="32"/>
-                                </w:rPr>
-                                <w:t xml:space="preserve"> </w:t>
-                              </w:r>
-                            </w:p>
-                          </w:txbxContent>
-                        </wps:txbx>
-                        <wps:bodyPr horzOverflow="overflow" vert="horz" lIns="0" tIns="0" rIns="0" bIns="0" rtlCol="0">
-                          <a:noAutofit/>
-                        </wps:bodyPr>
-                      </wps:wsp>
-                      <wps:wsp>
-                        <wps:cNvPr id="55" name="Rectangle 55"/>
-                        <wps:cNvSpPr/>
-                        <wps:spPr>
-                          <a:xfrm>
-                            <a:off x="4826428" y="5112828"/>
-                            <a:ext cx="1382997" cy="308609"/>
-                          </a:xfrm>
-                          <a:prstGeom prst="rect">
-                            <a:avLst/>
-                          </a:prstGeom>
-                          <a:ln>
-                            <a:noFill/>
-                          </a:ln>
-                        </wps:spPr>
-                        <wps:txbx>
-                          <w:txbxContent>
-                            <w:p>
-                              <w:pPr>
-                                <w:spacing w:after="160" w:line="259" w:lineRule="auto"/>
-                                <w:ind w:left="0" w:firstLine="0"/>
-                                <w:jc w:val="left"/>
-                              </w:pPr>
-                              <w:r>
-                                <w:rPr>
-                                  <w:rFonts w:ascii="Georgia" w:eastAsia="Georgia" w:hAnsi="Georgia" w:cs="Georgia"/>
-                                  <w:b/>
-                                  <w:sz w:val="32"/>
-                                </w:rPr>
-                                <w:t xml:space="preserve">OF LAND </w:t>
-                              </w:r>
-                            </w:p>
-                          </w:txbxContent>
-                        </wps:txbx>
-                        <wps:bodyPr horzOverflow="overflow" vert="horz" lIns="0" tIns="0" rIns="0" bIns="0" rtlCol="0">
-                          <a:noAutofit/>
-                        </wps:bodyPr>
-                      </wps:wsp>
-                      <wps:wsp>
-                        <wps:cNvPr id="56" name="Rectangle 56"/>
-                        <wps:cNvSpPr/>
-                        <wps:spPr>
-                          <a:xfrm>
-                            <a:off x="995592" y="5341428"/>
-                            <a:ext cx="1926701" cy="308609"/>
-                          </a:xfrm>
-                          <a:prstGeom prst="rect">
-                            <a:avLst/>
-                          </a:prstGeom>
-                          <a:ln>
-                            <a:noFill/>
-                          </a:ln>
-                        </wps:spPr>
-                        <wps:txbx>
-                          <w:txbxContent>
-                            <w:p>
-                              <w:pPr>
-                                <w:spacing w:after="160" w:line="259" w:lineRule="auto"/>
-                                <w:ind w:left="0" w:firstLine="0"/>
-                                <w:jc w:val="left"/>
-                              </w:pPr>
-                              <w:r>
-                                <w:rPr>
-                                  <w:rFonts w:ascii="Georgia" w:eastAsia="Georgia" w:hAnsi="Georgia" w:cs="Georgia"/>
-                                  <w:b/>
-                                  <w:sz w:val="32"/>
-                                </w:rPr>
-                                <w:t xml:space="preserve">MEASURING </w:t>
-                              </w:r>
-                            </w:p>
-                          </w:txbxContent>
-                        </wps:txbx>
-                        <wps:bodyPr horzOverflow="overflow" vert="horz" lIns="0" tIns="0" rIns="0" bIns="0" rtlCol="0">
-                          <a:noAutofit/>
-                        </wps:bodyPr>
-                      </wps:wsp>
-                      <wps:wsp>
-                        <wps:cNvPr id="57" name="Rectangle 57"/>
-                        <wps:cNvSpPr/>
-                        <wps:spPr>
-                          <a:xfrm>
-                            <a:off x="2444186" y="5341428"/>
-                            <a:ext cx="555002" cy="308609"/>
-                          </a:xfrm>
-                          <a:prstGeom prst="rect">
-                            <a:avLst/>
-                          </a:prstGeom>
-                          <a:ln>
-                            <a:noFill/>
-                          </a:ln>
-                        </wps:spPr>
-                        <wps:txbx>
-                          <w:txbxContent>
-                            <w:p>
-                              <w:pPr>
-                                <w:spacing w:after="160" w:line="259" w:lineRule="auto"/>
-                                <w:ind w:left="0" w:firstLine="0"/>
-                                <w:jc w:val="left"/>
-                              </w:pPr>
-                              <w:r>
-                                <w:rPr>
-                                  <w:rFonts w:ascii="Georgia" w:eastAsia="Georgia" w:hAnsi="Georgia" w:cs="Georgia"/>
-                                  <w:b/>
-                                  <w:sz w:val="32"/>
-                                </w:rPr>
-                                <w:t>{{PLOT_SIZE_SQM}}</w:t>
-                              </w:r>
-                            </w:p>
-                          </w:txbxContent>
-                        </wps:txbx>
-                        <wps:bodyPr horzOverflow="overflow" vert="horz" lIns="0" tIns="0" rIns="0" bIns="0" rtlCol="0">
-                          <a:noAutofit/>
-                        </wps:bodyPr>
-                      </wps:wsp>
-                      <wps:wsp>
-                        <wps:cNvPr id="58" name="Rectangle 58"/>
-                        <wps:cNvSpPr/>
-                        <wps:spPr>
-                          <a:xfrm>
-                            <a:off x="2860805" y="5341428"/>
-                            <a:ext cx="68988" cy="308609"/>
-                          </a:xfrm>
-                          <a:prstGeom prst="rect">
-                            <a:avLst/>
-                          </a:prstGeom>
-                          <a:ln>
-                            <a:noFill/>
-                          </a:ln>
-                        </wps:spPr>
-                        <wps:txbx>
-                          <w:txbxContent>
-                            <w:p>
-                              <w:pPr>
-                                <w:spacing w:after="160" w:line="259" w:lineRule="auto"/>
-                                <w:ind w:left="0" w:firstLine="0"/>
-                                <w:jc w:val="left"/>
-                              </w:pPr>
-                              <w:r>
-                                <w:rPr>
-                                  <w:rFonts w:ascii="Georgia" w:eastAsia="Georgia" w:hAnsi="Georgia" w:cs="Georgia"/>
-                                  <w:b/>
-                                  <w:sz w:val="32"/>
-                                </w:rPr>
-                                <w:t xml:space="preserve"> </w:t>
-                              </w:r>
-                            </w:p>
-                          </w:txbxContent>
-                        </wps:txbx>
-                        <wps:bodyPr horzOverflow="overflow" vert="horz" lIns="0" tIns="0" rIns="0" bIns="0" rtlCol="0">
-                          <a:noAutofit/>
-                        </wps:bodyPr>
-                      </wps:wsp>
-                      <wps:wsp>
-                        <wps:cNvPr id="59" name="Rectangle 59"/>
-                        <wps:cNvSpPr/>
-                        <wps:spPr>
-                          <a:xfrm>
-                            <a:off x="2912399" y="5341428"/>
-                            <a:ext cx="4435836" cy="308609"/>
-                          </a:xfrm>
-                          <a:prstGeom prst="rect">
-                            <a:avLst/>
-                          </a:prstGeom>
-                          <a:ln>
-                            <a:noFill/>
-                          </a:ln>
-                        </wps:spPr>
-                        <wps:txbx>
-                          <w:txbxContent>
-                            <w:p>
-                              <w:pPr>
-                                <w:spacing w:after="160" w:line="259" w:lineRule="auto"/>
-                                <w:ind w:left="0" w:firstLine="0"/>
-                                <w:jc w:val="left"/>
-                              </w:pPr>
-                              <w:r>
-                                <w:rPr>
-                                  <w:rFonts w:ascii="Georgia" w:eastAsia="Georgia" w:hAnsi="Georgia" w:cs="Georgia"/>
-                                  <w:b/>
-                                  <w:sz w:val="32"/>
-                                </w:rPr>
-                                <w:t xml:space="preserve">SQUARE METERS SITUATE AT </w:t>
-                              </w:r>
-                            </w:p>
-                          </w:txbxContent>
-                        </wps:txbx>
-                        <wps:bodyPr horzOverflow="overflow" vert="horz" lIns="0" tIns="0" rIns="0" bIns="0" rtlCol="0">
-                          <a:noAutofit/>
-                        </wps:bodyPr>
-                      </wps:wsp>
-                      <wps:wsp>
-                        <wps:cNvPr id="60" name="Rectangle 60"/>
-                        <wps:cNvSpPr/>
-                        <wps:spPr>
-                          <a:xfrm>
-                            <a:off x="1469014" y="5570028"/>
-                            <a:ext cx="3974837" cy="308609"/>
-                          </a:xfrm>
-                          <a:prstGeom prst="rect">
-                            <a:avLst/>
-                          </a:prstGeom>
-                          <a:ln>
-                            <a:noFill/>
-                          </a:ln>
-                        </wps:spPr>
-                        <wps:txbx>
-                          <w:txbxContent>
-                            <w:p>
-                              <w:pPr>
-                                <w:spacing w:after="160" w:line="259" w:lineRule="auto"/>
-                                <w:ind w:left="0" w:firstLine="0"/>
-                                <w:jc w:val="left"/>
-                              </w:pPr>
-                              <w:r>
-                                <w:rPr>
-                                  <w:rFonts w:ascii="Georgia" w:eastAsia="Georgia" w:hAnsi="Georgia" w:cs="Georgia"/>
-                                  <w:b/>
-                                  <w:sz w:val="32"/>
-                                </w:rPr>
-                                <w:t>ALAFIA GARDENS, LOCATE</w:t>
-                              </w:r>
-                            </w:p>
-                          </w:txbxContent>
-                        </wps:txbx>
-                        <wps:bodyPr horzOverflow="overflow" vert="horz" lIns="0" tIns="0" rIns="0" bIns="0" rtlCol="0">
-                          <a:noAutofit/>
-                        </wps:bodyPr>
-                      </wps:wsp>
-                      <wps:wsp>
-                        <wps:cNvPr id="61" name="Rectangle 61"/>
-                        <wps:cNvSpPr/>
-                        <wps:spPr>
-                          <a:xfrm>
-                            <a:off x="4456888" y="5570028"/>
-                            <a:ext cx="1751650" cy="308609"/>
-                          </a:xfrm>
-                          <a:prstGeom prst="rect">
-                            <a:avLst/>
-                          </a:prstGeom>
-                          <a:ln>
-                            <a:noFill/>
-                          </a:ln>
-                        </wps:spPr>
-                        <wps:txbx>
-                          <w:txbxContent>
-                            <w:p>
-                              <w:pPr>
-                                <w:spacing w:after="160" w:line="259" w:lineRule="auto"/>
-                                <w:ind w:left="0" w:firstLine="0"/>
-                                <w:jc w:val="left"/>
-                              </w:pPr>
-                              <w:r>
-                                <w:rPr>
-                                  <w:rFonts w:ascii="Georgia" w:eastAsia="Georgia" w:hAnsi="Georgia" w:cs="Georgia"/>
-                                  <w:b/>
-                                  <w:sz w:val="32"/>
-                                </w:rPr>
-                                <w:t xml:space="preserve">D AT WARA </w:t>
-                              </w:r>
-                            </w:p>
-                          </w:txbxContent>
-                        </wps:txbx>
-                        <wps:bodyPr horzOverflow="overflow" vert="horz" lIns="0" tIns="0" rIns="0" bIns="0" rtlCol="0">
-                          <a:noAutofit/>
-                        </wps:bodyPr>
-                      </wps:wsp>
-                      <wps:wsp>
-                        <wps:cNvPr id="62" name="Rectangle 62"/>
-                        <wps:cNvSpPr/>
-                        <wps:spPr>
-                          <a:xfrm>
-                            <a:off x="770266" y="5801676"/>
-                            <a:ext cx="2080512" cy="308608"/>
-                          </a:xfrm>
-                          <a:prstGeom prst="rect">
-                            <a:avLst/>
-                          </a:prstGeom>
-                          <a:ln>
-                            <a:noFill/>
-                          </a:ln>
-                        </wps:spPr>
-                        <wps:txbx>
-                          <w:txbxContent>
-                            <w:p>
-                              <w:pPr>
-                                <w:spacing w:after="160" w:line="259" w:lineRule="auto"/>
-                                <w:ind w:left="0" w:firstLine="0"/>
-                                <w:jc w:val="left"/>
-                              </w:pPr>
-                              <w:r>
-                                <w:rPr>
-                                  <w:rFonts w:ascii="Georgia" w:eastAsia="Georgia" w:hAnsi="Georgia" w:cs="Georgia"/>
-                                  <w:b/>
-                                  <w:sz w:val="32"/>
-                                </w:rPr>
-                                <w:t xml:space="preserve">COMMUNITY, </w:t>
-                              </w:r>
-                            </w:p>
-                          </w:txbxContent>
-                        </wps:txbx>
-                        <wps:bodyPr horzOverflow="overflow" vert="horz" lIns="0" tIns="0" rIns="0" bIns="0" rtlCol="0">
-                          <a:noAutofit/>
-                        </wps:bodyPr>
-                      </wps:wsp>
-                      <wps:wsp>
-                        <wps:cNvPr id="63" name="Rectangle 63"/>
-                        <wps:cNvSpPr/>
-                        <wps:spPr>
-                          <a:xfrm>
-                            <a:off x="2334648" y="5801676"/>
-                            <a:ext cx="613018" cy="308608"/>
-                          </a:xfrm>
-                          <a:prstGeom prst="rect">
-                            <a:avLst/>
-                          </a:prstGeom>
-                          <a:ln>
-                            <a:noFill/>
-                          </a:ln>
-                        </wps:spPr>
-                        <wps:txbx>
-                          <w:txbxContent>
-                            <w:p>
-                              <w:pPr>
-                                <w:spacing w:after="160" w:line="259" w:lineRule="auto"/>
-                                <w:ind w:left="0" w:firstLine="0"/>
-                                <w:jc w:val="left"/>
-                              </w:pPr>
-                              <w:r>
-                                <w:rPr>
-                                  <w:rFonts w:ascii="Georgia" w:eastAsia="Georgia" w:hAnsi="Georgia" w:cs="Georgia"/>
-                                  <w:b/>
-                                  <w:sz w:val="32"/>
-                                </w:rPr>
-                                <w:t>ALO</w:t>
-                              </w:r>
-                            </w:p>
-                          </w:txbxContent>
-                        </wps:txbx>
-                        <wps:bodyPr horzOverflow="overflow" vert="horz" lIns="0" tIns="0" rIns="0" bIns="0" rtlCol="0">
-                          <a:noAutofit/>
-                        </wps:bodyPr>
-                      </wps:wsp>
-                      <wps:wsp>
-                        <wps:cNvPr id="64" name="Rectangle 64"/>
-                        <wps:cNvSpPr/>
-                        <wps:spPr>
-                          <a:xfrm>
-                            <a:off x="2794626" y="5801676"/>
-                            <a:ext cx="709330" cy="308608"/>
-                          </a:xfrm>
-                          <a:prstGeom prst="rect">
-                            <a:avLst/>
-                          </a:prstGeom>
-                          <a:ln>
-                            <a:noFill/>
-                          </a:ln>
-                        </wps:spPr>
-                        <wps:txbx>
-                          <w:txbxContent>
-                            <w:p>
-                              <w:pPr>
-                                <w:spacing w:after="160" w:line="259" w:lineRule="auto"/>
-                                <w:ind w:left="0" w:firstLine="0"/>
-                                <w:jc w:val="left"/>
-                              </w:pPr>
-                              <w:r>
-                                <w:rPr>
-                                  <w:rFonts w:ascii="Georgia" w:eastAsia="Georgia" w:hAnsi="Georgia" w:cs="Georgia"/>
-                                  <w:b/>
-                                  <w:sz w:val="32"/>
-                                </w:rPr>
-                                <w:t>NG E</w:t>
-                              </w:r>
-                            </w:p>
-                          </w:txbxContent>
-                        </wps:txbx>
-                        <wps:bodyPr horzOverflow="overflow" vert="horz" lIns="0" tIns="0" rIns="0" bIns="0" rtlCol="0">
-                          <a:noAutofit/>
-                        </wps:bodyPr>
-                      </wps:wsp>
-                      <wps:wsp>
-                        <wps:cNvPr id="65" name="Rectangle 65"/>
-                        <wps:cNvSpPr/>
-                        <wps:spPr>
-                          <a:xfrm>
-                            <a:off x="3327333" y="5801676"/>
-                            <a:ext cx="121137" cy="308608"/>
-                          </a:xfrm>
-                          <a:prstGeom prst="rect">
-                            <a:avLst/>
-                          </a:prstGeom>
-                          <a:ln>
-                            <a:noFill/>
-                          </a:ln>
-                        </wps:spPr>
-                        <wps:txbx>
-                          <w:txbxContent>
-                            <w:p>
-                              <w:pPr>
-                                <w:spacing w:after="160" w:line="259" w:lineRule="auto"/>
-                                <w:ind w:left="0" w:firstLine="0"/>
-                                <w:jc w:val="left"/>
-                              </w:pPr>
-                              <w:r>
-                                <w:rPr>
-                                  <w:rFonts w:ascii="Georgia" w:eastAsia="Georgia" w:hAnsi="Georgia" w:cs="Georgia"/>
-                                  <w:b/>
-                                  <w:sz w:val="32"/>
-                                </w:rPr>
-                                <w:t>I</w:t>
-                              </w:r>
-                            </w:p>
-                          </w:txbxContent>
-                        </wps:txbx>
-                        <wps:bodyPr horzOverflow="overflow" vert="horz" lIns="0" tIns="0" rIns="0" bIns="0" rtlCol="0">
-                          <a:noAutofit/>
-                        </wps:bodyPr>
-                      </wps:wsp>
-                      <wps:wsp>
-                        <wps:cNvPr id="66" name="Rectangle 66"/>
-                        <wps:cNvSpPr/>
-                        <wps:spPr>
-                          <a:xfrm>
-                            <a:off x="3417919" y="5801676"/>
-                            <a:ext cx="1625325" cy="308608"/>
-                          </a:xfrm>
-                          <a:prstGeom prst="rect">
-                            <a:avLst/>
-                          </a:prstGeom>
-                          <a:ln>
-                            <a:noFill/>
-                          </a:ln>
-                        </wps:spPr>
-                        <wps:txbx>
-                          <w:txbxContent>
-                            <w:p>
-                              <w:pPr>
-                                <w:spacing w:after="160" w:line="259" w:lineRule="auto"/>
-                                <w:ind w:left="0" w:firstLine="0"/>
-                                <w:jc w:val="left"/>
-                              </w:pPr>
-                              <w:r>
-                                <w:rPr>
-                                  <w:rFonts w:ascii="Georgia" w:eastAsia="Georgia" w:hAnsi="Georgia" w:cs="Georgia"/>
-                                  <w:b/>
-                                  <w:sz w:val="32"/>
-                                </w:rPr>
-                                <w:t>YENKORIN</w:t>
-                              </w:r>
-                            </w:p>
-                          </w:txbxContent>
-                        </wps:txbx>
-                        <wps:bodyPr horzOverflow="overflow" vert="horz" lIns="0" tIns="0" rIns="0" bIns="0" rtlCol="0">
-                          <a:noAutofit/>
-                        </wps:bodyPr>
-                      </wps:wsp>
-                      <wps:wsp>
-                        <wps:cNvPr id="67" name="Rectangle 67"/>
-                        <wps:cNvSpPr/>
-                        <wps:spPr>
-                          <a:xfrm>
-                            <a:off x="4639500" y="5801676"/>
-                            <a:ext cx="68988" cy="308608"/>
-                          </a:xfrm>
-                          <a:prstGeom prst="rect">
-                            <a:avLst/>
-                          </a:prstGeom>
-                          <a:ln>
-                            <a:noFill/>
-                          </a:ln>
-                        </wps:spPr>
-                        <wps:txbx>
-                          <w:txbxContent>
-                            <w:p>
-                              <w:pPr>
-                                <w:spacing w:after="160" w:line="259" w:lineRule="auto"/>
-                                <w:ind w:left="0" w:firstLine="0"/>
-                                <w:jc w:val="left"/>
-                              </w:pPr>
-                              <w:r>
-                                <w:rPr>
-                                  <w:rFonts w:ascii="Georgia" w:eastAsia="Georgia" w:hAnsi="Georgia" w:cs="Georgia"/>
-                                  <w:b/>
-                                  <w:sz w:val="32"/>
-                                </w:rPr>
-                                <w:t xml:space="preserve"> </w:t>
-                              </w:r>
-                            </w:p>
-                          </w:txbxContent>
-                        </wps:txbx>
-                        <wps:bodyPr horzOverflow="overflow" vert="horz" lIns="0" tIns="0" rIns="0" bIns="0" rtlCol="0">
-                          <a:noAutofit/>
-                        </wps:bodyPr>
-                      </wps:wsp>
-                      <wps:wsp>
-                        <wps:cNvPr id="68" name="Rectangle 68"/>
-                        <wps:cNvSpPr/>
-                        <wps:spPr>
-                          <a:xfrm>
-                            <a:off x="4691093" y="5801676"/>
-                            <a:ext cx="195829" cy="308608"/>
-                          </a:xfrm>
-                          <a:prstGeom prst="rect">
-                            <a:avLst/>
-                          </a:prstGeom>
-                          <a:ln>
-                            <a:noFill/>
-                          </a:ln>
-                        </wps:spPr>
-                        <wps:txbx>
-                          <w:txbxContent>
-                            <w:p>
-                              <w:pPr>
-                                <w:spacing w:after="160" w:line="259" w:lineRule="auto"/>
-                                <w:ind w:left="0" w:firstLine="0"/>
-                                <w:jc w:val="left"/>
-                              </w:pPr>
-                              <w:r>
-                                <w:rPr>
-                                  <w:rFonts w:ascii="Georgia" w:eastAsia="Georgia" w:hAnsi="Georgia" w:cs="Georgia"/>
-                                  <w:b/>
-                                  <w:sz w:val="32"/>
-                                </w:rPr>
-                                <w:t>E</w:t>
-                              </w:r>
-                            </w:p>
-                          </w:txbxContent>
-                        </wps:txbx>
-                        <wps:bodyPr horzOverflow="overflow" vert="horz" lIns="0" tIns="0" rIns="0" bIns="0" rtlCol="0">
-                          <a:noAutofit/>
-                        </wps:bodyPr>
-                      </wps:wsp>
-                      <wps:wsp>
-                        <wps:cNvPr id="69" name="Rectangle 69"/>
-                        <wps:cNvSpPr/>
-                        <wps:spPr>
-                          <a:xfrm>
-                            <a:off x="4837638" y="5801676"/>
-                            <a:ext cx="624479" cy="308608"/>
-                          </a:xfrm>
-                          <a:prstGeom prst="rect">
-                            <a:avLst/>
-                          </a:prstGeom>
-                          <a:ln>
-                            <a:noFill/>
-                          </a:ln>
-                        </wps:spPr>
-                        <wps:txbx>
-                          <w:txbxContent>
-                            <w:p>
-                              <w:pPr>
-                                <w:spacing w:after="160" w:line="259" w:lineRule="auto"/>
-                                <w:ind w:left="0" w:firstLine="0"/>
-                                <w:jc w:val="left"/>
-                              </w:pPr>
-                              <w:r>
-                                <w:rPr>
-                                  <w:rFonts w:ascii="Georgia" w:eastAsia="Georgia" w:hAnsi="Georgia" w:cs="Georgia"/>
-                                  <w:b/>
-                                  <w:sz w:val="32"/>
-                                </w:rPr>
-                                <w:t>XPR</w:t>
-                              </w:r>
-                            </w:p>
-                          </w:txbxContent>
-                        </wps:txbx>
-                        <wps:bodyPr horzOverflow="overflow" vert="horz" lIns="0" tIns="0" rIns="0" bIns="0" rtlCol="0">
-                          <a:noAutofit/>
-                        </wps:bodyPr>
-                      </wps:wsp>
-                      <wps:wsp>
-                        <wps:cNvPr id="70" name="Rectangle 70"/>
-                        <wps:cNvSpPr/>
-                        <wps:spPr>
-                          <a:xfrm>
-                            <a:off x="5306448" y="5801676"/>
-                            <a:ext cx="546528" cy="308608"/>
-                          </a:xfrm>
-                          <a:prstGeom prst="rect">
-                            <a:avLst/>
-                          </a:prstGeom>
-                          <a:ln>
-                            <a:noFill/>
-                          </a:ln>
-                        </wps:spPr>
-                        <wps:txbx>
-                          <w:txbxContent>
-                            <w:p>
-                              <w:pPr>
-                                <w:spacing w:after="160" w:line="259" w:lineRule="auto"/>
-                                <w:ind w:left="0" w:firstLine="0"/>
-                                <w:jc w:val="left"/>
-                              </w:pPr>
-                              <w:r>
-                                <w:rPr>
-                                  <w:rFonts w:ascii="Georgia" w:eastAsia="Georgia" w:hAnsi="Georgia" w:cs="Georgia"/>
-                                  <w:b/>
-                                  <w:sz w:val="32"/>
-                                </w:rPr>
-                                <w:t>ESS</w:t>
-                              </w:r>
-                            </w:p>
-                          </w:txbxContent>
-                        </wps:txbx>
-                        <wps:bodyPr horzOverflow="overflow" vert="horz" lIns="0" tIns="0" rIns="0" bIns="0" rtlCol="0">
-                          <a:noAutofit/>
-                        </wps:bodyPr>
-                      </wps:wsp>
-                      <wps:wsp>
-                        <wps:cNvPr id="71" name="Rectangle 71"/>
-                        <wps:cNvSpPr/>
-                        <wps:spPr>
-                          <a:xfrm>
-                            <a:off x="5716718" y="5801676"/>
-                            <a:ext cx="68988" cy="308608"/>
-                          </a:xfrm>
-                          <a:prstGeom prst="rect">
-                            <a:avLst/>
-                          </a:prstGeom>
-                          <a:ln>
-                            <a:noFill/>
-                          </a:ln>
-                        </wps:spPr>
-                        <wps:txbx>
-                          <w:txbxContent>
-                            <w:p>
-                              <w:pPr>
-                                <w:spacing w:after="160" w:line="259" w:lineRule="auto"/>
-                                <w:ind w:left="0" w:firstLine="0"/>
-                                <w:jc w:val="left"/>
-                              </w:pPr>
-                              <w:r>
-                                <w:rPr>
-                                  <w:rFonts w:ascii="Georgia" w:eastAsia="Georgia" w:hAnsi="Georgia" w:cs="Georgia"/>
-                                  <w:b/>
-                                  <w:sz w:val="32"/>
-                                </w:rPr>
-                                <w:t xml:space="preserve"> </w:t>
-                              </w:r>
-                            </w:p>
-                          </w:txbxContent>
-                        </wps:txbx>
-                        <wps:bodyPr horzOverflow="overflow" vert="horz" lIns="0" tIns="0" rIns="0" bIns="0" rtlCol="0">
-                          <a:noAutofit/>
-                        </wps:bodyPr>
-                      </wps:wsp>
-                      <wps:wsp>
-                        <wps:cNvPr id="72" name="Rectangle 72"/>
-                        <wps:cNvSpPr/>
-                        <wps:spPr>
-                          <a:xfrm>
-                            <a:off x="5768311" y="5801676"/>
-                            <a:ext cx="216471" cy="308608"/>
-                          </a:xfrm>
-                          <a:prstGeom prst="rect">
-                            <a:avLst/>
-                          </a:prstGeom>
-                          <a:ln>
-                            <a:noFill/>
-                          </a:ln>
-                        </wps:spPr>
-                        <wps:txbx>
-                          <w:txbxContent>
-                            <w:p>
-                              <w:pPr>
-                                <w:spacing w:after="160" w:line="259" w:lineRule="auto"/>
-                                <w:ind w:left="0" w:firstLine="0"/>
-                                <w:jc w:val="left"/>
-                              </w:pPr>
-                              <w:r>
-                                <w:rPr>
-                                  <w:rFonts w:ascii="Georgia" w:eastAsia="Georgia" w:hAnsi="Georgia" w:cs="Georgia"/>
-                                  <w:b/>
-                                  <w:sz w:val="32"/>
-                                </w:rPr>
-                                <w:t>R</w:t>
-                              </w:r>
-                            </w:p>
-                          </w:txbxContent>
-                        </wps:txbx>
-                        <wps:bodyPr horzOverflow="overflow" vert="horz" lIns="0" tIns="0" rIns="0" bIns="0" rtlCol="0">
-                          <a:noAutofit/>
-                        </wps:bodyPr>
-                      </wps:wsp>
-                      <wps:wsp>
-                        <wps:cNvPr id="73" name="Rectangle 73"/>
-                        <wps:cNvSpPr/>
-                        <wps:spPr>
-                          <a:xfrm>
-                            <a:off x="5930334" y="5801676"/>
-                            <a:ext cx="720873" cy="308608"/>
-                          </a:xfrm>
-                          <a:prstGeom prst="rect">
-                            <a:avLst/>
-                          </a:prstGeom>
-                          <a:ln>
-                            <a:noFill/>
-                          </a:ln>
-                        </wps:spPr>
-                        <wps:txbx>
-                          <w:txbxContent>
-                            <w:p>
-                              <w:pPr>
-                                <w:spacing w:after="160" w:line="259" w:lineRule="auto"/>
-                                <w:ind w:left="0" w:firstLine="0"/>
-                                <w:jc w:val="left"/>
-                              </w:pPr>
-                              <w:r>
-                                <w:rPr>
-                                  <w:rFonts w:ascii="Georgia" w:eastAsia="Georgia" w:hAnsi="Georgia" w:cs="Georgia"/>
-                                  <w:b/>
-                                  <w:sz w:val="32"/>
-                                </w:rPr>
-                                <w:t xml:space="preserve">OAD </w:t>
-                              </w:r>
-                            </w:p>
-                          </w:txbxContent>
-                        </wps:txbx>
-                        <wps:bodyPr horzOverflow="overflow" vert="horz" lIns="0" tIns="0" rIns="0" bIns="0" rtlCol="0">
-                          <a:noAutofit/>
-                        </wps:bodyPr>
-                      </wps:wsp>
-                      <wps:wsp>
-                        <wps:cNvPr id="74" name="Rectangle 74"/>
-                        <wps:cNvSpPr/>
-                        <wps:spPr>
-                          <a:xfrm>
-                            <a:off x="2748440" y="6030276"/>
-                            <a:ext cx="2253743" cy="308607"/>
-                          </a:xfrm>
-                          <a:prstGeom prst="rect">
-                            <a:avLst/>
-                          </a:prstGeom>
-                          <a:ln>
-                            <a:noFill/>
-                          </a:ln>
-                        </wps:spPr>
-                        <wps:txbx>
-                          <w:txbxContent>
-                            <w:p>
-                              <w:pPr>
-                                <w:spacing w:after="160" w:line="259" w:lineRule="auto"/>
-                                <w:ind w:left="0" w:firstLine="0"/>
-                                <w:jc w:val="left"/>
-                              </w:pPr>
-                              <w:r>
-                                <w:rPr>
-                                  <w:rFonts w:ascii="Georgia" w:eastAsia="Georgia" w:hAnsi="Georgia" w:cs="Georgia"/>
-                                  <w:b/>
-                                  <w:sz w:val="32"/>
-                                </w:rPr>
-                                <w:t>KWARA STATE.</w:t>
-                              </w:r>
-                            </w:p>
-                          </w:txbxContent>
-                        </wps:txbx>
-                        <wps:bodyPr horzOverflow="overflow" vert="horz" lIns="0" tIns="0" rIns="0" bIns="0" rtlCol="0">
-                          <a:noAutofit/>
-                        </wps:bodyPr>
-                      </wps:wsp>
-                      <wps:wsp>
-                        <wps:cNvPr id="75" name="Rectangle 75"/>
-                        <wps:cNvSpPr/>
-                        <wps:spPr>
-                          <a:xfrm>
-                            <a:off x="4442304" y="6030276"/>
-                            <a:ext cx="68988" cy="308607"/>
-                          </a:xfrm>
-                          <a:prstGeom prst="rect">
-                            <a:avLst/>
-                          </a:prstGeom>
-                          <a:ln>
-                            <a:noFill/>
-                          </a:ln>
-                        </wps:spPr>
-                        <wps:txbx>
-                          <w:txbxContent>
-                            <w:p>
-                              <w:pPr>
-                                <w:spacing w:after="160" w:line="259" w:lineRule="auto"/>
-                                <w:ind w:left="0" w:firstLine="0"/>
-                                <w:jc w:val="left"/>
-                              </w:pPr>
-                              <w:r>
-                                <w:rPr>
-                                  <w:rFonts w:ascii="Georgia" w:eastAsia="Georgia" w:hAnsi="Georgia" w:cs="Georgia"/>
-                                  <w:b/>
-                                  <w:sz w:val="32"/>
-                                </w:rPr>
-                                <w:t xml:space="preserve"> </w:t>
-                              </w:r>
-                            </w:p>
-                          </w:txbxContent>
-                        </wps:txbx>
-                        <wps:bodyPr horzOverflow="overflow" vert="horz" lIns="0" tIns="0" rIns="0" bIns="0" rtlCol="0">
-                          <a:noAutofit/>
-                        </wps:bodyPr>
-                      </wps:wsp>
-                      <wps:wsp>
-                        <wps:cNvPr id="76" name="Rectangle 76"/>
-                        <wps:cNvSpPr/>
-                        <wps:spPr>
-                          <a:xfrm>
-                            <a:off x="623571" y="6231086"/>
-                            <a:ext cx="50673" cy="224466"/>
-                          </a:xfrm>
-                          <a:prstGeom prst="rect">
-                            <a:avLst/>
-                          </a:prstGeom>
-                          <a:ln>
-                            <a:noFill/>
-                          </a:ln>
-                        </wps:spPr>
-                        <wps:txbx>
-                          <w:txbxContent>
-                            <w:p>
-                              <w:pPr>
-                                <w:spacing w:after="160" w:line="259" w:lineRule="auto"/>
-                                <w:ind w:left="0" w:firstLine="0"/>
-                                <w:jc w:val="left"/>
-                              </w:pPr>
-                              <w:r>
-                                <w:t xml:space="preserve"> </w:t>
-                              </w:r>
-                            </w:p>
-                          </w:txbxContent>
-                        </wps:txbx>
-                        <wps:bodyPr horzOverflow="overflow" vert="horz" lIns="0" tIns="0" rIns="0" bIns="0" rtlCol="0">
-                          <a:noAutofit/>
-                        </wps:bodyPr>
-                      </wps:wsp>
-                      <wps:wsp>
-                        <wps:cNvPr id="77" name="Rectangle 77"/>
-                        <wps:cNvSpPr/>
-                        <wps:spPr>
-                          <a:xfrm>
-                            <a:off x="991871" y="6389940"/>
-                            <a:ext cx="6920771" cy="308608"/>
-                          </a:xfrm>
-                          <a:prstGeom prst="rect">
-                            <a:avLst/>
-                          </a:prstGeom>
-                          <a:ln>
-                            <a:noFill/>
-                          </a:ln>
-                        </wps:spPr>
-                        <wps:txbx>
-                          <w:txbxContent>
-                            <w:p>
-                              <w:pPr>
-                                <w:spacing w:after="160" w:line="259" w:lineRule="auto"/>
-                                <w:ind w:left="0" w:firstLine="0"/>
-                                <w:jc w:val="left"/>
-                              </w:pPr>
-                              <w:r>
-                                <w:rPr>
-                                  <w:rFonts w:ascii="Georgia" w:eastAsia="Georgia" w:hAnsi="Georgia" w:cs="Georgia"/>
-                                  <w:sz w:val="32"/>
-                                </w:rPr>
-                                <w:t>...............................................................................................</w:t>
-                              </w:r>
-                            </w:p>
-                          </w:txbxContent>
-                        </wps:txbx>
-                        <wps:bodyPr horzOverflow="overflow" vert="horz" lIns="0" tIns="0" rIns="0" bIns="0" rtlCol="0">
-                          <a:noAutofit/>
-                        </wps:bodyPr>
-                      </wps:wsp>
-                      <wps:wsp>
-                        <wps:cNvPr id="78" name="Rectangle 78"/>
-                        <wps:cNvSpPr/>
-                        <wps:spPr>
-                          <a:xfrm>
-                            <a:off x="6194904" y="6389940"/>
-                            <a:ext cx="65457" cy="308608"/>
-                          </a:xfrm>
-                          <a:prstGeom prst="rect">
-                            <a:avLst/>
-                          </a:prstGeom>
-                          <a:ln>
-                            <a:noFill/>
-                          </a:ln>
-                        </wps:spPr>
-                        <wps:txbx>
-                          <w:txbxContent>
-                            <w:p>
-                              <w:pPr>
-                                <w:spacing w:after="160" w:line="259" w:lineRule="auto"/>
-                                <w:ind w:left="0" w:firstLine="0"/>
-                                <w:jc w:val="left"/>
-                              </w:pPr>
-                              <w:r>
-                                <w:rPr>
-                                  <w:rFonts w:ascii="Georgia" w:eastAsia="Georgia" w:hAnsi="Georgia" w:cs="Georgia"/>
-                                  <w:sz w:val="32"/>
-                                </w:rPr>
-                                <w:t xml:space="preserve"> </w:t>
-                              </w:r>
-                            </w:p>
-                          </w:txbxContent>
-                        </wps:txbx>
-                        <wps:bodyPr horzOverflow="overflow" vert="horz" lIns="0" tIns="0" rIns="0" bIns="0" rtlCol="0">
-                          <a:noAutofit/>
-                        </wps:bodyPr>
-                      </wps:wsp>
-                      <wps:wsp>
-                        <wps:cNvPr id="79" name="Rectangle 79"/>
-                        <wps:cNvSpPr/>
-                        <wps:spPr>
-                          <a:xfrm>
-                            <a:off x="623571" y="6587703"/>
-                            <a:ext cx="50673" cy="224466"/>
-                          </a:xfrm>
-                          <a:prstGeom prst="rect">
-                            <a:avLst/>
-                          </a:prstGeom>
-                          <a:ln>
-                            <a:noFill/>
-                          </a:ln>
-                        </wps:spPr>
-                        <wps:txbx>
-                          <w:txbxContent>
-                            <w:p>
-                              <w:pPr>
-                                <w:spacing w:after="160" w:line="259" w:lineRule="auto"/>
-                                <w:ind w:left="0" w:firstLine="0"/>
-                                <w:jc w:val="left"/>
-                              </w:pPr>
-                              <w:r>
-                                <w:t xml:space="preserve"> </w:t>
-                              </w:r>
-                            </w:p>
-                          </w:txbxContent>
-                        </wps:txbx>
-                        <wps:bodyPr horzOverflow="overflow" vert="horz" lIns="0" tIns="0" rIns="0" bIns="0" rtlCol="0">
-                          <a:noAutofit/>
-                        </wps:bodyPr>
-                      </wps:wsp>
-                      <wps:wsp>
-                        <wps:cNvPr id="80" name="Rectangle 80"/>
-                        <wps:cNvSpPr/>
-                        <wps:spPr>
-                          <a:xfrm>
-                            <a:off x="623571" y="6715718"/>
-                            <a:ext cx="50673" cy="224466"/>
-                          </a:xfrm>
-                          <a:prstGeom prst="rect">
-                            <a:avLst/>
-                          </a:prstGeom>
-                          <a:ln>
-                            <a:noFill/>
-                          </a:ln>
-                        </wps:spPr>
-                        <wps:txbx>
-                          <w:txbxContent>
-                            <w:p>
-                              <w:pPr>
-                                <w:spacing w:after="160" w:line="259" w:lineRule="auto"/>
-                                <w:ind w:left="0" w:firstLine="0"/>
-                                <w:jc w:val="left"/>
-                              </w:pPr>
-                              <w:r>
-                                <w:t xml:space="preserve"> </w:t>
-                              </w:r>
-                            </w:p>
-                          </w:txbxContent>
-                        </wps:txbx>
-                        <wps:bodyPr horzOverflow="overflow" vert="horz" lIns="0" tIns="0" rIns="0" bIns="0" rtlCol="0">
-                          <a:noAutofit/>
-                        </wps:bodyPr>
-                      </wps:wsp>
-                      <wps:wsp>
-                        <wps:cNvPr id="81" name="Rectangle 81"/>
-                        <wps:cNvSpPr/>
-                        <wps:spPr>
-                          <a:xfrm>
-                            <a:off x="623571" y="6843735"/>
-                            <a:ext cx="50673" cy="224466"/>
-                          </a:xfrm>
-                          <a:prstGeom prst="rect">
-                            <a:avLst/>
-                          </a:prstGeom>
-                          <a:ln>
-                            <a:noFill/>
-                          </a:ln>
-                        </wps:spPr>
-                        <wps:txbx>
-                          <w:txbxContent>
-                            <w:p>
-                              <w:pPr>
-                                <w:spacing w:after="160" w:line="259" w:lineRule="auto"/>
-                                <w:ind w:left="0" w:firstLine="0"/>
-                                <w:jc w:val="left"/>
-                              </w:pPr>
-                              <w:r>
-                                <w:t xml:space="preserve"> </w:t>
-                              </w:r>
-                            </w:p>
-                          </w:txbxContent>
-                        </wps:txbx>
-                        <wps:bodyPr horzOverflow="overflow" vert="horz" lIns="0" tIns="0" rIns="0" bIns="0" rtlCol="0">
-                          <a:noAutofit/>
-                        </wps:bodyPr>
-                      </wps:wsp>
-                      <wps:wsp>
-                        <wps:cNvPr id="82" name="Rectangle 82"/>
-                        <wps:cNvSpPr/>
-                        <wps:spPr>
-                          <a:xfrm>
-                            <a:off x="623571" y="6968703"/>
-                            <a:ext cx="50673" cy="224466"/>
-                          </a:xfrm>
-                          <a:prstGeom prst="rect">
-                            <a:avLst/>
-                          </a:prstGeom>
-                          <a:ln>
-                            <a:noFill/>
-                          </a:ln>
-                        </wps:spPr>
-                        <wps:txbx>
-                          <w:txbxContent>
-                            <w:p>
-                              <w:pPr>
-                                <w:spacing w:after="160" w:line="259" w:lineRule="auto"/>
-                                <w:ind w:left="0" w:firstLine="0"/>
-                                <w:jc w:val="left"/>
-                              </w:pPr>
-                              <w:r>
-                                <w:t xml:space="preserve"> </w:t>
-                              </w:r>
-                            </w:p>
-                          </w:txbxContent>
-                        </wps:txbx>
-                        <wps:bodyPr horzOverflow="overflow" vert="horz" lIns="0" tIns="0" rIns="0" bIns="0" rtlCol="0">
-                          <a:noAutofit/>
-                        </wps:bodyPr>
-                      </wps:wsp>
-                      <wps:wsp>
-                        <wps:cNvPr id="83" name="Rectangle 83"/>
-                        <wps:cNvSpPr/>
-                        <wps:spPr>
-                          <a:xfrm>
-                            <a:off x="623571" y="7099767"/>
-                            <a:ext cx="50673" cy="224466"/>
-                          </a:xfrm>
-                          <a:prstGeom prst="rect">
-                            <a:avLst/>
-                          </a:prstGeom>
-                          <a:ln>
-                            <a:noFill/>
-                          </a:ln>
-                        </wps:spPr>
-                        <wps:txbx>
-                          <w:txbxContent>
-                            <w:p>
-                              <w:pPr>
-                                <w:spacing w:after="160" w:line="259" w:lineRule="auto"/>
-                                <w:ind w:left="0" w:firstLine="0"/>
-                                <w:jc w:val="left"/>
-                              </w:pPr>
-                              <w:r>
-                                <w:t xml:space="preserve"> </w:t>
-                              </w:r>
-                            </w:p>
-                          </w:txbxContent>
-                        </wps:txbx>
-                        <wps:bodyPr horzOverflow="overflow" vert="horz" lIns="0" tIns="0" rIns="0" bIns="0" rtlCol="0">
-                          <a:noAutofit/>
-                        </wps:bodyPr>
-                      </wps:wsp>
-                      <wps:wsp>
-                        <wps:cNvPr id="84" name="Rectangle 84"/>
-                        <wps:cNvSpPr/>
-                        <wps:spPr>
-                          <a:xfrm>
-                            <a:off x="3823971" y="7263474"/>
-                            <a:ext cx="1183381" cy="175033"/>
-                          </a:xfrm>
-                          <a:prstGeom prst="rect">
-                            <a:avLst/>
-                          </a:prstGeom>
-                          <a:ln>
-                            <a:noFill/>
-                          </a:ln>
-                        </wps:spPr>
-                        <wps:txbx>
-                          <w:txbxContent>
-                            <w:p>
-                              <w:pPr>
-                                <w:spacing w:after="160" w:line="259" w:lineRule="auto"/>
-                                <w:ind w:left="0" w:firstLine="0"/>
-                                <w:jc w:val="left"/>
-                              </w:pPr>
-                              <w:r>
-                                <w:rPr>
-                                  <w:rFonts w:ascii="Georgia" w:eastAsia="Georgia" w:hAnsi="Georgia" w:cs="Georgia"/>
-                                  <w:b/>
-                                  <w:sz w:val="18"/>
-                                </w:rPr>
-                                <w:t>PREPARED BY</w:t>
-                              </w:r>
-                            </w:p>
-                          </w:txbxContent>
-                        </wps:txbx>
-                        <wps:bodyPr horzOverflow="overflow" vert="horz" lIns="0" tIns="0" rIns="0" bIns="0" rtlCol="0">
-                          <a:noAutofit/>
-                        </wps:bodyPr>
-                      </wps:wsp>
-                      <wps:wsp>
-                        <wps:cNvPr id="85" name="Rectangle 85"/>
-                        <wps:cNvSpPr/>
-                        <wps:spPr>
-                          <a:xfrm>
-                            <a:off x="4712643" y="7263474"/>
-                            <a:ext cx="39127" cy="175033"/>
-                          </a:xfrm>
-                          <a:prstGeom prst="rect">
-                            <a:avLst/>
-                          </a:prstGeom>
-                          <a:ln>
-                            <a:noFill/>
-                          </a:ln>
-                        </wps:spPr>
-                        <wps:txbx>
-                          <w:txbxContent>
-                            <w:p>
-                              <w:pPr>
-                                <w:spacing w:after="160" w:line="259" w:lineRule="auto"/>
-                                <w:ind w:left="0" w:firstLine="0"/>
-                                <w:jc w:val="left"/>
-                              </w:pPr>
-                              <w:r>
-                                <w:rPr>
-                                  <w:rFonts w:ascii="Georgia" w:eastAsia="Georgia" w:hAnsi="Georgia" w:cs="Georgia"/>
-                                  <w:b/>
-                                  <w:sz w:val="18"/>
-                                </w:rPr>
-                                <w:t xml:space="preserve"> </w:t>
-                              </w:r>
-                            </w:p>
-                          </w:txbxContent>
-                        </wps:txbx>
-                        <wps:bodyPr horzOverflow="overflow" vert="horz" lIns="0" tIns="0" rIns="0" bIns="0" rtlCol="0">
-                          <a:noAutofit/>
-                        </wps:bodyPr>
-                      </wps:wsp>
-                      <wps:wsp>
-                        <wps:cNvPr id="86" name="Rectangle 86"/>
-                        <wps:cNvSpPr/>
-                        <wps:spPr>
-                          <a:xfrm>
-                            <a:off x="623571" y="7361894"/>
-                            <a:ext cx="50673" cy="224466"/>
-                          </a:xfrm>
-                          <a:prstGeom prst="rect">
-                            <a:avLst/>
-                          </a:prstGeom>
-                          <a:ln>
-                            <a:noFill/>
-                          </a:ln>
-                        </wps:spPr>
-                        <wps:txbx>
-                          <w:txbxContent>
-                            <w:p>
-                              <w:pPr>
-                                <w:spacing w:after="160" w:line="259" w:lineRule="auto"/>
-                                <w:ind w:left="0" w:firstLine="0"/>
-                                <w:jc w:val="left"/>
-                              </w:pPr>
-                              <w:r>
-                                <w:t xml:space="preserve"> </w:t>
-                              </w:r>
-                            </w:p>
-                          </w:txbxContent>
-                        </wps:txbx>
-                        <wps:bodyPr horzOverflow="overflow" vert="horz" lIns="0" tIns="0" rIns="0" bIns="0" rtlCol="0">
-                          <a:noAutofit/>
-                        </wps:bodyPr>
-                      </wps:wsp>
-                      <wps:wsp>
-                        <wps:cNvPr id="87" name="Rectangle 87"/>
-                        <wps:cNvSpPr/>
-                        <wps:spPr>
-                          <a:xfrm>
-                            <a:off x="3823971" y="7522554"/>
-                            <a:ext cx="1836690" cy="175032"/>
-                          </a:xfrm>
-                          <a:prstGeom prst="rect">
-                            <a:avLst/>
-                          </a:prstGeom>
-                          <a:ln>
-                            <a:noFill/>
-                          </a:ln>
-                        </wps:spPr>
-                        <wps:txbx>
-                          <w:txbxContent>
-                            <w:p>
-                              <w:pPr>
-                                <w:spacing w:after="160" w:line="259" w:lineRule="auto"/>
-                                <w:ind w:left="0" w:firstLine="0"/>
-                                <w:jc w:val="left"/>
-                              </w:pPr>
-                              <w:r>
-                                <w:rPr>
-                                  <w:rFonts w:ascii="Georgia" w:eastAsia="Georgia" w:hAnsi="Georgia" w:cs="Georgia"/>
-                                  <w:b/>
-                                  <w:sz w:val="18"/>
-                                </w:rPr>
-                                <w:t>D. O AROWOSAFE Esq.</w:t>
-                              </w:r>
-                            </w:p>
-                          </w:txbxContent>
-                        </wps:txbx>
-                        <wps:bodyPr horzOverflow="overflow" vert="horz" lIns="0" tIns="0" rIns="0" bIns="0" rtlCol="0">
-                          <a:noAutofit/>
-                        </wps:bodyPr>
-                      </wps:wsp>
-                      <wps:wsp>
-                        <wps:cNvPr id="88" name="Rectangle 88"/>
-                        <wps:cNvSpPr/>
-                        <wps:spPr>
-                          <a:xfrm>
-                            <a:off x="5204221" y="7522554"/>
-                            <a:ext cx="39127" cy="175032"/>
-                          </a:xfrm>
-                          <a:prstGeom prst="rect">
-                            <a:avLst/>
-                          </a:prstGeom>
-                          <a:ln>
-                            <a:noFill/>
-                          </a:ln>
-                        </wps:spPr>
-                        <wps:txbx>
-                          <w:txbxContent>
-                            <w:p>
-                              <w:pPr>
-                                <w:spacing w:after="160" w:line="259" w:lineRule="auto"/>
-                                <w:ind w:left="0" w:firstLine="0"/>
-                                <w:jc w:val="left"/>
-                              </w:pPr>
-                              <w:r>
-                                <w:rPr>
-                                  <w:rFonts w:ascii="Georgia" w:eastAsia="Georgia" w:hAnsi="Georgia" w:cs="Georgia"/>
-                                  <w:b/>
-                                  <w:sz w:val="18"/>
-                                </w:rPr>
-                                <w:t xml:space="preserve"> </w:t>
-                              </w:r>
-                            </w:p>
-                          </w:txbxContent>
-                        </wps:txbx>
-                        <wps:bodyPr horzOverflow="overflow" vert="horz" lIns="0" tIns="0" rIns="0" bIns="0" rtlCol="0">
-                          <a:noAutofit/>
-                        </wps:bodyPr>
-                      </wps:wsp>
-                      <wps:wsp>
-                        <wps:cNvPr id="89" name="Rectangle 89"/>
-                        <wps:cNvSpPr/>
-                        <wps:spPr>
-                          <a:xfrm>
-                            <a:off x="623571" y="7617927"/>
-                            <a:ext cx="50673" cy="224466"/>
-                          </a:xfrm>
-                          <a:prstGeom prst="rect">
-                            <a:avLst/>
-                          </a:prstGeom>
-                          <a:ln>
-                            <a:noFill/>
-                          </a:ln>
-                        </wps:spPr>
-                        <wps:txbx>
-                          <w:txbxContent>
-                            <w:p>
-                              <w:pPr>
-                                <w:spacing w:after="160" w:line="259" w:lineRule="auto"/>
-                                <w:ind w:left="0" w:firstLine="0"/>
-                                <w:jc w:val="left"/>
-                              </w:pPr>
-                              <w:r>
-                                <w:t xml:space="preserve"> </w:t>
-                              </w:r>
-                            </w:p>
-                          </w:txbxContent>
-                        </wps:txbx>
-                        <wps:bodyPr horzOverflow="overflow" vert="horz" lIns="0" tIns="0" rIns="0" bIns="0" rtlCol="0">
-                          <a:noAutofit/>
-                        </wps:bodyPr>
-                      </wps:wsp>
-                      <wps:wsp>
-                        <wps:cNvPr id="90" name="Rectangle 90"/>
-                        <wps:cNvSpPr/>
-                        <wps:spPr>
-                          <a:xfrm>
-                            <a:off x="3823971" y="7778587"/>
-                            <a:ext cx="2267494" cy="175032"/>
-                          </a:xfrm>
-                          <a:prstGeom prst="rect">
-                            <a:avLst/>
-                          </a:prstGeom>
-                          <a:ln>
-                            <a:noFill/>
-                          </a:ln>
-                        </wps:spPr>
-                        <wps:txbx>
-                          <w:txbxContent>
-                            <w:p>
-                              <w:pPr>
-                                <w:spacing w:after="160" w:line="259" w:lineRule="auto"/>
-                                <w:ind w:left="0" w:firstLine="0"/>
-                                <w:jc w:val="left"/>
-                              </w:pPr>
-                              <w:r>
-                                <w:rPr>
-                                  <w:rFonts w:ascii="Georgia" w:eastAsia="Georgia" w:hAnsi="Georgia" w:cs="Georgia"/>
-                                  <w:b/>
-                                  <w:sz w:val="18"/>
-                                </w:rPr>
-                                <w:t>FOR: LEGAL DEPARTMENT,</w:t>
-                              </w:r>
-                            </w:p>
-                          </w:txbxContent>
-                        </wps:txbx>
-                        <wps:bodyPr horzOverflow="overflow" vert="horz" lIns="0" tIns="0" rIns="0" bIns="0" rtlCol="0">
-                          <a:noAutofit/>
-                        </wps:bodyPr>
-                      </wps:wsp>
-                      <wps:wsp>
-                        <wps:cNvPr id="91" name="Rectangle 91"/>
-                        <wps:cNvSpPr/>
-                        <wps:spPr>
-                          <a:xfrm>
-                            <a:off x="5528593" y="7778587"/>
-                            <a:ext cx="39127" cy="175032"/>
-                          </a:xfrm>
-                          <a:prstGeom prst="rect">
-                            <a:avLst/>
-                          </a:prstGeom>
-                          <a:ln>
-                            <a:noFill/>
-                          </a:ln>
-                        </wps:spPr>
-                        <wps:txbx>
-                          <w:txbxContent>
-                            <w:p>
-                              <w:pPr>
-                                <w:spacing w:after="160" w:line="259" w:lineRule="auto"/>
-                                <w:ind w:left="0" w:firstLine="0"/>
-                                <w:jc w:val="left"/>
-                              </w:pPr>
-                              <w:r>
-                                <w:rPr>
-                                  <w:rFonts w:ascii="Georgia" w:eastAsia="Georgia" w:hAnsi="Georgia" w:cs="Georgia"/>
-                                  <w:b/>
-                                  <w:sz w:val="18"/>
-                                </w:rPr>
-                                <w:t xml:space="preserve"> </w:t>
-                              </w:r>
-                            </w:p>
-                          </w:txbxContent>
-                        </wps:txbx>
-                        <wps:bodyPr horzOverflow="overflow" vert="horz" lIns="0" tIns="0" rIns="0" bIns="0" rtlCol="0">
-                          <a:noAutofit/>
-                        </wps:bodyPr>
-                      </wps:wsp>
-                      <wps:wsp>
-                        <wps:cNvPr id="92" name="Rectangle 92"/>
-                        <wps:cNvSpPr/>
-                        <wps:spPr>
-                          <a:xfrm>
-                            <a:off x="623571" y="7873958"/>
-                            <a:ext cx="50673" cy="224467"/>
-                          </a:xfrm>
-                          <a:prstGeom prst="rect">
-                            <a:avLst/>
-                          </a:prstGeom>
-                          <a:ln>
-                            <a:noFill/>
-                          </a:ln>
-                        </wps:spPr>
-                        <wps:txbx>
-                          <w:txbxContent>
-                            <w:p>
-                              <w:pPr>
-                                <w:spacing w:after="160" w:line="259" w:lineRule="auto"/>
-                                <w:ind w:left="0" w:firstLine="0"/>
-                                <w:jc w:val="left"/>
-                              </w:pPr>
-                              <w:r>
-                                <w:t xml:space="preserve"> </w:t>
-                              </w:r>
-                            </w:p>
-                          </w:txbxContent>
-                        </wps:txbx>
-                        <wps:bodyPr horzOverflow="overflow" vert="horz" lIns="0" tIns="0" rIns="0" bIns="0" rtlCol="0">
-                          <a:noAutofit/>
-                        </wps:bodyPr>
-                      </wps:wsp>
-                      <wps:wsp>
-                        <wps:cNvPr id="93" name="Rectangle 93"/>
-                        <wps:cNvSpPr/>
-                        <wps:spPr>
-                          <a:xfrm>
-                            <a:off x="3823971" y="8034618"/>
-                            <a:ext cx="2858014" cy="175032"/>
-                          </a:xfrm>
-                          <a:prstGeom prst="rect">
-                            <a:avLst/>
-                          </a:prstGeom>
-                          <a:ln>
-                            <a:noFill/>
-                          </a:ln>
-                        </wps:spPr>
-                        <wps:txbx>
-                          <w:txbxContent>
-                            <w:p>
-                              <w:pPr>
-                                <w:spacing w:after="160" w:line="259" w:lineRule="auto"/>
-                                <w:ind w:left="0" w:firstLine="0"/>
-                                <w:jc w:val="left"/>
-                              </w:pPr>
-                              <w:r>
-                                <w:rPr>
-                                  <w:rFonts w:ascii="Georgia" w:eastAsia="Georgia" w:hAnsi="Georgia" w:cs="Georgia"/>
-                                  <w:b/>
-                                  <w:sz w:val="18"/>
-                                </w:rPr>
-                                <w:t>LANDCULTURE INVESTMENT LTD,</w:t>
-                              </w:r>
-                            </w:p>
-                          </w:txbxContent>
-                        </wps:txbx>
-                        <wps:bodyPr horzOverflow="overflow" vert="horz" lIns="0" tIns="0" rIns="0" bIns="0" rtlCol="0">
-                          <a:noAutofit/>
-                        </wps:bodyPr>
-                      </wps:wsp>
-                      <wps:wsp>
-                        <wps:cNvPr id="94" name="Rectangle 94"/>
-                        <wps:cNvSpPr/>
-                        <wps:spPr>
-                          <a:xfrm>
-                            <a:off x="5972455" y="8034618"/>
-                            <a:ext cx="39127" cy="175032"/>
-                          </a:xfrm>
-                          <a:prstGeom prst="rect">
-                            <a:avLst/>
-                          </a:prstGeom>
-                          <a:ln>
-                            <a:noFill/>
-                          </a:ln>
-                        </wps:spPr>
-                        <wps:txbx>
-                          <w:txbxContent>
-                            <w:p>
-                              <w:pPr>
-                                <w:spacing w:after="160" w:line="259" w:lineRule="auto"/>
-                                <w:ind w:left="0" w:firstLine="0"/>
-                                <w:jc w:val="left"/>
-                              </w:pPr>
-                              <w:r>
-                                <w:rPr>
-                                  <w:rFonts w:ascii="Georgia" w:eastAsia="Georgia" w:hAnsi="Georgia" w:cs="Georgia"/>
-                                  <w:b/>
-                                  <w:sz w:val="18"/>
-                                </w:rPr>
-                                <w:t xml:space="preserve"> </w:t>
-                              </w:r>
-                            </w:p>
-                          </w:txbxContent>
-                        </wps:txbx>
-                        <wps:bodyPr horzOverflow="overflow" vert="horz" lIns="0" tIns="0" rIns="0" bIns="0" rtlCol="0">
-                          <a:noAutofit/>
-                        </wps:bodyPr>
-                      </wps:wsp>
-                      <wps:wsp>
-                        <wps:cNvPr id="95" name="Rectangle 95"/>
-                        <wps:cNvSpPr/>
-                        <wps:spPr>
-                          <a:xfrm>
-                            <a:off x="623571" y="8129991"/>
-                            <a:ext cx="50673" cy="224466"/>
-                          </a:xfrm>
-                          <a:prstGeom prst="rect">
-                            <a:avLst/>
-                          </a:prstGeom>
-                          <a:ln>
-                            <a:noFill/>
-                          </a:ln>
-                        </wps:spPr>
-                        <wps:txbx>
-                          <w:txbxContent>
-                            <w:p>
-                              <w:pPr>
-                                <w:spacing w:after="160" w:line="259" w:lineRule="auto"/>
-                                <w:ind w:left="0" w:firstLine="0"/>
-                                <w:jc w:val="left"/>
-                              </w:pPr>
-                              <w:r>
-                                <w:t xml:space="preserve"> </w:t>
-                              </w:r>
-                            </w:p>
-                          </w:txbxContent>
-                        </wps:txbx>
-                        <wps:bodyPr horzOverflow="overflow" vert="horz" lIns="0" tIns="0" rIns="0" bIns="0" rtlCol="0">
-                          <a:noAutofit/>
-                        </wps:bodyPr>
-                      </wps:wsp>
-                      <wps:wsp>
-                        <wps:cNvPr id="96" name="Rectangle 96"/>
-                        <wps:cNvSpPr/>
-                        <wps:spPr>
-                          <a:xfrm>
-                            <a:off x="3966511" y="8290650"/>
-                            <a:ext cx="2544746" cy="175032"/>
-                          </a:xfrm>
-                          <a:prstGeom prst="rect">
-                            <a:avLst/>
-                          </a:prstGeom>
-                          <a:ln>
-                            <a:noFill/>
-                          </a:ln>
-                        </wps:spPr>
-                        <wps:txbx>
-                          <w:txbxContent>
-                            <w:p>
-                              <w:pPr>
-                                <w:spacing w:after="160" w:line="259" w:lineRule="auto"/>
-                                <w:ind w:left="0" w:firstLine="0"/>
-                                <w:jc w:val="left"/>
-                              </w:pPr>
-                              <w:r>
-                                <w:rPr>
-                                  <w:rFonts w:ascii="Georgia" w:eastAsia="Georgia" w:hAnsi="Georgia" w:cs="Georgia"/>
-                                  <w:b/>
-                                  <w:sz w:val="18"/>
-                                </w:rPr>
-                                <w:t>PLOT 6, OLD JEBBA ROAD, BES</w:t>
-                              </w:r>
-                            </w:p>
-                          </w:txbxContent>
-                        </wps:txbx>
-                        <wps:bodyPr horzOverflow="overflow" vert="horz" lIns="0" tIns="0" rIns="0" bIns="0" rtlCol="0">
-                          <a:noAutofit/>
-                        </wps:bodyPr>
-                      </wps:wsp>
-                      <wps:wsp>
-                        <wps:cNvPr id="97" name="Rectangle 97"/>
-                        <wps:cNvSpPr/>
-                        <wps:spPr>
-                          <a:xfrm>
-                            <a:off x="5878747" y="8290650"/>
-                            <a:ext cx="917220" cy="175032"/>
-                          </a:xfrm>
-                          <a:prstGeom prst="rect">
-                            <a:avLst/>
-                          </a:prstGeom>
-                          <a:ln>
-                            <a:noFill/>
-                          </a:ln>
-                        </wps:spPr>
-                        <wps:txbx>
-                          <w:txbxContent>
-                            <w:p>
-                              <w:pPr>
-                                <w:spacing w:after="160" w:line="259" w:lineRule="auto"/>
-                                <w:ind w:left="0" w:firstLine="0"/>
-                                <w:jc w:val="left"/>
-                              </w:pPr>
-                              <w:r>
-                                <w:rPr>
-                                  <w:rFonts w:ascii="Georgia" w:eastAsia="Georgia" w:hAnsi="Georgia" w:cs="Georgia"/>
-                                  <w:b/>
-                                  <w:sz w:val="18"/>
-                                </w:rPr>
-                                <w:t>IDE IPMAN</w:t>
-                              </w:r>
-                            </w:p>
-                          </w:txbxContent>
-                        </wps:txbx>
-                        <wps:bodyPr horzOverflow="overflow" vert="horz" lIns="0" tIns="0" rIns="0" bIns="0" rtlCol="0">
-                          <a:noAutofit/>
-                        </wps:bodyPr>
-                      </wps:wsp>
-                      <wps:wsp>
-                        <wps:cNvPr id="98" name="Rectangle 98"/>
-                        <wps:cNvSpPr/>
-                        <wps:spPr>
-                          <a:xfrm>
-                            <a:off x="6567171" y="8290650"/>
-                            <a:ext cx="39127" cy="175032"/>
-                          </a:xfrm>
-                          <a:prstGeom prst="rect">
-                            <a:avLst/>
-                          </a:prstGeom>
-                          <a:ln>
-                            <a:noFill/>
-                          </a:ln>
-                        </wps:spPr>
-                        <wps:txbx>
-                          <w:txbxContent>
-                            <w:p>
-                              <w:pPr>
-                                <w:spacing w:after="160" w:line="259" w:lineRule="auto"/>
-                                <w:ind w:left="0" w:firstLine="0"/>
-                                <w:jc w:val="left"/>
-                              </w:pPr>
-                              <w:r>
-                                <w:rPr>
-                                  <w:rFonts w:ascii="Georgia" w:eastAsia="Georgia" w:hAnsi="Georgia" w:cs="Georgia"/>
-                                  <w:b/>
-                                  <w:sz w:val="18"/>
-                                </w:rPr>
-                                <w:t xml:space="preserve"> </w:t>
-                              </w:r>
-                            </w:p>
-                          </w:txbxContent>
-                        </wps:txbx>
-                        <wps:bodyPr horzOverflow="overflow" vert="horz" lIns="0" tIns="0" rIns="0" bIns="0" rtlCol="0">
-                          <a:noAutofit/>
-                        </wps:bodyPr>
-                      </wps:wsp>
-                      <wps:wsp>
-                        <wps:cNvPr id="99" name="Rectangle 99"/>
-                        <wps:cNvSpPr/>
-                        <wps:spPr>
-                          <a:xfrm>
-                            <a:off x="3823971" y="8421714"/>
-                            <a:ext cx="310526" cy="175032"/>
-                          </a:xfrm>
-                          <a:prstGeom prst="rect">
-                            <a:avLst/>
-                          </a:prstGeom>
-                          <a:ln>
-                            <a:noFill/>
-                          </a:ln>
-                        </wps:spPr>
-                        <wps:txbx>
-                          <w:txbxContent>
-                            <w:p>
-                              <w:pPr>
-                                <w:spacing w:after="160" w:line="259" w:lineRule="auto"/>
-                                <w:ind w:left="0" w:firstLine="0"/>
-                                <w:jc w:val="left"/>
-                              </w:pPr>
-                              <w:r>
-                                <w:rPr>
-                                  <w:rFonts w:ascii="Georgia" w:eastAsia="Georgia" w:hAnsi="Georgia" w:cs="Georgia"/>
-                                  <w:b/>
-                                  <w:sz w:val="18"/>
-                                </w:rPr>
-                                <w:t>BUI</w:t>
-                              </w:r>
-                            </w:p>
-                          </w:txbxContent>
-                        </wps:txbx>
-                        <wps:bodyPr horzOverflow="overflow" vert="horz" lIns="0" tIns="0" rIns="0" bIns="0" rtlCol="0">
-                          <a:noAutofit/>
-                        </wps:bodyPr>
-                      </wps:wsp>
-                      <wps:wsp>
-                        <wps:cNvPr id="100" name="Rectangle 100"/>
-                        <wps:cNvSpPr/>
-                        <wps:spPr>
-                          <a:xfrm>
-                            <a:off x="4056756" y="8421714"/>
-                            <a:ext cx="232686" cy="175032"/>
-                          </a:xfrm>
-                          <a:prstGeom prst="rect">
-                            <a:avLst/>
-                          </a:prstGeom>
-                          <a:ln>
-                            <a:noFill/>
-                          </a:ln>
-                        </wps:spPr>
-                        <wps:txbx>
-                          <w:txbxContent>
-                            <w:p>
-                              <w:pPr>
-                                <w:spacing w:after="160" w:line="259" w:lineRule="auto"/>
-                                <w:ind w:left="0" w:firstLine="0"/>
-                                <w:jc w:val="left"/>
-                              </w:pPr>
-                              <w:r>
-                                <w:rPr>
-                                  <w:rFonts w:ascii="Georgia" w:eastAsia="Georgia" w:hAnsi="Georgia" w:cs="Georgia"/>
-                                  <w:b/>
-                                  <w:sz w:val="18"/>
-                                </w:rPr>
-                                <w:t>LD</w:t>
-                              </w:r>
-                            </w:p>
-                          </w:txbxContent>
-                        </wps:txbx>
-                        <wps:bodyPr horzOverflow="overflow" vert="horz" lIns="0" tIns="0" rIns="0" bIns="0" rtlCol="0">
-                          <a:noAutofit/>
-                        </wps:bodyPr>
-                      </wps:wsp>
-                      <wps:wsp>
-                        <wps:cNvPr id="101" name="Rectangle 101"/>
-                        <wps:cNvSpPr/>
-                        <wps:spPr>
-                          <a:xfrm>
-                            <a:off x="4230440" y="8421714"/>
-                            <a:ext cx="319615" cy="175032"/>
-                          </a:xfrm>
-                          <a:prstGeom prst="rect">
-                            <a:avLst/>
-                          </a:prstGeom>
-                          <a:ln>
-                            <a:noFill/>
-                          </a:ln>
-                        </wps:spPr>
-                        <wps:txbx>
-                          <w:txbxContent>
-                            <w:p>
-                              <w:pPr>
-                                <w:spacing w:after="160" w:line="259" w:lineRule="auto"/>
-                                <w:ind w:left="0" w:firstLine="0"/>
-                                <w:jc w:val="left"/>
-                              </w:pPr>
-                              <w:r>
-                                <w:rPr>
-                                  <w:rFonts w:ascii="Georgia" w:eastAsia="Georgia" w:hAnsi="Georgia" w:cs="Georgia"/>
-                                  <w:b/>
-                                  <w:sz w:val="18"/>
-                                </w:rPr>
-                                <w:t>ING</w:t>
-                              </w:r>
-                            </w:p>
-                          </w:txbxContent>
-                        </wps:txbx>
-                        <wps:bodyPr horzOverflow="overflow" vert="horz" lIns="0" tIns="0" rIns="0" bIns="0" rtlCol="0">
-                          <a:noAutofit/>
-                        </wps:bodyPr>
-                      </wps:wsp>
-                      <wps:wsp>
-                        <wps:cNvPr id="102" name="Rectangle 102"/>
-                        <wps:cNvSpPr/>
-                        <wps:spPr>
-                          <a:xfrm>
-                            <a:off x="4469586" y="8421714"/>
-                            <a:ext cx="50527" cy="175032"/>
-                          </a:xfrm>
-                          <a:prstGeom prst="rect">
-                            <a:avLst/>
-                          </a:prstGeom>
-                          <a:ln>
-                            <a:noFill/>
-                          </a:ln>
-                        </wps:spPr>
-                        <wps:txbx>
-                          <w:txbxContent>
-                            <w:p>
-                              <w:pPr>
-                                <w:spacing w:after="160" w:line="259" w:lineRule="auto"/>
-                                <w:ind w:left="0" w:firstLine="0"/>
-                                <w:jc w:val="left"/>
-                              </w:pPr>
-                              <w:r>
-                                <w:rPr>
-                                  <w:rFonts w:ascii="Georgia" w:eastAsia="Georgia" w:hAnsi="Georgia" w:cs="Georgia"/>
-                                  <w:b/>
-                                  <w:sz w:val="18"/>
-                                </w:rPr>
-                                <w:t>,</w:t>
-                              </w:r>
-                            </w:p>
-                          </w:txbxContent>
-                        </wps:txbx>
-                        <wps:bodyPr horzOverflow="overflow" vert="horz" lIns="0" tIns="0" rIns="0" bIns="0" rtlCol="0">
-                          <a:noAutofit/>
-                        </wps:bodyPr>
-                      </wps:wsp>
-                      <wps:wsp>
-                        <wps:cNvPr id="103" name="Rectangle 103"/>
-                        <wps:cNvSpPr/>
-                        <wps:spPr>
-                          <a:xfrm>
-                            <a:off x="4507092" y="8421714"/>
-                            <a:ext cx="39127" cy="175032"/>
-                          </a:xfrm>
-                          <a:prstGeom prst="rect">
-                            <a:avLst/>
-                          </a:prstGeom>
-                          <a:ln>
-                            <a:noFill/>
-                          </a:ln>
-                        </wps:spPr>
-                        <wps:txbx>
-                          <w:txbxContent>
-                            <w:p>
-                              <w:pPr>
-                                <w:spacing w:after="160" w:line="259" w:lineRule="auto"/>
-                                <w:ind w:left="0" w:firstLine="0"/>
-                                <w:jc w:val="left"/>
-                              </w:pPr>
-                              <w:r>
-                                <w:rPr>
-                                  <w:rFonts w:ascii="Georgia" w:eastAsia="Georgia" w:hAnsi="Georgia" w:cs="Georgia"/>
-                                  <w:b/>
-                                  <w:sz w:val="18"/>
-                                </w:rPr>
-                                <w:t xml:space="preserve"> </w:t>
-                              </w:r>
-                            </w:p>
-                          </w:txbxContent>
-                        </wps:txbx>
-                        <wps:bodyPr horzOverflow="overflow" vert="horz" lIns="0" tIns="0" rIns="0" bIns="0" rtlCol="0">
-                          <a:noAutofit/>
-                        </wps:bodyPr>
-                      </wps:wsp>
-                      <wps:wsp>
-                        <wps:cNvPr id="104" name="Rectangle 104"/>
-                        <wps:cNvSpPr/>
-                        <wps:spPr>
-                          <a:xfrm>
-                            <a:off x="623571" y="8517086"/>
-                            <a:ext cx="50673" cy="224467"/>
-                          </a:xfrm>
-                          <a:prstGeom prst="rect">
-                            <a:avLst/>
-                          </a:prstGeom>
-                          <a:ln>
-                            <a:noFill/>
-                          </a:ln>
-                        </wps:spPr>
-                        <wps:txbx>
-                          <w:txbxContent>
-                            <w:p>
-                              <w:pPr>
-                                <w:spacing w:after="160" w:line="259" w:lineRule="auto"/>
-                                <w:ind w:left="0" w:firstLine="0"/>
-                                <w:jc w:val="left"/>
-                              </w:pPr>
-                              <w:r>
-                                <w:t xml:space="preserve"> </w:t>
-                              </w:r>
-                            </w:p>
-                          </w:txbxContent>
-                        </wps:txbx>
-                        <wps:bodyPr horzOverflow="overflow" vert="horz" lIns="0" tIns="0" rIns="0" bIns="0" rtlCol="0">
-                          <a:noAutofit/>
-                        </wps:bodyPr>
-                      </wps:wsp>
-                      <wps:wsp>
-                        <wps:cNvPr id="105" name="Rectangle 105"/>
-                        <wps:cNvSpPr/>
-                        <wps:spPr>
-                          <a:xfrm>
-                            <a:off x="3823971" y="8677746"/>
-                            <a:ext cx="99976" cy="175032"/>
-                          </a:xfrm>
-                          <a:prstGeom prst="rect">
-                            <a:avLst/>
-                          </a:prstGeom>
-                          <a:ln>
-                            <a:noFill/>
-                          </a:ln>
-                        </wps:spPr>
-                        <wps:txbx>
-                          <w:txbxContent>
-                            <w:p>
-                              <w:pPr>
-                                <w:spacing w:after="160" w:line="259" w:lineRule="auto"/>
-                                <w:ind w:left="0" w:firstLine="0"/>
-                                <w:jc w:val="left"/>
-                              </w:pPr>
-                              <w:r>
-                                <w:rPr>
-                                  <w:rFonts w:ascii="Georgia" w:eastAsia="Georgia" w:hAnsi="Georgia" w:cs="Georgia"/>
-                                  <w:b/>
-                                  <w:sz w:val="18"/>
-                                </w:rPr>
-                                <w:t/>
-                              </w:r>
-                            </w:p>
-                          </w:txbxContent>
-                        </wps:txbx>
-                        <wps:bodyPr horzOverflow="overflow" vert="horz" lIns="0" tIns="0" rIns="0" bIns="0" rtlCol="0">
-                          <a:noAutofit/>
-                        </wps:bodyPr>
-                      </wps:wsp>
-                      <wps:wsp>
-                        <wps:cNvPr id="106" name="Rectangle 106"/>
-                        <wps:cNvSpPr/>
-                        <wps:spPr>
-                          <a:xfrm>
-                            <a:off x="3898144" y="8677746"/>
-                            <a:ext cx="116767" cy="175032"/>
-                          </a:xfrm>
-                          <a:prstGeom prst="rect">
-                            <a:avLst/>
-                          </a:prstGeom>
-                          <a:ln>
-                            <a:noFill/>
-                          </a:ln>
-                        </wps:spPr>
-                        <wps:txbx>
-                          <w:txbxContent>
-                            <w:p>
-                              <w:pPr>
-                                <w:spacing w:after="160" w:line="259" w:lineRule="auto"/>
-                                <w:ind w:left="0" w:firstLine="0"/>
-                                <w:jc w:val="left"/>
-                              </w:pPr>
-                              <w:r>
-                                <w:rPr>
-                                  <w:rFonts w:ascii="Georgia" w:eastAsia="Georgia" w:hAnsi="Georgia" w:cs="Georgia"/>
-                                  <w:b/>
-                                  <w:sz w:val="18"/>
-                                </w:rPr>
-                                <w:t>A</w:t>
-                              </w:r>
-                            </w:p>
-                          </w:txbxContent>
-                        </wps:txbx>
-                        <wps:bodyPr horzOverflow="overflow" vert="horz" lIns="0" tIns="0" rIns="0" bIns="0" rtlCol="0">
-                          <a:noAutofit/>
-                        </wps:bodyPr>
-                      </wps:wsp>
-                      <wps:wsp>
-                        <wps:cNvPr id="107" name="Rectangle 107"/>
-                        <wps:cNvSpPr/>
-                        <wps:spPr>
-                          <a:xfrm>
-                            <a:off x="3984817" y="8677746"/>
-                            <a:ext cx="2432878" cy="175032"/>
-                          </a:xfrm>
-                          <a:prstGeom prst="rect">
-                            <a:avLst/>
-                          </a:prstGeom>
-                          <a:ln>
-                            <a:noFill/>
-                          </a:ln>
-                        </wps:spPr>
-                        <wps:txbx>
-                          <w:txbxContent>
-                            <w:p>
-                              <w:pPr>
-                                <w:spacing w:after="160" w:line="259" w:lineRule="auto"/>
-                                <w:ind w:left="0" w:firstLine="0"/>
-                                <w:jc w:val="left"/>
-                              </w:pPr>
-                              <w:r>
-                                <w:rPr>
-                                  <w:rFonts w:ascii="Georgia" w:eastAsia="Georgia" w:hAnsi="Georgia" w:cs="Georgia"/>
-                                  <w:b/>
-                                  <w:sz w:val="18"/>
-                                </w:rPr>
-                                <w:t>NGO, ILORIN, KWARA STATE.</w:t>
-                              </w:r>
-                            </w:p>
-                          </w:txbxContent>
-                        </wps:txbx>
-                        <wps:bodyPr horzOverflow="overflow" vert="horz" lIns="0" tIns="0" rIns="0" bIns="0" rtlCol="0">
-                          <a:noAutofit/>
-                        </wps:bodyPr>
-                      </wps:wsp>
-                      <wps:wsp>
-                        <wps:cNvPr id="108" name="Rectangle 108"/>
-                        <wps:cNvSpPr/>
-                        <wps:spPr>
-                          <a:xfrm>
-                            <a:off x="5813617" y="8677746"/>
-                            <a:ext cx="39127" cy="175032"/>
-                          </a:xfrm>
-                          <a:prstGeom prst="rect">
-                            <a:avLst/>
-                          </a:prstGeom>
-                          <a:ln>
-                            <a:noFill/>
-                          </a:ln>
-                        </wps:spPr>
-                        <wps:txbx>
-                          <w:txbxContent>
-                            <w:p>
-                              <w:pPr>
-                                <w:spacing w:after="160" w:line="259" w:lineRule="auto"/>
-                                <w:ind w:left="0" w:firstLine="0"/>
-                                <w:jc w:val="left"/>
-                              </w:pPr>
-                              <w:r>
-                                <w:rPr>
-                                  <w:rFonts w:ascii="Georgia" w:eastAsia="Georgia" w:hAnsi="Georgia" w:cs="Georgia"/>
-                                  <w:b/>
-                                  <w:sz w:val="18"/>
-                                </w:rPr>
-                                <w:t xml:space="preserve"> </w:t>
-                              </w:r>
-                            </w:p>
-                          </w:txbxContent>
-                        </wps:txbx>
-                        <wps:bodyPr horzOverflow="overflow" vert="horz" lIns="0" tIns="0" rIns="0" bIns="0" rtlCol="0">
-                          <a:noAutofit/>
-                        </wps:bodyPr>
-                      </wps:wsp>
-                    </wpg:wgp>
-                  </a:graphicData>
-                </a:graphic>
-              </wp:inline>
-            </w:drawing>
-          </mc:Choice>
-          <mc:Fallback>
-            <w:pict>
-              <v:group w14:anchorId="568177DB" id="Group 11271" o:spid="_x0000_s1026" style="width:564.05pt;height:744pt;mso-position-horizontal-relative:char;mso-position-vertical-relative:line" coordsize="71634,94488" o:gfxdata="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">
-                <v:shapetype id="_x0000_t75" coordsize="21600,21600" o:spt="75" o:preferrelative="t" path="m@4@5l@4@11@9@11@9@5xe" filled="f" stroked="f">
-                  <v:stroke joinstyle="miter"/>
-                  <v:formulas>
-                    <v:f eqn="if lineDrawn pixelLineWidth 0"/>
-                    <v:f eqn="sum @0 1 0"/>
-                    <v:f eqn="sum 0 0 @1"/>
-                    <v:f eqn="prod @2 1 2"/>
-                    <v:f eqn="prod @3 21600 pixelWidth"/>
-                    <v:f eqn="prod @3 21600 pixelHeight"/>
-                    <v:f eqn="sum @0 0 1"/>
-                    <v:f eqn="prod @6 1 2"/>
-                    <v:f eqn="prod @7 21600 pixelWidth"/>
-                    <v:f eqn="sum @8 21600 0"/>
-                    <v:f eqn="prod @7 21600 pixelHeight"/>
-                    <v:f eqn="sum @10 21600 0"/>
-                  </v:formulas>
-                  <v:path o:extrusionok="f" gradientshapeok="t" o:connecttype="rect"/>
-                  <o:lock v:ext="edit" aspectratio="t"/>
-                </v:shapetype>
-                <v:shape id="Picture 8" o:spid="_x0000_s1027" type="#_x0000_t75" style="position:absolute;width:71634;height:94488;visibility:visible;mso-wrap-style:square" o:gfxdata="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">
-                  <v:imagedata r:id="rId6" o:title=""/>
-                </v:shape>
-                <v:rect id="Rectangle 9" o:spid="_x0000_s1028" style="position:absolute;left:20474;top:4282;width:947;height:4238;visibility:visible;mso-wrap-style:square;v-text-anchor:top" o:gfxdata="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" filled="f" stroked="f">
-                  <v:textbox inset="0,0,0,0">
-                    <w:txbxContent>
-                      <w:p>
-                        <w:pPr>
-                          <w:spacing w:after="160" w:line="259" w:lineRule="auto"/>
-                          <w:ind w:left="0" w:firstLine="0"/>
-                          <w:jc w:val="left"/>
-                        </w:pPr>
-                        <w:r>
-                          <w:rPr>
-                            <w:rFonts w:ascii="Georgia" w:eastAsia="Georgia" w:hAnsi="Georgia" w:cs="Georgia"/>
-                            <w:b/>
-                            <w:sz w:val="44"/>
-                          </w:rPr>
-                          <w:t xml:space="preserve"> </w:t>
-                        </w:r>
-                      </w:p>
-                    </w:txbxContent>
-                  </v:textbox>
-                </v:rect>
-                <v:rect id="Rectangle 10" o:spid="_x0000_s1029" style="position:absolute;left:21183;top:4282;width:40240;height:4238;visibility:visible;mso-wrap-style:square;v-text-anchor:top" o:gfxdata="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" filled="f" stroked="f">
-                  <v:textbox inset="0,0,0,0">
-                    <w:txbxContent>
-                      <w:p>
-                        <w:pPr>
-                          <w:spacing w:after="160" w:line="259" w:lineRule="auto"/>
-                          <w:ind w:left="0" w:firstLine="0"/>
-                          <w:jc w:val="left"/>
-                        </w:pPr>
-                        <w:r>
-                          <w:rPr>
-                            <w:rFonts w:ascii="Georgia" w:eastAsia="Georgia" w:hAnsi="Georgia" w:cs="Georgia"/>
-                            <w:b/>
-                            <w:sz w:val="44"/>
-                          </w:rPr>
-                          <w:t>CONTRACT OF SALE</w:t>
-                        </w:r>
-                      </w:p>
-                    </w:txbxContent>
-                  </v:textbox>
-                </v:rect>
-                <v:rect id="Rectangle 11" o:spid="_x0000_s1030" style="position:absolute;left:51433;top:4282;width:947;height:4238;visibility:visible;mso-wrap-style:square;v-text-anchor:top" o:gfxdata="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" filled="f" stroked="f">
-                  <v:textbox inset="0,0,0,0">
-                    <w:txbxContent>
-                      <w:p>
-                        <w:pPr>
-                          <w:spacing w:after="160" w:line="259" w:lineRule="auto"/>
-                          <w:ind w:left="0" w:firstLine="0"/>
-                          <w:jc w:val="left"/>
-                        </w:pPr>
-                        <w:r>
-                          <w:rPr>
-                            <w:rFonts w:ascii="Georgia" w:eastAsia="Georgia" w:hAnsi="Georgia" w:cs="Georgia"/>
-                            <w:b/>
-                            <w:sz w:val="44"/>
-                          </w:rPr>
-                          <w:t xml:space="preserve"> </w:t>
-                        </w:r>
-                      </w:p>
-                    </w:txbxContent>
-                  </v:textbox>
-                </v:rect>
-                <v:rect id="Rectangle 12" o:spid="_x0000_s1031" style="position:absolute;left:6235;top:7142;width:507;height:2244;visibility:visible;mso-wrap-style:square;v-text-anchor:top" o:gfxdata="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" filled="f" stroked="f">
-                  <v:textbox inset="0,0,0,0">
-                    <w:txbxContent>
-                      <w:p>
-                        <w:pPr>
-                          <w:spacing w:after="160" w:line="259" w:lineRule="auto"/>
-                          <w:ind w:left="0" w:firstLine="0"/>
-                          <w:jc w:val="left"/>
-                        </w:pPr>
-                        <w:r>
-                          <w:t xml:space="preserve"> </w:t>
-                        </w:r>
-                      </w:p>
-                    </w:txbxContent>
-                  </v:textbox>
-                </v:rect>
-                <v:rect id="Rectangle 13" o:spid="_x0000_s1032" style="position:absolute;left:6235;top:8422;width:507;height:2244;visibility:visible;mso-wrap-style:square;v-text-anchor:top" o:gfxdata="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" filled="f" stroked="f">
-                  <v:textbox inset="0,0,0,0">
-                    <w:txbxContent>
-                      <w:p>
-                        <w:pPr>
-                          <w:spacing w:after="160" w:line="259" w:lineRule="auto"/>
-                          <w:ind w:left="0" w:firstLine="0"/>
-                          <w:jc w:val="left"/>
-                        </w:pPr>
-                        <w:r>
-                          <w:t xml:space="preserve"> </w:t>
-                        </w:r>
-                      </w:p>
-                    </w:txbxContent>
-                  </v:textbox>
-                </v:rect>
-                <v:rect id="Rectangle 14" o:spid="_x0000_s1033" style="position:absolute;left:6235;top:9702;width:507;height:2245;visibility:visible;mso-wrap-style:square;v-text-anchor:top" o:gfxdata="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" filled="f" stroked="f">
-                  <v:textbox inset="0,0,0,0">
-                    <w:txbxContent>
-                      <w:p>
-                        <w:pPr>
-                          <w:spacing w:after="160" w:line="259" w:lineRule="auto"/>
-                          <w:ind w:left="0" w:firstLine="0"/>
-                          <w:jc w:val="left"/>
-                        </w:pPr>
-                        <w:r>
-                          <w:t xml:space="preserve"> </w:t>
-                        </w:r>
-                      </w:p>
-                    </w:txbxContent>
-                  </v:textbox>
-                </v:rect>
-                <v:rect id="Rectangle 15" o:spid="_x0000_s1034" style="position:absolute;left:6235;top:11439;width:507;height:2245;visibility:visible;mso-wrap-style:square;v-text-anchor:top" o:gfxdata="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" filled="f" stroked="f">
-                  <v:textbox inset="0,0,0,0">
-                    <w:txbxContent>
-                      <w:p>
-                        <w:pPr>
-                          <w:spacing w:after="160" w:line="259" w:lineRule="auto"/>
-                          <w:ind w:left="0" w:firstLine="0"/>
-                          <w:jc w:val="left"/>
-                        </w:pPr>
-                        <w:r>
-                          <w:t xml:space="preserve"> </w:t>
-                        </w:r>
-                      </w:p>
-                    </w:txbxContent>
-                  </v:textbox>
-                </v:rect>
-                <v:rect id="Rectangle 16" o:spid="_x0000_s1035" style="position:absolute;left:31708;top:13198;width:11292;height:2303;visibility:visible;mso-wrap-style:square;v-text-anchor:top" o:gfxdata="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" filled="f" stroked="f">
-                  <v:textbox inset="0,0,0,0">
-                    <w:txbxContent>
-                      <w:p>
-                        <w:pPr>
-                          <w:spacing w:after="160" w:line="259" w:lineRule="auto"/>
-                          <w:ind w:left="0" w:firstLine="0"/>
-                          <w:jc w:val="left"/>
-                        </w:pPr>
-                        <w:r>
-                          <w:rPr>
-                            <w:rFonts w:ascii="Georgia" w:eastAsia="Georgia" w:hAnsi="Georgia" w:cs="Georgia"/>
-                            <w:b/>
-                          </w:rPr>
-                          <w:t>BETWEEN</w:t>
-                        </w:r>
-                      </w:p>
-                    </w:txbxContent>
-                  </v:textbox>
-                </v:rect>
-                <v:rect id="Rectangle 17" o:spid="_x0000_s1036" style="position:absolute;left:40198;top:13198;width:515;height:2303;visibility:visible;mso-wrap-style:square;v-text-anchor:top" o:gfxdata="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" filled="f" stroked="f">
-                  <v:textbox inset="0,0,0,0">
-                    <w:txbxContent>
-                      <w:p>
-                        <w:pPr>
-                          <w:spacing w:after="160" w:line="259" w:lineRule="auto"/>
-                          <w:ind w:left="0" w:firstLine="0"/>
-                          <w:jc w:val="left"/>
-                        </w:pPr>
-                        <w:r>
-                          <w:rPr>
-                            <w:rFonts w:ascii="Georgia" w:eastAsia="Georgia" w:hAnsi="Georgia" w:cs="Georgia"/>
-                            <w:b/>
-                          </w:rPr>
-                          <w:t xml:space="preserve"> </w:t>
-                        </w:r>
-                      </w:p>
-                    </w:txbxContent>
-                  </v:textbox>
-                </v:rect>
-                <v:rect id="Rectangle 18" o:spid="_x0000_s1037" style="position:absolute;left:6235;top:14609;width:507;height:2245;visibility:visible;mso-wrap-style:square;v-text-anchor:top" o:gfxdata="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" filled="f" stroked="f">
-                  <v:textbox inset="0,0,0,0">
-                    <w:txbxContent>
-                      <w:p>
-                        <w:pPr>
-                          <w:spacing w:after="160" w:line="259" w:lineRule="auto"/>
-                          <w:ind w:left="0" w:firstLine="0"/>
-                          <w:jc w:val="left"/>
-                        </w:pPr>
-                        <w:r>
-                          <w:t xml:space="preserve"> </w:t>
-                        </w:r>
-                      </w:p>
-                    </w:txbxContent>
-                  </v:textbox>
-                </v:rect>
-                <v:rect id="Rectangle 19" o:spid="_x0000_s1038" style="position:absolute;left:6235;top:15859;width:507;height:2245;visibility:visible;mso-wrap-style:square;v-text-anchor:top" o:gfxdata="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" filled="f" stroked="f">
-                  <v:textbox inset="0,0,0,0">
-                    <w:txbxContent>
-                      <w:p>
-                        <w:pPr>
-                          <w:spacing w:after="160" w:line="259" w:lineRule="auto"/>
-                          <w:ind w:left="0" w:firstLine="0"/>
-                          <w:jc w:val="left"/>
-                        </w:pPr>
-                        <w:r>
-                          <w:t xml:space="preserve"> </w:t>
-                        </w:r>
-                      </w:p>
-                    </w:txbxContent>
-                  </v:textbox>
-                </v:rect>
-                <v:rect id="Rectangle 20" o:spid="_x0000_s1039" style="position:absolute;left:6235;top:17139;width:507;height:2245;visibility:visible;mso-wrap-style:square;v-text-anchor:top" o:gfxdata="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" filled="f" stroked="f">
-                  <v:textbox inset="0,0,0,0">
-                    <w:txbxContent>
-                      <w:p>
-                        <w:pPr>
-                          <w:spacing w:after="160" w:line="259" w:lineRule="auto"/>
-                          <w:ind w:left="0" w:firstLine="0"/>
-                          <w:jc w:val="left"/>
-                        </w:pPr>
-                        <w:r>
-                          <w:t xml:space="preserve"> </w:t>
-                        </w:r>
-                      </w:p>
-                    </w:txbxContent>
-                  </v:textbox>
-                </v:rect>
-                <v:rect id="Rectangle 21" o:spid="_x0000_s1040" style="position:absolute;left:6235;top:18907;width:507;height:2245;visibility:visible;mso-wrap-style:square;v-text-anchor:top" o:gfxdata="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" filled="f" stroked="f">
-                  <v:textbox inset="0,0,0,0">
-                    <w:txbxContent>
-                      <w:p>
-                        <w:pPr>
-                          <w:spacing w:after="160" w:line="259" w:lineRule="auto"/>
-                          <w:ind w:left="0" w:firstLine="0"/>
-                          <w:jc w:val="left"/>
-                        </w:pPr>
-                        <w:r>
-                          <w:t xml:space="preserve"> </w:t>
-                        </w:r>
-                      </w:p>
-                    </w:txbxContent>
-                  </v:textbox>
-                </v:rect>
-                <v:rect id="Rectangle 22" o:spid="_x0000_s1041" style="position:absolute;left:17189;top:20617;width:49934;height:3086;visibility:visible;mso-wrap-style:square;v-text-anchor:top" o:gfxdata="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" filled="f" stroked="f">
-                  <v:textbox inset="0,0,0,0">
-                    <w:txbxContent>
-                      <w:p>
-                        <w:pPr>
-                          <w:spacing w:after="160" w:line="259" w:lineRule="auto"/>
-                          <w:ind w:left="0" w:firstLine="0"/>
-                          <w:jc w:val="left"/>
-                        </w:pPr>
-                        <w:r>
-                          <w:rPr>
-                            <w:rFonts w:ascii="Georgia" w:eastAsia="Georgia" w:hAnsi="Georgia" w:cs="Georgia"/>
-                            <w:b/>
-                            <w:sz w:val="32"/>
-                          </w:rPr>
-                          <w:t>LANDCULTURE INVESTMENT LTD</w:t>
-                        </w:r>
-                      </w:p>
-                    </w:txbxContent>
-                  </v:textbox>
-                </v:rect>
-                <v:rect id="Rectangle 23" o:spid="_x0000_s1042" style="position:absolute;left:54717;top:20617;width:690;height:3086;visibility:visible;mso-wrap-style:square;v-text-anchor:top" o:gfxdata="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" filled="f" stroked="f">
-                  <v:textbox inset="0,0,0,0">
-                    <w:txbxContent>
-                      <w:p>
-                        <w:pPr>
-                          <w:spacing w:after="160" w:line="259" w:lineRule="auto"/>
-                          <w:ind w:left="0" w:firstLine="0"/>
-                          <w:jc w:val="left"/>
-                        </w:pPr>
-                        <w:r>
-                          <w:rPr>
-                            <w:rFonts w:ascii="Georgia" w:eastAsia="Georgia" w:hAnsi="Georgia" w:cs="Georgia"/>
-                            <w:b/>
-                            <w:sz w:val="32"/>
-                          </w:rPr>
-                          <w:t xml:space="preserve"> </w:t>
-                        </w:r>
-                      </w:p>
-                    </w:txbxContent>
-                  </v:textbox>
-                </v:rect>
-                <v:rect id="Rectangle 24" o:spid="_x0000_s1043" style="position:absolute;left:6235;top:22625;width:507;height:2245;visibility:visible;mso-wrap-style:square;v-text-anchor:top" o:gfxdata="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" filled="f" stroked="f">
-                  <v:textbox inset="0,0,0,0">
-                    <w:txbxContent>
-                      <w:p>
-                        <w:pPr>
-                          <w:spacing w:after="160" w:line="259" w:lineRule="auto"/>
-                          <w:ind w:left="0" w:firstLine="0"/>
-                          <w:jc w:val="left"/>
-                        </w:pPr>
-                        <w:r>
-                          <w:t xml:space="preserve"> </w:t>
-                        </w:r>
-                      </w:p>
-                    </w:txbxContent>
-                  </v:textbox>
-                </v:rect>
-                <v:rect id="Rectangle 11255" o:spid="_x0000_s1044" style="position:absolute;left:31678;top:24222;width:11538;height:2119;visibility:visible;mso-wrap-style:square;v-text-anchor:top" o:gfxdata="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" filled="f" stroked="f">
-                  <v:textbox inset="0,0,0,0">
-                    <w:txbxContent>
-                      <w:p>
-                        <w:pPr>
-                          <w:spacing w:after="160" w:line="259" w:lineRule="auto"/>
-                          <w:ind w:left="0" w:firstLine="0"/>
-                          <w:jc w:val="left"/>
-                        </w:pPr>
-                        <w:r>
-                          <w:rPr>
-                            <w:rFonts w:ascii="Georgia" w:eastAsia="Georgia" w:hAnsi="Georgia" w:cs="Georgia"/>
-                            <w:sz w:val="22"/>
-                          </w:rPr>
-                          <w:t>The VENDOR</w:t>
-                        </w:r>
-                      </w:p>
-                    </w:txbxContent>
-                  </v:textbox>
-                </v:rect>
-                <v:rect id="Rectangle 11254" o:spid="_x0000_s1045" style="position:absolute;left:40348;top:24222;width:700;height:2119;visibility:visible;mso-wrap-style:square;v-text-anchor:top" o:gfxdata="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" filled="f" stroked="f">
-                  <v:textbox inset="0,0,0,0">
-                    <w:txbxContent>
-                      <w:p>
-                        <w:pPr>
-                          <w:spacing w:after="160" w:line="259" w:lineRule="auto"/>
-                          <w:ind w:left="0" w:firstLine="0"/>
-                          <w:jc w:val="left"/>
-                        </w:pPr>
-                        <w:r>
-                          <w:rPr>
-                            <w:rFonts w:ascii="Georgia" w:eastAsia="Georgia" w:hAnsi="Georgia" w:cs="Georgia"/>
-                            <w:sz w:val="22"/>
-                          </w:rPr>
-                          <w:t/>
-                        </w:r>
-                      </w:p>
-                    </w:txbxContent>
-                  </v:textbox>
-                </v:rect>
-                <v:rect id="Rectangle 11253" o:spid="_x0000_s1046" style="position:absolute;left:31154;top:24222;width:699;height:2119;visibility:visible;mso-wrap-style:square;v-text-anchor:top" o:gfxdata="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" filled="f" stroked="f">
-                  <v:textbox inset="0,0,0,0">
-                    <w:txbxContent>
-                      <w:p>
-                        <w:pPr>
-                          <w:spacing w:after="160" w:line="259" w:lineRule="auto"/>
-                          <w:ind w:left="0" w:firstLine="0"/>
-                          <w:jc w:val="left"/>
-                        </w:pPr>
-                        <w:r>
-                          <w:rPr>
-                            <w:rFonts w:ascii="Georgia" w:eastAsia="Georgia" w:hAnsi="Georgia" w:cs="Georgia"/>
-                            <w:sz w:val="22"/>
-                          </w:rPr>
-                          <w:t/>
-                        </w:r>
-                      </w:p>
-                    </w:txbxContent>
-                  </v:textbox>
-                </v:rect>
-                <v:rect id="Rectangle 26" o:spid="_x0000_s1047" style="position:absolute;left:40873;top:24222;width:449;height:2119;visibility:visible;mso-wrap-style:square;v-text-anchor:top" o:gfxdata="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" filled="f" stroked="f">
-                  <v:textbox inset="0,0,0,0">
-                    <w:txbxContent>
-                      <w:p>
-                        <w:pPr>
-                          <w:spacing w:after="160" w:line="259" w:lineRule="auto"/>
-                          <w:ind w:left="0" w:firstLine="0"/>
-                          <w:jc w:val="left"/>
-                        </w:pPr>
-                        <w:r>
-                          <w:rPr>
-                            <w:rFonts w:ascii="Georgia" w:eastAsia="Georgia" w:hAnsi="Georgia" w:cs="Georgia"/>
-                            <w:sz w:val="22"/>
-                          </w:rPr>
-                          <w:t xml:space="preserve"> </w:t>
-                        </w:r>
-                      </w:p>
-                    </w:txbxContent>
-                  </v:textbox>
-                </v:rect>
-                <v:rect id="Rectangle 27" o:spid="_x0000_s1048" style="position:absolute;left:6235;top:25491;width:507;height:2244;visibility:visible;mso-wrap-style:square;v-text-anchor:top" o:gfxdata="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" filled="f" stroked="f">
-                  <v:textbox inset="0,0,0,0">
-                    <w:txbxContent>
-                      <w:p>
-                        <w:pPr>
-                          <w:spacing w:after="160" w:line="259" w:lineRule="auto"/>
-                          <w:ind w:left="0" w:firstLine="0"/>
-                          <w:jc w:val="left"/>
-                        </w:pPr>
-                        <w:r>
-                          <w:t xml:space="preserve"> </w:t>
-                        </w:r>
-                      </w:p>
-                    </w:txbxContent>
-                  </v:textbox>
-                </v:rect>
-                <v:rect id="Rectangle 28" o:spid="_x0000_s1049" style="position:absolute;left:6235;top:26740;width:507;height:2245;visibility:visible;mso-wrap-style:square;v-text-anchor:top" o:gfxdata="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" filled="f" stroked="f">
-                  <v:textbox inset="0,0,0,0">
-                    <w:txbxContent>
-                      <w:p>
-                        <w:pPr>
-                          <w:spacing w:after="160" w:line="259" w:lineRule="auto"/>
-                          <w:ind w:left="0" w:firstLine="0"/>
-                          <w:jc w:val="left"/>
-                        </w:pPr>
-                        <w:r>
-                          <w:t xml:space="preserve"> </w:t>
-                        </w:r>
-                      </w:p>
-                    </w:txbxContent>
-                  </v:textbox>
-                </v:rect>
-                <v:rect id="Rectangle 29" o:spid="_x0000_s1050" style="position:absolute;left:6235;top:28020;width:507;height:2245;visibility:visible;mso-wrap-style:square;v-text-anchor:top" o:gfxdata="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" filled="f" stroked="f">
-                  <v:textbox inset="0,0,0,0">
-                    <w:txbxContent>
-                      <w:p>
-                        <w:pPr>
-                          <w:spacing w:after="160" w:line="259" w:lineRule="auto"/>
-                          <w:ind w:left="0" w:firstLine="0"/>
-                          <w:jc w:val="left"/>
-                        </w:pPr>
-                        <w:r>
-                          <w:t xml:space="preserve"> </w:t>
-                        </w:r>
-                      </w:p>
-                    </w:txbxContent>
-                  </v:textbox>
-                </v:rect>
-                <v:rect id="Rectangle 30" o:spid="_x0000_s1051" style="position:absolute;left:6235;top:29788;width:507;height:2245;visibility:visible;mso-wrap-style:square;v-text-anchor:top" o:gfxdata="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" filled="f" stroked="f">
-                  <v:textbox inset="0,0,0,0">
-                    <w:txbxContent>
-                      <w:p>
-                        <w:pPr>
-                          <w:spacing w:after="160" w:line="259" w:lineRule="auto"/>
-                          <w:ind w:left="0" w:firstLine="0"/>
-                          <w:jc w:val="left"/>
-                        </w:pPr>
-                        <w:r>
-                          <w:t xml:space="preserve"> </w:t>
-                        </w:r>
-                      </w:p>
-                    </w:txbxContent>
-                  </v:textbox>
-                </v:rect>
-                <v:rect id="Rectangle 31" o:spid="_x0000_s1052" style="position:absolute;left:34409;top:31527;width:4118;height:1934;visibility:visible;mso-wrap-style:square;v-text-anchor:top" o:gfxdata="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" filled="f" stroked="f">
-                  <v:textbox inset="0,0,0,0">
-                    <w:txbxContent>
-                      <w:p>
-                        <w:pPr>
-                          <w:spacing w:after="160" w:line="259" w:lineRule="auto"/>
-                          <w:ind w:left="0" w:firstLine="0"/>
-                          <w:jc w:val="left"/>
-                        </w:pPr>
-                        <w:r>
-                          <w:rPr>
-                            <w:rFonts w:ascii="Georgia" w:eastAsia="Georgia" w:hAnsi="Georgia" w:cs="Georgia"/>
-                            <w:b/>
-                            <w:sz w:val="20"/>
-                          </w:rPr>
-                          <w:t>AND</w:t>
-                        </w:r>
-                      </w:p>
-                    </w:txbxContent>
-                  </v:textbox>
-                </v:rect>
-                <v:rect id="Rectangle 32" o:spid="_x0000_s1053" style="position:absolute;left:37497;top:31527;width:433;height:1934;visibility:visible;mso-wrap-style:square;v-text-anchor:top" o:gfxdata="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" filled="f" stroked="f">
-                  <v:textbox inset="0,0,0,0">
-                    <w:txbxContent>
-                      <w:p>
-                        <w:pPr>
-                          <w:spacing w:after="160" w:line="259" w:lineRule="auto"/>
-                          <w:ind w:left="0" w:firstLine="0"/>
-                          <w:jc w:val="left"/>
-                        </w:pPr>
-                        <w:r>
-                          <w:rPr>
-                            <w:rFonts w:ascii="Georgia" w:eastAsia="Georgia" w:hAnsi="Georgia" w:cs="Georgia"/>
-                            <w:b/>
-                            <w:sz w:val="20"/>
-                          </w:rPr>
-                          <w:t xml:space="preserve"> </w:t>
-                        </w:r>
-                      </w:p>
-                    </w:txbxContent>
-                  </v:textbox>
-                </v:rect>
-                <v:rect id="Rectangle 33" o:spid="_x0000_s1054" style="position:absolute;left:6235;top:32653;width:507;height:2245;visibility:visible;mso-wrap-style:square;v-text-anchor:top" o:gfxdata="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" filled="f" stroked="f">
-                  <v:textbox inset="0,0,0,0">
-                    <w:txbxContent>
-                      <w:p>
-                        <w:pPr>
-                          <w:spacing w:after="160" w:line="259" w:lineRule="auto"/>
-                          <w:ind w:left="0" w:firstLine="0"/>
-                          <w:jc w:val="left"/>
-                        </w:pPr>
-                        <w:r>
-                          <w:t xml:space="preserve"> </w:t>
-                        </w:r>
-                      </w:p>
-                    </w:txbxContent>
-                  </v:textbox>
-                </v:rect>
-                <v:rect id="Rectangle 34" o:spid="_x0000_s1055" style="position:absolute;left:6235;top:33903;width:507;height:2245;visibility:visible;mso-wrap-style:square;v-text-anchor:top" o:gfxdata="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" filled="f" stroked="f">
-                  <v:textbox inset="0,0,0,0">
-                    <w:txbxContent>
-                      <w:p>
-                        <w:pPr>
-                          <w:spacing w:after="160" w:line="259" w:lineRule="auto"/>
-                          <w:ind w:left="0" w:firstLine="0"/>
-                          <w:jc w:val="left"/>
-                        </w:pPr>
-                        <w:r>
-                          <w:t xml:space="preserve"> </w:t>
-                        </w:r>
-                      </w:p>
-                    </w:txbxContent>
-                  </v:textbox>
-                </v:rect>
-                <v:rect id="Rectangle 35" o:spid="_x0000_s1056" style="position:absolute;left:6235;top:35183;width:507;height:2245;visibility:visible;mso-wrap-style:square;v-text-anchor:top" o:gfxdata="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" filled="f" stroked="f">
-                  <v:textbox inset="0,0,0,0">
-                    <w:txbxContent>
-                      <w:p>
-                        <w:pPr>
-                          <w:spacing w:after="160" w:line="259" w:lineRule="auto"/>
-                          <w:ind w:left="0" w:firstLine="0"/>
-                          <w:jc w:val="left"/>
-                        </w:pPr>
-                        <w:r>
-                          <w:t xml:space="preserve"> </w:t>
-                        </w:r>
-                      </w:p>
-                    </w:txbxContent>
-                  </v:textbox>
-                </v:rect>
-                <v:rect id="Rectangle 36" o:spid="_x0000_s1057" style="position:absolute;left:6235;top:36951;width:507;height:2245;visibility:visible;mso-wrap-style:square;v-text-anchor:top" o:gfxdata="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" filled="f" stroked="f">
-                  <v:textbox inset="0,0,0,0">
-                    <w:txbxContent>
-                      <w:p>
-                        <w:pPr>
-                          <w:spacing w:after="160" w:line="259" w:lineRule="auto"/>
-                          <w:ind w:left="0" w:firstLine="0"/>
-                          <w:jc w:val="left"/>
-                        </w:pPr>
-                        <w:r>
-                          <w:t xml:space="preserve"> </w:t>
-                        </w:r>
-                      </w:p>
-                    </w:txbxContent>
-                  </v:textbox>
-                </v:rect>
-                <v:rect id="Rectangle 37" o:spid="_x0000_s1058" style="position:absolute;left:18839;top:38661;width:45529;height:3087;visibility:visible;mso-wrap-style:square;v-text-anchor:top" o:gfxdata="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" filled="f" stroked="f">
-                  <v:textbox inset="0,0,0,0">
-                    <w:txbxContent>
-                      <w:p>
-                        <w:pPr>
-                          <w:spacing w:after="160" w:line="259" w:lineRule="auto"/>
-                          <w:ind w:left="0" w:firstLine="0"/>
-                          <w:jc w:val="left"/>
-                        </w:pPr>
-                        <w:r>
-                          <w:rPr>
-                            <w:rFonts w:ascii="Georgia" w:eastAsia="Georgia" w:hAnsi="Georgia" w:cs="Georgia"/>
-                            <w:b/>
-                            <w:sz w:val="32"/>
-                          </w:rPr>
-                          <w:t>{{CUSTOMER_NAME}}</w:t>
-                        </w:r>
-                      </w:p>
-                    </w:txbxContent>
-                  </v:textbox>
-                </v:rect>
-                <v:rect id="Rectangle 38" o:spid="_x0000_s1059" style="position:absolute;left:53067;top:38661;width:690;height:3087;visibility:visible;mso-wrap-style:square;v-text-anchor:top" o:gfxdata="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" filled="f" stroked="f">
-                  <v:textbox inset="0,0,0,0">
-                    <w:txbxContent>
-                      <w:p>
-                        <w:pPr>
-                          <w:spacing w:after="160" w:line="259" w:lineRule="auto"/>
-                          <w:ind w:left="0" w:firstLine="0"/>
-                          <w:jc w:val="left"/>
-                        </w:pPr>
-                        <w:r>
-                          <w:rPr>
-                            <w:rFonts w:ascii="Georgia" w:eastAsia="Georgia" w:hAnsi="Georgia" w:cs="Georgia"/>
-                            <w:b/>
-                            <w:sz w:val="32"/>
-                          </w:rPr>
-                          <w:t xml:space="preserve"> </w:t>
-                        </w:r>
-                      </w:p>
-                    </w:txbxContent>
-                  </v:textbox>
-                </v:rect>
-                <v:rect id="Rectangle 39" o:spid="_x0000_s1060" style="position:absolute;left:6235;top:40670;width:507;height:2244;visibility:visible;mso-wrap-style:square;v-text-anchor:top" o:gfxdata="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" filled="f" stroked="f">
-                  <v:textbox inset="0,0,0,0">
-                    <w:txbxContent>
-                      <w:p>
-                        <w:pPr>
-                          <w:spacing w:after="160" w:line="259" w:lineRule="auto"/>
-                          <w:ind w:left="0" w:firstLine="0"/>
-                          <w:jc w:val="left"/>
-                        </w:pPr>
-                        <w:r>
-                          <w:t xml:space="preserve"> </w:t>
-                        </w:r>
-                      </w:p>
-                    </w:txbxContent>
-                  </v:textbox>
-                </v:rect>
-                <v:rect id="Rectangle 11256" o:spid="_x0000_s1061" style="position:absolute;left:29876;top:42266;width:699;height:2119;visibility:visible;mso-wrap-style:square;v-text-anchor:top" o:gfxdata="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" filled="f" stroked="f">
-                  <v:textbox inset="0,0,0,0">
-                    <w:txbxContent>
-                      <w:p>
-                        <w:pPr>
-                          <w:spacing w:after="160" w:line="259" w:lineRule="auto"/>
-                          <w:ind w:left="0" w:firstLine="0"/>
-                          <w:jc w:val="left"/>
-                        </w:pPr>
-                        <w:r>
-                          <w:rPr>
-                            <w:rFonts w:ascii="Georgia" w:eastAsia="Georgia" w:hAnsi="Georgia" w:cs="Georgia"/>
-                            <w:sz w:val="22"/>
-                          </w:rPr>
-                          <w:t/>
-                        </w:r>
-                      </w:p>
-                    </w:txbxContent>
-                  </v:textbox>
-                </v:rect>
-                <v:rect id="Rectangle 11258" o:spid="_x0000_s1062" style="position:absolute;left:30400;top:42266;width:14935;height:2119;visibility:visible;mso-wrap-style:square;v-text-anchor:top" o:gfxdata="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" filled="f" stroked="f">
-                  <v:textbox inset="0,0,0,0">
-                    <w:txbxContent>
-                      <w:p>
-                        <w:pPr>
-                          <w:spacing w:after="160" w:line="259" w:lineRule="auto"/>
-                          <w:ind w:left="0" w:firstLine="0"/>
-                          <w:jc w:val="left"/>
-                        </w:pPr>
-                        <w:r>
-                          <w:rPr>
-                            <w:rFonts w:ascii="Georgia" w:eastAsia="Georgia" w:hAnsi="Georgia" w:cs="Georgia"/>
-                            <w:sz w:val="22"/>
-                          </w:rPr>
-                          <w:t>The PURCHASER</w:t>
-                        </w:r>
-                      </w:p>
-                    </w:txbxContent>
-                  </v:textbox>
-                </v:rect>
-                <v:rect id="Rectangle 11257" o:spid="_x0000_s1063" style="position:absolute;left:41624;top:42266;width:700;height:2119;visibility:visible;mso-wrap-style:square;v-text-anchor:top" o:gfxdata="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" filled="f" stroked="f">
-                  <v:textbox inset="0,0,0,0">
-                    <w:txbxContent>
-                      <w:p>
-                        <w:pPr>
-                          <w:spacing w:after="160" w:line="259" w:lineRule="auto"/>
-                          <w:ind w:left="0" w:firstLine="0"/>
-                          <w:jc w:val="left"/>
-                        </w:pPr>
-                        <w:r>
-                          <w:rPr>
-                            <w:rFonts w:ascii="Georgia" w:eastAsia="Georgia" w:hAnsi="Georgia" w:cs="Georgia"/>
-                            <w:sz w:val="22"/>
-                          </w:rPr>
-                          <w:t/>
-                        </w:r>
-                      </w:p>
-                    </w:txbxContent>
-                  </v:textbox>
-                </v:rect>
-                <v:rect id="Rectangle 41" o:spid="_x0000_s1064" style="position:absolute;left:42151;top:42266;width:450;height:2119;visibility:visible;mso-wrap-style:square;v-text-anchor:top" o:gfxdata="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" filled="f" stroked="f">
-                  <v:textbox inset="0,0,0,0">
-                    <w:txbxContent>
-                      <w:p>
-                        <w:pPr>
-                          <w:spacing w:after="160" w:line="259" w:lineRule="auto"/>
-                          <w:ind w:left="0" w:firstLine="0"/>
-                          <w:jc w:val="left"/>
-                        </w:pPr>
-                        <w:r>
-                          <w:rPr>
-                            <w:rFonts w:ascii="Georgia" w:eastAsia="Georgia" w:hAnsi="Georgia" w:cs="Georgia"/>
-                            <w:sz w:val="22"/>
-                          </w:rPr>
-                          <w:t xml:space="preserve"> </w:t>
-                        </w:r>
-                      </w:p>
-                    </w:txbxContent>
-                  </v:textbox>
-                </v:rect>
-                <v:rect id="Rectangle 42" o:spid="_x0000_s1065" style="position:absolute;left:6235;top:43504;width:507;height:2245;visibility:visible;mso-wrap-style:square;v-text-anchor:top" o:gfxdata="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" filled="f" stroked="f">
-                  <v:textbox inset="0,0,0,0">
-                    <w:txbxContent>
-                      <w:p>
-                        <w:pPr>
-                          <w:spacing w:after="160" w:line="259" w:lineRule="auto"/>
-                          <w:ind w:left="0" w:firstLine="0"/>
-                          <w:jc w:val="left"/>
-                        </w:pPr>
-                        <w:r>
-                          <w:t xml:space="preserve"> </w:t>
-                        </w:r>
-                      </w:p>
-                    </w:txbxContent>
-                  </v:textbox>
-                </v:rect>
-                <v:rect id="Rectangle 43" o:spid="_x0000_s1066" style="position:absolute;left:6235;top:44784;width:507;height:2245;visibility:visible;mso-wrap-style:square;v-text-anchor:top" o:gfxdata="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" filled="f" stroked="f">
-                  <v:textbox inset="0,0,0,0">
-                    <w:txbxContent>
-                      <w:p>
-                        <w:pPr>
-                          <w:spacing w:after="160" w:line="259" w:lineRule="auto"/>
-                          <w:ind w:left="0" w:firstLine="0"/>
-                          <w:jc w:val="left"/>
-                        </w:pPr>
-                        <w:r>
-                          <w:t xml:space="preserve"> </w:t>
-                        </w:r>
-                      </w:p>
-                    </w:txbxContent>
-                  </v:textbox>
-                </v:rect>
-                <v:rect id="Rectangle 44" o:spid="_x0000_s1067" style="position:absolute;left:6235;top:46065;width:507;height:2244;visibility:visible;mso-wrap-style:square;v-text-anchor:top" o:gfxdata="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" filled="f" stroked="f">
-                  <v:textbox inset="0,0,0,0">
-                    <w:txbxContent>
-                      <w:p>
-                        <w:pPr>
-                          <w:spacing w:after="160" w:line="259" w:lineRule="auto"/>
-                          <w:ind w:left="0" w:firstLine="0"/>
-                          <w:jc w:val="left"/>
-                        </w:pPr>
-                        <w:r>
-                          <w:t xml:space="preserve"> </w:t>
-                        </w:r>
-                      </w:p>
-                    </w:txbxContent>
-                  </v:textbox>
-                </v:rect>
-                <v:rect id="Rectangle 45" o:spid="_x0000_s1068" style="position:absolute;left:6235;top:47314;width:507;height:2245;visibility:visible;mso-wrap-style:square;v-text-anchor:top" o:gfxdata="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" filled="f" stroked="f">
-                  <v:textbox inset="0,0,0,0">
-                    <w:txbxContent>
-                      <w:p>
-                        <w:pPr>
-                          <w:spacing w:after="160" w:line="259" w:lineRule="auto"/>
-                          <w:ind w:left="0" w:firstLine="0"/>
-                          <w:jc w:val="left"/>
-                        </w:pPr>
-                        <w:r>
-                          <w:t xml:space="preserve"> </w:t>
-                        </w:r>
-                      </w:p>
-                    </w:txbxContent>
-                  </v:textbox>
-                </v:rect>
-                <v:rect id="Rectangle 46" o:spid="_x0000_s1069" style="position:absolute;left:6235;top:49326;width:507;height:2245;visibility:visible;mso-wrap-style:square;v-text-anchor:top" o:gfxdata="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" filled="f" stroked="f">
-                  <v:textbox inset="0,0,0,0">
-                    <w:txbxContent>
-                      <w:p>
-                        <w:pPr>
-                          <w:spacing w:after="160" w:line="259" w:lineRule="auto"/>
-                          <w:ind w:left="0" w:firstLine="0"/>
-                          <w:jc w:val="left"/>
-                        </w:pPr>
-                        <w:r>
-                          <w:t xml:space="preserve"> </w:t>
-                        </w:r>
-                      </w:p>
-                    </w:txbxContent>
-                  </v:textbox>
-                </v:rect>
-                <v:rect id="Rectangle 47" o:spid="_x0000_s1070" style="position:absolute;left:13762;top:51128;width:23048;height:3086;visibility:visible;mso-wrap-style:square;v-text-anchor:top" o:gfxdata="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" filled="f" stroked="f">
-                  <v:textbox inset="0,0,0,0">
-                    <w:txbxContent>
-                      <w:p>
-                        <w:pPr>
-                          <w:spacing w:after="160" w:line="259" w:lineRule="auto"/>
-                          <w:ind w:left="0" w:firstLine="0"/>
-                          <w:jc w:val="left"/>
-                        </w:pPr>
-                        <w:r>
-                          <w:rPr>
-                            <w:rFonts w:ascii="Georgia" w:eastAsia="Georgia" w:hAnsi="Georgia" w:cs="Georgia"/>
-                            <w:b/>
-                            <w:sz w:val="32"/>
-                          </w:rPr>
-                          <w:t xml:space="preserve">IN RESPECT OF </w:t>
-                        </w:r>
-                      </w:p>
-                    </w:txbxContent>
-                  </v:textbox>
-                </v:rect>
-                <v:rect id="Rectangle 48" o:spid="_x0000_s1071" style="position:absolute;left:31090;top:51128;width:7120;height:3086;visibility:visible;mso-wrap-style:square;v-text-anchor:top" o:gfxdata="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" filled="f" stroked="f">
-                  <v:textbox inset="0,0,0,0">
-                    <w:txbxContent>
-                      <w:p>
-                        <w:pPr>
-                          <w:spacing w:after="160" w:line="259" w:lineRule="auto"/>
-                          <w:ind w:left="0" w:firstLine="0"/>
-                          <w:jc w:val="left"/>
-                        </w:pPr>
-                        <w:r>
-                          <w:rPr>
-                            <w:rFonts w:ascii="Georgia" w:eastAsia="Georgia" w:hAnsi="Georgia" w:cs="Georgia"/>
-                            <w:b/>
-                            <w:sz w:val="32"/>
-                          </w:rPr>
-                          <w:t>{{NUM_PLOTS_WORDS_UPPER}} PLOTS</w:t>
-                        </w:r>
-                      </w:p>
-                    </w:txbxContent>
-                  </v:textbox>
-                </v:rect>
-                <v:rect id="Rectangle 49" o:spid="_x0000_s1072" style="position:absolute;left:36435;top:51128;width:690;height:3086;visibility:visible;mso-wrap-style:square;v-text-anchor:top" o:gfxdata="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" filled="f" stroked="f">
-                  <v:textbox inset="0,0,0,0">
-                    <w:txbxContent>
-                      <w:p>
-                        <w:pPr>
-                          <w:spacing w:after="160" w:line="259" w:lineRule="auto"/>
-                          <w:ind w:left="0" w:firstLine="0"/>
-                          <w:jc w:val="left"/>
-                        </w:pPr>
-                        <w:r>
-                          <w:rPr>
-                            <w:rFonts w:ascii="Georgia" w:eastAsia="Georgia" w:hAnsi="Georgia" w:cs="Georgia"/>
-                            <w:b/>
-                            <w:sz w:val="32"/>
-                          </w:rPr>
-                          <w:t xml:space="preserve"> </w:t>
-                        </w:r>
-                      </w:p>
-                    </w:txbxContent>
-                  </v:textbox>
-                </v:rect>
-                <v:rect id="Rectangle 50" o:spid="_x0000_s1073" style="position:absolute;left:36951;top:51128;width:1214;height:3086;visibility:visible;mso-wrap-style:square;v-text-anchor:top" o:gfxdata="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" filled="f" stroked="f">
-                  <v:textbox inset="0,0,0,0">
-                    <w:txbxContent>
-                      <w:p>
-                        <w:pPr>
-                          <w:spacing w:after="160" w:line="259" w:lineRule="auto"/>
-                          <w:ind w:left="0" w:firstLine="0"/>
-                          <w:jc w:val="left"/>
-                        </w:pPr>
-                        <w:r>
-                          <w:rPr>
-                            <w:rFonts w:ascii="Georgia" w:eastAsia="Georgia" w:hAnsi="Georgia" w:cs="Georgia"/>
-                            <w:b/>
-                            <w:sz w:val="32"/>
-                          </w:rPr>
-                          <w:t/>
-                        </w:r>
-                      </w:p>
-                    </w:txbxContent>
-                  </v:textbox>
-                </v:rect>
-                <v:rect id="Rectangle 51" o:spid="_x0000_s1074" style="position:absolute;left:37859;top:51128;width:1700;height:3086;visibility:visible;mso-wrap-style:square;v-text-anchor:top" o:gfxdata="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" filled="f" stroked="f">
-                  <v:textbox inset="0,0,0,0">
-                    <w:txbxContent>
-                      <w:p>
-                        <w:pPr>
-                          <w:spacing w:after="160" w:line="259" w:lineRule="auto"/>
-                          <w:ind w:left="0" w:firstLine="0"/>
-                          <w:jc w:val="left"/>
-                        </w:pPr>
-                        <w:r>
-                          <w:rPr>
-                            <w:rFonts w:ascii="Georgia" w:eastAsia="Georgia" w:hAnsi="Georgia" w:cs="Georgia"/>
-                            <w:b/>
-                            <w:sz w:val="32"/>
-                          </w:rPr>
-                          <w:t/>
-                        </w:r>
-                      </w:p>
-                    </w:txbxContent>
-                  </v:textbox>
-                </v:rect>
-                <v:rect id="Rectangle 11259" o:spid="_x0000_s1075" style="position:absolute;left:39132;top:51128;width:1214;height:3086;visibility:visible;mso-wrap-style:square;v-text-anchor:top" o:gfxdata="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" filled="f" stroked="f">
-                  <v:textbox inset="0,0,0,0">
-                    <w:txbxContent>
-                      <w:p>
-                        <w:pPr>
-                          <w:spacing w:after="160" w:line="259" w:lineRule="auto"/>
-                          <w:ind w:left="0" w:firstLine="0"/>
-                          <w:jc w:val="left"/>
-                        </w:pPr>
-                        <w:r>
-                          <w:rPr>
-                            <w:rFonts w:ascii="Georgia" w:eastAsia="Georgia" w:hAnsi="Georgia" w:cs="Georgia"/>
-                            <w:b/>
-                            <w:sz w:val="32"/>
-                          </w:rPr>
-                          <w:t/>
-                        </w:r>
-                      </w:p>
-                    </w:txbxContent>
-                  </v:textbox>
-                </v:rect>
-                <v:rect id="Rectangle 11260" o:spid="_x0000_s1076" style="position:absolute;left:40040;top:51128;width:8505;height:3086;visibility:visible;mso-wrap-style:square;v-text-anchor:top" o:gfxdata="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" filled="f" stroked="f">
-                  <v:textbox inset="0,0,0,0">
-                    <w:txbxContent>
-                      <w:p>
-                        <w:pPr>
-                          <w:spacing w:after="160" w:line="259" w:lineRule="auto"/>
-                          <w:ind w:left="0" w:firstLine="0"/>
-                          <w:jc w:val="left"/>
-                        </w:pPr>
-                        <w:r>
-                          <w:rPr>
-                            <w:rFonts w:ascii="Georgia" w:eastAsia="Georgia" w:hAnsi="Georgia" w:cs="Georgia"/>
-                            <w:b/>
-                            <w:sz w:val="32"/>
-                          </w:rPr>
-                          <w:t xml:space="preserve"/>
-                        </w:r>
-                      </w:p>
-                    </w:txbxContent>
-                  </v:textbox>
-                </v:rect>
-                <v:rect id="Rectangle 53" o:spid="_x0000_s1077" style="position:absolute;left:46429;top:51128;width:1763;height:3086;visibility:visible;mso-wrap-style:square;v-text-anchor:top" o:gfxdata="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" filled="f" stroked="f">
-                  <v:textbox inset="0,0,0,0">
-                    <w:txbxContent>
-                      <w:p>
-                        <w:pPr>
-                          <w:spacing w:after="160" w:line="259" w:lineRule="auto"/>
-                          <w:ind w:left="0" w:firstLine="0"/>
-                          <w:jc w:val="left"/>
-                        </w:pPr>
-                        <w:r>
-                          <w:rPr>
-                            <w:rFonts w:ascii="Georgia" w:eastAsia="Georgia" w:hAnsi="Georgia" w:cs="Georgia"/>
-                            <w:b/>
-                            <w:sz w:val="32"/>
-                          </w:rPr>
-                          <w:t/>
-                        </w:r>
-                      </w:p>
-                    </w:txbxContent>
-                  </v:textbox>
-                </v:rect>
-                <v:rect id="Rectangle 54" o:spid="_x0000_s1078" style="position:absolute;left:47748;top:51128;width:690;height:3086;visibility:visible;mso-wrap-style:square;v-text-anchor:top" o:gfxdata="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" filled="f" stroked="f">
-                  <v:textbox inset="0,0,0,0">
-                    <w:txbxContent>
-                      <w:p>
-                        <w:pPr>
-                          <w:spacing w:after="160" w:line="259" w:lineRule="auto"/>
-                          <w:ind w:left="0" w:firstLine="0"/>
-                          <w:jc w:val="left"/>
-                        </w:pPr>
-                        <w:r>
-                          <w:rPr>
-                            <w:rFonts w:ascii="Georgia" w:eastAsia="Georgia" w:hAnsi="Georgia" w:cs="Georgia"/>
-                            <w:b/>
-                            <w:sz w:val="32"/>
-                          </w:rPr>
-                          <w:t xml:space="preserve"> </w:t>
-                        </w:r>
-                      </w:p>
-                    </w:txbxContent>
-                  </v:textbox>
-                </v:rect>
-                <v:rect id="Rectangle 55" o:spid="_x0000_s1079" style="position:absolute;left:48264;top:51128;width:13830;height:3086;visibility:visible;mso-wrap-style:square;v-text-anchor:top" o:gfxdata="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" filled="f" stroked="f">
-                  <v:textbox inset="0,0,0,0">
-                    <w:txbxContent>
-                      <w:p>
-                        <w:pPr>
-                          <w:spacing w:after="160" w:line="259" w:lineRule="auto"/>
-                          <w:ind w:left="0" w:firstLine="0"/>
-                          <w:jc w:val="left"/>
-                        </w:pPr>
-                        <w:r>
-                          <w:rPr>
-                            <w:rFonts w:ascii="Georgia" w:eastAsia="Georgia" w:hAnsi="Georgia" w:cs="Georgia"/>
-                            <w:b/>
-                            <w:sz w:val="32"/>
-                          </w:rPr>
-                          <w:t xml:space="preserve">OF LAND </w:t>
-                        </w:r>
-                      </w:p>
-                    </w:txbxContent>
-                  </v:textbox>
-                </v:rect>
-                <v:rect id="Rectangle 56" o:spid="_x0000_s1080" style="position:absolute;left:9955;top:53414;width:19267;height:3086;visibility:visible;mso-wrap-style:square;v-text-anchor:top" o:gfxdata="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" filled="f" stroked="f">
-                  <v:textbox inset="0,0,0,0">
-                    <w:txbxContent>
-                      <w:p>
-                        <w:pPr>
-                          <w:spacing w:after="160" w:line="259" w:lineRule="auto"/>
-                          <w:ind w:left="0" w:firstLine="0"/>
-                          <w:jc w:val="left"/>
-                        </w:pPr>
-                        <w:r>
-                          <w:rPr>
-                            <w:rFonts w:ascii="Georgia" w:eastAsia="Georgia" w:hAnsi="Georgia" w:cs="Georgia"/>
-                            <w:b/>
-                            <w:sz w:val="32"/>
-                          </w:rPr>
-                          <w:t xml:space="preserve">MEASURING </w:t>
-                        </w:r>
-                      </w:p>
-                    </w:txbxContent>
-                  </v:textbox>
-                </v:rect>
-                <v:rect id="Rectangle 57" o:spid="_x0000_s1081" style="position:absolute;left:24441;top:53414;width:5550;height:3086;visibility:visible;mso-wrap-style:square;v-text-anchor:top" o:gfxdata="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" filled="f" stroked="f">
-                  <v:textbox inset="0,0,0,0">
-                    <w:txbxContent>
-                      <w:p>
-                        <w:pPr>
-                          <w:spacing w:after="160" w:line="259" w:lineRule="auto"/>
-                          <w:ind w:left="0" w:firstLine="0"/>
-                          <w:jc w:val="left"/>
-                        </w:pPr>
-                        <w:r>
-                          <w:rPr>
-                            <w:rFonts w:ascii="Georgia" w:eastAsia="Georgia" w:hAnsi="Georgia" w:cs="Georgia"/>
-                            <w:b/>
-                            <w:sz w:val="32"/>
-                          </w:rPr>
-                          <w:t>{{PLOT_SIZE_SQM}}</w:t>
-                        </w:r>
-                      </w:p>
-                    </w:txbxContent>
-                  </v:textbox>
-                </v:rect>
-                <v:rect id="Rectangle 58" o:spid="_x0000_s1082" style="position:absolute;left:28608;top:53414;width:689;height:3086;visibility:visible;mso-wrap-style:square;v-text-anchor:top" o:gfxdata="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" filled="f" stroked="f">
-                  <v:textbox inset="0,0,0,0">
-                    <w:txbxContent>
-                      <w:p>
-                        <w:pPr>
-                          <w:spacing w:after="160" w:line="259" w:lineRule="auto"/>
-                          <w:ind w:left="0" w:firstLine="0"/>
-                          <w:jc w:val="left"/>
-                        </w:pPr>
-                        <w:r>
-                          <w:rPr>
-                            <w:rFonts w:ascii="Georgia" w:eastAsia="Georgia" w:hAnsi="Georgia" w:cs="Georgia"/>
-                            <w:b/>
-                            <w:sz w:val="32"/>
-                          </w:rPr>
-                          <w:t xml:space="preserve"> </w:t>
-                        </w:r>
-                      </w:p>
-                    </w:txbxContent>
-                  </v:textbox>
-                </v:rect>
-                <v:rect id="Rectangle 59" o:spid="_x0000_s1083" style="position:absolute;left:29123;top:53414;width:44359;height:3086;visibility:visible;mso-wrap-style:square;v-text-anchor:top" o:gfxdata="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" filled="f" stroked="f">
-                  <v:textbox inset="0,0,0,0">
-                    <w:txbxContent>
-                      <w:p>
-                        <w:pPr>
-                          <w:spacing w:after="160" w:line="259" w:lineRule="auto"/>
-                          <w:ind w:left="0" w:firstLine="0"/>
-                          <w:jc w:val="left"/>
-                        </w:pPr>
-                        <w:r>
-                          <w:rPr>
-                            <w:rFonts w:ascii="Georgia" w:eastAsia="Georgia" w:hAnsi="Georgia" w:cs="Georgia"/>
-                            <w:b/>
-                            <w:sz w:val="32"/>
-                          </w:rPr>
-                          <w:t xml:space="preserve">SQUARE METERS SITUATE AT </w:t>
-                        </w:r>
-                      </w:p>
-                    </w:txbxContent>
-                  </v:textbox>
-                </v:rect>
-                <v:rect id="Rectangle 60" o:spid="_x0000_s1084" style="position:absolute;left:14690;top:55700;width:39748;height:3086;visibility:visible;mso-wrap-style:square;v-text-anchor:top" o:gfxdata="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" filled="f" stroked="f">
-                  <v:textbox inset="0,0,0,0">
-                    <w:txbxContent>
-                      <w:p>
-                        <w:pPr>
-                          <w:spacing w:after="160" w:line="259" w:lineRule="auto"/>
-                          <w:ind w:left="0" w:firstLine="0"/>
-                          <w:jc w:val="left"/>
-                        </w:pPr>
-                        <w:r>
-                          <w:rPr>
-                            <w:rFonts w:ascii="Georgia" w:eastAsia="Georgia" w:hAnsi="Georgia" w:cs="Georgia"/>
-                            <w:b/>
-                            <w:sz w:val="32"/>
-                          </w:rPr>
-                          <w:t>ALAFIA GARDENS, LOCATE</w:t>
-                        </w:r>
-                      </w:p>
-                    </w:txbxContent>
-                  </v:textbox>
-                </v:rect>
-                <v:rect id="Rectangle 61" o:spid="_x0000_s1085" style="position:absolute;left:44568;top:55700;width:17517;height:3086;visibility:visible;mso-wrap-style:square;v-text-anchor:top" o:gfxdata="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" filled="f" stroked="f">
-                  <v:textbox inset="0,0,0,0">
-                    <w:txbxContent>
-                      <w:p>
-                        <w:pPr>
-                          <w:spacing w:after="160" w:line="259" w:lineRule="auto"/>
-                          <w:ind w:left="0" w:firstLine="0"/>
-                          <w:jc w:val="left"/>
-                        </w:pPr>
-                        <w:r>
-                          <w:rPr>
-                            <w:rFonts w:ascii="Georgia" w:eastAsia="Georgia" w:hAnsi="Georgia" w:cs="Georgia"/>
-                            <w:b/>
-                            <w:sz w:val="32"/>
-                          </w:rPr>
-                          <w:t xml:space="preserve">D AT WARA </w:t>
-                        </w:r>
-                      </w:p>
-                    </w:txbxContent>
-                  </v:textbox>
-                </v:rect>
-                <v:rect id="Rectangle 62" o:spid="_x0000_s1086" style="position:absolute;left:7702;top:58016;width:20805;height:3086;visibility:visible;mso-wrap-style:square;v-text-anchor:top" o:gfxdata="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" filled="f" stroked="f">
-                  <v:textbox inset="0,0,0,0">
-                    <w:txbxContent>
-                      <w:p>
-                        <w:pPr>
-                          <w:spacing w:after="160" w:line="259" w:lineRule="auto"/>
-                          <w:ind w:left="0" w:firstLine="0"/>
-                          <w:jc w:val="left"/>
-                        </w:pPr>
-                        <w:r>
-                          <w:rPr>
-                            <w:rFonts w:ascii="Georgia" w:eastAsia="Georgia" w:hAnsi="Georgia" w:cs="Georgia"/>
-                            <w:b/>
-                            <w:sz w:val="32"/>
-                          </w:rPr>
-                          <w:t xml:space="preserve">COMMUNITY, </w:t>
-                        </w:r>
-                      </w:p>
-                    </w:txbxContent>
-                  </v:textbox>
-                </v:rect>
-                <v:rect id="Rectangle 63" o:spid="_x0000_s1087" style="position:absolute;left:23346;top:58016;width:6130;height:3086;visibility:visible;mso-wrap-style:square;v-text-anchor:top" o:gfxdata="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" filled="f" stroked="f">
-                  <v:textbox inset="0,0,0,0">
-                    <w:txbxContent>
-                      <w:p>
-                        <w:pPr>
-                          <w:spacing w:after="160" w:line="259" w:lineRule="auto"/>
-                          <w:ind w:left="0" w:firstLine="0"/>
-                          <w:jc w:val="left"/>
-                        </w:pPr>
-                        <w:r>
-                          <w:rPr>
-                            <w:rFonts w:ascii="Georgia" w:eastAsia="Georgia" w:hAnsi="Georgia" w:cs="Georgia"/>
-                            <w:b/>
-                            <w:sz w:val="32"/>
-                          </w:rPr>
-                          <w:t>ALO</w:t>
-                        </w:r>
-                      </w:p>
-                    </w:txbxContent>
-                  </v:textbox>
-                </v:rect>
-                <v:rect id="Rectangle 64" o:spid="_x0000_s1088" style="position:absolute;left:27946;top:58016;width:7093;height:3086;visibility:visible;mso-wrap-style:square;v-text-anchor:top" o:gfxdata="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" filled="f" stroked="f">
-                  <v:textbox inset="0,0,0,0">
-                    <w:txbxContent>
-                      <w:p>
-                        <w:pPr>
-                          <w:spacing w:after="160" w:line="259" w:lineRule="auto"/>
-                          <w:ind w:left="0" w:firstLine="0"/>
-                          <w:jc w:val="left"/>
-                        </w:pPr>
-                        <w:r>
-                          <w:rPr>
-                            <w:rFonts w:ascii="Georgia" w:eastAsia="Georgia" w:hAnsi="Georgia" w:cs="Georgia"/>
-                            <w:b/>
-                            <w:sz w:val="32"/>
-                          </w:rPr>
-                          <w:t>NG E</w:t>
-                        </w:r>
-                      </w:p>
-                    </w:txbxContent>
-                  </v:textbox>
-                </v:rect>
-                <v:rect id="Rectangle 65" o:spid="_x0000_s1089" style="position:absolute;left:33273;top:58016;width:1211;height:3086;visibility:visible;mso-wrap-style:square;v-text-anchor:top" o:gfxdata="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" filled="f" stroked="f">
-                  <v:textbox inset="0,0,0,0">
-                    <w:txbxContent>
-                      <w:p>
-                        <w:pPr>
-                          <w:spacing w:after="160" w:line="259" w:lineRule="auto"/>
-                          <w:ind w:left="0" w:firstLine="0"/>
-                          <w:jc w:val="left"/>
-                        </w:pPr>
-                        <w:r>
-                          <w:rPr>
-                            <w:rFonts w:ascii="Georgia" w:eastAsia="Georgia" w:hAnsi="Georgia" w:cs="Georgia"/>
-                            <w:b/>
-                            <w:sz w:val="32"/>
-                          </w:rPr>
-                          <w:t>I</w:t>
-                        </w:r>
-                      </w:p>
-                    </w:txbxContent>
-                  </v:textbox>
-                </v:rect>
-                <v:rect id="Rectangle 66" o:spid="_x0000_s1090" style="position:absolute;left:34179;top:58016;width:16253;height:3086;visibility:visible;mso-wrap-style:square;v-text-anchor:top" o:gfxdata="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" filled="f" stroked="f">
-                  <v:textbox inset="0,0,0,0">
-                    <w:txbxContent>
-                      <w:p>
-                        <w:pPr>
-                          <w:spacing w:after="160" w:line="259" w:lineRule="auto"/>
-                          <w:ind w:left="0" w:firstLine="0"/>
-                          <w:jc w:val="left"/>
-                        </w:pPr>
-                        <w:r>
-                          <w:rPr>
-                            <w:rFonts w:ascii="Georgia" w:eastAsia="Georgia" w:hAnsi="Georgia" w:cs="Georgia"/>
-                            <w:b/>
-                            <w:sz w:val="32"/>
-                          </w:rPr>
-                          <w:t>YENKORIN</w:t>
-                        </w:r>
-                      </w:p>
-                    </w:txbxContent>
-                  </v:textbox>
-                </v:rect>
-                <v:rect id="Rectangle 67" o:spid="_x0000_s1091" style="position:absolute;left:46395;top:58016;width:689;height:3086;visibility:visible;mso-wrap-style:square;v-text-anchor:top" o:gfxdata="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" filled="f" stroked="f">
-                  <v:textbox inset="0,0,0,0">
-                    <w:txbxContent>
-                      <w:p>
-                        <w:pPr>
-                          <w:spacing w:after="160" w:line="259" w:lineRule="auto"/>
-                          <w:ind w:left="0" w:firstLine="0"/>
-                          <w:jc w:val="left"/>
-                        </w:pPr>
-                        <w:r>
-                          <w:rPr>
-                            <w:rFonts w:ascii="Georgia" w:eastAsia="Georgia" w:hAnsi="Georgia" w:cs="Georgia"/>
-                            <w:b/>
-                            <w:sz w:val="32"/>
-                          </w:rPr>
-                          <w:t xml:space="preserve"> </w:t>
-                        </w:r>
-                      </w:p>
-                    </w:txbxContent>
-                  </v:textbox>
-                </v:rect>
-                <v:rect id="Rectangle 68" o:spid="_x0000_s1092" style="position:absolute;left:46910;top:58016;width:1959;height:3086;visibility:visible;mso-wrap-style:square;v-text-anchor:top" o:gfxdata="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" filled="f" stroked="f">
-                  <v:textbox inset="0,0,0,0">
-                    <w:txbxContent>
-                      <w:p>
-                        <w:pPr>
-                          <w:spacing w:after="160" w:line="259" w:lineRule="auto"/>
-                          <w:ind w:left="0" w:firstLine="0"/>
-                          <w:jc w:val="left"/>
-                        </w:pPr>
-                        <w:r>
-                          <w:rPr>
-                            <w:rFonts w:ascii="Georgia" w:eastAsia="Georgia" w:hAnsi="Georgia" w:cs="Georgia"/>
-                            <w:b/>
-                            <w:sz w:val="32"/>
-                          </w:rPr>
-                          <w:t>E</w:t>
-                        </w:r>
-                      </w:p>
-                    </w:txbxContent>
-                  </v:textbox>
-                </v:rect>
-                <v:rect id="Rectangle 69" o:spid="_x0000_s1093" style="position:absolute;left:48376;top:58016;width:6245;height:3086;visibility:visible;mso-wrap-style:square;v-text-anchor:top" o:gfxdata="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" filled="f" stroked="f">
-                  <v:textbox inset="0,0,0,0">
-                    <w:txbxContent>
-                      <w:p>
-                        <w:pPr>
-                          <w:spacing w:after="160" w:line="259" w:lineRule="auto"/>
-                          <w:ind w:left="0" w:firstLine="0"/>
-                          <w:jc w:val="left"/>
-                        </w:pPr>
-                        <w:r>
-                          <w:rPr>
-                            <w:rFonts w:ascii="Georgia" w:eastAsia="Georgia" w:hAnsi="Georgia" w:cs="Georgia"/>
-                            <w:b/>
-                            <w:sz w:val="32"/>
-                          </w:rPr>
-                          <w:t>XPR</w:t>
-                        </w:r>
-                      </w:p>
-                    </w:txbxContent>
-                  </v:textbox>
-                </v:rect>
-                <v:rect id="Rectangle 70" o:spid="_x0000_s1094" style="position:absolute;left:53064;top:58016;width:5465;height:3086;visibility:visible;mso-wrap-style:square;v-text-anchor:top" o:gfxdata="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" filled="f" stroked="f">
-                  <v:textbox inset="0,0,0,0">
-                    <w:txbxContent>
-                      <w:p>
-                        <w:pPr>
-                          <w:spacing w:after="160" w:line="259" w:lineRule="auto"/>
-                          <w:ind w:left="0" w:firstLine="0"/>
-                          <w:jc w:val="left"/>
-                        </w:pPr>
-                        <w:r>
-                          <w:rPr>
-                            <w:rFonts w:ascii="Georgia" w:eastAsia="Georgia" w:hAnsi="Georgia" w:cs="Georgia"/>
-                            <w:b/>
-                            <w:sz w:val="32"/>
-                          </w:rPr>
-                          <w:t>ESS</w:t>
-                        </w:r>
-                      </w:p>
-                    </w:txbxContent>
-                  </v:textbox>
-                </v:rect>
-                <v:rect id="Rectangle 71" o:spid="_x0000_s1095" style="position:absolute;left:57167;top:58016;width:690;height:3086;visibility:visible;mso-wrap-style:square;v-text-anchor:top" o:gfxdata="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" filled="f" stroked="f">
-                  <v:textbox inset="0,0,0,0">
-                    <w:txbxContent>
-                      <w:p>
-                        <w:pPr>
-                          <w:spacing w:after="160" w:line="259" w:lineRule="auto"/>
-                          <w:ind w:left="0" w:firstLine="0"/>
-                          <w:jc w:val="left"/>
-                        </w:pPr>
-                        <w:r>
-                          <w:rPr>
-                            <w:rFonts w:ascii="Georgia" w:eastAsia="Georgia" w:hAnsi="Georgia" w:cs="Georgia"/>
-                            <w:b/>
-                            <w:sz w:val="32"/>
-                          </w:rPr>
-                          <w:t xml:space="preserve"> </w:t>
-                        </w:r>
-                      </w:p>
-                    </w:txbxContent>
-                  </v:textbox>
-                </v:rect>
-                <v:rect id="Rectangle 72" o:spid="_x0000_s1096" style="position:absolute;left:57683;top:58016;width:2164;height:3086;visibility:visible;mso-wrap-style:square;v-text-anchor:top" o:gfxdata="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" filled="f" stroked="f">
-                  <v:textbox inset="0,0,0,0">
-                    <w:txbxContent>
-                      <w:p>
-                        <w:pPr>
-                          <w:spacing w:after="160" w:line="259" w:lineRule="auto"/>
-                          <w:ind w:left="0" w:firstLine="0"/>
-                          <w:jc w:val="left"/>
-                        </w:pPr>
-                        <w:r>
-                          <w:rPr>
-                            <w:rFonts w:ascii="Georgia" w:eastAsia="Georgia" w:hAnsi="Georgia" w:cs="Georgia"/>
-                            <w:b/>
-                            <w:sz w:val="32"/>
-                          </w:rPr>
-                          <w:t>R</w:t>
-                        </w:r>
-                      </w:p>
-                    </w:txbxContent>
-                  </v:textbox>
-                </v:rect>
-                <v:rect id="Rectangle 73" o:spid="_x0000_s1097" style="position:absolute;left:59303;top:58016;width:7209;height:3086;visibility:visible;mso-wrap-style:square;v-text-anchor:top" o:gfxdata="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" filled="f" stroked="f">
-                  <v:textbox inset="0,0,0,0">
-                    <w:txbxContent>
-                      <w:p>
-                        <w:pPr>
-                          <w:spacing w:after="160" w:line="259" w:lineRule="auto"/>
-                          <w:ind w:left="0" w:firstLine="0"/>
-                          <w:jc w:val="left"/>
-                        </w:pPr>
-                        <w:r>
-                          <w:rPr>
-                            <w:rFonts w:ascii="Georgia" w:eastAsia="Georgia" w:hAnsi="Georgia" w:cs="Georgia"/>
-                            <w:b/>
-                            <w:sz w:val="32"/>
-                          </w:rPr>
-                          <w:t xml:space="preserve">OAD </w:t>
-                        </w:r>
-                      </w:p>
-                    </w:txbxContent>
-                  </v:textbox>
-                </v:rect>
-                <v:rect id="Rectangle 74" o:spid="_x0000_s1098" style="position:absolute;left:27484;top:60302;width:22537;height:3086;visibility:visible;mso-wrap-style:square;v-text-anchor:top" o:gfxdata="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" filled="f" stroked="f">
-                  <v:textbox inset="0,0,0,0">
-                    <w:txbxContent>
-                      <w:p>
-                        <w:pPr>
-                          <w:spacing w:after="160" w:line="259" w:lineRule="auto"/>
-                          <w:ind w:left="0" w:firstLine="0"/>
-                          <w:jc w:val="left"/>
-                        </w:pPr>
-                        <w:r>
-                          <w:rPr>
-                            <w:rFonts w:ascii="Georgia" w:eastAsia="Georgia" w:hAnsi="Georgia" w:cs="Georgia"/>
-                            <w:b/>
-                            <w:sz w:val="32"/>
-                          </w:rPr>
-                          <w:t>KWARA STATE.</w:t>
-                        </w:r>
-                      </w:p>
-                    </w:txbxContent>
-                  </v:textbox>
-                </v:rect>
-                <v:rect id="Rectangle 75" o:spid="_x0000_s1099" style="position:absolute;left:44423;top:60302;width:689;height:3086;visibility:visible;mso-wrap-style:square;v-text-anchor:top" o:gfxdata="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" filled="f" stroked="f">
-                  <v:textbox inset="0,0,0,0">
-                    <w:txbxContent>
-                      <w:p>
-                        <w:pPr>
-                          <w:spacing w:after="160" w:line="259" w:lineRule="auto"/>
-                          <w:ind w:left="0" w:firstLine="0"/>
-                          <w:jc w:val="left"/>
-                        </w:pPr>
-                        <w:r>
-                          <w:rPr>
-                            <w:rFonts w:ascii="Georgia" w:eastAsia="Georgia" w:hAnsi="Georgia" w:cs="Georgia"/>
-                            <w:b/>
-                            <w:sz w:val="32"/>
-                          </w:rPr>
-                          <w:t xml:space="preserve"> </w:t>
-                        </w:r>
-                      </w:p>
-                    </w:txbxContent>
-                  </v:textbox>
-                </v:rect>
-                <v:rect id="Rectangle 76" o:spid="_x0000_s1100" style="position:absolute;left:6235;top:62310;width:507;height:2245;visibility:visible;mso-wrap-style:square;v-text-anchor:top" o:gfxdata="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" filled="f" stroked="f">
-                  <v:textbox inset="0,0,0,0">
-                    <w:txbxContent>
-                      <w:p>
-                        <w:pPr>
-                          <w:spacing w:after="160" w:line="259" w:lineRule="auto"/>
-                          <w:ind w:left="0" w:firstLine="0"/>
-                          <w:jc w:val="left"/>
-                        </w:pPr>
-                        <w:r>
-                          <w:t xml:space="preserve"> </w:t>
-                        </w:r>
-                      </w:p>
-                    </w:txbxContent>
-                  </v:textbox>
-                </v:rect>
-                <v:rect id="Rectangle 77" o:spid="_x0000_s1101" style="position:absolute;left:9918;top:63899;width:69208;height:3086;visibility:visible;mso-wrap-style:square;v-text-anchor:top" o:gfxdata="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" filled="f" stroked="f">
-                  <v:textbox inset="0,0,0,0">
-                    <w:txbxContent>
-                      <w:p>
-                        <w:pPr>
-                          <w:spacing w:after="160" w:line="259" w:lineRule="auto"/>
-                          <w:ind w:left="0" w:firstLine="0"/>
-                          <w:jc w:val="left"/>
-                        </w:pPr>
-                        <w:r>
-                          <w:rPr>
-                            <w:rFonts w:ascii="Georgia" w:eastAsia="Georgia" w:hAnsi="Georgia" w:cs="Georgia"/>
-                            <w:sz w:val="32"/>
-                          </w:rPr>
-                          <w:t>...............................................................................................</w:t>
-                        </w:r>
-                      </w:p>
-                    </w:txbxContent>
-                  </v:textbox>
-                </v:rect>
-                <v:rect id="Rectangle 78" o:spid="_x0000_s1102" style="position:absolute;left:61949;top:63899;width:654;height:3086;visibility:visible;mso-wrap-style:square;v-text-anchor:top" o:gfxdata="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" filled="f" stroked="f">
-                  <v:textbox inset="0,0,0,0">
-                    <w:txbxContent>
-                      <w:p>
-                        <w:pPr>
-                          <w:spacing w:after="160" w:line="259" w:lineRule="auto"/>
-                          <w:ind w:left="0" w:firstLine="0"/>
-                          <w:jc w:val="left"/>
-                        </w:pPr>
-                        <w:r>
-                          <w:rPr>
-                            <w:rFonts w:ascii="Georgia" w:eastAsia="Georgia" w:hAnsi="Georgia" w:cs="Georgia"/>
-                            <w:sz w:val="32"/>
-                          </w:rPr>
-                          <w:t xml:space="preserve"> </w:t>
-                        </w:r>
-                      </w:p>
-                    </w:txbxContent>
-                  </v:textbox>
-                </v:rect>
-                <v:rect id="Rectangle 79" o:spid="_x0000_s1103" style="position:absolute;left:6235;top:65877;width:507;height:2244;visibility:visible;mso-wrap-style:square;v-text-anchor:top" o:gfxdata="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" filled="f" stroked="f">
-                  <v:textbox inset="0,0,0,0">
-                    <w:txbxContent>
-                      <w:p>
-                        <w:pPr>
-                          <w:spacing w:after="160" w:line="259" w:lineRule="auto"/>
-                          <w:ind w:left="0" w:firstLine="0"/>
-                          <w:jc w:val="left"/>
-                        </w:pPr>
-                        <w:r>
-                          <w:t xml:space="preserve"> </w:t>
-                        </w:r>
-                      </w:p>
-                    </w:txbxContent>
-                  </v:textbox>
-                </v:rect>
-                <v:rect id="Rectangle 80" o:spid="_x0000_s1104" style="position:absolute;left:6235;top:67157;width:507;height:2244;visibility:visible;mso-wrap-style:square;v-text-anchor:top" o:gfxdata="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" filled="f" stroked="f">
-                  <v:textbox inset="0,0,0,0">
-                    <w:txbxContent>
-                      <w:p>
-                        <w:pPr>
-                          <w:spacing w:after="160" w:line="259" w:lineRule="auto"/>
-                          <w:ind w:left="0" w:firstLine="0"/>
-                          <w:jc w:val="left"/>
-                        </w:pPr>
-                        <w:r>
-                          <w:t xml:space="preserve"> </w:t>
-                        </w:r>
-                      </w:p>
-                    </w:txbxContent>
-                  </v:textbox>
-                </v:rect>
-                <v:rect id="Rectangle 81" o:spid="_x0000_s1105" style="position:absolute;left:6235;top:68437;width:507;height:2245;visibility:visible;mso-wrap-style:square;v-text-anchor:top" o:gfxdata="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" filled="f" stroked="f">
-                  <v:textbox inset="0,0,0,0">
-                    <w:txbxContent>
-                      <w:p>
-                        <w:pPr>
-                          <w:spacing w:after="160" w:line="259" w:lineRule="auto"/>
-                          <w:ind w:left="0" w:firstLine="0"/>
-                          <w:jc w:val="left"/>
-                        </w:pPr>
-                        <w:r>
-                          <w:t xml:space="preserve"> </w:t>
-                        </w:r>
-                      </w:p>
-                    </w:txbxContent>
-                  </v:textbox>
-                </v:rect>
-                <v:rect id="Rectangle 82" o:spid="_x0000_s1106" style="position:absolute;left:6235;top:69687;width:507;height:2244;visibility:visible;mso-wrap-style:square;v-text-anchor:top" o:gfxdata="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" filled="f" stroked="f">
-                  <v:textbox inset="0,0,0,0">
-                    <w:txbxContent>
-                      <w:p>
-                        <w:pPr>
-                          <w:spacing w:after="160" w:line="259" w:lineRule="auto"/>
-                          <w:ind w:left="0" w:firstLine="0"/>
-                          <w:jc w:val="left"/>
-                        </w:pPr>
-                        <w:r>
-                          <w:t xml:space="preserve"> </w:t>
-                        </w:r>
-                      </w:p>
-                    </w:txbxContent>
-                  </v:textbox>
-                </v:rect>
-                <v:rect id="Rectangle 83" o:spid="_x0000_s1107" style="position:absolute;left:6235;top:70997;width:507;height:2245;visibility:visible;mso-wrap-style:square;v-text-anchor:top" o:gfxdata="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" filled="f" stroked="f">
-                  <v:textbox inset="0,0,0,0">
-                    <w:txbxContent>
-                      <w:p>
-                        <w:pPr>
-                          <w:spacing w:after="160" w:line="259" w:lineRule="auto"/>
-                          <w:ind w:left="0" w:firstLine="0"/>
-                          <w:jc w:val="left"/>
-                        </w:pPr>
-                        <w:r>
-                          <w:t xml:space="preserve"> </w:t>
-                        </w:r>
-                      </w:p>
-                    </w:txbxContent>
-                  </v:textbox>
-                </v:rect>
-                <v:rect id="Rectangle 84" o:spid="_x0000_s1108" style="position:absolute;left:38239;top:72634;width:11834;height:1751;visibility:visible;mso-wrap-style:square;v-text-anchor:top" o:gfxdata="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" filled="f" stroked="f">
-                  <v:textbox inset="0,0,0,0">
-                    <w:txbxContent>
-                      <w:p>
-                        <w:pPr>
-                          <w:spacing w:after="160" w:line="259" w:lineRule="auto"/>
-                          <w:ind w:left="0" w:firstLine="0"/>
-                          <w:jc w:val="left"/>
-                        </w:pPr>
-                        <w:r>
-                          <w:rPr>
-                            <w:rFonts w:ascii="Georgia" w:eastAsia="Georgia" w:hAnsi="Georgia" w:cs="Georgia"/>
-                            <w:b/>
-                            <w:sz w:val="18"/>
-                          </w:rPr>
-                          <w:t>PREPARED BY</w:t>
-                        </w:r>
-                      </w:p>
-                    </w:txbxContent>
-                  </v:textbox>
-                </v:rect>
-                <v:rect id="Rectangle 85" o:spid="_x0000_s1109" style="position:absolute;left:47126;top:72634;width:391;height:1751;visibility:visible;mso-wrap-style:square;v-text-anchor:top" o:gfxdata="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" filled="f" stroked="f">
-                  <v:textbox inset="0,0,0,0">
-                    <w:txbxContent>
-                      <w:p>
-                        <w:pPr>
-                          <w:spacing w:after="160" w:line="259" w:lineRule="auto"/>
-                          <w:ind w:left="0" w:firstLine="0"/>
-                          <w:jc w:val="left"/>
-                        </w:pPr>
-                        <w:r>
-                          <w:rPr>
-                            <w:rFonts w:ascii="Georgia" w:eastAsia="Georgia" w:hAnsi="Georgia" w:cs="Georgia"/>
-                            <w:b/>
-                            <w:sz w:val="18"/>
-                          </w:rPr>
-                          <w:t xml:space="preserve"> </w:t>
-                        </w:r>
-                      </w:p>
-                    </w:txbxContent>
-                  </v:textbox>
-                </v:rect>
-                <v:rect id="Rectangle 86" o:spid="_x0000_s1110" style="position:absolute;left:6235;top:73618;width:507;height:2245;visibility:visible;mso-wrap-style:square;v-text-anchor:top" o:gfxdata="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" filled="f" stroked="f">
-                  <v:textbox inset="0,0,0,0">
-                    <w:txbxContent>
-                      <w:p>
-                        <w:pPr>
-                          <w:spacing w:after="160" w:line="259" w:lineRule="auto"/>
-                          <w:ind w:left="0" w:firstLine="0"/>
-                          <w:jc w:val="left"/>
-                        </w:pPr>
-                        <w:r>
-                          <w:t xml:space="preserve"> </w:t>
-                        </w:r>
-                      </w:p>
-                    </w:txbxContent>
-                  </v:textbox>
-                </v:rect>
-                <v:rect id="Rectangle 87" o:spid="_x0000_s1111" style="position:absolute;left:38239;top:75225;width:18367;height:1750;visibility:visible;mso-wrap-style:square;v-text-anchor:top" o:gfxdata="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" filled="f" stroked="f">
-                  <v:textbox inset="0,0,0,0">
-                    <w:txbxContent>
-                      <w:p>
-                        <w:pPr>
-                          <w:spacing w:after="160" w:line="259" w:lineRule="auto"/>
-                          <w:ind w:left="0" w:firstLine="0"/>
-                          <w:jc w:val="left"/>
-                        </w:pPr>
-                        <w:r>
-                          <w:rPr>
-                            <w:rFonts w:ascii="Georgia" w:eastAsia="Georgia" w:hAnsi="Georgia" w:cs="Georgia"/>
-                            <w:b/>
-                            <w:sz w:val="18"/>
-                          </w:rPr>
-                          <w:t>D. O AROWOSAFE Esq.</w:t>
-                        </w:r>
-                      </w:p>
-                    </w:txbxContent>
-                  </v:textbox>
-                </v:rect>
-                <v:rect id="Rectangle 88" o:spid="_x0000_s1112" style="position:absolute;left:52042;top:75225;width:391;height:1750;visibility:visible;mso-wrap-style:square;v-text-anchor:top" o:gfxdata="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" filled="f" stroked="f">
-                  <v:textbox inset="0,0,0,0">
-                    <w:txbxContent>
-                      <w:p>
-                        <w:pPr>
-                          <w:spacing w:after="160" w:line="259" w:lineRule="auto"/>
-                          <w:ind w:left="0" w:firstLine="0"/>
-                          <w:jc w:val="left"/>
-                        </w:pPr>
-                        <w:r>
-                          <w:rPr>
-                            <w:rFonts w:ascii="Georgia" w:eastAsia="Georgia" w:hAnsi="Georgia" w:cs="Georgia"/>
-                            <w:b/>
-                            <w:sz w:val="18"/>
-                          </w:rPr>
-                          <w:t xml:space="preserve"> </w:t>
-                        </w:r>
-                      </w:p>
-                    </w:txbxContent>
-                  </v:textbox>
-                </v:rect>
-                <v:rect id="Rectangle 89" o:spid="_x0000_s1113" style="position:absolute;left:6235;top:76179;width:507;height:2244;visibility:visible;mso-wrap-style:square;v-text-anchor:top" o:gfxdata="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" filled="f" stroked="f">
-                  <v:textbox inset="0,0,0,0">
-                    <w:txbxContent>
-                      <w:p>
-                        <w:pPr>
-                          <w:spacing w:after="160" w:line="259" w:lineRule="auto"/>
-                          <w:ind w:left="0" w:firstLine="0"/>
-                          <w:jc w:val="left"/>
-                        </w:pPr>
-                        <w:r>
-                          <w:t xml:space="preserve"> </w:t>
-                        </w:r>
-                      </w:p>
-                    </w:txbxContent>
-                  </v:textbox>
-                </v:rect>
-                <v:rect id="Rectangle 90" o:spid="_x0000_s1114" style="position:absolute;left:38239;top:77785;width:22675;height:1751;visibility:visible;mso-wrap-style:square;v-text-anchor:top" o:gfxdata="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" filled="f" stroked="f">
-                  <v:textbox inset="0,0,0,0">
-                    <w:txbxContent>
-                      <w:p>
-                        <w:pPr>
-                          <w:spacing w:after="160" w:line="259" w:lineRule="auto"/>
-                          <w:ind w:left="0" w:firstLine="0"/>
-                          <w:jc w:val="left"/>
-                        </w:pPr>
-                        <w:r>
-                          <w:rPr>
-                            <w:rFonts w:ascii="Georgia" w:eastAsia="Georgia" w:hAnsi="Georgia" w:cs="Georgia"/>
-                            <w:b/>
-                            <w:sz w:val="18"/>
-                          </w:rPr>
-                          <w:t>FOR: LEGAL DEPARTMENT,</w:t>
-                        </w:r>
-                      </w:p>
-                    </w:txbxContent>
-                  </v:textbox>
-                </v:rect>
-                <v:rect id="Rectangle 91" o:spid="_x0000_s1115" style="position:absolute;left:55285;top:77785;width:392;height:1751;visibility:visible;mso-wrap-style:square;v-text-anchor:top" o:gfxdata="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" filled="f" stroked="f">
-                  <v:textbox inset="0,0,0,0">
-                    <w:txbxContent>
-                      <w:p>
-                        <w:pPr>
-                          <w:spacing w:after="160" w:line="259" w:lineRule="auto"/>
-                          <w:ind w:left="0" w:firstLine="0"/>
-                          <w:jc w:val="left"/>
-                        </w:pPr>
-                        <w:r>
-                          <w:rPr>
-                            <w:rFonts w:ascii="Georgia" w:eastAsia="Georgia" w:hAnsi="Georgia" w:cs="Georgia"/>
-                            <w:b/>
-                            <w:sz w:val="18"/>
-                          </w:rPr>
-                          <w:t xml:space="preserve"> </w:t>
-                        </w:r>
-                      </w:p>
-                    </w:txbxContent>
-                  </v:textbox>
-                </v:rect>
-                <v:rect id="Rectangle 92" o:spid="_x0000_s1116" style="position:absolute;left:6235;top:78739;width:507;height:2245;visibility:visible;mso-wrap-style:square;v-text-anchor:top" o:gfxdata="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" filled="f" stroked="f">
-                  <v:textbox inset="0,0,0,0">
-                    <w:txbxContent>
-                      <w:p>
-                        <w:pPr>
-                          <w:spacing w:after="160" w:line="259" w:lineRule="auto"/>
-                          <w:ind w:left="0" w:firstLine="0"/>
-                          <w:jc w:val="left"/>
-                        </w:pPr>
-                        <w:r>
-                          <w:t xml:space="preserve"> </w:t>
-                        </w:r>
-                      </w:p>
-                    </w:txbxContent>
-                  </v:textbox>
-                </v:rect>
-                <v:rect id="Rectangle 93" o:spid="_x0000_s1117" style="position:absolute;left:38239;top:80346;width:28580;height:1750;visibility:visible;mso-wrap-style:square;v-text-anchor:top" o:gfxdata="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" filled="f" stroked="f">
-                  <v:textbox inset="0,0,0,0">
-                    <w:txbxContent>
-                      <w:p>
-                        <w:pPr>
-                          <w:spacing w:after="160" w:line="259" w:lineRule="auto"/>
-                          <w:ind w:left="0" w:firstLine="0"/>
-                          <w:jc w:val="left"/>
-                        </w:pPr>
-                        <w:r>
-                          <w:rPr>
-                            <w:rFonts w:ascii="Georgia" w:eastAsia="Georgia" w:hAnsi="Georgia" w:cs="Georgia"/>
-                            <w:b/>
-                            <w:sz w:val="18"/>
-                          </w:rPr>
-                          <w:t>LANDCULTURE INVESTMENT LTD,</w:t>
-                        </w:r>
-                      </w:p>
-                    </w:txbxContent>
-                  </v:textbox>
-                </v:rect>
-                <v:rect id="Rectangle 94" o:spid="_x0000_s1118" style="position:absolute;left:59724;top:80346;width:391;height:1750;visibility:visible;mso-wrap-style:square;v-text-anchor:top" o:gfxdata="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" filled="f" stroked="f">
-                  <v:textbox inset="0,0,0,0">
-                    <w:txbxContent>
-                      <w:p>
-                        <w:pPr>
-                          <w:spacing w:after="160" w:line="259" w:lineRule="auto"/>
-                          <w:ind w:left="0" w:firstLine="0"/>
-                          <w:jc w:val="left"/>
-                        </w:pPr>
-                        <w:r>
-                          <w:rPr>
-                            <w:rFonts w:ascii="Georgia" w:eastAsia="Georgia" w:hAnsi="Georgia" w:cs="Georgia"/>
-                            <w:b/>
-                            <w:sz w:val="18"/>
-                          </w:rPr>
-                          <w:t xml:space="preserve"> </w:t>
-                        </w:r>
-                      </w:p>
-                    </w:txbxContent>
-                  </v:textbox>
-                </v:rect>
-                <v:rect id="Rectangle 95" o:spid="_x0000_s1119" style="position:absolute;left:6235;top:81299;width:507;height:2245;visibility:visible;mso-wrap-style:square;v-text-anchor:top" o:gfxdata="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" filled="f" stroked="f">
-                  <v:textbox inset="0,0,0,0">
-                    <w:txbxContent>
-                      <w:p>
-                        <w:pPr>
-                          <w:spacing w:after="160" w:line="259" w:lineRule="auto"/>
-                          <w:ind w:left="0" w:firstLine="0"/>
-                          <w:jc w:val="left"/>
-                        </w:pPr>
-                        <w:r>
-                          <w:t xml:space="preserve"> </w:t>
-                        </w:r>
-                      </w:p>
-                    </w:txbxContent>
-                  </v:textbox>
-                </v:rect>
-                <v:rect id="Rectangle 96" o:spid="_x0000_s1120" style="position:absolute;left:39665;top:82906;width:25447;height:1750;visibility:visible;mso-wrap-style:square;v-text-anchor:top" o:gfxdata="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" filled="f" stroked="f">
-                  <v:textbox inset="0,0,0,0">
-                    <w:txbxContent>
-                      <w:p>
-                        <w:pPr>
-                          <w:spacing w:after="160" w:line="259" w:lineRule="auto"/>
-                          <w:ind w:left="0" w:firstLine="0"/>
-                          <w:jc w:val="left"/>
-                        </w:pPr>
-                        <w:r>
-                          <w:rPr>
-                            <w:rFonts w:ascii="Georgia" w:eastAsia="Georgia" w:hAnsi="Georgia" w:cs="Georgia"/>
-                            <w:b/>
-                            <w:sz w:val="18"/>
-                          </w:rPr>
-                          <w:t>PLOT 6, OLD JEBBA ROAD, BES</w:t>
-                        </w:r>
-                      </w:p>
-                    </w:txbxContent>
-                  </v:textbox>
-                </v:rect>
-                <v:rect id="Rectangle 97" o:spid="_x0000_s1121" style="position:absolute;left:58787;top:82906;width:9172;height:1750;visibility:visible;mso-wrap-style:square;v-text-anchor:top" o:gfxdata="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" filled="f" stroked="f">
-                  <v:textbox inset="0,0,0,0">
-                    <w:txbxContent>
-                      <w:p>
-                        <w:pPr>
-                          <w:spacing w:after="160" w:line="259" w:lineRule="auto"/>
-                          <w:ind w:left="0" w:firstLine="0"/>
-                          <w:jc w:val="left"/>
-                        </w:pPr>
-                        <w:r>
-                          <w:rPr>
-                            <w:rFonts w:ascii="Georgia" w:eastAsia="Georgia" w:hAnsi="Georgia" w:cs="Georgia"/>
-                            <w:b/>
-                            <w:sz w:val="18"/>
-                          </w:rPr>
-                          <w:t>IDE IPMAN</w:t>
-                        </w:r>
-                      </w:p>
-                    </w:txbxContent>
-                  </v:textbox>
-                </v:rect>
-                <v:rect id="Rectangle 98" o:spid="_x0000_s1122" style="position:absolute;left:65671;top:82906;width:391;height:1750;visibility:visible;mso-wrap-style:square;v-text-anchor:top" o:gfxdata="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" filled="f" stroked="f">
-                  <v:textbox inset="0,0,0,0">
-                    <w:txbxContent>
-                      <w:p>
-                        <w:pPr>
-                          <w:spacing w:after="160" w:line="259" w:lineRule="auto"/>
-                          <w:ind w:left="0" w:firstLine="0"/>
-                          <w:jc w:val="left"/>
-                        </w:pPr>
-                        <w:r>
-                          <w:rPr>
-                            <w:rFonts w:ascii="Georgia" w:eastAsia="Georgia" w:hAnsi="Georgia" w:cs="Georgia"/>
-                            <w:b/>
-                            <w:sz w:val="18"/>
-                          </w:rPr>
-                          <w:t xml:space="preserve"> </w:t>
-                        </w:r>
-                      </w:p>
-                    </w:txbxContent>
-                  </v:textbox>
-                </v:rect>
-                <v:rect id="Rectangle 99" o:spid="_x0000_s1123" style="position:absolute;left:38239;top:84217;width:3105;height:1750;visibility:visible;mso-wrap-style:square;v-text-anchor:top" o:gfxdata="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" filled="f" stroked="f">
-                  <v:textbox inset="0,0,0,0">
-                    <w:txbxContent>
-                      <w:p>
-                        <w:pPr>
-                          <w:spacing w:after="160" w:line="259" w:lineRule="auto"/>
-                          <w:ind w:left="0" w:firstLine="0"/>
-                          <w:jc w:val="left"/>
-                        </w:pPr>
-                        <w:r>
-                          <w:rPr>
-                            <w:rFonts w:ascii="Georgia" w:eastAsia="Georgia" w:hAnsi="Georgia" w:cs="Georgia"/>
-                            <w:b/>
-                            <w:sz w:val="18"/>
-                          </w:rPr>
-                          <w:t>BUI</w:t>
-                        </w:r>
-                      </w:p>
-                    </w:txbxContent>
-                  </v:textbox>
-                </v:rect>
-                <v:rect id="Rectangle 100" o:spid="_x0000_s1124" style="position:absolute;left:40567;top:84217;width:2327;height:1750;visibility:visible;mso-wrap-style:square;v-text-anchor:top" o:gfxdata="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" filled="f" stroked="f">
-                  <v:textbox inset="0,0,0,0">
-                    <w:txbxContent>
-                      <w:p>
-                        <w:pPr>
-                          <w:spacing w:after="160" w:line="259" w:lineRule="auto"/>
-                          <w:ind w:left="0" w:firstLine="0"/>
-                          <w:jc w:val="left"/>
-                        </w:pPr>
-                        <w:r>
-                          <w:rPr>
-                            <w:rFonts w:ascii="Georgia" w:eastAsia="Georgia" w:hAnsi="Georgia" w:cs="Georgia"/>
-                            <w:b/>
-                            <w:sz w:val="18"/>
-                          </w:rPr>
-                          <w:t>LD</w:t>
-                        </w:r>
-                      </w:p>
-                    </w:txbxContent>
-                  </v:textbox>
-                </v:rect>
-                <v:rect id="Rectangle 101" o:spid="_x0000_s1125" style="position:absolute;left:42304;top:84217;width:3196;height:1750;visibility:visible;mso-wrap-style:square;v-text-anchor:top" o:gfxdata="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" filled="f" stroked="f">
-                  <v:textbox inset="0,0,0,0">
-                    <w:txbxContent>
-                      <w:p>
-                        <w:pPr>
-                          <w:spacing w:after="160" w:line="259" w:lineRule="auto"/>
-                          <w:ind w:left="0" w:firstLine="0"/>
-                          <w:jc w:val="left"/>
-                        </w:pPr>
-                        <w:r>
-                          <w:rPr>
-                            <w:rFonts w:ascii="Georgia" w:eastAsia="Georgia" w:hAnsi="Georgia" w:cs="Georgia"/>
-                            <w:b/>
-                            <w:sz w:val="18"/>
-                          </w:rPr>
-                          <w:t>ING</w:t>
-                        </w:r>
-                      </w:p>
-                    </w:txbxContent>
-                  </v:textbox>
-                </v:rect>
-                <v:rect id="Rectangle 102" o:spid="_x0000_s1126" style="position:absolute;left:44695;top:84217;width:506;height:1750;visibility:visible;mso-wrap-style:square;v-text-anchor:top" o:gfxdata="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" filled="f" stroked="f">
-                  <v:textbox inset="0,0,0,0">
-                    <w:txbxContent>
-                      <w:p>
-                        <w:pPr>
-                          <w:spacing w:after="160" w:line="259" w:lineRule="auto"/>
-                          <w:ind w:left="0" w:firstLine="0"/>
-                          <w:jc w:val="left"/>
-                        </w:pPr>
-                        <w:r>
-                          <w:rPr>
-                            <w:rFonts w:ascii="Georgia" w:eastAsia="Georgia" w:hAnsi="Georgia" w:cs="Georgia"/>
-                            <w:b/>
-                            <w:sz w:val="18"/>
-                          </w:rPr>
-                          <w:t>,</w:t>
-                        </w:r>
-                      </w:p>
-                    </w:txbxContent>
-                  </v:textbox>
-                </v:rect>
-                <v:rect id="Rectangle 103" o:spid="_x0000_s1127" style="position:absolute;left:45070;top:84217;width:392;height:1750;visibility:visible;mso-wrap-style:square;v-text-anchor:top" o:gfxdata="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" filled="f" stroked="f">
-                  <v:textbox inset="0,0,0,0">
-                    <w:txbxContent>
-                      <w:p>
-                        <w:pPr>
-                          <w:spacing w:after="160" w:line="259" w:lineRule="auto"/>
-                          <w:ind w:left="0" w:firstLine="0"/>
-                          <w:jc w:val="left"/>
-                        </w:pPr>
-                        <w:r>
-                          <w:rPr>
-                            <w:rFonts w:ascii="Georgia" w:eastAsia="Georgia" w:hAnsi="Georgia" w:cs="Georgia"/>
-                            <w:b/>
-                            <w:sz w:val="18"/>
-                          </w:rPr>
-                          <w:t xml:space="preserve"> </w:t>
-                        </w:r>
-                      </w:p>
-                    </w:txbxContent>
-                  </v:textbox>
-                </v:rect>
-                <v:rect id="Rectangle 104" o:spid="_x0000_s1128" style="position:absolute;left:6235;top:85170;width:507;height:2245;visibility:visible;mso-wrap-style:square;v-text-anchor:top" o:gfxdata="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" filled="f" stroked="f">
-                  <v:textbox inset="0,0,0,0">
-                    <w:txbxContent>
-                      <w:p>
-                        <w:pPr>
-                          <w:spacing w:after="160" w:line="259" w:lineRule="auto"/>
-                          <w:ind w:left="0" w:firstLine="0"/>
-                          <w:jc w:val="left"/>
-                        </w:pPr>
-                        <w:r>
-                          <w:t xml:space="preserve"> </w:t>
-                        </w:r>
-                      </w:p>
-                    </w:txbxContent>
-                  </v:textbox>
-                </v:rect>
-                <v:rect id="Rectangle 105" o:spid="_x0000_s1129" style="position:absolute;left:38239;top:86777;width:1000;height:1750;visibility:visible;mso-wrap-style:square;v-text-anchor:top" o:gfxdata="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" filled="f" stroked="f">
-                  <v:textbox inset="0,0,0,0">
-                    <w:txbxContent>
-                      <w:p>
-                        <w:pPr>
-                          <w:spacing w:after="160" w:line="259" w:lineRule="auto"/>
-                          <w:ind w:left="0" w:firstLine="0"/>
-                          <w:jc w:val="left"/>
-                        </w:pPr>
-                        <w:r>
-                          <w:rPr>
-                            <w:rFonts w:ascii="Georgia" w:eastAsia="Georgia" w:hAnsi="Georgia" w:cs="Georgia"/>
-                            <w:b/>
-                            <w:sz w:val="18"/>
-                          </w:rPr>
-                          <w:t/>
-                        </w:r>
-                      </w:p>
-                    </w:txbxContent>
-                  </v:textbox>
-                </v:rect>
-                <v:rect id="Rectangle 106" o:spid="_x0000_s1130" style="position:absolute;left:38981;top:86777;width:1168;height:1750;visibility:visible;mso-wrap-style:square;v-text-anchor:top" o:gfxdata="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" filled="f" stroked="f">
-                  <v:textbox inset="0,0,0,0">
-                    <w:txbxContent>
-                      <w:p>
-                        <w:pPr>
-                          <w:spacing w:after="160" w:line="259" w:lineRule="auto"/>
-                          <w:ind w:left="0" w:firstLine="0"/>
-                          <w:jc w:val="left"/>
-                        </w:pPr>
-                        <w:r>
-                          <w:rPr>
-                            <w:rFonts w:ascii="Georgia" w:eastAsia="Georgia" w:hAnsi="Georgia" w:cs="Georgia"/>
-                            <w:b/>
-                            <w:sz w:val="18"/>
-                          </w:rPr>
-                          <w:t>A</w:t>
-                        </w:r>
-                      </w:p>
-                    </w:txbxContent>
-                  </v:textbox>
-                </v:rect>
-                <v:rect id="Rectangle 107" o:spid="_x0000_s1131" style="position:absolute;left:39848;top:86777;width:24328;height:1750;visibility:visible;mso-wrap-style:square;v-text-anchor:top" o:gfxdata="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" filled="f" stroked="f">
-                  <v:textbox inset="0,0,0,0">
-                    <w:txbxContent>
-                      <w:p>
-                        <w:pPr>
-                          <w:spacing w:after="160" w:line="259" w:lineRule="auto"/>
-                          <w:ind w:left="0" w:firstLine="0"/>
-                          <w:jc w:val="left"/>
-                        </w:pPr>
-                        <w:r>
-                          <w:rPr>
-                            <w:rFonts w:ascii="Georgia" w:eastAsia="Georgia" w:hAnsi="Georgia" w:cs="Georgia"/>
-                            <w:b/>
-                            <w:sz w:val="18"/>
-                          </w:rPr>
-                          <w:t>NGO, ILORIN, KWARA STATE.</w:t>
-                        </w:r>
-                      </w:p>
-                    </w:txbxContent>
-                  </v:textbox>
-                </v:rect>
-                <v:rect id="Rectangle 108" o:spid="_x0000_s1132" style="position:absolute;left:58136;top:86777;width:391;height:1750;visibility:visible;mso-wrap-style:square;v-text-anchor:top" o:gfxdata="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" filled="f" stroked="f">
-                  <v:textbox inset="0,0,0,0">
-                    <w:txbxContent>
-                      <w:p>
-                        <w:pPr>
-                          <w:spacing w:after="160" w:line="259" w:lineRule="auto"/>
-                          <w:ind w:left="0" w:firstLine="0"/>
-                          <w:jc w:val="left"/>
-                        </w:pPr>
-                        <w:r>
-                          <w:rPr>
-                            <w:rFonts w:ascii="Georgia" w:eastAsia="Georgia" w:hAnsi="Georgia" w:cs="Georgia"/>
-                            <w:b/>
-                            <w:sz w:val="18"/>
-                          </w:rPr>
-                          <w:t xml:space="preserve"> </w:t>
-                        </w:r>
-                      </w:p>
-                    </w:txbxContent>
-                  </v:textbox>
-                </v:rect>
-                <w10:anchorlock/>
-              </v:group>
-            </w:pict>
-          </mc:Fallback>
-        </mc:AlternateContent>
+          <w:szCs w:val="22"/>
+          <w:b/>
+          <w:bCs/>
+        </w:rPr>
+        <w:t xml:space="preserve">BETWEEN</w:t>
+      </w:r>
+    </w:p>
+    <w:p>
+      <w:pPr>
+        <w:jc w:val="center"/>
+        <w:spacing w:before="600" w:after="100"/>
+      </w:pPr>
+      <w:r>
+        <w:rPr>
+          <w:sz w:val="28"/>
+          <w:szCs w:val="28"/>
+          <w:b/>
+          <w:bCs/>
+        </w:rPr>
+        <w:t xml:space="preserve">LANDCULTURE INVESTMENT LTD</w:t>
+      </w:r>
+    </w:p>
+    <w:p>
+      <w:pPr>
+        <w:jc w:val="center"/>
+        <w:spacing w:before="0" w:after="400"/>
+      </w:pPr>
+      <w:r>
+        <w:rPr>
+          <w:sz w:val="22"/>
+          <w:szCs w:val="22"/>
+        </w:rPr>
+        <w:t xml:space="preserve">(The VENDOR)</w:t>
+      </w:r>
+    </w:p>
+    <w:p>
+      <w:pPr>
+        <w:jc w:val="center"/>
+        <w:spacing w:before="400" w:after="400"/>
+      </w:pPr>
+      <w:r>
+        <w:rPr>
+          <w:sz w:val="22"/>
+          <w:szCs w:val="22"/>
+          <w:b/>
+          <w:bCs/>
+        </w:rPr>
+        <w:t xml:space="preserve">AND</w:t>
+      </w:r>
+    </w:p>
+    <w:p>
+      <w:pPr>
+        <w:jc w:val="center"/>
+        <w:spacing w:before="600" w:after="100"/>
+      </w:pPr>
+      <w:r>
+        <w:rPr>
+          <w:sz w:val="28"/>
+          <w:szCs w:val="28"/>
+          <w:b/>
+          <w:bCs/>
+        </w:rPr>
+        <w:t xml:space="preserve">{{CUSTOMER_NAME}}</w:t>
+      </w:r>
+    </w:p>
+    <w:p>
+      <w:pPr>
+        <w:jc w:val="center"/>
+        <w:spacing w:before="0" w:after="400"/>
+      </w:pPr>
+      <w:r>
+        <w:rPr>
+          <w:sz w:val="22"/>
+          <w:szCs w:val="22"/>
+        </w:rPr>
+        <w:t xml:space="preserve">(The PURCHASER)</w:t>
+      </w:r>
+    </w:p>
+    <w:p>
+      <w:pPr>
+        <w:jc w:val="center"/>
+        <w:spacing w:before="800" w:after="400"/>
+      </w:pPr>
+      <w:r>
+        <w:rPr>
+          <w:sz w:val="28"/>
+          <w:szCs w:val="28"/>
+          <w:b/>
+          <w:bCs/>
+        </w:rPr>
+        <w:t xml:space="preserve">IN RESPECT OF {{NUM_PLOTS_WORDS_UPPER}} PLOTS OF LAND MEASURING {{PLOT_SIZE_SQM}} SQUARE METERS SITUATE AT ALAFIA GARDENS, LOCATED AT WARA COMMUNITY, ALONG EIYENKORIN EXPRESS ROAD KWARA STATE.</w:t>
+      </w:r>
+    </w:p>
+    <w:p>
+      <w:pPr>
+        <w:jc w:val="center"/>
+        <w:spacing w:before="200" w:after="0"/>
+      </w:pPr>
+      <w:r>
+        <w:rPr>
+          <w:sz w:val="22"/>
+          <w:szCs w:val="22"/>
+        </w:rPr>
+        <w:t xml:space="preserve">………………………………………………………………………</w:t>
+      </w:r>
+    </w:p>
+    <w:p>
+      <w:r>
+        <w:br w:type="page"/>
       </w:r>
     </w:p>
     <w:p>
@@ -6124,23 +336,27 @@
         <w:rPr>
           <w:b/>
         </w:rPr>
-        <w:t>{{CUSTOMER_NAME}} of {{CUSTOMER_ADDRESS}}</w:t>
-        <w:tab/>
-        <w:t xml:space="preserve"> </w:t>
-      </w:r>
-      <w:r/>
-      <w:r>
-        <w:rPr>
-          <w:b/>
-        </w:rPr>
+        <w:t>{{CUSTOMER_NAME}}</w:t>
+      </w:r>
+      <w:r>
+        <w:t xml:space="preserve"> of </w:t>
+      </w:r>
+      <w:r>
+        <w:rPr>
+          <w:b/>
+        </w:rPr>
+        <w:t>{{CUSTOMER_ADDRESS}}</w:t>
       </w:r>
       <w:r>
         <w:rPr>
           <w:rFonts w:ascii="Cambria" w:eastAsia="Cambria" w:hAnsi="Cambria" w:cs="Cambria"/>
           <w:vertAlign w:val="subscript"/>
         </w:rPr>
-      </w:r>
-      <w:r/>
+        <w:tab/>
+      </w:r>
+      <w:r>
+        <w:t xml:space="preserve"> </w:t>
+      </w:r>
     </w:p>
     <w:p>
       <w:pPr>
@@ -10333,12 +4549,13 @@
         <w:rPr>
           <w:b/>
         </w:rPr>
-        <w:t xml:space="preserve">{{CUSTOMER_NAME}} </w:t>
-      </w:r>
-      <w:r>
-        <w:rPr>
-          <w:b/>
-        </w:rPr>
+        <w:t>{{CUSTOMER_NAME}}</w:t>
+      </w:r>
+      <w:r>
+        <w:rPr>
+          <w:b/>
+        </w:rPr>
+        <w:t xml:space="preserve"> </w:t>
       </w:r>
     </w:p>
     <w:p>

--- a/contract_template.docx
+++ b/contract_template.docx
@@ -4,136 +4,5924 @@
   <w:body>
     <w:p>
       <w:pPr>
-        <w:jc w:val="center"/>
-        <w:spacing w:before="1200" w:after="400"/>
-      </w:pPr>
-      <w:r>
-        <w:rPr>
-          <w:sz w:val="48"/>
-          <w:szCs w:val="48"/>
-          <w:b/>
-          <w:bCs/>
-        </w:rPr>
-        <w:t xml:space="preserve">CONTRACT OF SALE</w:t>
-      </w:r>
-    </w:p>
-    <w:p>
-      <w:pPr>
-        <w:jc w:val="center"/>
-        <w:spacing w:before="600" w:after="400"/>
-      </w:pPr>
-      <w:r>
-        <w:rPr>
+        <w:spacing w:after="0" w:line="259" w:lineRule="auto"/>
+        <w:ind w:left="-982" w:right="-939" w:firstLine="0"/>
+        <w:jc w:val="left"/>
+      </w:pPr>
+      <w:r>
+        <w:rPr>
+          <w:rFonts w:ascii="Calibri" w:eastAsia="Calibri" w:hAnsi="Calibri" w:cs="Calibri"/>
+          <w:noProof/>
           <w:sz w:val="22"/>
-          <w:szCs w:val="22"/>
-          <w:b/>
-          <w:bCs/>
-        </w:rPr>
-        <w:t xml:space="preserve">BETWEEN</w:t>
-      </w:r>
-    </w:p>
-    <w:p>
-      <w:pPr>
-        <w:jc w:val="center"/>
-        <w:spacing w:before="600" w:after="100"/>
-      </w:pPr>
-      <w:r>
-        <w:rPr>
-          <w:sz w:val="28"/>
-          <w:szCs w:val="28"/>
-          <w:b/>
-          <w:bCs/>
-        </w:rPr>
-        <w:t xml:space="preserve">LANDCULTURE INVESTMENT LTD</w:t>
-      </w:r>
-    </w:p>
-    <w:p>
-      <w:pPr>
-        <w:jc w:val="center"/>
-        <w:spacing w:before="0" w:after="400"/>
-      </w:pPr>
-      <w:r>
-        <w:rPr>
-          <w:sz w:val="22"/>
-          <w:szCs w:val="22"/>
-        </w:rPr>
-        <w:t xml:space="preserve">(The VENDOR)</w:t>
-      </w:r>
-    </w:p>
-    <w:p>
-      <w:pPr>
-        <w:jc w:val="center"/>
-        <w:spacing w:before="400" w:after="400"/>
-      </w:pPr>
-      <w:r>
-        <w:rPr>
-          <w:sz w:val="22"/>
-          <w:szCs w:val="22"/>
-          <w:b/>
-          <w:bCs/>
-        </w:rPr>
-        <w:t xml:space="preserve">AND</w:t>
-      </w:r>
-    </w:p>
-    <w:p>
-      <w:pPr>
-        <w:jc w:val="center"/>
-        <w:spacing w:before="600" w:after="100"/>
-      </w:pPr>
-      <w:r>
-        <w:rPr>
-          <w:sz w:val="28"/>
-          <w:szCs w:val="28"/>
-          <w:b/>
-          <w:bCs/>
-        </w:rPr>
-        <w:t xml:space="preserve">{{CUSTOMER_NAME}}</w:t>
-      </w:r>
-    </w:p>
-    <w:p>
-      <w:pPr>
-        <w:jc w:val="center"/>
-        <w:spacing w:before="0" w:after="400"/>
-      </w:pPr>
-      <w:r>
-        <w:rPr>
-          <w:sz w:val="22"/>
-          <w:szCs w:val="22"/>
-        </w:rPr>
-        <w:t xml:space="preserve">(The PURCHASER)</w:t>
-      </w:r>
-    </w:p>
-    <w:p>
-      <w:pPr>
-        <w:jc w:val="center"/>
-        <w:spacing w:before="800" w:after="400"/>
-      </w:pPr>
-      <w:r>
-        <w:rPr>
-          <w:sz w:val="28"/>
-          <w:szCs w:val="28"/>
-          <w:b/>
-          <w:bCs/>
-        </w:rPr>
-        <w:t xml:space="preserve">IN RESPECT OF {{NUM_PLOTS_WORDS_UPPER}} PLOTS OF LAND MEASURING {{PLOT_SIZE_SQM}} SQUARE METERS SITUATE AT ALAFIA GARDENS, LOCATED AT WARA COMMUNITY, ALONG EIYENKORIN EXPRESS ROAD KWARA STATE.</w:t>
-      </w:r>
-    </w:p>
-    <w:p>
-      <w:pPr>
-        <w:jc w:val="center"/>
-        <w:spacing w:before="200" w:after="0"/>
-      </w:pPr>
-      <w:r>
-        <w:rPr>
-          <w:sz w:val="22"/>
-          <w:szCs w:val="22"/>
-        </w:rPr>
-        <w:t xml:space="preserve">………………………………………………………………………</w:t>
-      </w:r>
-    </w:p>
-    <w:p>
-      <w:r>
-        <w:br w:type="page"/>
+        </w:rPr>
+        <mc:AlternateContent>
+          <mc:Choice Requires="wpg">
+            <w:drawing>
+              <wp:inline distT="0" distB="0" distL="0" distR="0" wp14:anchorId="568177DB" wp14:editId="3FDFF336">
+                <wp:extent cx="7163435" cy="9448800"/>
+                <wp:effectExtent l="0" t="0" r="0" b="0"/>
+                <wp:docPr id="11271" name="Group 11271"/>
+                <wp:cNvGraphicFramePr/>
+                <a:graphic xmlns:a="http://schemas.openxmlformats.org/drawingml/2006/main">
+                  <a:graphicData uri="http://schemas.microsoft.com/office/word/2010/wordprocessingGroup">
+                    <wpg:wgp>
+                      <wpg:cNvGrpSpPr/>
+                      <wpg:grpSpPr>
+                        <a:xfrm>
+                          <a:off x="0" y="0"/>
+                          <a:ext cx="7163435" cy="9448800"/>
+                          <a:chOff x="0" y="0"/>
+                          <a:chExt cx="7163435" cy="9448800"/>
+                        </a:xfrm>
+                      </wpg:grpSpPr>
+                      <pic:pic xmlns:pic="http://schemas.openxmlformats.org/drawingml/2006/picture">
+                        <pic:nvPicPr>
+                          <pic:cNvPr id="8" name="Picture 8"/>
+                          <pic:cNvPicPr/>
+                        </pic:nvPicPr>
+                        <pic:blipFill>
+                          <a:blip r:embed="rId5"/>
+                          <a:stretch>
+                            <a:fillRect/>
+                          </a:stretch>
+                        </pic:blipFill>
+                        <pic:spPr>
+                          <a:xfrm>
+                            <a:off x="0" y="0"/>
+                            <a:ext cx="7163435" cy="9448800"/>
+                          </a:xfrm>
+                          <a:prstGeom prst="rect">
+                            <a:avLst/>
+                          </a:prstGeom>
+                        </pic:spPr>
+                      </pic:pic>
+                      <wps:wsp>
+                        <wps:cNvPr id="9" name="Rectangle 9"/>
+                        <wps:cNvSpPr/>
+                        <wps:spPr>
+                          <a:xfrm>
+                            <a:off x="2047416" y="428281"/>
+                            <a:ext cx="94730" cy="423761"/>
+                          </a:xfrm>
+                          <a:prstGeom prst="rect">
+                            <a:avLst/>
+                          </a:prstGeom>
+                          <a:ln>
+                            <a:noFill/>
+                          </a:ln>
+                        </wps:spPr>
+                        <wps:txbx>
+                          <w:txbxContent>
+                            <w:p>
+                              <w:pPr>
+                                <w:spacing w:after="160" w:line="259" w:lineRule="auto"/>
+                                <w:ind w:left="0" w:firstLine="0"/>
+                                <w:jc w:val="left"/>
+                              </w:pPr>
+                              <w:r>
+                                <w:rPr>
+                                  <w:rFonts w:ascii="Georgia" w:eastAsia="Georgia" w:hAnsi="Georgia" w:cs="Georgia"/>
+                                  <w:b/>
+                                  <w:sz w:val="44"/>
+                                </w:rPr>
+                                <w:t xml:space="preserve"> </w:t>
+                              </w:r>
+                            </w:p>
+                          </w:txbxContent>
+                        </wps:txbx>
+                        <wps:bodyPr horzOverflow="overflow" vert="horz" lIns="0" tIns="0" rIns="0" bIns="0" rtlCol="0">
+                          <a:noAutofit/>
+                        </wps:bodyPr>
+                      </wps:wsp>
+                      <wps:wsp>
+                        <wps:cNvPr id="10" name="Rectangle 10"/>
+                        <wps:cNvSpPr/>
+                        <wps:spPr>
+                          <a:xfrm>
+                            <a:off x="2118358" y="428281"/>
+                            <a:ext cx="4023980" cy="423761"/>
+                          </a:xfrm>
+                          <a:prstGeom prst="rect">
+                            <a:avLst/>
+                          </a:prstGeom>
+                          <a:ln>
+                            <a:noFill/>
+                          </a:ln>
+                        </wps:spPr>
+                        <wps:txbx>
+                          <w:txbxContent>
+                            <w:p>
+                              <w:pPr>
+                                <w:spacing w:after="160" w:line="259" w:lineRule="auto"/>
+                                <w:ind w:left="0" w:firstLine="0"/>
+                                <w:jc w:val="left"/>
+                              </w:pPr>
+                              <w:r>
+                                <w:rPr>
+                                  <w:rFonts w:ascii="Georgia" w:eastAsia="Georgia" w:hAnsi="Georgia" w:cs="Georgia"/>
+                                  <w:b/>
+                                  <w:sz w:val="44"/>
+                                </w:rPr>
+                                <w:t>CONTRACT OF SALE</w:t>
+                              </w:r>
+                            </w:p>
+                          </w:txbxContent>
+                        </wps:txbx>
+                        <wps:bodyPr horzOverflow="overflow" vert="horz" lIns="0" tIns="0" rIns="0" bIns="0" rtlCol="0">
+                          <a:noAutofit/>
+                        </wps:bodyPr>
+                      </wps:wsp>
+                      <wps:wsp>
+                        <wps:cNvPr id="11" name="Rectangle 11"/>
+                        <wps:cNvSpPr/>
+                        <wps:spPr>
+                          <a:xfrm>
+                            <a:off x="5143325" y="428281"/>
+                            <a:ext cx="94730" cy="423761"/>
+                          </a:xfrm>
+                          <a:prstGeom prst="rect">
+                            <a:avLst/>
+                          </a:prstGeom>
+                          <a:ln>
+                            <a:noFill/>
+                          </a:ln>
+                        </wps:spPr>
+                        <wps:txbx>
+                          <w:txbxContent>
+                            <w:p>
+                              <w:pPr>
+                                <w:spacing w:after="160" w:line="259" w:lineRule="auto"/>
+                                <w:ind w:left="0" w:firstLine="0"/>
+                                <w:jc w:val="left"/>
+                              </w:pPr>
+                              <w:r>
+                                <w:rPr>
+                                  <w:rFonts w:ascii="Georgia" w:eastAsia="Georgia" w:hAnsi="Georgia" w:cs="Georgia"/>
+                                  <w:b/>
+                                  <w:sz w:val="44"/>
+                                </w:rPr>
+                                <w:t xml:space="preserve"> </w:t>
+                              </w:r>
+                            </w:p>
+                          </w:txbxContent>
+                        </wps:txbx>
+                        <wps:bodyPr horzOverflow="overflow" vert="horz" lIns="0" tIns="0" rIns="0" bIns="0" rtlCol="0">
+                          <a:noAutofit/>
+                        </wps:bodyPr>
+                      </wps:wsp>
+                      <wps:wsp>
+                        <wps:cNvPr id="12" name="Rectangle 12"/>
+                        <wps:cNvSpPr/>
+                        <wps:spPr>
+                          <a:xfrm>
+                            <a:off x="623571" y="714207"/>
+                            <a:ext cx="50673" cy="224466"/>
+                          </a:xfrm>
+                          <a:prstGeom prst="rect">
+                            <a:avLst/>
+                          </a:prstGeom>
+                          <a:ln>
+                            <a:noFill/>
+                          </a:ln>
+                        </wps:spPr>
+                        <wps:txbx>
+                          <w:txbxContent>
+                            <w:p>
+                              <w:pPr>
+                                <w:spacing w:after="160" w:line="259" w:lineRule="auto"/>
+                                <w:ind w:left="0" w:firstLine="0"/>
+                                <w:jc w:val="left"/>
+                              </w:pPr>
+                              <w:r>
+                                <w:t xml:space="preserve"> </w:t>
+                              </w:r>
+                            </w:p>
+                          </w:txbxContent>
+                        </wps:txbx>
+                        <wps:bodyPr horzOverflow="overflow" vert="horz" lIns="0" tIns="0" rIns="0" bIns="0" rtlCol="0">
+                          <a:noAutofit/>
+                        </wps:bodyPr>
+                      </wps:wsp>
+                      <wps:wsp>
+                        <wps:cNvPr id="13" name="Rectangle 13"/>
+                        <wps:cNvSpPr/>
+                        <wps:spPr>
+                          <a:xfrm>
+                            <a:off x="623571" y="842223"/>
+                            <a:ext cx="50673" cy="224466"/>
+                          </a:xfrm>
+                          <a:prstGeom prst="rect">
+                            <a:avLst/>
+                          </a:prstGeom>
+                          <a:ln>
+                            <a:noFill/>
+                          </a:ln>
+                        </wps:spPr>
+                        <wps:txbx>
+                          <w:txbxContent>
+                            <w:p>
+                              <w:pPr>
+                                <w:spacing w:after="160" w:line="259" w:lineRule="auto"/>
+                                <w:ind w:left="0" w:firstLine="0"/>
+                                <w:jc w:val="left"/>
+                              </w:pPr>
+                              <w:r>
+                                <w:t xml:space="preserve"> </w:t>
+                              </w:r>
+                            </w:p>
+                          </w:txbxContent>
+                        </wps:txbx>
+                        <wps:bodyPr horzOverflow="overflow" vert="horz" lIns="0" tIns="0" rIns="0" bIns="0" rtlCol="0">
+                          <a:noAutofit/>
+                        </wps:bodyPr>
+                      </wps:wsp>
+                      <wps:wsp>
+                        <wps:cNvPr id="14" name="Rectangle 14"/>
+                        <wps:cNvSpPr/>
+                        <wps:spPr>
+                          <a:xfrm>
+                            <a:off x="623571" y="970239"/>
+                            <a:ext cx="50673" cy="224466"/>
+                          </a:xfrm>
+                          <a:prstGeom prst="rect">
+                            <a:avLst/>
+                          </a:prstGeom>
+                          <a:ln>
+                            <a:noFill/>
+                          </a:ln>
+                        </wps:spPr>
+                        <wps:txbx>
+                          <w:txbxContent>
+                            <w:p>
+                              <w:pPr>
+                                <w:spacing w:after="160" w:line="259" w:lineRule="auto"/>
+                                <w:ind w:left="0" w:firstLine="0"/>
+                                <w:jc w:val="left"/>
+                              </w:pPr>
+                              <w:r>
+                                <w:t xml:space="preserve"> </w:t>
+                              </w:r>
+                            </w:p>
+                          </w:txbxContent>
+                        </wps:txbx>
+                        <wps:bodyPr horzOverflow="overflow" vert="horz" lIns="0" tIns="0" rIns="0" bIns="0" rtlCol="0">
+                          <a:noAutofit/>
+                        </wps:bodyPr>
+                      </wps:wsp>
+                      <wps:wsp>
+                        <wps:cNvPr id="15" name="Rectangle 15"/>
+                        <wps:cNvSpPr/>
+                        <wps:spPr>
+                          <a:xfrm>
+                            <a:off x="623571" y="1143975"/>
+                            <a:ext cx="50673" cy="224466"/>
+                          </a:xfrm>
+                          <a:prstGeom prst="rect">
+                            <a:avLst/>
+                          </a:prstGeom>
+                          <a:ln>
+                            <a:noFill/>
+                          </a:ln>
+                        </wps:spPr>
+                        <wps:txbx>
+                          <w:txbxContent>
+                            <w:p>
+                              <w:pPr>
+                                <w:spacing w:after="160" w:line="259" w:lineRule="auto"/>
+                                <w:ind w:left="0" w:firstLine="0"/>
+                                <w:jc w:val="left"/>
+                              </w:pPr>
+                              <w:r>
+                                <w:t xml:space="preserve"> </w:t>
+                              </w:r>
+                            </w:p>
+                          </w:txbxContent>
+                        </wps:txbx>
+                        <wps:bodyPr horzOverflow="overflow" vert="horz" lIns="0" tIns="0" rIns="0" bIns="0" rtlCol="0">
+                          <a:noAutofit/>
+                        </wps:bodyPr>
+                      </wps:wsp>
+                      <wps:wsp>
+                        <wps:cNvPr id="16" name="Rectangle 16"/>
+                        <wps:cNvSpPr/>
+                        <wps:spPr>
+                          <a:xfrm>
+                            <a:off x="3170876" y="1319863"/>
+                            <a:ext cx="1129157" cy="230304"/>
+                          </a:xfrm>
+                          <a:prstGeom prst="rect">
+                            <a:avLst/>
+                          </a:prstGeom>
+                          <a:ln>
+                            <a:noFill/>
+                          </a:ln>
+                        </wps:spPr>
+                        <wps:txbx>
+                          <w:txbxContent>
+                            <w:p>
+                              <w:pPr>
+                                <w:spacing w:after="160" w:line="259" w:lineRule="auto"/>
+                                <w:ind w:left="0" w:firstLine="0"/>
+                                <w:jc w:val="left"/>
+                              </w:pPr>
+                              <w:r>
+                                <w:rPr>
+                                  <w:rFonts w:ascii="Georgia" w:eastAsia="Georgia" w:hAnsi="Georgia" w:cs="Georgia"/>
+                                  <w:b/>
+                                </w:rPr>
+                                <w:t>BETWEEN</w:t>
+                              </w:r>
+                            </w:p>
+                          </w:txbxContent>
+                        </wps:txbx>
+                        <wps:bodyPr horzOverflow="overflow" vert="horz" lIns="0" tIns="0" rIns="0" bIns="0" rtlCol="0">
+                          <a:noAutofit/>
+                        </wps:bodyPr>
+                      </wps:wsp>
+                      <wps:wsp>
+                        <wps:cNvPr id="17" name="Rectangle 17"/>
+                        <wps:cNvSpPr/>
+                        <wps:spPr>
+                          <a:xfrm>
+                            <a:off x="4019866" y="1319863"/>
+                            <a:ext cx="51484" cy="230304"/>
+                          </a:xfrm>
+                          <a:prstGeom prst="rect">
+                            <a:avLst/>
+                          </a:prstGeom>
+                          <a:ln>
+                            <a:noFill/>
+                          </a:ln>
+                        </wps:spPr>
+                        <wps:txbx>
+                          <w:txbxContent>
+                            <w:p>
+                              <w:pPr>
+                                <w:spacing w:after="160" w:line="259" w:lineRule="auto"/>
+                                <w:ind w:left="0" w:firstLine="0"/>
+                                <w:jc w:val="left"/>
+                              </w:pPr>
+                              <w:r>
+                                <w:rPr>
+                                  <w:rFonts w:ascii="Georgia" w:eastAsia="Georgia" w:hAnsi="Georgia" w:cs="Georgia"/>
+                                  <w:b/>
+                                </w:rPr>
+                                <w:t xml:space="preserve"> </w:t>
+                              </w:r>
+                            </w:p>
+                          </w:txbxContent>
+                        </wps:txbx>
+                        <wps:bodyPr horzOverflow="overflow" vert="horz" lIns="0" tIns="0" rIns="0" bIns="0" rtlCol="0">
+                          <a:noAutofit/>
+                        </wps:bodyPr>
+                      </wps:wsp>
+                      <wps:wsp>
+                        <wps:cNvPr id="18" name="Rectangle 18"/>
+                        <wps:cNvSpPr/>
+                        <wps:spPr>
+                          <a:xfrm>
+                            <a:off x="623571" y="1460966"/>
+                            <a:ext cx="50673" cy="224466"/>
+                          </a:xfrm>
+                          <a:prstGeom prst="rect">
+                            <a:avLst/>
+                          </a:prstGeom>
+                          <a:ln>
+                            <a:noFill/>
+                          </a:ln>
+                        </wps:spPr>
+                        <wps:txbx>
+                          <w:txbxContent>
+                            <w:p>
+                              <w:pPr>
+                                <w:spacing w:after="160" w:line="259" w:lineRule="auto"/>
+                                <w:ind w:left="0" w:firstLine="0"/>
+                                <w:jc w:val="left"/>
+                              </w:pPr>
+                              <w:r>
+                                <w:t xml:space="preserve"> </w:t>
+                              </w:r>
+                            </w:p>
+                          </w:txbxContent>
+                        </wps:txbx>
+                        <wps:bodyPr horzOverflow="overflow" vert="horz" lIns="0" tIns="0" rIns="0" bIns="0" rtlCol="0">
+                          <a:noAutofit/>
+                        </wps:bodyPr>
+                      </wps:wsp>
+                      <wps:wsp>
+                        <wps:cNvPr id="19" name="Rectangle 19"/>
+                        <wps:cNvSpPr/>
+                        <wps:spPr>
+                          <a:xfrm>
+                            <a:off x="623571" y="1585935"/>
+                            <a:ext cx="50673" cy="224466"/>
+                          </a:xfrm>
+                          <a:prstGeom prst="rect">
+                            <a:avLst/>
+                          </a:prstGeom>
+                          <a:ln>
+                            <a:noFill/>
+                          </a:ln>
+                        </wps:spPr>
+                        <wps:txbx>
+                          <w:txbxContent>
+                            <w:p>
+                              <w:pPr>
+                                <w:spacing w:after="160" w:line="259" w:lineRule="auto"/>
+                                <w:ind w:left="0" w:firstLine="0"/>
+                                <w:jc w:val="left"/>
+                              </w:pPr>
+                              <w:r>
+                                <w:t xml:space="preserve"> </w:t>
+                              </w:r>
+                            </w:p>
+                          </w:txbxContent>
+                        </wps:txbx>
+                        <wps:bodyPr horzOverflow="overflow" vert="horz" lIns="0" tIns="0" rIns="0" bIns="0" rtlCol="0">
+                          <a:noAutofit/>
+                        </wps:bodyPr>
+                      </wps:wsp>
+                      <wps:wsp>
+                        <wps:cNvPr id="20" name="Rectangle 20"/>
+                        <wps:cNvSpPr/>
+                        <wps:spPr>
+                          <a:xfrm>
+                            <a:off x="623571" y="1713951"/>
+                            <a:ext cx="50673" cy="224466"/>
+                          </a:xfrm>
+                          <a:prstGeom prst="rect">
+                            <a:avLst/>
+                          </a:prstGeom>
+                          <a:ln>
+                            <a:noFill/>
+                          </a:ln>
+                        </wps:spPr>
+                        <wps:txbx>
+                          <w:txbxContent>
+                            <w:p>
+                              <w:pPr>
+                                <w:spacing w:after="160" w:line="259" w:lineRule="auto"/>
+                                <w:ind w:left="0" w:firstLine="0"/>
+                                <w:jc w:val="left"/>
+                              </w:pPr>
+                              <w:r>
+                                <w:t xml:space="preserve"> </w:t>
+                              </w:r>
+                            </w:p>
+                          </w:txbxContent>
+                        </wps:txbx>
+                        <wps:bodyPr horzOverflow="overflow" vert="horz" lIns="0" tIns="0" rIns="0" bIns="0" rtlCol="0">
+                          <a:noAutofit/>
+                        </wps:bodyPr>
+                      </wps:wsp>
+                      <wps:wsp>
+                        <wps:cNvPr id="21" name="Rectangle 21"/>
+                        <wps:cNvSpPr/>
+                        <wps:spPr>
+                          <a:xfrm>
+                            <a:off x="623571" y="1890735"/>
+                            <a:ext cx="50673" cy="224466"/>
+                          </a:xfrm>
+                          <a:prstGeom prst="rect">
+                            <a:avLst/>
+                          </a:prstGeom>
+                          <a:ln>
+                            <a:noFill/>
+                          </a:ln>
+                        </wps:spPr>
+                        <wps:txbx>
+                          <w:txbxContent>
+                            <w:p>
+                              <w:pPr>
+                                <w:spacing w:after="160" w:line="259" w:lineRule="auto"/>
+                                <w:ind w:left="0" w:firstLine="0"/>
+                                <w:jc w:val="left"/>
+                              </w:pPr>
+                              <w:r>
+                                <w:t xml:space="preserve"> </w:t>
+                              </w:r>
+                            </w:p>
+                          </w:txbxContent>
+                        </wps:txbx>
+                        <wps:bodyPr horzOverflow="overflow" vert="horz" lIns="0" tIns="0" rIns="0" bIns="0" rtlCol="0">
+                          <a:noAutofit/>
+                        </wps:bodyPr>
+                      </wps:wsp>
+                      <wps:wsp>
+                        <wps:cNvPr id="22" name="Rectangle 22"/>
+                        <wps:cNvSpPr/>
+                        <wps:spPr>
+                          <a:xfrm>
+                            <a:off x="1718946" y="2061780"/>
+                            <a:ext cx="4993365" cy="308608"/>
+                          </a:xfrm>
+                          <a:prstGeom prst="rect">
+                            <a:avLst/>
+                          </a:prstGeom>
+                          <a:ln>
+                            <a:noFill/>
+                          </a:ln>
+                        </wps:spPr>
+                        <wps:txbx>
+                          <w:txbxContent>
+                            <w:p>
+                              <w:pPr>
+                                <w:spacing w:after="160" w:line="259" w:lineRule="auto"/>
+                                <w:ind w:left="0" w:firstLine="0"/>
+                                <w:jc w:val="left"/>
+                              </w:pPr>
+                              <w:r>
+                                <w:rPr>
+                                  <w:rFonts w:ascii="Georgia" w:eastAsia="Georgia" w:hAnsi="Georgia" w:cs="Georgia"/>
+                                  <w:b/>
+                                  <w:sz w:val="32"/>
+                                </w:rPr>
+                                <w:t>LANDCULTURE INVESTMENT LTD</w:t>
+                              </w:r>
+                            </w:p>
+                          </w:txbxContent>
+                        </wps:txbx>
+                        <wps:bodyPr horzOverflow="overflow" vert="horz" lIns="0" tIns="0" rIns="0" bIns="0" rtlCol="0">
+                          <a:noAutofit/>
+                        </wps:bodyPr>
+                      </wps:wsp>
+                      <wps:wsp>
+                        <wps:cNvPr id="23" name="Rectangle 23"/>
+                        <wps:cNvSpPr/>
+                        <wps:spPr>
+                          <a:xfrm>
+                            <a:off x="5471796" y="2061780"/>
+                            <a:ext cx="68988" cy="308608"/>
+                          </a:xfrm>
+                          <a:prstGeom prst="rect">
+                            <a:avLst/>
+                          </a:prstGeom>
+                          <a:ln>
+                            <a:noFill/>
+                          </a:ln>
+                        </wps:spPr>
+                        <wps:txbx>
+                          <w:txbxContent>
+                            <w:p>
+                              <w:pPr>
+                                <w:spacing w:after="160" w:line="259" w:lineRule="auto"/>
+                                <w:ind w:left="0" w:firstLine="0"/>
+                                <w:jc w:val="left"/>
+                              </w:pPr>
+                              <w:r>
+                                <w:rPr>
+                                  <w:rFonts w:ascii="Georgia" w:eastAsia="Georgia" w:hAnsi="Georgia" w:cs="Georgia"/>
+                                  <w:b/>
+                                  <w:sz w:val="32"/>
+                                </w:rPr>
+                                <w:t xml:space="preserve"> </w:t>
+                              </w:r>
+                            </w:p>
+                          </w:txbxContent>
+                        </wps:txbx>
+                        <wps:bodyPr horzOverflow="overflow" vert="horz" lIns="0" tIns="0" rIns="0" bIns="0" rtlCol="0">
+                          <a:noAutofit/>
+                        </wps:bodyPr>
+                      </wps:wsp>
+                      <wps:wsp>
+                        <wps:cNvPr id="24" name="Rectangle 24"/>
+                        <wps:cNvSpPr/>
+                        <wps:spPr>
+                          <a:xfrm>
+                            <a:off x="623571" y="2262590"/>
+                            <a:ext cx="50673" cy="224466"/>
+                          </a:xfrm>
+                          <a:prstGeom prst="rect">
+                            <a:avLst/>
+                          </a:prstGeom>
+                          <a:ln>
+                            <a:noFill/>
+                          </a:ln>
+                        </wps:spPr>
+                        <wps:txbx>
+                          <w:txbxContent>
+                            <w:p>
+                              <w:pPr>
+                                <w:spacing w:after="160" w:line="259" w:lineRule="auto"/>
+                                <w:ind w:left="0" w:firstLine="0"/>
+                                <w:jc w:val="left"/>
+                              </w:pPr>
+                              <w:r>
+                                <w:t xml:space="preserve"> </w:t>
+                              </w:r>
+                            </w:p>
+                          </w:txbxContent>
+                        </wps:txbx>
+                        <wps:bodyPr horzOverflow="overflow" vert="horz" lIns="0" tIns="0" rIns="0" bIns="0" rtlCol="0">
+                          <a:noAutofit/>
+                        </wps:bodyPr>
+                      </wps:wsp>
+                      <wps:wsp>
+                        <wps:cNvPr id="11255" name="Rectangle 11255"/>
+                        <wps:cNvSpPr/>
+                        <wps:spPr>
+                          <a:xfrm>
+                            <a:off x="3167836" y="2422227"/>
+                            <a:ext cx="1153806" cy="211881"/>
+                          </a:xfrm>
+                          <a:prstGeom prst="rect">
+                            <a:avLst/>
+                          </a:prstGeom>
+                          <a:ln>
+                            <a:noFill/>
+                          </a:ln>
+                        </wps:spPr>
+                        <wps:txbx>
+                          <w:txbxContent>
+                            <w:p>
+                              <w:pPr>
+                                <w:spacing w:after="160" w:line="259" w:lineRule="auto"/>
+                                <w:ind w:left="0" w:firstLine="0"/>
+                                <w:jc w:val="left"/>
+                              </w:pPr>
+                              <w:r>
+                                <w:rPr>
+                                  <w:rFonts w:ascii="Georgia" w:eastAsia="Georgia" w:hAnsi="Georgia" w:cs="Georgia"/>
+                                  <w:sz w:val="22"/>
+                                </w:rPr>
+                                <w:t>The VENDOR</w:t>
+                              </w:r>
+                            </w:p>
+                          </w:txbxContent>
+                        </wps:txbx>
+                        <wps:bodyPr horzOverflow="overflow" vert="horz" lIns="0" tIns="0" rIns="0" bIns="0" rtlCol="0">
+                          <a:noAutofit/>
+                        </wps:bodyPr>
+                      </wps:wsp>
+                      <wps:wsp>
+                        <wps:cNvPr id="11254" name="Rectangle 11254"/>
+                        <wps:cNvSpPr/>
+                        <wps:spPr>
+                          <a:xfrm>
+                            <a:off x="4034882" y="2422227"/>
+                            <a:ext cx="69929" cy="211881"/>
+                          </a:xfrm>
+                          <a:prstGeom prst="rect">
+                            <a:avLst/>
+                          </a:prstGeom>
+                          <a:ln>
+                            <a:noFill/>
+                          </a:ln>
+                        </wps:spPr>
+                        <wps:txbx>
+                          <w:txbxContent>
+                            <w:p>
+                              <w:pPr>
+                                <w:spacing w:after="160" w:line="259" w:lineRule="auto"/>
+                                <w:ind w:left="0" w:firstLine="0"/>
+                                <w:jc w:val="left"/>
+                              </w:pPr>
+                              <w:r>
+                                <w:rPr>
+                                  <w:rFonts w:ascii="Georgia" w:eastAsia="Georgia" w:hAnsi="Georgia" w:cs="Georgia"/>
+                                  <w:sz w:val="22"/>
+                                </w:rPr>
+                                <w:t>)</w:t>
+                              </w:r>
+                            </w:p>
+                          </w:txbxContent>
+                        </wps:txbx>
+                        <wps:bodyPr horzOverflow="overflow" vert="horz" lIns="0" tIns="0" rIns="0" bIns="0" rtlCol="0">
+                          <a:noAutofit/>
+                        </wps:bodyPr>
+                      </wps:wsp>
+                      <wps:wsp>
+                        <wps:cNvPr id="11253" name="Rectangle 11253"/>
+                        <wps:cNvSpPr/>
+                        <wps:spPr>
+                          <a:xfrm>
+                            <a:off x="3115454" y="2422227"/>
+                            <a:ext cx="69929" cy="211881"/>
+                          </a:xfrm>
+                          <a:prstGeom prst="rect">
+                            <a:avLst/>
+                          </a:prstGeom>
+                          <a:ln>
+                            <a:noFill/>
+                          </a:ln>
+                        </wps:spPr>
+                        <wps:txbx>
+                          <w:txbxContent>
+                            <w:p>
+                              <w:pPr>
+                                <w:spacing w:after="160" w:line="259" w:lineRule="auto"/>
+                                <w:ind w:left="0" w:firstLine="0"/>
+                                <w:jc w:val="left"/>
+                              </w:pPr>
+                              <w:r>
+                                <w:rPr>
+                                  <w:rFonts w:ascii="Georgia" w:eastAsia="Georgia" w:hAnsi="Georgia" w:cs="Georgia"/>
+                                  <w:sz w:val="22"/>
+                                </w:rPr>
+                                <w:t>(</w:t>
+                              </w:r>
+                            </w:p>
+                          </w:txbxContent>
+                        </wps:txbx>
+                        <wps:bodyPr horzOverflow="overflow" vert="horz" lIns="0" tIns="0" rIns="0" bIns="0" rtlCol="0">
+                          <a:noAutofit/>
+                        </wps:bodyPr>
+                      </wps:wsp>
+                      <wps:wsp>
+                        <wps:cNvPr id="26" name="Rectangle 26"/>
+                        <wps:cNvSpPr/>
+                        <wps:spPr>
+                          <a:xfrm>
+                            <a:off x="4087352" y="2422226"/>
+                            <a:ext cx="44941" cy="211881"/>
+                          </a:xfrm>
+                          <a:prstGeom prst="rect">
+                            <a:avLst/>
+                          </a:prstGeom>
+                          <a:ln>
+                            <a:noFill/>
+                          </a:ln>
+                        </wps:spPr>
+                        <wps:txbx>
+                          <w:txbxContent>
+                            <w:p>
+                              <w:pPr>
+                                <w:spacing w:after="160" w:line="259" w:lineRule="auto"/>
+                                <w:ind w:left="0" w:firstLine="0"/>
+                                <w:jc w:val="left"/>
+                              </w:pPr>
+                              <w:r>
+                                <w:rPr>
+                                  <w:rFonts w:ascii="Georgia" w:eastAsia="Georgia" w:hAnsi="Georgia" w:cs="Georgia"/>
+                                  <w:sz w:val="22"/>
+                                </w:rPr>
+                                <w:t xml:space="preserve"> </w:t>
+                              </w:r>
+                            </w:p>
+                          </w:txbxContent>
+                        </wps:txbx>
+                        <wps:bodyPr horzOverflow="overflow" vert="horz" lIns="0" tIns="0" rIns="0" bIns="0" rtlCol="0">
+                          <a:noAutofit/>
+                        </wps:bodyPr>
+                      </wps:wsp>
+                      <wps:wsp>
+                        <wps:cNvPr id="27" name="Rectangle 27"/>
+                        <wps:cNvSpPr/>
+                        <wps:spPr>
+                          <a:xfrm>
+                            <a:off x="623571" y="2549102"/>
+                            <a:ext cx="50673" cy="224466"/>
+                          </a:xfrm>
+                          <a:prstGeom prst="rect">
+                            <a:avLst/>
+                          </a:prstGeom>
+                          <a:ln>
+                            <a:noFill/>
+                          </a:ln>
+                        </wps:spPr>
+                        <wps:txbx>
+                          <w:txbxContent>
+                            <w:p>
+                              <w:pPr>
+                                <w:spacing w:after="160" w:line="259" w:lineRule="auto"/>
+                                <w:ind w:left="0" w:firstLine="0"/>
+                                <w:jc w:val="left"/>
+                              </w:pPr>
+                              <w:r>
+                                <w:t xml:space="preserve"> </w:t>
+                              </w:r>
+                            </w:p>
+                          </w:txbxContent>
+                        </wps:txbx>
+                        <wps:bodyPr horzOverflow="overflow" vert="horz" lIns="0" tIns="0" rIns="0" bIns="0" rtlCol="0">
+                          <a:noAutofit/>
+                        </wps:bodyPr>
+                      </wps:wsp>
+                      <wps:wsp>
+                        <wps:cNvPr id="28" name="Rectangle 28"/>
+                        <wps:cNvSpPr/>
+                        <wps:spPr>
+                          <a:xfrm>
+                            <a:off x="623571" y="2674071"/>
+                            <a:ext cx="50673" cy="224466"/>
+                          </a:xfrm>
+                          <a:prstGeom prst="rect">
+                            <a:avLst/>
+                          </a:prstGeom>
+                          <a:ln>
+                            <a:noFill/>
+                          </a:ln>
+                        </wps:spPr>
+                        <wps:txbx>
+                          <w:txbxContent>
+                            <w:p>
+                              <w:pPr>
+                                <w:spacing w:after="160" w:line="259" w:lineRule="auto"/>
+                                <w:ind w:left="0" w:firstLine="0"/>
+                                <w:jc w:val="left"/>
+                              </w:pPr>
+                              <w:r>
+                                <w:t xml:space="preserve"> </w:t>
+                              </w:r>
+                            </w:p>
+                          </w:txbxContent>
+                        </wps:txbx>
+                        <wps:bodyPr horzOverflow="overflow" vert="horz" lIns="0" tIns="0" rIns="0" bIns="0" rtlCol="0">
+                          <a:noAutofit/>
+                        </wps:bodyPr>
+                      </wps:wsp>
+                      <wps:wsp>
+                        <wps:cNvPr id="29" name="Rectangle 29"/>
+                        <wps:cNvSpPr/>
+                        <wps:spPr>
+                          <a:xfrm>
+                            <a:off x="623571" y="2802087"/>
+                            <a:ext cx="50673" cy="224466"/>
+                          </a:xfrm>
+                          <a:prstGeom prst="rect">
+                            <a:avLst/>
+                          </a:prstGeom>
+                          <a:ln>
+                            <a:noFill/>
+                          </a:ln>
+                        </wps:spPr>
+                        <wps:txbx>
+                          <w:txbxContent>
+                            <w:p>
+                              <w:pPr>
+                                <w:spacing w:after="160" w:line="259" w:lineRule="auto"/>
+                                <w:ind w:left="0" w:firstLine="0"/>
+                                <w:jc w:val="left"/>
+                              </w:pPr>
+                              <w:r>
+                                <w:t xml:space="preserve"> </w:t>
+                              </w:r>
+                            </w:p>
+                          </w:txbxContent>
+                        </wps:txbx>
+                        <wps:bodyPr horzOverflow="overflow" vert="horz" lIns="0" tIns="0" rIns="0" bIns="0" rtlCol="0">
+                          <a:noAutofit/>
+                        </wps:bodyPr>
+                      </wps:wsp>
+                      <wps:wsp>
+                        <wps:cNvPr id="30" name="Rectangle 30"/>
+                        <wps:cNvSpPr/>
+                        <wps:spPr>
+                          <a:xfrm>
+                            <a:off x="623571" y="2978871"/>
+                            <a:ext cx="50673" cy="224466"/>
+                          </a:xfrm>
+                          <a:prstGeom prst="rect">
+                            <a:avLst/>
+                          </a:prstGeom>
+                          <a:ln>
+                            <a:noFill/>
+                          </a:ln>
+                        </wps:spPr>
+                        <wps:txbx>
+                          <w:txbxContent>
+                            <w:p>
+                              <w:pPr>
+                                <w:spacing w:after="160" w:line="259" w:lineRule="auto"/>
+                                <w:ind w:left="0" w:firstLine="0"/>
+                                <w:jc w:val="left"/>
+                              </w:pPr>
+                              <w:r>
+                                <w:t xml:space="preserve"> </w:t>
+                              </w:r>
+                            </w:p>
+                          </w:txbxContent>
+                        </wps:txbx>
+                        <wps:bodyPr horzOverflow="overflow" vert="horz" lIns="0" tIns="0" rIns="0" bIns="0" rtlCol="0">
+                          <a:noAutofit/>
+                        </wps:bodyPr>
+                      </wps:wsp>
+                      <wps:wsp>
+                        <wps:cNvPr id="31" name="Rectangle 31"/>
+                        <wps:cNvSpPr/>
+                        <wps:spPr>
+                          <a:xfrm>
+                            <a:off x="3440962" y="3152734"/>
+                            <a:ext cx="411794" cy="193457"/>
+                          </a:xfrm>
+                          <a:prstGeom prst="rect">
+                            <a:avLst/>
+                          </a:prstGeom>
+                          <a:ln>
+                            <a:noFill/>
+                          </a:ln>
+                        </wps:spPr>
+                        <wps:txbx>
+                          <w:txbxContent>
+                            <w:p>
+                              <w:pPr>
+                                <w:spacing w:after="160" w:line="259" w:lineRule="auto"/>
+                                <w:ind w:left="0" w:firstLine="0"/>
+                                <w:jc w:val="left"/>
+                              </w:pPr>
+                              <w:r>
+                                <w:rPr>
+                                  <w:rFonts w:ascii="Georgia" w:eastAsia="Georgia" w:hAnsi="Georgia" w:cs="Georgia"/>
+                                  <w:b/>
+                                  <w:sz w:val="20"/>
+                                </w:rPr>
+                                <w:t>AND</w:t>
+                              </w:r>
+                            </w:p>
+                          </w:txbxContent>
+                        </wps:txbx>
+                        <wps:bodyPr horzOverflow="overflow" vert="horz" lIns="0" tIns="0" rIns="0" bIns="0" rtlCol="0">
+                          <a:noAutofit/>
+                        </wps:bodyPr>
+                      </wps:wsp>
+                      <wps:wsp>
+                        <wps:cNvPr id="32" name="Rectangle 32"/>
+                        <wps:cNvSpPr/>
+                        <wps:spPr>
+                          <a:xfrm>
+                            <a:off x="3749780" y="3152734"/>
+                            <a:ext cx="43247" cy="193457"/>
+                          </a:xfrm>
+                          <a:prstGeom prst="rect">
+                            <a:avLst/>
+                          </a:prstGeom>
+                          <a:ln>
+                            <a:noFill/>
+                          </a:ln>
+                        </wps:spPr>
+                        <wps:txbx>
+                          <w:txbxContent>
+                            <w:p>
+                              <w:pPr>
+                                <w:spacing w:after="160" w:line="259" w:lineRule="auto"/>
+                                <w:ind w:left="0" w:firstLine="0"/>
+                                <w:jc w:val="left"/>
+                              </w:pPr>
+                              <w:r>
+                                <w:rPr>
+                                  <w:rFonts w:ascii="Georgia" w:eastAsia="Georgia" w:hAnsi="Georgia" w:cs="Georgia"/>
+                                  <w:b/>
+                                  <w:sz w:val="20"/>
+                                </w:rPr>
+                                <w:t xml:space="preserve"> </w:t>
+                              </w:r>
+                            </w:p>
+                          </w:txbxContent>
+                        </wps:txbx>
+                        <wps:bodyPr horzOverflow="overflow" vert="horz" lIns="0" tIns="0" rIns="0" bIns="0" rtlCol="0">
+                          <a:noAutofit/>
+                        </wps:bodyPr>
+                      </wps:wsp>
+                      <wps:wsp>
+                        <wps:cNvPr id="33" name="Rectangle 33"/>
+                        <wps:cNvSpPr/>
+                        <wps:spPr>
+                          <a:xfrm>
+                            <a:off x="623571" y="3265382"/>
+                            <a:ext cx="50673" cy="224466"/>
+                          </a:xfrm>
+                          <a:prstGeom prst="rect">
+                            <a:avLst/>
+                          </a:prstGeom>
+                          <a:ln>
+                            <a:noFill/>
+                          </a:ln>
+                        </wps:spPr>
+                        <wps:txbx>
+                          <w:txbxContent>
+                            <w:p>
+                              <w:pPr>
+                                <w:spacing w:after="160" w:line="259" w:lineRule="auto"/>
+                                <w:ind w:left="0" w:firstLine="0"/>
+                                <w:jc w:val="left"/>
+                              </w:pPr>
+                              <w:r>
+                                <w:t xml:space="preserve"> </w:t>
+                              </w:r>
+                            </w:p>
+                          </w:txbxContent>
+                        </wps:txbx>
+                        <wps:bodyPr horzOverflow="overflow" vert="horz" lIns="0" tIns="0" rIns="0" bIns="0" rtlCol="0">
+                          <a:noAutofit/>
+                        </wps:bodyPr>
+                      </wps:wsp>
+                      <wps:wsp>
+                        <wps:cNvPr id="34" name="Rectangle 34"/>
+                        <wps:cNvSpPr/>
+                        <wps:spPr>
+                          <a:xfrm>
+                            <a:off x="623571" y="3390351"/>
+                            <a:ext cx="50673" cy="224466"/>
+                          </a:xfrm>
+                          <a:prstGeom prst="rect">
+                            <a:avLst/>
+                          </a:prstGeom>
+                          <a:ln>
+                            <a:noFill/>
+                          </a:ln>
+                        </wps:spPr>
+                        <wps:txbx>
+                          <w:txbxContent>
+                            <w:p>
+                              <w:pPr>
+                                <w:spacing w:after="160" w:line="259" w:lineRule="auto"/>
+                                <w:ind w:left="0" w:firstLine="0"/>
+                                <w:jc w:val="left"/>
+                              </w:pPr>
+                              <w:r>
+                                <w:t xml:space="preserve"> </w:t>
+                              </w:r>
+                            </w:p>
+                          </w:txbxContent>
+                        </wps:txbx>
+                        <wps:bodyPr horzOverflow="overflow" vert="horz" lIns="0" tIns="0" rIns="0" bIns="0" rtlCol="0">
+                          <a:noAutofit/>
+                        </wps:bodyPr>
+                      </wps:wsp>
+                      <wps:wsp>
+                        <wps:cNvPr id="35" name="Rectangle 35"/>
+                        <wps:cNvSpPr/>
+                        <wps:spPr>
+                          <a:xfrm>
+                            <a:off x="623571" y="3518367"/>
+                            <a:ext cx="50673" cy="224466"/>
+                          </a:xfrm>
+                          <a:prstGeom prst="rect">
+                            <a:avLst/>
+                          </a:prstGeom>
+                          <a:ln>
+                            <a:noFill/>
+                          </a:ln>
+                        </wps:spPr>
+                        <wps:txbx>
+                          <w:txbxContent>
+                            <w:p>
+                              <w:pPr>
+                                <w:spacing w:after="160" w:line="259" w:lineRule="auto"/>
+                                <w:ind w:left="0" w:firstLine="0"/>
+                                <w:jc w:val="left"/>
+                              </w:pPr>
+                              <w:r>
+                                <w:t xml:space="preserve"> </w:t>
+                              </w:r>
+                            </w:p>
+                          </w:txbxContent>
+                        </wps:txbx>
+                        <wps:bodyPr horzOverflow="overflow" vert="horz" lIns="0" tIns="0" rIns="0" bIns="0" rtlCol="0">
+                          <a:noAutofit/>
+                        </wps:bodyPr>
+                      </wps:wsp>
+                      <wps:wsp>
+                        <wps:cNvPr id="36" name="Rectangle 36"/>
+                        <wps:cNvSpPr/>
+                        <wps:spPr>
+                          <a:xfrm>
+                            <a:off x="623571" y="3695151"/>
+                            <a:ext cx="50673" cy="224466"/>
+                          </a:xfrm>
+                          <a:prstGeom prst="rect">
+                            <a:avLst/>
+                          </a:prstGeom>
+                          <a:ln>
+                            <a:noFill/>
+                          </a:ln>
+                        </wps:spPr>
+                        <wps:txbx>
+                          <w:txbxContent>
+                            <w:p>
+                              <w:pPr>
+                                <w:spacing w:after="160" w:line="259" w:lineRule="auto"/>
+                                <w:ind w:left="0" w:firstLine="0"/>
+                                <w:jc w:val="left"/>
+                              </w:pPr>
+                              <w:r>
+                                <w:t xml:space="preserve"> </w:t>
+                              </w:r>
+                            </w:p>
+                          </w:txbxContent>
+                        </wps:txbx>
+                        <wps:bodyPr horzOverflow="overflow" vert="horz" lIns="0" tIns="0" rIns="0" bIns="0" rtlCol="0">
+                          <a:noAutofit/>
+                        </wps:bodyPr>
+                      </wps:wsp>
+                      <wps:wsp>
+                        <wps:cNvPr id="37" name="Rectangle 37"/>
+                        <wps:cNvSpPr/>
+                        <wps:spPr>
+                          <a:xfrm>
+                            <a:off x="1883947" y="3866196"/>
+                            <a:ext cx="4552926" cy="308609"/>
+                          </a:xfrm>
+                          <a:prstGeom prst="rect">
+                            <a:avLst/>
+                          </a:prstGeom>
+                          <a:ln>
+                            <a:noFill/>
+                          </a:ln>
+                        </wps:spPr>
+                        <wps:txbx>
+                          <w:txbxContent>
+                            <w:p>
+                              <w:pPr>
+                                <w:spacing w:after="160" w:line="259" w:lineRule="auto"/>
+                                <w:ind w:left="0" w:firstLine="0"/>
+                                <w:jc w:val="left"/>
+                              </w:pPr>
+                              <w:r>
+                                <w:rPr>
+                                  <w:rFonts w:ascii="Georgia" w:eastAsia="Georgia" w:hAnsi="Georgia" w:cs="Georgia"/>
+                                  <w:b/>
+                                  <w:sz w:val="32"/>
+                                </w:rPr>
+                                <w:t>{{CUSTOMER_NAME}}</w:t>
+                              </w:r>
+                            </w:p>
+                          </w:txbxContent>
+                        </wps:txbx>
+                        <wps:bodyPr horzOverflow="overflow" vert="horz" lIns="0" tIns="0" rIns="0" bIns="0" rtlCol="0">
+                          <a:noAutofit/>
+                        </wps:bodyPr>
+                      </wps:wsp>
+                      <wps:wsp>
+                        <wps:cNvPr id="38" name="Rectangle 38"/>
+                        <wps:cNvSpPr/>
+                        <wps:spPr>
+                          <a:xfrm>
+                            <a:off x="5306795" y="3866196"/>
+                            <a:ext cx="68988" cy="308609"/>
+                          </a:xfrm>
+                          <a:prstGeom prst="rect">
+                            <a:avLst/>
+                          </a:prstGeom>
+                          <a:ln>
+                            <a:noFill/>
+                          </a:ln>
+                        </wps:spPr>
+                        <wps:txbx>
+                          <w:txbxContent>
+                            <w:p>
+                              <w:pPr>
+                                <w:spacing w:after="160" w:line="259" w:lineRule="auto"/>
+                                <w:ind w:left="0" w:firstLine="0"/>
+                                <w:jc w:val="left"/>
+                              </w:pPr>
+                              <w:r>
+                                <w:rPr>
+                                  <w:rFonts w:ascii="Georgia" w:eastAsia="Georgia" w:hAnsi="Georgia" w:cs="Georgia"/>
+                                  <w:b/>
+                                  <w:sz w:val="32"/>
+                                </w:rPr>
+                                <w:t xml:space="preserve"> </w:t>
+                              </w:r>
+                            </w:p>
+                          </w:txbxContent>
+                        </wps:txbx>
+                        <wps:bodyPr horzOverflow="overflow" vert="horz" lIns="0" tIns="0" rIns="0" bIns="0" rtlCol="0">
+                          <a:noAutofit/>
+                        </wps:bodyPr>
+                      </wps:wsp>
+                      <wps:wsp>
+                        <wps:cNvPr id="39" name="Rectangle 39"/>
+                        <wps:cNvSpPr/>
+                        <wps:spPr>
+                          <a:xfrm>
+                            <a:off x="623571" y="4067007"/>
+                            <a:ext cx="50673" cy="224466"/>
+                          </a:xfrm>
+                          <a:prstGeom prst="rect">
+                            <a:avLst/>
+                          </a:prstGeom>
+                          <a:ln>
+                            <a:noFill/>
+                          </a:ln>
+                        </wps:spPr>
+                        <wps:txbx>
+                          <w:txbxContent>
+                            <w:p>
+                              <w:pPr>
+                                <w:spacing w:after="160" w:line="259" w:lineRule="auto"/>
+                                <w:ind w:left="0" w:firstLine="0"/>
+                                <w:jc w:val="left"/>
+                              </w:pPr>
+                              <w:r>
+                                <w:t xml:space="preserve"> </w:t>
+                              </w:r>
+                            </w:p>
+                          </w:txbxContent>
+                        </wps:txbx>
+                        <wps:bodyPr horzOverflow="overflow" vert="horz" lIns="0" tIns="0" rIns="0" bIns="0" rtlCol="0">
+                          <a:noAutofit/>
+                        </wps:bodyPr>
+                      </wps:wsp>
+                      <wps:wsp>
+                        <wps:cNvPr id="11256" name="Rectangle 11256"/>
+                        <wps:cNvSpPr/>
+                        <wps:spPr>
+                          <a:xfrm>
+                            <a:off x="2987621" y="4226643"/>
+                            <a:ext cx="69929" cy="211880"/>
+                          </a:xfrm>
+                          <a:prstGeom prst="rect">
+                            <a:avLst/>
+                          </a:prstGeom>
+                          <a:ln>
+                            <a:noFill/>
+                          </a:ln>
+                        </wps:spPr>
+                        <wps:txbx>
+                          <w:txbxContent>
+                            <w:p>
+                              <w:pPr>
+                                <w:spacing w:after="160" w:line="259" w:lineRule="auto"/>
+                                <w:ind w:left="0" w:firstLine="0"/>
+                                <w:jc w:val="left"/>
+                              </w:pPr>
+                              <w:r>
+                                <w:rPr>
+                                  <w:rFonts w:ascii="Georgia" w:eastAsia="Georgia" w:hAnsi="Georgia" w:cs="Georgia"/>
+                                  <w:sz w:val="22"/>
+                                </w:rPr>
+                                <w:t>(</w:t>
+                              </w:r>
+                            </w:p>
+                          </w:txbxContent>
+                        </wps:txbx>
+                        <wps:bodyPr horzOverflow="overflow" vert="horz" lIns="0" tIns="0" rIns="0" bIns="0" rtlCol="0">
+                          <a:noAutofit/>
+                        </wps:bodyPr>
+                      </wps:wsp>
+                      <wps:wsp>
+                        <wps:cNvPr id="11258" name="Rectangle 11258"/>
+                        <wps:cNvSpPr/>
+                        <wps:spPr>
+                          <a:xfrm>
+                            <a:off x="3040003" y="4226643"/>
+                            <a:ext cx="1493529" cy="211880"/>
+                          </a:xfrm>
+                          <a:prstGeom prst="rect">
+                            <a:avLst/>
+                          </a:prstGeom>
+                          <a:ln>
+                            <a:noFill/>
+                          </a:ln>
+                        </wps:spPr>
+                        <wps:txbx>
+                          <w:txbxContent>
+                            <w:p>
+                              <w:pPr>
+                                <w:spacing w:after="160" w:line="259" w:lineRule="auto"/>
+                                <w:ind w:left="0" w:firstLine="0"/>
+                                <w:jc w:val="left"/>
+                              </w:pPr>
+                              <w:r>
+                                <w:rPr>
+                                  <w:rFonts w:ascii="Georgia" w:eastAsia="Georgia" w:hAnsi="Georgia" w:cs="Georgia"/>
+                                  <w:sz w:val="22"/>
+                                </w:rPr>
+                                <w:t>The PURCHASER</w:t>
+                              </w:r>
+                            </w:p>
+                          </w:txbxContent>
+                        </wps:txbx>
+                        <wps:bodyPr horzOverflow="overflow" vert="horz" lIns="0" tIns="0" rIns="0" bIns="0" rtlCol="0">
+                          <a:noAutofit/>
+                        </wps:bodyPr>
+                      </wps:wsp>
+                      <wps:wsp>
+                        <wps:cNvPr id="11257" name="Rectangle 11257"/>
+                        <wps:cNvSpPr/>
+                        <wps:spPr>
+                          <a:xfrm>
+                            <a:off x="4162480" y="4226643"/>
+                            <a:ext cx="69928" cy="211880"/>
+                          </a:xfrm>
+                          <a:prstGeom prst="rect">
+                            <a:avLst/>
+                          </a:prstGeom>
+                          <a:ln>
+                            <a:noFill/>
+                          </a:ln>
+                        </wps:spPr>
+                        <wps:txbx>
+                          <w:txbxContent>
+                            <w:p>
+                              <w:pPr>
+                                <w:spacing w:after="160" w:line="259" w:lineRule="auto"/>
+                                <w:ind w:left="0" w:firstLine="0"/>
+                                <w:jc w:val="left"/>
+                              </w:pPr>
+                              <w:r>
+                                <w:rPr>
+                                  <w:rFonts w:ascii="Georgia" w:eastAsia="Georgia" w:hAnsi="Georgia" w:cs="Georgia"/>
+                                  <w:sz w:val="22"/>
+                                </w:rPr>
+                                <w:t>)</w:t>
+                              </w:r>
+                            </w:p>
+                          </w:txbxContent>
+                        </wps:txbx>
+                        <wps:bodyPr horzOverflow="overflow" vert="horz" lIns="0" tIns="0" rIns="0" bIns="0" rtlCol="0">
+                          <a:noAutofit/>
+                        </wps:bodyPr>
+                      </wps:wsp>
+                      <wps:wsp>
+                        <wps:cNvPr id="41" name="Rectangle 41"/>
+                        <wps:cNvSpPr/>
+                        <wps:spPr>
+                          <a:xfrm>
+                            <a:off x="4215182" y="4226643"/>
+                            <a:ext cx="44941" cy="211880"/>
+                          </a:xfrm>
+                          <a:prstGeom prst="rect">
+                            <a:avLst/>
+                          </a:prstGeom>
+                          <a:ln>
+                            <a:noFill/>
+                          </a:ln>
+                        </wps:spPr>
+                        <wps:txbx>
+                          <w:txbxContent>
+                            <w:p>
+                              <w:pPr>
+                                <w:spacing w:after="160" w:line="259" w:lineRule="auto"/>
+                                <w:ind w:left="0" w:firstLine="0"/>
+                                <w:jc w:val="left"/>
+                              </w:pPr>
+                              <w:r>
+                                <w:rPr>
+                                  <w:rFonts w:ascii="Georgia" w:eastAsia="Georgia" w:hAnsi="Georgia" w:cs="Georgia"/>
+                                  <w:sz w:val="22"/>
+                                </w:rPr>
+                                <w:t xml:space="preserve"> </w:t>
+                              </w:r>
+                            </w:p>
+                          </w:txbxContent>
+                        </wps:txbx>
+                        <wps:bodyPr horzOverflow="overflow" vert="horz" lIns="0" tIns="0" rIns="0" bIns="0" rtlCol="0">
+                          <a:noAutofit/>
+                        </wps:bodyPr>
+                      </wps:wsp>
+                      <wps:wsp>
+                        <wps:cNvPr id="42" name="Rectangle 42"/>
+                        <wps:cNvSpPr/>
+                        <wps:spPr>
+                          <a:xfrm>
+                            <a:off x="623571" y="4350471"/>
+                            <a:ext cx="50673" cy="224466"/>
+                          </a:xfrm>
+                          <a:prstGeom prst="rect">
+                            <a:avLst/>
+                          </a:prstGeom>
+                          <a:ln>
+                            <a:noFill/>
+                          </a:ln>
+                        </wps:spPr>
+                        <wps:txbx>
+                          <w:txbxContent>
+                            <w:p>
+                              <w:pPr>
+                                <w:spacing w:after="160" w:line="259" w:lineRule="auto"/>
+                                <w:ind w:left="0" w:firstLine="0"/>
+                                <w:jc w:val="left"/>
+                              </w:pPr>
+                              <w:r>
+                                <w:t xml:space="preserve"> </w:t>
+                              </w:r>
+                            </w:p>
+                          </w:txbxContent>
+                        </wps:txbx>
+                        <wps:bodyPr horzOverflow="overflow" vert="horz" lIns="0" tIns="0" rIns="0" bIns="0" rtlCol="0">
+                          <a:noAutofit/>
+                        </wps:bodyPr>
+                      </wps:wsp>
+                      <wps:wsp>
+                        <wps:cNvPr id="43" name="Rectangle 43"/>
+                        <wps:cNvSpPr/>
+                        <wps:spPr>
+                          <a:xfrm>
+                            <a:off x="623571" y="4478487"/>
+                            <a:ext cx="50673" cy="224466"/>
+                          </a:xfrm>
+                          <a:prstGeom prst="rect">
+                            <a:avLst/>
+                          </a:prstGeom>
+                          <a:ln>
+                            <a:noFill/>
+                          </a:ln>
+                        </wps:spPr>
+                        <wps:txbx>
+                          <w:txbxContent>
+                            <w:p>
+                              <w:pPr>
+                                <w:spacing w:after="160" w:line="259" w:lineRule="auto"/>
+                                <w:ind w:left="0" w:firstLine="0"/>
+                                <w:jc w:val="left"/>
+                              </w:pPr>
+                              <w:r>
+                                <w:t xml:space="preserve"> </w:t>
+                              </w:r>
+                            </w:p>
+                          </w:txbxContent>
+                        </wps:txbx>
+                        <wps:bodyPr horzOverflow="overflow" vert="horz" lIns="0" tIns="0" rIns="0" bIns="0" rtlCol="0">
+                          <a:noAutofit/>
+                        </wps:bodyPr>
+                      </wps:wsp>
+                      <wps:wsp>
+                        <wps:cNvPr id="44" name="Rectangle 44"/>
+                        <wps:cNvSpPr/>
+                        <wps:spPr>
+                          <a:xfrm>
+                            <a:off x="623571" y="4606503"/>
+                            <a:ext cx="50673" cy="224466"/>
+                          </a:xfrm>
+                          <a:prstGeom prst="rect">
+                            <a:avLst/>
+                          </a:prstGeom>
+                          <a:ln>
+                            <a:noFill/>
+                          </a:ln>
+                        </wps:spPr>
+                        <wps:txbx>
+                          <w:txbxContent>
+                            <w:p>
+                              <w:pPr>
+                                <w:spacing w:after="160" w:line="259" w:lineRule="auto"/>
+                                <w:ind w:left="0" w:firstLine="0"/>
+                                <w:jc w:val="left"/>
+                              </w:pPr>
+                              <w:r>
+                                <w:t xml:space="preserve"> </w:t>
+                              </w:r>
+                            </w:p>
+                          </w:txbxContent>
+                        </wps:txbx>
+                        <wps:bodyPr horzOverflow="overflow" vert="horz" lIns="0" tIns="0" rIns="0" bIns="0" rtlCol="0">
+                          <a:noAutofit/>
+                        </wps:bodyPr>
+                      </wps:wsp>
+                      <wps:wsp>
+                        <wps:cNvPr id="45" name="Rectangle 45"/>
+                        <wps:cNvSpPr/>
+                        <wps:spPr>
+                          <a:xfrm>
+                            <a:off x="623571" y="4731471"/>
+                            <a:ext cx="50673" cy="224466"/>
+                          </a:xfrm>
+                          <a:prstGeom prst="rect">
+                            <a:avLst/>
+                          </a:prstGeom>
+                          <a:ln>
+                            <a:noFill/>
+                          </a:ln>
+                        </wps:spPr>
+                        <wps:txbx>
+                          <w:txbxContent>
+                            <w:p>
+                              <w:pPr>
+                                <w:spacing w:after="160" w:line="259" w:lineRule="auto"/>
+                                <w:ind w:left="0" w:firstLine="0"/>
+                                <w:jc w:val="left"/>
+                              </w:pPr>
+                              <w:r>
+                                <w:t xml:space="preserve"> </w:t>
+                              </w:r>
+                            </w:p>
+                          </w:txbxContent>
+                        </wps:txbx>
+                        <wps:bodyPr horzOverflow="overflow" vert="horz" lIns="0" tIns="0" rIns="0" bIns="0" rtlCol="0">
+                          <a:noAutofit/>
+                        </wps:bodyPr>
+                      </wps:wsp>
+                      <wps:wsp>
+                        <wps:cNvPr id="46" name="Rectangle 46"/>
+                        <wps:cNvSpPr/>
+                        <wps:spPr>
+                          <a:xfrm>
+                            <a:off x="623571" y="4932639"/>
+                            <a:ext cx="50673" cy="224466"/>
+                          </a:xfrm>
+                          <a:prstGeom prst="rect">
+                            <a:avLst/>
+                          </a:prstGeom>
+                          <a:ln>
+                            <a:noFill/>
+                          </a:ln>
+                        </wps:spPr>
+                        <wps:txbx>
+                          <w:txbxContent>
+                            <w:p>
+                              <w:pPr>
+                                <w:spacing w:after="160" w:line="259" w:lineRule="auto"/>
+                                <w:ind w:left="0" w:firstLine="0"/>
+                                <w:jc w:val="left"/>
+                              </w:pPr>
+                              <w:r>
+                                <w:t xml:space="preserve"> </w:t>
+                              </w:r>
+                            </w:p>
+                          </w:txbxContent>
+                        </wps:txbx>
+                        <wps:bodyPr horzOverflow="overflow" vert="horz" lIns="0" tIns="0" rIns="0" bIns="0" rtlCol="0">
+                          <a:noAutofit/>
+                        </wps:bodyPr>
+                      </wps:wsp>
+                      <wps:wsp>
+                        <wps:cNvPr id="47" name="Rectangle 47"/>
+                        <wps:cNvSpPr/>
+                        <wps:spPr>
+                          <a:xfrm>
+                            <a:off x="1376294" y="5112828"/>
+                            <a:ext cx="2304805" cy="308609"/>
+                          </a:xfrm>
+                          <a:prstGeom prst="rect">
+                            <a:avLst/>
+                          </a:prstGeom>
+                          <a:ln>
+                            <a:noFill/>
+                          </a:ln>
+                        </wps:spPr>
+                        <wps:txbx>
+                          <w:txbxContent>
+                            <w:p>
+                              <w:pPr>
+                                <w:spacing w:after="160" w:line="259" w:lineRule="auto"/>
+                                <w:ind w:left="0" w:firstLine="0"/>
+                                <w:jc w:val="left"/>
+                              </w:pPr>
+                              <w:r>
+                                <w:rPr>
+                                  <w:rFonts w:ascii="Georgia" w:eastAsia="Georgia" w:hAnsi="Georgia" w:cs="Georgia"/>
+                                  <w:b/>
+                                  <w:sz w:val="32"/>
+                                </w:rPr>
+                                <w:t xml:space="preserve">IN RESPECT OF </w:t>
+                              </w:r>
+                            </w:p>
+                          </w:txbxContent>
+                        </wps:txbx>
+                        <wps:bodyPr horzOverflow="overflow" vert="horz" lIns="0" tIns="0" rIns="0" bIns="0" rtlCol="0">
+                          <a:noAutofit/>
+                        </wps:bodyPr>
+                      </wps:wsp>
+                      <wps:wsp>
+                        <wps:cNvPr id="48" name="Rectangle 48"/>
+                        <wps:cNvSpPr/>
+                        <wps:spPr>
+                          <a:xfrm>
+                            <a:off x="3109050" y="5112828"/>
+                            <a:ext cx="2000000" cy="308609"/>
+                          </a:xfrm>
+                          <a:prstGeom prst="rect">
+                            <a:avLst/>
+                          </a:prstGeom>
+                          <a:ln>
+                            <a:noFill/>
+                          </a:ln>
+                        </wps:spPr>
+                        <wps:txbx>
+                          <w:txbxContent>
+                            <w:p>
+                              <w:pPr>
+                                <w:spacing w:after="160" w:line="259" w:lineRule="auto"/>
+                                <w:ind w:left="0" w:firstLine="0"/>
+                                <w:jc w:val="left"/>
+                              </w:pPr>
+                              <w:r>
+                                <w:rPr>
+                                  <w:rFonts w:ascii="Georgia" w:eastAsia="Georgia" w:hAnsi="Georgia" w:cs="Georgia"/>
+                                  <w:b/>
+                                  <w:sz w:val="32"/>
+                                </w:rPr>
+                                <w:t>{{NUM_PLOTS_WORDS_UPPER}} PLOTS</w:t>
+                              </w:r>
+                            </w:p>
+                          </w:txbxContent>
+                        </wps:txbx>
+                        <wps:bodyPr horzOverflow="overflow" vert="horz" lIns="0" tIns="0" rIns="0" bIns="0" rtlCol="0">
+                          <a:noAutofit/>
+                        </wps:bodyPr>
+                      </wps:wsp>
+                      <wps:wsp>
+                        <wps:cNvPr id="49" name="Rectangle 49"/>
+                        <wps:cNvSpPr/>
+                        <wps:spPr>
+                          <a:xfrm>
+                            <a:off x="3643541" y="5112828"/>
+                            <a:ext cx="68988" cy="308609"/>
+                          </a:xfrm>
+                          <a:prstGeom prst="rect">
+                            <a:avLst/>
+                          </a:prstGeom>
+                          <a:ln>
+                            <a:noFill/>
+                          </a:ln>
+                        </wps:spPr>
+                        <wps:txbx>
+                          <w:txbxContent>
+                            <w:p>
+                              <w:pPr>
+                                <w:spacing w:after="160" w:line="259" w:lineRule="auto"/>
+                                <w:ind w:left="0" w:firstLine="0"/>
+                                <w:jc w:val="left"/>
+                              </w:pPr>
+                              <w:r>
+                                <w:rPr>
+                                  <w:rFonts w:ascii="Georgia" w:eastAsia="Georgia" w:hAnsi="Georgia" w:cs="Georgia"/>
+                                  <w:b/>
+                                  <w:sz w:val="32"/>
+                                </w:rPr>
+                                <w:t xml:space="preserve"/>
+                              </w:r>
+                            </w:p>
+                          </w:txbxContent>
+                        </wps:txbx>
+                        <wps:bodyPr horzOverflow="overflow" vert="horz" lIns="0" tIns="0" rIns="0" bIns="0" rtlCol="0">
+                          <a:noAutofit/>
+                        </wps:bodyPr>
+                      </wps:wsp>
+                      <wps:wsp>
+                        <wps:cNvPr id="50" name="Rectangle 50"/>
+                        <wps:cNvSpPr/>
+                        <wps:spPr>
+                          <a:xfrm>
+                            <a:off x="3695135" y="5112828"/>
+                            <a:ext cx="121409" cy="308609"/>
+                          </a:xfrm>
+                          <a:prstGeom prst="rect">
+                            <a:avLst/>
+                          </a:prstGeom>
+                          <a:ln>
+                            <a:noFill/>
+                          </a:ln>
+                        </wps:spPr>
+                        <wps:txbx>
+                          <w:txbxContent>
+                            <w:p>
+                              <w:pPr>
+                                <w:spacing w:after="160" w:line="259" w:lineRule="auto"/>
+                                <w:ind w:left="0" w:firstLine="0"/>
+                                <w:jc w:val="left"/>
+                              </w:pPr>
+                              <w:r>
+                                <w:rPr>
+                                  <w:rFonts w:ascii="Georgia" w:eastAsia="Georgia" w:hAnsi="Georgia" w:cs="Georgia"/>
+                                  <w:b/>
+                                  <w:sz w:val="32"/>
+                                </w:rPr>
+                                <w:t/>
+                              </w:r>
+                            </w:p>
+                          </w:txbxContent>
+                        </wps:txbx>
+                        <wps:bodyPr horzOverflow="overflow" vert="horz" lIns="0" tIns="0" rIns="0" bIns="0" rtlCol="0">
+                          <a:noAutofit/>
+                        </wps:bodyPr>
+                      </wps:wsp>
+                      <wps:wsp>
+                        <wps:cNvPr id="51" name="Rectangle 51"/>
+                        <wps:cNvSpPr/>
+                        <wps:spPr>
+                          <a:xfrm>
+                            <a:off x="3785920" y="5112828"/>
+                            <a:ext cx="170026" cy="308609"/>
+                          </a:xfrm>
+                          <a:prstGeom prst="rect">
+                            <a:avLst/>
+                          </a:prstGeom>
+                          <a:ln>
+                            <a:noFill/>
+                          </a:ln>
+                        </wps:spPr>
+                        <wps:txbx>
+                          <w:txbxContent>
+                            <w:p>
+                              <w:pPr>
+                                <w:spacing w:after="160" w:line="259" w:lineRule="auto"/>
+                                <w:ind w:left="0" w:firstLine="0"/>
+                                <w:jc w:val="left"/>
+                              </w:pPr>
+                              <w:r>
+                                <w:rPr>
+                                  <w:rFonts w:ascii="Georgia" w:eastAsia="Georgia" w:hAnsi="Georgia" w:cs="Georgia"/>
+                                  <w:b/>
+                                  <w:sz w:val="32"/>
+                                </w:rPr>
+                                <w:t/>
+                              </w:r>
+                            </w:p>
+                          </w:txbxContent>
+                        </wps:txbx>
+                        <wps:bodyPr horzOverflow="overflow" vert="horz" lIns="0" tIns="0" rIns="0" bIns="0" rtlCol="0">
+                          <a:noAutofit/>
+                        </wps:bodyPr>
+                      </wps:wsp>
+                      <wps:wsp>
+                        <wps:cNvPr id="11259" name="Rectangle 11259"/>
+                        <wps:cNvSpPr/>
+                        <wps:spPr>
+                          <a:xfrm>
+                            <a:off x="3913219" y="5112828"/>
+                            <a:ext cx="121409" cy="308609"/>
+                          </a:xfrm>
+                          <a:prstGeom prst="rect">
+                            <a:avLst/>
+                          </a:prstGeom>
+                          <a:ln>
+                            <a:noFill/>
+                          </a:ln>
+                        </wps:spPr>
+                        <wps:txbx>
+                          <w:txbxContent>
+                            <w:p>
+                              <w:pPr>
+                                <w:spacing w:after="160" w:line="259" w:lineRule="auto"/>
+                                <w:ind w:left="0" w:firstLine="0"/>
+                                <w:jc w:val="left"/>
+                              </w:pPr>
+                              <w:r>
+                                <w:rPr>
+                                  <w:rFonts w:ascii="Georgia" w:eastAsia="Georgia" w:hAnsi="Georgia" w:cs="Georgia"/>
+                                  <w:b/>
+                                  <w:sz w:val="32"/>
+                                </w:rPr>
+                                <w:t/>
+                              </w:r>
+                            </w:p>
+                          </w:txbxContent>
+                        </wps:txbx>
+                        <wps:bodyPr horzOverflow="overflow" vert="horz" lIns="0" tIns="0" rIns="0" bIns="0" rtlCol="0">
+                          <a:noAutofit/>
+                        </wps:bodyPr>
+                      </wps:wsp>
+                      <wps:wsp>
+                        <wps:cNvPr id="11260" name="Rectangle 11260"/>
+                        <wps:cNvSpPr/>
+                        <wps:spPr>
+                          <a:xfrm>
+                            <a:off x="4004014" y="5112828"/>
+                            <a:ext cx="850511" cy="308609"/>
+                          </a:xfrm>
+                          <a:prstGeom prst="rect">
+                            <a:avLst/>
+                          </a:prstGeom>
+                          <a:ln>
+                            <a:noFill/>
+                          </a:ln>
+                        </wps:spPr>
+                        <wps:txbx>
+                          <w:txbxContent>
+                            <w:p>
+                              <w:pPr>
+                                <w:spacing w:after="160" w:line="259" w:lineRule="auto"/>
+                                <w:ind w:left="0" w:firstLine="0"/>
+                                <w:jc w:val="left"/>
+                              </w:pPr>
+                              <w:r>
+                                <w:rPr>
+                                  <w:rFonts w:ascii="Georgia" w:eastAsia="Georgia" w:hAnsi="Georgia" w:cs="Georgia"/>
+                                  <w:b/>
+                                  <w:sz w:val="32"/>
+                                </w:rPr>
+                                <w:t xml:space="preserve"/>
+                              </w:r>
+                            </w:p>
+                          </w:txbxContent>
+                        </wps:txbx>
+                        <wps:bodyPr horzOverflow="overflow" vert="horz" lIns="0" tIns="0" rIns="0" bIns="0" rtlCol="0">
+                          <a:noAutofit/>
+                        </wps:bodyPr>
+                      </wps:wsp>
+                      <wps:wsp>
+                        <wps:cNvPr id="53" name="Rectangle 53"/>
+                        <wps:cNvSpPr/>
+                        <wps:spPr>
+                          <a:xfrm>
+                            <a:off x="4642972" y="5112828"/>
+                            <a:ext cx="176273" cy="308609"/>
+                          </a:xfrm>
+                          <a:prstGeom prst="rect">
+                            <a:avLst/>
+                          </a:prstGeom>
+                          <a:ln>
+                            <a:noFill/>
+                          </a:ln>
+                        </wps:spPr>
+                        <wps:txbx>
+                          <w:txbxContent>
+                            <w:p>
+                              <w:pPr>
+                                <w:spacing w:after="160" w:line="259" w:lineRule="auto"/>
+                                <w:ind w:left="0" w:firstLine="0"/>
+                                <w:jc w:val="left"/>
+                              </w:pPr>
+                              <w:r>
+                                <w:rPr>
+                                  <w:rFonts w:ascii="Georgia" w:eastAsia="Georgia" w:hAnsi="Georgia" w:cs="Georgia"/>
+                                  <w:b/>
+                                  <w:sz w:val="32"/>
+                                </w:rPr>
+                                <w:t/>
+                              </w:r>
+                            </w:p>
+                          </w:txbxContent>
+                        </wps:txbx>
+                        <wps:bodyPr horzOverflow="overflow" vert="horz" lIns="0" tIns="0" rIns="0" bIns="0" rtlCol="0">
+                          <a:noAutofit/>
+                        </wps:bodyPr>
+                      </wps:wsp>
+                      <wps:wsp>
+                        <wps:cNvPr id="54" name="Rectangle 54"/>
+                        <wps:cNvSpPr/>
+                        <wps:spPr>
+                          <a:xfrm>
+                            <a:off x="4774834" y="5112828"/>
+                            <a:ext cx="68988" cy="308609"/>
+                          </a:xfrm>
+                          <a:prstGeom prst="rect">
+                            <a:avLst/>
+                          </a:prstGeom>
+                          <a:ln>
+                            <a:noFill/>
+                          </a:ln>
+                        </wps:spPr>
+                        <wps:txbx>
+                          <w:txbxContent>
+                            <w:p>
+                              <w:pPr>
+                                <w:spacing w:after="160" w:line="259" w:lineRule="auto"/>
+                                <w:ind w:left="0" w:firstLine="0"/>
+                                <w:jc w:val="left"/>
+                              </w:pPr>
+                              <w:r>
+                                <w:rPr>
+                                  <w:rFonts w:ascii="Georgia" w:eastAsia="Georgia" w:hAnsi="Georgia" w:cs="Georgia"/>
+                                  <w:b/>
+                                  <w:sz w:val="32"/>
+                                </w:rPr>
+                                <w:t xml:space="preserve"> </w:t>
+                              </w:r>
+                            </w:p>
+                          </w:txbxContent>
+                        </wps:txbx>
+                        <wps:bodyPr horzOverflow="overflow" vert="horz" lIns="0" tIns="0" rIns="0" bIns="0" rtlCol="0">
+                          <a:noAutofit/>
+                        </wps:bodyPr>
+                      </wps:wsp>
+                      <wps:wsp>
+                        <wps:cNvPr id="55" name="Rectangle 55"/>
+                        <wps:cNvSpPr/>
+                        <wps:spPr>
+                          <a:xfrm>
+                            <a:off x="4826428" y="5112828"/>
+                            <a:ext cx="1382997" cy="308609"/>
+                          </a:xfrm>
+                          <a:prstGeom prst="rect">
+                            <a:avLst/>
+                          </a:prstGeom>
+                          <a:ln>
+                            <a:noFill/>
+                          </a:ln>
+                        </wps:spPr>
+                        <wps:txbx>
+                          <w:txbxContent>
+                            <w:p>
+                              <w:pPr>
+                                <w:spacing w:after="160" w:line="259" w:lineRule="auto"/>
+                                <w:ind w:left="0" w:firstLine="0"/>
+                                <w:jc w:val="left"/>
+                              </w:pPr>
+                              <w:r>
+                                <w:rPr>
+                                  <w:rFonts w:ascii="Georgia" w:eastAsia="Georgia" w:hAnsi="Georgia" w:cs="Georgia"/>
+                                  <w:b/>
+                                  <w:sz w:val="32"/>
+                                </w:rPr>
+                                <w:t xml:space="preserve">OF LAND </w:t>
+                              </w:r>
+                            </w:p>
+                          </w:txbxContent>
+                        </wps:txbx>
+                        <wps:bodyPr horzOverflow="overflow" vert="horz" lIns="0" tIns="0" rIns="0" bIns="0" rtlCol="0">
+                          <a:noAutofit/>
+                        </wps:bodyPr>
+                      </wps:wsp>
+                      <wps:wsp>
+                        <wps:cNvPr id="56" name="Rectangle 56"/>
+                        <wps:cNvSpPr/>
+                        <wps:spPr>
+                          <a:xfrm>
+                            <a:off x="995592" y="5341428"/>
+                            <a:ext cx="1926701" cy="308609"/>
+                          </a:xfrm>
+                          <a:prstGeom prst="rect">
+                            <a:avLst/>
+                          </a:prstGeom>
+                          <a:ln>
+                            <a:noFill/>
+                          </a:ln>
+                        </wps:spPr>
+                        <wps:txbx>
+                          <w:txbxContent>
+                            <w:p>
+                              <w:pPr>
+                                <w:spacing w:after="160" w:line="259" w:lineRule="auto"/>
+                                <w:ind w:left="0" w:firstLine="0"/>
+                                <w:jc w:val="left"/>
+                              </w:pPr>
+                              <w:r>
+                                <w:rPr>
+                                  <w:rFonts w:ascii="Georgia" w:eastAsia="Georgia" w:hAnsi="Georgia" w:cs="Georgia"/>
+                                  <w:b/>
+                                  <w:sz w:val="32"/>
+                                </w:rPr>
+                                <w:t xml:space="preserve">MEASURING </w:t>
+                              </w:r>
+                            </w:p>
+                          </w:txbxContent>
+                        </wps:txbx>
+                        <wps:bodyPr horzOverflow="overflow" vert="horz" lIns="0" tIns="0" rIns="0" bIns="0" rtlCol="0">
+                          <a:noAutofit/>
+                        </wps:bodyPr>
+                      </wps:wsp>
+                      <wps:wsp>
+                        <wps:cNvPr id="57" name="Rectangle 57"/>
+                        <wps:cNvSpPr/>
+                        <wps:spPr>
+                          <a:xfrm>
+                            <a:off x="2444186" y="5341428"/>
+                            <a:ext cx="555002" cy="308609"/>
+                          </a:xfrm>
+                          <a:prstGeom prst="rect">
+                            <a:avLst/>
+                          </a:prstGeom>
+                          <a:ln>
+                            <a:noFill/>
+                          </a:ln>
+                        </wps:spPr>
+                        <wps:txbx>
+                          <w:txbxContent>
+                            <w:p>
+                              <w:pPr>
+                                <w:spacing w:after="160" w:line="259" w:lineRule="auto"/>
+                                <w:ind w:left="0" w:firstLine="0"/>
+                                <w:jc w:val="left"/>
+                              </w:pPr>
+                              <w:r>
+                                <w:rPr>
+                                  <w:rFonts w:ascii="Georgia" w:eastAsia="Georgia" w:hAnsi="Georgia" w:cs="Georgia"/>
+                                  <w:b/>
+                                  <w:sz w:val="32"/>
+                                </w:rPr>
+                                <w:t>{{PLOT_SIZE_SQM}}</w:t>
+                              </w:r>
+                            </w:p>
+                          </w:txbxContent>
+                        </wps:txbx>
+                        <wps:bodyPr horzOverflow="overflow" vert="horz" lIns="0" tIns="0" rIns="0" bIns="0" rtlCol="0">
+                          <a:noAutofit/>
+                        </wps:bodyPr>
+                      </wps:wsp>
+                      <wps:wsp>
+                        <wps:cNvPr id="58" name="Rectangle 58"/>
+                        <wps:cNvSpPr/>
+                        <wps:spPr>
+                          <a:xfrm>
+                            <a:off x="2860805" y="5341428"/>
+                            <a:ext cx="68988" cy="308609"/>
+                          </a:xfrm>
+                          <a:prstGeom prst="rect">
+                            <a:avLst/>
+                          </a:prstGeom>
+                          <a:ln>
+                            <a:noFill/>
+                          </a:ln>
+                        </wps:spPr>
+                        <wps:txbx>
+                          <w:txbxContent>
+                            <w:p>
+                              <w:pPr>
+                                <w:spacing w:after="160" w:line="259" w:lineRule="auto"/>
+                                <w:ind w:left="0" w:firstLine="0"/>
+                                <w:jc w:val="left"/>
+                              </w:pPr>
+                              <w:r>
+                                <w:rPr>
+                                  <w:rFonts w:ascii="Georgia" w:eastAsia="Georgia" w:hAnsi="Georgia" w:cs="Georgia"/>
+                                  <w:b/>
+                                  <w:sz w:val="32"/>
+                                </w:rPr>
+                                <w:t xml:space="preserve"> </w:t>
+                              </w:r>
+                            </w:p>
+                          </w:txbxContent>
+                        </wps:txbx>
+                        <wps:bodyPr horzOverflow="overflow" vert="horz" lIns="0" tIns="0" rIns="0" bIns="0" rtlCol="0">
+                          <a:noAutofit/>
+                        </wps:bodyPr>
+                      </wps:wsp>
+                      <wps:wsp>
+                        <wps:cNvPr id="59" name="Rectangle 59"/>
+                        <wps:cNvSpPr/>
+                        <wps:spPr>
+                          <a:xfrm>
+                            <a:off x="2912399" y="5341428"/>
+                            <a:ext cx="4435836" cy="308609"/>
+                          </a:xfrm>
+                          <a:prstGeom prst="rect">
+                            <a:avLst/>
+                          </a:prstGeom>
+                          <a:ln>
+                            <a:noFill/>
+                          </a:ln>
+                        </wps:spPr>
+                        <wps:txbx>
+                          <w:txbxContent>
+                            <w:p>
+                              <w:pPr>
+                                <w:spacing w:after="160" w:line="259" w:lineRule="auto"/>
+                                <w:ind w:left="0" w:firstLine="0"/>
+                                <w:jc w:val="left"/>
+                              </w:pPr>
+                              <w:r>
+                                <w:rPr>
+                                  <w:rFonts w:ascii="Georgia" w:eastAsia="Georgia" w:hAnsi="Georgia" w:cs="Georgia"/>
+                                  <w:b/>
+                                  <w:sz w:val="32"/>
+                                </w:rPr>
+                                <w:t xml:space="preserve">SQUARE METERS SITUATE AT </w:t>
+                              </w:r>
+                            </w:p>
+                          </w:txbxContent>
+                        </wps:txbx>
+                        <wps:bodyPr horzOverflow="overflow" vert="horz" lIns="0" tIns="0" rIns="0" bIns="0" rtlCol="0">
+                          <a:noAutofit/>
+                        </wps:bodyPr>
+                      </wps:wsp>
+                      <wps:wsp>
+                        <wps:cNvPr id="60" name="Rectangle 60"/>
+                        <wps:cNvSpPr/>
+                        <wps:spPr>
+                          <a:xfrm>
+                            <a:off x="1469014" y="5570028"/>
+                            <a:ext cx="3974837" cy="308609"/>
+                          </a:xfrm>
+                          <a:prstGeom prst="rect">
+                            <a:avLst/>
+                          </a:prstGeom>
+                          <a:ln>
+                            <a:noFill/>
+                          </a:ln>
+                        </wps:spPr>
+                        <wps:txbx>
+                          <w:txbxContent>
+                            <w:p>
+                              <w:pPr>
+                                <w:spacing w:after="160" w:line="259" w:lineRule="auto"/>
+                                <w:ind w:left="0" w:firstLine="0"/>
+                                <w:jc w:val="left"/>
+                              </w:pPr>
+                              <w:r>
+                                <w:rPr>
+                                  <w:rFonts w:ascii="Georgia" w:eastAsia="Georgia" w:hAnsi="Georgia" w:cs="Georgia"/>
+                                  <w:b/>
+                                  <w:sz w:val="32"/>
+                                </w:rPr>
+                                <w:t>ALAFIA GARDENS, LOCATE</w:t>
+                              </w:r>
+                            </w:p>
+                          </w:txbxContent>
+                        </wps:txbx>
+                        <wps:bodyPr horzOverflow="overflow" vert="horz" lIns="0" tIns="0" rIns="0" bIns="0" rtlCol="0">
+                          <a:noAutofit/>
+                        </wps:bodyPr>
+                      </wps:wsp>
+                      <wps:wsp>
+                        <wps:cNvPr id="61" name="Rectangle 61"/>
+                        <wps:cNvSpPr/>
+                        <wps:spPr>
+                          <a:xfrm>
+                            <a:off x="4456888" y="5570028"/>
+                            <a:ext cx="1751650" cy="308609"/>
+                          </a:xfrm>
+                          <a:prstGeom prst="rect">
+                            <a:avLst/>
+                          </a:prstGeom>
+                          <a:ln>
+                            <a:noFill/>
+                          </a:ln>
+                        </wps:spPr>
+                        <wps:txbx>
+                          <w:txbxContent>
+                            <w:p>
+                              <w:pPr>
+                                <w:spacing w:after="160" w:line="259" w:lineRule="auto"/>
+                                <w:ind w:left="0" w:firstLine="0"/>
+                                <w:jc w:val="left"/>
+                              </w:pPr>
+                              <w:r>
+                                <w:rPr>
+                                  <w:rFonts w:ascii="Georgia" w:eastAsia="Georgia" w:hAnsi="Georgia" w:cs="Georgia"/>
+                                  <w:b/>
+                                  <w:sz w:val="32"/>
+                                </w:rPr>
+                                <w:t xml:space="preserve">D AT WARA </w:t>
+                              </w:r>
+                            </w:p>
+                          </w:txbxContent>
+                        </wps:txbx>
+                        <wps:bodyPr horzOverflow="overflow" vert="horz" lIns="0" tIns="0" rIns="0" bIns="0" rtlCol="0">
+                          <a:noAutofit/>
+                        </wps:bodyPr>
+                      </wps:wsp>
+                      <wps:wsp>
+                        <wps:cNvPr id="62" name="Rectangle 62"/>
+                        <wps:cNvSpPr/>
+                        <wps:spPr>
+                          <a:xfrm>
+                            <a:off x="770266" y="5801676"/>
+                            <a:ext cx="2080512" cy="308608"/>
+                          </a:xfrm>
+                          <a:prstGeom prst="rect">
+                            <a:avLst/>
+                          </a:prstGeom>
+                          <a:ln>
+                            <a:noFill/>
+                          </a:ln>
+                        </wps:spPr>
+                        <wps:txbx>
+                          <w:txbxContent>
+                            <w:p>
+                              <w:pPr>
+                                <w:spacing w:after="160" w:line="259" w:lineRule="auto"/>
+                                <w:ind w:left="0" w:firstLine="0"/>
+                                <w:jc w:val="left"/>
+                              </w:pPr>
+                              <w:r>
+                                <w:rPr>
+                                  <w:rFonts w:ascii="Georgia" w:eastAsia="Georgia" w:hAnsi="Georgia" w:cs="Georgia"/>
+                                  <w:b/>
+                                  <w:sz w:val="32"/>
+                                </w:rPr>
+                                <w:t xml:space="preserve">COMMUNITY, </w:t>
+                              </w:r>
+                            </w:p>
+                          </w:txbxContent>
+                        </wps:txbx>
+                        <wps:bodyPr horzOverflow="overflow" vert="horz" lIns="0" tIns="0" rIns="0" bIns="0" rtlCol="0">
+                          <a:noAutofit/>
+                        </wps:bodyPr>
+                      </wps:wsp>
+                      <wps:wsp>
+                        <wps:cNvPr id="63" name="Rectangle 63"/>
+                        <wps:cNvSpPr/>
+                        <wps:spPr>
+                          <a:xfrm>
+                            <a:off x="2334648" y="5801676"/>
+                            <a:ext cx="613018" cy="308608"/>
+                          </a:xfrm>
+                          <a:prstGeom prst="rect">
+                            <a:avLst/>
+                          </a:prstGeom>
+                          <a:ln>
+                            <a:noFill/>
+                          </a:ln>
+                        </wps:spPr>
+                        <wps:txbx>
+                          <w:txbxContent>
+                            <w:p>
+                              <w:pPr>
+                                <w:spacing w:after="160" w:line="259" w:lineRule="auto"/>
+                                <w:ind w:left="0" w:firstLine="0"/>
+                                <w:jc w:val="left"/>
+                              </w:pPr>
+                              <w:r>
+                                <w:rPr>
+                                  <w:rFonts w:ascii="Georgia" w:eastAsia="Georgia" w:hAnsi="Georgia" w:cs="Georgia"/>
+                                  <w:b/>
+                                  <w:sz w:val="32"/>
+                                </w:rPr>
+                                <w:t>ALO</w:t>
+                              </w:r>
+                            </w:p>
+                          </w:txbxContent>
+                        </wps:txbx>
+                        <wps:bodyPr horzOverflow="overflow" vert="horz" lIns="0" tIns="0" rIns="0" bIns="0" rtlCol="0">
+                          <a:noAutofit/>
+                        </wps:bodyPr>
+                      </wps:wsp>
+                      <wps:wsp>
+                        <wps:cNvPr id="64" name="Rectangle 64"/>
+                        <wps:cNvSpPr/>
+                        <wps:spPr>
+                          <a:xfrm>
+                            <a:off x="2794626" y="5801676"/>
+                            <a:ext cx="709330" cy="308608"/>
+                          </a:xfrm>
+                          <a:prstGeom prst="rect">
+                            <a:avLst/>
+                          </a:prstGeom>
+                          <a:ln>
+                            <a:noFill/>
+                          </a:ln>
+                        </wps:spPr>
+                        <wps:txbx>
+                          <w:txbxContent>
+                            <w:p>
+                              <w:pPr>
+                                <w:spacing w:after="160" w:line="259" w:lineRule="auto"/>
+                                <w:ind w:left="0" w:firstLine="0"/>
+                                <w:jc w:val="left"/>
+                              </w:pPr>
+                              <w:r>
+                                <w:rPr>
+                                  <w:rFonts w:ascii="Georgia" w:eastAsia="Georgia" w:hAnsi="Georgia" w:cs="Georgia"/>
+                                  <w:b/>
+                                  <w:sz w:val="32"/>
+                                </w:rPr>
+                                <w:t>NG E</w:t>
+                              </w:r>
+                            </w:p>
+                          </w:txbxContent>
+                        </wps:txbx>
+                        <wps:bodyPr horzOverflow="overflow" vert="horz" lIns="0" tIns="0" rIns="0" bIns="0" rtlCol="0">
+                          <a:noAutofit/>
+                        </wps:bodyPr>
+                      </wps:wsp>
+                      <wps:wsp>
+                        <wps:cNvPr id="65" name="Rectangle 65"/>
+                        <wps:cNvSpPr/>
+                        <wps:spPr>
+                          <a:xfrm>
+                            <a:off x="3327333" y="5801676"/>
+                            <a:ext cx="121137" cy="308608"/>
+                          </a:xfrm>
+                          <a:prstGeom prst="rect">
+                            <a:avLst/>
+                          </a:prstGeom>
+                          <a:ln>
+                            <a:noFill/>
+                          </a:ln>
+                        </wps:spPr>
+                        <wps:txbx>
+                          <w:txbxContent>
+                            <w:p>
+                              <w:pPr>
+                                <w:spacing w:after="160" w:line="259" w:lineRule="auto"/>
+                                <w:ind w:left="0" w:firstLine="0"/>
+                                <w:jc w:val="left"/>
+                              </w:pPr>
+                              <w:r>
+                                <w:rPr>
+                                  <w:rFonts w:ascii="Georgia" w:eastAsia="Georgia" w:hAnsi="Georgia" w:cs="Georgia"/>
+                                  <w:b/>
+                                  <w:sz w:val="32"/>
+                                </w:rPr>
+                                <w:t>I</w:t>
+                              </w:r>
+                            </w:p>
+                          </w:txbxContent>
+                        </wps:txbx>
+                        <wps:bodyPr horzOverflow="overflow" vert="horz" lIns="0" tIns="0" rIns="0" bIns="0" rtlCol="0">
+                          <a:noAutofit/>
+                        </wps:bodyPr>
+                      </wps:wsp>
+                      <wps:wsp>
+                        <wps:cNvPr id="66" name="Rectangle 66"/>
+                        <wps:cNvSpPr/>
+                        <wps:spPr>
+                          <a:xfrm>
+                            <a:off x="3417919" y="5801676"/>
+                            <a:ext cx="1625325" cy="308608"/>
+                          </a:xfrm>
+                          <a:prstGeom prst="rect">
+                            <a:avLst/>
+                          </a:prstGeom>
+                          <a:ln>
+                            <a:noFill/>
+                          </a:ln>
+                        </wps:spPr>
+                        <wps:txbx>
+                          <w:txbxContent>
+                            <w:p>
+                              <w:pPr>
+                                <w:spacing w:after="160" w:line="259" w:lineRule="auto"/>
+                                <w:ind w:left="0" w:firstLine="0"/>
+                                <w:jc w:val="left"/>
+                              </w:pPr>
+                              <w:r>
+                                <w:rPr>
+                                  <w:rFonts w:ascii="Georgia" w:eastAsia="Georgia" w:hAnsi="Georgia" w:cs="Georgia"/>
+                                  <w:b/>
+                                  <w:sz w:val="32"/>
+                                </w:rPr>
+                                <w:t>YENKORIN</w:t>
+                              </w:r>
+                            </w:p>
+                          </w:txbxContent>
+                        </wps:txbx>
+                        <wps:bodyPr horzOverflow="overflow" vert="horz" lIns="0" tIns="0" rIns="0" bIns="0" rtlCol="0">
+                          <a:noAutofit/>
+                        </wps:bodyPr>
+                      </wps:wsp>
+                      <wps:wsp>
+                        <wps:cNvPr id="67" name="Rectangle 67"/>
+                        <wps:cNvSpPr/>
+                        <wps:spPr>
+                          <a:xfrm>
+                            <a:off x="4639500" y="5801676"/>
+                            <a:ext cx="68988" cy="308608"/>
+                          </a:xfrm>
+                          <a:prstGeom prst="rect">
+                            <a:avLst/>
+                          </a:prstGeom>
+                          <a:ln>
+                            <a:noFill/>
+                          </a:ln>
+                        </wps:spPr>
+                        <wps:txbx>
+                          <w:txbxContent>
+                            <w:p>
+                              <w:pPr>
+                                <w:spacing w:after="160" w:line="259" w:lineRule="auto"/>
+                                <w:ind w:left="0" w:firstLine="0"/>
+                                <w:jc w:val="left"/>
+                              </w:pPr>
+                              <w:r>
+                                <w:rPr>
+                                  <w:rFonts w:ascii="Georgia" w:eastAsia="Georgia" w:hAnsi="Georgia" w:cs="Georgia"/>
+                                  <w:b/>
+                                  <w:sz w:val="32"/>
+                                </w:rPr>
+                                <w:t xml:space="preserve"> </w:t>
+                              </w:r>
+                            </w:p>
+                          </w:txbxContent>
+                        </wps:txbx>
+                        <wps:bodyPr horzOverflow="overflow" vert="horz" lIns="0" tIns="0" rIns="0" bIns="0" rtlCol="0">
+                          <a:noAutofit/>
+                        </wps:bodyPr>
+                      </wps:wsp>
+                      <wps:wsp>
+                        <wps:cNvPr id="68" name="Rectangle 68"/>
+                        <wps:cNvSpPr/>
+                        <wps:spPr>
+                          <a:xfrm>
+                            <a:off x="4691093" y="5801676"/>
+                            <a:ext cx="195829" cy="308608"/>
+                          </a:xfrm>
+                          <a:prstGeom prst="rect">
+                            <a:avLst/>
+                          </a:prstGeom>
+                          <a:ln>
+                            <a:noFill/>
+                          </a:ln>
+                        </wps:spPr>
+                        <wps:txbx>
+                          <w:txbxContent>
+                            <w:p>
+                              <w:pPr>
+                                <w:spacing w:after="160" w:line="259" w:lineRule="auto"/>
+                                <w:ind w:left="0" w:firstLine="0"/>
+                                <w:jc w:val="left"/>
+                              </w:pPr>
+                              <w:r>
+                                <w:rPr>
+                                  <w:rFonts w:ascii="Georgia" w:eastAsia="Georgia" w:hAnsi="Georgia" w:cs="Georgia"/>
+                                  <w:b/>
+                                  <w:sz w:val="32"/>
+                                </w:rPr>
+                                <w:t>E</w:t>
+                              </w:r>
+                            </w:p>
+                          </w:txbxContent>
+                        </wps:txbx>
+                        <wps:bodyPr horzOverflow="overflow" vert="horz" lIns="0" tIns="0" rIns="0" bIns="0" rtlCol="0">
+                          <a:noAutofit/>
+                        </wps:bodyPr>
+                      </wps:wsp>
+                      <wps:wsp>
+                        <wps:cNvPr id="69" name="Rectangle 69"/>
+                        <wps:cNvSpPr/>
+                        <wps:spPr>
+                          <a:xfrm>
+                            <a:off x="4837638" y="5801676"/>
+                            <a:ext cx="624479" cy="308608"/>
+                          </a:xfrm>
+                          <a:prstGeom prst="rect">
+                            <a:avLst/>
+                          </a:prstGeom>
+                          <a:ln>
+                            <a:noFill/>
+                          </a:ln>
+                        </wps:spPr>
+                        <wps:txbx>
+                          <w:txbxContent>
+                            <w:p>
+                              <w:pPr>
+                                <w:spacing w:after="160" w:line="259" w:lineRule="auto"/>
+                                <w:ind w:left="0" w:firstLine="0"/>
+                                <w:jc w:val="left"/>
+                              </w:pPr>
+                              <w:r>
+                                <w:rPr>
+                                  <w:rFonts w:ascii="Georgia" w:eastAsia="Georgia" w:hAnsi="Georgia" w:cs="Georgia"/>
+                                  <w:b/>
+                                  <w:sz w:val="32"/>
+                                </w:rPr>
+                                <w:t>XPR</w:t>
+                              </w:r>
+                            </w:p>
+                          </w:txbxContent>
+                        </wps:txbx>
+                        <wps:bodyPr horzOverflow="overflow" vert="horz" lIns="0" tIns="0" rIns="0" bIns="0" rtlCol="0">
+                          <a:noAutofit/>
+                        </wps:bodyPr>
+                      </wps:wsp>
+                      <wps:wsp>
+                        <wps:cNvPr id="70" name="Rectangle 70"/>
+                        <wps:cNvSpPr/>
+                        <wps:spPr>
+                          <a:xfrm>
+                            <a:off x="5306448" y="5801676"/>
+                            <a:ext cx="546528" cy="308608"/>
+                          </a:xfrm>
+                          <a:prstGeom prst="rect">
+                            <a:avLst/>
+                          </a:prstGeom>
+                          <a:ln>
+                            <a:noFill/>
+                          </a:ln>
+                        </wps:spPr>
+                        <wps:txbx>
+                          <w:txbxContent>
+                            <w:p>
+                              <w:pPr>
+                                <w:spacing w:after="160" w:line="259" w:lineRule="auto"/>
+                                <w:ind w:left="0" w:firstLine="0"/>
+                                <w:jc w:val="left"/>
+                              </w:pPr>
+                              <w:r>
+                                <w:rPr>
+                                  <w:rFonts w:ascii="Georgia" w:eastAsia="Georgia" w:hAnsi="Georgia" w:cs="Georgia"/>
+                                  <w:b/>
+                                  <w:sz w:val="32"/>
+                                </w:rPr>
+                                <w:t>ESS</w:t>
+                              </w:r>
+                            </w:p>
+                          </w:txbxContent>
+                        </wps:txbx>
+                        <wps:bodyPr horzOverflow="overflow" vert="horz" lIns="0" tIns="0" rIns="0" bIns="0" rtlCol="0">
+                          <a:noAutofit/>
+                        </wps:bodyPr>
+                      </wps:wsp>
+                      <wps:wsp>
+                        <wps:cNvPr id="71" name="Rectangle 71"/>
+                        <wps:cNvSpPr/>
+                        <wps:spPr>
+                          <a:xfrm>
+                            <a:off x="5716718" y="5801676"/>
+                            <a:ext cx="68988" cy="308608"/>
+                          </a:xfrm>
+                          <a:prstGeom prst="rect">
+                            <a:avLst/>
+                          </a:prstGeom>
+                          <a:ln>
+                            <a:noFill/>
+                          </a:ln>
+                        </wps:spPr>
+                        <wps:txbx>
+                          <w:txbxContent>
+                            <w:p>
+                              <w:pPr>
+                                <w:spacing w:after="160" w:line="259" w:lineRule="auto"/>
+                                <w:ind w:left="0" w:firstLine="0"/>
+                                <w:jc w:val="left"/>
+                              </w:pPr>
+                              <w:r>
+                                <w:rPr>
+                                  <w:rFonts w:ascii="Georgia" w:eastAsia="Georgia" w:hAnsi="Georgia" w:cs="Georgia"/>
+                                  <w:b/>
+                                  <w:sz w:val="32"/>
+                                </w:rPr>
+                                <w:t xml:space="preserve"> </w:t>
+                              </w:r>
+                            </w:p>
+                          </w:txbxContent>
+                        </wps:txbx>
+                        <wps:bodyPr horzOverflow="overflow" vert="horz" lIns="0" tIns="0" rIns="0" bIns="0" rtlCol="0">
+                          <a:noAutofit/>
+                        </wps:bodyPr>
+                      </wps:wsp>
+                      <wps:wsp>
+                        <wps:cNvPr id="72" name="Rectangle 72"/>
+                        <wps:cNvSpPr/>
+                        <wps:spPr>
+                          <a:xfrm>
+                            <a:off x="5768311" y="5801676"/>
+                            <a:ext cx="216471" cy="308608"/>
+                          </a:xfrm>
+                          <a:prstGeom prst="rect">
+                            <a:avLst/>
+                          </a:prstGeom>
+                          <a:ln>
+                            <a:noFill/>
+                          </a:ln>
+                        </wps:spPr>
+                        <wps:txbx>
+                          <w:txbxContent>
+                            <w:p>
+                              <w:pPr>
+                                <w:spacing w:after="160" w:line="259" w:lineRule="auto"/>
+                                <w:ind w:left="0" w:firstLine="0"/>
+                                <w:jc w:val="left"/>
+                              </w:pPr>
+                              <w:r>
+                                <w:rPr>
+                                  <w:rFonts w:ascii="Georgia" w:eastAsia="Georgia" w:hAnsi="Georgia" w:cs="Georgia"/>
+                                  <w:b/>
+                                  <w:sz w:val="32"/>
+                                </w:rPr>
+                                <w:t>R</w:t>
+                              </w:r>
+                            </w:p>
+                          </w:txbxContent>
+                        </wps:txbx>
+                        <wps:bodyPr horzOverflow="overflow" vert="horz" lIns="0" tIns="0" rIns="0" bIns="0" rtlCol="0">
+                          <a:noAutofit/>
+                        </wps:bodyPr>
+                      </wps:wsp>
+                      <wps:wsp>
+                        <wps:cNvPr id="73" name="Rectangle 73"/>
+                        <wps:cNvSpPr/>
+                        <wps:spPr>
+                          <a:xfrm>
+                            <a:off x="5930334" y="5801676"/>
+                            <a:ext cx="720873" cy="308608"/>
+                          </a:xfrm>
+                          <a:prstGeom prst="rect">
+                            <a:avLst/>
+                          </a:prstGeom>
+                          <a:ln>
+                            <a:noFill/>
+                          </a:ln>
+                        </wps:spPr>
+                        <wps:txbx>
+                          <w:txbxContent>
+                            <w:p>
+                              <w:pPr>
+                                <w:spacing w:after="160" w:line="259" w:lineRule="auto"/>
+                                <w:ind w:left="0" w:firstLine="0"/>
+                                <w:jc w:val="left"/>
+                              </w:pPr>
+                              <w:r>
+                                <w:rPr>
+                                  <w:rFonts w:ascii="Georgia" w:eastAsia="Georgia" w:hAnsi="Georgia" w:cs="Georgia"/>
+                                  <w:b/>
+                                  <w:sz w:val="32"/>
+                                </w:rPr>
+                                <w:t xml:space="preserve">OAD </w:t>
+                              </w:r>
+                            </w:p>
+                          </w:txbxContent>
+                        </wps:txbx>
+                        <wps:bodyPr horzOverflow="overflow" vert="horz" lIns="0" tIns="0" rIns="0" bIns="0" rtlCol="0">
+                          <a:noAutofit/>
+                        </wps:bodyPr>
+                      </wps:wsp>
+                      <wps:wsp>
+                        <wps:cNvPr id="74" name="Rectangle 74"/>
+                        <wps:cNvSpPr/>
+                        <wps:spPr>
+                          <a:xfrm>
+                            <a:off x="2748440" y="6030276"/>
+                            <a:ext cx="2253743" cy="308607"/>
+                          </a:xfrm>
+                          <a:prstGeom prst="rect">
+                            <a:avLst/>
+                          </a:prstGeom>
+                          <a:ln>
+                            <a:noFill/>
+                          </a:ln>
+                        </wps:spPr>
+                        <wps:txbx>
+                          <w:txbxContent>
+                            <w:p>
+                              <w:pPr>
+                                <w:spacing w:after="160" w:line="259" w:lineRule="auto"/>
+                                <w:ind w:left="0" w:firstLine="0"/>
+                                <w:jc w:val="left"/>
+                              </w:pPr>
+                              <w:r>
+                                <w:rPr>
+                                  <w:rFonts w:ascii="Georgia" w:eastAsia="Georgia" w:hAnsi="Georgia" w:cs="Georgia"/>
+                                  <w:b/>
+                                  <w:sz w:val="32"/>
+                                </w:rPr>
+                                <w:t>KWARA STATE.</w:t>
+                              </w:r>
+                            </w:p>
+                          </w:txbxContent>
+                        </wps:txbx>
+                        <wps:bodyPr horzOverflow="overflow" vert="horz" lIns="0" tIns="0" rIns="0" bIns="0" rtlCol="0">
+                          <a:noAutofit/>
+                        </wps:bodyPr>
+                      </wps:wsp>
+                      <wps:wsp>
+                        <wps:cNvPr id="75" name="Rectangle 75"/>
+                        <wps:cNvSpPr/>
+                        <wps:spPr>
+                          <a:xfrm>
+                            <a:off x="4442304" y="6030276"/>
+                            <a:ext cx="68988" cy="308607"/>
+                          </a:xfrm>
+                          <a:prstGeom prst="rect">
+                            <a:avLst/>
+                          </a:prstGeom>
+                          <a:ln>
+                            <a:noFill/>
+                          </a:ln>
+                        </wps:spPr>
+                        <wps:txbx>
+                          <w:txbxContent>
+                            <w:p>
+                              <w:pPr>
+                                <w:spacing w:after="160" w:line="259" w:lineRule="auto"/>
+                                <w:ind w:left="0" w:firstLine="0"/>
+                                <w:jc w:val="left"/>
+                              </w:pPr>
+                              <w:r>
+                                <w:rPr>
+                                  <w:rFonts w:ascii="Georgia" w:eastAsia="Georgia" w:hAnsi="Georgia" w:cs="Georgia"/>
+                                  <w:b/>
+                                  <w:sz w:val="32"/>
+                                </w:rPr>
+                                <w:t xml:space="preserve"> </w:t>
+                              </w:r>
+                            </w:p>
+                          </w:txbxContent>
+                        </wps:txbx>
+                        <wps:bodyPr horzOverflow="overflow" vert="horz" lIns="0" tIns="0" rIns="0" bIns="0" rtlCol="0">
+                          <a:noAutofit/>
+                        </wps:bodyPr>
+                      </wps:wsp>
+                      <wps:wsp>
+                        <wps:cNvPr id="76" name="Rectangle 76"/>
+                        <wps:cNvSpPr/>
+                        <wps:spPr>
+                          <a:xfrm>
+                            <a:off x="623571" y="6231086"/>
+                            <a:ext cx="50673" cy="224466"/>
+                          </a:xfrm>
+                          <a:prstGeom prst="rect">
+                            <a:avLst/>
+                          </a:prstGeom>
+                          <a:ln>
+                            <a:noFill/>
+                          </a:ln>
+                        </wps:spPr>
+                        <wps:txbx>
+                          <w:txbxContent>
+                            <w:p>
+                              <w:pPr>
+                                <w:spacing w:after="160" w:line="259" w:lineRule="auto"/>
+                                <w:ind w:left="0" w:firstLine="0"/>
+                                <w:jc w:val="left"/>
+                              </w:pPr>
+                              <w:r>
+                                <w:t xml:space="preserve"> </w:t>
+                              </w:r>
+                            </w:p>
+                          </w:txbxContent>
+                        </wps:txbx>
+                        <wps:bodyPr horzOverflow="overflow" vert="horz" lIns="0" tIns="0" rIns="0" bIns="0" rtlCol="0">
+                          <a:noAutofit/>
+                        </wps:bodyPr>
+                      </wps:wsp>
+                      <wps:wsp>
+                        <wps:cNvPr id="77" name="Rectangle 77"/>
+                        <wps:cNvSpPr/>
+                        <wps:spPr>
+                          <a:xfrm>
+                            <a:off x="991871" y="6389940"/>
+                            <a:ext cx="6920771" cy="308608"/>
+                          </a:xfrm>
+                          <a:prstGeom prst="rect">
+                            <a:avLst/>
+                          </a:prstGeom>
+                          <a:ln>
+                            <a:noFill/>
+                          </a:ln>
+                        </wps:spPr>
+                        <wps:txbx>
+                          <w:txbxContent>
+                            <w:p>
+                              <w:pPr>
+                                <w:spacing w:after="160" w:line="259" w:lineRule="auto"/>
+                                <w:ind w:left="0" w:firstLine="0"/>
+                                <w:jc w:val="left"/>
+                              </w:pPr>
+                              <w:r>
+                                <w:rPr>
+                                  <w:rFonts w:ascii="Georgia" w:eastAsia="Georgia" w:hAnsi="Georgia" w:cs="Georgia"/>
+                                  <w:sz w:val="32"/>
+                                </w:rPr>
+                                <w:t>...............................................................................................</w:t>
+                              </w:r>
+                            </w:p>
+                          </w:txbxContent>
+                        </wps:txbx>
+                        <wps:bodyPr horzOverflow="overflow" vert="horz" lIns="0" tIns="0" rIns="0" bIns="0" rtlCol="0">
+                          <a:noAutofit/>
+                        </wps:bodyPr>
+                      </wps:wsp>
+                      <wps:wsp>
+                        <wps:cNvPr id="78" name="Rectangle 78"/>
+                        <wps:cNvSpPr/>
+                        <wps:spPr>
+                          <a:xfrm>
+                            <a:off x="6194904" y="6389940"/>
+                            <a:ext cx="65457" cy="308608"/>
+                          </a:xfrm>
+                          <a:prstGeom prst="rect">
+                            <a:avLst/>
+                          </a:prstGeom>
+                          <a:ln>
+                            <a:noFill/>
+                          </a:ln>
+                        </wps:spPr>
+                        <wps:txbx>
+                          <w:txbxContent>
+                            <w:p>
+                              <w:pPr>
+                                <w:spacing w:after="160" w:line="259" w:lineRule="auto"/>
+                                <w:ind w:left="0" w:firstLine="0"/>
+                                <w:jc w:val="left"/>
+                              </w:pPr>
+                              <w:r>
+                                <w:rPr>
+                                  <w:rFonts w:ascii="Georgia" w:eastAsia="Georgia" w:hAnsi="Georgia" w:cs="Georgia"/>
+                                  <w:sz w:val="32"/>
+                                </w:rPr>
+                                <w:t xml:space="preserve"> </w:t>
+                              </w:r>
+                            </w:p>
+                          </w:txbxContent>
+                        </wps:txbx>
+                        <wps:bodyPr horzOverflow="overflow" vert="horz" lIns="0" tIns="0" rIns="0" bIns="0" rtlCol="0">
+                          <a:noAutofit/>
+                        </wps:bodyPr>
+                      </wps:wsp>
+                      <wps:wsp>
+                        <wps:cNvPr id="79" name="Rectangle 79"/>
+                        <wps:cNvSpPr/>
+                        <wps:spPr>
+                          <a:xfrm>
+                            <a:off x="623571" y="6587703"/>
+                            <a:ext cx="50673" cy="224466"/>
+                          </a:xfrm>
+                          <a:prstGeom prst="rect">
+                            <a:avLst/>
+                          </a:prstGeom>
+                          <a:ln>
+                            <a:noFill/>
+                          </a:ln>
+                        </wps:spPr>
+                        <wps:txbx>
+                          <w:txbxContent>
+                            <w:p>
+                              <w:pPr>
+                                <w:spacing w:after="160" w:line="259" w:lineRule="auto"/>
+                                <w:ind w:left="0" w:firstLine="0"/>
+                                <w:jc w:val="left"/>
+                              </w:pPr>
+                              <w:r>
+                                <w:t xml:space="preserve"> </w:t>
+                              </w:r>
+                            </w:p>
+                          </w:txbxContent>
+                        </wps:txbx>
+                        <wps:bodyPr horzOverflow="overflow" vert="horz" lIns="0" tIns="0" rIns="0" bIns="0" rtlCol="0">
+                          <a:noAutofit/>
+                        </wps:bodyPr>
+                      </wps:wsp>
+                      <wps:wsp>
+                        <wps:cNvPr id="80" name="Rectangle 80"/>
+                        <wps:cNvSpPr/>
+                        <wps:spPr>
+                          <a:xfrm>
+                            <a:off x="623571" y="6715718"/>
+                            <a:ext cx="50673" cy="224466"/>
+                          </a:xfrm>
+                          <a:prstGeom prst="rect">
+                            <a:avLst/>
+                          </a:prstGeom>
+                          <a:ln>
+                            <a:noFill/>
+                          </a:ln>
+                        </wps:spPr>
+                        <wps:txbx>
+                          <w:txbxContent>
+                            <w:p>
+                              <w:pPr>
+                                <w:spacing w:after="160" w:line="259" w:lineRule="auto"/>
+                                <w:ind w:left="0" w:firstLine="0"/>
+                                <w:jc w:val="left"/>
+                              </w:pPr>
+                              <w:r>
+                                <w:t xml:space="preserve"> </w:t>
+                              </w:r>
+                            </w:p>
+                          </w:txbxContent>
+                        </wps:txbx>
+                        <wps:bodyPr horzOverflow="overflow" vert="horz" lIns="0" tIns="0" rIns="0" bIns="0" rtlCol="0">
+                          <a:noAutofit/>
+                        </wps:bodyPr>
+                      </wps:wsp>
+                      <wps:wsp>
+                        <wps:cNvPr id="81" name="Rectangle 81"/>
+                        <wps:cNvSpPr/>
+                        <wps:spPr>
+                          <a:xfrm>
+                            <a:off x="623571" y="6843735"/>
+                            <a:ext cx="50673" cy="224466"/>
+                          </a:xfrm>
+                          <a:prstGeom prst="rect">
+                            <a:avLst/>
+                          </a:prstGeom>
+                          <a:ln>
+                            <a:noFill/>
+                          </a:ln>
+                        </wps:spPr>
+                        <wps:txbx>
+                          <w:txbxContent>
+                            <w:p>
+                              <w:pPr>
+                                <w:spacing w:after="160" w:line="259" w:lineRule="auto"/>
+                                <w:ind w:left="0" w:firstLine="0"/>
+                                <w:jc w:val="left"/>
+                              </w:pPr>
+                              <w:r>
+                                <w:t xml:space="preserve"> </w:t>
+                              </w:r>
+                            </w:p>
+                          </w:txbxContent>
+                        </wps:txbx>
+                        <wps:bodyPr horzOverflow="overflow" vert="horz" lIns="0" tIns="0" rIns="0" bIns="0" rtlCol="0">
+                          <a:noAutofit/>
+                        </wps:bodyPr>
+                      </wps:wsp>
+                      <wps:wsp>
+                        <wps:cNvPr id="82" name="Rectangle 82"/>
+                        <wps:cNvSpPr/>
+                        <wps:spPr>
+                          <a:xfrm>
+                            <a:off x="623571" y="6968703"/>
+                            <a:ext cx="50673" cy="224466"/>
+                          </a:xfrm>
+                          <a:prstGeom prst="rect">
+                            <a:avLst/>
+                          </a:prstGeom>
+                          <a:ln>
+                            <a:noFill/>
+                          </a:ln>
+                        </wps:spPr>
+                        <wps:txbx>
+                          <w:txbxContent>
+                            <w:p>
+                              <w:pPr>
+                                <w:spacing w:after="160" w:line="259" w:lineRule="auto"/>
+                                <w:ind w:left="0" w:firstLine="0"/>
+                                <w:jc w:val="left"/>
+                              </w:pPr>
+                              <w:r>
+                                <w:t xml:space="preserve"> </w:t>
+                              </w:r>
+                            </w:p>
+                          </w:txbxContent>
+                        </wps:txbx>
+                        <wps:bodyPr horzOverflow="overflow" vert="horz" lIns="0" tIns="0" rIns="0" bIns="0" rtlCol="0">
+                          <a:noAutofit/>
+                        </wps:bodyPr>
+                      </wps:wsp>
+                      <wps:wsp>
+                        <wps:cNvPr id="83" name="Rectangle 83"/>
+                        <wps:cNvSpPr/>
+                        <wps:spPr>
+                          <a:xfrm>
+                            <a:off x="623571" y="7099767"/>
+                            <a:ext cx="50673" cy="224466"/>
+                          </a:xfrm>
+                          <a:prstGeom prst="rect">
+                            <a:avLst/>
+                          </a:prstGeom>
+                          <a:ln>
+                            <a:noFill/>
+                          </a:ln>
+                        </wps:spPr>
+                        <wps:txbx>
+                          <w:txbxContent>
+                            <w:p>
+                              <w:pPr>
+                                <w:spacing w:after="160" w:line="259" w:lineRule="auto"/>
+                                <w:ind w:left="0" w:firstLine="0"/>
+                                <w:jc w:val="left"/>
+                              </w:pPr>
+                              <w:r>
+                                <w:t xml:space="preserve"> </w:t>
+                              </w:r>
+                            </w:p>
+                          </w:txbxContent>
+                        </wps:txbx>
+                        <wps:bodyPr horzOverflow="overflow" vert="horz" lIns="0" tIns="0" rIns="0" bIns="0" rtlCol="0">
+                          <a:noAutofit/>
+                        </wps:bodyPr>
+                      </wps:wsp>
+                      <wps:wsp>
+                        <wps:cNvPr id="84" name="Rectangle 84"/>
+                        <wps:cNvSpPr/>
+                        <wps:spPr>
+                          <a:xfrm>
+                            <a:off x="3823971" y="7263474"/>
+                            <a:ext cx="1183381" cy="175033"/>
+                          </a:xfrm>
+                          <a:prstGeom prst="rect">
+                            <a:avLst/>
+                          </a:prstGeom>
+                          <a:ln>
+                            <a:noFill/>
+                          </a:ln>
+                        </wps:spPr>
+                        <wps:txbx>
+                          <w:txbxContent>
+                            <w:p>
+                              <w:pPr>
+                                <w:spacing w:after="160" w:line="259" w:lineRule="auto"/>
+                                <w:ind w:left="0" w:firstLine="0"/>
+                                <w:jc w:val="left"/>
+                              </w:pPr>
+                              <w:r>
+                                <w:rPr>
+                                  <w:rFonts w:ascii="Georgia" w:eastAsia="Georgia" w:hAnsi="Georgia" w:cs="Georgia"/>
+                                  <w:b/>
+                                  <w:sz w:val="18"/>
+                                </w:rPr>
+                                <w:t>PREPARED BY</w:t>
+                              </w:r>
+                            </w:p>
+                          </w:txbxContent>
+                        </wps:txbx>
+                        <wps:bodyPr horzOverflow="overflow" vert="horz" lIns="0" tIns="0" rIns="0" bIns="0" rtlCol="0">
+                          <a:noAutofit/>
+                        </wps:bodyPr>
+                      </wps:wsp>
+                      <wps:wsp>
+                        <wps:cNvPr id="85" name="Rectangle 85"/>
+                        <wps:cNvSpPr/>
+                        <wps:spPr>
+                          <a:xfrm>
+                            <a:off x="4712643" y="7263474"/>
+                            <a:ext cx="39127" cy="175033"/>
+                          </a:xfrm>
+                          <a:prstGeom prst="rect">
+                            <a:avLst/>
+                          </a:prstGeom>
+                          <a:ln>
+                            <a:noFill/>
+                          </a:ln>
+                        </wps:spPr>
+                        <wps:txbx>
+                          <w:txbxContent>
+                            <w:p>
+                              <w:pPr>
+                                <w:spacing w:after="160" w:line="259" w:lineRule="auto"/>
+                                <w:ind w:left="0" w:firstLine="0"/>
+                                <w:jc w:val="left"/>
+                              </w:pPr>
+                              <w:r>
+                                <w:rPr>
+                                  <w:rFonts w:ascii="Georgia" w:eastAsia="Georgia" w:hAnsi="Georgia" w:cs="Georgia"/>
+                                  <w:b/>
+                                  <w:sz w:val="18"/>
+                                </w:rPr>
+                                <w:t xml:space="preserve"> </w:t>
+                              </w:r>
+                            </w:p>
+                          </w:txbxContent>
+                        </wps:txbx>
+                        <wps:bodyPr horzOverflow="overflow" vert="horz" lIns="0" tIns="0" rIns="0" bIns="0" rtlCol="0">
+                          <a:noAutofit/>
+                        </wps:bodyPr>
+                      </wps:wsp>
+                      <wps:wsp>
+                        <wps:cNvPr id="86" name="Rectangle 86"/>
+                        <wps:cNvSpPr/>
+                        <wps:spPr>
+                          <a:xfrm>
+                            <a:off x="623571" y="7361894"/>
+                            <a:ext cx="50673" cy="224466"/>
+                          </a:xfrm>
+                          <a:prstGeom prst="rect">
+                            <a:avLst/>
+                          </a:prstGeom>
+                          <a:ln>
+                            <a:noFill/>
+                          </a:ln>
+                        </wps:spPr>
+                        <wps:txbx>
+                          <w:txbxContent>
+                            <w:p>
+                              <w:pPr>
+                                <w:spacing w:after="160" w:line="259" w:lineRule="auto"/>
+                                <w:ind w:left="0" w:firstLine="0"/>
+                                <w:jc w:val="left"/>
+                              </w:pPr>
+                              <w:r>
+                                <w:t xml:space="preserve"> </w:t>
+                              </w:r>
+                            </w:p>
+                          </w:txbxContent>
+                        </wps:txbx>
+                        <wps:bodyPr horzOverflow="overflow" vert="horz" lIns="0" tIns="0" rIns="0" bIns="0" rtlCol="0">
+                          <a:noAutofit/>
+                        </wps:bodyPr>
+                      </wps:wsp>
+                      <wps:wsp>
+                        <wps:cNvPr id="87" name="Rectangle 87"/>
+                        <wps:cNvSpPr/>
+                        <wps:spPr>
+                          <a:xfrm>
+                            <a:off x="3823971" y="7522554"/>
+                            <a:ext cx="1836690" cy="175032"/>
+                          </a:xfrm>
+                          <a:prstGeom prst="rect">
+                            <a:avLst/>
+                          </a:prstGeom>
+                          <a:ln>
+                            <a:noFill/>
+                          </a:ln>
+                        </wps:spPr>
+                        <wps:txbx>
+                          <w:txbxContent>
+                            <w:p>
+                              <w:pPr>
+                                <w:spacing w:after="160" w:line="259" w:lineRule="auto"/>
+                                <w:ind w:left="0" w:firstLine="0"/>
+                                <w:jc w:val="left"/>
+                              </w:pPr>
+                              <w:r>
+                                <w:rPr>
+                                  <w:rFonts w:ascii="Georgia" w:eastAsia="Georgia" w:hAnsi="Georgia" w:cs="Georgia"/>
+                                  <w:b/>
+                                  <w:sz w:val="18"/>
+                                </w:rPr>
+                                <w:t>D. O AROWOSAFE Esq.</w:t>
+                              </w:r>
+                            </w:p>
+                          </w:txbxContent>
+                        </wps:txbx>
+                        <wps:bodyPr horzOverflow="overflow" vert="horz" lIns="0" tIns="0" rIns="0" bIns="0" rtlCol="0">
+                          <a:noAutofit/>
+                        </wps:bodyPr>
+                      </wps:wsp>
+                      <wps:wsp>
+                        <wps:cNvPr id="88" name="Rectangle 88"/>
+                        <wps:cNvSpPr/>
+                        <wps:spPr>
+                          <a:xfrm>
+                            <a:off x="5204221" y="7522554"/>
+                            <a:ext cx="39127" cy="175032"/>
+                          </a:xfrm>
+                          <a:prstGeom prst="rect">
+                            <a:avLst/>
+                          </a:prstGeom>
+                          <a:ln>
+                            <a:noFill/>
+                          </a:ln>
+                        </wps:spPr>
+                        <wps:txbx>
+                          <w:txbxContent>
+                            <w:p>
+                              <w:pPr>
+                                <w:spacing w:after="160" w:line="259" w:lineRule="auto"/>
+                                <w:ind w:left="0" w:firstLine="0"/>
+                                <w:jc w:val="left"/>
+                              </w:pPr>
+                              <w:r>
+                                <w:rPr>
+                                  <w:rFonts w:ascii="Georgia" w:eastAsia="Georgia" w:hAnsi="Georgia" w:cs="Georgia"/>
+                                  <w:b/>
+                                  <w:sz w:val="18"/>
+                                </w:rPr>
+                                <w:t xml:space="preserve"> </w:t>
+                              </w:r>
+                            </w:p>
+                          </w:txbxContent>
+                        </wps:txbx>
+                        <wps:bodyPr horzOverflow="overflow" vert="horz" lIns="0" tIns="0" rIns="0" bIns="0" rtlCol="0">
+                          <a:noAutofit/>
+                        </wps:bodyPr>
+                      </wps:wsp>
+                      <wps:wsp>
+                        <wps:cNvPr id="89" name="Rectangle 89"/>
+                        <wps:cNvSpPr/>
+                        <wps:spPr>
+                          <a:xfrm>
+                            <a:off x="623571" y="7617927"/>
+                            <a:ext cx="50673" cy="224466"/>
+                          </a:xfrm>
+                          <a:prstGeom prst="rect">
+                            <a:avLst/>
+                          </a:prstGeom>
+                          <a:ln>
+                            <a:noFill/>
+                          </a:ln>
+                        </wps:spPr>
+                        <wps:txbx>
+                          <w:txbxContent>
+                            <w:p>
+                              <w:pPr>
+                                <w:spacing w:after="160" w:line="259" w:lineRule="auto"/>
+                                <w:ind w:left="0" w:firstLine="0"/>
+                                <w:jc w:val="left"/>
+                              </w:pPr>
+                              <w:r>
+                                <w:t xml:space="preserve"> </w:t>
+                              </w:r>
+                            </w:p>
+                          </w:txbxContent>
+                        </wps:txbx>
+                        <wps:bodyPr horzOverflow="overflow" vert="horz" lIns="0" tIns="0" rIns="0" bIns="0" rtlCol="0">
+                          <a:noAutofit/>
+                        </wps:bodyPr>
+                      </wps:wsp>
+                      <wps:wsp>
+                        <wps:cNvPr id="90" name="Rectangle 90"/>
+                        <wps:cNvSpPr/>
+                        <wps:spPr>
+                          <a:xfrm>
+                            <a:off x="3823971" y="7778587"/>
+                            <a:ext cx="2267494" cy="175032"/>
+                          </a:xfrm>
+                          <a:prstGeom prst="rect">
+                            <a:avLst/>
+                          </a:prstGeom>
+                          <a:ln>
+                            <a:noFill/>
+                          </a:ln>
+                        </wps:spPr>
+                        <wps:txbx>
+                          <w:txbxContent>
+                            <w:p>
+                              <w:pPr>
+                                <w:spacing w:after="160" w:line="259" w:lineRule="auto"/>
+                                <w:ind w:left="0" w:firstLine="0"/>
+                                <w:jc w:val="left"/>
+                              </w:pPr>
+                              <w:r>
+                                <w:rPr>
+                                  <w:rFonts w:ascii="Georgia" w:eastAsia="Georgia" w:hAnsi="Georgia" w:cs="Georgia"/>
+                                  <w:b/>
+                                  <w:sz w:val="18"/>
+                                </w:rPr>
+                                <w:t>FOR: LEGAL DEPARTMENT,</w:t>
+                              </w:r>
+                            </w:p>
+                          </w:txbxContent>
+                        </wps:txbx>
+                        <wps:bodyPr horzOverflow="overflow" vert="horz" lIns="0" tIns="0" rIns="0" bIns="0" rtlCol="0">
+                          <a:noAutofit/>
+                        </wps:bodyPr>
+                      </wps:wsp>
+                      <wps:wsp>
+                        <wps:cNvPr id="91" name="Rectangle 91"/>
+                        <wps:cNvSpPr/>
+                        <wps:spPr>
+                          <a:xfrm>
+                            <a:off x="5528593" y="7778587"/>
+                            <a:ext cx="39127" cy="175032"/>
+                          </a:xfrm>
+                          <a:prstGeom prst="rect">
+                            <a:avLst/>
+                          </a:prstGeom>
+                          <a:ln>
+                            <a:noFill/>
+                          </a:ln>
+                        </wps:spPr>
+                        <wps:txbx>
+                          <w:txbxContent>
+                            <w:p>
+                              <w:pPr>
+                                <w:spacing w:after="160" w:line="259" w:lineRule="auto"/>
+                                <w:ind w:left="0" w:firstLine="0"/>
+                                <w:jc w:val="left"/>
+                              </w:pPr>
+                              <w:r>
+                                <w:rPr>
+                                  <w:rFonts w:ascii="Georgia" w:eastAsia="Georgia" w:hAnsi="Georgia" w:cs="Georgia"/>
+                                  <w:b/>
+                                  <w:sz w:val="18"/>
+                                </w:rPr>
+                                <w:t xml:space="preserve"> </w:t>
+                              </w:r>
+                            </w:p>
+                          </w:txbxContent>
+                        </wps:txbx>
+                        <wps:bodyPr horzOverflow="overflow" vert="horz" lIns="0" tIns="0" rIns="0" bIns="0" rtlCol="0">
+                          <a:noAutofit/>
+                        </wps:bodyPr>
+                      </wps:wsp>
+                      <wps:wsp>
+                        <wps:cNvPr id="92" name="Rectangle 92"/>
+                        <wps:cNvSpPr/>
+                        <wps:spPr>
+                          <a:xfrm>
+                            <a:off x="623571" y="7873958"/>
+                            <a:ext cx="50673" cy="224467"/>
+                          </a:xfrm>
+                          <a:prstGeom prst="rect">
+                            <a:avLst/>
+                          </a:prstGeom>
+                          <a:ln>
+                            <a:noFill/>
+                          </a:ln>
+                        </wps:spPr>
+                        <wps:txbx>
+                          <w:txbxContent>
+                            <w:p>
+                              <w:pPr>
+                                <w:spacing w:after="160" w:line="259" w:lineRule="auto"/>
+                                <w:ind w:left="0" w:firstLine="0"/>
+                                <w:jc w:val="left"/>
+                              </w:pPr>
+                              <w:r>
+                                <w:t xml:space="preserve"> </w:t>
+                              </w:r>
+                            </w:p>
+                          </w:txbxContent>
+                        </wps:txbx>
+                        <wps:bodyPr horzOverflow="overflow" vert="horz" lIns="0" tIns="0" rIns="0" bIns="0" rtlCol="0">
+                          <a:noAutofit/>
+                        </wps:bodyPr>
+                      </wps:wsp>
+                      <wps:wsp>
+                        <wps:cNvPr id="93" name="Rectangle 93"/>
+                        <wps:cNvSpPr/>
+                        <wps:spPr>
+                          <a:xfrm>
+                            <a:off x="3823971" y="8034618"/>
+                            <a:ext cx="2858014" cy="175032"/>
+                          </a:xfrm>
+                          <a:prstGeom prst="rect">
+                            <a:avLst/>
+                          </a:prstGeom>
+                          <a:ln>
+                            <a:noFill/>
+                          </a:ln>
+                        </wps:spPr>
+                        <wps:txbx>
+                          <w:txbxContent>
+                            <w:p>
+                              <w:pPr>
+                                <w:spacing w:after="160" w:line="259" w:lineRule="auto"/>
+                                <w:ind w:left="0" w:firstLine="0"/>
+                                <w:jc w:val="left"/>
+                              </w:pPr>
+                              <w:r>
+                                <w:rPr>
+                                  <w:rFonts w:ascii="Georgia" w:eastAsia="Georgia" w:hAnsi="Georgia" w:cs="Georgia"/>
+                                  <w:b/>
+                                  <w:sz w:val="18"/>
+                                </w:rPr>
+                                <w:t>LANDCULTURE INVESTMENT LTD,</w:t>
+                              </w:r>
+                            </w:p>
+                          </w:txbxContent>
+                        </wps:txbx>
+                        <wps:bodyPr horzOverflow="overflow" vert="horz" lIns="0" tIns="0" rIns="0" bIns="0" rtlCol="0">
+                          <a:noAutofit/>
+                        </wps:bodyPr>
+                      </wps:wsp>
+                      <wps:wsp>
+                        <wps:cNvPr id="94" name="Rectangle 94"/>
+                        <wps:cNvSpPr/>
+                        <wps:spPr>
+                          <a:xfrm>
+                            <a:off x="5972455" y="8034618"/>
+                            <a:ext cx="39127" cy="175032"/>
+                          </a:xfrm>
+                          <a:prstGeom prst="rect">
+                            <a:avLst/>
+                          </a:prstGeom>
+                          <a:ln>
+                            <a:noFill/>
+                          </a:ln>
+                        </wps:spPr>
+                        <wps:txbx>
+                          <w:txbxContent>
+                            <w:p>
+                              <w:pPr>
+                                <w:spacing w:after="160" w:line="259" w:lineRule="auto"/>
+                                <w:ind w:left="0" w:firstLine="0"/>
+                                <w:jc w:val="left"/>
+                              </w:pPr>
+                              <w:r>
+                                <w:rPr>
+                                  <w:rFonts w:ascii="Georgia" w:eastAsia="Georgia" w:hAnsi="Georgia" w:cs="Georgia"/>
+                                  <w:b/>
+                                  <w:sz w:val="18"/>
+                                </w:rPr>
+                                <w:t xml:space="preserve"> </w:t>
+                              </w:r>
+                            </w:p>
+                          </w:txbxContent>
+                        </wps:txbx>
+                        <wps:bodyPr horzOverflow="overflow" vert="horz" lIns="0" tIns="0" rIns="0" bIns="0" rtlCol="0">
+                          <a:noAutofit/>
+                        </wps:bodyPr>
+                      </wps:wsp>
+                      <wps:wsp>
+                        <wps:cNvPr id="95" name="Rectangle 95"/>
+                        <wps:cNvSpPr/>
+                        <wps:spPr>
+                          <a:xfrm>
+                            <a:off x="623571" y="8129991"/>
+                            <a:ext cx="50673" cy="224466"/>
+                          </a:xfrm>
+                          <a:prstGeom prst="rect">
+                            <a:avLst/>
+                          </a:prstGeom>
+                          <a:ln>
+                            <a:noFill/>
+                          </a:ln>
+                        </wps:spPr>
+                        <wps:txbx>
+                          <w:txbxContent>
+                            <w:p>
+                              <w:pPr>
+                                <w:spacing w:after="160" w:line="259" w:lineRule="auto"/>
+                                <w:ind w:left="0" w:firstLine="0"/>
+                                <w:jc w:val="left"/>
+                              </w:pPr>
+                              <w:r>
+                                <w:t xml:space="preserve"> </w:t>
+                              </w:r>
+                            </w:p>
+                          </w:txbxContent>
+                        </wps:txbx>
+                        <wps:bodyPr horzOverflow="overflow" vert="horz" lIns="0" tIns="0" rIns="0" bIns="0" rtlCol="0">
+                          <a:noAutofit/>
+                        </wps:bodyPr>
+                      </wps:wsp>
+                      <wps:wsp>
+                        <wps:cNvPr id="96" name="Rectangle 96"/>
+                        <wps:cNvSpPr/>
+                        <wps:spPr>
+                          <a:xfrm>
+                            <a:off x="3966511" y="8290650"/>
+                            <a:ext cx="2544746" cy="175032"/>
+                          </a:xfrm>
+                          <a:prstGeom prst="rect">
+                            <a:avLst/>
+                          </a:prstGeom>
+                          <a:ln>
+                            <a:noFill/>
+                          </a:ln>
+                        </wps:spPr>
+                        <wps:txbx>
+                          <w:txbxContent>
+                            <w:p>
+                              <w:pPr>
+                                <w:spacing w:after="160" w:line="259" w:lineRule="auto"/>
+                                <w:ind w:left="0" w:firstLine="0"/>
+                                <w:jc w:val="left"/>
+                              </w:pPr>
+                              <w:r>
+                                <w:rPr>
+                                  <w:rFonts w:ascii="Georgia" w:eastAsia="Georgia" w:hAnsi="Georgia" w:cs="Georgia"/>
+                                  <w:b/>
+                                  <w:sz w:val="18"/>
+                                </w:rPr>
+                                <w:t>PLOT 6, OLD JEBBA ROAD, BES</w:t>
+                              </w:r>
+                            </w:p>
+                          </w:txbxContent>
+                        </wps:txbx>
+                        <wps:bodyPr horzOverflow="overflow" vert="horz" lIns="0" tIns="0" rIns="0" bIns="0" rtlCol="0">
+                          <a:noAutofit/>
+                        </wps:bodyPr>
+                      </wps:wsp>
+                      <wps:wsp>
+                        <wps:cNvPr id="97" name="Rectangle 97"/>
+                        <wps:cNvSpPr/>
+                        <wps:spPr>
+                          <a:xfrm>
+                            <a:off x="5878747" y="8290650"/>
+                            <a:ext cx="917220" cy="175032"/>
+                          </a:xfrm>
+                          <a:prstGeom prst="rect">
+                            <a:avLst/>
+                          </a:prstGeom>
+                          <a:ln>
+                            <a:noFill/>
+                          </a:ln>
+                        </wps:spPr>
+                        <wps:txbx>
+                          <w:txbxContent>
+                            <w:p>
+                              <w:pPr>
+                                <w:spacing w:after="160" w:line="259" w:lineRule="auto"/>
+                                <w:ind w:left="0" w:firstLine="0"/>
+                                <w:jc w:val="left"/>
+                              </w:pPr>
+                              <w:r>
+                                <w:rPr>
+                                  <w:rFonts w:ascii="Georgia" w:eastAsia="Georgia" w:hAnsi="Georgia" w:cs="Georgia"/>
+                                  <w:b/>
+                                  <w:sz w:val="18"/>
+                                </w:rPr>
+                                <w:t>IDE IPMAN</w:t>
+                              </w:r>
+                            </w:p>
+                          </w:txbxContent>
+                        </wps:txbx>
+                        <wps:bodyPr horzOverflow="overflow" vert="horz" lIns="0" tIns="0" rIns="0" bIns="0" rtlCol="0">
+                          <a:noAutofit/>
+                        </wps:bodyPr>
+                      </wps:wsp>
+                      <wps:wsp>
+                        <wps:cNvPr id="98" name="Rectangle 98"/>
+                        <wps:cNvSpPr/>
+                        <wps:spPr>
+                          <a:xfrm>
+                            <a:off x="6567171" y="8290650"/>
+                            <a:ext cx="39127" cy="175032"/>
+                          </a:xfrm>
+                          <a:prstGeom prst="rect">
+                            <a:avLst/>
+                          </a:prstGeom>
+                          <a:ln>
+                            <a:noFill/>
+                          </a:ln>
+                        </wps:spPr>
+                        <wps:txbx>
+                          <w:txbxContent>
+                            <w:p>
+                              <w:pPr>
+                                <w:spacing w:after="160" w:line="259" w:lineRule="auto"/>
+                                <w:ind w:left="0" w:firstLine="0"/>
+                                <w:jc w:val="left"/>
+                              </w:pPr>
+                              <w:r>
+                                <w:rPr>
+                                  <w:rFonts w:ascii="Georgia" w:eastAsia="Georgia" w:hAnsi="Georgia" w:cs="Georgia"/>
+                                  <w:b/>
+                                  <w:sz w:val="18"/>
+                                </w:rPr>
+                                <w:t xml:space="preserve"> </w:t>
+                              </w:r>
+                            </w:p>
+                          </w:txbxContent>
+                        </wps:txbx>
+                        <wps:bodyPr horzOverflow="overflow" vert="horz" lIns="0" tIns="0" rIns="0" bIns="0" rtlCol="0">
+                          <a:noAutofit/>
+                        </wps:bodyPr>
+                      </wps:wsp>
+                      <wps:wsp>
+                        <wps:cNvPr id="99" name="Rectangle 99"/>
+                        <wps:cNvSpPr/>
+                        <wps:spPr>
+                          <a:xfrm>
+                            <a:off x="3823971" y="8421714"/>
+                            <a:ext cx="310526" cy="175032"/>
+                          </a:xfrm>
+                          <a:prstGeom prst="rect">
+                            <a:avLst/>
+                          </a:prstGeom>
+                          <a:ln>
+                            <a:noFill/>
+                          </a:ln>
+                        </wps:spPr>
+                        <wps:txbx>
+                          <w:txbxContent>
+                            <w:p>
+                              <w:pPr>
+                                <w:spacing w:after="160" w:line="259" w:lineRule="auto"/>
+                                <w:ind w:left="0" w:firstLine="0"/>
+                                <w:jc w:val="left"/>
+                              </w:pPr>
+                              <w:r>
+                                <w:rPr>
+                                  <w:rFonts w:ascii="Georgia" w:eastAsia="Georgia" w:hAnsi="Georgia" w:cs="Georgia"/>
+                                  <w:b/>
+                                  <w:sz w:val="18"/>
+                                </w:rPr>
+                                <w:t>BUI</w:t>
+                              </w:r>
+                            </w:p>
+                          </w:txbxContent>
+                        </wps:txbx>
+                        <wps:bodyPr horzOverflow="overflow" vert="horz" lIns="0" tIns="0" rIns="0" bIns="0" rtlCol="0">
+                          <a:noAutofit/>
+                        </wps:bodyPr>
+                      </wps:wsp>
+                      <wps:wsp>
+                        <wps:cNvPr id="100" name="Rectangle 100"/>
+                        <wps:cNvSpPr/>
+                        <wps:spPr>
+                          <a:xfrm>
+                            <a:off x="4056756" y="8421714"/>
+                            <a:ext cx="232686" cy="175032"/>
+                          </a:xfrm>
+                          <a:prstGeom prst="rect">
+                            <a:avLst/>
+                          </a:prstGeom>
+                          <a:ln>
+                            <a:noFill/>
+                          </a:ln>
+                        </wps:spPr>
+                        <wps:txbx>
+                          <w:txbxContent>
+                            <w:p>
+                              <w:pPr>
+                                <w:spacing w:after="160" w:line="259" w:lineRule="auto"/>
+                                <w:ind w:left="0" w:firstLine="0"/>
+                                <w:jc w:val="left"/>
+                              </w:pPr>
+                              <w:r>
+                                <w:rPr>
+                                  <w:rFonts w:ascii="Georgia" w:eastAsia="Georgia" w:hAnsi="Georgia" w:cs="Georgia"/>
+                                  <w:b/>
+                                  <w:sz w:val="18"/>
+                                </w:rPr>
+                                <w:t>LD</w:t>
+                              </w:r>
+                            </w:p>
+                          </w:txbxContent>
+                        </wps:txbx>
+                        <wps:bodyPr horzOverflow="overflow" vert="horz" lIns="0" tIns="0" rIns="0" bIns="0" rtlCol="0">
+                          <a:noAutofit/>
+                        </wps:bodyPr>
+                      </wps:wsp>
+                      <wps:wsp>
+                        <wps:cNvPr id="101" name="Rectangle 101"/>
+                        <wps:cNvSpPr/>
+                        <wps:spPr>
+                          <a:xfrm>
+                            <a:off x="4230440" y="8421714"/>
+                            <a:ext cx="319615" cy="175032"/>
+                          </a:xfrm>
+                          <a:prstGeom prst="rect">
+                            <a:avLst/>
+                          </a:prstGeom>
+                          <a:ln>
+                            <a:noFill/>
+                          </a:ln>
+                        </wps:spPr>
+                        <wps:txbx>
+                          <w:txbxContent>
+                            <w:p>
+                              <w:pPr>
+                                <w:spacing w:after="160" w:line="259" w:lineRule="auto"/>
+                                <w:ind w:left="0" w:firstLine="0"/>
+                                <w:jc w:val="left"/>
+                              </w:pPr>
+                              <w:r>
+                                <w:rPr>
+                                  <w:rFonts w:ascii="Georgia" w:eastAsia="Georgia" w:hAnsi="Georgia" w:cs="Georgia"/>
+                                  <w:b/>
+                                  <w:sz w:val="18"/>
+                                </w:rPr>
+                                <w:t>ING</w:t>
+                              </w:r>
+                            </w:p>
+                          </w:txbxContent>
+                        </wps:txbx>
+                        <wps:bodyPr horzOverflow="overflow" vert="horz" lIns="0" tIns="0" rIns="0" bIns="0" rtlCol="0">
+                          <a:noAutofit/>
+                        </wps:bodyPr>
+                      </wps:wsp>
+                      <wps:wsp>
+                        <wps:cNvPr id="102" name="Rectangle 102"/>
+                        <wps:cNvSpPr/>
+                        <wps:spPr>
+                          <a:xfrm>
+                            <a:off x="4469586" y="8421714"/>
+                            <a:ext cx="50527" cy="175032"/>
+                          </a:xfrm>
+                          <a:prstGeom prst="rect">
+                            <a:avLst/>
+                          </a:prstGeom>
+                          <a:ln>
+                            <a:noFill/>
+                          </a:ln>
+                        </wps:spPr>
+                        <wps:txbx>
+                          <w:txbxContent>
+                            <w:p>
+                              <w:pPr>
+                                <w:spacing w:after="160" w:line="259" w:lineRule="auto"/>
+                                <w:ind w:left="0" w:firstLine="0"/>
+                                <w:jc w:val="left"/>
+                              </w:pPr>
+                              <w:r>
+                                <w:rPr>
+                                  <w:rFonts w:ascii="Georgia" w:eastAsia="Georgia" w:hAnsi="Georgia" w:cs="Georgia"/>
+                                  <w:b/>
+                                  <w:sz w:val="18"/>
+                                </w:rPr>
+                                <w:t>,</w:t>
+                              </w:r>
+                            </w:p>
+                          </w:txbxContent>
+                        </wps:txbx>
+                        <wps:bodyPr horzOverflow="overflow" vert="horz" lIns="0" tIns="0" rIns="0" bIns="0" rtlCol="0">
+                          <a:noAutofit/>
+                        </wps:bodyPr>
+                      </wps:wsp>
+                      <wps:wsp>
+                        <wps:cNvPr id="103" name="Rectangle 103"/>
+                        <wps:cNvSpPr/>
+                        <wps:spPr>
+                          <a:xfrm>
+                            <a:off x="4507092" y="8421714"/>
+                            <a:ext cx="39127" cy="175032"/>
+                          </a:xfrm>
+                          <a:prstGeom prst="rect">
+                            <a:avLst/>
+                          </a:prstGeom>
+                          <a:ln>
+                            <a:noFill/>
+                          </a:ln>
+                        </wps:spPr>
+                        <wps:txbx>
+                          <w:txbxContent>
+                            <w:p>
+                              <w:pPr>
+                                <w:spacing w:after="160" w:line="259" w:lineRule="auto"/>
+                                <w:ind w:left="0" w:firstLine="0"/>
+                                <w:jc w:val="left"/>
+                              </w:pPr>
+                              <w:r>
+                                <w:rPr>
+                                  <w:rFonts w:ascii="Georgia" w:eastAsia="Georgia" w:hAnsi="Georgia" w:cs="Georgia"/>
+                                  <w:b/>
+                                  <w:sz w:val="18"/>
+                                </w:rPr>
+                                <w:t xml:space="preserve"> </w:t>
+                              </w:r>
+                            </w:p>
+                          </w:txbxContent>
+                        </wps:txbx>
+                        <wps:bodyPr horzOverflow="overflow" vert="horz" lIns="0" tIns="0" rIns="0" bIns="0" rtlCol="0">
+                          <a:noAutofit/>
+                        </wps:bodyPr>
+                      </wps:wsp>
+                      <wps:wsp>
+                        <wps:cNvPr id="104" name="Rectangle 104"/>
+                        <wps:cNvSpPr/>
+                        <wps:spPr>
+                          <a:xfrm>
+                            <a:off x="623571" y="8517086"/>
+                            <a:ext cx="50673" cy="224467"/>
+                          </a:xfrm>
+                          <a:prstGeom prst="rect">
+                            <a:avLst/>
+                          </a:prstGeom>
+                          <a:ln>
+                            <a:noFill/>
+                          </a:ln>
+                        </wps:spPr>
+                        <wps:txbx>
+                          <w:txbxContent>
+                            <w:p>
+                              <w:pPr>
+                                <w:spacing w:after="160" w:line="259" w:lineRule="auto"/>
+                                <w:ind w:left="0" w:firstLine="0"/>
+                                <w:jc w:val="left"/>
+                              </w:pPr>
+                              <w:r>
+                                <w:t xml:space="preserve"> </w:t>
+                              </w:r>
+                            </w:p>
+                          </w:txbxContent>
+                        </wps:txbx>
+                        <wps:bodyPr horzOverflow="overflow" vert="horz" lIns="0" tIns="0" rIns="0" bIns="0" rtlCol="0">
+                          <a:noAutofit/>
+                        </wps:bodyPr>
+                      </wps:wsp>
+                      <wps:wsp>
+                        <wps:cNvPr id="105" name="Rectangle 105"/>
+                        <wps:cNvSpPr/>
+                        <wps:spPr>
+                          <a:xfrm>
+                            <a:off x="3823971" y="8677746"/>
+                            <a:ext cx="99976" cy="175032"/>
+                          </a:xfrm>
+                          <a:prstGeom prst="rect">
+                            <a:avLst/>
+                          </a:prstGeom>
+                          <a:ln>
+                            <a:noFill/>
+                          </a:ln>
+                        </wps:spPr>
+                        <wps:txbx>
+                          <w:txbxContent>
+                            <w:p>
+                              <w:pPr>
+                                <w:spacing w:after="160" w:line="259" w:lineRule="auto"/>
+                                <w:ind w:left="0" w:firstLine="0"/>
+                                <w:jc w:val="left"/>
+                              </w:pPr>
+                              <w:r>
+                                <w:rPr>
+                                  <w:rFonts w:ascii="Georgia" w:eastAsia="Georgia" w:hAnsi="Georgia" w:cs="Georgia"/>
+                                  <w:b/>
+                                  <w:sz w:val="18"/>
+                                </w:rPr>
+                                <w:t>S</w:t>
+                              </w:r>
+                            </w:p>
+                          </w:txbxContent>
+                        </wps:txbx>
+                        <wps:bodyPr horzOverflow="overflow" vert="horz" lIns="0" tIns="0" rIns="0" bIns="0" rtlCol="0">
+                          <a:noAutofit/>
+                        </wps:bodyPr>
+                      </wps:wsp>
+                      <wps:wsp>
+                        <wps:cNvPr id="106" name="Rectangle 106"/>
+                        <wps:cNvSpPr/>
+                        <wps:spPr>
+                          <a:xfrm>
+                            <a:off x="3898144" y="8677746"/>
+                            <a:ext cx="116767" cy="175032"/>
+                          </a:xfrm>
+                          <a:prstGeom prst="rect">
+                            <a:avLst/>
+                          </a:prstGeom>
+                          <a:ln>
+                            <a:noFill/>
+                          </a:ln>
+                        </wps:spPr>
+                        <wps:txbx>
+                          <w:txbxContent>
+                            <w:p>
+                              <w:pPr>
+                                <w:spacing w:after="160" w:line="259" w:lineRule="auto"/>
+                                <w:ind w:left="0" w:firstLine="0"/>
+                                <w:jc w:val="left"/>
+                              </w:pPr>
+                              <w:r>
+                                <w:rPr>
+                                  <w:rFonts w:ascii="Georgia" w:eastAsia="Georgia" w:hAnsi="Georgia" w:cs="Georgia"/>
+                                  <w:b/>
+                                  <w:sz w:val="18"/>
+                                </w:rPr>
+                                <w:t>A</w:t>
+                              </w:r>
+                            </w:p>
+                          </w:txbxContent>
+                        </wps:txbx>
+                        <wps:bodyPr horzOverflow="overflow" vert="horz" lIns="0" tIns="0" rIns="0" bIns="0" rtlCol="0">
+                          <a:noAutofit/>
+                        </wps:bodyPr>
+                      </wps:wsp>
+                      <wps:wsp>
+                        <wps:cNvPr id="107" name="Rectangle 107"/>
+                        <wps:cNvSpPr/>
+                        <wps:spPr>
+                          <a:xfrm>
+                            <a:off x="3984817" y="8677746"/>
+                            <a:ext cx="2432878" cy="175032"/>
+                          </a:xfrm>
+                          <a:prstGeom prst="rect">
+                            <a:avLst/>
+                          </a:prstGeom>
+                          <a:ln>
+                            <a:noFill/>
+                          </a:ln>
+                        </wps:spPr>
+                        <wps:txbx>
+                          <w:txbxContent>
+                            <w:p>
+                              <w:pPr>
+                                <w:spacing w:after="160" w:line="259" w:lineRule="auto"/>
+                                <w:ind w:left="0" w:firstLine="0"/>
+                                <w:jc w:val="left"/>
+                              </w:pPr>
+                              <w:r>
+                                <w:rPr>
+                                  <w:rFonts w:ascii="Georgia" w:eastAsia="Georgia" w:hAnsi="Georgia" w:cs="Georgia"/>
+                                  <w:b/>
+                                  <w:sz w:val="18"/>
+                                </w:rPr>
+                                <w:t>NGO, ILORIN, KWARA STATE.</w:t>
+                              </w:r>
+                            </w:p>
+                          </w:txbxContent>
+                        </wps:txbx>
+                        <wps:bodyPr horzOverflow="overflow" vert="horz" lIns="0" tIns="0" rIns="0" bIns="0" rtlCol="0">
+                          <a:noAutofit/>
+                        </wps:bodyPr>
+                      </wps:wsp>
+                      <wps:wsp>
+                        <wps:cNvPr id="108" name="Rectangle 108"/>
+                        <wps:cNvSpPr/>
+                        <wps:spPr>
+                          <a:xfrm>
+                            <a:off x="5813617" y="8677746"/>
+                            <a:ext cx="39127" cy="175032"/>
+                          </a:xfrm>
+                          <a:prstGeom prst="rect">
+                            <a:avLst/>
+                          </a:prstGeom>
+                          <a:ln>
+                            <a:noFill/>
+                          </a:ln>
+                        </wps:spPr>
+                        <wps:txbx>
+                          <w:txbxContent>
+                            <w:p>
+                              <w:pPr>
+                                <w:spacing w:after="160" w:line="259" w:lineRule="auto"/>
+                                <w:ind w:left="0" w:firstLine="0"/>
+                                <w:jc w:val="left"/>
+                              </w:pPr>
+                              <w:r>
+                                <w:rPr>
+                                  <w:rFonts w:ascii="Georgia" w:eastAsia="Georgia" w:hAnsi="Georgia" w:cs="Georgia"/>
+                                  <w:b/>
+                                  <w:sz w:val="18"/>
+                                </w:rPr>
+                                <w:t xml:space="preserve"> </w:t>
+                              </w:r>
+                            </w:p>
+                          </w:txbxContent>
+                        </wps:txbx>
+                        <wps:bodyPr horzOverflow="overflow" vert="horz" lIns="0" tIns="0" rIns="0" bIns="0" rtlCol="0">
+                          <a:noAutofit/>
+                        </wps:bodyPr>
+                      </wps:wsp>
+                    </wpg:wgp>
+                  </a:graphicData>
+                </a:graphic>
+              </wp:inline>
+            </w:drawing>
+          </mc:Choice>
+          <mc:Fallback>
+            <w:pict>
+              <v:group w14:anchorId="568177DB" id="Group 11271" o:spid="_x0000_s1026" style="width:564.05pt;height:744pt;mso-position-horizontal-relative:char;mso-position-vertical-relative:line" coordsize="71634,94488" o:gfxdata="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">
+                <v:shapetype id="_x0000_t75" coordsize="21600,21600" o:spt="75" o:preferrelative="t" path="m@4@5l@4@11@9@11@9@5xe" filled="f" stroked="f">
+                  <v:stroke joinstyle="miter"/>
+                  <v:formulas>
+                    <v:f eqn="if lineDrawn pixelLineWidth 0"/>
+                    <v:f eqn="sum @0 1 0"/>
+                    <v:f eqn="sum 0 0 @1"/>
+                    <v:f eqn="prod @2 1 2"/>
+                    <v:f eqn="prod @3 21600 pixelWidth"/>
+                    <v:f eqn="prod @3 21600 pixelHeight"/>
+                    <v:f eqn="sum @0 0 1"/>
+                    <v:f eqn="prod @6 1 2"/>
+                    <v:f eqn="prod @7 21600 pixelWidth"/>
+                    <v:f eqn="sum @8 21600 0"/>
+                    <v:f eqn="prod @7 21600 pixelHeight"/>
+                    <v:f eqn="sum @10 21600 0"/>
+                  </v:formulas>
+                  <v:path o:extrusionok="f" gradientshapeok="t" o:connecttype="rect"/>
+                  <o:lock v:ext="edit" aspectratio="t"/>
+                </v:shapetype>
+                <v:shape id="Picture 8" o:spid="_x0000_s1027" type="#_x0000_t75" style="position:absolute;width:71634;height:94488;visibility:visible;mso-wrap-style:square" o:gfxdata="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">
+                  <v:imagedata r:id="rId6" o:title=""/>
+                </v:shape>
+                <v:rect id="Rectangle 9" o:spid="_x0000_s1028" style="position:absolute;left:20474;top:4282;width:947;height:4238;visibility:visible;mso-wrap-style:square;v-text-anchor:top" o:gfxdata="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" filled="f" stroked="f">
+                  <v:textbox inset="0,0,0,0">
+                    <w:txbxContent>
+                      <w:p>
+                        <w:pPr>
+                          <w:spacing w:after="160" w:line="259" w:lineRule="auto"/>
+                          <w:ind w:left="0" w:firstLine="0"/>
+                          <w:jc w:val="left"/>
+                        </w:pPr>
+                        <w:r>
+                          <w:rPr>
+                            <w:rFonts w:ascii="Georgia" w:eastAsia="Georgia" w:hAnsi="Georgia" w:cs="Georgia"/>
+                            <w:b/>
+                            <w:sz w:val="44"/>
+                          </w:rPr>
+                          <w:t xml:space="preserve"> </w:t>
+                        </w:r>
+                      </w:p>
+                    </w:txbxContent>
+                  </v:textbox>
+                </v:rect>
+                <v:rect id="Rectangle 10" o:spid="_x0000_s1029" style="position:absolute;left:21183;top:4282;width:40240;height:4238;visibility:visible;mso-wrap-style:square;v-text-anchor:top" o:gfxdata="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" filled="f" stroked="f">
+                  <v:textbox inset="0,0,0,0">
+                    <w:txbxContent>
+                      <w:p>
+                        <w:pPr>
+                          <w:spacing w:after="160" w:line="259" w:lineRule="auto"/>
+                          <w:ind w:left="0" w:firstLine="0"/>
+                          <w:jc w:val="left"/>
+                        </w:pPr>
+                        <w:r>
+                          <w:rPr>
+                            <w:rFonts w:ascii="Georgia" w:eastAsia="Georgia" w:hAnsi="Georgia" w:cs="Georgia"/>
+                            <w:b/>
+                            <w:sz w:val="44"/>
+                          </w:rPr>
+                          <w:t>CONTRACT OF SALE</w:t>
+                        </w:r>
+                      </w:p>
+                    </w:txbxContent>
+                  </v:textbox>
+                </v:rect>
+                <v:rect id="Rectangle 11" o:spid="_x0000_s1030" style="position:absolute;left:51433;top:4282;width:947;height:4238;visibility:visible;mso-wrap-style:square;v-text-anchor:top" o:gfxdata="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" filled="f" stroked="f">
+                  <v:textbox inset="0,0,0,0">
+                    <w:txbxContent>
+                      <w:p>
+                        <w:pPr>
+                          <w:spacing w:after="160" w:line="259" w:lineRule="auto"/>
+                          <w:ind w:left="0" w:firstLine="0"/>
+                          <w:jc w:val="left"/>
+                        </w:pPr>
+                        <w:r>
+                          <w:rPr>
+                            <w:rFonts w:ascii="Georgia" w:eastAsia="Georgia" w:hAnsi="Georgia" w:cs="Georgia"/>
+                            <w:b/>
+                            <w:sz w:val="44"/>
+                          </w:rPr>
+                          <w:t xml:space="preserve"> </w:t>
+                        </w:r>
+                      </w:p>
+                    </w:txbxContent>
+                  </v:textbox>
+                </v:rect>
+                <v:rect id="Rectangle 12" o:spid="_x0000_s1031" style="position:absolute;left:6235;top:7142;width:507;height:2244;visibility:visible;mso-wrap-style:square;v-text-anchor:top" o:gfxdata="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" filled="f" stroked="f">
+                  <v:textbox inset="0,0,0,0">
+                    <w:txbxContent>
+                      <w:p>
+                        <w:pPr>
+                          <w:spacing w:after="160" w:line="259" w:lineRule="auto"/>
+                          <w:ind w:left="0" w:firstLine="0"/>
+                          <w:jc w:val="left"/>
+                        </w:pPr>
+                        <w:r>
+                          <w:t xml:space="preserve"> </w:t>
+                        </w:r>
+                      </w:p>
+                    </w:txbxContent>
+                  </v:textbox>
+                </v:rect>
+                <v:rect id="Rectangle 13" o:spid="_x0000_s1032" style="position:absolute;left:6235;top:8422;width:507;height:2244;visibility:visible;mso-wrap-style:square;v-text-anchor:top" o:gfxdata="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" filled="f" stroked="f">
+                  <v:textbox inset="0,0,0,0">
+                    <w:txbxContent>
+                      <w:p>
+                        <w:pPr>
+                          <w:spacing w:after="160" w:line="259" w:lineRule="auto"/>
+                          <w:ind w:left="0" w:firstLine="0"/>
+                          <w:jc w:val="left"/>
+                        </w:pPr>
+                        <w:r>
+                          <w:t xml:space="preserve"> </w:t>
+                        </w:r>
+                      </w:p>
+                    </w:txbxContent>
+                  </v:textbox>
+                </v:rect>
+                <v:rect id="Rectangle 14" o:spid="_x0000_s1033" style="position:absolute;left:6235;top:9702;width:507;height:2245;visibility:visible;mso-wrap-style:square;v-text-anchor:top" o:gfxdata="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" filled="f" stroked="f">
+                  <v:textbox inset="0,0,0,0">
+                    <w:txbxContent>
+                      <w:p>
+                        <w:pPr>
+                          <w:spacing w:after="160" w:line="259" w:lineRule="auto"/>
+                          <w:ind w:left="0" w:firstLine="0"/>
+                          <w:jc w:val="left"/>
+                        </w:pPr>
+                        <w:r>
+                          <w:t xml:space="preserve"> </w:t>
+                        </w:r>
+                      </w:p>
+                    </w:txbxContent>
+                  </v:textbox>
+                </v:rect>
+                <v:rect id="Rectangle 15" o:spid="_x0000_s1034" style="position:absolute;left:6235;top:11439;width:507;height:2245;visibility:visible;mso-wrap-style:square;v-text-anchor:top" o:gfxdata="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" filled="f" stroked="f">
+                  <v:textbox inset="0,0,0,0">
+                    <w:txbxContent>
+                      <w:p>
+                        <w:pPr>
+                          <w:spacing w:after="160" w:line="259" w:lineRule="auto"/>
+                          <w:ind w:left="0" w:firstLine="0"/>
+                          <w:jc w:val="left"/>
+                        </w:pPr>
+                        <w:r>
+                          <w:t xml:space="preserve"> </w:t>
+                        </w:r>
+                      </w:p>
+                    </w:txbxContent>
+                  </v:textbox>
+                </v:rect>
+                <v:rect id="Rectangle 16" o:spid="_x0000_s1035" style="position:absolute;left:31708;top:13198;width:11292;height:2303;visibility:visible;mso-wrap-style:square;v-text-anchor:top" o:gfxdata="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" filled="f" stroked="f">
+                  <v:textbox inset="0,0,0,0">
+                    <w:txbxContent>
+                      <w:p>
+                        <w:pPr>
+                          <w:spacing w:after="160" w:line="259" w:lineRule="auto"/>
+                          <w:ind w:left="0" w:firstLine="0"/>
+                          <w:jc w:val="left"/>
+                        </w:pPr>
+                        <w:r>
+                          <w:rPr>
+                            <w:rFonts w:ascii="Georgia" w:eastAsia="Georgia" w:hAnsi="Georgia" w:cs="Georgia"/>
+                            <w:b/>
+                          </w:rPr>
+                          <w:t>BETWEEN</w:t>
+                        </w:r>
+                      </w:p>
+                    </w:txbxContent>
+                  </v:textbox>
+                </v:rect>
+                <v:rect id="Rectangle 17" o:spid="_x0000_s1036" style="position:absolute;left:40198;top:13198;width:515;height:2303;visibility:visible;mso-wrap-style:square;v-text-anchor:top" o:gfxdata="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" filled="f" stroked="f">
+                  <v:textbox inset="0,0,0,0">
+                    <w:txbxContent>
+                      <w:p>
+                        <w:pPr>
+                          <w:spacing w:after="160" w:line="259" w:lineRule="auto"/>
+                          <w:ind w:left="0" w:firstLine="0"/>
+                          <w:jc w:val="left"/>
+                        </w:pPr>
+                        <w:r>
+                          <w:rPr>
+                            <w:rFonts w:ascii="Georgia" w:eastAsia="Georgia" w:hAnsi="Georgia" w:cs="Georgia"/>
+                            <w:b/>
+                          </w:rPr>
+                          <w:t xml:space="preserve"> </w:t>
+                        </w:r>
+                      </w:p>
+                    </w:txbxContent>
+                  </v:textbox>
+                </v:rect>
+                <v:rect id="Rectangle 18" o:spid="_x0000_s1037" style="position:absolute;left:6235;top:14609;width:507;height:2245;visibility:visible;mso-wrap-style:square;v-text-anchor:top" o:gfxdata="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" filled="f" stroked="f">
+                  <v:textbox inset="0,0,0,0">
+                    <w:txbxContent>
+                      <w:p>
+                        <w:pPr>
+                          <w:spacing w:after="160" w:line="259" w:lineRule="auto"/>
+                          <w:ind w:left="0" w:firstLine="0"/>
+                          <w:jc w:val="left"/>
+                        </w:pPr>
+                        <w:r>
+                          <w:t xml:space="preserve"> </w:t>
+                        </w:r>
+                      </w:p>
+                    </w:txbxContent>
+                  </v:textbox>
+                </v:rect>
+                <v:rect id="Rectangle 19" o:spid="_x0000_s1038" style="position:absolute;left:6235;top:15859;width:507;height:2245;visibility:visible;mso-wrap-style:square;v-text-anchor:top" o:gfxdata="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" filled="f" stroked="f">
+                  <v:textbox inset="0,0,0,0">
+                    <w:txbxContent>
+                      <w:p>
+                        <w:pPr>
+                          <w:spacing w:after="160" w:line="259" w:lineRule="auto"/>
+                          <w:ind w:left="0" w:firstLine="0"/>
+                          <w:jc w:val="left"/>
+                        </w:pPr>
+                        <w:r>
+                          <w:t xml:space="preserve"> </w:t>
+                        </w:r>
+                      </w:p>
+                    </w:txbxContent>
+                  </v:textbox>
+                </v:rect>
+                <v:rect id="Rectangle 20" o:spid="_x0000_s1039" style="position:absolute;left:6235;top:17139;width:507;height:2245;visibility:visible;mso-wrap-style:square;v-text-anchor:top" o:gfxdata="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" filled="f" stroked="f">
+                  <v:textbox inset="0,0,0,0">
+                    <w:txbxContent>
+                      <w:p>
+                        <w:pPr>
+                          <w:spacing w:after="160" w:line="259" w:lineRule="auto"/>
+                          <w:ind w:left="0" w:firstLine="0"/>
+                          <w:jc w:val="left"/>
+                        </w:pPr>
+                        <w:r>
+                          <w:t xml:space="preserve"> </w:t>
+                        </w:r>
+                      </w:p>
+                    </w:txbxContent>
+                  </v:textbox>
+                </v:rect>
+                <v:rect id="Rectangle 21" o:spid="_x0000_s1040" style="position:absolute;left:6235;top:18907;width:507;height:2245;visibility:visible;mso-wrap-style:square;v-text-anchor:top" o:gfxdata="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" filled="f" stroked="f">
+                  <v:textbox inset="0,0,0,0">
+                    <w:txbxContent>
+                      <w:p>
+                        <w:pPr>
+                          <w:spacing w:after="160" w:line="259" w:lineRule="auto"/>
+                          <w:ind w:left="0" w:firstLine="0"/>
+                          <w:jc w:val="left"/>
+                        </w:pPr>
+                        <w:r>
+                          <w:t xml:space="preserve"> </w:t>
+                        </w:r>
+                      </w:p>
+                    </w:txbxContent>
+                  </v:textbox>
+                </v:rect>
+                <v:rect id="Rectangle 22" o:spid="_x0000_s1041" style="position:absolute;left:17189;top:20617;width:49934;height:3086;visibility:visible;mso-wrap-style:square;v-text-anchor:top" o:gfxdata="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" filled="f" stroked="f">
+                  <v:textbox inset="0,0,0,0">
+                    <w:txbxContent>
+                      <w:p>
+                        <w:pPr>
+                          <w:spacing w:after="160" w:line="259" w:lineRule="auto"/>
+                          <w:ind w:left="0" w:firstLine="0"/>
+                          <w:jc w:val="left"/>
+                        </w:pPr>
+                        <w:r>
+                          <w:rPr>
+                            <w:rFonts w:ascii="Georgia" w:eastAsia="Georgia" w:hAnsi="Georgia" w:cs="Georgia"/>
+                            <w:b/>
+                            <w:sz w:val="32"/>
+                          </w:rPr>
+                          <w:t>LANDCULTURE INVESTMENT LTD</w:t>
+                        </w:r>
+                      </w:p>
+                    </w:txbxContent>
+                  </v:textbox>
+                </v:rect>
+                <v:rect id="Rectangle 23" o:spid="_x0000_s1042" style="position:absolute;left:54717;top:20617;width:690;height:3086;visibility:visible;mso-wrap-style:square;v-text-anchor:top" o:gfxdata="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" filled="f" stroked="f">
+                  <v:textbox inset="0,0,0,0">
+                    <w:txbxContent>
+                      <w:p>
+                        <w:pPr>
+                          <w:spacing w:after="160" w:line="259" w:lineRule="auto"/>
+                          <w:ind w:left="0" w:firstLine="0"/>
+                          <w:jc w:val="left"/>
+                        </w:pPr>
+                        <w:r>
+                          <w:rPr>
+                            <w:rFonts w:ascii="Georgia" w:eastAsia="Georgia" w:hAnsi="Georgia" w:cs="Georgia"/>
+                            <w:b/>
+                            <w:sz w:val="32"/>
+                          </w:rPr>
+                          <w:t xml:space="preserve"> </w:t>
+                        </w:r>
+                      </w:p>
+                    </w:txbxContent>
+                  </v:textbox>
+                </v:rect>
+                <v:rect id="Rectangle 24" o:spid="_x0000_s1043" style="position:absolute;left:6235;top:22625;width:507;height:2245;visibility:visible;mso-wrap-style:square;v-text-anchor:top" o:gfxdata="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" filled="f" stroked="f">
+                  <v:textbox inset="0,0,0,0">
+                    <w:txbxContent>
+                      <w:p>
+                        <w:pPr>
+                          <w:spacing w:after="160" w:line="259" w:lineRule="auto"/>
+                          <w:ind w:left="0" w:firstLine="0"/>
+                          <w:jc w:val="left"/>
+                        </w:pPr>
+                        <w:r>
+                          <w:t xml:space="preserve"> </w:t>
+                        </w:r>
+                      </w:p>
+                    </w:txbxContent>
+                  </v:textbox>
+                </v:rect>
+                <v:rect id="Rectangle 11255" o:spid="_x0000_s1044" style="position:absolute;left:31678;top:24222;width:11538;height:2119;visibility:visible;mso-wrap-style:square;v-text-anchor:top" o:gfxdata="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" filled="f" stroked="f">
+                  <v:textbox inset="0,0,0,0">
+                    <w:txbxContent>
+                      <w:p>
+                        <w:pPr>
+                          <w:spacing w:after="160" w:line="259" w:lineRule="auto"/>
+                          <w:ind w:left="0" w:firstLine="0"/>
+                          <w:jc w:val="left"/>
+                        </w:pPr>
+                        <w:r>
+                          <w:rPr>
+                            <w:rFonts w:ascii="Georgia" w:eastAsia="Georgia" w:hAnsi="Georgia" w:cs="Georgia"/>
+                            <w:sz w:val="22"/>
+                          </w:rPr>
+                          <w:t>The VENDOR</w:t>
+                        </w:r>
+                      </w:p>
+                    </w:txbxContent>
+                  </v:textbox>
+                </v:rect>
+                <v:rect id="Rectangle 11254" o:spid="_x0000_s1045" style="position:absolute;left:40348;top:24222;width:700;height:2119;visibility:visible;mso-wrap-style:square;v-text-anchor:top" o:gfxdata="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" filled="f" stroked="f">
+                  <v:textbox inset="0,0,0,0">
+                    <w:txbxContent>
+                      <w:p>
+                        <w:pPr>
+                          <w:spacing w:after="160" w:line="259" w:lineRule="auto"/>
+                          <w:ind w:left="0" w:firstLine="0"/>
+                          <w:jc w:val="left"/>
+                        </w:pPr>
+                        <w:r>
+                          <w:rPr>
+                            <w:rFonts w:ascii="Georgia" w:eastAsia="Georgia" w:hAnsi="Georgia" w:cs="Georgia"/>
+                            <w:sz w:val="22"/>
+                          </w:rPr>
+                          <w:t>)</w:t>
+                        </w:r>
+                      </w:p>
+                    </w:txbxContent>
+                  </v:textbox>
+                </v:rect>
+                <v:rect id="Rectangle 11253" o:spid="_x0000_s1046" style="position:absolute;left:31154;top:24222;width:699;height:2119;visibility:visible;mso-wrap-style:square;v-text-anchor:top" o:gfxdata="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" filled="f" stroked="f">
+                  <v:textbox inset="0,0,0,0">
+                    <w:txbxContent>
+                      <w:p>
+                        <w:pPr>
+                          <w:spacing w:after="160" w:line="259" w:lineRule="auto"/>
+                          <w:ind w:left="0" w:firstLine="0"/>
+                          <w:jc w:val="left"/>
+                        </w:pPr>
+                        <w:r>
+                          <w:rPr>
+                            <w:rFonts w:ascii="Georgia" w:eastAsia="Georgia" w:hAnsi="Georgia" w:cs="Georgia"/>
+                            <w:sz w:val="22"/>
+                          </w:rPr>
+                          <w:t>(</w:t>
+                        </w:r>
+                      </w:p>
+                    </w:txbxContent>
+                  </v:textbox>
+                </v:rect>
+                <v:rect id="Rectangle 26" o:spid="_x0000_s1047" style="position:absolute;left:40873;top:24222;width:449;height:2119;visibility:visible;mso-wrap-style:square;v-text-anchor:top" o:gfxdata="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" filled="f" stroked="f">
+                  <v:textbox inset="0,0,0,0">
+                    <w:txbxContent>
+                      <w:p>
+                        <w:pPr>
+                          <w:spacing w:after="160" w:line="259" w:lineRule="auto"/>
+                          <w:ind w:left="0" w:firstLine="0"/>
+                          <w:jc w:val="left"/>
+                        </w:pPr>
+                        <w:r>
+                          <w:rPr>
+                            <w:rFonts w:ascii="Georgia" w:eastAsia="Georgia" w:hAnsi="Georgia" w:cs="Georgia"/>
+                            <w:sz w:val="22"/>
+                          </w:rPr>
+                          <w:t xml:space="preserve"> </w:t>
+                        </w:r>
+                      </w:p>
+                    </w:txbxContent>
+                  </v:textbox>
+                </v:rect>
+                <v:rect id="Rectangle 27" o:spid="_x0000_s1048" style="position:absolute;left:6235;top:25491;width:507;height:2244;visibility:visible;mso-wrap-style:square;v-text-anchor:top" o:gfxdata="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" filled="f" stroked="f">
+                  <v:textbox inset="0,0,0,0">
+                    <w:txbxContent>
+                      <w:p>
+                        <w:pPr>
+                          <w:spacing w:after="160" w:line="259" w:lineRule="auto"/>
+                          <w:ind w:left="0" w:firstLine="0"/>
+                          <w:jc w:val="left"/>
+                        </w:pPr>
+                        <w:r>
+                          <w:t xml:space="preserve"> </w:t>
+                        </w:r>
+                      </w:p>
+                    </w:txbxContent>
+                  </v:textbox>
+                </v:rect>
+                <v:rect id="Rectangle 28" o:spid="_x0000_s1049" style="position:absolute;left:6235;top:26740;width:507;height:2245;visibility:visible;mso-wrap-style:square;v-text-anchor:top" o:gfxdata="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" filled="f" stroked="f">
+                  <v:textbox inset="0,0,0,0">
+                    <w:txbxContent>
+                      <w:p>
+                        <w:pPr>
+                          <w:spacing w:after="160" w:line="259" w:lineRule="auto"/>
+                          <w:ind w:left="0" w:firstLine="0"/>
+                          <w:jc w:val="left"/>
+                        </w:pPr>
+                        <w:r>
+                          <w:t xml:space="preserve"> </w:t>
+                        </w:r>
+                      </w:p>
+                    </w:txbxContent>
+                  </v:textbox>
+                </v:rect>
+                <v:rect id="Rectangle 29" o:spid="_x0000_s1050" style="position:absolute;left:6235;top:28020;width:507;height:2245;visibility:visible;mso-wrap-style:square;v-text-anchor:top" o:gfxdata="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" filled="f" stroked="f">
+                  <v:textbox inset="0,0,0,0">
+                    <w:txbxContent>
+                      <w:p>
+                        <w:pPr>
+                          <w:spacing w:after="160" w:line="259" w:lineRule="auto"/>
+                          <w:ind w:left="0" w:firstLine="0"/>
+                          <w:jc w:val="left"/>
+                        </w:pPr>
+                        <w:r>
+                          <w:t xml:space="preserve"> </w:t>
+                        </w:r>
+                      </w:p>
+                    </w:txbxContent>
+                  </v:textbox>
+                </v:rect>
+                <v:rect id="Rectangle 30" o:spid="_x0000_s1051" style="position:absolute;left:6235;top:29788;width:507;height:2245;visibility:visible;mso-wrap-style:square;v-text-anchor:top" o:gfxdata="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" filled="f" stroked="f">
+                  <v:textbox inset="0,0,0,0">
+                    <w:txbxContent>
+                      <w:p>
+                        <w:pPr>
+                          <w:spacing w:after="160" w:line="259" w:lineRule="auto"/>
+                          <w:ind w:left="0" w:firstLine="0"/>
+                          <w:jc w:val="left"/>
+                        </w:pPr>
+                        <w:r>
+                          <w:t xml:space="preserve"> </w:t>
+                        </w:r>
+                      </w:p>
+                    </w:txbxContent>
+                  </v:textbox>
+                </v:rect>
+                <v:rect id="Rectangle 31" o:spid="_x0000_s1052" style="position:absolute;left:34409;top:31527;width:4118;height:1934;visibility:visible;mso-wrap-style:square;v-text-anchor:top" o:gfxdata="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" filled="f" stroked="f">
+                  <v:textbox inset="0,0,0,0">
+                    <w:txbxContent>
+                      <w:p>
+                        <w:pPr>
+                          <w:spacing w:after="160" w:line="259" w:lineRule="auto"/>
+                          <w:ind w:left="0" w:firstLine="0"/>
+                          <w:jc w:val="left"/>
+                        </w:pPr>
+                        <w:r>
+                          <w:rPr>
+                            <w:rFonts w:ascii="Georgia" w:eastAsia="Georgia" w:hAnsi="Georgia" w:cs="Georgia"/>
+                            <w:b/>
+                            <w:sz w:val="20"/>
+                          </w:rPr>
+                          <w:t>AND</w:t>
+                        </w:r>
+                      </w:p>
+                    </w:txbxContent>
+                  </v:textbox>
+                </v:rect>
+                <v:rect id="Rectangle 32" o:spid="_x0000_s1053" style="position:absolute;left:37497;top:31527;width:433;height:1934;visibility:visible;mso-wrap-style:square;v-text-anchor:top" o:gfxdata="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" filled="f" stroked="f">
+                  <v:textbox inset="0,0,0,0">
+                    <w:txbxContent>
+                      <w:p>
+                        <w:pPr>
+                          <w:spacing w:after="160" w:line="259" w:lineRule="auto"/>
+                          <w:ind w:left="0" w:firstLine="0"/>
+                          <w:jc w:val="left"/>
+                        </w:pPr>
+                        <w:r>
+                          <w:rPr>
+                            <w:rFonts w:ascii="Georgia" w:eastAsia="Georgia" w:hAnsi="Georgia" w:cs="Georgia"/>
+                            <w:b/>
+                            <w:sz w:val="20"/>
+                          </w:rPr>
+                          <w:t xml:space="preserve"> </w:t>
+                        </w:r>
+                      </w:p>
+                    </w:txbxContent>
+                  </v:textbox>
+                </v:rect>
+                <v:rect id="Rectangle 33" o:spid="_x0000_s1054" style="position:absolute;left:6235;top:32653;width:507;height:2245;visibility:visible;mso-wrap-style:square;v-text-anchor:top" o:gfxdata="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" filled="f" stroked="f">
+                  <v:textbox inset="0,0,0,0">
+                    <w:txbxContent>
+                      <w:p>
+                        <w:pPr>
+                          <w:spacing w:after="160" w:line="259" w:lineRule="auto"/>
+                          <w:ind w:left="0" w:firstLine="0"/>
+                          <w:jc w:val="left"/>
+                        </w:pPr>
+                        <w:r>
+                          <w:t xml:space="preserve"> </w:t>
+                        </w:r>
+                      </w:p>
+                    </w:txbxContent>
+                  </v:textbox>
+                </v:rect>
+                <v:rect id="Rectangle 34" o:spid="_x0000_s1055" style="position:absolute;left:6235;top:33903;width:507;height:2245;visibility:visible;mso-wrap-style:square;v-text-anchor:top" o:gfxdata="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" filled="f" stroked="f">
+                  <v:textbox inset="0,0,0,0">
+                    <w:txbxContent>
+                      <w:p>
+                        <w:pPr>
+                          <w:spacing w:after="160" w:line="259" w:lineRule="auto"/>
+                          <w:ind w:left="0" w:firstLine="0"/>
+                          <w:jc w:val="left"/>
+                        </w:pPr>
+                        <w:r>
+                          <w:t xml:space="preserve"> </w:t>
+                        </w:r>
+                      </w:p>
+                    </w:txbxContent>
+                  </v:textbox>
+                </v:rect>
+                <v:rect id="Rectangle 35" o:spid="_x0000_s1056" style="position:absolute;left:6235;top:35183;width:507;height:2245;visibility:visible;mso-wrap-style:square;v-text-anchor:top" o:gfxdata="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" filled="f" stroked="f">
+                  <v:textbox inset="0,0,0,0">
+                    <w:txbxContent>
+                      <w:p>
+                        <w:pPr>
+                          <w:spacing w:after="160" w:line="259" w:lineRule="auto"/>
+                          <w:ind w:left="0" w:firstLine="0"/>
+                          <w:jc w:val="left"/>
+                        </w:pPr>
+                        <w:r>
+                          <w:t xml:space="preserve"> </w:t>
+                        </w:r>
+                      </w:p>
+                    </w:txbxContent>
+                  </v:textbox>
+                </v:rect>
+                <v:rect id="Rectangle 36" o:spid="_x0000_s1057" style="position:absolute;left:6235;top:36951;width:507;height:2245;visibility:visible;mso-wrap-style:square;v-text-anchor:top" o:gfxdata="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" filled="f" stroked="f">
+                  <v:textbox inset="0,0,0,0">
+                    <w:txbxContent>
+                      <w:p>
+                        <w:pPr>
+                          <w:spacing w:after="160" w:line="259" w:lineRule="auto"/>
+                          <w:ind w:left="0" w:firstLine="0"/>
+                          <w:jc w:val="left"/>
+                        </w:pPr>
+                        <w:r>
+                          <w:t xml:space="preserve"> </w:t>
+                        </w:r>
+                      </w:p>
+                    </w:txbxContent>
+                  </v:textbox>
+                </v:rect>
+                <v:rect id="Rectangle 37" o:spid="_x0000_s1058" style="position:absolute;left:18839;top:38661;width:45529;height:3087;visibility:visible;mso-wrap-style:square;v-text-anchor:top" o:gfxdata="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" filled="f" stroked="f">
+                  <v:textbox inset="0,0,0,0">
+                    <w:txbxContent>
+                      <w:p>
+                        <w:pPr>
+                          <w:spacing w:after="160" w:line="259" w:lineRule="auto"/>
+                          <w:ind w:left="0" w:firstLine="0"/>
+                          <w:jc w:val="left"/>
+                        </w:pPr>
+                        <w:r>
+                          <w:rPr>
+                            <w:rFonts w:ascii="Georgia" w:eastAsia="Georgia" w:hAnsi="Georgia" w:cs="Georgia"/>
+                            <w:b/>
+                            <w:sz w:val="32"/>
+                          </w:rPr>
+                          <w:t>MR. OJOLOWO BOLUWATIFE</w:t>
+                        </w:r>
+                      </w:p>
+                    </w:txbxContent>
+                  </v:textbox>
+                </v:rect>
+                <v:rect id="Rectangle 38" o:spid="_x0000_s1059" style="position:absolute;left:53067;top:38661;width:690;height:3087;visibility:visible;mso-wrap-style:square;v-text-anchor:top" o:gfxdata="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" filled="f" stroked="f">
+                  <v:textbox inset="0,0,0,0">
+                    <w:txbxContent>
+                      <w:p>
+                        <w:pPr>
+                          <w:spacing w:after="160" w:line="259" w:lineRule="auto"/>
+                          <w:ind w:left="0" w:firstLine="0"/>
+                          <w:jc w:val="left"/>
+                        </w:pPr>
+                        <w:r>
+                          <w:rPr>
+                            <w:rFonts w:ascii="Georgia" w:eastAsia="Georgia" w:hAnsi="Georgia" w:cs="Georgia"/>
+                            <w:b/>
+                            <w:sz w:val="32"/>
+                          </w:rPr>
+                          <w:t xml:space="preserve"> </w:t>
+                        </w:r>
+                      </w:p>
+                    </w:txbxContent>
+                  </v:textbox>
+                </v:rect>
+                <v:rect id="Rectangle 39" o:spid="_x0000_s1060" style="position:absolute;left:6235;top:40670;width:507;height:2244;visibility:visible;mso-wrap-style:square;v-text-anchor:top" o:gfxdata="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" filled="f" stroked="f">
+                  <v:textbox inset="0,0,0,0">
+                    <w:txbxContent>
+                      <w:p>
+                        <w:pPr>
+                          <w:spacing w:after="160" w:line="259" w:lineRule="auto"/>
+                          <w:ind w:left="0" w:firstLine="0"/>
+                          <w:jc w:val="left"/>
+                        </w:pPr>
+                        <w:r>
+                          <w:t xml:space="preserve"> </w:t>
+                        </w:r>
+                      </w:p>
+                    </w:txbxContent>
+                  </v:textbox>
+                </v:rect>
+                <v:rect id="Rectangle 11256" o:spid="_x0000_s1061" style="position:absolute;left:29876;top:42266;width:699;height:2119;visibility:visible;mso-wrap-style:square;v-text-anchor:top" o:gfxdata="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" filled="f" stroked="f">
+                  <v:textbox inset="0,0,0,0">
+                    <w:txbxContent>
+                      <w:p>
+                        <w:pPr>
+                          <w:spacing w:after="160" w:line="259" w:lineRule="auto"/>
+                          <w:ind w:left="0" w:firstLine="0"/>
+                          <w:jc w:val="left"/>
+                        </w:pPr>
+                        <w:r>
+                          <w:rPr>
+                            <w:rFonts w:ascii="Georgia" w:eastAsia="Georgia" w:hAnsi="Georgia" w:cs="Georgia"/>
+                            <w:sz w:val="22"/>
+                          </w:rPr>
+                          <w:t>(</w:t>
+                        </w:r>
+                      </w:p>
+                    </w:txbxContent>
+                  </v:textbox>
+                </v:rect>
+                <v:rect id="Rectangle 11258" o:spid="_x0000_s1062" style="position:absolute;left:30400;top:42266;width:14935;height:2119;visibility:visible;mso-wrap-style:square;v-text-anchor:top" o:gfxdata="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" filled="f" stroked="f">
+                  <v:textbox inset="0,0,0,0">
+                    <w:txbxContent>
+                      <w:p>
+                        <w:pPr>
+                          <w:spacing w:after="160" w:line="259" w:lineRule="auto"/>
+                          <w:ind w:left="0" w:firstLine="0"/>
+                          <w:jc w:val="left"/>
+                        </w:pPr>
+                        <w:r>
+                          <w:rPr>
+                            <w:rFonts w:ascii="Georgia" w:eastAsia="Georgia" w:hAnsi="Georgia" w:cs="Georgia"/>
+                            <w:sz w:val="22"/>
+                          </w:rPr>
+                          <w:t>The PURCHASER</w:t>
+                        </w:r>
+                      </w:p>
+                    </w:txbxContent>
+                  </v:textbox>
+                </v:rect>
+                <v:rect id="Rectangle 11257" o:spid="_x0000_s1063" style="position:absolute;left:41624;top:42266;width:700;height:2119;visibility:visible;mso-wrap-style:square;v-text-anchor:top" o:gfxdata="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" filled="f" stroked="f">
+                  <v:textbox inset="0,0,0,0">
+                    <w:txbxContent>
+                      <w:p>
+                        <w:pPr>
+                          <w:spacing w:after="160" w:line="259" w:lineRule="auto"/>
+                          <w:ind w:left="0" w:firstLine="0"/>
+                          <w:jc w:val="left"/>
+                        </w:pPr>
+                        <w:r>
+                          <w:rPr>
+                            <w:rFonts w:ascii="Georgia" w:eastAsia="Georgia" w:hAnsi="Georgia" w:cs="Georgia"/>
+                            <w:sz w:val="22"/>
+                          </w:rPr>
+                          <w:t>)</w:t>
+                        </w:r>
+                      </w:p>
+                    </w:txbxContent>
+                  </v:textbox>
+                </v:rect>
+                <v:rect id="Rectangle 41" o:spid="_x0000_s1064" style="position:absolute;left:42151;top:42266;width:450;height:2119;visibility:visible;mso-wrap-style:square;v-text-anchor:top" o:gfxdata="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" filled="f" stroked="f">
+                  <v:textbox inset="0,0,0,0">
+                    <w:txbxContent>
+                      <w:p>
+                        <w:pPr>
+                          <w:spacing w:after="160" w:line="259" w:lineRule="auto"/>
+                          <w:ind w:left="0" w:firstLine="0"/>
+                          <w:jc w:val="left"/>
+                        </w:pPr>
+                        <w:r>
+                          <w:rPr>
+                            <w:rFonts w:ascii="Georgia" w:eastAsia="Georgia" w:hAnsi="Georgia" w:cs="Georgia"/>
+                            <w:sz w:val="22"/>
+                          </w:rPr>
+                          <w:t xml:space="preserve"> </w:t>
+                        </w:r>
+                      </w:p>
+                    </w:txbxContent>
+                  </v:textbox>
+                </v:rect>
+                <v:rect id="Rectangle 42" o:spid="_x0000_s1065" style="position:absolute;left:6235;top:43504;width:507;height:2245;visibility:visible;mso-wrap-style:square;v-text-anchor:top" o:gfxdata="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" filled="f" stroked="f">
+                  <v:textbox inset="0,0,0,0">
+                    <w:txbxContent>
+                      <w:p>
+                        <w:pPr>
+                          <w:spacing w:after="160" w:line="259" w:lineRule="auto"/>
+                          <w:ind w:left="0" w:firstLine="0"/>
+                          <w:jc w:val="left"/>
+                        </w:pPr>
+                        <w:r>
+                          <w:t xml:space="preserve"> </w:t>
+                        </w:r>
+                      </w:p>
+                    </w:txbxContent>
+                  </v:textbox>
+                </v:rect>
+                <v:rect id="Rectangle 43" o:spid="_x0000_s1066" style="position:absolute;left:6235;top:44784;width:507;height:2245;visibility:visible;mso-wrap-style:square;v-text-anchor:top" o:gfxdata="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" filled="f" stroked="f">
+                  <v:textbox inset="0,0,0,0">
+                    <w:txbxContent>
+                      <w:p>
+                        <w:pPr>
+                          <w:spacing w:after="160" w:line="259" w:lineRule="auto"/>
+                          <w:ind w:left="0" w:firstLine="0"/>
+                          <w:jc w:val="left"/>
+                        </w:pPr>
+                        <w:r>
+                          <w:t xml:space="preserve"> </w:t>
+                        </w:r>
+                      </w:p>
+                    </w:txbxContent>
+                  </v:textbox>
+                </v:rect>
+                <v:rect id="Rectangle 44" o:spid="_x0000_s1067" style="position:absolute;left:6235;top:46065;width:507;height:2244;visibility:visible;mso-wrap-style:square;v-text-anchor:top" o:gfxdata="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" filled="f" stroked="f">
+                  <v:textbox inset="0,0,0,0">
+                    <w:txbxContent>
+                      <w:p>
+                        <w:pPr>
+                          <w:spacing w:after="160" w:line="259" w:lineRule="auto"/>
+                          <w:ind w:left="0" w:firstLine="0"/>
+                          <w:jc w:val="left"/>
+                        </w:pPr>
+                        <w:r>
+                          <w:t xml:space="preserve"> </w:t>
+                        </w:r>
+                      </w:p>
+                    </w:txbxContent>
+                  </v:textbox>
+                </v:rect>
+                <v:rect id="Rectangle 45" o:spid="_x0000_s1068" style="position:absolute;left:6235;top:47314;width:507;height:2245;visibility:visible;mso-wrap-style:square;v-text-anchor:top" o:gfxdata="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" filled="f" stroked="f">
+                  <v:textbox inset="0,0,0,0">
+                    <w:txbxContent>
+                      <w:p>
+                        <w:pPr>
+                          <w:spacing w:after="160" w:line="259" w:lineRule="auto"/>
+                          <w:ind w:left="0" w:firstLine="0"/>
+                          <w:jc w:val="left"/>
+                        </w:pPr>
+                        <w:r>
+                          <w:t xml:space="preserve"> </w:t>
+                        </w:r>
+                      </w:p>
+                    </w:txbxContent>
+                  </v:textbox>
+                </v:rect>
+                <v:rect id="Rectangle 46" o:spid="_x0000_s1069" style="position:absolute;left:6235;top:49326;width:507;height:2245;visibility:visible;mso-wrap-style:square;v-text-anchor:top" o:gfxdata="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" filled="f" stroked="f">
+                  <v:textbox inset="0,0,0,0">
+                    <w:txbxContent>
+                      <w:p>
+                        <w:pPr>
+                          <w:spacing w:after="160" w:line="259" w:lineRule="auto"/>
+                          <w:ind w:left="0" w:firstLine="0"/>
+                          <w:jc w:val="left"/>
+                        </w:pPr>
+                        <w:r>
+                          <w:t xml:space="preserve"> </w:t>
+                        </w:r>
+                      </w:p>
+                    </w:txbxContent>
+                  </v:textbox>
+                </v:rect>
+                <v:rect id="Rectangle 47" o:spid="_x0000_s1070" style="position:absolute;left:13762;top:51128;width:23048;height:3086;visibility:visible;mso-wrap-style:square;v-text-anchor:top" o:gfxdata="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" filled="f" stroked="f">
+                  <v:textbox inset="0,0,0,0">
+                    <w:txbxContent>
+                      <w:p>
+                        <w:pPr>
+                          <w:spacing w:after="160" w:line="259" w:lineRule="auto"/>
+                          <w:ind w:left="0" w:firstLine="0"/>
+                          <w:jc w:val="left"/>
+                        </w:pPr>
+                        <w:r>
+                          <w:rPr>
+                            <w:rFonts w:ascii="Georgia" w:eastAsia="Georgia" w:hAnsi="Georgia" w:cs="Georgia"/>
+                            <w:b/>
+                            <w:sz w:val="32"/>
+                          </w:rPr>
+                          <w:t xml:space="preserve">IN RESPECT OF </w:t>
+                        </w:r>
+                      </w:p>
+                    </w:txbxContent>
+                  </v:textbox>
+                </v:rect>
+                <v:rect id="Rectangle 48" o:spid="_x0000_s1071" style="position:absolute;left:31090;top:51128;width:7120;height:3086;visibility:visible;mso-wrap-style:square;v-text-anchor:top" o:gfxdata="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" filled="f" stroked="f">
+                  <v:textbox inset="0,0,0,0">
+                    <w:txbxContent>
+                      <w:p>
+                        <w:pPr>
+                          <w:spacing w:after="160" w:line="259" w:lineRule="auto"/>
+                          <w:ind w:left="0" w:firstLine="0"/>
+                          <w:jc w:val="left"/>
+                        </w:pPr>
+                        <w:r>
+                          <w:rPr>
+                            <w:rFonts w:ascii="Georgia" w:eastAsia="Georgia" w:hAnsi="Georgia" w:cs="Georgia"/>
+                            <w:b/>
+                            <w:sz w:val="32"/>
+                          </w:rPr>
+                          <w:t>TWO</w:t>
+                        </w:r>
+                      </w:p>
+                    </w:txbxContent>
+                  </v:textbox>
+                </v:rect>
+                <v:rect id="Rectangle 49" o:spid="_x0000_s1072" style="position:absolute;left:36435;top:51128;width:690;height:3086;visibility:visible;mso-wrap-style:square;v-text-anchor:top" o:gfxdata="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" filled="f" stroked="f">
+                  <v:textbox inset="0,0,0,0">
+                    <w:txbxContent>
+                      <w:p>
+                        <w:pPr>
+                          <w:spacing w:after="160" w:line="259" w:lineRule="auto"/>
+                          <w:ind w:left="0" w:firstLine="0"/>
+                          <w:jc w:val="left"/>
+                        </w:pPr>
+                        <w:r>
+                          <w:rPr>
+                            <w:rFonts w:ascii="Georgia" w:eastAsia="Georgia" w:hAnsi="Georgia" w:cs="Georgia"/>
+                            <w:b/>
+                            <w:sz w:val="32"/>
+                          </w:rPr>
+                          <w:t xml:space="preserve"> </w:t>
+                        </w:r>
+                      </w:p>
+                    </w:txbxContent>
+                  </v:textbox>
+                </v:rect>
+                <v:rect id="Rectangle 50" o:spid="_x0000_s1073" style="position:absolute;left:36951;top:51128;width:1214;height:3086;visibility:visible;mso-wrap-style:square;v-text-anchor:top" o:gfxdata="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" filled="f" stroked="f">
+                  <v:textbox inset="0,0,0,0">
+                    <w:txbxContent>
+                      <w:p>
+                        <w:pPr>
+                          <w:spacing w:after="160" w:line="259" w:lineRule="auto"/>
+                          <w:ind w:left="0" w:firstLine="0"/>
+                          <w:jc w:val="left"/>
+                        </w:pPr>
+                        <w:r>
+                          <w:rPr>
+                            <w:rFonts w:ascii="Georgia" w:eastAsia="Georgia" w:hAnsi="Georgia" w:cs="Georgia"/>
+                            <w:b/>
+                            <w:sz w:val="32"/>
+                          </w:rPr>
+                          <w:t>(</w:t>
+                        </w:r>
+                      </w:p>
+                    </w:txbxContent>
+                  </v:textbox>
+                </v:rect>
+                <v:rect id="Rectangle 51" o:spid="_x0000_s1074" style="position:absolute;left:37859;top:51128;width:1700;height:3086;visibility:visible;mso-wrap-style:square;v-text-anchor:top" o:gfxdata="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" filled="f" stroked="f">
+                  <v:textbox inset="0,0,0,0">
+                    <w:txbxContent>
+                      <w:p>
+                        <w:pPr>
+                          <w:spacing w:after="160" w:line="259" w:lineRule="auto"/>
+                          <w:ind w:left="0" w:firstLine="0"/>
+                          <w:jc w:val="left"/>
+                        </w:pPr>
+                        <w:r>
+                          <w:rPr>
+                            <w:rFonts w:ascii="Georgia" w:eastAsia="Georgia" w:hAnsi="Georgia" w:cs="Georgia"/>
+                            <w:b/>
+                            <w:sz w:val="32"/>
+                          </w:rPr>
+                          <w:t>2</w:t>
+                        </w:r>
+                      </w:p>
+                    </w:txbxContent>
+                  </v:textbox>
+                </v:rect>
+                <v:rect id="Rectangle 11259" o:spid="_x0000_s1075" style="position:absolute;left:39132;top:51128;width:1214;height:3086;visibility:visible;mso-wrap-style:square;v-text-anchor:top" o:gfxdata="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" filled="f" stroked="f">
+                  <v:textbox inset="0,0,0,0">
+                    <w:txbxContent>
+                      <w:p>
+                        <w:pPr>
+                          <w:spacing w:after="160" w:line="259" w:lineRule="auto"/>
+                          <w:ind w:left="0" w:firstLine="0"/>
+                          <w:jc w:val="left"/>
+                        </w:pPr>
+                        <w:r>
+                          <w:rPr>
+                            <w:rFonts w:ascii="Georgia" w:eastAsia="Georgia" w:hAnsi="Georgia" w:cs="Georgia"/>
+                            <w:b/>
+                            <w:sz w:val="32"/>
+                          </w:rPr>
+                          <w:t>)</w:t>
+                        </w:r>
+                      </w:p>
+                    </w:txbxContent>
+                  </v:textbox>
+                </v:rect>
+                <v:rect id="Rectangle 11260" o:spid="_x0000_s1076" style="position:absolute;left:40040;top:51128;width:8505;height:3086;visibility:visible;mso-wrap-style:square;v-text-anchor:top" o:gfxdata="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" filled="f" stroked="f">
+                  <v:textbox inset="0,0,0,0">
+                    <w:txbxContent>
+                      <w:p>
+                        <w:pPr>
+                          <w:spacing w:after="160" w:line="259" w:lineRule="auto"/>
+                          <w:ind w:left="0" w:firstLine="0"/>
+                          <w:jc w:val="left"/>
+                        </w:pPr>
+                        <w:r>
+                          <w:rPr>
+                            <w:rFonts w:ascii="Georgia" w:eastAsia="Georgia" w:hAnsi="Georgia" w:cs="Georgia"/>
+                            <w:b/>
+                            <w:sz w:val="32"/>
+                          </w:rPr>
+                          <w:t xml:space="preserve"> PLOT</w:t>
+                        </w:r>
+                      </w:p>
+                    </w:txbxContent>
+                  </v:textbox>
+                </v:rect>
+                <v:rect id="Rectangle 53" o:spid="_x0000_s1077" style="position:absolute;left:46429;top:51128;width:1763;height:3086;visibility:visible;mso-wrap-style:square;v-text-anchor:top" o:gfxdata="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" filled="f" stroked="f">
+                  <v:textbox inset="0,0,0,0">
+                    <w:txbxContent>
+                      <w:p>
+                        <w:pPr>
+                          <w:spacing w:after="160" w:line="259" w:lineRule="auto"/>
+                          <w:ind w:left="0" w:firstLine="0"/>
+                          <w:jc w:val="left"/>
+                        </w:pPr>
+                        <w:r>
+                          <w:rPr>
+                            <w:rFonts w:ascii="Georgia" w:eastAsia="Georgia" w:hAnsi="Georgia" w:cs="Georgia"/>
+                            <w:b/>
+                            <w:sz w:val="32"/>
+                          </w:rPr>
+                          <w:t>S</w:t>
+                        </w:r>
+                      </w:p>
+                    </w:txbxContent>
+                  </v:textbox>
+                </v:rect>
+                <v:rect id="Rectangle 54" o:spid="_x0000_s1078" style="position:absolute;left:47748;top:51128;width:690;height:3086;visibility:visible;mso-wrap-style:square;v-text-anchor:top" o:gfxdata="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" filled="f" stroked="f">
+                  <v:textbox inset="0,0,0,0">
+                    <w:txbxContent>
+                      <w:p>
+                        <w:pPr>
+                          <w:spacing w:after="160" w:line="259" w:lineRule="auto"/>
+                          <w:ind w:left="0" w:firstLine="0"/>
+                          <w:jc w:val="left"/>
+                        </w:pPr>
+                        <w:r>
+                          <w:rPr>
+                            <w:rFonts w:ascii="Georgia" w:eastAsia="Georgia" w:hAnsi="Georgia" w:cs="Georgia"/>
+                            <w:b/>
+                            <w:sz w:val="32"/>
+                          </w:rPr>
+                          <w:t xml:space="preserve"> </w:t>
+                        </w:r>
+                      </w:p>
+                    </w:txbxContent>
+                  </v:textbox>
+                </v:rect>
+                <v:rect id="Rectangle 55" o:spid="_x0000_s1079" style="position:absolute;left:48264;top:51128;width:13830;height:3086;visibility:visible;mso-wrap-style:square;v-text-anchor:top" o:gfxdata="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" filled="f" stroked="f">
+                  <v:textbox inset="0,0,0,0">
+                    <w:txbxContent>
+                      <w:p>
+                        <w:pPr>
+                          <w:spacing w:after="160" w:line="259" w:lineRule="auto"/>
+                          <w:ind w:left="0" w:firstLine="0"/>
+                          <w:jc w:val="left"/>
+                        </w:pPr>
+                        <w:r>
+                          <w:rPr>
+                            <w:rFonts w:ascii="Georgia" w:eastAsia="Georgia" w:hAnsi="Georgia" w:cs="Georgia"/>
+                            <w:b/>
+                            <w:sz w:val="32"/>
+                          </w:rPr>
+                          <w:t xml:space="preserve">OF LAND </w:t>
+                        </w:r>
+                      </w:p>
+                    </w:txbxContent>
+                  </v:textbox>
+                </v:rect>
+                <v:rect id="Rectangle 56" o:spid="_x0000_s1080" style="position:absolute;left:9955;top:53414;width:19267;height:3086;visibility:visible;mso-wrap-style:square;v-text-anchor:top" o:gfxdata="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" filled="f" stroked="f">
+                  <v:textbox inset="0,0,0,0">
+                    <w:txbxContent>
+                      <w:p>
+                        <w:pPr>
+                          <w:spacing w:after="160" w:line="259" w:lineRule="auto"/>
+                          <w:ind w:left="0" w:firstLine="0"/>
+                          <w:jc w:val="left"/>
+                        </w:pPr>
+                        <w:r>
+                          <w:rPr>
+                            <w:rFonts w:ascii="Georgia" w:eastAsia="Georgia" w:hAnsi="Georgia" w:cs="Georgia"/>
+                            <w:b/>
+                            <w:sz w:val="32"/>
+                          </w:rPr>
+                          <w:t xml:space="preserve">MEASURING </w:t>
+                        </w:r>
+                      </w:p>
+                    </w:txbxContent>
+                  </v:textbox>
+                </v:rect>
+                <v:rect id="Rectangle 57" o:spid="_x0000_s1081" style="position:absolute;left:24441;top:53414;width:5550;height:3086;visibility:visible;mso-wrap-style:square;v-text-anchor:top" o:gfxdata="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" filled="f" stroked="f">
+                  <v:textbox inset="0,0,0,0">
+                    <w:txbxContent>
+                      <w:p>
+                        <w:pPr>
+                          <w:spacing w:after="160" w:line="259" w:lineRule="auto"/>
+                          <w:ind w:left="0" w:firstLine="0"/>
+                          <w:jc w:val="left"/>
+                        </w:pPr>
+                        <w:r>
+                          <w:rPr>
+                            <w:rFonts w:ascii="Georgia" w:eastAsia="Georgia" w:hAnsi="Georgia" w:cs="Georgia"/>
+                            <w:b/>
+                            <w:sz w:val="32"/>
+                          </w:rPr>
+                          <w:t>900</w:t>
+                        </w:r>
+                      </w:p>
+                    </w:txbxContent>
+                  </v:textbox>
+                </v:rect>
+                <v:rect id="Rectangle 58" o:spid="_x0000_s1082" style="position:absolute;left:28608;top:53414;width:689;height:3086;visibility:visible;mso-wrap-style:square;v-text-anchor:top" o:gfxdata="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" filled="f" stroked="f">
+                  <v:textbox inset="0,0,0,0">
+                    <w:txbxContent>
+                      <w:p>
+                        <w:pPr>
+                          <w:spacing w:after="160" w:line="259" w:lineRule="auto"/>
+                          <w:ind w:left="0" w:firstLine="0"/>
+                          <w:jc w:val="left"/>
+                        </w:pPr>
+                        <w:r>
+                          <w:rPr>
+                            <w:rFonts w:ascii="Georgia" w:eastAsia="Georgia" w:hAnsi="Georgia" w:cs="Georgia"/>
+                            <w:b/>
+                            <w:sz w:val="32"/>
+                          </w:rPr>
+                          <w:t xml:space="preserve"> </w:t>
+                        </w:r>
+                      </w:p>
+                    </w:txbxContent>
+                  </v:textbox>
+                </v:rect>
+                <v:rect id="Rectangle 59" o:spid="_x0000_s1083" style="position:absolute;left:29123;top:53414;width:44359;height:3086;visibility:visible;mso-wrap-style:square;v-text-anchor:top" o:gfxdata="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" filled="f" stroked="f">
+                  <v:textbox inset="0,0,0,0">
+                    <w:txbxContent>
+                      <w:p>
+                        <w:pPr>
+                          <w:spacing w:after="160" w:line="259" w:lineRule="auto"/>
+                          <w:ind w:left="0" w:firstLine="0"/>
+                          <w:jc w:val="left"/>
+                        </w:pPr>
+                        <w:r>
+                          <w:rPr>
+                            <w:rFonts w:ascii="Georgia" w:eastAsia="Georgia" w:hAnsi="Georgia" w:cs="Georgia"/>
+                            <w:b/>
+                            <w:sz w:val="32"/>
+                          </w:rPr>
+                          <w:t xml:space="preserve">SQUARE METERS SITUATE AT </w:t>
+                        </w:r>
+                      </w:p>
+                    </w:txbxContent>
+                  </v:textbox>
+                </v:rect>
+                <v:rect id="Rectangle 60" o:spid="_x0000_s1084" style="position:absolute;left:14690;top:55700;width:39748;height:3086;visibility:visible;mso-wrap-style:square;v-text-anchor:top" o:gfxdata="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" filled="f" stroked="f">
+                  <v:textbox inset="0,0,0,0">
+                    <w:txbxContent>
+                      <w:p>
+                        <w:pPr>
+                          <w:spacing w:after="160" w:line="259" w:lineRule="auto"/>
+                          <w:ind w:left="0" w:firstLine="0"/>
+                          <w:jc w:val="left"/>
+                        </w:pPr>
+                        <w:r>
+                          <w:rPr>
+                            <w:rFonts w:ascii="Georgia" w:eastAsia="Georgia" w:hAnsi="Georgia" w:cs="Georgia"/>
+                            <w:b/>
+                            <w:sz w:val="32"/>
+                          </w:rPr>
+                          <w:t>ALAFIA GARDENS, LOCATE</w:t>
+                        </w:r>
+                      </w:p>
+                    </w:txbxContent>
+                  </v:textbox>
+                </v:rect>
+                <v:rect id="Rectangle 61" o:spid="_x0000_s1085" style="position:absolute;left:44568;top:55700;width:17517;height:3086;visibility:visible;mso-wrap-style:square;v-text-anchor:top" o:gfxdata="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" filled="f" stroked="f">
+                  <v:textbox inset="0,0,0,0">
+                    <w:txbxContent>
+                      <w:p>
+                        <w:pPr>
+                          <w:spacing w:after="160" w:line="259" w:lineRule="auto"/>
+                          <w:ind w:left="0" w:firstLine="0"/>
+                          <w:jc w:val="left"/>
+                        </w:pPr>
+                        <w:r>
+                          <w:rPr>
+                            <w:rFonts w:ascii="Georgia" w:eastAsia="Georgia" w:hAnsi="Georgia" w:cs="Georgia"/>
+                            <w:b/>
+                            <w:sz w:val="32"/>
+                          </w:rPr>
+                          <w:t xml:space="preserve">D AT WARA </w:t>
+                        </w:r>
+                      </w:p>
+                    </w:txbxContent>
+                  </v:textbox>
+                </v:rect>
+                <v:rect id="Rectangle 62" o:spid="_x0000_s1086" style="position:absolute;left:7702;top:58016;width:20805;height:3086;visibility:visible;mso-wrap-style:square;v-text-anchor:top" o:gfxdata="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" filled="f" stroked="f">
+                  <v:textbox inset="0,0,0,0">
+                    <w:txbxContent>
+                      <w:p>
+                        <w:pPr>
+                          <w:spacing w:after="160" w:line="259" w:lineRule="auto"/>
+                          <w:ind w:left="0" w:firstLine="0"/>
+                          <w:jc w:val="left"/>
+                        </w:pPr>
+                        <w:r>
+                          <w:rPr>
+                            <w:rFonts w:ascii="Georgia" w:eastAsia="Georgia" w:hAnsi="Georgia" w:cs="Georgia"/>
+                            <w:b/>
+                            <w:sz w:val="32"/>
+                          </w:rPr>
+                          <w:t xml:space="preserve">COMMUNITY, </w:t>
+                        </w:r>
+                      </w:p>
+                    </w:txbxContent>
+                  </v:textbox>
+                </v:rect>
+                <v:rect id="Rectangle 63" o:spid="_x0000_s1087" style="position:absolute;left:23346;top:58016;width:6130;height:3086;visibility:visible;mso-wrap-style:square;v-text-anchor:top" o:gfxdata="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" filled="f" stroked="f">
+                  <v:textbox inset="0,0,0,0">
+                    <w:txbxContent>
+                      <w:p>
+                        <w:pPr>
+                          <w:spacing w:after="160" w:line="259" w:lineRule="auto"/>
+                          <w:ind w:left="0" w:firstLine="0"/>
+                          <w:jc w:val="left"/>
+                        </w:pPr>
+                        <w:r>
+                          <w:rPr>
+                            <w:rFonts w:ascii="Georgia" w:eastAsia="Georgia" w:hAnsi="Georgia" w:cs="Georgia"/>
+                            <w:b/>
+                            <w:sz w:val="32"/>
+                          </w:rPr>
+                          <w:t>ALO</w:t>
+                        </w:r>
+                      </w:p>
+                    </w:txbxContent>
+                  </v:textbox>
+                </v:rect>
+                <v:rect id="Rectangle 64" o:spid="_x0000_s1088" style="position:absolute;left:27946;top:58016;width:7093;height:3086;visibility:visible;mso-wrap-style:square;v-text-anchor:top" o:gfxdata="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" filled="f" stroked="f">
+                  <v:textbox inset="0,0,0,0">
+                    <w:txbxContent>
+                      <w:p>
+                        <w:pPr>
+                          <w:spacing w:after="160" w:line="259" w:lineRule="auto"/>
+                          <w:ind w:left="0" w:firstLine="0"/>
+                          <w:jc w:val="left"/>
+                        </w:pPr>
+                        <w:r>
+                          <w:rPr>
+                            <w:rFonts w:ascii="Georgia" w:eastAsia="Georgia" w:hAnsi="Georgia" w:cs="Georgia"/>
+                            <w:b/>
+                            <w:sz w:val="32"/>
+                          </w:rPr>
+                          <w:t>NG E</w:t>
+                        </w:r>
+                      </w:p>
+                    </w:txbxContent>
+                  </v:textbox>
+                </v:rect>
+                <v:rect id="Rectangle 65" o:spid="_x0000_s1089" style="position:absolute;left:33273;top:58016;width:1211;height:3086;visibility:visible;mso-wrap-style:square;v-text-anchor:top" o:gfxdata="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" filled="f" stroked="f">
+                  <v:textbox inset="0,0,0,0">
+                    <w:txbxContent>
+                      <w:p>
+                        <w:pPr>
+                          <w:spacing w:after="160" w:line="259" w:lineRule="auto"/>
+                          <w:ind w:left="0" w:firstLine="0"/>
+                          <w:jc w:val="left"/>
+                        </w:pPr>
+                        <w:r>
+                          <w:rPr>
+                            <w:rFonts w:ascii="Georgia" w:eastAsia="Georgia" w:hAnsi="Georgia" w:cs="Georgia"/>
+                            <w:b/>
+                            <w:sz w:val="32"/>
+                          </w:rPr>
+                          <w:t>I</w:t>
+                        </w:r>
+                      </w:p>
+                    </w:txbxContent>
+                  </v:textbox>
+                </v:rect>
+                <v:rect id="Rectangle 66" o:spid="_x0000_s1090" style="position:absolute;left:34179;top:58016;width:16253;height:3086;visibility:visible;mso-wrap-style:square;v-text-anchor:top" o:gfxdata="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" filled="f" stroked="f">
+                  <v:textbox inset="0,0,0,0">
+                    <w:txbxContent>
+                      <w:p>
+                        <w:pPr>
+                          <w:spacing w:after="160" w:line="259" w:lineRule="auto"/>
+                          <w:ind w:left="0" w:firstLine="0"/>
+                          <w:jc w:val="left"/>
+                        </w:pPr>
+                        <w:r>
+                          <w:rPr>
+                            <w:rFonts w:ascii="Georgia" w:eastAsia="Georgia" w:hAnsi="Georgia" w:cs="Georgia"/>
+                            <w:b/>
+                            <w:sz w:val="32"/>
+                          </w:rPr>
+                          <w:t>YENKORIN</w:t>
+                        </w:r>
+                      </w:p>
+                    </w:txbxContent>
+                  </v:textbox>
+                </v:rect>
+                <v:rect id="Rectangle 67" o:spid="_x0000_s1091" style="position:absolute;left:46395;top:58016;width:689;height:3086;visibility:visible;mso-wrap-style:square;v-text-anchor:top" o:gfxdata="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" filled="f" stroked="f">
+                  <v:textbox inset="0,0,0,0">
+                    <w:txbxContent>
+                      <w:p>
+                        <w:pPr>
+                          <w:spacing w:after="160" w:line="259" w:lineRule="auto"/>
+                          <w:ind w:left="0" w:firstLine="0"/>
+                          <w:jc w:val="left"/>
+                        </w:pPr>
+                        <w:r>
+                          <w:rPr>
+                            <w:rFonts w:ascii="Georgia" w:eastAsia="Georgia" w:hAnsi="Georgia" w:cs="Georgia"/>
+                            <w:b/>
+                            <w:sz w:val="32"/>
+                          </w:rPr>
+                          <w:t xml:space="preserve"> </w:t>
+                        </w:r>
+                      </w:p>
+                    </w:txbxContent>
+                  </v:textbox>
+                </v:rect>
+                <v:rect id="Rectangle 68" o:spid="_x0000_s1092" style="position:absolute;left:46910;top:58016;width:1959;height:3086;visibility:visible;mso-wrap-style:square;v-text-anchor:top" o:gfxdata="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" filled="f" stroked="f">
+                  <v:textbox inset="0,0,0,0">
+                    <w:txbxContent>
+                      <w:p>
+                        <w:pPr>
+                          <w:spacing w:after="160" w:line="259" w:lineRule="auto"/>
+                          <w:ind w:left="0" w:firstLine="0"/>
+                          <w:jc w:val="left"/>
+                        </w:pPr>
+                        <w:r>
+                          <w:rPr>
+                            <w:rFonts w:ascii="Georgia" w:eastAsia="Georgia" w:hAnsi="Georgia" w:cs="Georgia"/>
+                            <w:b/>
+                            <w:sz w:val="32"/>
+                          </w:rPr>
+                          <w:t>E</w:t>
+                        </w:r>
+                      </w:p>
+                    </w:txbxContent>
+                  </v:textbox>
+                </v:rect>
+                <v:rect id="Rectangle 69" o:spid="_x0000_s1093" style="position:absolute;left:48376;top:58016;width:6245;height:3086;visibility:visible;mso-wrap-style:square;v-text-anchor:top" o:gfxdata="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" filled="f" stroked="f">
+                  <v:textbox inset="0,0,0,0">
+                    <w:txbxContent>
+                      <w:p>
+                        <w:pPr>
+                          <w:spacing w:after="160" w:line="259" w:lineRule="auto"/>
+                          <w:ind w:left="0" w:firstLine="0"/>
+                          <w:jc w:val="left"/>
+                        </w:pPr>
+                        <w:r>
+                          <w:rPr>
+                            <w:rFonts w:ascii="Georgia" w:eastAsia="Georgia" w:hAnsi="Georgia" w:cs="Georgia"/>
+                            <w:b/>
+                            <w:sz w:val="32"/>
+                          </w:rPr>
+                          <w:t>XPR</w:t>
+                        </w:r>
+                      </w:p>
+                    </w:txbxContent>
+                  </v:textbox>
+                </v:rect>
+                <v:rect id="Rectangle 70" o:spid="_x0000_s1094" style="position:absolute;left:53064;top:58016;width:5465;height:3086;visibility:visible;mso-wrap-style:square;v-text-anchor:top" o:gfxdata="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" filled="f" stroked="f">
+                  <v:textbox inset="0,0,0,0">
+                    <w:txbxContent>
+                      <w:p>
+                        <w:pPr>
+                          <w:spacing w:after="160" w:line="259" w:lineRule="auto"/>
+                          <w:ind w:left="0" w:firstLine="0"/>
+                          <w:jc w:val="left"/>
+                        </w:pPr>
+                        <w:r>
+                          <w:rPr>
+                            <w:rFonts w:ascii="Georgia" w:eastAsia="Georgia" w:hAnsi="Georgia" w:cs="Georgia"/>
+                            <w:b/>
+                            <w:sz w:val="32"/>
+                          </w:rPr>
+                          <w:t>ESS</w:t>
+                        </w:r>
+                      </w:p>
+                    </w:txbxContent>
+                  </v:textbox>
+                </v:rect>
+                <v:rect id="Rectangle 71" o:spid="_x0000_s1095" style="position:absolute;left:57167;top:58016;width:690;height:3086;visibility:visible;mso-wrap-style:square;v-text-anchor:top" o:gfxdata="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" filled="f" stroked="f">
+                  <v:textbox inset="0,0,0,0">
+                    <w:txbxContent>
+                      <w:p>
+                        <w:pPr>
+                          <w:spacing w:after="160" w:line="259" w:lineRule="auto"/>
+                          <w:ind w:left="0" w:firstLine="0"/>
+                          <w:jc w:val="left"/>
+                        </w:pPr>
+                        <w:r>
+                          <w:rPr>
+                            <w:rFonts w:ascii="Georgia" w:eastAsia="Georgia" w:hAnsi="Georgia" w:cs="Georgia"/>
+                            <w:b/>
+                            <w:sz w:val="32"/>
+                          </w:rPr>
+                          <w:t xml:space="preserve"> </w:t>
+                        </w:r>
+                      </w:p>
+                    </w:txbxContent>
+                  </v:textbox>
+                </v:rect>
+                <v:rect id="Rectangle 72" o:spid="_x0000_s1096" style="position:absolute;left:57683;top:58016;width:2164;height:3086;visibility:visible;mso-wrap-style:square;v-text-anchor:top" o:gfxdata="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" filled="f" stroked="f">
+                  <v:textbox inset="0,0,0,0">
+                    <w:txbxContent>
+                      <w:p>
+                        <w:pPr>
+                          <w:spacing w:after="160" w:line="259" w:lineRule="auto"/>
+                          <w:ind w:left="0" w:firstLine="0"/>
+                          <w:jc w:val="left"/>
+                        </w:pPr>
+                        <w:r>
+                          <w:rPr>
+                            <w:rFonts w:ascii="Georgia" w:eastAsia="Georgia" w:hAnsi="Georgia" w:cs="Georgia"/>
+                            <w:b/>
+                            <w:sz w:val="32"/>
+                          </w:rPr>
+                          <w:t>R</w:t>
+                        </w:r>
+                      </w:p>
+                    </w:txbxContent>
+                  </v:textbox>
+                </v:rect>
+                <v:rect id="Rectangle 73" o:spid="_x0000_s1097" style="position:absolute;left:59303;top:58016;width:7209;height:3086;visibility:visible;mso-wrap-style:square;v-text-anchor:top" o:gfxdata="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" filled="f" stroked="f">
+                  <v:textbox inset="0,0,0,0">
+                    <w:txbxContent>
+                      <w:p>
+                        <w:pPr>
+                          <w:spacing w:after="160" w:line="259" w:lineRule="auto"/>
+                          <w:ind w:left="0" w:firstLine="0"/>
+                          <w:jc w:val="left"/>
+                        </w:pPr>
+                        <w:r>
+                          <w:rPr>
+                            <w:rFonts w:ascii="Georgia" w:eastAsia="Georgia" w:hAnsi="Georgia" w:cs="Georgia"/>
+                            <w:b/>
+                            <w:sz w:val="32"/>
+                          </w:rPr>
+                          <w:t xml:space="preserve">OAD </w:t>
+                        </w:r>
+                      </w:p>
+                    </w:txbxContent>
+                  </v:textbox>
+                </v:rect>
+                <v:rect id="Rectangle 74" o:spid="_x0000_s1098" style="position:absolute;left:27484;top:60302;width:22537;height:3086;visibility:visible;mso-wrap-style:square;v-text-anchor:top" o:gfxdata="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" filled="f" stroked="f">
+                  <v:textbox inset="0,0,0,0">
+                    <w:txbxContent>
+                      <w:p>
+                        <w:pPr>
+                          <w:spacing w:after="160" w:line="259" w:lineRule="auto"/>
+                          <w:ind w:left="0" w:firstLine="0"/>
+                          <w:jc w:val="left"/>
+                        </w:pPr>
+                        <w:r>
+                          <w:rPr>
+                            <w:rFonts w:ascii="Georgia" w:eastAsia="Georgia" w:hAnsi="Georgia" w:cs="Georgia"/>
+                            <w:b/>
+                            <w:sz w:val="32"/>
+                          </w:rPr>
+                          <w:t>KWARA STATE.</w:t>
+                        </w:r>
+                      </w:p>
+                    </w:txbxContent>
+                  </v:textbox>
+                </v:rect>
+                <v:rect id="Rectangle 75" o:spid="_x0000_s1099" style="position:absolute;left:44423;top:60302;width:689;height:3086;visibility:visible;mso-wrap-style:square;v-text-anchor:top" o:gfxdata="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" filled="f" stroked="f">
+                  <v:textbox inset="0,0,0,0">
+                    <w:txbxContent>
+                      <w:p>
+                        <w:pPr>
+                          <w:spacing w:after="160" w:line="259" w:lineRule="auto"/>
+                          <w:ind w:left="0" w:firstLine="0"/>
+                          <w:jc w:val="left"/>
+                        </w:pPr>
+                        <w:r>
+                          <w:rPr>
+                            <w:rFonts w:ascii="Georgia" w:eastAsia="Georgia" w:hAnsi="Georgia" w:cs="Georgia"/>
+                            <w:b/>
+                            <w:sz w:val="32"/>
+                          </w:rPr>
+                          <w:t xml:space="preserve"> </w:t>
+                        </w:r>
+                      </w:p>
+                    </w:txbxContent>
+                  </v:textbox>
+                </v:rect>
+                <v:rect id="Rectangle 76" o:spid="_x0000_s1100" style="position:absolute;left:6235;top:62310;width:507;height:2245;visibility:visible;mso-wrap-style:square;v-text-anchor:top" o:gfxdata="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" filled="f" stroked="f">
+                  <v:textbox inset="0,0,0,0">
+                    <w:txbxContent>
+                      <w:p>
+                        <w:pPr>
+                          <w:spacing w:after="160" w:line="259" w:lineRule="auto"/>
+                          <w:ind w:left="0" w:firstLine="0"/>
+                          <w:jc w:val="left"/>
+                        </w:pPr>
+                        <w:r>
+                          <w:t xml:space="preserve"> </w:t>
+                        </w:r>
+                      </w:p>
+                    </w:txbxContent>
+                  </v:textbox>
+                </v:rect>
+                <v:rect id="Rectangle 77" o:spid="_x0000_s1101" style="position:absolute;left:9918;top:63899;width:69208;height:3086;visibility:visible;mso-wrap-style:square;v-text-anchor:top" o:gfxdata="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" filled="f" stroked="f">
+                  <v:textbox inset="0,0,0,0">
+                    <w:txbxContent>
+                      <w:p>
+                        <w:pPr>
+                          <w:spacing w:after="160" w:line="259" w:lineRule="auto"/>
+                          <w:ind w:left="0" w:firstLine="0"/>
+                          <w:jc w:val="left"/>
+                        </w:pPr>
+                        <w:r>
+                          <w:rPr>
+                            <w:rFonts w:ascii="Georgia" w:eastAsia="Georgia" w:hAnsi="Georgia" w:cs="Georgia"/>
+                            <w:sz w:val="32"/>
+                          </w:rPr>
+                          <w:t>...............................................................................................</w:t>
+                        </w:r>
+                      </w:p>
+                    </w:txbxContent>
+                  </v:textbox>
+                </v:rect>
+                <v:rect id="Rectangle 78" o:spid="_x0000_s1102" style="position:absolute;left:61949;top:63899;width:654;height:3086;visibility:visible;mso-wrap-style:square;v-text-anchor:top" o:gfxdata="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" filled="f" stroked="f">
+                  <v:textbox inset="0,0,0,0">
+                    <w:txbxContent>
+                      <w:p>
+                        <w:pPr>
+                          <w:spacing w:after="160" w:line="259" w:lineRule="auto"/>
+                          <w:ind w:left="0" w:firstLine="0"/>
+                          <w:jc w:val="left"/>
+                        </w:pPr>
+                        <w:r>
+                          <w:rPr>
+                            <w:rFonts w:ascii="Georgia" w:eastAsia="Georgia" w:hAnsi="Georgia" w:cs="Georgia"/>
+                            <w:sz w:val="32"/>
+                          </w:rPr>
+                          <w:t xml:space="preserve"> </w:t>
+                        </w:r>
+                      </w:p>
+                    </w:txbxContent>
+                  </v:textbox>
+                </v:rect>
+                <v:rect id="Rectangle 79" o:spid="_x0000_s1103" style="position:absolute;left:6235;top:65877;width:507;height:2244;visibility:visible;mso-wrap-style:square;v-text-anchor:top" o:gfxdata="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" filled="f" stroked="f">
+                  <v:textbox inset="0,0,0,0">
+                    <w:txbxContent>
+                      <w:p>
+                        <w:pPr>
+                          <w:spacing w:after="160" w:line="259" w:lineRule="auto"/>
+                          <w:ind w:left="0" w:firstLine="0"/>
+                          <w:jc w:val="left"/>
+                        </w:pPr>
+                        <w:r>
+                          <w:t xml:space="preserve"> </w:t>
+                        </w:r>
+                      </w:p>
+                    </w:txbxContent>
+                  </v:textbox>
+                </v:rect>
+                <v:rect id="Rectangle 80" o:spid="_x0000_s1104" style="position:absolute;left:6235;top:67157;width:507;height:2244;visibility:visible;mso-wrap-style:square;v-text-anchor:top" o:gfxdata="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" filled="f" stroked="f">
+                  <v:textbox inset="0,0,0,0">
+                    <w:txbxContent>
+                      <w:p>
+                        <w:pPr>
+                          <w:spacing w:after="160" w:line="259" w:lineRule="auto"/>
+                          <w:ind w:left="0" w:firstLine="0"/>
+                          <w:jc w:val="left"/>
+                        </w:pPr>
+                        <w:r>
+                          <w:t xml:space="preserve"> </w:t>
+                        </w:r>
+                      </w:p>
+                    </w:txbxContent>
+                  </v:textbox>
+                </v:rect>
+                <v:rect id="Rectangle 81" o:spid="_x0000_s1105" style="position:absolute;left:6235;top:68437;width:507;height:2245;visibility:visible;mso-wrap-style:square;v-text-anchor:top" o:gfxdata="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" filled="f" stroked="f">
+                  <v:textbox inset="0,0,0,0">
+                    <w:txbxContent>
+                      <w:p>
+                        <w:pPr>
+                          <w:spacing w:after="160" w:line="259" w:lineRule="auto"/>
+                          <w:ind w:left="0" w:firstLine="0"/>
+                          <w:jc w:val="left"/>
+                        </w:pPr>
+                        <w:r>
+                          <w:t xml:space="preserve"> </w:t>
+                        </w:r>
+                      </w:p>
+                    </w:txbxContent>
+                  </v:textbox>
+                </v:rect>
+                <v:rect id="Rectangle 82" o:spid="_x0000_s1106" style="position:absolute;left:6235;top:69687;width:507;height:2244;visibility:visible;mso-wrap-style:square;v-text-anchor:top" o:gfxdata="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" filled="f" stroked="f">
+                  <v:textbox inset="0,0,0,0">
+                    <w:txbxContent>
+                      <w:p>
+                        <w:pPr>
+                          <w:spacing w:after="160" w:line="259" w:lineRule="auto"/>
+                          <w:ind w:left="0" w:firstLine="0"/>
+                          <w:jc w:val="left"/>
+                        </w:pPr>
+                        <w:r>
+                          <w:t xml:space="preserve"> </w:t>
+                        </w:r>
+                      </w:p>
+                    </w:txbxContent>
+                  </v:textbox>
+                </v:rect>
+                <v:rect id="Rectangle 83" o:spid="_x0000_s1107" style="position:absolute;left:6235;top:70997;width:507;height:2245;visibility:visible;mso-wrap-style:square;v-text-anchor:top" o:gfxdata="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" filled="f" stroked="f">
+                  <v:textbox inset="0,0,0,0">
+                    <w:txbxContent>
+                      <w:p>
+                        <w:pPr>
+                          <w:spacing w:after="160" w:line="259" w:lineRule="auto"/>
+                          <w:ind w:left="0" w:firstLine="0"/>
+                          <w:jc w:val="left"/>
+                        </w:pPr>
+                        <w:r>
+                          <w:t xml:space="preserve"> </w:t>
+                        </w:r>
+                      </w:p>
+                    </w:txbxContent>
+                  </v:textbox>
+                </v:rect>
+                <v:rect id="Rectangle 84" o:spid="_x0000_s1108" style="position:absolute;left:38239;top:72634;width:11834;height:1751;visibility:visible;mso-wrap-style:square;v-text-anchor:top" o:gfxdata="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" filled="f" stroked="f">
+                  <v:textbox inset="0,0,0,0">
+                    <w:txbxContent>
+                      <w:p>
+                        <w:pPr>
+                          <w:spacing w:after="160" w:line="259" w:lineRule="auto"/>
+                          <w:ind w:left="0" w:firstLine="0"/>
+                          <w:jc w:val="left"/>
+                        </w:pPr>
+                        <w:r>
+                          <w:rPr>
+                            <w:rFonts w:ascii="Georgia" w:eastAsia="Georgia" w:hAnsi="Georgia" w:cs="Georgia"/>
+                            <w:b/>
+                            <w:sz w:val="18"/>
+                          </w:rPr>
+                          <w:t>PREPARED BY</w:t>
+                        </w:r>
+                      </w:p>
+                    </w:txbxContent>
+                  </v:textbox>
+                </v:rect>
+                <v:rect id="Rectangle 85" o:spid="_x0000_s1109" style="position:absolute;left:47126;top:72634;width:391;height:1751;visibility:visible;mso-wrap-style:square;v-text-anchor:top" o:gfxdata="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" filled="f" stroked="f">
+                  <v:textbox inset="0,0,0,0">
+                    <w:txbxContent>
+                      <w:p>
+                        <w:pPr>
+                          <w:spacing w:after="160" w:line="259" w:lineRule="auto"/>
+                          <w:ind w:left="0" w:firstLine="0"/>
+                          <w:jc w:val="left"/>
+                        </w:pPr>
+                        <w:r>
+                          <w:rPr>
+                            <w:rFonts w:ascii="Georgia" w:eastAsia="Georgia" w:hAnsi="Georgia" w:cs="Georgia"/>
+                            <w:b/>
+                            <w:sz w:val="18"/>
+                          </w:rPr>
+                          <w:t xml:space="preserve"> </w:t>
+                        </w:r>
+                      </w:p>
+                    </w:txbxContent>
+                  </v:textbox>
+                </v:rect>
+                <v:rect id="Rectangle 86" o:spid="_x0000_s1110" style="position:absolute;left:6235;top:73618;width:507;height:2245;visibility:visible;mso-wrap-style:square;v-text-anchor:top" o:gfxdata="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" filled="f" stroked="f">
+                  <v:textbox inset="0,0,0,0">
+                    <w:txbxContent>
+                      <w:p>
+                        <w:pPr>
+                          <w:spacing w:after="160" w:line="259" w:lineRule="auto"/>
+                          <w:ind w:left="0" w:firstLine="0"/>
+                          <w:jc w:val="left"/>
+                        </w:pPr>
+                        <w:r>
+                          <w:t xml:space="preserve"> </w:t>
+                        </w:r>
+                      </w:p>
+                    </w:txbxContent>
+                  </v:textbox>
+                </v:rect>
+                <v:rect id="Rectangle 87" o:spid="_x0000_s1111" style="position:absolute;left:38239;top:75225;width:18367;height:1750;visibility:visible;mso-wrap-style:square;v-text-anchor:top" o:gfxdata="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" filled="f" stroked="f">
+                  <v:textbox inset="0,0,0,0">
+                    <w:txbxContent>
+                      <w:p>
+                        <w:pPr>
+                          <w:spacing w:after="160" w:line="259" w:lineRule="auto"/>
+                          <w:ind w:left="0" w:firstLine="0"/>
+                          <w:jc w:val="left"/>
+                        </w:pPr>
+                        <w:r>
+                          <w:rPr>
+                            <w:rFonts w:ascii="Georgia" w:eastAsia="Georgia" w:hAnsi="Georgia" w:cs="Georgia"/>
+                            <w:b/>
+                            <w:sz w:val="18"/>
+                          </w:rPr>
+                          <w:t>D. O AROWOSAFE Esq.</w:t>
+                        </w:r>
+                      </w:p>
+                    </w:txbxContent>
+                  </v:textbox>
+                </v:rect>
+                <v:rect id="Rectangle 88" o:spid="_x0000_s1112" style="position:absolute;left:52042;top:75225;width:391;height:1750;visibility:visible;mso-wrap-style:square;v-text-anchor:top" o:gfxdata="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" filled="f" stroked="f">
+                  <v:textbox inset="0,0,0,0">
+                    <w:txbxContent>
+                      <w:p>
+                        <w:pPr>
+                          <w:spacing w:after="160" w:line="259" w:lineRule="auto"/>
+                          <w:ind w:left="0" w:firstLine="0"/>
+                          <w:jc w:val="left"/>
+                        </w:pPr>
+                        <w:r>
+                          <w:rPr>
+                            <w:rFonts w:ascii="Georgia" w:eastAsia="Georgia" w:hAnsi="Georgia" w:cs="Georgia"/>
+                            <w:b/>
+                            <w:sz w:val="18"/>
+                          </w:rPr>
+                          <w:t xml:space="preserve"> </w:t>
+                        </w:r>
+                      </w:p>
+                    </w:txbxContent>
+                  </v:textbox>
+                </v:rect>
+                <v:rect id="Rectangle 89" o:spid="_x0000_s1113" style="position:absolute;left:6235;top:76179;width:507;height:2244;visibility:visible;mso-wrap-style:square;v-text-anchor:top" o:gfxdata="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" filled="f" stroked="f">
+                  <v:textbox inset="0,0,0,0">
+                    <w:txbxContent>
+                      <w:p>
+                        <w:pPr>
+                          <w:spacing w:after="160" w:line="259" w:lineRule="auto"/>
+                          <w:ind w:left="0" w:firstLine="0"/>
+                          <w:jc w:val="left"/>
+                        </w:pPr>
+                        <w:r>
+                          <w:t xml:space="preserve"> </w:t>
+                        </w:r>
+                      </w:p>
+                    </w:txbxContent>
+                  </v:textbox>
+                </v:rect>
+                <v:rect id="Rectangle 90" o:spid="_x0000_s1114" style="position:absolute;left:38239;top:77785;width:22675;height:1751;visibility:visible;mso-wrap-style:square;v-text-anchor:top" o:gfxdata="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" filled="f" stroked="f">
+                  <v:textbox inset="0,0,0,0">
+                    <w:txbxContent>
+                      <w:p>
+                        <w:pPr>
+                          <w:spacing w:after="160" w:line="259" w:lineRule="auto"/>
+                          <w:ind w:left="0" w:firstLine="0"/>
+                          <w:jc w:val="left"/>
+                        </w:pPr>
+                        <w:r>
+                          <w:rPr>
+                            <w:rFonts w:ascii="Georgia" w:eastAsia="Georgia" w:hAnsi="Georgia" w:cs="Georgia"/>
+                            <w:b/>
+                            <w:sz w:val="18"/>
+                          </w:rPr>
+                          <w:t>FOR: LEGAL DEPARTMENT,</w:t>
+                        </w:r>
+                      </w:p>
+                    </w:txbxContent>
+                  </v:textbox>
+                </v:rect>
+                <v:rect id="Rectangle 91" o:spid="_x0000_s1115" style="position:absolute;left:55285;top:77785;width:392;height:1751;visibility:visible;mso-wrap-style:square;v-text-anchor:top" o:gfxdata="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" filled="f" stroked="f">
+                  <v:textbox inset="0,0,0,0">
+                    <w:txbxContent>
+                      <w:p>
+                        <w:pPr>
+                          <w:spacing w:after="160" w:line="259" w:lineRule="auto"/>
+                          <w:ind w:left="0" w:firstLine="0"/>
+                          <w:jc w:val="left"/>
+                        </w:pPr>
+                        <w:r>
+                          <w:rPr>
+                            <w:rFonts w:ascii="Georgia" w:eastAsia="Georgia" w:hAnsi="Georgia" w:cs="Georgia"/>
+                            <w:b/>
+                            <w:sz w:val="18"/>
+                          </w:rPr>
+                          <w:t xml:space="preserve"> </w:t>
+                        </w:r>
+                      </w:p>
+                    </w:txbxContent>
+                  </v:textbox>
+                </v:rect>
+                <v:rect id="Rectangle 92" o:spid="_x0000_s1116" style="position:absolute;left:6235;top:78739;width:507;height:2245;visibility:visible;mso-wrap-style:square;v-text-anchor:top" o:gfxdata="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" filled="f" stroked="f">
+                  <v:textbox inset="0,0,0,0">
+                    <w:txbxContent>
+                      <w:p>
+                        <w:pPr>
+                          <w:spacing w:after="160" w:line="259" w:lineRule="auto"/>
+                          <w:ind w:left="0" w:firstLine="0"/>
+                          <w:jc w:val="left"/>
+                        </w:pPr>
+                        <w:r>
+                          <w:t xml:space="preserve"> </w:t>
+                        </w:r>
+                      </w:p>
+                    </w:txbxContent>
+                  </v:textbox>
+                </v:rect>
+                <v:rect id="Rectangle 93" o:spid="_x0000_s1117" style="position:absolute;left:38239;top:80346;width:28580;height:1750;visibility:visible;mso-wrap-style:square;v-text-anchor:top" o:gfxdata="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" filled="f" stroked="f">
+                  <v:textbox inset="0,0,0,0">
+                    <w:txbxContent>
+                      <w:p>
+                        <w:pPr>
+                          <w:spacing w:after="160" w:line="259" w:lineRule="auto"/>
+                          <w:ind w:left="0" w:firstLine="0"/>
+                          <w:jc w:val="left"/>
+                        </w:pPr>
+                        <w:r>
+                          <w:rPr>
+                            <w:rFonts w:ascii="Georgia" w:eastAsia="Georgia" w:hAnsi="Georgia" w:cs="Georgia"/>
+                            <w:b/>
+                            <w:sz w:val="18"/>
+                          </w:rPr>
+                          <w:t>LANDCULTURE INVESTMENT LTD,</w:t>
+                        </w:r>
+                      </w:p>
+                    </w:txbxContent>
+                  </v:textbox>
+                </v:rect>
+                <v:rect id="Rectangle 94" o:spid="_x0000_s1118" style="position:absolute;left:59724;top:80346;width:391;height:1750;visibility:visible;mso-wrap-style:square;v-text-anchor:top" o:gfxdata="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" filled="f" stroked="f">
+                  <v:textbox inset="0,0,0,0">
+                    <w:txbxContent>
+                      <w:p>
+                        <w:pPr>
+                          <w:spacing w:after="160" w:line="259" w:lineRule="auto"/>
+                          <w:ind w:left="0" w:firstLine="0"/>
+                          <w:jc w:val="left"/>
+                        </w:pPr>
+                        <w:r>
+                          <w:rPr>
+                            <w:rFonts w:ascii="Georgia" w:eastAsia="Georgia" w:hAnsi="Georgia" w:cs="Georgia"/>
+                            <w:b/>
+                            <w:sz w:val="18"/>
+                          </w:rPr>
+                          <w:t xml:space="preserve"> </w:t>
+                        </w:r>
+                      </w:p>
+                    </w:txbxContent>
+                  </v:textbox>
+                </v:rect>
+                <v:rect id="Rectangle 95" o:spid="_x0000_s1119" style="position:absolute;left:6235;top:81299;width:507;height:2245;visibility:visible;mso-wrap-style:square;v-text-anchor:top" o:gfxdata="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" filled="f" stroked="f">
+                  <v:textbox inset="0,0,0,0">
+                    <w:txbxContent>
+                      <w:p>
+                        <w:pPr>
+                          <w:spacing w:after="160" w:line="259" w:lineRule="auto"/>
+                          <w:ind w:left="0" w:firstLine="0"/>
+                          <w:jc w:val="left"/>
+                        </w:pPr>
+                        <w:r>
+                          <w:t xml:space="preserve"> </w:t>
+                        </w:r>
+                      </w:p>
+                    </w:txbxContent>
+                  </v:textbox>
+                </v:rect>
+                <v:rect id="Rectangle 96" o:spid="_x0000_s1120" style="position:absolute;left:39665;top:82906;width:25447;height:1750;visibility:visible;mso-wrap-style:square;v-text-anchor:top" o:gfxdata="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" filled="f" stroked="f">
+                  <v:textbox inset="0,0,0,0">
+                    <w:txbxContent>
+                      <w:p>
+                        <w:pPr>
+                          <w:spacing w:after="160" w:line="259" w:lineRule="auto"/>
+                          <w:ind w:left="0" w:firstLine="0"/>
+                          <w:jc w:val="left"/>
+                        </w:pPr>
+                        <w:r>
+                          <w:rPr>
+                            <w:rFonts w:ascii="Georgia" w:eastAsia="Georgia" w:hAnsi="Georgia" w:cs="Georgia"/>
+                            <w:b/>
+                            <w:sz w:val="18"/>
+                          </w:rPr>
+                          <w:t>PLOT 6, OLD JEBBA ROAD, BES</w:t>
+                        </w:r>
+                      </w:p>
+                    </w:txbxContent>
+                  </v:textbox>
+                </v:rect>
+                <v:rect id="Rectangle 97" o:spid="_x0000_s1121" style="position:absolute;left:58787;top:82906;width:9172;height:1750;visibility:visible;mso-wrap-style:square;v-text-anchor:top" o:gfxdata="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" filled="f" stroked="f">
+                  <v:textbox inset="0,0,0,0">
+                    <w:txbxContent>
+                      <w:p>
+                        <w:pPr>
+                          <w:spacing w:after="160" w:line="259" w:lineRule="auto"/>
+                          <w:ind w:left="0" w:firstLine="0"/>
+                          <w:jc w:val="left"/>
+                        </w:pPr>
+                        <w:r>
+                          <w:rPr>
+                            <w:rFonts w:ascii="Georgia" w:eastAsia="Georgia" w:hAnsi="Georgia" w:cs="Georgia"/>
+                            <w:b/>
+                            <w:sz w:val="18"/>
+                          </w:rPr>
+                          <w:t>IDE IPMAN</w:t>
+                        </w:r>
+                      </w:p>
+                    </w:txbxContent>
+                  </v:textbox>
+                </v:rect>
+                <v:rect id="Rectangle 98" o:spid="_x0000_s1122" style="position:absolute;left:65671;top:82906;width:391;height:1750;visibility:visible;mso-wrap-style:square;v-text-anchor:top" o:gfxdata="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" filled="f" stroked="f">
+                  <v:textbox inset="0,0,0,0">
+                    <w:txbxContent>
+                      <w:p>
+                        <w:pPr>
+                          <w:spacing w:after="160" w:line="259" w:lineRule="auto"/>
+                          <w:ind w:left="0" w:firstLine="0"/>
+                          <w:jc w:val="left"/>
+                        </w:pPr>
+                        <w:r>
+                          <w:rPr>
+                            <w:rFonts w:ascii="Georgia" w:eastAsia="Georgia" w:hAnsi="Georgia" w:cs="Georgia"/>
+                            <w:b/>
+                            <w:sz w:val="18"/>
+                          </w:rPr>
+                          <w:t xml:space="preserve"> </w:t>
+                        </w:r>
+                      </w:p>
+                    </w:txbxContent>
+                  </v:textbox>
+                </v:rect>
+                <v:rect id="Rectangle 99" o:spid="_x0000_s1123" style="position:absolute;left:38239;top:84217;width:3105;height:1750;visibility:visible;mso-wrap-style:square;v-text-anchor:top" o:gfxdata="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" filled="f" stroked="f">
+                  <v:textbox inset="0,0,0,0">
+                    <w:txbxContent>
+                      <w:p>
+                        <w:pPr>
+                          <w:spacing w:after="160" w:line="259" w:lineRule="auto"/>
+                          <w:ind w:left="0" w:firstLine="0"/>
+                          <w:jc w:val="left"/>
+                        </w:pPr>
+                        <w:r>
+                          <w:rPr>
+                            <w:rFonts w:ascii="Georgia" w:eastAsia="Georgia" w:hAnsi="Georgia" w:cs="Georgia"/>
+                            <w:b/>
+                            <w:sz w:val="18"/>
+                          </w:rPr>
+                          <w:t>BUI</w:t>
+                        </w:r>
+                      </w:p>
+                    </w:txbxContent>
+                  </v:textbox>
+                </v:rect>
+                <v:rect id="Rectangle 100" o:spid="_x0000_s1124" style="position:absolute;left:40567;top:84217;width:2327;height:1750;visibility:visible;mso-wrap-style:square;v-text-anchor:top" o:gfxdata="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" filled="f" stroked="f">
+                  <v:textbox inset="0,0,0,0">
+                    <w:txbxContent>
+                      <w:p>
+                        <w:pPr>
+                          <w:spacing w:after="160" w:line="259" w:lineRule="auto"/>
+                          <w:ind w:left="0" w:firstLine="0"/>
+                          <w:jc w:val="left"/>
+                        </w:pPr>
+                        <w:r>
+                          <w:rPr>
+                            <w:rFonts w:ascii="Georgia" w:eastAsia="Georgia" w:hAnsi="Georgia" w:cs="Georgia"/>
+                            <w:b/>
+                            <w:sz w:val="18"/>
+                          </w:rPr>
+                          <w:t>LD</w:t>
+                        </w:r>
+                      </w:p>
+                    </w:txbxContent>
+                  </v:textbox>
+                </v:rect>
+                <v:rect id="Rectangle 101" o:spid="_x0000_s1125" style="position:absolute;left:42304;top:84217;width:3196;height:1750;visibility:visible;mso-wrap-style:square;v-text-anchor:top" o:gfxdata="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" filled="f" stroked="f">
+                  <v:textbox inset="0,0,0,0">
+                    <w:txbxContent>
+                      <w:p>
+                        <w:pPr>
+                          <w:spacing w:after="160" w:line="259" w:lineRule="auto"/>
+                          <w:ind w:left="0" w:firstLine="0"/>
+                          <w:jc w:val="left"/>
+                        </w:pPr>
+                        <w:r>
+                          <w:rPr>
+                            <w:rFonts w:ascii="Georgia" w:eastAsia="Georgia" w:hAnsi="Georgia" w:cs="Georgia"/>
+                            <w:b/>
+                            <w:sz w:val="18"/>
+                          </w:rPr>
+                          <w:t>ING</w:t>
+                        </w:r>
+                      </w:p>
+                    </w:txbxContent>
+                  </v:textbox>
+                </v:rect>
+                <v:rect id="Rectangle 102" o:spid="_x0000_s1126" style="position:absolute;left:44695;top:84217;width:506;height:1750;visibility:visible;mso-wrap-style:square;v-text-anchor:top" o:gfxdata="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" filled="f" stroked="f">
+                  <v:textbox inset="0,0,0,0">
+                    <w:txbxContent>
+                      <w:p>
+                        <w:pPr>
+                          <w:spacing w:after="160" w:line="259" w:lineRule="auto"/>
+                          <w:ind w:left="0" w:firstLine="0"/>
+                          <w:jc w:val="left"/>
+                        </w:pPr>
+                        <w:r>
+                          <w:rPr>
+                            <w:rFonts w:ascii="Georgia" w:eastAsia="Georgia" w:hAnsi="Georgia" w:cs="Georgia"/>
+                            <w:b/>
+                            <w:sz w:val="18"/>
+                          </w:rPr>
+                          <w:t>,</w:t>
+                        </w:r>
+                      </w:p>
+                    </w:txbxContent>
+                  </v:textbox>
+                </v:rect>
+                <v:rect id="Rectangle 103" o:spid="_x0000_s1127" style="position:absolute;left:45070;top:84217;width:392;height:1750;visibility:visible;mso-wrap-style:square;v-text-anchor:top" o:gfxdata="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" filled="f" stroked="f">
+                  <v:textbox inset="0,0,0,0">
+                    <w:txbxContent>
+                      <w:p>
+                        <w:pPr>
+                          <w:spacing w:after="160" w:line="259" w:lineRule="auto"/>
+                          <w:ind w:left="0" w:firstLine="0"/>
+                          <w:jc w:val="left"/>
+                        </w:pPr>
+                        <w:r>
+                          <w:rPr>
+                            <w:rFonts w:ascii="Georgia" w:eastAsia="Georgia" w:hAnsi="Georgia" w:cs="Georgia"/>
+                            <w:b/>
+                            <w:sz w:val="18"/>
+                          </w:rPr>
+                          <w:t xml:space="preserve"> </w:t>
+                        </w:r>
+                      </w:p>
+                    </w:txbxContent>
+                  </v:textbox>
+                </v:rect>
+                <v:rect id="Rectangle 104" o:spid="_x0000_s1128" style="position:absolute;left:6235;top:85170;width:507;height:2245;visibility:visible;mso-wrap-style:square;v-text-anchor:top" o:gfxdata="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" filled="f" stroked="f">
+                  <v:textbox inset="0,0,0,0">
+                    <w:txbxContent>
+                      <w:p>
+                        <w:pPr>
+                          <w:spacing w:after="160" w:line="259" w:lineRule="auto"/>
+                          <w:ind w:left="0" w:firstLine="0"/>
+                          <w:jc w:val="left"/>
+                        </w:pPr>
+                        <w:r>
+                          <w:t xml:space="preserve"> </w:t>
+                        </w:r>
+                      </w:p>
+                    </w:txbxContent>
+                  </v:textbox>
+                </v:rect>
+                <v:rect id="Rectangle 105" o:spid="_x0000_s1129" style="position:absolute;left:38239;top:86777;width:1000;height:1750;visibility:visible;mso-wrap-style:square;v-text-anchor:top" o:gfxdata="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" filled="f" stroked="f">
+                  <v:textbox inset="0,0,0,0">
+                    <w:txbxContent>
+                      <w:p>
+                        <w:pPr>
+                          <w:spacing w:after="160" w:line="259" w:lineRule="auto"/>
+                          <w:ind w:left="0" w:firstLine="0"/>
+                          <w:jc w:val="left"/>
+                        </w:pPr>
+                        <w:r>
+                          <w:rPr>
+                            <w:rFonts w:ascii="Georgia" w:eastAsia="Georgia" w:hAnsi="Georgia" w:cs="Georgia"/>
+                            <w:b/>
+                            <w:sz w:val="18"/>
+                          </w:rPr>
+                          <w:t>S</w:t>
+                        </w:r>
+                      </w:p>
+                    </w:txbxContent>
+                  </v:textbox>
+                </v:rect>
+                <v:rect id="Rectangle 106" o:spid="_x0000_s1130" style="position:absolute;left:38981;top:86777;width:1168;height:1750;visibility:visible;mso-wrap-style:square;v-text-anchor:top" o:gfxdata="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" filled="f" stroked="f">
+                  <v:textbox inset="0,0,0,0">
+                    <w:txbxContent>
+                      <w:p>
+                        <w:pPr>
+                          <w:spacing w:after="160" w:line="259" w:lineRule="auto"/>
+                          <w:ind w:left="0" w:firstLine="0"/>
+                          <w:jc w:val="left"/>
+                        </w:pPr>
+                        <w:r>
+                          <w:rPr>
+                            <w:rFonts w:ascii="Georgia" w:eastAsia="Georgia" w:hAnsi="Georgia" w:cs="Georgia"/>
+                            <w:b/>
+                            <w:sz w:val="18"/>
+                          </w:rPr>
+                          <w:t>A</w:t>
+                        </w:r>
+                      </w:p>
+                    </w:txbxContent>
+                  </v:textbox>
+                </v:rect>
+                <v:rect id="Rectangle 107" o:spid="_x0000_s1131" style="position:absolute;left:39848;top:86777;width:24328;height:1750;visibility:visible;mso-wrap-style:square;v-text-anchor:top" o:gfxdata="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" filled="f" stroked="f">
+                  <v:textbox inset="0,0,0,0">
+                    <w:txbxContent>
+                      <w:p>
+                        <w:pPr>
+                          <w:spacing w:after="160" w:line="259" w:lineRule="auto"/>
+                          <w:ind w:left="0" w:firstLine="0"/>
+                          <w:jc w:val="left"/>
+                        </w:pPr>
+                        <w:r>
+                          <w:rPr>
+                            <w:rFonts w:ascii="Georgia" w:eastAsia="Georgia" w:hAnsi="Georgia" w:cs="Georgia"/>
+                            <w:b/>
+                            <w:sz w:val="18"/>
+                          </w:rPr>
+                          <w:t>NGO, ILORIN, KWARA STATE.</w:t>
+                        </w:r>
+                      </w:p>
+                    </w:txbxContent>
+                  </v:textbox>
+                </v:rect>
+                <v:rect id="Rectangle 108" o:spid="_x0000_s1132" style="position:absolute;left:58136;top:86777;width:391;height:1750;visibility:visible;mso-wrap-style:square;v-text-anchor:top" o:gfxdata="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" filled="f" stroked="f">
+                  <v:textbox inset="0,0,0,0">
+                    <w:txbxContent>
+                      <w:p>
+                        <w:pPr>
+                          <w:spacing w:after="160" w:line="259" w:lineRule="auto"/>
+                          <w:ind w:left="0" w:firstLine="0"/>
+                          <w:jc w:val="left"/>
+                        </w:pPr>
+                        <w:r>
+                          <w:rPr>
+                            <w:rFonts w:ascii="Georgia" w:eastAsia="Georgia" w:hAnsi="Georgia" w:cs="Georgia"/>
+                            <w:b/>
+                            <w:sz w:val="18"/>
+                          </w:rPr>
+                          <w:t xml:space="preserve"> </w:t>
+                        </w:r>
+                      </w:p>
+                    </w:txbxContent>
+                  </v:textbox>
+                </v:rect>
+                <w10:anchorlock/>
+              </v:group>
+            </w:pict>
+          </mc:Fallback>
+        </mc:AlternateContent>
       </w:r>
     </w:p>
     <w:p>

--- a/contract_template.docx
+++ b/contract_template.docx
@@ -4,5924 +4,136 @@
   <w:body>
     <w:p>
       <w:pPr>
-        <w:spacing w:after="0" w:line="259" w:lineRule="auto"/>
-        <w:ind w:left="-982" w:right="-939" w:firstLine="0"/>
-        <w:jc w:val="left"/>
-      </w:pPr>
-      <w:r>
-        <w:rPr>
-          <w:rFonts w:ascii="Calibri" w:eastAsia="Calibri" w:hAnsi="Calibri" w:cs="Calibri"/>
-          <w:noProof/>
+        <w:jc w:val="center"/>
+        <w:spacing w:before="1440" w:after="480"/>
+      </w:pPr>
+      <w:r>
+        <w:rPr>
+          <w:sz w:val="44"/>
+          <w:szCs w:val="44"/>
+          <w:b/>
+          <w:bCs/>
+        </w:rPr>
+        <w:t xml:space="preserve">CONTRACT OF SALE</w:t>
+      </w:r>
+    </w:p>
+    <w:p>
+      <w:pPr>
+        <w:jc w:val="center"/>
+        <w:spacing w:before="720" w:after="480"/>
+      </w:pPr>
+      <w:r>
+        <w:rPr>
           <w:sz w:val="22"/>
-        </w:rPr>
-        <mc:AlternateContent>
-          <mc:Choice Requires="wpg">
-            <w:drawing>
-              <wp:inline distT="0" distB="0" distL="0" distR="0" wp14:anchorId="568177DB" wp14:editId="3FDFF336">
-                <wp:extent cx="7163435" cy="9448800"/>
-                <wp:effectExtent l="0" t="0" r="0" b="0"/>
-                <wp:docPr id="11271" name="Group 11271"/>
-                <wp:cNvGraphicFramePr/>
-                <a:graphic xmlns:a="http://schemas.openxmlformats.org/drawingml/2006/main">
-                  <a:graphicData uri="http://schemas.microsoft.com/office/word/2010/wordprocessingGroup">
-                    <wpg:wgp>
-                      <wpg:cNvGrpSpPr/>
-                      <wpg:grpSpPr>
-                        <a:xfrm>
-                          <a:off x="0" y="0"/>
-                          <a:ext cx="7163435" cy="9448800"/>
-                          <a:chOff x="0" y="0"/>
-                          <a:chExt cx="7163435" cy="9448800"/>
-                        </a:xfrm>
-                      </wpg:grpSpPr>
-                      <pic:pic xmlns:pic="http://schemas.openxmlformats.org/drawingml/2006/picture">
-                        <pic:nvPicPr>
-                          <pic:cNvPr id="8" name="Picture 8"/>
-                          <pic:cNvPicPr/>
-                        </pic:nvPicPr>
-                        <pic:blipFill>
-                          <a:blip r:embed="rId5"/>
-                          <a:stretch>
-                            <a:fillRect/>
-                          </a:stretch>
-                        </pic:blipFill>
-                        <pic:spPr>
-                          <a:xfrm>
-                            <a:off x="0" y="0"/>
-                            <a:ext cx="7163435" cy="9448800"/>
-                          </a:xfrm>
-                          <a:prstGeom prst="rect">
-                            <a:avLst/>
-                          </a:prstGeom>
-                        </pic:spPr>
-                      </pic:pic>
-                      <wps:wsp>
-                        <wps:cNvPr id="9" name="Rectangle 9"/>
-                        <wps:cNvSpPr/>
-                        <wps:spPr>
-                          <a:xfrm>
-                            <a:off x="2047416" y="428281"/>
-                            <a:ext cx="94730" cy="423761"/>
-                          </a:xfrm>
-                          <a:prstGeom prst="rect">
-                            <a:avLst/>
-                          </a:prstGeom>
-                          <a:ln>
-                            <a:noFill/>
-                          </a:ln>
-                        </wps:spPr>
-                        <wps:txbx>
-                          <w:txbxContent>
-                            <w:p>
-                              <w:pPr>
-                                <w:spacing w:after="160" w:line="259" w:lineRule="auto"/>
-                                <w:ind w:left="0" w:firstLine="0"/>
-                                <w:jc w:val="left"/>
-                              </w:pPr>
-                              <w:r>
-                                <w:rPr>
-                                  <w:rFonts w:ascii="Georgia" w:eastAsia="Georgia" w:hAnsi="Georgia" w:cs="Georgia"/>
-                                  <w:b/>
-                                  <w:sz w:val="44"/>
-                                </w:rPr>
-                                <w:t xml:space="preserve"> </w:t>
-                              </w:r>
-                            </w:p>
-                          </w:txbxContent>
-                        </wps:txbx>
-                        <wps:bodyPr horzOverflow="overflow" vert="horz" lIns="0" tIns="0" rIns="0" bIns="0" rtlCol="0">
-                          <a:noAutofit/>
-                        </wps:bodyPr>
-                      </wps:wsp>
-                      <wps:wsp>
-                        <wps:cNvPr id="10" name="Rectangle 10"/>
-                        <wps:cNvSpPr/>
-                        <wps:spPr>
-                          <a:xfrm>
-                            <a:off x="2118358" y="428281"/>
-                            <a:ext cx="4023980" cy="423761"/>
-                          </a:xfrm>
-                          <a:prstGeom prst="rect">
-                            <a:avLst/>
-                          </a:prstGeom>
-                          <a:ln>
-                            <a:noFill/>
-                          </a:ln>
-                        </wps:spPr>
-                        <wps:txbx>
-                          <w:txbxContent>
-                            <w:p>
-                              <w:pPr>
-                                <w:spacing w:after="160" w:line="259" w:lineRule="auto"/>
-                                <w:ind w:left="0" w:firstLine="0"/>
-                                <w:jc w:val="left"/>
-                              </w:pPr>
-                              <w:r>
-                                <w:rPr>
-                                  <w:rFonts w:ascii="Georgia" w:eastAsia="Georgia" w:hAnsi="Georgia" w:cs="Georgia"/>
-                                  <w:b/>
-                                  <w:sz w:val="44"/>
-                                </w:rPr>
-                                <w:t>CONTRACT OF SALE</w:t>
-                              </w:r>
-                            </w:p>
-                          </w:txbxContent>
-                        </wps:txbx>
-                        <wps:bodyPr horzOverflow="overflow" vert="horz" lIns="0" tIns="0" rIns="0" bIns="0" rtlCol="0">
-                          <a:noAutofit/>
-                        </wps:bodyPr>
-                      </wps:wsp>
-                      <wps:wsp>
-                        <wps:cNvPr id="11" name="Rectangle 11"/>
-                        <wps:cNvSpPr/>
-                        <wps:spPr>
-                          <a:xfrm>
-                            <a:off x="5143325" y="428281"/>
-                            <a:ext cx="94730" cy="423761"/>
-                          </a:xfrm>
-                          <a:prstGeom prst="rect">
-                            <a:avLst/>
-                          </a:prstGeom>
-                          <a:ln>
-                            <a:noFill/>
-                          </a:ln>
-                        </wps:spPr>
-                        <wps:txbx>
-                          <w:txbxContent>
-                            <w:p>
-                              <w:pPr>
-                                <w:spacing w:after="160" w:line="259" w:lineRule="auto"/>
-                                <w:ind w:left="0" w:firstLine="0"/>
-                                <w:jc w:val="left"/>
-                              </w:pPr>
-                              <w:r>
-                                <w:rPr>
-                                  <w:rFonts w:ascii="Georgia" w:eastAsia="Georgia" w:hAnsi="Georgia" w:cs="Georgia"/>
-                                  <w:b/>
-                                  <w:sz w:val="44"/>
-                                </w:rPr>
-                                <w:t xml:space="preserve"> </w:t>
-                              </w:r>
-                            </w:p>
-                          </w:txbxContent>
-                        </wps:txbx>
-                        <wps:bodyPr horzOverflow="overflow" vert="horz" lIns="0" tIns="0" rIns="0" bIns="0" rtlCol="0">
-                          <a:noAutofit/>
-                        </wps:bodyPr>
-                      </wps:wsp>
-                      <wps:wsp>
-                        <wps:cNvPr id="12" name="Rectangle 12"/>
-                        <wps:cNvSpPr/>
-                        <wps:spPr>
-                          <a:xfrm>
-                            <a:off x="623571" y="714207"/>
-                            <a:ext cx="50673" cy="224466"/>
-                          </a:xfrm>
-                          <a:prstGeom prst="rect">
-                            <a:avLst/>
-                          </a:prstGeom>
-                          <a:ln>
-                            <a:noFill/>
-                          </a:ln>
-                        </wps:spPr>
-                        <wps:txbx>
-                          <w:txbxContent>
-                            <w:p>
-                              <w:pPr>
-                                <w:spacing w:after="160" w:line="259" w:lineRule="auto"/>
-                                <w:ind w:left="0" w:firstLine="0"/>
-                                <w:jc w:val="left"/>
-                              </w:pPr>
-                              <w:r>
-                                <w:t xml:space="preserve"> </w:t>
-                              </w:r>
-                            </w:p>
-                          </w:txbxContent>
-                        </wps:txbx>
-                        <wps:bodyPr horzOverflow="overflow" vert="horz" lIns="0" tIns="0" rIns="0" bIns="0" rtlCol="0">
-                          <a:noAutofit/>
-                        </wps:bodyPr>
-                      </wps:wsp>
-                      <wps:wsp>
-                        <wps:cNvPr id="13" name="Rectangle 13"/>
-                        <wps:cNvSpPr/>
-                        <wps:spPr>
-                          <a:xfrm>
-                            <a:off x="623571" y="842223"/>
-                            <a:ext cx="50673" cy="224466"/>
-                          </a:xfrm>
-                          <a:prstGeom prst="rect">
-                            <a:avLst/>
-                          </a:prstGeom>
-                          <a:ln>
-                            <a:noFill/>
-                          </a:ln>
-                        </wps:spPr>
-                        <wps:txbx>
-                          <w:txbxContent>
-                            <w:p>
-                              <w:pPr>
-                                <w:spacing w:after="160" w:line="259" w:lineRule="auto"/>
-                                <w:ind w:left="0" w:firstLine="0"/>
-                                <w:jc w:val="left"/>
-                              </w:pPr>
-                              <w:r>
-                                <w:t xml:space="preserve"> </w:t>
-                              </w:r>
-                            </w:p>
-                          </w:txbxContent>
-                        </wps:txbx>
-                        <wps:bodyPr horzOverflow="overflow" vert="horz" lIns="0" tIns="0" rIns="0" bIns="0" rtlCol="0">
-                          <a:noAutofit/>
-                        </wps:bodyPr>
-                      </wps:wsp>
-                      <wps:wsp>
-                        <wps:cNvPr id="14" name="Rectangle 14"/>
-                        <wps:cNvSpPr/>
-                        <wps:spPr>
-                          <a:xfrm>
-                            <a:off x="623571" y="970239"/>
-                            <a:ext cx="50673" cy="224466"/>
-                          </a:xfrm>
-                          <a:prstGeom prst="rect">
-                            <a:avLst/>
-                          </a:prstGeom>
-                          <a:ln>
-                            <a:noFill/>
-                          </a:ln>
-                        </wps:spPr>
-                        <wps:txbx>
-                          <w:txbxContent>
-                            <w:p>
-                              <w:pPr>
-                                <w:spacing w:after="160" w:line="259" w:lineRule="auto"/>
-                                <w:ind w:left="0" w:firstLine="0"/>
-                                <w:jc w:val="left"/>
-                              </w:pPr>
-                              <w:r>
-                                <w:t xml:space="preserve"> </w:t>
-                              </w:r>
-                            </w:p>
-                          </w:txbxContent>
-                        </wps:txbx>
-                        <wps:bodyPr horzOverflow="overflow" vert="horz" lIns="0" tIns="0" rIns="0" bIns="0" rtlCol="0">
-                          <a:noAutofit/>
-                        </wps:bodyPr>
-                      </wps:wsp>
-                      <wps:wsp>
-                        <wps:cNvPr id="15" name="Rectangle 15"/>
-                        <wps:cNvSpPr/>
-                        <wps:spPr>
-                          <a:xfrm>
-                            <a:off x="623571" y="1143975"/>
-                            <a:ext cx="50673" cy="224466"/>
-                          </a:xfrm>
-                          <a:prstGeom prst="rect">
-                            <a:avLst/>
-                          </a:prstGeom>
-                          <a:ln>
-                            <a:noFill/>
-                          </a:ln>
-                        </wps:spPr>
-                        <wps:txbx>
-                          <w:txbxContent>
-                            <w:p>
-                              <w:pPr>
-                                <w:spacing w:after="160" w:line="259" w:lineRule="auto"/>
-                                <w:ind w:left="0" w:firstLine="0"/>
-                                <w:jc w:val="left"/>
-                              </w:pPr>
-                              <w:r>
-                                <w:t xml:space="preserve"> </w:t>
-                              </w:r>
-                            </w:p>
-                          </w:txbxContent>
-                        </wps:txbx>
-                        <wps:bodyPr horzOverflow="overflow" vert="horz" lIns="0" tIns="0" rIns="0" bIns="0" rtlCol="0">
-                          <a:noAutofit/>
-                        </wps:bodyPr>
-                      </wps:wsp>
-                      <wps:wsp>
-                        <wps:cNvPr id="16" name="Rectangle 16"/>
-                        <wps:cNvSpPr/>
-                        <wps:spPr>
-                          <a:xfrm>
-                            <a:off x="3170876" y="1319863"/>
-                            <a:ext cx="1129157" cy="230304"/>
-                          </a:xfrm>
-                          <a:prstGeom prst="rect">
-                            <a:avLst/>
-                          </a:prstGeom>
-                          <a:ln>
-                            <a:noFill/>
-                          </a:ln>
-                        </wps:spPr>
-                        <wps:txbx>
-                          <w:txbxContent>
-                            <w:p>
-                              <w:pPr>
-                                <w:spacing w:after="160" w:line="259" w:lineRule="auto"/>
-                                <w:ind w:left="0" w:firstLine="0"/>
-                                <w:jc w:val="left"/>
-                              </w:pPr>
-                              <w:r>
-                                <w:rPr>
-                                  <w:rFonts w:ascii="Georgia" w:eastAsia="Georgia" w:hAnsi="Georgia" w:cs="Georgia"/>
-                                  <w:b/>
-                                </w:rPr>
-                                <w:t>BETWEEN</w:t>
-                              </w:r>
-                            </w:p>
-                          </w:txbxContent>
-                        </wps:txbx>
-                        <wps:bodyPr horzOverflow="overflow" vert="horz" lIns="0" tIns="0" rIns="0" bIns="0" rtlCol="0">
-                          <a:noAutofit/>
-                        </wps:bodyPr>
-                      </wps:wsp>
-                      <wps:wsp>
-                        <wps:cNvPr id="17" name="Rectangle 17"/>
-                        <wps:cNvSpPr/>
-                        <wps:spPr>
-                          <a:xfrm>
-                            <a:off x="4019866" y="1319863"/>
-                            <a:ext cx="51484" cy="230304"/>
-                          </a:xfrm>
-                          <a:prstGeom prst="rect">
-                            <a:avLst/>
-                          </a:prstGeom>
-                          <a:ln>
-                            <a:noFill/>
-                          </a:ln>
-                        </wps:spPr>
-                        <wps:txbx>
-                          <w:txbxContent>
-                            <w:p>
-                              <w:pPr>
-                                <w:spacing w:after="160" w:line="259" w:lineRule="auto"/>
-                                <w:ind w:left="0" w:firstLine="0"/>
-                                <w:jc w:val="left"/>
-                              </w:pPr>
-                              <w:r>
-                                <w:rPr>
-                                  <w:rFonts w:ascii="Georgia" w:eastAsia="Georgia" w:hAnsi="Georgia" w:cs="Georgia"/>
-                                  <w:b/>
-                                </w:rPr>
-                                <w:t xml:space="preserve"> </w:t>
-                              </w:r>
-                            </w:p>
-                          </w:txbxContent>
-                        </wps:txbx>
-                        <wps:bodyPr horzOverflow="overflow" vert="horz" lIns="0" tIns="0" rIns="0" bIns="0" rtlCol="0">
-                          <a:noAutofit/>
-                        </wps:bodyPr>
-                      </wps:wsp>
-                      <wps:wsp>
-                        <wps:cNvPr id="18" name="Rectangle 18"/>
-                        <wps:cNvSpPr/>
-                        <wps:spPr>
-                          <a:xfrm>
-                            <a:off x="623571" y="1460966"/>
-                            <a:ext cx="50673" cy="224466"/>
-                          </a:xfrm>
-                          <a:prstGeom prst="rect">
-                            <a:avLst/>
-                          </a:prstGeom>
-                          <a:ln>
-                            <a:noFill/>
-                          </a:ln>
-                        </wps:spPr>
-                        <wps:txbx>
-                          <w:txbxContent>
-                            <w:p>
-                              <w:pPr>
-                                <w:spacing w:after="160" w:line="259" w:lineRule="auto"/>
-                                <w:ind w:left="0" w:firstLine="0"/>
-                                <w:jc w:val="left"/>
-                              </w:pPr>
-                              <w:r>
-                                <w:t xml:space="preserve"> </w:t>
-                              </w:r>
-                            </w:p>
-                          </w:txbxContent>
-                        </wps:txbx>
-                        <wps:bodyPr horzOverflow="overflow" vert="horz" lIns="0" tIns="0" rIns="0" bIns="0" rtlCol="0">
-                          <a:noAutofit/>
-                        </wps:bodyPr>
-                      </wps:wsp>
-                      <wps:wsp>
-                        <wps:cNvPr id="19" name="Rectangle 19"/>
-                        <wps:cNvSpPr/>
-                        <wps:spPr>
-                          <a:xfrm>
-                            <a:off x="623571" y="1585935"/>
-                            <a:ext cx="50673" cy="224466"/>
-                          </a:xfrm>
-                          <a:prstGeom prst="rect">
-                            <a:avLst/>
-                          </a:prstGeom>
-                          <a:ln>
-                            <a:noFill/>
-                          </a:ln>
-                        </wps:spPr>
-                        <wps:txbx>
-                          <w:txbxContent>
-                            <w:p>
-                              <w:pPr>
-                                <w:spacing w:after="160" w:line="259" w:lineRule="auto"/>
-                                <w:ind w:left="0" w:firstLine="0"/>
-                                <w:jc w:val="left"/>
-                              </w:pPr>
-                              <w:r>
-                                <w:t xml:space="preserve"> </w:t>
-                              </w:r>
-                            </w:p>
-                          </w:txbxContent>
-                        </wps:txbx>
-                        <wps:bodyPr horzOverflow="overflow" vert="horz" lIns="0" tIns="0" rIns="0" bIns="0" rtlCol="0">
-                          <a:noAutofit/>
-                        </wps:bodyPr>
-                      </wps:wsp>
-                      <wps:wsp>
-                        <wps:cNvPr id="20" name="Rectangle 20"/>
-                        <wps:cNvSpPr/>
-                        <wps:spPr>
-                          <a:xfrm>
-                            <a:off x="623571" y="1713951"/>
-                            <a:ext cx="50673" cy="224466"/>
-                          </a:xfrm>
-                          <a:prstGeom prst="rect">
-                            <a:avLst/>
-                          </a:prstGeom>
-                          <a:ln>
-                            <a:noFill/>
-                          </a:ln>
-                        </wps:spPr>
-                        <wps:txbx>
-                          <w:txbxContent>
-                            <w:p>
-                              <w:pPr>
-                                <w:spacing w:after="160" w:line="259" w:lineRule="auto"/>
-                                <w:ind w:left="0" w:firstLine="0"/>
-                                <w:jc w:val="left"/>
-                              </w:pPr>
-                              <w:r>
-                                <w:t xml:space="preserve"> </w:t>
-                              </w:r>
-                            </w:p>
-                          </w:txbxContent>
-                        </wps:txbx>
-                        <wps:bodyPr horzOverflow="overflow" vert="horz" lIns="0" tIns="0" rIns="0" bIns="0" rtlCol="0">
-                          <a:noAutofit/>
-                        </wps:bodyPr>
-                      </wps:wsp>
-                      <wps:wsp>
-                        <wps:cNvPr id="21" name="Rectangle 21"/>
-                        <wps:cNvSpPr/>
-                        <wps:spPr>
-                          <a:xfrm>
-                            <a:off x="623571" y="1890735"/>
-                            <a:ext cx="50673" cy="224466"/>
-                          </a:xfrm>
-                          <a:prstGeom prst="rect">
-                            <a:avLst/>
-                          </a:prstGeom>
-                          <a:ln>
-                            <a:noFill/>
-                          </a:ln>
-                        </wps:spPr>
-                        <wps:txbx>
-                          <w:txbxContent>
-                            <w:p>
-                              <w:pPr>
-                                <w:spacing w:after="160" w:line="259" w:lineRule="auto"/>
-                                <w:ind w:left="0" w:firstLine="0"/>
-                                <w:jc w:val="left"/>
-                              </w:pPr>
-                              <w:r>
-                                <w:t xml:space="preserve"> </w:t>
-                              </w:r>
-                            </w:p>
-                          </w:txbxContent>
-                        </wps:txbx>
-                        <wps:bodyPr horzOverflow="overflow" vert="horz" lIns="0" tIns="0" rIns="0" bIns="0" rtlCol="0">
-                          <a:noAutofit/>
-                        </wps:bodyPr>
-                      </wps:wsp>
-                      <wps:wsp>
-                        <wps:cNvPr id="22" name="Rectangle 22"/>
-                        <wps:cNvSpPr/>
-                        <wps:spPr>
-                          <a:xfrm>
-                            <a:off x="1718946" y="2061780"/>
-                            <a:ext cx="4993365" cy="308608"/>
-                          </a:xfrm>
-                          <a:prstGeom prst="rect">
-                            <a:avLst/>
-                          </a:prstGeom>
-                          <a:ln>
-                            <a:noFill/>
-                          </a:ln>
-                        </wps:spPr>
-                        <wps:txbx>
-                          <w:txbxContent>
-                            <w:p>
-                              <w:pPr>
-                                <w:spacing w:after="160" w:line="259" w:lineRule="auto"/>
-                                <w:ind w:left="0" w:firstLine="0"/>
-                                <w:jc w:val="left"/>
-                              </w:pPr>
-                              <w:r>
-                                <w:rPr>
-                                  <w:rFonts w:ascii="Georgia" w:eastAsia="Georgia" w:hAnsi="Georgia" w:cs="Georgia"/>
-                                  <w:b/>
-                                  <w:sz w:val="32"/>
-                                </w:rPr>
-                                <w:t>LANDCULTURE INVESTMENT LTD</w:t>
-                              </w:r>
-                            </w:p>
-                          </w:txbxContent>
-                        </wps:txbx>
-                        <wps:bodyPr horzOverflow="overflow" vert="horz" lIns="0" tIns="0" rIns="0" bIns="0" rtlCol="0">
-                          <a:noAutofit/>
-                        </wps:bodyPr>
-                      </wps:wsp>
-                      <wps:wsp>
-                        <wps:cNvPr id="23" name="Rectangle 23"/>
-                        <wps:cNvSpPr/>
-                        <wps:spPr>
-                          <a:xfrm>
-                            <a:off x="5471796" y="2061780"/>
-                            <a:ext cx="68988" cy="308608"/>
-                          </a:xfrm>
-                          <a:prstGeom prst="rect">
-                            <a:avLst/>
-                          </a:prstGeom>
-                          <a:ln>
-                            <a:noFill/>
-                          </a:ln>
-                        </wps:spPr>
-                        <wps:txbx>
-                          <w:txbxContent>
-                            <w:p>
-                              <w:pPr>
-                                <w:spacing w:after="160" w:line="259" w:lineRule="auto"/>
-                                <w:ind w:left="0" w:firstLine="0"/>
-                                <w:jc w:val="left"/>
-                              </w:pPr>
-                              <w:r>
-                                <w:rPr>
-                                  <w:rFonts w:ascii="Georgia" w:eastAsia="Georgia" w:hAnsi="Georgia" w:cs="Georgia"/>
-                                  <w:b/>
-                                  <w:sz w:val="32"/>
-                                </w:rPr>
-                                <w:t xml:space="preserve"> </w:t>
-                              </w:r>
-                            </w:p>
-                          </w:txbxContent>
-                        </wps:txbx>
-                        <wps:bodyPr horzOverflow="overflow" vert="horz" lIns="0" tIns="0" rIns="0" bIns="0" rtlCol="0">
-                          <a:noAutofit/>
-                        </wps:bodyPr>
-                      </wps:wsp>
-                      <wps:wsp>
-                        <wps:cNvPr id="24" name="Rectangle 24"/>
-                        <wps:cNvSpPr/>
-                        <wps:spPr>
-                          <a:xfrm>
-                            <a:off x="623571" y="2262590"/>
-                            <a:ext cx="50673" cy="224466"/>
-                          </a:xfrm>
-                          <a:prstGeom prst="rect">
-                            <a:avLst/>
-                          </a:prstGeom>
-                          <a:ln>
-                            <a:noFill/>
-                          </a:ln>
-                        </wps:spPr>
-                        <wps:txbx>
-                          <w:txbxContent>
-                            <w:p>
-                              <w:pPr>
-                                <w:spacing w:after="160" w:line="259" w:lineRule="auto"/>
-                                <w:ind w:left="0" w:firstLine="0"/>
-                                <w:jc w:val="left"/>
-                              </w:pPr>
-                              <w:r>
-                                <w:t xml:space="preserve"> </w:t>
-                              </w:r>
-                            </w:p>
-                          </w:txbxContent>
-                        </wps:txbx>
-                        <wps:bodyPr horzOverflow="overflow" vert="horz" lIns="0" tIns="0" rIns="0" bIns="0" rtlCol="0">
-                          <a:noAutofit/>
-                        </wps:bodyPr>
-                      </wps:wsp>
-                      <wps:wsp>
-                        <wps:cNvPr id="11255" name="Rectangle 11255"/>
-                        <wps:cNvSpPr/>
-                        <wps:spPr>
-                          <a:xfrm>
-                            <a:off x="3167836" y="2422227"/>
-                            <a:ext cx="1153806" cy="211881"/>
-                          </a:xfrm>
-                          <a:prstGeom prst="rect">
-                            <a:avLst/>
-                          </a:prstGeom>
-                          <a:ln>
-                            <a:noFill/>
-                          </a:ln>
-                        </wps:spPr>
-                        <wps:txbx>
-                          <w:txbxContent>
-                            <w:p>
-                              <w:pPr>
-                                <w:spacing w:after="160" w:line="259" w:lineRule="auto"/>
-                                <w:ind w:left="0" w:firstLine="0"/>
-                                <w:jc w:val="left"/>
-                              </w:pPr>
-                              <w:r>
-                                <w:rPr>
-                                  <w:rFonts w:ascii="Georgia" w:eastAsia="Georgia" w:hAnsi="Georgia" w:cs="Georgia"/>
-                                  <w:sz w:val="22"/>
-                                </w:rPr>
-                                <w:t>The VENDOR</w:t>
-                              </w:r>
-                            </w:p>
-                          </w:txbxContent>
-                        </wps:txbx>
-                        <wps:bodyPr horzOverflow="overflow" vert="horz" lIns="0" tIns="0" rIns="0" bIns="0" rtlCol="0">
-                          <a:noAutofit/>
-                        </wps:bodyPr>
-                      </wps:wsp>
-                      <wps:wsp>
-                        <wps:cNvPr id="11254" name="Rectangle 11254"/>
-                        <wps:cNvSpPr/>
-                        <wps:spPr>
-                          <a:xfrm>
-                            <a:off x="4034882" y="2422227"/>
-                            <a:ext cx="69929" cy="211881"/>
-                          </a:xfrm>
-                          <a:prstGeom prst="rect">
-                            <a:avLst/>
-                          </a:prstGeom>
-                          <a:ln>
-                            <a:noFill/>
-                          </a:ln>
-                        </wps:spPr>
-                        <wps:txbx>
-                          <w:txbxContent>
-                            <w:p>
-                              <w:pPr>
-                                <w:spacing w:after="160" w:line="259" w:lineRule="auto"/>
-                                <w:ind w:left="0" w:firstLine="0"/>
-                                <w:jc w:val="left"/>
-                              </w:pPr>
-                              <w:r>
-                                <w:rPr>
-                                  <w:rFonts w:ascii="Georgia" w:eastAsia="Georgia" w:hAnsi="Georgia" w:cs="Georgia"/>
-                                  <w:sz w:val="22"/>
-                                </w:rPr>
-                                <w:t>)</w:t>
-                              </w:r>
-                            </w:p>
-                          </w:txbxContent>
-                        </wps:txbx>
-                        <wps:bodyPr horzOverflow="overflow" vert="horz" lIns="0" tIns="0" rIns="0" bIns="0" rtlCol="0">
-                          <a:noAutofit/>
-                        </wps:bodyPr>
-                      </wps:wsp>
-                      <wps:wsp>
-                        <wps:cNvPr id="11253" name="Rectangle 11253"/>
-                        <wps:cNvSpPr/>
-                        <wps:spPr>
-                          <a:xfrm>
-                            <a:off x="3115454" y="2422227"/>
-                            <a:ext cx="69929" cy="211881"/>
-                          </a:xfrm>
-                          <a:prstGeom prst="rect">
-                            <a:avLst/>
-                          </a:prstGeom>
-                          <a:ln>
-                            <a:noFill/>
-                          </a:ln>
-                        </wps:spPr>
-                        <wps:txbx>
-                          <w:txbxContent>
-                            <w:p>
-                              <w:pPr>
-                                <w:spacing w:after="160" w:line="259" w:lineRule="auto"/>
-                                <w:ind w:left="0" w:firstLine="0"/>
-                                <w:jc w:val="left"/>
-                              </w:pPr>
-                              <w:r>
-                                <w:rPr>
-                                  <w:rFonts w:ascii="Georgia" w:eastAsia="Georgia" w:hAnsi="Georgia" w:cs="Georgia"/>
-                                  <w:sz w:val="22"/>
-                                </w:rPr>
-                                <w:t>(</w:t>
-                              </w:r>
-                            </w:p>
-                          </w:txbxContent>
-                        </wps:txbx>
-                        <wps:bodyPr horzOverflow="overflow" vert="horz" lIns="0" tIns="0" rIns="0" bIns="0" rtlCol="0">
-                          <a:noAutofit/>
-                        </wps:bodyPr>
-                      </wps:wsp>
-                      <wps:wsp>
-                        <wps:cNvPr id="26" name="Rectangle 26"/>
-                        <wps:cNvSpPr/>
-                        <wps:spPr>
-                          <a:xfrm>
-                            <a:off x="4087352" y="2422226"/>
-                            <a:ext cx="44941" cy="211881"/>
-                          </a:xfrm>
-                          <a:prstGeom prst="rect">
-                            <a:avLst/>
-                          </a:prstGeom>
-                          <a:ln>
-                            <a:noFill/>
-                          </a:ln>
-                        </wps:spPr>
-                        <wps:txbx>
-                          <w:txbxContent>
-                            <w:p>
-                              <w:pPr>
-                                <w:spacing w:after="160" w:line="259" w:lineRule="auto"/>
-                                <w:ind w:left="0" w:firstLine="0"/>
-                                <w:jc w:val="left"/>
-                              </w:pPr>
-                              <w:r>
-                                <w:rPr>
-                                  <w:rFonts w:ascii="Georgia" w:eastAsia="Georgia" w:hAnsi="Georgia" w:cs="Georgia"/>
-                                  <w:sz w:val="22"/>
-                                </w:rPr>
-                                <w:t xml:space="preserve"> </w:t>
-                              </w:r>
-                            </w:p>
-                          </w:txbxContent>
-                        </wps:txbx>
-                        <wps:bodyPr horzOverflow="overflow" vert="horz" lIns="0" tIns="0" rIns="0" bIns="0" rtlCol="0">
-                          <a:noAutofit/>
-                        </wps:bodyPr>
-                      </wps:wsp>
-                      <wps:wsp>
-                        <wps:cNvPr id="27" name="Rectangle 27"/>
-                        <wps:cNvSpPr/>
-                        <wps:spPr>
-                          <a:xfrm>
-                            <a:off x="623571" y="2549102"/>
-                            <a:ext cx="50673" cy="224466"/>
-                          </a:xfrm>
-                          <a:prstGeom prst="rect">
-                            <a:avLst/>
-                          </a:prstGeom>
-                          <a:ln>
-                            <a:noFill/>
-                          </a:ln>
-                        </wps:spPr>
-                        <wps:txbx>
-                          <w:txbxContent>
-                            <w:p>
-                              <w:pPr>
-                                <w:spacing w:after="160" w:line="259" w:lineRule="auto"/>
-                                <w:ind w:left="0" w:firstLine="0"/>
-                                <w:jc w:val="left"/>
-                              </w:pPr>
-                              <w:r>
-                                <w:t xml:space="preserve"> </w:t>
-                              </w:r>
-                            </w:p>
-                          </w:txbxContent>
-                        </wps:txbx>
-                        <wps:bodyPr horzOverflow="overflow" vert="horz" lIns="0" tIns="0" rIns="0" bIns="0" rtlCol="0">
-                          <a:noAutofit/>
-                        </wps:bodyPr>
-                      </wps:wsp>
-                      <wps:wsp>
-                        <wps:cNvPr id="28" name="Rectangle 28"/>
-                        <wps:cNvSpPr/>
-                        <wps:spPr>
-                          <a:xfrm>
-                            <a:off x="623571" y="2674071"/>
-                            <a:ext cx="50673" cy="224466"/>
-                          </a:xfrm>
-                          <a:prstGeom prst="rect">
-                            <a:avLst/>
-                          </a:prstGeom>
-                          <a:ln>
-                            <a:noFill/>
-                          </a:ln>
-                        </wps:spPr>
-                        <wps:txbx>
-                          <w:txbxContent>
-                            <w:p>
-                              <w:pPr>
-                                <w:spacing w:after="160" w:line="259" w:lineRule="auto"/>
-                                <w:ind w:left="0" w:firstLine="0"/>
-                                <w:jc w:val="left"/>
-                              </w:pPr>
-                              <w:r>
-                                <w:t xml:space="preserve"> </w:t>
-                              </w:r>
-                            </w:p>
-                          </w:txbxContent>
-                        </wps:txbx>
-                        <wps:bodyPr horzOverflow="overflow" vert="horz" lIns="0" tIns="0" rIns="0" bIns="0" rtlCol="0">
-                          <a:noAutofit/>
-                        </wps:bodyPr>
-                      </wps:wsp>
-                      <wps:wsp>
-                        <wps:cNvPr id="29" name="Rectangle 29"/>
-                        <wps:cNvSpPr/>
-                        <wps:spPr>
-                          <a:xfrm>
-                            <a:off x="623571" y="2802087"/>
-                            <a:ext cx="50673" cy="224466"/>
-                          </a:xfrm>
-                          <a:prstGeom prst="rect">
-                            <a:avLst/>
-                          </a:prstGeom>
-                          <a:ln>
-                            <a:noFill/>
-                          </a:ln>
-                        </wps:spPr>
-                        <wps:txbx>
-                          <w:txbxContent>
-                            <w:p>
-                              <w:pPr>
-                                <w:spacing w:after="160" w:line="259" w:lineRule="auto"/>
-                                <w:ind w:left="0" w:firstLine="0"/>
-                                <w:jc w:val="left"/>
-                              </w:pPr>
-                              <w:r>
-                                <w:t xml:space="preserve"> </w:t>
-                              </w:r>
-                            </w:p>
-                          </w:txbxContent>
-                        </wps:txbx>
-                        <wps:bodyPr horzOverflow="overflow" vert="horz" lIns="0" tIns="0" rIns="0" bIns="0" rtlCol="0">
-                          <a:noAutofit/>
-                        </wps:bodyPr>
-                      </wps:wsp>
-                      <wps:wsp>
-                        <wps:cNvPr id="30" name="Rectangle 30"/>
-                        <wps:cNvSpPr/>
-                        <wps:spPr>
-                          <a:xfrm>
-                            <a:off x="623571" y="2978871"/>
-                            <a:ext cx="50673" cy="224466"/>
-                          </a:xfrm>
-                          <a:prstGeom prst="rect">
-                            <a:avLst/>
-                          </a:prstGeom>
-                          <a:ln>
-                            <a:noFill/>
-                          </a:ln>
-                        </wps:spPr>
-                        <wps:txbx>
-                          <w:txbxContent>
-                            <w:p>
-                              <w:pPr>
-                                <w:spacing w:after="160" w:line="259" w:lineRule="auto"/>
-                                <w:ind w:left="0" w:firstLine="0"/>
-                                <w:jc w:val="left"/>
-                              </w:pPr>
-                              <w:r>
-                                <w:t xml:space="preserve"> </w:t>
-                              </w:r>
-                            </w:p>
-                          </w:txbxContent>
-                        </wps:txbx>
-                        <wps:bodyPr horzOverflow="overflow" vert="horz" lIns="0" tIns="0" rIns="0" bIns="0" rtlCol="0">
-                          <a:noAutofit/>
-                        </wps:bodyPr>
-                      </wps:wsp>
-                      <wps:wsp>
-                        <wps:cNvPr id="31" name="Rectangle 31"/>
-                        <wps:cNvSpPr/>
-                        <wps:spPr>
-                          <a:xfrm>
-                            <a:off x="3440962" y="3152734"/>
-                            <a:ext cx="411794" cy="193457"/>
-                          </a:xfrm>
-                          <a:prstGeom prst="rect">
-                            <a:avLst/>
-                          </a:prstGeom>
-                          <a:ln>
-                            <a:noFill/>
-                          </a:ln>
-                        </wps:spPr>
-                        <wps:txbx>
-                          <w:txbxContent>
-                            <w:p>
-                              <w:pPr>
-                                <w:spacing w:after="160" w:line="259" w:lineRule="auto"/>
-                                <w:ind w:left="0" w:firstLine="0"/>
-                                <w:jc w:val="left"/>
-                              </w:pPr>
-                              <w:r>
-                                <w:rPr>
-                                  <w:rFonts w:ascii="Georgia" w:eastAsia="Georgia" w:hAnsi="Georgia" w:cs="Georgia"/>
-                                  <w:b/>
-                                  <w:sz w:val="20"/>
-                                </w:rPr>
-                                <w:t>AND</w:t>
-                              </w:r>
-                            </w:p>
-                          </w:txbxContent>
-                        </wps:txbx>
-                        <wps:bodyPr horzOverflow="overflow" vert="horz" lIns="0" tIns="0" rIns="0" bIns="0" rtlCol="0">
-                          <a:noAutofit/>
-                        </wps:bodyPr>
-                      </wps:wsp>
-                      <wps:wsp>
-                        <wps:cNvPr id="32" name="Rectangle 32"/>
-                        <wps:cNvSpPr/>
-                        <wps:spPr>
-                          <a:xfrm>
-                            <a:off x="3749780" y="3152734"/>
-                            <a:ext cx="43247" cy="193457"/>
-                          </a:xfrm>
-                          <a:prstGeom prst="rect">
-                            <a:avLst/>
-                          </a:prstGeom>
-                          <a:ln>
-                            <a:noFill/>
-                          </a:ln>
-                        </wps:spPr>
-                        <wps:txbx>
-                          <w:txbxContent>
-                            <w:p>
-                              <w:pPr>
-                                <w:spacing w:after="160" w:line="259" w:lineRule="auto"/>
-                                <w:ind w:left="0" w:firstLine="0"/>
-                                <w:jc w:val="left"/>
-                              </w:pPr>
-                              <w:r>
-                                <w:rPr>
-                                  <w:rFonts w:ascii="Georgia" w:eastAsia="Georgia" w:hAnsi="Georgia" w:cs="Georgia"/>
-                                  <w:b/>
-                                  <w:sz w:val="20"/>
-                                </w:rPr>
-                                <w:t xml:space="preserve"> </w:t>
-                              </w:r>
-                            </w:p>
-                          </w:txbxContent>
-                        </wps:txbx>
-                        <wps:bodyPr horzOverflow="overflow" vert="horz" lIns="0" tIns="0" rIns="0" bIns="0" rtlCol="0">
-                          <a:noAutofit/>
-                        </wps:bodyPr>
-                      </wps:wsp>
-                      <wps:wsp>
-                        <wps:cNvPr id="33" name="Rectangle 33"/>
-                        <wps:cNvSpPr/>
-                        <wps:spPr>
-                          <a:xfrm>
-                            <a:off x="623571" y="3265382"/>
-                            <a:ext cx="50673" cy="224466"/>
-                          </a:xfrm>
-                          <a:prstGeom prst="rect">
-                            <a:avLst/>
-                          </a:prstGeom>
-                          <a:ln>
-                            <a:noFill/>
-                          </a:ln>
-                        </wps:spPr>
-                        <wps:txbx>
-                          <w:txbxContent>
-                            <w:p>
-                              <w:pPr>
-                                <w:spacing w:after="160" w:line="259" w:lineRule="auto"/>
-                                <w:ind w:left="0" w:firstLine="0"/>
-                                <w:jc w:val="left"/>
-                              </w:pPr>
-                              <w:r>
-                                <w:t xml:space="preserve"> </w:t>
-                              </w:r>
-                            </w:p>
-                          </w:txbxContent>
-                        </wps:txbx>
-                        <wps:bodyPr horzOverflow="overflow" vert="horz" lIns="0" tIns="0" rIns="0" bIns="0" rtlCol="0">
-                          <a:noAutofit/>
-                        </wps:bodyPr>
-                      </wps:wsp>
-                      <wps:wsp>
-                        <wps:cNvPr id="34" name="Rectangle 34"/>
-                        <wps:cNvSpPr/>
-                        <wps:spPr>
-                          <a:xfrm>
-                            <a:off x="623571" y="3390351"/>
-                            <a:ext cx="50673" cy="224466"/>
-                          </a:xfrm>
-                          <a:prstGeom prst="rect">
-                            <a:avLst/>
-                          </a:prstGeom>
-                          <a:ln>
-                            <a:noFill/>
-                          </a:ln>
-                        </wps:spPr>
-                        <wps:txbx>
-                          <w:txbxContent>
-                            <w:p>
-                              <w:pPr>
-                                <w:spacing w:after="160" w:line="259" w:lineRule="auto"/>
-                                <w:ind w:left="0" w:firstLine="0"/>
-                                <w:jc w:val="left"/>
-                              </w:pPr>
-                              <w:r>
-                                <w:t xml:space="preserve"> </w:t>
-                              </w:r>
-                            </w:p>
-                          </w:txbxContent>
-                        </wps:txbx>
-                        <wps:bodyPr horzOverflow="overflow" vert="horz" lIns="0" tIns="0" rIns="0" bIns="0" rtlCol="0">
-                          <a:noAutofit/>
-                        </wps:bodyPr>
-                      </wps:wsp>
-                      <wps:wsp>
-                        <wps:cNvPr id="35" name="Rectangle 35"/>
-                        <wps:cNvSpPr/>
-                        <wps:spPr>
-                          <a:xfrm>
-                            <a:off x="623571" y="3518367"/>
-                            <a:ext cx="50673" cy="224466"/>
-                          </a:xfrm>
-                          <a:prstGeom prst="rect">
-                            <a:avLst/>
-                          </a:prstGeom>
-                          <a:ln>
-                            <a:noFill/>
-                          </a:ln>
-                        </wps:spPr>
-                        <wps:txbx>
-                          <w:txbxContent>
-                            <w:p>
-                              <w:pPr>
-                                <w:spacing w:after="160" w:line="259" w:lineRule="auto"/>
-                                <w:ind w:left="0" w:firstLine="0"/>
-                                <w:jc w:val="left"/>
-                              </w:pPr>
-                              <w:r>
-                                <w:t xml:space="preserve"> </w:t>
-                              </w:r>
-                            </w:p>
-                          </w:txbxContent>
-                        </wps:txbx>
-                        <wps:bodyPr horzOverflow="overflow" vert="horz" lIns="0" tIns="0" rIns="0" bIns="0" rtlCol="0">
-                          <a:noAutofit/>
-                        </wps:bodyPr>
-                      </wps:wsp>
-                      <wps:wsp>
-                        <wps:cNvPr id="36" name="Rectangle 36"/>
-                        <wps:cNvSpPr/>
-                        <wps:spPr>
-                          <a:xfrm>
-                            <a:off x="623571" y="3695151"/>
-                            <a:ext cx="50673" cy="224466"/>
-                          </a:xfrm>
-                          <a:prstGeom prst="rect">
-                            <a:avLst/>
-                          </a:prstGeom>
-                          <a:ln>
-                            <a:noFill/>
-                          </a:ln>
-                        </wps:spPr>
-                        <wps:txbx>
-                          <w:txbxContent>
-                            <w:p>
-                              <w:pPr>
-                                <w:spacing w:after="160" w:line="259" w:lineRule="auto"/>
-                                <w:ind w:left="0" w:firstLine="0"/>
-                                <w:jc w:val="left"/>
-                              </w:pPr>
-                              <w:r>
-                                <w:t xml:space="preserve"> </w:t>
-                              </w:r>
-                            </w:p>
-                          </w:txbxContent>
-                        </wps:txbx>
-                        <wps:bodyPr horzOverflow="overflow" vert="horz" lIns="0" tIns="0" rIns="0" bIns="0" rtlCol="0">
-                          <a:noAutofit/>
-                        </wps:bodyPr>
-                      </wps:wsp>
-                      <wps:wsp>
-                        <wps:cNvPr id="37" name="Rectangle 37"/>
-                        <wps:cNvSpPr/>
-                        <wps:spPr>
-                          <a:xfrm>
-                            <a:off x="1883947" y="3866196"/>
-                            <a:ext cx="4552926" cy="308609"/>
-                          </a:xfrm>
-                          <a:prstGeom prst="rect">
-                            <a:avLst/>
-                          </a:prstGeom>
-                          <a:ln>
-                            <a:noFill/>
-                          </a:ln>
-                        </wps:spPr>
-                        <wps:txbx>
-                          <w:txbxContent>
-                            <w:p>
-                              <w:pPr>
-                                <w:spacing w:after="160" w:line="259" w:lineRule="auto"/>
-                                <w:ind w:left="0" w:firstLine="0"/>
-                                <w:jc w:val="left"/>
-                              </w:pPr>
-                              <w:r>
-                                <w:rPr>
-                                  <w:rFonts w:ascii="Georgia" w:eastAsia="Georgia" w:hAnsi="Georgia" w:cs="Georgia"/>
-                                  <w:b/>
-                                  <w:sz w:val="32"/>
-                                </w:rPr>
-                                <w:t>{{CUSTOMER_NAME}}</w:t>
-                              </w:r>
-                            </w:p>
-                          </w:txbxContent>
-                        </wps:txbx>
-                        <wps:bodyPr horzOverflow="overflow" vert="horz" lIns="0" tIns="0" rIns="0" bIns="0" rtlCol="0">
-                          <a:noAutofit/>
-                        </wps:bodyPr>
-                      </wps:wsp>
-                      <wps:wsp>
-                        <wps:cNvPr id="38" name="Rectangle 38"/>
-                        <wps:cNvSpPr/>
-                        <wps:spPr>
-                          <a:xfrm>
-                            <a:off x="5306795" y="3866196"/>
-                            <a:ext cx="68988" cy="308609"/>
-                          </a:xfrm>
-                          <a:prstGeom prst="rect">
-                            <a:avLst/>
-                          </a:prstGeom>
-                          <a:ln>
-                            <a:noFill/>
-                          </a:ln>
-                        </wps:spPr>
-                        <wps:txbx>
-                          <w:txbxContent>
-                            <w:p>
-                              <w:pPr>
-                                <w:spacing w:after="160" w:line="259" w:lineRule="auto"/>
-                                <w:ind w:left="0" w:firstLine="0"/>
-                                <w:jc w:val="left"/>
-                              </w:pPr>
-                              <w:r>
-                                <w:rPr>
-                                  <w:rFonts w:ascii="Georgia" w:eastAsia="Georgia" w:hAnsi="Georgia" w:cs="Georgia"/>
-                                  <w:b/>
-                                  <w:sz w:val="32"/>
-                                </w:rPr>
-                                <w:t xml:space="preserve"> </w:t>
-                              </w:r>
-                            </w:p>
-                          </w:txbxContent>
-                        </wps:txbx>
-                        <wps:bodyPr horzOverflow="overflow" vert="horz" lIns="0" tIns="0" rIns="0" bIns="0" rtlCol="0">
-                          <a:noAutofit/>
-                        </wps:bodyPr>
-                      </wps:wsp>
-                      <wps:wsp>
-                        <wps:cNvPr id="39" name="Rectangle 39"/>
-                        <wps:cNvSpPr/>
-                        <wps:spPr>
-                          <a:xfrm>
-                            <a:off x="623571" y="4067007"/>
-                            <a:ext cx="50673" cy="224466"/>
-                          </a:xfrm>
-                          <a:prstGeom prst="rect">
-                            <a:avLst/>
-                          </a:prstGeom>
-                          <a:ln>
-                            <a:noFill/>
-                          </a:ln>
-                        </wps:spPr>
-                        <wps:txbx>
-                          <w:txbxContent>
-                            <w:p>
-                              <w:pPr>
-                                <w:spacing w:after="160" w:line="259" w:lineRule="auto"/>
-                                <w:ind w:left="0" w:firstLine="0"/>
-                                <w:jc w:val="left"/>
-                              </w:pPr>
-                              <w:r>
-                                <w:t xml:space="preserve"> </w:t>
-                              </w:r>
-                            </w:p>
-                          </w:txbxContent>
-                        </wps:txbx>
-                        <wps:bodyPr horzOverflow="overflow" vert="horz" lIns="0" tIns="0" rIns="0" bIns="0" rtlCol="0">
-                          <a:noAutofit/>
-                        </wps:bodyPr>
-                      </wps:wsp>
-                      <wps:wsp>
-                        <wps:cNvPr id="11256" name="Rectangle 11256"/>
-                        <wps:cNvSpPr/>
-                        <wps:spPr>
-                          <a:xfrm>
-                            <a:off x="2987621" y="4226643"/>
-                            <a:ext cx="69929" cy="211880"/>
-                          </a:xfrm>
-                          <a:prstGeom prst="rect">
-                            <a:avLst/>
-                          </a:prstGeom>
-                          <a:ln>
-                            <a:noFill/>
-                          </a:ln>
-                        </wps:spPr>
-                        <wps:txbx>
-                          <w:txbxContent>
-                            <w:p>
-                              <w:pPr>
-                                <w:spacing w:after="160" w:line="259" w:lineRule="auto"/>
-                                <w:ind w:left="0" w:firstLine="0"/>
-                                <w:jc w:val="left"/>
-                              </w:pPr>
-                              <w:r>
-                                <w:rPr>
-                                  <w:rFonts w:ascii="Georgia" w:eastAsia="Georgia" w:hAnsi="Georgia" w:cs="Georgia"/>
-                                  <w:sz w:val="22"/>
-                                </w:rPr>
-                                <w:t>(</w:t>
-                              </w:r>
-                            </w:p>
-                          </w:txbxContent>
-                        </wps:txbx>
-                        <wps:bodyPr horzOverflow="overflow" vert="horz" lIns="0" tIns="0" rIns="0" bIns="0" rtlCol="0">
-                          <a:noAutofit/>
-                        </wps:bodyPr>
-                      </wps:wsp>
-                      <wps:wsp>
-                        <wps:cNvPr id="11258" name="Rectangle 11258"/>
-                        <wps:cNvSpPr/>
-                        <wps:spPr>
-                          <a:xfrm>
-                            <a:off x="3040003" y="4226643"/>
-                            <a:ext cx="1493529" cy="211880"/>
-                          </a:xfrm>
-                          <a:prstGeom prst="rect">
-                            <a:avLst/>
-                          </a:prstGeom>
-                          <a:ln>
-                            <a:noFill/>
-                          </a:ln>
-                        </wps:spPr>
-                        <wps:txbx>
-                          <w:txbxContent>
-                            <w:p>
-                              <w:pPr>
-                                <w:spacing w:after="160" w:line="259" w:lineRule="auto"/>
-                                <w:ind w:left="0" w:firstLine="0"/>
-                                <w:jc w:val="left"/>
-                              </w:pPr>
-                              <w:r>
-                                <w:rPr>
-                                  <w:rFonts w:ascii="Georgia" w:eastAsia="Georgia" w:hAnsi="Georgia" w:cs="Georgia"/>
-                                  <w:sz w:val="22"/>
-                                </w:rPr>
-                                <w:t>The PURCHASER</w:t>
-                              </w:r>
-                            </w:p>
-                          </w:txbxContent>
-                        </wps:txbx>
-                        <wps:bodyPr horzOverflow="overflow" vert="horz" lIns="0" tIns="0" rIns="0" bIns="0" rtlCol="0">
-                          <a:noAutofit/>
-                        </wps:bodyPr>
-                      </wps:wsp>
-                      <wps:wsp>
-                        <wps:cNvPr id="11257" name="Rectangle 11257"/>
-                        <wps:cNvSpPr/>
-                        <wps:spPr>
-                          <a:xfrm>
-                            <a:off x="4162480" y="4226643"/>
-                            <a:ext cx="69928" cy="211880"/>
-                          </a:xfrm>
-                          <a:prstGeom prst="rect">
-                            <a:avLst/>
-                          </a:prstGeom>
-                          <a:ln>
-                            <a:noFill/>
-                          </a:ln>
-                        </wps:spPr>
-                        <wps:txbx>
-                          <w:txbxContent>
-                            <w:p>
-                              <w:pPr>
-                                <w:spacing w:after="160" w:line="259" w:lineRule="auto"/>
-                                <w:ind w:left="0" w:firstLine="0"/>
-                                <w:jc w:val="left"/>
-                              </w:pPr>
-                              <w:r>
-                                <w:rPr>
-                                  <w:rFonts w:ascii="Georgia" w:eastAsia="Georgia" w:hAnsi="Georgia" w:cs="Georgia"/>
-                                  <w:sz w:val="22"/>
-                                </w:rPr>
-                                <w:t>)</w:t>
-                              </w:r>
-                            </w:p>
-                          </w:txbxContent>
-                        </wps:txbx>
-                        <wps:bodyPr horzOverflow="overflow" vert="horz" lIns="0" tIns="0" rIns="0" bIns="0" rtlCol="0">
-                          <a:noAutofit/>
-                        </wps:bodyPr>
-                      </wps:wsp>
-                      <wps:wsp>
-                        <wps:cNvPr id="41" name="Rectangle 41"/>
-                        <wps:cNvSpPr/>
-                        <wps:spPr>
-                          <a:xfrm>
-                            <a:off x="4215182" y="4226643"/>
-                            <a:ext cx="44941" cy="211880"/>
-                          </a:xfrm>
-                          <a:prstGeom prst="rect">
-                            <a:avLst/>
-                          </a:prstGeom>
-                          <a:ln>
-                            <a:noFill/>
-                          </a:ln>
-                        </wps:spPr>
-                        <wps:txbx>
-                          <w:txbxContent>
-                            <w:p>
-                              <w:pPr>
-                                <w:spacing w:after="160" w:line="259" w:lineRule="auto"/>
-                                <w:ind w:left="0" w:firstLine="0"/>
-                                <w:jc w:val="left"/>
-                              </w:pPr>
-                              <w:r>
-                                <w:rPr>
-                                  <w:rFonts w:ascii="Georgia" w:eastAsia="Georgia" w:hAnsi="Georgia" w:cs="Georgia"/>
-                                  <w:sz w:val="22"/>
-                                </w:rPr>
-                                <w:t xml:space="preserve"> </w:t>
-                              </w:r>
-                            </w:p>
-                          </w:txbxContent>
-                        </wps:txbx>
-                        <wps:bodyPr horzOverflow="overflow" vert="horz" lIns="0" tIns="0" rIns="0" bIns="0" rtlCol="0">
-                          <a:noAutofit/>
-                        </wps:bodyPr>
-                      </wps:wsp>
-                      <wps:wsp>
-                        <wps:cNvPr id="42" name="Rectangle 42"/>
-                        <wps:cNvSpPr/>
-                        <wps:spPr>
-                          <a:xfrm>
-                            <a:off x="623571" y="4350471"/>
-                            <a:ext cx="50673" cy="224466"/>
-                          </a:xfrm>
-                          <a:prstGeom prst="rect">
-                            <a:avLst/>
-                          </a:prstGeom>
-                          <a:ln>
-                            <a:noFill/>
-                          </a:ln>
-                        </wps:spPr>
-                        <wps:txbx>
-                          <w:txbxContent>
-                            <w:p>
-                              <w:pPr>
-                                <w:spacing w:after="160" w:line="259" w:lineRule="auto"/>
-                                <w:ind w:left="0" w:firstLine="0"/>
-                                <w:jc w:val="left"/>
-                              </w:pPr>
-                              <w:r>
-                                <w:t xml:space="preserve"> </w:t>
-                              </w:r>
-                            </w:p>
-                          </w:txbxContent>
-                        </wps:txbx>
-                        <wps:bodyPr horzOverflow="overflow" vert="horz" lIns="0" tIns="0" rIns="0" bIns="0" rtlCol="0">
-                          <a:noAutofit/>
-                        </wps:bodyPr>
-                      </wps:wsp>
-                      <wps:wsp>
-                        <wps:cNvPr id="43" name="Rectangle 43"/>
-                        <wps:cNvSpPr/>
-                        <wps:spPr>
-                          <a:xfrm>
-                            <a:off x="623571" y="4478487"/>
-                            <a:ext cx="50673" cy="224466"/>
-                          </a:xfrm>
-                          <a:prstGeom prst="rect">
-                            <a:avLst/>
-                          </a:prstGeom>
-                          <a:ln>
-                            <a:noFill/>
-                          </a:ln>
-                        </wps:spPr>
-                        <wps:txbx>
-                          <w:txbxContent>
-                            <w:p>
-                              <w:pPr>
-                                <w:spacing w:after="160" w:line="259" w:lineRule="auto"/>
-                                <w:ind w:left="0" w:firstLine="0"/>
-                                <w:jc w:val="left"/>
-                              </w:pPr>
-                              <w:r>
-                                <w:t xml:space="preserve"> </w:t>
-                              </w:r>
-                            </w:p>
-                          </w:txbxContent>
-                        </wps:txbx>
-                        <wps:bodyPr horzOverflow="overflow" vert="horz" lIns="0" tIns="0" rIns="0" bIns="0" rtlCol="0">
-                          <a:noAutofit/>
-                        </wps:bodyPr>
-                      </wps:wsp>
-                      <wps:wsp>
-                        <wps:cNvPr id="44" name="Rectangle 44"/>
-                        <wps:cNvSpPr/>
-                        <wps:spPr>
-                          <a:xfrm>
-                            <a:off x="623571" y="4606503"/>
-                            <a:ext cx="50673" cy="224466"/>
-                          </a:xfrm>
-                          <a:prstGeom prst="rect">
-                            <a:avLst/>
-                          </a:prstGeom>
-                          <a:ln>
-                            <a:noFill/>
-                          </a:ln>
-                        </wps:spPr>
-                        <wps:txbx>
-                          <w:txbxContent>
-                            <w:p>
-                              <w:pPr>
-                                <w:spacing w:after="160" w:line="259" w:lineRule="auto"/>
-                                <w:ind w:left="0" w:firstLine="0"/>
-                                <w:jc w:val="left"/>
-                              </w:pPr>
-                              <w:r>
-                                <w:t xml:space="preserve"> </w:t>
-                              </w:r>
-                            </w:p>
-                          </w:txbxContent>
-                        </wps:txbx>
-                        <wps:bodyPr horzOverflow="overflow" vert="horz" lIns="0" tIns="0" rIns="0" bIns="0" rtlCol="0">
-                          <a:noAutofit/>
-                        </wps:bodyPr>
-                      </wps:wsp>
-                      <wps:wsp>
-                        <wps:cNvPr id="45" name="Rectangle 45"/>
-                        <wps:cNvSpPr/>
-                        <wps:spPr>
-                          <a:xfrm>
-                            <a:off x="623571" y="4731471"/>
-                            <a:ext cx="50673" cy="224466"/>
-                          </a:xfrm>
-                          <a:prstGeom prst="rect">
-                            <a:avLst/>
-                          </a:prstGeom>
-                          <a:ln>
-                            <a:noFill/>
-                          </a:ln>
-                        </wps:spPr>
-                        <wps:txbx>
-                          <w:txbxContent>
-                            <w:p>
-                              <w:pPr>
-                                <w:spacing w:after="160" w:line="259" w:lineRule="auto"/>
-                                <w:ind w:left="0" w:firstLine="0"/>
-                                <w:jc w:val="left"/>
-                              </w:pPr>
-                              <w:r>
-                                <w:t xml:space="preserve"> </w:t>
-                              </w:r>
-                            </w:p>
-                          </w:txbxContent>
-                        </wps:txbx>
-                        <wps:bodyPr horzOverflow="overflow" vert="horz" lIns="0" tIns="0" rIns="0" bIns="0" rtlCol="0">
-                          <a:noAutofit/>
-                        </wps:bodyPr>
-                      </wps:wsp>
-                      <wps:wsp>
-                        <wps:cNvPr id="46" name="Rectangle 46"/>
-                        <wps:cNvSpPr/>
-                        <wps:spPr>
-                          <a:xfrm>
-                            <a:off x="623571" y="4932639"/>
-                            <a:ext cx="50673" cy="224466"/>
-                          </a:xfrm>
-                          <a:prstGeom prst="rect">
-                            <a:avLst/>
-                          </a:prstGeom>
-                          <a:ln>
-                            <a:noFill/>
-                          </a:ln>
-                        </wps:spPr>
-                        <wps:txbx>
-                          <w:txbxContent>
-                            <w:p>
-                              <w:pPr>
-                                <w:spacing w:after="160" w:line="259" w:lineRule="auto"/>
-                                <w:ind w:left="0" w:firstLine="0"/>
-                                <w:jc w:val="left"/>
-                              </w:pPr>
-                              <w:r>
-                                <w:t xml:space="preserve"> </w:t>
-                              </w:r>
-                            </w:p>
-                          </w:txbxContent>
-                        </wps:txbx>
-                        <wps:bodyPr horzOverflow="overflow" vert="horz" lIns="0" tIns="0" rIns="0" bIns="0" rtlCol="0">
-                          <a:noAutofit/>
-                        </wps:bodyPr>
-                      </wps:wsp>
-                      <wps:wsp>
-                        <wps:cNvPr id="47" name="Rectangle 47"/>
-                        <wps:cNvSpPr/>
-                        <wps:spPr>
-                          <a:xfrm>
-                            <a:off x="1376294" y="5112828"/>
-                            <a:ext cx="2304805" cy="308609"/>
-                          </a:xfrm>
-                          <a:prstGeom prst="rect">
-                            <a:avLst/>
-                          </a:prstGeom>
-                          <a:ln>
-                            <a:noFill/>
-                          </a:ln>
-                        </wps:spPr>
-                        <wps:txbx>
-                          <w:txbxContent>
-                            <w:p>
-                              <w:pPr>
-                                <w:spacing w:after="160" w:line="259" w:lineRule="auto"/>
-                                <w:ind w:left="0" w:firstLine="0"/>
-                                <w:jc w:val="left"/>
-                              </w:pPr>
-                              <w:r>
-                                <w:rPr>
-                                  <w:rFonts w:ascii="Georgia" w:eastAsia="Georgia" w:hAnsi="Georgia" w:cs="Georgia"/>
-                                  <w:b/>
-                                  <w:sz w:val="32"/>
-                                </w:rPr>
-                                <w:t xml:space="preserve">IN RESPECT OF </w:t>
-                              </w:r>
-                            </w:p>
-                          </w:txbxContent>
-                        </wps:txbx>
-                        <wps:bodyPr horzOverflow="overflow" vert="horz" lIns="0" tIns="0" rIns="0" bIns="0" rtlCol="0">
-                          <a:noAutofit/>
-                        </wps:bodyPr>
-                      </wps:wsp>
-                      <wps:wsp>
-                        <wps:cNvPr id="48" name="Rectangle 48"/>
-                        <wps:cNvSpPr/>
-                        <wps:spPr>
-                          <a:xfrm>
-                            <a:off x="3109050" y="5112828"/>
-                            <a:ext cx="2000000" cy="308609"/>
-                          </a:xfrm>
-                          <a:prstGeom prst="rect">
-                            <a:avLst/>
-                          </a:prstGeom>
-                          <a:ln>
-                            <a:noFill/>
-                          </a:ln>
-                        </wps:spPr>
-                        <wps:txbx>
-                          <w:txbxContent>
-                            <w:p>
-                              <w:pPr>
-                                <w:spacing w:after="160" w:line="259" w:lineRule="auto"/>
-                                <w:ind w:left="0" w:firstLine="0"/>
-                                <w:jc w:val="left"/>
-                              </w:pPr>
-                              <w:r>
-                                <w:rPr>
-                                  <w:rFonts w:ascii="Georgia" w:eastAsia="Georgia" w:hAnsi="Georgia" w:cs="Georgia"/>
-                                  <w:b/>
-                                  <w:sz w:val="32"/>
-                                </w:rPr>
-                                <w:t>{{NUM_PLOTS_WORDS_UPPER}} PLOTS</w:t>
-                              </w:r>
-                            </w:p>
-                          </w:txbxContent>
-                        </wps:txbx>
-                        <wps:bodyPr horzOverflow="overflow" vert="horz" lIns="0" tIns="0" rIns="0" bIns="0" rtlCol="0">
-                          <a:noAutofit/>
-                        </wps:bodyPr>
-                      </wps:wsp>
-                      <wps:wsp>
-                        <wps:cNvPr id="49" name="Rectangle 49"/>
-                        <wps:cNvSpPr/>
-                        <wps:spPr>
-                          <a:xfrm>
-                            <a:off x="3643541" y="5112828"/>
-                            <a:ext cx="68988" cy="308609"/>
-                          </a:xfrm>
-                          <a:prstGeom prst="rect">
-                            <a:avLst/>
-                          </a:prstGeom>
-                          <a:ln>
-                            <a:noFill/>
-                          </a:ln>
-                        </wps:spPr>
-                        <wps:txbx>
-                          <w:txbxContent>
-                            <w:p>
-                              <w:pPr>
-                                <w:spacing w:after="160" w:line="259" w:lineRule="auto"/>
-                                <w:ind w:left="0" w:firstLine="0"/>
-                                <w:jc w:val="left"/>
-                              </w:pPr>
-                              <w:r>
-                                <w:rPr>
-                                  <w:rFonts w:ascii="Georgia" w:eastAsia="Georgia" w:hAnsi="Georgia" w:cs="Georgia"/>
-                                  <w:b/>
-                                  <w:sz w:val="32"/>
-                                </w:rPr>
-                                <w:t xml:space="preserve"/>
-                              </w:r>
-                            </w:p>
-                          </w:txbxContent>
-                        </wps:txbx>
-                        <wps:bodyPr horzOverflow="overflow" vert="horz" lIns="0" tIns="0" rIns="0" bIns="0" rtlCol="0">
-                          <a:noAutofit/>
-                        </wps:bodyPr>
-                      </wps:wsp>
-                      <wps:wsp>
-                        <wps:cNvPr id="50" name="Rectangle 50"/>
-                        <wps:cNvSpPr/>
-                        <wps:spPr>
-                          <a:xfrm>
-                            <a:off x="3695135" y="5112828"/>
-                            <a:ext cx="121409" cy="308609"/>
-                          </a:xfrm>
-                          <a:prstGeom prst="rect">
-                            <a:avLst/>
-                          </a:prstGeom>
-                          <a:ln>
-                            <a:noFill/>
-                          </a:ln>
-                        </wps:spPr>
-                        <wps:txbx>
-                          <w:txbxContent>
-                            <w:p>
-                              <w:pPr>
-                                <w:spacing w:after="160" w:line="259" w:lineRule="auto"/>
-                                <w:ind w:left="0" w:firstLine="0"/>
-                                <w:jc w:val="left"/>
-                              </w:pPr>
-                              <w:r>
-                                <w:rPr>
-                                  <w:rFonts w:ascii="Georgia" w:eastAsia="Georgia" w:hAnsi="Georgia" w:cs="Georgia"/>
-                                  <w:b/>
-                                  <w:sz w:val="32"/>
-                                </w:rPr>
-                                <w:t/>
-                              </w:r>
-                            </w:p>
-                          </w:txbxContent>
-                        </wps:txbx>
-                        <wps:bodyPr horzOverflow="overflow" vert="horz" lIns="0" tIns="0" rIns="0" bIns="0" rtlCol="0">
-                          <a:noAutofit/>
-                        </wps:bodyPr>
-                      </wps:wsp>
-                      <wps:wsp>
-                        <wps:cNvPr id="51" name="Rectangle 51"/>
-                        <wps:cNvSpPr/>
-                        <wps:spPr>
-                          <a:xfrm>
-                            <a:off x="3785920" y="5112828"/>
-                            <a:ext cx="170026" cy="308609"/>
-                          </a:xfrm>
-                          <a:prstGeom prst="rect">
-                            <a:avLst/>
-                          </a:prstGeom>
-                          <a:ln>
-                            <a:noFill/>
-                          </a:ln>
-                        </wps:spPr>
-                        <wps:txbx>
-                          <w:txbxContent>
-                            <w:p>
-                              <w:pPr>
-                                <w:spacing w:after="160" w:line="259" w:lineRule="auto"/>
-                                <w:ind w:left="0" w:firstLine="0"/>
-                                <w:jc w:val="left"/>
-                              </w:pPr>
-                              <w:r>
-                                <w:rPr>
-                                  <w:rFonts w:ascii="Georgia" w:eastAsia="Georgia" w:hAnsi="Georgia" w:cs="Georgia"/>
-                                  <w:b/>
-                                  <w:sz w:val="32"/>
-                                </w:rPr>
-                                <w:t/>
-                              </w:r>
-                            </w:p>
-                          </w:txbxContent>
-                        </wps:txbx>
-                        <wps:bodyPr horzOverflow="overflow" vert="horz" lIns="0" tIns="0" rIns="0" bIns="0" rtlCol="0">
-                          <a:noAutofit/>
-                        </wps:bodyPr>
-                      </wps:wsp>
-                      <wps:wsp>
-                        <wps:cNvPr id="11259" name="Rectangle 11259"/>
-                        <wps:cNvSpPr/>
-                        <wps:spPr>
-                          <a:xfrm>
-                            <a:off x="3913219" y="5112828"/>
-                            <a:ext cx="121409" cy="308609"/>
-                          </a:xfrm>
-                          <a:prstGeom prst="rect">
-                            <a:avLst/>
-                          </a:prstGeom>
-                          <a:ln>
-                            <a:noFill/>
-                          </a:ln>
-                        </wps:spPr>
-                        <wps:txbx>
-                          <w:txbxContent>
-                            <w:p>
-                              <w:pPr>
-                                <w:spacing w:after="160" w:line="259" w:lineRule="auto"/>
-                                <w:ind w:left="0" w:firstLine="0"/>
-                                <w:jc w:val="left"/>
-                              </w:pPr>
-                              <w:r>
-                                <w:rPr>
-                                  <w:rFonts w:ascii="Georgia" w:eastAsia="Georgia" w:hAnsi="Georgia" w:cs="Georgia"/>
-                                  <w:b/>
-                                  <w:sz w:val="32"/>
-                                </w:rPr>
-                                <w:t/>
-                              </w:r>
-                            </w:p>
-                          </w:txbxContent>
-                        </wps:txbx>
-                        <wps:bodyPr horzOverflow="overflow" vert="horz" lIns="0" tIns="0" rIns="0" bIns="0" rtlCol="0">
-                          <a:noAutofit/>
-                        </wps:bodyPr>
-                      </wps:wsp>
-                      <wps:wsp>
-                        <wps:cNvPr id="11260" name="Rectangle 11260"/>
-                        <wps:cNvSpPr/>
-                        <wps:spPr>
-                          <a:xfrm>
-                            <a:off x="4004014" y="5112828"/>
-                            <a:ext cx="850511" cy="308609"/>
-                          </a:xfrm>
-                          <a:prstGeom prst="rect">
-                            <a:avLst/>
-                          </a:prstGeom>
-                          <a:ln>
-                            <a:noFill/>
-                          </a:ln>
-                        </wps:spPr>
-                        <wps:txbx>
-                          <w:txbxContent>
-                            <w:p>
-                              <w:pPr>
-                                <w:spacing w:after="160" w:line="259" w:lineRule="auto"/>
-                                <w:ind w:left="0" w:firstLine="0"/>
-                                <w:jc w:val="left"/>
-                              </w:pPr>
-                              <w:r>
-                                <w:rPr>
-                                  <w:rFonts w:ascii="Georgia" w:eastAsia="Georgia" w:hAnsi="Georgia" w:cs="Georgia"/>
-                                  <w:b/>
-                                  <w:sz w:val="32"/>
-                                </w:rPr>
-                                <w:t xml:space="preserve"/>
-                              </w:r>
-                            </w:p>
-                          </w:txbxContent>
-                        </wps:txbx>
-                        <wps:bodyPr horzOverflow="overflow" vert="horz" lIns="0" tIns="0" rIns="0" bIns="0" rtlCol="0">
-                          <a:noAutofit/>
-                        </wps:bodyPr>
-                      </wps:wsp>
-                      <wps:wsp>
-                        <wps:cNvPr id="53" name="Rectangle 53"/>
-                        <wps:cNvSpPr/>
-                        <wps:spPr>
-                          <a:xfrm>
-                            <a:off x="4642972" y="5112828"/>
-                            <a:ext cx="176273" cy="308609"/>
-                          </a:xfrm>
-                          <a:prstGeom prst="rect">
-                            <a:avLst/>
-                          </a:prstGeom>
-                          <a:ln>
-                            <a:noFill/>
-                          </a:ln>
-                        </wps:spPr>
-                        <wps:txbx>
-                          <w:txbxContent>
-                            <w:p>
-                              <w:pPr>
-                                <w:spacing w:after="160" w:line="259" w:lineRule="auto"/>
-                                <w:ind w:left="0" w:firstLine="0"/>
-                                <w:jc w:val="left"/>
-                              </w:pPr>
-                              <w:r>
-                                <w:rPr>
-                                  <w:rFonts w:ascii="Georgia" w:eastAsia="Georgia" w:hAnsi="Georgia" w:cs="Georgia"/>
-                                  <w:b/>
-                                  <w:sz w:val="32"/>
-                                </w:rPr>
-                                <w:t/>
-                              </w:r>
-                            </w:p>
-                          </w:txbxContent>
-                        </wps:txbx>
-                        <wps:bodyPr horzOverflow="overflow" vert="horz" lIns="0" tIns="0" rIns="0" bIns="0" rtlCol="0">
-                          <a:noAutofit/>
-                        </wps:bodyPr>
-                      </wps:wsp>
-                      <wps:wsp>
-                        <wps:cNvPr id="54" name="Rectangle 54"/>
-                        <wps:cNvSpPr/>
-                        <wps:spPr>
-                          <a:xfrm>
-                            <a:off x="4774834" y="5112828"/>
-                            <a:ext cx="68988" cy="308609"/>
-                          </a:xfrm>
-                          <a:prstGeom prst="rect">
-                            <a:avLst/>
-                          </a:prstGeom>
-                          <a:ln>
-                            <a:noFill/>
-                          </a:ln>
-                        </wps:spPr>
-                        <wps:txbx>
-                          <w:txbxContent>
-                            <w:p>
-                              <w:pPr>
-                                <w:spacing w:after="160" w:line="259" w:lineRule="auto"/>
-                                <w:ind w:left="0" w:firstLine="0"/>
-                                <w:jc w:val="left"/>
-                              </w:pPr>
-                              <w:r>
-                                <w:rPr>
-                                  <w:rFonts w:ascii="Georgia" w:eastAsia="Georgia" w:hAnsi="Georgia" w:cs="Georgia"/>
-                                  <w:b/>
-                                  <w:sz w:val="32"/>
-                                </w:rPr>
-                                <w:t xml:space="preserve"> </w:t>
-                              </w:r>
-                            </w:p>
-                          </w:txbxContent>
-                        </wps:txbx>
-                        <wps:bodyPr horzOverflow="overflow" vert="horz" lIns="0" tIns="0" rIns="0" bIns="0" rtlCol="0">
-                          <a:noAutofit/>
-                        </wps:bodyPr>
-                      </wps:wsp>
-                      <wps:wsp>
-                        <wps:cNvPr id="55" name="Rectangle 55"/>
-                        <wps:cNvSpPr/>
-                        <wps:spPr>
-                          <a:xfrm>
-                            <a:off x="4826428" y="5112828"/>
-                            <a:ext cx="1382997" cy="308609"/>
-                          </a:xfrm>
-                          <a:prstGeom prst="rect">
-                            <a:avLst/>
-                          </a:prstGeom>
-                          <a:ln>
-                            <a:noFill/>
-                          </a:ln>
-                        </wps:spPr>
-                        <wps:txbx>
-                          <w:txbxContent>
-                            <w:p>
-                              <w:pPr>
-                                <w:spacing w:after="160" w:line="259" w:lineRule="auto"/>
-                                <w:ind w:left="0" w:firstLine="0"/>
-                                <w:jc w:val="left"/>
-                              </w:pPr>
-                              <w:r>
-                                <w:rPr>
-                                  <w:rFonts w:ascii="Georgia" w:eastAsia="Georgia" w:hAnsi="Georgia" w:cs="Georgia"/>
-                                  <w:b/>
-                                  <w:sz w:val="32"/>
-                                </w:rPr>
-                                <w:t xml:space="preserve">OF LAND </w:t>
-                              </w:r>
-                            </w:p>
-                          </w:txbxContent>
-                        </wps:txbx>
-                        <wps:bodyPr horzOverflow="overflow" vert="horz" lIns="0" tIns="0" rIns="0" bIns="0" rtlCol="0">
-                          <a:noAutofit/>
-                        </wps:bodyPr>
-                      </wps:wsp>
-                      <wps:wsp>
-                        <wps:cNvPr id="56" name="Rectangle 56"/>
-                        <wps:cNvSpPr/>
-                        <wps:spPr>
-                          <a:xfrm>
-                            <a:off x="995592" y="5341428"/>
-                            <a:ext cx="1926701" cy="308609"/>
-                          </a:xfrm>
-                          <a:prstGeom prst="rect">
-                            <a:avLst/>
-                          </a:prstGeom>
-                          <a:ln>
-                            <a:noFill/>
-                          </a:ln>
-                        </wps:spPr>
-                        <wps:txbx>
-                          <w:txbxContent>
-                            <w:p>
-                              <w:pPr>
-                                <w:spacing w:after="160" w:line="259" w:lineRule="auto"/>
-                                <w:ind w:left="0" w:firstLine="0"/>
-                                <w:jc w:val="left"/>
-                              </w:pPr>
-                              <w:r>
-                                <w:rPr>
-                                  <w:rFonts w:ascii="Georgia" w:eastAsia="Georgia" w:hAnsi="Georgia" w:cs="Georgia"/>
-                                  <w:b/>
-                                  <w:sz w:val="32"/>
-                                </w:rPr>
-                                <w:t xml:space="preserve">MEASURING </w:t>
-                              </w:r>
-                            </w:p>
-                          </w:txbxContent>
-                        </wps:txbx>
-                        <wps:bodyPr horzOverflow="overflow" vert="horz" lIns="0" tIns="0" rIns="0" bIns="0" rtlCol="0">
-                          <a:noAutofit/>
-                        </wps:bodyPr>
-                      </wps:wsp>
-                      <wps:wsp>
-                        <wps:cNvPr id="57" name="Rectangle 57"/>
-                        <wps:cNvSpPr/>
-                        <wps:spPr>
-                          <a:xfrm>
-                            <a:off x="2444186" y="5341428"/>
-                            <a:ext cx="555002" cy="308609"/>
-                          </a:xfrm>
-                          <a:prstGeom prst="rect">
-                            <a:avLst/>
-                          </a:prstGeom>
-                          <a:ln>
-                            <a:noFill/>
-                          </a:ln>
-                        </wps:spPr>
-                        <wps:txbx>
-                          <w:txbxContent>
-                            <w:p>
-                              <w:pPr>
-                                <w:spacing w:after="160" w:line="259" w:lineRule="auto"/>
-                                <w:ind w:left="0" w:firstLine="0"/>
-                                <w:jc w:val="left"/>
-                              </w:pPr>
-                              <w:r>
-                                <w:rPr>
-                                  <w:rFonts w:ascii="Georgia" w:eastAsia="Georgia" w:hAnsi="Georgia" w:cs="Georgia"/>
-                                  <w:b/>
-                                  <w:sz w:val="32"/>
-                                </w:rPr>
-                                <w:t>{{PLOT_SIZE_SQM}}</w:t>
-                              </w:r>
-                            </w:p>
-                          </w:txbxContent>
-                        </wps:txbx>
-                        <wps:bodyPr horzOverflow="overflow" vert="horz" lIns="0" tIns="0" rIns="0" bIns="0" rtlCol="0">
-                          <a:noAutofit/>
-                        </wps:bodyPr>
-                      </wps:wsp>
-                      <wps:wsp>
-                        <wps:cNvPr id="58" name="Rectangle 58"/>
-                        <wps:cNvSpPr/>
-                        <wps:spPr>
-                          <a:xfrm>
-                            <a:off x="2860805" y="5341428"/>
-                            <a:ext cx="68988" cy="308609"/>
-                          </a:xfrm>
-                          <a:prstGeom prst="rect">
-                            <a:avLst/>
-                          </a:prstGeom>
-                          <a:ln>
-                            <a:noFill/>
-                          </a:ln>
-                        </wps:spPr>
-                        <wps:txbx>
-                          <w:txbxContent>
-                            <w:p>
-                              <w:pPr>
-                                <w:spacing w:after="160" w:line="259" w:lineRule="auto"/>
-                                <w:ind w:left="0" w:firstLine="0"/>
-                                <w:jc w:val="left"/>
-                              </w:pPr>
-                              <w:r>
-                                <w:rPr>
-                                  <w:rFonts w:ascii="Georgia" w:eastAsia="Georgia" w:hAnsi="Georgia" w:cs="Georgia"/>
-                                  <w:b/>
-                                  <w:sz w:val="32"/>
-                                </w:rPr>
-                                <w:t xml:space="preserve"> </w:t>
-                              </w:r>
-                            </w:p>
-                          </w:txbxContent>
-                        </wps:txbx>
-                        <wps:bodyPr horzOverflow="overflow" vert="horz" lIns="0" tIns="0" rIns="0" bIns="0" rtlCol="0">
-                          <a:noAutofit/>
-                        </wps:bodyPr>
-                      </wps:wsp>
-                      <wps:wsp>
-                        <wps:cNvPr id="59" name="Rectangle 59"/>
-                        <wps:cNvSpPr/>
-                        <wps:spPr>
-                          <a:xfrm>
-                            <a:off x="2912399" y="5341428"/>
-                            <a:ext cx="4435836" cy="308609"/>
-                          </a:xfrm>
-                          <a:prstGeom prst="rect">
-                            <a:avLst/>
-                          </a:prstGeom>
-                          <a:ln>
-                            <a:noFill/>
-                          </a:ln>
-                        </wps:spPr>
-                        <wps:txbx>
-                          <w:txbxContent>
-                            <w:p>
-                              <w:pPr>
-                                <w:spacing w:after="160" w:line="259" w:lineRule="auto"/>
-                                <w:ind w:left="0" w:firstLine="0"/>
-                                <w:jc w:val="left"/>
-                              </w:pPr>
-                              <w:r>
-                                <w:rPr>
-                                  <w:rFonts w:ascii="Georgia" w:eastAsia="Georgia" w:hAnsi="Georgia" w:cs="Georgia"/>
-                                  <w:b/>
-                                  <w:sz w:val="32"/>
-                                </w:rPr>
-                                <w:t xml:space="preserve">SQUARE METERS SITUATE AT </w:t>
-                              </w:r>
-                            </w:p>
-                          </w:txbxContent>
-                        </wps:txbx>
-                        <wps:bodyPr horzOverflow="overflow" vert="horz" lIns="0" tIns="0" rIns="0" bIns="0" rtlCol="0">
-                          <a:noAutofit/>
-                        </wps:bodyPr>
-                      </wps:wsp>
-                      <wps:wsp>
-                        <wps:cNvPr id="60" name="Rectangle 60"/>
-                        <wps:cNvSpPr/>
-                        <wps:spPr>
-                          <a:xfrm>
-                            <a:off x="1469014" y="5570028"/>
-                            <a:ext cx="3974837" cy="308609"/>
-                          </a:xfrm>
-                          <a:prstGeom prst="rect">
-                            <a:avLst/>
-                          </a:prstGeom>
-                          <a:ln>
-                            <a:noFill/>
-                          </a:ln>
-                        </wps:spPr>
-                        <wps:txbx>
-                          <w:txbxContent>
-                            <w:p>
-                              <w:pPr>
-                                <w:spacing w:after="160" w:line="259" w:lineRule="auto"/>
-                                <w:ind w:left="0" w:firstLine="0"/>
-                                <w:jc w:val="left"/>
-                              </w:pPr>
-                              <w:r>
-                                <w:rPr>
-                                  <w:rFonts w:ascii="Georgia" w:eastAsia="Georgia" w:hAnsi="Georgia" w:cs="Georgia"/>
-                                  <w:b/>
-                                  <w:sz w:val="32"/>
-                                </w:rPr>
-                                <w:t>ALAFIA GARDENS, LOCATE</w:t>
-                              </w:r>
-                            </w:p>
-                          </w:txbxContent>
-                        </wps:txbx>
-                        <wps:bodyPr horzOverflow="overflow" vert="horz" lIns="0" tIns="0" rIns="0" bIns="0" rtlCol="0">
-                          <a:noAutofit/>
-                        </wps:bodyPr>
-                      </wps:wsp>
-                      <wps:wsp>
-                        <wps:cNvPr id="61" name="Rectangle 61"/>
-                        <wps:cNvSpPr/>
-                        <wps:spPr>
-                          <a:xfrm>
-                            <a:off x="4456888" y="5570028"/>
-                            <a:ext cx="1751650" cy="308609"/>
-                          </a:xfrm>
-                          <a:prstGeom prst="rect">
-                            <a:avLst/>
-                          </a:prstGeom>
-                          <a:ln>
-                            <a:noFill/>
-                          </a:ln>
-                        </wps:spPr>
-                        <wps:txbx>
-                          <w:txbxContent>
-                            <w:p>
-                              <w:pPr>
-                                <w:spacing w:after="160" w:line="259" w:lineRule="auto"/>
-                                <w:ind w:left="0" w:firstLine="0"/>
-                                <w:jc w:val="left"/>
-                              </w:pPr>
-                              <w:r>
-                                <w:rPr>
-                                  <w:rFonts w:ascii="Georgia" w:eastAsia="Georgia" w:hAnsi="Georgia" w:cs="Georgia"/>
-                                  <w:b/>
-                                  <w:sz w:val="32"/>
-                                </w:rPr>
-                                <w:t xml:space="preserve">D AT WARA </w:t>
-                              </w:r>
-                            </w:p>
-                          </w:txbxContent>
-                        </wps:txbx>
-                        <wps:bodyPr horzOverflow="overflow" vert="horz" lIns="0" tIns="0" rIns="0" bIns="0" rtlCol="0">
-                          <a:noAutofit/>
-                        </wps:bodyPr>
-                      </wps:wsp>
-                      <wps:wsp>
-                        <wps:cNvPr id="62" name="Rectangle 62"/>
-                        <wps:cNvSpPr/>
-                        <wps:spPr>
-                          <a:xfrm>
-                            <a:off x="770266" y="5801676"/>
-                            <a:ext cx="2080512" cy="308608"/>
-                          </a:xfrm>
-                          <a:prstGeom prst="rect">
-                            <a:avLst/>
-                          </a:prstGeom>
-                          <a:ln>
-                            <a:noFill/>
-                          </a:ln>
-                        </wps:spPr>
-                        <wps:txbx>
-                          <w:txbxContent>
-                            <w:p>
-                              <w:pPr>
-                                <w:spacing w:after="160" w:line="259" w:lineRule="auto"/>
-                                <w:ind w:left="0" w:firstLine="0"/>
-                                <w:jc w:val="left"/>
-                              </w:pPr>
-                              <w:r>
-                                <w:rPr>
-                                  <w:rFonts w:ascii="Georgia" w:eastAsia="Georgia" w:hAnsi="Georgia" w:cs="Georgia"/>
-                                  <w:b/>
-                                  <w:sz w:val="32"/>
-                                </w:rPr>
-                                <w:t xml:space="preserve">COMMUNITY, </w:t>
-                              </w:r>
-                            </w:p>
-                          </w:txbxContent>
-                        </wps:txbx>
-                        <wps:bodyPr horzOverflow="overflow" vert="horz" lIns="0" tIns="0" rIns="0" bIns="0" rtlCol="0">
-                          <a:noAutofit/>
-                        </wps:bodyPr>
-                      </wps:wsp>
-                      <wps:wsp>
-                        <wps:cNvPr id="63" name="Rectangle 63"/>
-                        <wps:cNvSpPr/>
-                        <wps:spPr>
-                          <a:xfrm>
-                            <a:off x="2334648" y="5801676"/>
-                            <a:ext cx="613018" cy="308608"/>
-                          </a:xfrm>
-                          <a:prstGeom prst="rect">
-                            <a:avLst/>
-                          </a:prstGeom>
-                          <a:ln>
-                            <a:noFill/>
-                          </a:ln>
-                        </wps:spPr>
-                        <wps:txbx>
-                          <w:txbxContent>
-                            <w:p>
-                              <w:pPr>
-                                <w:spacing w:after="160" w:line="259" w:lineRule="auto"/>
-                                <w:ind w:left="0" w:firstLine="0"/>
-                                <w:jc w:val="left"/>
-                              </w:pPr>
-                              <w:r>
-                                <w:rPr>
-                                  <w:rFonts w:ascii="Georgia" w:eastAsia="Georgia" w:hAnsi="Georgia" w:cs="Georgia"/>
-                                  <w:b/>
-                                  <w:sz w:val="32"/>
-                                </w:rPr>
-                                <w:t>ALO</w:t>
-                              </w:r>
-                            </w:p>
-                          </w:txbxContent>
-                        </wps:txbx>
-                        <wps:bodyPr horzOverflow="overflow" vert="horz" lIns="0" tIns="0" rIns="0" bIns="0" rtlCol="0">
-                          <a:noAutofit/>
-                        </wps:bodyPr>
-                      </wps:wsp>
-                      <wps:wsp>
-                        <wps:cNvPr id="64" name="Rectangle 64"/>
-                        <wps:cNvSpPr/>
-                        <wps:spPr>
-                          <a:xfrm>
-                            <a:off x="2794626" y="5801676"/>
-                            <a:ext cx="709330" cy="308608"/>
-                          </a:xfrm>
-                          <a:prstGeom prst="rect">
-                            <a:avLst/>
-                          </a:prstGeom>
-                          <a:ln>
-                            <a:noFill/>
-                          </a:ln>
-                        </wps:spPr>
-                        <wps:txbx>
-                          <w:txbxContent>
-                            <w:p>
-                              <w:pPr>
-                                <w:spacing w:after="160" w:line="259" w:lineRule="auto"/>
-                                <w:ind w:left="0" w:firstLine="0"/>
-                                <w:jc w:val="left"/>
-                              </w:pPr>
-                              <w:r>
-                                <w:rPr>
-                                  <w:rFonts w:ascii="Georgia" w:eastAsia="Georgia" w:hAnsi="Georgia" w:cs="Georgia"/>
-                                  <w:b/>
-                                  <w:sz w:val="32"/>
-                                </w:rPr>
-                                <w:t>NG E</w:t>
-                              </w:r>
-                            </w:p>
-                          </w:txbxContent>
-                        </wps:txbx>
-                        <wps:bodyPr horzOverflow="overflow" vert="horz" lIns="0" tIns="0" rIns="0" bIns="0" rtlCol="0">
-                          <a:noAutofit/>
-                        </wps:bodyPr>
-                      </wps:wsp>
-                      <wps:wsp>
-                        <wps:cNvPr id="65" name="Rectangle 65"/>
-                        <wps:cNvSpPr/>
-                        <wps:spPr>
-                          <a:xfrm>
-                            <a:off x="3327333" y="5801676"/>
-                            <a:ext cx="121137" cy="308608"/>
-                          </a:xfrm>
-                          <a:prstGeom prst="rect">
-                            <a:avLst/>
-                          </a:prstGeom>
-                          <a:ln>
-                            <a:noFill/>
-                          </a:ln>
-                        </wps:spPr>
-                        <wps:txbx>
-                          <w:txbxContent>
-                            <w:p>
-                              <w:pPr>
-                                <w:spacing w:after="160" w:line="259" w:lineRule="auto"/>
-                                <w:ind w:left="0" w:firstLine="0"/>
-                                <w:jc w:val="left"/>
-                              </w:pPr>
-                              <w:r>
-                                <w:rPr>
-                                  <w:rFonts w:ascii="Georgia" w:eastAsia="Georgia" w:hAnsi="Georgia" w:cs="Georgia"/>
-                                  <w:b/>
-                                  <w:sz w:val="32"/>
-                                </w:rPr>
-                                <w:t>I</w:t>
-                              </w:r>
-                            </w:p>
-                          </w:txbxContent>
-                        </wps:txbx>
-                        <wps:bodyPr horzOverflow="overflow" vert="horz" lIns="0" tIns="0" rIns="0" bIns="0" rtlCol="0">
-                          <a:noAutofit/>
-                        </wps:bodyPr>
-                      </wps:wsp>
-                      <wps:wsp>
-                        <wps:cNvPr id="66" name="Rectangle 66"/>
-                        <wps:cNvSpPr/>
-                        <wps:spPr>
-                          <a:xfrm>
-                            <a:off x="3417919" y="5801676"/>
-                            <a:ext cx="1625325" cy="308608"/>
-                          </a:xfrm>
-                          <a:prstGeom prst="rect">
-                            <a:avLst/>
-                          </a:prstGeom>
-                          <a:ln>
-                            <a:noFill/>
-                          </a:ln>
-                        </wps:spPr>
-                        <wps:txbx>
-                          <w:txbxContent>
-                            <w:p>
-                              <w:pPr>
-                                <w:spacing w:after="160" w:line="259" w:lineRule="auto"/>
-                                <w:ind w:left="0" w:firstLine="0"/>
-                                <w:jc w:val="left"/>
-                              </w:pPr>
-                              <w:r>
-                                <w:rPr>
-                                  <w:rFonts w:ascii="Georgia" w:eastAsia="Georgia" w:hAnsi="Georgia" w:cs="Georgia"/>
-                                  <w:b/>
-                                  <w:sz w:val="32"/>
-                                </w:rPr>
-                                <w:t>YENKORIN</w:t>
-                              </w:r>
-                            </w:p>
-                          </w:txbxContent>
-                        </wps:txbx>
-                        <wps:bodyPr horzOverflow="overflow" vert="horz" lIns="0" tIns="0" rIns="0" bIns="0" rtlCol="0">
-                          <a:noAutofit/>
-                        </wps:bodyPr>
-                      </wps:wsp>
-                      <wps:wsp>
-                        <wps:cNvPr id="67" name="Rectangle 67"/>
-                        <wps:cNvSpPr/>
-                        <wps:spPr>
-                          <a:xfrm>
-                            <a:off x="4639500" y="5801676"/>
-                            <a:ext cx="68988" cy="308608"/>
-                          </a:xfrm>
-                          <a:prstGeom prst="rect">
-                            <a:avLst/>
-                          </a:prstGeom>
-                          <a:ln>
-                            <a:noFill/>
-                          </a:ln>
-                        </wps:spPr>
-                        <wps:txbx>
-                          <w:txbxContent>
-                            <w:p>
-                              <w:pPr>
-                                <w:spacing w:after="160" w:line="259" w:lineRule="auto"/>
-                                <w:ind w:left="0" w:firstLine="0"/>
-                                <w:jc w:val="left"/>
-                              </w:pPr>
-                              <w:r>
-                                <w:rPr>
-                                  <w:rFonts w:ascii="Georgia" w:eastAsia="Georgia" w:hAnsi="Georgia" w:cs="Georgia"/>
-                                  <w:b/>
-                                  <w:sz w:val="32"/>
-                                </w:rPr>
-                                <w:t xml:space="preserve"> </w:t>
-                              </w:r>
-                            </w:p>
-                          </w:txbxContent>
-                        </wps:txbx>
-                        <wps:bodyPr horzOverflow="overflow" vert="horz" lIns="0" tIns="0" rIns="0" bIns="0" rtlCol="0">
-                          <a:noAutofit/>
-                        </wps:bodyPr>
-                      </wps:wsp>
-                      <wps:wsp>
-                        <wps:cNvPr id="68" name="Rectangle 68"/>
-                        <wps:cNvSpPr/>
-                        <wps:spPr>
-                          <a:xfrm>
-                            <a:off x="4691093" y="5801676"/>
-                            <a:ext cx="195829" cy="308608"/>
-                          </a:xfrm>
-                          <a:prstGeom prst="rect">
-                            <a:avLst/>
-                          </a:prstGeom>
-                          <a:ln>
-                            <a:noFill/>
-                          </a:ln>
-                        </wps:spPr>
-                        <wps:txbx>
-                          <w:txbxContent>
-                            <w:p>
-                              <w:pPr>
-                                <w:spacing w:after="160" w:line="259" w:lineRule="auto"/>
-                                <w:ind w:left="0" w:firstLine="0"/>
-                                <w:jc w:val="left"/>
-                              </w:pPr>
-                              <w:r>
-                                <w:rPr>
-                                  <w:rFonts w:ascii="Georgia" w:eastAsia="Georgia" w:hAnsi="Georgia" w:cs="Georgia"/>
-                                  <w:b/>
-                                  <w:sz w:val="32"/>
-                                </w:rPr>
-                                <w:t>E</w:t>
-                              </w:r>
-                            </w:p>
-                          </w:txbxContent>
-                        </wps:txbx>
-                        <wps:bodyPr horzOverflow="overflow" vert="horz" lIns="0" tIns="0" rIns="0" bIns="0" rtlCol="0">
-                          <a:noAutofit/>
-                        </wps:bodyPr>
-                      </wps:wsp>
-                      <wps:wsp>
-                        <wps:cNvPr id="69" name="Rectangle 69"/>
-                        <wps:cNvSpPr/>
-                        <wps:spPr>
-                          <a:xfrm>
-                            <a:off x="4837638" y="5801676"/>
-                            <a:ext cx="624479" cy="308608"/>
-                          </a:xfrm>
-                          <a:prstGeom prst="rect">
-                            <a:avLst/>
-                          </a:prstGeom>
-                          <a:ln>
-                            <a:noFill/>
-                          </a:ln>
-                        </wps:spPr>
-                        <wps:txbx>
-                          <w:txbxContent>
-                            <w:p>
-                              <w:pPr>
-                                <w:spacing w:after="160" w:line="259" w:lineRule="auto"/>
-                                <w:ind w:left="0" w:firstLine="0"/>
-                                <w:jc w:val="left"/>
-                              </w:pPr>
-                              <w:r>
-                                <w:rPr>
-                                  <w:rFonts w:ascii="Georgia" w:eastAsia="Georgia" w:hAnsi="Georgia" w:cs="Georgia"/>
-                                  <w:b/>
-                                  <w:sz w:val="32"/>
-                                </w:rPr>
-                                <w:t>XPR</w:t>
-                              </w:r>
-                            </w:p>
-                          </w:txbxContent>
-                        </wps:txbx>
-                        <wps:bodyPr horzOverflow="overflow" vert="horz" lIns="0" tIns="0" rIns="0" bIns="0" rtlCol="0">
-                          <a:noAutofit/>
-                        </wps:bodyPr>
-                      </wps:wsp>
-                      <wps:wsp>
-                        <wps:cNvPr id="70" name="Rectangle 70"/>
-                        <wps:cNvSpPr/>
-                        <wps:spPr>
-                          <a:xfrm>
-                            <a:off x="5306448" y="5801676"/>
-                            <a:ext cx="546528" cy="308608"/>
-                          </a:xfrm>
-                          <a:prstGeom prst="rect">
-                            <a:avLst/>
-                          </a:prstGeom>
-                          <a:ln>
-                            <a:noFill/>
-                          </a:ln>
-                        </wps:spPr>
-                        <wps:txbx>
-                          <w:txbxContent>
-                            <w:p>
-                              <w:pPr>
-                                <w:spacing w:after="160" w:line="259" w:lineRule="auto"/>
-                                <w:ind w:left="0" w:firstLine="0"/>
-                                <w:jc w:val="left"/>
-                              </w:pPr>
-                              <w:r>
-                                <w:rPr>
-                                  <w:rFonts w:ascii="Georgia" w:eastAsia="Georgia" w:hAnsi="Georgia" w:cs="Georgia"/>
-                                  <w:b/>
-                                  <w:sz w:val="32"/>
-                                </w:rPr>
-                                <w:t>ESS</w:t>
-                              </w:r>
-                            </w:p>
-                          </w:txbxContent>
-                        </wps:txbx>
-                        <wps:bodyPr horzOverflow="overflow" vert="horz" lIns="0" tIns="0" rIns="0" bIns="0" rtlCol="0">
-                          <a:noAutofit/>
-                        </wps:bodyPr>
-                      </wps:wsp>
-                      <wps:wsp>
-                        <wps:cNvPr id="71" name="Rectangle 71"/>
-                        <wps:cNvSpPr/>
-                        <wps:spPr>
-                          <a:xfrm>
-                            <a:off x="5716718" y="5801676"/>
-                            <a:ext cx="68988" cy="308608"/>
-                          </a:xfrm>
-                          <a:prstGeom prst="rect">
-                            <a:avLst/>
-                          </a:prstGeom>
-                          <a:ln>
-                            <a:noFill/>
-                          </a:ln>
-                        </wps:spPr>
-                        <wps:txbx>
-                          <w:txbxContent>
-                            <w:p>
-                              <w:pPr>
-                                <w:spacing w:after="160" w:line="259" w:lineRule="auto"/>
-                                <w:ind w:left="0" w:firstLine="0"/>
-                                <w:jc w:val="left"/>
-                              </w:pPr>
-                              <w:r>
-                                <w:rPr>
-                                  <w:rFonts w:ascii="Georgia" w:eastAsia="Georgia" w:hAnsi="Georgia" w:cs="Georgia"/>
-                                  <w:b/>
-                                  <w:sz w:val="32"/>
-                                </w:rPr>
-                                <w:t xml:space="preserve"> </w:t>
-                              </w:r>
-                            </w:p>
-                          </w:txbxContent>
-                        </wps:txbx>
-                        <wps:bodyPr horzOverflow="overflow" vert="horz" lIns="0" tIns="0" rIns="0" bIns="0" rtlCol="0">
-                          <a:noAutofit/>
-                        </wps:bodyPr>
-                      </wps:wsp>
-                      <wps:wsp>
-                        <wps:cNvPr id="72" name="Rectangle 72"/>
-                        <wps:cNvSpPr/>
-                        <wps:spPr>
-                          <a:xfrm>
-                            <a:off x="5768311" y="5801676"/>
-                            <a:ext cx="216471" cy="308608"/>
-                          </a:xfrm>
-                          <a:prstGeom prst="rect">
-                            <a:avLst/>
-                          </a:prstGeom>
-                          <a:ln>
-                            <a:noFill/>
-                          </a:ln>
-                        </wps:spPr>
-                        <wps:txbx>
-                          <w:txbxContent>
-                            <w:p>
-                              <w:pPr>
-                                <w:spacing w:after="160" w:line="259" w:lineRule="auto"/>
-                                <w:ind w:left="0" w:firstLine="0"/>
-                                <w:jc w:val="left"/>
-                              </w:pPr>
-                              <w:r>
-                                <w:rPr>
-                                  <w:rFonts w:ascii="Georgia" w:eastAsia="Georgia" w:hAnsi="Georgia" w:cs="Georgia"/>
-                                  <w:b/>
-                                  <w:sz w:val="32"/>
-                                </w:rPr>
-                                <w:t>R</w:t>
-                              </w:r>
-                            </w:p>
-                          </w:txbxContent>
-                        </wps:txbx>
-                        <wps:bodyPr horzOverflow="overflow" vert="horz" lIns="0" tIns="0" rIns="0" bIns="0" rtlCol="0">
-                          <a:noAutofit/>
-                        </wps:bodyPr>
-                      </wps:wsp>
-                      <wps:wsp>
-                        <wps:cNvPr id="73" name="Rectangle 73"/>
-                        <wps:cNvSpPr/>
-                        <wps:spPr>
-                          <a:xfrm>
-                            <a:off x="5930334" y="5801676"/>
-                            <a:ext cx="720873" cy="308608"/>
-                          </a:xfrm>
-                          <a:prstGeom prst="rect">
-                            <a:avLst/>
-                          </a:prstGeom>
-                          <a:ln>
-                            <a:noFill/>
-                          </a:ln>
-                        </wps:spPr>
-                        <wps:txbx>
-                          <w:txbxContent>
-                            <w:p>
-                              <w:pPr>
-                                <w:spacing w:after="160" w:line="259" w:lineRule="auto"/>
-                                <w:ind w:left="0" w:firstLine="0"/>
-                                <w:jc w:val="left"/>
-                              </w:pPr>
-                              <w:r>
-                                <w:rPr>
-                                  <w:rFonts w:ascii="Georgia" w:eastAsia="Georgia" w:hAnsi="Georgia" w:cs="Georgia"/>
-                                  <w:b/>
-                                  <w:sz w:val="32"/>
-                                </w:rPr>
-                                <w:t xml:space="preserve">OAD </w:t>
-                              </w:r>
-                            </w:p>
-                          </w:txbxContent>
-                        </wps:txbx>
-                        <wps:bodyPr horzOverflow="overflow" vert="horz" lIns="0" tIns="0" rIns="0" bIns="0" rtlCol="0">
-                          <a:noAutofit/>
-                        </wps:bodyPr>
-                      </wps:wsp>
-                      <wps:wsp>
-                        <wps:cNvPr id="74" name="Rectangle 74"/>
-                        <wps:cNvSpPr/>
-                        <wps:spPr>
-                          <a:xfrm>
-                            <a:off x="2748440" y="6030276"/>
-                            <a:ext cx="2253743" cy="308607"/>
-                          </a:xfrm>
-                          <a:prstGeom prst="rect">
-                            <a:avLst/>
-                          </a:prstGeom>
-                          <a:ln>
-                            <a:noFill/>
-                          </a:ln>
-                        </wps:spPr>
-                        <wps:txbx>
-                          <w:txbxContent>
-                            <w:p>
-                              <w:pPr>
-                                <w:spacing w:after="160" w:line="259" w:lineRule="auto"/>
-                                <w:ind w:left="0" w:firstLine="0"/>
-                                <w:jc w:val="left"/>
-                              </w:pPr>
-                              <w:r>
-                                <w:rPr>
-                                  <w:rFonts w:ascii="Georgia" w:eastAsia="Georgia" w:hAnsi="Georgia" w:cs="Georgia"/>
-                                  <w:b/>
-                                  <w:sz w:val="32"/>
-                                </w:rPr>
-                                <w:t>KWARA STATE.</w:t>
-                              </w:r>
-                            </w:p>
-                          </w:txbxContent>
-                        </wps:txbx>
-                        <wps:bodyPr horzOverflow="overflow" vert="horz" lIns="0" tIns="0" rIns="0" bIns="0" rtlCol="0">
-                          <a:noAutofit/>
-                        </wps:bodyPr>
-                      </wps:wsp>
-                      <wps:wsp>
-                        <wps:cNvPr id="75" name="Rectangle 75"/>
-                        <wps:cNvSpPr/>
-                        <wps:spPr>
-                          <a:xfrm>
-                            <a:off x="4442304" y="6030276"/>
-                            <a:ext cx="68988" cy="308607"/>
-                          </a:xfrm>
-                          <a:prstGeom prst="rect">
-                            <a:avLst/>
-                          </a:prstGeom>
-                          <a:ln>
-                            <a:noFill/>
-                          </a:ln>
-                        </wps:spPr>
-                        <wps:txbx>
-                          <w:txbxContent>
-                            <w:p>
-                              <w:pPr>
-                                <w:spacing w:after="160" w:line="259" w:lineRule="auto"/>
-                                <w:ind w:left="0" w:firstLine="0"/>
-                                <w:jc w:val="left"/>
-                              </w:pPr>
-                              <w:r>
-                                <w:rPr>
-                                  <w:rFonts w:ascii="Georgia" w:eastAsia="Georgia" w:hAnsi="Georgia" w:cs="Georgia"/>
-                                  <w:b/>
-                                  <w:sz w:val="32"/>
-                                </w:rPr>
-                                <w:t xml:space="preserve"> </w:t>
-                              </w:r>
-                            </w:p>
-                          </w:txbxContent>
-                        </wps:txbx>
-                        <wps:bodyPr horzOverflow="overflow" vert="horz" lIns="0" tIns="0" rIns="0" bIns="0" rtlCol="0">
-                          <a:noAutofit/>
-                        </wps:bodyPr>
-                      </wps:wsp>
-                      <wps:wsp>
-                        <wps:cNvPr id="76" name="Rectangle 76"/>
-                        <wps:cNvSpPr/>
-                        <wps:spPr>
-                          <a:xfrm>
-                            <a:off x="623571" y="6231086"/>
-                            <a:ext cx="50673" cy="224466"/>
-                          </a:xfrm>
-                          <a:prstGeom prst="rect">
-                            <a:avLst/>
-                          </a:prstGeom>
-                          <a:ln>
-                            <a:noFill/>
-                          </a:ln>
-                        </wps:spPr>
-                        <wps:txbx>
-                          <w:txbxContent>
-                            <w:p>
-                              <w:pPr>
-                                <w:spacing w:after="160" w:line="259" w:lineRule="auto"/>
-                                <w:ind w:left="0" w:firstLine="0"/>
-                                <w:jc w:val="left"/>
-                              </w:pPr>
-                              <w:r>
-                                <w:t xml:space="preserve"> </w:t>
-                              </w:r>
-                            </w:p>
-                          </w:txbxContent>
-                        </wps:txbx>
-                        <wps:bodyPr horzOverflow="overflow" vert="horz" lIns="0" tIns="0" rIns="0" bIns="0" rtlCol="0">
-                          <a:noAutofit/>
-                        </wps:bodyPr>
-                      </wps:wsp>
-                      <wps:wsp>
-                        <wps:cNvPr id="77" name="Rectangle 77"/>
-                        <wps:cNvSpPr/>
-                        <wps:spPr>
-                          <a:xfrm>
-                            <a:off x="991871" y="6389940"/>
-                            <a:ext cx="6920771" cy="308608"/>
-                          </a:xfrm>
-                          <a:prstGeom prst="rect">
-                            <a:avLst/>
-                          </a:prstGeom>
-                          <a:ln>
-                            <a:noFill/>
-                          </a:ln>
-                        </wps:spPr>
-                        <wps:txbx>
-                          <w:txbxContent>
-                            <w:p>
-                              <w:pPr>
-                                <w:spacing w:after="160" w:line="259" w:lineRule="auto"/>
-                                <w:ind w:left="0" w:firstLine="0"/>
-                                <w:jc w:val="left"/>
-                              </w:pPr>
-                              <w:r>
-                                <w:rPr>
-                                  <w:rFonts w:ascii="Georgia" w:eastAsia="Georgia" w:hAnsi="Georgia" w:cs="Georgia"/>
-                                  <w:sz w:val="32"/>
-                                </w:rPr>
-                                <w:t>...............................................................................................</w:t>
-                              </w:r>
-                            </w:p>
-                          </w:txbxContent>
-                        </wps:txbx>
-                        <wps:bodyPr horzOverflow="overflow" vert="horz" lIns="0" tIns="0" rIns="0" bIns="0" rtlCol="0">
-                          <a:noAutofit/>
-                        </wps:bodyPr>
-                      </wps:wsp>
-                      <wps:wsp>
-                        <wps:cNvPr id="78" name="Rectangle 78"/>
-                        <wps:cNvSpPr/>
-                        <wps:spPr>
-                          <a:xfrm>
-                            <a:off x="6194904" y="6389940"/>
-                            <a:ext cx="65457" cy="308608"/>
-                          </a:xfrm>
-                          <a:prstGeom prst="rect">
-                            <a:avLst/>
-                          </a:prstGeom>
-                          <a:ln>
-                            <a:noFill/>
-                          </a:ln>
-                        </wps:spPr>
-                        <wps:txbx>
-                          <w:txbxContent>
-                            <w:p>
-                              <w:pPr>
-                                <w:spacing w:after="160" w:line="259" w:lineRule="auto"/>
-                                <w:ind w:left="0" w:firstLine="0"/>
-                                <w:jc w:val="left"/>
-                              </w:pPr>
-                              <w:r>
-                                <w:rPr>
-                                  <w:rFonts w:ascii="Georgia" w:eastAsia="Georgia" w:hAnsi="Georgia" w:cs="Georgia"/>
-                                  <w:sz w:val="32"/>
-                                </w:rPr>
-                                <w:t xml:space="preserve"> </w:t>
-                              </w:r>
-                            </w:p>
-                          </w:txbxContent>
-                        </wps:txbx>
-                        <wps:bodyPr horzOverflow="overflow" vert="horz" lIns="0" tIns="0" rIns="0" bIns="0" rtlCol="0">
-                          <a:noAutofit/>
-                        </wps:bodyPr>
-                      </wps:wsp>
-                      <wps:wsp>
-                        <wps:cNvPr id="79" name="Rectangle 79"/>
-                        <wps:cNvSpPr/>
-                        <wps:spPr>
-                          <a:xfrm>
-                            <a:off x="623571" y="6587703"/>
-                            <a:ext cx="50673" cy="224466"/>
-                          </a:xfrm>
-                          <a:prstGeom prst="rect">
-                            <a:avLst/>
-                          </a:prstGeom>
-                          <a:ln>
-                            <a:noFill/>
-                          </a:ln>
-                        </wps:spPr>
-                        <wps:txbx>
-                          <w:txbxContent>
-                            <w:p>
-                              <w:pPr>
-                                <w:spacing w:after="160" w:line="259" w:lineRule="auto"/>
-                                <w:ind w:left="0" w:firstLine="0"/>
-                                <w:jc w:val="left"/>
-                              </w:pPr>
-                              <w:r>
-                                <w:t xml:space="preserve"> </w:t>
-                              </w:r>
-                            </w:p>
-                          </w:txbxContent>
-                        </wps:txbx>
-                        <wps:bodyPr horzOverflow="overflow" vert="horz" lIns="0" tIns="0" rIns="0" bIns="0" rtlCol="0">
-                          <a:noAutofit/>
-                        </wps:bodyPr>
-                      </wps:wsp>
-                      <wps:wsp>
-                        <wps:cNvPr id="80" name="Rectangle 80"/>
-                        <wps:cNvSpPr/>
-                        <wps:spPr>
-                          <a:xfrm>
-                            <a:off x="623571" y="6715718"/>
-                            <a:ext cx="50673" cy="224466"/>
-                          </a:xfrm>
-                          <a:prstGeom prst="rect">
-                            <a:avLst/>
-                          </a:prstGeom>
-                          <a:ln>
-                            <a:noFill/>
-                          </a:ln>
-                        </wps:spPr>
-                        <wps:txbx>
-                          <w:txbxContent>
-                            <w:p>
-                              <w:pPr>
-                                <w:spacing w:after="160" w:line="259" w:lineRule="auto"/>
-                                <w:ind w:left="0" w:firstLine="0"/>
-                                <w:jc w:val="left"/>
-                              </w:pPr>
-                              <w:r>
-                                <w:t xml:space="preserve"> </w:t>
-                              </w:r>
-                            </w:p>
-                          </w:txbxContent>
-                        </wps:txbx>
-                        <wps:bodyPr horzOverflow="overflow" vert="horz" lIns="0" tIns="0" rIns="0" bIns="0" rtlCol="0">
-                          <a:noAutofit/>
-                        </wps:bodyPr>
-                      </wps:wsp>
-                      <wps:wsp>
-                        <wps:cNvPr id="81" name="Rectangle 81"/>
-                        <wps:cNvSpPr/>
-                        <wps:spPr>
-                          <a:xfrm>
-                            <a:off x="623571" y="6843735"/>
-                            <a:ext cx="50673" cy="224466"/>
-                          </a:xfrm>
-                          <a:prstGeom prst="rect">
-                            <a:avLst/>
-                          </a:prstGeom>
-                          <a:ln>
-                            <a:noFill/>
-                          </a:ln>
-                        </wps:spPr>
-                        <wps:txbx>
-                          <w:txbxContent>
-                            <w:p>
-                              <w:pPr>
-                                <w:spacing w:after="160" w:line="259" w:lineRule="auto"/>
-                                <w:ind w:left="0" w:firstLine="0"/>
-                                <w:jc w:val="left"/>
-                              </w:pPr>
-                              <w:r>
-                                <w:t xml:space="preserve"> </w:t>
-                              </w:r>
-                            </w:p>
-                          </w:txbxContent>
-                        </wps:txbx>
-                        <wps:bodyPr horzOverflow="overflow" vert="horz" lIns="0" tIns="0" rIns="0" bIns="0" rtlCol="0">
-                          <a:noAutofit/>
-                        </wps:bodyPr>
-                      </wps:wsp>
-                      <wps:wsp>
-                        <wps:cNvPr id="82" name="Rectangle 82"/>
-                        <wps:cNvSpPr/>
-                        <wps:spPr>
-                          <a:xfrm>
-                            <a:off x="623571" y="6968703"/>
-                            <a:ext cx="50673" cy="224466"/>
-                          </a:xfrm>
-                          <a:prstGeom prst="rect">
-                            <a:avLst/>
-                          </a:prstGeom>
-                          <a:ln>
-                            <a:noFill/>
-                          </a:ln>
-                        </wps:spPr>
-                        <wps:txbx>
-                          <w:txbxContent>
-                            <w:p>
-                              <w:pPr>
-                                <w:spacing w:after="160" w:line="259" w:lineRule="auto"/>
-                                <w:ind w:left="0" w:firstLine="0"/>
-                                <w:jc w:val="left"/>
-                              </w:pPr>
-                              <w:r>
-                                <w:t xml:space="preserve"> </w:t>
-                              </w:r>
-                            </w:p>
-                          </w:txbxContent>
-                        </wps:txbx>
-                        <wps:bodyPr horzOverflow="overflow" vert="horz" lIns="0" tIns="0" rIns="0" bIns="0" rtlCol="0">
-                          <a:noAutofit/>
-                        </wps:bodyPr>
-                      </wps:wsp>
-                      <wps:wsp>
-                        <wps:cNvPr id="83" name="Rectangle 83"/>
-                        <wps:cNvSpPr/>
-                        <wps:spPr>
-                          <a:xfrm>
-                            <a:off x="623571" y="7099767"/>
-                            <a:ext cx="50673" cy="224466"/>
-                          </a:xfrm>
-                          <a:prstGeom prst="rect">
-                            <a:avLst/>
-                          </a:prstGeom>
-                          <a:ln>
-                            <a:noFill/>
-                          </a:ln>
-                        </wps:spPr>
-                        <wps:txbx>
-                          <w:txbxContent>
-                            <w:p>
-                              <w:pPr>
-                                <w:spacing w:after="160" w:line="259" w:lineRule="auto"/>
-                                <w:ind w:left="0" w:firstLine="0"/>
-                                <w:jc w:val="left"/>
-                              </w:pPr>
-                              <w:r>
-                                <w:t xml:space="preserve"> </w:t>
-                              </w:r>
-                            </w:p>
-                          </w:txbxContent>
-                        </wps:txbx>
-                        <wps:bodyPr horzOverflow="overflow" vert="horz" lIns="0" tIns="0" rIns="0" bIns="0" rtlCol="0">
-                          <a:noAutofit/>
-                        </wps:bodyPr>
-                      </wps:wsp>
-                      <wps:wsp>
-                        <wps:cNvPr id="84" name="Rectangle 84"/>
-                        <wps:cNvSpPr/>
-                        <wps:spPr>
-                          <a:xfrm>
-                            <a:off x="3823971" y="7263474"/>
-                            <a:ext cx="1183381" cy="175033"/>
-                          </a:xfrm>
-                          <a:prstGeom prst="rect">
-                            <a:avLst/>
-                          </a:prstGeom>
-                          <a:ln>
-                            <a:noFill/>
-                          </a:ln>
-                        </wps:spPr>
-                        <wps:txbx>
-                          <w:txbxContent>
-                            <w:p>
-                              <w:pPr>
-                                <w:spacing w:after="160" w:line="259" w:lineRule="auto"/>
-                                <w:ind w:left="0" w:firstLine="0"/>
-                                <w:jc w:val="left"/>
-                              </w:pPr>
-                              <w:r>
-                                <w:rPr>
-                                  <w:rFonts w:ascii="Georgia" w:eastAsia="Georgia" w:hAnsi="Georgia" w:cs="Georgia"/>
-                                  <w:b/>
-                                  <w:sz w:val="18"/>
-                                </w:rPr>
-                                <w:t>PREPARED BY</w:t>
-                              </w:r>
-                            </w:p>
-                          </w:txbxContent>
-                        </wps:txbx>
-                        <wps:bodyPr horzOverflow="overflow" vert="horz" lIns="0" tIns="0" rIns="0" bIns="0" rtlCol="0">
-                          <a:noAutofit/>
-                        </wps:bodyPr>
-                      </wps:wsp>
-                      <wps:wsp>
-                        <wps:cNvPr id="85" name="Rectangle 85"/>
-                        <wps:cNvSpPr/>
-                        <wps:spPr>
-                          <a:xfrm>
-                            <a:off x="4712643" y="7263474"/>
-                            <a:ext cx="39127" cy="175033"/>
-                          </a:xfrm>
-                          <a:prstGeom prst="rect">
-                            <a:avLst/>
-                          </a:prstGeom>
-                          <a:ln>
-                            <a:noFill/>
-                          </a:ln>
-                        </wps:spPr>
-                        <wps:txbx>
-                          <w:txbxContent>
-                            <w:p>
-                              <w:pPr>
-                                <w:spacing w:after="160" w:line="259" w:lineRule="auto"/>
-                                <w:ind w:left="0" w:firstLine="0"/>
-                                <w:jc w:val="left"/>
-                              </w:pPr>
-                              <w:r>
-                                <w:rPr>
-                                  <w:rFonts w:ascii="Georgia" w:eastAsia="Georgia" w:hAnsi="Georgia" w:cs="Georgia"/>
-                                  <w:b/>
-                                  <w:sz w:val="18"/>
-                                </w:rPr>
-                                <w:t xml:space="preserve"> </w:t>
-                              </w:r>
-                            </w:p>
-                          </w:txbxContent>
-                        </wps:txbx>
-                        <wps:bodyPr horzOverflow="overflow" vert="horz" lIns="0" tIns="0" rIns="0" bIns="0" rtlCol="0">
-                          <a:noAutofit/>
-                        </wps:bodyPr>
-                      </wps:wsp>
-                      <wps:wsp>
-                        <wps:cNvPr id="86" name="Rectangle 86"/>
-                        <wps:cNvSpPr/>
-                        <wps:spPr>
-                          <a:xfrm>
-                            <a:off x="623571" y="7361894"/>
-                            <a:ext cx="50673" cy="224466"/>
-                          </a:xfrm>
-                          <a:prstGeom prst="rect">
-                            <a:avLst/>
-                          </a:prstGeom>
-                          <a:ln>
-                            <a:noFill/>
-                          </a:ln>
-                        </wps:spPr>
-                        <wps:txbx>
-                          <w:txbxContent>
-                            <w:p>
-                              <w:pPr>
-                                <w:spacing w:after="160" w:line="259" w:lineRule="auto"/>
-                                <w:ind w:left="0" w:firstLine="0"/>
-                                <w:jc w:val="left"/>
-                              </w:pPr>
-                              <w:r>
-                                <w:t xml:space="preserve"> </w:t>
-                              </w:r>
-                            </w:p>
-                          </w:txbxContent>
-                        </wps:txbx>
-                        <wps:bodyPr horzOverflow="overflow" vert="horz" lIns="0" tIns="0" rIns="0" bIns="0" rtlCol="0">
-                          <a:noAutofit/>
-                        </wps:bodyPr>
-                      </wps:wsp>
-                      <wps:wsp>
-                        <wps:cNvPr id="87" name="Rectangle 87"/>
-                        <wps:cNvSpPr/>
-                        <wps:spPr>
-                          <a:xfrm>
-                            <a:off x="3823971" y="7522554"/>
-                            <a:ext cx="1836690" cy="175032"/>
-                          </a:xfrm>
-                          <a:prstGeom prst="rect">
-                            <a:avLst/>
-                          </a:prstGeom>
-                          <a:ln>
-                            <a:noFill/>
-                          </a:ln>
-                        </wps:spPr>
-                        <wps:txbx>
-                          <w:txbxContent>
-                            <w:p>
-                              <w:pPr>
-                                <w:spacing w:after="160" w:line="259" w:lineRule="auto"/>
-                                <w:ind w:left="0" w:firstLine="0"/>
-                                <w:jc w:val="left"/>
-                              </w:pPr>
-                              <w:r>
-                                <w:rPr>
-                                  <w:rFonts w:ascii="Georgia" w:eastAsia="Georgia" w:hAnsi="Georgia" w:cs="Georgia"/>
-                                  <w:b/>
-                                  <w:sz w:val="18"/>
-                                </w:rPr>
-                                <w:t>D. O AROWOSAFE Esq.</w:t>
-                              </w:r>
-                            </w:p>
-                          </w:txbxContent>
-                        </wps:txbx>
-                        <wps:bodyPr horzOverflow="overflow" vert="horz" lIns="0" tIns="0" rIns="0" bIns="0" rtlCol="0">
-                          <a:noAutofit/>
-                        </wps:bodyPr>
-                      </wps:wsp>
-                      <wps:wsp>
-                        <wps:cNvPr id="88" name="Rectangle 88"/>
-                        <wps:cNvSpPr/>
-                        <wps:spPr>
-                          <a:xfrm>
-                            <a:off x="5204221" y="7522554"/>
-                            <a:ext cx="39127" cy="175032"/>
-                          </a:xfrm>
-                          <a:prstGeom prst="rect">
-                            <a:avLst/>
-                          </a:prstGeom>
-                          <a:ln>
-                            <a:noFill/>
-                          </a:ln>
-                        </wps:spPr>
-                        <wps:txbx>
-                          <w:txbxContent>
-                            <w:p>
-                              <w:pPr>
-                                <w:spacing w:after="160" w:line="259" w:lineRule="auto"/>
-                                <w:ind w:left="0" w:firstLine="0"/>
-                                <w:jc w:val="left"/>
-                              </w:pPr>
-                              <w:r>
-                                <w:rPr>
-                                  <w:rFonts w:ascii="Georgia" w:eastAsia="Georgia" w:hAnsi="Georgia" w:cs="Georgia"/>
-                                  <w:b/>
-                                  <w:sz w:val="18"/>
-                                </w:rPr>
-                                <w:t xml:space="preserve"> </w:t>
-                              </w:r>
-                            </w:p>
-                          </w:txbxContent>
-                        </wps:txbx>
-                        <wps:bodyPr horzOverflow="overflow" vert="horz" lIns="0" tIns="0" rIns="0" bIns="0" rtlCol="0">
-                          <a:noAutofit/>
-                        </wps:bodyPr>
-                      </wps:wsp>
-                      <wps:wsp>
-                        <wps:cNvPr id="89" name="Rectangle 89"/>
-                        <wps:cNvSpPr/>
-                        <wps:spPr>
-                          <a:xfrm>
-                            <a:off x="623571" y="7617927"/>
-                            <a:ext cx="50673" cy="224466"/>
-                          </a:xfrm>
-                          <a:prstGeom prst="rect">
-                            <a:avLst/>
-                          </a:prstGeom>
-                          <a:ln>
-                            <a:noFill/>
-                          </a:ln>
-                        </wps:spPr>
-                        <wps:txbx>
-                          <w:txbxContent>
-                            <w:p>
-                              <w:pPr>
-                                <w:spacing w:after="160" w:line="259" w:lineRule="auto"/>
-                                <w:ind w:left="0" w:firstLine="0"/>
-                                <w:jc w:val="left"/>
-                              </w:pPr>
-                              <w:r>
-                                <w:t xml:space="preserve"> </w:t>
-                              </w:r>
-                            </w:p>
-                          </w:txbxContent>
-                        </wps:txbx>
-                        <wps:bodyPr horzOverflow="overflow" vert="horz" lIns="0" tIns="0" rIns="0" bIns="0" rtlCol="0">
-                          <a:noAutofit/>
-                        </wps:bodyPr>
-                      </wps:wsp>
-                      <wps:wsp>
-                        <wps:cNvPr id="90" name="Rectangle 90"/>
-                        <wps:cNvSpPr/>
-                        <wps:spPr>
-                          <a:xfrm>
-                            <a:off x="3823971" y="7778587"/>
-                            <a:ext cx="2267494" cy="175032"/>
-                          </a:xfrm>
-                          <a:prstGeom prst="rect">
-                            <a:avLst/>
-                          </a:prstGeom>
-                          <a:ln>
-                            <a:noFill/>
-                          </a:ln>
-                        </wps:spPr>
-                        <wps:txbx>
-                          <w:txbxContent>
-                            <w:p>
-                              <w:pPr>
-                                <w:spacing w:after="160" w:line="259" w:lineRule="auto"/>
-                                <w:ind w:left="0" w:firstLine="0"/>
-                                <w:jc w:val="left"/>
-                              </w:pPr>
-                              <w:r>
-                                <w:rPr>
-                                  <w:rFonts w:ascii="Georgia" w:eastAsia="Georgia" w:hAnsi="Georgia" w:cs="Georgia"/>
-                                  <w:b/>
-                                  <w:sz w:val="18"/>
-                                </w:rPr>
-                                <w:t>FOR: LEGAL DEPARTMENT,</w:t>
-                              </w:r>
-                            </w:p>
-                          </w:txbxContent>
-                        </wps:txbx>
-                        <wps:bodyPr horzOverflow="overflow" vert="horz" lIns="0" tIns="0" rIns="0" bIns="0" rtlCol="0">
-                          <a:noAutofit/>
-                        </wps:bodyPr>
-                      </wps:wsp>
-                      <wps:wsp>
-                        <wps:cNvPr id="91" name="Rectangle 91"/>
-                        <wps:cNvSpPr/>
-                        <wps:spPr>
-                          <a:xfrm>
-                            <a:off x="5528593" y="7778587"/>
-                            <a:ext cx="39127" cy="175032"/>
-                          </a:xfrm>
-                          <a:prstGeom prst="rect">
-                            <a:avLst/>
-                          </a:prstGeom>
-                          <a:ln>
-                            <a:noFill/>
-                          </a:ln>
-                        </wps:spPr>
-                        <wps:txbx>
-                          <w:txbxContent>
-                            <w:p>
-                              <w:pPr>
-                                <w:spacing w:after="160" w:line="259" w:lineRule="auto"/>
-                                <w:ind w:left="0" w:firstLine="0"/>
-                                <w:jc w:val="left"/>
-                              </w:pPr>
-                              <w:r>
-                                <w:rPr>
-                                  <w:rFonts w:ascii="Georgia" w:eastAsia="Georgia" w:hAnsi="Georgia" w:cs="Georgia"/>
-                                  <w:b/>
-                                  <w:sz w:val="18"/>
-                                </w:rPr>
-                                <w:t xml:space="preserve"> </w:t>
-                              </w:r>
-                            </w:p>
-                          </w:txbxContent>
-                        </wps:txbx>
-                        <wps:bodyPr horzOverflow="overflow" vert="horz" lIns="0" tIns="0" rIns="0" bIns="0" rtlCol="0">
-                          <a:noAutofit/>
-                        </wps:bodyPr>
-                      </wps:wsp>
-                      <wps:wsp>
-                        <wps:cNvPr id="92" name="Rectangle 92"/>
-                        <wps:cNvSpPr/>
-                        <wps:spPr>
-                          <a:xfrm>
-                            <a:off x="623571" y="7873958"/>
-                            <a:ext cx="50673" cy="224467"/>
-                          </a:xfrm>
-                          <a:prstGeom prst="rect">
-                            <a:avLst/>
-                          </a:prstGeom>
-                          <a:ln>
-                            <a:noFill/>
-                          </a:ln>
-                        </wps:spPr>
-                        <wps:txbx>
-                          <w:txbxContent>
-                            <w:p>
-                              <w:pPr>
-                                <w:spacing w:after="160" w:line="259" w:lineRule="auto"/>
-                                <w:ind w:left="0" w:firstLine="0"/>
-                                <w:jc w:val="left"/>
-                              </w:pPr>
-                              <w:r>
-                                <w:t xml:space="preserve"> </w:t>
-                              </w:r>
-                            </w:p>
-                          </w:txbxContent>
-                        </wps:txbx>
-                        <wps:bodyPr horzOverflow="overflow" vert="horz" lIns="0" tIns="0" rIns="0" bIns="0" rtlCol="0">
-                          <a:noAutofit/>
-                        </wps:bodyPr>
-                      </wps:wsp>
-                      <wps:wsp>
-                        <wps:cNvPr id="93" name="Rectangle 93"/>
-                        <wps:cNvSpPr/>
-                        <wps:spPr>
-                          <a:xfrm>
-                            <a:off x="3823971" y="8034618"/>
-                            <a:ext cx="2858014" cy="175032"/>
-                          </a:xfrm>
-                          <a:prstGeom prst="rect">
-                            <a:avLst/>
-                          </a:prstGeom>
-                          <a:ln>
-                            <a:noFill/>
-                          </a:ln>
-                        </wps:spPr>
-                        <wps:txbx>
-                          <w:txbxContent>
-                            <w:p>
-                              <w:pPr>
-                                <w:spacing w:after="160" w:line="259" w:lineRule="auto"/>
-                                <w:ind w:left="0" w:firstLine="0"/>
-                                <w:jc w:val="left"/>
-                              </w:pPr>
-                              <w:r>
-                                <w:rPr>
-                                  <w:rFonts w:ascii="Georgia" w:eastAsia="Georgia" w:hAnsi="Georgia" w:cs="Georgia"/>
-                                  <w:b/>
-                                  <w:sz w:val="18"/>
-                                </w:rPr>
-                                <w:t>LANDCULTURE INVESTMENT LTD,</w:t>
-                              </w:r>
-                            </w:p>
-                          </w:txbxContent>
-                        </wps:txbx>
-                        <wps:bodyPr horzOverflow="overflow" vert="horz" lIns="0" tIns="0" rIns="0" bIns="0" rtlCol="0">
-                          <a:noAutofit/>
-                        </wps:bodyPr>
-                      </wps:wsp>
-                      <wps:wsp>
-                        <wps:cNvPr id="94" name="Rectangle 94"/>
-                        <wps:cNvSpPr/>
-                        <wps:spPr>
-                          <a:xfrm>
-                            <a:off x="5972455" y="8034618"/>
-                            <a:ext cx="39127" cy="175032"/>
-                          </a:xfrm>
-                          <a:prstGeom prst="rect">
-                            <a:avLst/>
-                          </a:prstGeom>
-                          <a:ln>
-                            <a:noFill/>
-                          </a:ln>
-                        </wps:spPr>
-                        <wps:txbx>
-                          <w:txbxContent>
-                            <w:p>
-                              <w:pPr>
-                                <w:spacing w:after="160" w:line="259" w:lineRule="auto"/>
-                                <w:ind w:left="0" w:firstLine="0"/>
-                                <w:jc w:val="left"/>
-                              </w:pPr>
-                              <w:r>
-                                <w:rPr>
-                                  <w:rFonts w:ascii="Georgia" w:eastAsia="Georgia" w:hAnsi="Georgia" w:cs="Georgia"/>
-                                  <w:b/>
-                                  <w:sz w:val="18"/>
-                                </w:rPr>
-                                <w:t xml:space="preserve"> </w:t>
-                              </w:r>
-                            </w:p>
-                          </w:txbxContent>
-                        </wps:txbx>
-                        <wps:bodyPr horzOverflow="overflow" vert="horz" lIns="0" tIns="0" rIns="0" bIns="0" rtlCol="0">
-                          <a:noAutofit/>
-                        </wps:bodyPr>
-                      </wps:wsp>
-                      <wps:wsp>
-                        <wps:cNvPr id="95" name="Rectangle 95"/>
-                        <wps:cNvSpPr/>
-                        <wps:spPr>
-                          <a:xfrm>
-                            <a:off x="623571" y="8129991"/>
-                            <a:ext cx="50673" cy="224466"/>
-                          </a:xfrm>
-                          <a:prstGeom prst="rect">
-                            <a:avLst/>
-                          </a:prstGeom>
-                          <a:ln>
-                            <a:noFill/>
-                          </a:ln>
-                        </wps:spPr>
-                        <wps:txbx>
-                          <w:txbxContent>
-                            <w:p>
-                              <w:pPr>
-                                <w:spacing w:after="160" w:line="259" w:lineRule="auto"/>
-                                <w:ind w:left="0" w:firstLine="0"/>
-                                <w:jc w:val="left"/>
-                              </w:pPr>
-                              <w:r>
-                                <w:t xml:space="preserve"> </w:t>
-                              </w:r>
-                            </w:p>
-                          </w:txbxContent>
-                        </wps:txbx>
-                        <wps:bodyPr horzOverflow="overflow" vert="horz" lIns="0" tIns="0" rIns="0" bIns="0" rtlCol="0">
-                          <a:noAutofit/>
-                        </wps:bodyPr>
-                      </wps:wsp>
-                      <wps:wsp>
-                        <wps:cNvPr id="96" name="Rectangle 96"/>
-                        <wps:cNvSpPr/>
-                        <wps:spPr>
-                          <a:xfrm>
-                            <a:off x="3966511" y="8290650"/>
-                            <a:ext cx="2544746" cy="175032"/>
-                          </a:xfrm>
-                          <a:prstGeom prst="rect">
-                            <a:avLst/>
-                          </a:prstGeom>
-                          <a:ln>
-                            <a:noFill/>
-                          </a:ln>
-                        </wps:spPr>
-                        <wps:txbx>
-                          <w:txbxContent>
-                            <w:p>
-                              <w:pPr>
-                                <w:spacing w:after="160" w:line="259" w:lineRule="auto"/>
-                                <w:ind w:left="0" w:firstLine="0"/>
-                                <w:jc w:val="left"/>
-                              </w:pPr>
-                              <w:r>
-                                <w:rPr>
-                                  <w:rFonts w:ascii="Georgia" w:eastAsia="Georgia" w:hAnsi="Georgia" w:cs="Georgia"/>
-                                  <w:b/>
-                                  <w:sz w:val="18"/>
-                                </w:rPr>
-                                <w:t>PLOT 6, OLD JEBBA ROAD, BES</w:t>
-                              </w:r>
-                            </w:p>
-                          </w:txbxContent>
-                        </wps:txbx>
-                        <wps:bodyPr horzOverflow="overflow" vert="horz" lIns="0" tIns="0" rIns="0" bIns="0" rtlCol="0">
-                          <a:noAutofit/>
-                        </wps:bodyPr>
-                      </wps:wsp>
-                      <wps:wsp>
-                        <wps:cNvPr id="97" name="Rectangle 97"/>
-                        <wps:cNvSpPr/>
-                        <wps:spPr>
-                          <a:xfrm>
-                            <a:off x="5878747" y="8290650"/>
-                            <a:ext cx="917220" cy="175032"/>
-                          </a:xfrm>
-                          <a:prstGeom prst="rect">
-                            <a:avLst/>
-                          </a:prstGeom>
-                          <a:ln>
-                            <a:noFill/>
-                          </a:ln>
-                        </wps:spPr>
-                        <wps:txbx>
-                          <w:txbxContent>
-                            <w:p>
-                              <w:pPr>
-                                <w:spacing w:after="160" w:line="259" w:lineRule="auto"/>
-                                <w:ind w:left="0" w:firstLine="0"/>
-                                <w:jc w:val="left"/>
-                              </w:pPr>
-                              <w:r>
-                                <w:rPr>
-                                  <w:rFonts w:ascii="Georgia" w:eastAsia="Georgia" w:hAnsi="Georgia" w:cs="Georgia"/>
-                                  <w:b/>
-                                  <w:sz w:val="18"/>
-                                </w:rPr>
-                                <w:t>IDE IPMAN</w:t>
-                              </w:r>
-                            </w:p>
-                          </w:txbxContent>
-                        </wps:txbx>
-                        <wps:bodyPr horzOverflow="overflow" vert="horz" lIns="0" tIns="0" rIns="0" bIns="0" rtlCol="0">
-                          <a:noAutofit/>
-                        </wps:bodyPr>
-                      </wps:wsp>
-                      <wps:wsp>
-                        <wps:cNvPr id="98" name="Rectangle 98"/>
-                        <wps:cNvSpPr/>
-                        <wps:spPr>
-                          <a:xfrm>
-                            <a:off x="6567171" y="8290650"/>
-                            <a:ext cx="39127" cy="175032"/>
-                          </a:xfrm>
-                          <a:prstGeom prst="rect">
-                            <a:avLst/>
-                          </a:prstGeom>
-                          <a:ln>
-                            <a:noFill/>
-                          </a:ln>
-                        </wps:spPr>
-                        <wps:txbx>
-                          <w:txbxContent>
-                            <w:p>
-                              <w:pPr>
-                                <w:spacing w:after="160" w:line="259" w:lineRule="auto"/>
-                                <w:ind w:left="0" w:firstLine="0"/>
-                                <w:jc w:val="left"/>
-                              </w:pPr>
-                              <w:r>
-                                <w:rPr>
-                                  <w:rFonts w:ascii="Georgia" w:eastAsia="Georgia" w:hAnsi="Georgia" w:cs="Georgia"/>
-                                  <w:b/>
-                                  <w:sz w:val="18"/>
-                                </w:rPr>
-                                <w:t xml:space="preserve"> </w:t>
-                              </w:r>
-                            </w:p>
-                          </w:txbxContent>
-                        </wps:txbx>
-                        <wps:bodyPr horzOverflow="overflow" vert="horz" lIns="0" tIns="0" rIns="0" bIns="0" rtlCol="0">
-                          <a:noAutofit/>
-                        </wps:bodyPr>
-                      </wps:wsp>
-                      <wps:wsp>
-                        <wps:cNvPr id="99" name="Rectangle 99"/>
-                        <wps:cNvSpPr/>
-                        <wps:spPr>
-                          <a:xfrm>
-                            <a:off x="3823971" y="8421714"/>
-                            <a:ext cx="310526" cy="175032"/>
-                          </a:xfrm>
-                          <a:prstGeom prst="rect">
-                            <a:avLst/>
-                          </a:prstGeom>
-                          <a:ln>
-                            <a:noFill/>
-                          </a:ln>
-                        </wps:spPr>
-                        <wps:txbx>
-                          <w:txbxContent>
-                            <w:p>
-                              <w:pPr>
-                                <w:spacing w:after="160" w:line="259" w:lineRule="auto"/>
-                                <w:ind w:left="0" w:firstLine="0"/>
-                                <w:jc w:val="left"/>
-                              </w:pPr>
-                              <w:r>
-                                <w:rPr>
-                                  <w:rFonts w:ascii="Georgia" w:eastAsia="Georgia" w:hAnsi="Georgia" w:cs="Georgia"/>
-                                  <w:b/>
-                                  <w:sz w:val="18"/>
-                                </w:rPr>
-                                <w:t>BUI</w:t>
-                              </w:r>
-                            </w:p>
-                          </w:txbxContent>
-                        </wps:txbx>
-                        <wps:bodyPr horzOverflow="overflow" vert="horz" lIns="0" tIns="0" rIns="0" bIns="0" rtlCol="0">
-                          <a:noAutofit/>
-                        </wps:bodyPr>
-                      </wps:wsp>
-                      <wps:wsp>
-                        <wps:cNvPr id="100" name="Rectangle 100"/>
-                        <wps:cNvSpPr/>
-                        <wps:spPr>
-                          <a:xfrm>
-                            <a:off x="4056756" y="8421714"/>
-                            <a:ext cx="232686" cy="175032"/>
-                          </a:xfrm>
-                          <a:prstGeom prst="rect">
-                            <a:avLst/>
-                          </a:prstGeom>
-                          <a:ln>
-                            <a:noFill/>
-                          </a:ln>
-                        </wps:spPr>
-                        <wps:txbx>
-                          <w:txbxContent>
-                            <w:p>
-                              <w:pPr>
-                                <w:spacing w:after="160" w:line="259" w:lineRule="auto"/>
-                                <w:ind w:left="0" w:firstLine="0"/>
-                                <w:jc w:val="left"/>
-                              </w:pPr>
-                              <w:r>
-                                <w:rPr>
-                                  <w:rFonts w:ascii="Georgia" w:eastAsia="Georgia" w:hAnsi="Georgia" w:cs="Georgia"/>
-                                  <w:b/>
-                                  <w:sz w:val="18"/>
-                                </w:rPr>
-                                <w:t>LD</w:t>
-                              </w:r>
-                            </w:p>
-                          </w:txbxContent>
-                        </wps:txbx>
-                        <wps:bodyPr horzOverflow="overflow" vert="horz" lIns="0" tIns="0" rIns="0" bIns="0" rtlCol="0">
-                          <a:noAutofit/>
-                        </wps:bodyPr>
-                      </wps:wsp>
-                      <wps:wsp>
-                        <wps:cNvPr id="101" name="Rectangle 101"/>
-                        <wps:cNvSpPr/>
-                        <wps:spPr>
-                          <a:xfrm>
-                            <a:off x="4230440" y="8421714"/>
-                            <a:ext cx="319615" cy="175032"/>
-                          </a:xfrm>
-                          <a:prstGeom prst="rect">
-                            <a:avLst/>
-                          </a:prstGeom>
-                          <a:ln>
-                            <a:noFill/>
-                          </a:ln>
-                        </wps:spPr>
-                        <wps:txbx>
-                          <w:txbxContent>
-                            <w:p>
-                              <w:pPr>
-                                <w:spacing w:after="160" w:line="259" w:lineRule="auto"/>
-                                <w:ind w:left="0" w:firstLine="0"/>
-                                <w:jc w:val="left"/>
-                              </w:pPr>
-                              <w:r>
-                                <w:rPr>
-                                  <w:rFonts w:ascii="Georgia" w:eastAsia="Georgia" w:hAnsi="Georgia" w:cs="Georgia"/>
-                                  <w:b/>
-                                  <w:sz w:val="18"/>
-                                </w:rPr>
-                                <w:t>ING</w:t>
-                              </w:r>
-                            </w:p>
-                          </w:txbxContent>
-                        </wps:txbx>
-                        <wps:bodyPr horzOverflow="overflow" vert="horz" lIns="0" tIns="0" rIns="0" bIns="0" rtlCol="0">
-                          <a:noAutofit/>
-                        </wps:bodyPr>
-                      </wps:wsp>
-                      <wps:wsp>
-                        <wps:cNvPr id="102" name="Rectangle 102"/>
-                        <wps:cNvSpPr/>
-                        <wps:spPr>
-                          <a:xfrm>
-                            <a:off x="4469586" y="8421714"/>
-                            <a:ext cx="50527" cy="175032"/>
-                          </a:xfrm>
-                          <a:prstGeom prst="rect">
-                            <a:avLst/>
-                          </a:prstGeom>
-                          <a:ln>
-                            <a:noFill/>
-                          </a:ln>
-                        </wps:spPr>
-                        <wps:txbx>
-                          <w:txbxContent>
-                            <w:p>
-                              <w:pPr>
-                                <w:spacing w:after="160" w:line="259" w:lineRule="auto"/>
-                                <w:ind w:left="0" w:firstLine="0"/>
-                                <w:jc w:val="left"/>
-                              </w:pPr>
-                              <w:r>
-                                <w:rPr>
-                                  <w:rFonts w:ascii="Georgia" w:eastAsia="Georgia" w:hAnsi="Georgia" w:cs="Georgia"/>
-                                  <w:b/>
-                                  <w:sz w:val="18"/>
-                                </w:rPr>
-                                <w:t>,</w:t>
-                              </w:r>
-                            </w:p>
-                          </w:txbxContent>
-                        </wps:txbx>
-                        <wps:bodyPr horzOverflow="overflow" vert="horz" lIns="0" tIns="0" rIns="0" bIns="0" rtlCol="0">
-                          <a:noAutofit/>
-                        </wps:bodyPr>
-                      </wps:wsp>
-                      <wps:wsp>
-                        <wps:cNvPr id="103" name="Rectangle 103"/>
-                        <wps:cNvSpPr/>
-                        <wps:spPr>
-                          <a:xfrm>
-                            <a:off x="4507092" y="8421714"/>
-                            <a:ext cx="39127" cy="175032"/>
-                          </a:xfrm>
-                          <a:prstGeom prst="rect">
-                            <a:avLst/>
-                          </a:prstGeom>
-                          <a:ln>
-                            <a:noFill/>
-                          </a:ln>
-                        </wps:spPr>
-                        <wps:txbx>
-                          <w:txbxContent>
-                            <w:p>
-                              <w:pPr>
-                                <w:spacing w:after="160" w:line="259" w:lineRule="auto"/>
-                                <w:ind w:left="0" w:firstLine="0"/>
-                                <w:jc w:val="left"/>
-                              </w:pPr>
-                              <w:r>
-                                <w:rPr>
-                                  <w:rFonts w:ascii="Georgia" w:eastAsia="Georgia" w:hAnsi="Georgia" w:cs="Georgia"/>
-                                  <w:b/>
-                                  <w:sz w:val="18"/>
-                                </w:rPr>
-                                <w:t xml:space="preserve"> </w:t>
-                              </w:r>
-                            </w:p>
-                          </w:txbxContent>
-                        </wps:txbx>
-                        <wps:bodyPr horzOverflow="overflow" vert="horz" lIns="0" tIns="0" rIns="0" bIns="0" rtlCol="0">
-                          <a:noAutofit/>
-                        </wps:bodyPr>
-                      </wps:wsp>
-                      <wps:wsp>
-                        <wps:cNvPr id="104" name="Rectangle 104"/>
-                        <wps:cNvSpPr/>
-                        <wps:spPr>
-                          <a:xfrm>
-                            <a:off x="623571" y="8517086"/>
-                            <a:ext cx="50673" cy="224467"/>
-                          </a:xfrm>
-                          <a:prstGeom prst="rect">
-                            <a:avLst/>
-                          </a:prstGeom>
-                          <a:ln>
-                            <a:noFill/>
-                          </a:ln>
-                        </wps:spPr>
-                        <wps:txbx>
-                          <w:txbxContent>
-                            <w:p>
-                              <w:pPr>
-                                <w:spacing w:after="160" w:line="259" w:lineRule="auto"/>
-                                <w:ind w:left="0" w:firstLine="0"/>
-                                <w:jc w:val="left"/>
-                              </w:pPr>
-                              <w:r>
-                                <w:t xml:space="preserve"> </w:t>
-                              </w:r>
-                            </w:p>
-                          </w:txbxContent>
-                        </wps:txbx>
-                        <wps:bodyPr horzOverflow="overflow" vert="horz" lIns="0" tIns="0" rIns="0" bIns="0" rtlCol="0">
-                          <a:noAutofit/>
-                        </wps:bodyPr>
-                      </wps:wsp>
-                      <wps:wsp>
-                        <wps:cNvPr id="105" name="Rectangle 105"/>
-                        <wps:cNvSpPr/>
-                        <wps:spPr>
-                          <a:xfrm>
-                            <a:off x="3823971" y="8677746"/>
-                            <a:ext cx="99976" cy="175032"/>
-                          </a:xfrm>
-                          <a:prstGeom prst="rect">
-                            <a:avLst/>
-                          </a:prstGeom>
-                          <a:ln>
-                            <a:noFill/>
-                          </a:ln>
-                        </wps:spPr>
-                        <wps:txbx>
-                          <w:txbxContent>
-                            <w:p>
-                              <w:pPr>
-                                <w:spacing w:after="160" w:line="259" w:lineRule="auto"/>
-                                <w:ind w:left="0" w:firstLine="0"/>
-                                <w:jc w:val="left"/>
-                              </w:pPr>
-                              <w:r>
-                                <w:rPr>
-                                  <w:rFonts w:ascii="Georgia" w:eastAsia="Georgia" w:hAnsi="Georgia" w:cs="Georgia"/>
-                                  <w:b/>
-                                  <w:sz w:val="18"/>
-                                </w:rPr>
-                                <w:t>S</w:t>
-                              </w:r>
-                            </w:p>
-                          </w:txbxContent>
-                        </wps:txbx>
-                        <wps:bodyPr horzOverflow="overflow" vert="horz" lIns="0" tIns="0" rIns="0" bIns="0" rtlCol="0">
-                          <a:noAutofit/>
-                        </wps:bodyPr>
-                      </wps:wsp>
-                      <wps:wsp>
-                        <wps:cNvPr id="106" name="Rectangle 106"/>
-                        <wps:cNvSpPr/>
-                        <wps:spPr>
-                          <a:xfrm>
-                            <a:off x="3898144" y="8677746"/>
-                            <a:ext cx="116767" cy="175032"/>
-                          </a:xfrm>
-                          <a:prstGeom prst="rect">
-                            <a:avLst/>
-                          </a:prstGeom>
-                          <a:ln>
-                            <a:noFill/>
-                          </a:ln>
-                        </wps:spPr>
-                        <wps:txbx>
-                          <w:txbxContent>
-                            <w:p>
-                              <w:pPr>
-                                <w:spacing w:after="160" w:line="259" w:lineRule="auto"/>
-                                <w:ind w:left="0" w:firstLine="0"/>
-                                <w:jc w:val="left"/>
-                              </w:pPr>
-                              <w:r>
-                                <w:rPr>
-                                  <w:rFonts w:ascii="Georgia" w:eastAsia="Georgia" w:hAnsi="Georgia" w:cs="Georgia"/>
-                                  <w:b/>
-                                  <w:sz w:val="18"/>
-                                </w:rPr>
-                                <w:t>A</w:t>
-                              </w:r>
-                            </w:p>
-                          </w:txbxContent>
-                        </wps:txbx>
-                        <wps:bodyPr horzOverflow="overflow" vert="horz" lIns="0" tIns="0" rIns="0" bIns="0" rtlCol="0">
-                          <a:noAutofit/>
-                        </wps:bodyPr>
-                      </wps:wsp>
-                      <wps:wsp>
-                        <wps:cNvPr id="107" name="Rectangle 107"/>
-                        <wps:cNvSpPr/>
-                        <wps:spPr>
-                          <a:xfrm>
-                            <a:off x="3984817" y="8677746"/>
-                            <a:ext cx="2432878" cy="175032"/>
-                          </a:xfrm>
-                          <a:prstGeom prst="rect">
-                            <a:avLst/>
-                          </a:prstGeom>
-                          <a:ln>
-                            <a:noFill/>
-                          </a:ln>
-                        </wps:spPr>
-                        <wps:txbx>
-                          <w:txbxContent>
-                            <w:p>
-                              <w:pPr>
-                                <w:spacing w:after="160" w:line="259" w:lineRule="auto"/>
-                                <w:ind w:left="0" w:firstLine="0"/>
-                                <w:jc w:val="left"/>
-                              </w:pPr>
-                              <w:r>
-                                <w:rPr>
-                                  <w:rFonts w:ascii="Georgia" w:eastAsia="Georgia" w:hAnsi="Georgia" w:cs="Georgia"/>
-                                  <w:b/>
-                                  <w:sz w:val="18"/>
-                                </w:rPr>
-                                <w:t>NGO, ILORIN, KWARA STATE.</w:t>
-                              </w:r>
-                            </w:p>
-                          </w:txbxContent>
-                        </wps:txbx>
-                        <wps:bodyPr horzOverflow="overflow" vert="horz" lIns="0" tIns="0" rIns="0" bIns="0" rtlCol="0">
-                          <a:noAutofit/>
-                        </wps:bodyPr>
-                      </wps:wsp>
-                      <wps:wsp>
-                        <wps:cNvPr id="108" name="Rectangle 108"/>
-                        <wps:cNvSpPr/>
-                        <wps:spPr>
-                          <a:xfrm>
-                            <a:off x="5813617" y="8677746"/>
-                            <a:ext cx="39127" cy="175032"/>
-                          </a:xfrm>
-                          <a:prstGeom prst="rect">
-                            <a:avLst/>
-                          </a:prstGeom>
-                          <a:ln>
-                            <a:noFill/>
-                          </a:ln>
-                        </wps:spPr>
-                        <wps:txbx>
-                          <w:txbxContent>
-                            <w:p>
-                              <w:pPr>
-                                <w:spacing w:after="160" w:line="259" w:lineRule="auto"/>
-                                <w:ind w:left="0" w:firstLine="0"/>
-                                <w:jc w:val="left"/>
-                              </w:pPr>
-                              <w:r>
-                                <w:rPr>
-                                  <w:rFonts w:ascii="Georgia" w:eastAsia="Georgia" w:hAnsi="Georgia" w:cs="Georgia"/>
-                                  <w:b/>
-                                  <w:sz w:val="18"/>
-                                </w:rPr>
-                                <w:t xml:space="preserve"> </w:t>
-                              </w:r>
-                            </w:p>
-                          </w:txbxContent>
-                        </wps:txbx>
-                        <wps:bodyPr horzOverflow="overflow" vert="horz" lIns="0" tIns="0" rIns="0" bIns="0" rtlCol="0">
-                          <a:noAutofit/>
-                        </wps:bodyPr>
-                      </wps:wsp>
-                    </wpg:wgp>
-                  </a:graphicData>
-                </a:graphic>
-              </wp:inline>
-            </w:drawing>
-          </mc:Choice>
-          <mc:Fallback>
-            <w:pict>
-              <v:group w14:anchorId="568177DB" id="Group 11271" o:spid="_x0000_s1026" style="width:564.05pt;height:744pt;mso-position-horizontal-relative:char;mso-position-vertical-relative:line" coordsize="71634,94488" o:gfxdata="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">
-                <v:shapetype id="_x0000_t75" coordsize="21600,21600" o:spt="75" o:preferrelative="t" path="m@4@5l@4@11@9@11@9@5xe" filled="f" stroked="f">
-                  <v:stroke joinstyle="miter"/>
-                  <v:formulas>
-                    <v:f eqn="if lineDrawn pixelLineWidth 0"/>
-                    <v:f eqn="sum @0 1 0"/>
-                    <v:f eqn="sum 0 0 @1"/>
-                    <v:f eqn="prod @2 1 2"/>
-                    <v:f eqn="prod @3 21600 pixelWidth"/>
-                    <v:f eqn="prod @3 21600 pixelHeight"/>
-                    <v:f eqn="sum @0 0 1"/>
-                    <v:f eqn="prod @6 1 2"/>
-                    <v:f eqn="prod @7 21600 pixelWidth"/>
-                    <v:f eqn="sum @8 21600 0"/>
-                    <v:f eqn="prod @7 21600 pixelHeight"/>
-                    <v:f eqn="sum @10 21600 0"/>
-                  </v:formulas>
-                  <v:path o:extrusionok="f" gradientshapeok="t" o:connecttype="rect"/>
-                  <o:lock v:ext="edit" aspectratio="t"/>
-                </v:shapetype>
-                <v:shape id="Picture 8" o:spid="_x0000_s1027" type="#_x0000_t75" style="position:absolute;width:71634;height:94488;visibility:visible;mso-wrap-style:square" o:gfxdata="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">
-                  <v:imagedata r:id="rId6" o:title=""/>
-                </v:shape>
-                <v:rect id="Rectangle 9" o:spid="_x0000_s1028" style="position:absolute;left:20474;top:4282;width:947;height:4238;visibility:visible;mso-wrap-style:square;v-text-anchor:top" o:gfxdata="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" filled="f" stroked="f">
-                  <v:textbox inset="0,0,0,0">
-                    <w:txbxContent>
-                      <w:p>
-                        <w:pPr>
-                          <w:spacing w:after="160" w:line="259" w:lineRule="auto"/>
-                          <w:ind w:left="0" w:firstLine="0"/>
-                          <w:jc w:val="left"/>
-                        </w:pPr>
-                        <w:r>
-                          <w:rPr>
-                            <w:rFonts w:ascii="Georgia" w:eastAsia="Georgia" w:hAnsi="Georgia" w:cs="Georgia"/>
-                            <w:b/>
-                            <w:sz w:val="44"/>
-                          </w:rPr>
-                          <w:t xml:space="preserve"> </w:t>
-                        </w:r>
-                      </w:p>
-                    </w:txbxContent>
-                  </v:textbox>
-                </v:rect>
-                <v:rect id="Rectangle 10" o:spid="_x0000_s1029" style="position:absolute;left:21183;top:4282;width:40240;height:4238;visibility:visible;mso-wrap-style:square;v-text-anchor:top" o:gfxdata="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" filled="f" stroked="f">
-                  <v:textbox inset="0,0,0,0">
-                    <w:txbxContent>
-                      <w:p>
-                        <w:pPr>
-                          <w:spacing w:after="160" w:line="259" w:lineRule="auto"/>
-                          <w:ind w:left="0" w:firstLine="0"/>
-                          <w:jc w:val="left"/>
-                        </w:pPr>
-                        <w:r>
-                          <w:rPr>
-                            <w:rFonts w:ascii="Georgia" w:eastAsia="Georgia" w:hAnsi="Georgia" w:cs="Georgia"/>
-                            <w:b/>
-                            <w:sz w:val="44"/>
-                          </w:rPr>
-                          <w:t>CONTRACT OF SALE</w:t>
-                        </w:r>
-                      </w:p>
-                    </w:txbxContent>
-                  </v:textbox>
-                </v:rect>
-                <v:rect id="Rectangle 11" o:spid="_x0000_s1030" style="position:absolute;left:51433;top:4282;width:947;height:4238;visibility:visible;mso-wrap-style:square;v-text-anchor:top" o:gfxdata="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" filled="f" stroked="f">
-                  <v:textbox inset="0,0,0,0">
-                    <w:txbxContent>
-                      <w:p>
-                        <w:pPr>
-                          <w:spacing w:after="160" w:line="259" w:lineRule="auto"/>
-                          <w:ind w:left="0" w:firstLine="0"/>
-                          <w:jc w:val="left"/>
-                        </w:pPr>
-                        <w:r>
-                          <w:rPr>
-                            <w:rFonts w:ascii="Georgia" w:eastAsia="Georgia" w:hAnsi="Georgia" w:cs="Georgia"/>
-                            <w:b/>
-                            <w:sz w:val="44"/>
-                          </w:rPr>
-                          <w:t xml:space="preserve"> </w:t>
-                        </w:r>
-                      </w:p>
-                    </w:txbxContent>
-                  </v:textbox>
-                </v:rect>
-                <v:rect id="Rectangle 12" o:spid="_x0000_s1031" style="position:absolute;left:6235;top:7142;width:507;height:2244;visibility:visible;mso-wrap-style:square;v-text-anchor:top" o:gfxdata="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" filled="f" stroked="f">
-                  <v:textbox inset="0,0,0,0">
-                    <w:txbxContent>
-                      <w:p>
-                        <w:pPr>
-                          <w:spacing w:after="160" w:line="259" w:lineRule="auto"/>
-                          <w:ind w:left="0" w:firstLine="0"/>
-                          <w:jc w:val="left"/>
-                        </w:pPr>
-                        <w:r>
-                          <w:t xml:space="preserve"> </w:t>
-                        </w:r>
-                      </w:p>
-                    </w:txbxContent>
-                  </v:textbox>
-                </v:rect>
-                <v:rect id="Rectangle 13" o:spid="_x0000_s1032" style="position:absolute;left:6235;top:8422;width:507;height:2244;visibility:visible;mso-wrap-style:square;v-text-anchor:top" o:gfxdata="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" filled="f" stroked="f">
-                  <v:textbox inset="0,0,0,0">
-                    <w:txbxContent>
-                      <w:p>
-                        <w:pPr>
-                          <w:spacing w:after="160" w:line="259" w:lineRule="auto"/>
-                          <w:ind w:left="0" w:firstLine="0"/>
-                          <w:jc w:val="left"/>
-                        </w:pPr>
-                        <w:r>
-                          <w:t xml:space="preserve"> </w:t>
-                        </w:r>
-                      </w:p>
-                    </w:txbxContent>
-                  </v:textbox>
-                </v:rect>
-                <v:rect id="Rectangle 14" o:spid="_x0000_s1033" style="position:absolute;left:6235;top:9702;width:507;height:2245;visibility:visible;mso-wrap-style:square;v-text-anchor:top" o:gfxdata="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" filled="f" stroked="f">
-                  <v:textbox inset="0,0,0,0">
-                    <w:txbxContent>
-                      <w:p>
-                        <w:pPr>
-                          <w:spacing w:after="160" w:line="259" w:lineRule="auto"/>
-                          <w:ind w:left="0" w:firstLine="0"/>
-                          <w:jc w:val="left"/>
-                        </w:pPr>
-                        <w:r>
-                          <w:t xml:space="preserve"> </w:t>
-                        </w:r>
-                      </w:p>
-                    </w:txbxContent>
-                  </v:textbox>
-                </v:rect>
-                <v:rect id="Rectangle 15" o:spid="_x0000_s1034" style="position:absolute;left:6235;top:11439;width:507;height:2245;visibility:visible;mso-wrap-style:square;v-text-anchor:top" o:gfxdata="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" filled="f" stroked="f">
-                  <v:textbox inset="0,0,0,0">
-                    <w:txbxContent>
-                      <w:p>
-                        <w:pPr>
-                          <w:spacing w:after="160" w:line="259" w:lineRule="auto"/>
-                          <w:ind w:left="0" w:firstLine="0"/>
-                          <w:jc w:val="left"/>
-                        </w:pPr>
-                        <w:r>
-                          <w:t xml:space="preserve"> </w:t>
-                        </w:r>
-                      </w:p>
-                    </w:txbxContent>
-                  </v:textbox>
-                </v:rect>
-                <v:rect id="Rectangle 16" o:spid="_x0000_s1035" style="position:absolute;left:31708;top:13198;width:11292;height:2303;visibility:visible;mso-wrap-style:square;v-text-anchor:top" o:gfxdata="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" filled="f" stroked="f">
-                  <v:textbox inset="0,0,0,0">
-                    <w:txbxContent>
-                      <w:p>
-                        <w:pPr>
-                          <w:spacing w:after="160" w:line="259" w:lineRule="auto"/>
-                          <w:ind w:left="0" w:firstLine="0"/>
-                          <w:jc w:val="left"/>
-                        </w:pPr>
-                        <w:r>
-                          <w:rPr>
-                            <w:rFonts w:ascii="Georgia" w:eastAsia="Georgia" w:hAnsi="Georgia" w:cs="Georgia"/>
-                            <w:b/>
-                          </w:rPr>
-                          <w:t>BETWEEN</w:t>
-                        </w:r>
-                      </w:p>
-                    </w:txbxContent>
-                  </v:textbox>
-                </v:rect>
-                <v:rect id="Rectangle 17" o:spid="_x0000_s1036" style="position:absolute;left:40198;top:13198;width:515;height:2303;visibility:visible;mso-wrap-style:square;v-text-anchor:top" o:gfxdata="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" filled="f" stroked="f">
-                  <v:textbox inset="0,0,0,0">
-                    <w:txbxContent>
-                      <w:p>
-                        <w:pPr>
-                          <w:spacing w:after="160" w:line="259" w:lineRule="auto"/>
-                          <w:ind w:left="0" w:firstLine="0"/>
-                          <w:jc w:val="left"/>
-                        </w:pPr>
-                        <w:r>
-                          <w:rPr>
-                            <w:rFonts w:ascii="Georgia" w:eastAsia="Georgia" w:hAnsi="Georgia" w:cs="Georgia"/>
-                            <w:b/>
-                          </w:rPr>
-                          <w:t xml:space="preserve"> </w:t>
-                        </w:r>
-                      </w:p>
-                    </w:txbxContent>
-                  </v:textbox>
-                </v:rect>
-                <v:rect id="Rectangle 18" o:spid="_x0000_s1037" style="position:absolute;left:6235;top:14609;width:507;height:2245;visibility:visible;mso-wrap-style:square;v-text-anchor:top" o:gfxdata="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" filled="f" stroked="f">
-                  <v:textbox inset="0,0,0,0">
-                    <w:txbxContent>
-                      <w:p>
-                        <w:pPr>
-                          <w:spacing w:after="160" w:line="259" w:lineRule="auto"/>
-                          <w:ind w:left="0" w:firstLine="0"/>
-                          <w:jc w:val="left"/>
-                        </w:pPr>
-                        <w:r>
-                          <w:t xml:space="preserve"> </w:t>
-                        </w:r>
-                      </w:p>
-                    </w:txbxContent>
-                  </v:textbox>
-                </v:rect>
-                <v:rect id="Rectangle 19" o:spid="_x0000_s1038" style="position:absolute;left:6235;top:15859;width:507;height:2245;visibility:visible;mso-wrap-style:square;v-text-anchor:top" o:gfxdata="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" filled="f" stroked="f">
-                  <v:textbox inset="0,0,0,0">
-                    <w:txbxContent>
-                      <w:p>
-                        <w:pPr>
-                          <w:spacing w:after="160" w:line="259" w:lineRule="auto"/>
-                          <w:ind w:left="0" w:firstLine="0"/>
-                          <w:jc w:val="left"/>
-                        </w:pPr>
-                        <w:r>
-                          <w:t xml:space="preserve"> </w:t>
-                        </w:r>
-                      </w:p>
-                    </w:txbxContent>
-                  </v:textbox>
-                </v:rect>
-                <v:rect id="Rectangle 20" o:spid="_x0000_s1039" style="position:absolute;left:6235;top:17139;width:507;height:2245;visibility:visible;mso-wrap-style:square;v-text-anchor:top" o:gfxdata="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" filled="f" stroked="f">
-                  <v:textbox inset="0,0,0,0">
-                    <w:txbxContent>
-                      <w:p>
-                        <w:pPr>
-                          <w:spacing w:after="160" w:line="259" w:lineRule="auto"/>
-                          <w:ind w:left="0" w:firstLine="0"/>
-                          <w:jc w:val="left"/>
-                        </w:pPr>
-                        <w:r>
-                          <w:t xml:space="preserve"> </w:t>
-                        </w:r>
-                      </w:p>
-                    </w:txbxContent>
-                  </v:textbox>
-                </v:rect>
-                <v:rect id="Rectangle 21" o:spid="_x0000_s1040" style="position:absolute;left:6235;top:18907;width:507;height:2245;visibility:visible;mso-wrap-style:square;v-text-anchor:top" o:gfxdata="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" filled="f" stroked="f">
-                  <v:textbox inset="0,0,0,0">
-                    <w:txbxContent>
-                      <w:p>
-                        <w:pPr>
-                          <w:spacing w:after="160" w:line="259" w:lineRule="auto"/>
-                          <w:ind w:left="0" w:firstLine="0"/>
-                          <w:jc w:val="left"/>
-                        </w:pPr>
-                        <w:r>
-                          <w:t xml:space="preserve"> </w:t>
-                        </w:r>
-                      </w:p>
-                    </w:txbxContent>
-                  </v:textbox>
-                </v:rect>
-                <v:rect id="Rectangle 22" o:spid="_x0000_s1041" style="position:absolute;left:17189;top:20617;width:49934;height:3086;visibility:visible;mso-wrap-style:square;v-text-anchor:top" o:gfxdata="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" filled="f" stroked="f">
-                  <v:textbox inset="0,0,0,0">
-                    <w:txbxContent>
-                      <w:p>
-                        <w:pPr>
-                          <w:spacing w:after="160" w:line="259" w:lineRule="auto"/>
-                          <w:ind w:left="0" w:firstLine="0"/>
-                          <w:jc w:val="left"/>
-                        </w:pPr>
-                        <w:r>
-                          <w:rPr>
-                            <w:rFonts w:ascii="Georgia" w:eastAsia="Georgia" w:hAnsi="Georgia" w:cs="Georgia"/>
-                            <w:b/>
-                            <w:sz w:val="32"/>
-                          </w:rPr>
-                          <w:t>LANDCULTURE INVESTMENT LTD</w:t>
-                        </w:r>
-                      </w:p>
-                    </w:txbxContent>
-                  </v:textbox>
-                </v:rect>
-                <v:rect id="Rectangle 23" o:spid="_x0000_s1042" style="position:absolute;left:54717;top:20617;width:690;height:3086;visibility:visible;mso-wrap-style:square;v-text-anchor:top" o:gfxdata="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" filled="f" stroked="f">
-                  <v:textbox inset="0,0,0,0">
-                    <w:txbxContent>
-                      <w:p>
-                        <w:pPr>
-                          <w:spacing w:after="160" w:line="259" w:lineRule="auto"/>
-                          <w:ind w:left="0" w:firstLine="0"/>
-                          <w:jc w:val="left"/>
-                        </w:pPr>
-                        <w:r>
-                          <w:rPr>
-                            <w:rFonts w:ascii="Georgia" w:eastAsia="Georgia" w:hAnsi="Georgia" w:cs="Georgia"/>
-                            <w:b/>
-                            <w:sz w:val="32"/>
-                          </w:rPr>
-                          <w:t xml:space="preserve"> </w:t>
-                        </w:r>
-                      </w:p>
-                    </w:txbxContent>
-                  </v:textbox>
-                </v:rect>
-                <v:rect id="Rectangle 24" o:spid="_x0000_s1043" style="position:absolute;left:6235;top:22625;width:507;height:2245;visibility:visible;mso-wrap-style:square;v-text-anchor:top" o:gfxdata="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" filled="f" stroked="f">
-                  <v:textbox inset="0,0,0,0">
-                    <w:txbxContent>
-                      <w:p>
-                        <w:pPr>
-                          <w:spacing w:after="160" w:line="259" w:lineRule="auto"/>
-                          <w:ind w:left="0" w:firstLine="0"/>
-                          <w:jc w:val="left"/>
-                        </w:pPr>
-                        <w:r>
-                          <w:t xml:space="preserve"> </w:t>
-                        </w:r>
-                      </w:p>
-                    </w:txbxContent>
-                  </v:textbox>
-                </v:rect>
-                <v:rect id="Rectangle 11255" o:spid="_x0000_s1044" style="position:absolute;left:31678;top:24222;width:11538;height:2119;visibility:visible;mso-wrap-style:square;v-text-anchor:top" o:gfxdata="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" filled="f" stroked="f">
-                  <v:textbox inset="0,0,0,0">
-                    <w:txbxContent>
-                      <w:p>
-                        <w:pPr>
-                          <w:spacing w:after="160" w:line="259" w:lineRule="auto"/>
-                          <w:ind w:left="0" w:firstLine="0"/>
-                          <w:jc w:val="left"/>
-                        </w:pPr>
-                        <w:r>
-                          <w:rPr>
-                            <w:rFonts w:ascii="Georgia" w:eastAsia="Georgia" w:hAnsi="Georgia" w:cs="Georgia"/>
-                            <w:sz w:val="22"/>
-                          </w:rPr>
-                          <w:t>The VENDOR</w:t>
-                        </w:r>
-                      </w:p>
-                    </w:txbxContent>
-                  </v:textbox>
-                </v:rect>
-                <v:rect id="Rectangle 11254" o:spid="_x0000_s1045" style="position:absolute;left:40348;top:24222;width:700;height:2119;visibility:visible;mso-wrap-style:square;v-text-anchor:top" o:gfxdata="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" filled="f" stroked="f">
-                  <v:textbox inset="0,0,0,0">
-                    <w:txbxContent>
-                      <w:p>
-                        <w:pPr>
-                          <w:spacing w:after="160" w:line="259" w:lineRule="auto"/>
-                          <w:ind w:left="0" w:firstLine="0"/>
-                          <w:jc w:val="left"/>
-                        </w:pPr>
-                        <w:r>
-                          <w:rPr>
-                            <w:rFonts w:ascii="Georgia" w:eastAsia="Georgia" w:hAnsi="Georgia" w:cs="Georgia"/>
-                            <w:sz w:val="22"/>
-                          </w:rPr>
-                          <w:t>)</w:t>
-                        </w:r>
-                      </w:p>
-                    </w:txbxContent>
-                  </v:textbox>
-                </v:rect>
-                <v:rect id="Rectangle 11253" o:spid="_x0000_s1046" style="position:absolute;left:31154;top:24222;width:699;height:2119;visibility:visible;mso-wrap-style:square;v-text-anchor:top" o:gfxdata="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" filled="f" stroked="f">
-                  <v:textbox inset="0,0,0,0">
-                    <w:txbxContent>
-                      <w:p>
-                        <w:pPr>
-                          <w:spacing w:after="160" w:line="259" w:lineRule="auto"/>
-                          <w:ind w:left="0" w:firstLine="0"/>
-                          <w:jc w:val="left"/>
-                        </w:pPr>
-                        <w:r>
-                          <w:rPr>
-                            <w:rFonts w:ascii="Georgia" w:eastAsia="Georgia" w:hAnsi="Georgia" w:cs="Georgia"/>
-                            <w:sz w:val="22"/>
-                          </w:rPr>
-                          <w:t>(</w:t>
-                        </w:r>
-                      </w:p>
-                    </w:txbxContent>
-                  </v:textbox>
-                </v:rect>
-                <v:rect id="Rectangle 26" o:spid="_x0000_s1047" style="position:absolute;left:40873;top:24222;width:449;height:2119;visibility:visible;mso-wrap-style:square;v-text-anchor:top" o:gfxdata="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" filled="f" stroked="f">
-                  <v:textbox inset="0,0,0,0">
-                    <w:txbxContent>
-                      <w:p>
-                        <w:pPr>
-                          <w:spacing w:after="160" w:line="259" w:lineRule="auto"/>
-                          <w:ind w:left="0" w:firstLine="0"/>
-                          <w:jc w:val="left"/>
-                        </w:pPr>
-                        <w:r>
-                          <w:rPr>
-                            <w:rFonts w:ascii="Georgia" w:eastAsia="Georgia" w:hAnsi="Georgia" w:cs="Georgia"/>
-                            <w:sz w:val="22"/>
-                          </w:rPr>
-                          <w:t xml:space="preserve"> </w:t>
-                        </w:r>
-                      </w:p>
-                    </w:txbxContent>
-                  </v:textbox>
-                </v:rect>
-                <v:rect id="Rectangle 27" o:spid="_x0000_s1048" style="position:absolute;left:6235;top:25491;width:507;height:2244;visibility:visible;mso-wrap-style:square;v-text-anchor:top" o:gfxdata="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" filled="f" stroked="f">
-                  <v:textbox inset="0,0,0,0">
-                    <w:txbxContent>
-                      <w:p>
-                        <w:pPr>
-                          <w:spacing w:after="160" w:line="259" w:lineRule="auto"/>
-                          <w:ind w:left="0" w:firstLine="0"/>
-                          <w:jc w:val="left"/>
-                        </w:pPr>
-                        <w:r>
-                          <w:t xml:space="preserve"> </w:t>
-                        </w:r>
-                      </w:p>
-                    </w:txbxContent>
-                  </v:textbox>
-                </v:rect>
-                <v:rect id="Rectangle 28" o:spid="_x0000_s1049" style="position:absolute;left:6235;top:26740;width:507;height:2245;visibility:visible;mso-wrap-style:square;v-text-anchor:top" o:gfxdata="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" filled="f" stroked="f">
-                  <v:textbox inset="0,0,0,0">
-                    <w:txbxContent>
-                      <w:p>
-                        <w:pPr>
-                          <w:spacing w:after="160" w:line="259" w:lineRule="auto"/>
-                          <w:ind w:left="0" w:firstLine="0"/>
-                          <w:jc w:val="left"/>
-                        </w:pPr>
-                        <w:r>
-                          <w:t xml:space="preserve"> </w:t>
-                        </w:r>
-                      </w:p>
-                    </w:txbxContent>
-                  </v:textbox>
-                </v:rect>
-                <v:rect id="Rectangle 29" o:spid="_x0000_s1050" style="position:absolute;left:6235;top:28020;width:507;height:2245;visibility:visible;mso-wrap-style:square;v-text-anchor:top" o:gfxdata="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" filled="f" stroked="f">
-                  <v:textbox inset="0,0,0,0">
-                    <w:txbxContent>
-                      <w:p>
-                        <w:pPr>
-                          <w:spacing w:after="160" w:line="259" w:lineRule="auto"/>
-                          <w:ind w:left="0" w:firstLine="0"/>
-                          <w:jc w:val="left"/>
-                        </w:pPr>
-                        <w:r>
-                          <w:t xml:space="preserve"> </w:t>
-                        </w:r>
-                      </w:p>
-                    </w:txbxContent>
-                  </v:textbox>
-                </v:rect>
-                <v:rect id="Rectangle 30" o:spid="_x0000_s1051" style="position:absolute;left:6235;top:29788;width:507;height:2245;visibility:visible;mso-wrap-style:square;v-text-anchor:top" o:gfxdata="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" filled="f" stroked="f">
-                  <v:textbox inset="0,0,0,0">
-                    <w:txbxContent>
-                      <w:p>
-                        <w:pPr>
-                          <w:spacing w:after="160" w:line="259" w:lineRule="auto"/>
-                          <w:ind w:left="0" w:firstLine="0"/>
-                          <w:jc w:val="left"/>
-                        </w:pPr>
-                        <w:r>
-                          <w:t xml:space="preserve"> </w:t>
-                        </w:r>
-                      </w:p>
-                    </w:txbxContent>
-                  </v:textbox>
-                </v:rect>
-                <v:rect id="Rectangle 31" o:spid="_x0000_s1052" style="position:absolute;left:34409;top:31527;width:4118;height:1934;visibility:visible;mso-wrap-style:square;v-text-anchor:top" o:gfxdata="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" filled="f" stroked="f">
-                  <v:textbox inset="0,0,0,0">
-                    <w:txbxContent>
-                      <w:p>
-                        <w:pPr>
-                          <w:spacing w:after="160" w:line="259" w:lineRule="auto"/>
-                          <w:ind w:left="0" w:firstLine="0"/>
-                          <w:jc w:val="left"/>
-                        </w:pPr>
-                        <w:r>
-                          <w:rPr>
-                            <w:rFonts w:ascii="Georgia" w:eastAsia="Georgia" w:hAnsi="Georgia" w:cs="Georgia"/>
-                            <w:b/>
-                            <w:sz w:val="20"/>
-                          </w:rPr>
-                          <w:t>AND</w:t>
-                        </w:r>
-                      </w:p>
-                    </w:txbxContent>
-                  </v:textbox>
-                </v:rect>
-                <v:rect id="Rectangle 32" o:spid="_x0000_s1053" style="position:absolute;left:37497;top:31527;width:433;height:1934;visibility:visible;mso-wrap-style:square;v-text-anchor:top" o:gfxdata="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" filled="f" stroked="f">
-                  <v:textbox inset="0,0,0,0">
-                    <w:txbxContent>
-                      <w:p>
-                        <w:pPr>
-                          <w:spacing w:after="160" w:line="259" w:lineRule="auto"/>
-                          <w:ind w:left="0" w:firstLine="0"/>
-                          <w:jc w:val="left"/>
-                        </w:pPr>
-                        <w:r>
-                          <w:rPr>
-                            <w:rFonts w:ascii="Georgia" w:eastAsia="Georgia" w:hAnsi="Georgia" w:cs="Georgia"/>
-                            <w:b/>
-                            <w:sz w:val="20"/>
-                          </w:rPr>
-                          <w:t xml:space="preserve"> </w:t>
-                        </w:r>
-                      </w:p>
-                    </w:txbxContent>
-                  </v:textbox>
-                </v:rect>
-                <v:rect id="Rectangle 33" o:spid="_x0000_s1054" style="position:absolute;left:6235;top:32653;width:507;height:2245;visibility:visible;mso-wrap-style:square;v-text-anchor:top" o:gfxdata="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" filled="f" stroked="f">
-                  <v:textbox inset="0,0,0,0">
-                    <w:txbxContent>
-                      <w:p>
-                        <w:pPr>
-                          <w:spacing w:after="160" w:line="259" w:lineRule="auto"/>
-                          <w:ind w:left="0" w:firstLine="0"/>
-                          <w:jc w:val="left"/>
-                        </w:pPr>
-                        <w:r>
-                          <w:t xml:space="preserve"> </w:t>
-                        </w:r>
-                      </w:p>
-                    </w:txbxContent>
-                  </v:textbox>
-                </v:rect>
-                <v:rect id="Rectangle 34" o:spid="_x0000_s1055" style="position:absolute;left:6235;top:33903;width:507;height:2245;visibility:visible;mso-wrap-style:square;v-text-anchor:top" o:gfxdata="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" filled="f" stroked="f">
-                  <v:textbox inset="0,0,0,0">
-                    <w:txbxContent>
-                      <w:p>
-                        <w:pPr>
-                          <w:spacing w:after="160" w:line="259" w:lineRule="auto"/>
-                          <w:ind w:left="0" w:firstLine="0"/>
-                          <w:jc w:val="left"/>
-                        </w:pPr>
-                        <w:r>
-                          <w:t xml:space="preserve"> </w:t>
-                        </w:r>
-                      </w:p>
-                    </w:txbxContent>
-                  </v:textbox>
-                </v:rect>
-                <v:rect id="Rectangle 35" o:spid="_x0000_s1056" style="position:absolute;left:6235;top:35183;width:507;height:2245;visibility:visible;mso-wrap-style:square;v-text-anchor:top" o:gfxdata="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" filled="f" stroked="f">
-                  <v:textbox inset="0,0,0,0">
-                    <w:txbxContent>
-                      <w:p>
-                        <w:pPr>
-                          <w:spacing w:after="160" w:line="259" w:lineRule="auto"/>
-                          <w:ind w:left="0" w:firstLine="0"/>
-                          <w:jc w:val="left"/>
-                        </w:pPr>
-                        <w:r>
-                          <w:t xml:space="preserve"> </w:t>
-                        </w:r>
-                      </w:p>
-                    </w:txbxContent>
-                  </v:textbox>
-                </v:rect>
-                <v:rect id="Rectangle 36" o:spid="_x0000_s1057" style="position:absolute;left:6235;top:36951;width:507;height:2245;visibility:visible;mso-wrap-style:square;v-text-anchor:top" o:gfxdata="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" filled="f" stroked="f">
-                  <v:textbox inset="0,0,0,0">
-                    <w:txbxContent>
-                      <w:p>
-                        <w:pPr>
-                          <w:spacing w:after="160" w:line="259" w:lineRule="auto"/>
-                          <w:ind w:left="0" w:firstLine="0"/>
-                          <w:jc w:val="left"/>
-                        </w:pPr>
-                        <w:r>
-                          <w:t xml:space="preserve"> </w:t>
-                        </w:r>
-                      </w:p>
-                    </w:txbxContent>
-                  </v:textbox>
-                </v:rect>
-                <v:rect id="Rectangle 37" o:spid="_x0000_s1058" style="position:absolute;left:18839;top:38661;width:45529;height:3087;visibility:visible;mso-wrap-style:square;v-text-anchor:top" o:gfxdata="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" filled="f" stroked="f">
-                  <v:textbox inset="0,0,0,0">
-                    <w:txbxContent>
-                      <w:p>
-                        <w:pPr>
-                          <w:spacing w:after="160" w:line="259" w:lineRule="auto"/>
-                          <w:ind w:left="0" w:firstLine="0"/>
-                          <w:jc w:val="left"/>
-                        </w:pPr>
-                        <w:r>
-                          <w:rPr>
-                            <w:rFonts w:ascii="Georgia" w:eastAsia="Georgia" w:hAnsi="Georgia" w:cs="Georgia"/>
-                            <w:b/>
-                            <w:sz w:val="32"/>
-                          </w:rPr>
-                          <w:t>MR. OJOLOWO BOLUWATIFE</w:t>
-                        </w:r>
-                      </w:p>
-                    </w:txbxContent>
-                  </v:textbox>
-                </v:rect>
-                <v:rect id="Rectangle 38" o:spid="_x0000_s1059" style="position:absolute;left:53067;top:38661;width:690;height:3087;visibility:visible;mso-wrap-style:square;v-text-anchor:top" o:gfxdata="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" filled="f" stroked="f">
-                  <v:textbox inset="0,0,0,0">
-                    <w:txbxContent>
-                      <w:p>
-                        <w:pPr>
-                          <w:spacing w:after="160" w:line="259" w:lineRule="auto"/>
-                          <w:ind w:left="0" w:firstLine="0"/>
-                          <w:jc w:val="left"/>
-                        </w:pPr>
-                        <w:r>
-                          <w:rPr>
-                            <w:rFonts w:ascii="Georgia" w:eastAsia="Georgia" w:hAnsi="Georgia" w:cs="Georgia"/>
-                            <w:b/>
-                            <w:sz w:val="32"/>
-                          </w:rPr>
-                          <w:t xml:space="preserve"> </w:t>
-                        </w:r>
-                      </w:p>
-                    </w:txbxContent>
-                  </v:textbox>
-                </v:rect>
-                <v:rect id="Rectangle 39" o:spid="_x0000_s1060" style="position:absolute;left:6235;top:40670;width:507;height:2244;visibility:visible;mso-wrap-style:square;v-text-anchor:top" o:gfxdata="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" filled="f" stroked="f">
-                  <v:textbox inset="0,0,0,0">
-                    <w:txbxContent>
-                      <w:p>
-                        <w:pPr>
-                          <w:spacing w:after="160" w:line="259" w:lineRule="auto"/>
-                          <w:ind w:left="0" w:firstLine="0"/>
-                          <w:jc w:val="left"/>
-                        </w:pPr>
-                        <w:r>
-                          <w:t xml:space="preserve"> </w:t>
-                        </w:r>
-                      </w:p>
-                    </w:txbxContent>
-                  </v:textbox>
-                </v:rect>
-                <v:rect id="Rectangle 11256" o:spid="_x0000_s1061" style="position:absolute;left:29876;top:42266;width:699;height:2119;visibility:visible;mso-wrap-style:square;v-text-anchor:top" o:gfxdata="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" filled="f" stroked="f">
-                  <v:textbox inset="0,0,0,0">
-                    <w:txbxContent>
-                      <w:p>
-                        <w:pPr>
-                          <w:spacing w:after="160" w:line="259" w:lineRule="auto"/>
-                          <w:ind w:left="0" w:firstLine="0"/>
-                          <w:jc w:val="left"/>
-                        </w:pPr>
-                        <w:r>
-                          <w:rPr>
-                            <w:rFonts w:ascii="Georgia" w:eastAsia="Georgia" w:hAnsi="Georgia" w:cs="Georgia"/>
-                            <w:sz w:val="22"/>
-                          </w:rPr>
-                          <w:t>(</w:t>
-                        </w:r>
-                      </w:p>
-                    </w:txbxContent>
-                  </v:textbox>
-                </v:rect>
-                <v:rect id="Rectangle 11258" o:spid="_x0000_s1062" style="position:absolute;left:30400;top:42266;width:14935;height:2119;visibility:visible;mso-wrap-style:square;v-text-anchor:top" o:gfxdata="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" filled="f" stroked="f">
-                  <v:textbox inset="0,0,0,0">
-                    <w:txbxContent>
-                      <w:p>
-                        <w:pPr>
-                          <w:spacing w:after="160" w:line="259" w:lineRule="auto"/>
-                          <w:ind w:left="0" w:firstLine="0"/>
-                          <w:jc w:val="left"/>
-                        </w:pPr>
-                        <w:r>
-                          <w:rPr>
-                            <w:rFonts w:ascii="Georgia" w:eastAsia="Georgia" w:hAnsi="Georgia" w:cs="Georgia"/>
-                            <w:sz w:val="22"/>
-                          </w:rPr>
-                          <w:t>The PURCHASER</w:t>
-                        </w:r>
-                      </w:p>
-                    </w:txbxContent>
-                  </v:textbox>
-                </v:rect>
-                <v:rect id="Rectangle 11257" o:spid="_x0000_s1063" style="position:absolute;left:41624;top:42266;width:700;height:2119;visibility:visible;mso-wrap-style:square;v-text-anchor:top" o:gfxdata="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" filled="f" stroked="f">
-                  <v:textbox inset="0,0,0,0">
-                    <w:txbxContent>
-                      <w:p>
-                        <w:pPr>
-                          <w:spacing w:after="160" w:line="259" w:lineRule="auto"/>
-                          <w:ind w:left="0" w:firstLine="0"/>
-                          <w:jc w:val="left"/>
-                        </w:pPr>
-                        <w:r>
-                          <w:rPr>
-                            <w:rFonts w:ascii="Georgia" w:eastAsia="Georgia" w:hAnsi="Georgia" w:cs="Georgia"/>
-                            <w:sz w:val="22"/>
-                          </w:rPr>
-                          <w:t>)</w:t>
-                        </w:r>
-                      </w:p>
-                    </w:txbxContent>
-                  </v:textbox>
-                </v:rect>
-                <v:rect id="Rectangle 41" o:spid="_x0000_s1064" style="position:absolute;left:42151;top:42266;width:450;height:2119;visibility:visible;mso-wrap-style:square;v-text-anchor:top" o:gfxdata="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" filled="f" stroked="f">
-                  <v:textbox inset="0,0,0,0">
-                    <w:txbxContent>
-                      <w:p>
-                        <w:pPr>
-                          <w:spacing w:after="160" w:line="259" w:lineRule="auto"/>
-                          <w:ind w:left="0" w:firstLine="0"/>
-                          <w:jc w:val="left"/>
-                        </w:pPr>
-                        <w:r>
-                          <w:rPr>
-                            <w:rFonts w:ascii="Georgia" w:eastAsia="Georgia" w:hAnsi="Georgia" w:cs="Georgia"/>
-                            <w:sz w:val="22"/>
-                          </w:rPr>
-                          <w:t xml:space="preserve"> </w:t>
-                        </w:r>
-                      </w:p>
-                    </w:txbxContent>
-                  </v:textbox>
-                </v:rect>
-                <v:rect id="Rectangle 42" o:spid="_x0000_s1065" style="position:absolute;left:6235;top:43504;width:507;height:2245;visibility:visible;mso-wrap-style:square;v-text-anchor:top" o:gfxdata="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" filled="f" stroked="f">
-                  <v:textbox inset="0,0,0,0">
-                    <w:txbxContent>
-                      <w:p>
-                        <w:pPr>
-                          <w:spacing w:after="160" w:line="259" w:lineRule="auto"/>
-                          <w:ind w:left="0" w:firstLine="0"/>
-                          <w:jc w:val="left"/>
-                        </w:pPr>
-                        <w:r>
-                          <w:t xml:space="preserve"> </w:t>
-                        </w:r>
-                      </w:p>
-                    </w:txbxContent>
-                  </v:textbox>
-                </v:rect>
-                <v:rect id="Rectangle 43" o:spid="_x0000_s1066" style="position:absolute;left:6235;top:44784;width:507;height:2245;visibility:visible;mso-wrap-style:square;v-text-anchor:top" o:gfxdata="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" filled="f" stroked="f">
-                  <v:textbox inset="0,0,0,0">
-                    <w:txbxContent>
-                      <w:p>
-                        <w:pPr>
-                          <w:spacing w:after="160" w:line="259" w:lineRule="auto"/>
-                          <w:ind w:left="0" w:firstLine="0"/>
-                          <w:jc w:val="left"/>
-                        </w:pPr>
-                        <w:r>
-                          <w:t xml:space="preserve"> </w:t>
-                        </w:r>
-                      </w:p>
-                    </w:txbxContent>
-                  </v:textbox>
-                </v:rect>
-                <v:rect id="Rectangle 44" o:spid="_x0000_s1067" style="position:absolute;left:6235;top:46065;width:507;height:2244;visibility:visible;mso-wrap-style:square;v-text-anchor:top" o:gfxdata="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" filled="f" stroked="f">
-                  <v:textbox inset="0,0,0,0">
-                    <w:txbxContent>
-                      <w:p>
-                        <w:pPr>
-                          <w:spacing w:after="160" w:line="259" w:lineRule="auto"/>
-                          <w:ind w:left="0" w:firstLine="0"/>
-                          <w:jc w:val="left"/>
-                        </w:pPr>
-                        <w:r>
-                          <w:t xml:space="preserve"> </w:t>
-                        </w:r>
-                      </w:p>
-                    </w:txbxContent>
-                  </v:textbox>
-                </v:rect>
-                <v:rect id="Rectangle 45" o:spid="_x0000_s1068" style="position:absolute;left:6235;top:47314;width:507;height:2245;visibility:visible;mso-wrap-style:square;v-text-anchor:top" o:gfxdata="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" filled="f" stroked="f">
-                  <v:textbox inset="0,0,0,0">
-                    <w:txbxContent>
-                      <w:p>
-                        <w:pPr>
-                          <w:spacing w:after="160" w:line="259" w:lineRule="auto"/>
-                          <w:ind w:left="0" w:firstLine="0"/>
-                          <w:jc w:val="left"/>
-                        </w:pPr>
-                        <w:r>
-                          <w:t xml:space="preserve"> </w:t>
-                        </w:r>
-                      </w:p>
-                    </w:txbxContent>
-                  </v:textbox>
-                </v:rect>
-                <v:rect id="Rectangle 46" o:spid="_x0000_s1069" style="position:absolute;left:6235;top:49326;width:507;height:2245;visibility:visible;mso-wrap-style:square;v-text-anchor:top" o:gfxdata="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" filled="f" stroked="f">
-                  <v:textbox inset="0,0,0,0">
-                    <w:txbxContent>
-                      <w:p>
-                        <w:pPr>
-                          <w:spacing w:after="160" w:line="259" w:lineRule="auto"/>
-                          <w:ind w:left="0" w:firstLine="0"/>
-                          <w:jc w:val="left"/>
-                        </w:pPr>
-                        <w:r>
-                          <w:t xml:space="preserve"> </w:t>
-                        </w:r>
-                      </w:p>
-                    </w:txbxContent>
-                  </v:textbox>
-                </v:rect>
-                <v:rect id="Rectangle 47" o:spid="_x0000_s1070" style="position:absolute;left:13762;top:51128;width:23048;height:3086;visibility:visible;mso-wrap-style:square;v-text-anchor:top" o:gfxdata="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" filled="f" stroked="f">
-                  <v:textbox inset="0,0,0,0">
-                    <w:txbxContent>
-                      <w:p>
-                        <w:pPr>
-                          <w:spacing w:after="160" w:line="259" w:lineRule="auto"/>
-                          <w:ind w:left="0" w:firstLine="0"/>
-                          <w:jc w:val="left"/>
-                        </w:pPr>
-                        <w:r>
-                          <w:rPr>
-                            <w:rFonts w:ascii="Georgia" w:eastAsia="Georgia" w:hAnsi="Georgia" w:cs="Georgia"/>
-                            <w:b/>
-                            <w:sz w:val="32"/>
-                          </w:rPr>
-                          <w:t xml:space="preserve">IN RESPECT OF </w:t>
-                        </w:r>
-                      </w:p>
-                    </w:txbxContent>
-                  </v:textbox>
-                </v:rect>
-                <v:rect id="Rectangle 48" o:spid="_x0000_s1071" style="position:absolute;left:31090;top:51128;width:7120;height:3086;visibility:visible;mso-wrap-style:square;v-text-anchor:top" o:gfxdata="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" filled="f" stroked="f">
-                  <v:textbox inset="0,0,0,0">
-                    <w:txbxContent>
-                      <w:p>
-                        <w:pPr>
-                          <w:spacing w:after="160" w:line="259" w:lineRule="auto"/>
-                          <w:ind w:left="0" w:firstLine="0"/>
-                          <w:jc w:val="left"/>
-                        </w:pPr>
-                        <w:r>
-                          <w:rPr>
-                            <w:rFonts w:ascii="Georgia" w:eastAsia="Georgia" w:hAnsi="Georgia" w:cs="Georgia"/>
-                            <w:b/>
-                            <w:sz w:val="32"/>
-                          </w:rPr>
-                          <w:t>TWO</w:t>
-                        </w:r>
-                      </w:p>
-                    </w:txbxContent>
-                  </v:textbox>
-                </v:rect>
-                <v:rect id="Rectangle 49" o:spid="_x0000_s1072" style="position:absolute;left:36435;top:51128;width:690;height:3086;visibility:visible;mso-wrap-style:square;v-text-anchor:top" o:gfxdata="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" filled="f" stroked="f">
-                  <v:textbox inset="0,0,0,0">
-                    <w:txbxContent>
-                      <w:p>
-                        <w:pPr>
-                          <w:spacing w:after="160" w:line="259" w:lineRule="auto"/>
-                          <w:ind w:left="0" w:firstLine="0"/>
-                          <w:jc w:val="left"/>
-                        </w:pPr>
-                        <w:r>
-                          <w:rPr>
-                            <w:rFonts w:ascii="Georgia" w:eastAsia="Georgia" w:hAnsi="Georgia" w:cs="Georgia"/>
-                            <w:b/>
-                            <w:sz w:val="32"/>
-                          </w:rPr>
-                          <w:t xml:space="preserve"> </w:t>
-                        </w:r>
-                      </w:p>
-                    </w:txbxContent>
-                  </v:textbox>
-                </v:rect>
-                <v:rect id="Rectangle 50" o:spid="_x0000_s1073" style="position:absolute;left:36951;top:51128;width:1214;height:3086;visibility:visible;mso-wrap-style:square;v-text-anchor:top" o:gfxdata="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" filled="f" stroked="f">
-                  <v:textbox inset="0,0,0,0">
-                    <w:txbxContent>
-                      <w:p>
-                        <w:pPr>
-                          <w:spacing w:after="160" w:line="259" w:lineRule="auto"/>
-                          <w:ind w:left="0" w:firstLine="0"/>
-                          <w:jc w:val="left"/>
-                        </w:pPr>
-                        <w:r>
-                          <w:rPr>
-                            <w:rFonts w:ascii="Georgia" w:eastAsia="Georgia" w:hAnsi="Georgia" w:cs="Georgia"/>
-                            <w:b/>
-                            <w:sz w:val="32"/>
-                          </w:rPr>
-                          <w:t>(</w:t>
-                        </w:r>
-                      </w:p>
-                    </w:txbxContent>
-                  </v:textbox>
-                </v:rect>
-                <v:rect id="Rectangle 51" o:spid="_x0000_s1074" style="position:absolute;left:37859;top:51128;width:1700;height:3086;visibility:visible;mso-wrap-style:square;v-text-anchor:top" o:gfxdata="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" filled="f" stroked="f">
-                  <v:textbox inset="0,0,0,0">
-                    <w:txbxContent>
-                      <w:p>
-                        <w:pPr>
-                          <w:spacing w:after="160" w:line="259" w:lineRule="auto"/>
-                          <w:ind w:left="0" w:firstLine="0"/>
-                          <w:jc w:val="left"/>
-                        </w:pPr>
-                        <w:r>
-                          <w:rPr>
-                            <w:rFonts w:ascii="Georgia" w:eastAsia="Georgia" w:hAnsi="Georgia" w:cs="Georgia"/>
-                            <w:b/>
-                            <w:sz w:val="32"/>
-                          </w:rPr>
-                          <w:t>2</w:t>
-                        </w:r>
-                      </w:p>
-                    </w:txbxContent>
-                  </v:textbox>
-                </v:rect>
-                <v:rect id="Rectangle 11259" o:spid="_x0000_s1075" style="position:absolute;left:39132;top:51128;width:1214;height:3086;visibility:visible;mso-wrap-style:square;v-text-anchor:top" o:gfxdata="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" filled="f" stroked="f">
-                  <v:textbox inset="0,0,0,0">
-                    <w:txbxContent>
-                      <w:p>
-                        <w:pPr>
-                          <w:spacing w:after="160" w:line="259" w:lineRule="auto"/>
-                          <w:ind w:left="0" w:firstLine="0"/>
-                          <w:jc w:val="left"/>
-                        </w:pPr>
-                        <w:r>
-                          <w:rPr>
-                            <w:rFonts w:ascii="Georgia" w:eastAsia="Georgia" w:hAnsi="Georgia" w:cs="Georgia"/>
-                            <w:b/>
-                            <w:sz w:val="32"/>
-                          </w:rPr>
-                          <w:t>)</w:t>
-                        </w:r>
-                      </w:p>
-                    </w:txbxContent>
-                  </v:textbox>
-                </v:rect>
-                <v:rect id="Rectangle 11260" o:spid="_x0000_s1076" style="position:absolute;left:40040;top:51128;width:8505;height:3086;visibility:visible;mso-wrap-style:square;v-text-anchor:top" o:gfxdata="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" filled="f" stroked="f">
-                  <v:textbox inset="0,0,0,0">
-                    <w:txbxContent>
-                      <w:p>
-                        <w:pPr>
-                          <w:spacing w:after="160" w:line="259" w:lineRule="auto"/>
-                          <w:ind w:left="0" w:firstLine="0"/>
-                          <w:jc w:val="left"/>
-                        </w:pPr>
-                        <w:r>
-                          <w:rPr>
-                            <w:rFonts w:ascii="Georgia" w:eastAsia="Georgia" w:hAnsi="Georgia" w:cs="Georgia"/>
-                            <w:b/>
-                            <w:sz w:val="32"/>
-                          </w:rPr>
-                          <w:t xml:space="preserve"> PLOT</w:t>
-                        </w:r>
-                      </w:p>
-                    </w:txbxContent>
-                  </v:textbox>
-                </v:rect>
-                <v:rect id="Rectangle 53" o:spid="_x0000_s1077" style="position:absolute;left:46429;top:51128;width:1763;height:3086;visibility:visible;mso-wrap-style:square;v-text-anchor:top" o:gfxdata="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" filled="f" stroked="f">
-                  <v:textbox inset="0,0,0,0">
-                    <w:txbxContent>
-                      <w:p>
-                        <w:pPr>
-                          <w:spacing w:after="160" w:line="259" w:lineRule="auto"/>
-                          <w:ind w:left="0" w:firstLine="0"/>
-                          <w:jc w:val="left"/>
-                        </w:pPr>
-                        <w:r>
-                          <w:rPr>
-                            <w:rFonts w:ascii="Georgia" w:eastAsia="Georgia" w:hAnsi="Georgia" w:cs="Georgia"/>
-                            <w:b/>
-                            <w:sz w:val="32"/>
-                          </w:rPr>
-                          <w:t>S</w:t>
-                        </w:r>
-                      </w:p>
-                    </w:txbxContent>
-                  </v:textbox>
-                </v:rect>
-                <v:rect id="Rectangle 54" o:spid="_x0000_s1078" style="position:absolute;left:47748;top:51128;width:690;height:3086;visibility:visible;mso-wrap-style:square;v-text-anchor:top" o:gfxdata="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" filled="f" stroked="f">
-                  <v:textbox inset="0,0,0,0">
-                    <w:txbxContent>
-                      <w:p>
-                        <w:pPr>
-                          <w:spacing w:after="160" w:line="259" w:lineRule="auto"/>
-                          <w:ind w:left="0" w:firstLine="0"/>
-                          <w:jc w:val="left"/>
-                        </w:pPr>
-                        <w:r>
-                          <w:rPr>
-                            <w:rFonts w:ascii="Georgia" w:eastAsia="Georgia" w:hAnsi="Georgia" w:cs="Georgia"/>
-                            <w:b/>
-                            <w:sz w:val="32"/>
-                          </w:rPr>
-                          <w:t xml:space="preserve"> </w:t>
-                        </w:r>
-                      </w:p>
-                    </w:txbxContent>
-                  </v:textbox>
-                </v:rect>
-                <v:rect id="Rectangle 55" o:spid="_x0000_s1079" style="position:absolute;left:48264;top:51128;width:13830;height:3086;visibility:visible;mso-wrap-style:square;v-text-anchor:top" o:gfxdata="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" filled="f" stroked="f">
-                  <v:textbox inset="0,0,0,0">
-                    <w:txbxContent>
-                      <w:p>
-                        <w:pPr>
-                          <w:spacing w:after="160" w:line="259" w:lineRule="auto"/>
-                          <w:ind w:left="0" w:firstLine="0"/>
-                          <w:jc w:val="left"/>
-                        </w:pPr>
-                        <w:r>
-                          <w:rPr>
-                            <w:rFonts w:ascii="Georgia" w:eastAsia="Georgia" w:hAnsi="Georgia" w:cs="Georgia"/>
-                            <w:b/>
-                            <w:sz w:val="32"/>
-                          </w:rPr>
-                          <w:t xml:space="preserve">OF LAND </w:t>
-                        </w:r>
-                      </w:p>
-                    </w:txbxContent>
-                  </v:textbox>
-                </v:rect>
-                <v:rect id="Rectangle 56" o:spid="_x0000_s1080" style="position:absolute;left:9955;top:53414;width:19267;height:3086;visibility:visible;mso-wrap-style:square;v-text-anchor:top" o:gfxdata="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" filled="f" stroked="f">
-                  <v:textbox inset="0,0,0,0">
-                    <w:txbxContent>
-                      <w:p>
-                        <w:pPr>
-                          <w:spacing w:after="160" w:line="259" w:lineRule="auto"/>
-                          <w:ind w:left="0" w:firstLine="0"/>
-                          <w:jc w:val="left"/>
-                        </w:pPr>
-                        <w:r>
-                          <w:rPr>
-                            <w:rFonts w:ascii="Georgia" w:eastAsia="Georgia" w:hAnsi="Georgia" w:cs="Georgia"/>
-                            <w:b/>
-                            <w:sz w:val="32"/>
-                          </w:rPr>
-                          <w:t xml:space="preserve">MEASURING </w:t>
-                        </w:r>
-                      </w:p>
-                    </w:txbxContent>
-                  </v:textbox>
-                </v:rect>
-                <v:rect id="Rectangle 57" o:spid="_x0000_s1081" style="position:absolute;left:24441;top:53414;width:5550;height:3086;visibility:visible;mso-wrap-style:square;v-text-anchor:top" o:gfxdata="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" filled="f" stroked="f">
-                  <v:textbox inset="0,0,0,0">
-                    <w:txbxContent>
-                      <w:p>
-                        <w:pPr>
-                          <w:spacing w:after="160" w:line="259" w:lineRule="auto"/>
-                          <w:ind w:left="0" w:firstLine="0"/>
-                          <w:jc w:val="left"/>
-                        </w:pPr>
-                        <w:r>
-                          <w:rPr>
-                            <w:rFonts w:ascii="Georgia" w:eastAsia="Georgia" w:hAnsi="Georgia" w:cs="Georgia"/>
-                            <w:b/>
-                            <w:sz w:val="32"/>
-                          </w:rPr>
-                          <w:t>900</w:t>
-                        </w:r>
-                      </w:p>
-                    </w:txbxContent>
-                  </v:textbox>
-                </v:rect>
-                <v:rect id="Rectangle 58" o:spid="_x0000_s1082" style="position:absolute;left:28608;top:53414;width:689;height:3086;visibility:visible;mso-wrap-style:square;v-text-anchor:top" o:gfxdata="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" filled="f" stroked="f">
-                  <v:textbox inset="0,0,0,0">
-                    <w:txbxContent>
-                      <w:p>
-                        <w:pPr>
-                          <w:spacing w:after="160" w:line="259" w:lineRule="auto"/>
-                          <w:ind w:left="0" w:firstLine="0"/>
-                          <w:jc w:val="left"/>
-                        </w:pPr>
-                        <w:r>
-                          <w:rPr>
-                            <w:rFonts w:ascii="Georgia" w:eastAsia="Georgia" w:hAnsi="Georgia" w:cs="Georgia"/>
-                            <w:b/>
-                            <w:sz w:val="32"/>
-                          </w:rPr>
-                          <w:t xml:space="preserve"> </w:t>
-                        </w:r>
-                      </w:p>
-                    </w:txbxContent>
-                  </v:textbox>
-                </v:rect>
-                <v:rect id="Rectangle 59" o:spid="_x0000_s1083" style="position:absolute;left:29123;top:53414;width:44359;height:3086;visibility:visible;mso-wrap-style:square;v-text-anchor:top" o:gfxdata="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" filled="f" stroked="f">
-                  <v:textbox inset="0,0,0,0">
-                    <w:txbxContent>
-                      <w:p>
-                        <w:pPr>
-                          <w:spacing w:after="160" w:line="259" w:lineRule="auto"/>
-                          <w:ind w:left="0" w:firstLine="0"/>
-                          <w:jc w:val="left"/>
-                        </w:pPr>
-                        <w:r>
-                          <w:rPr>
-                            <w:rFonts w:ascii="Georgia" w:eastAsia="Georgia" w:hAnsi="Georgia" w:cs="Georgia"/>
-                            <w:b/>
-                            <w:sz w:val="32"/>
-                          </w:rPr>
-                          <w:t xml:space="preserve">SQUARE METERS SITUATE AT </w:t>
-                        </w:r>
-                      </w:p>
-                    </w:txbxContent>
-                  </v:textbox>
-                </v:rect>
-                <v:rect id="Rectangle 60" o:spid="_x0000_s1084" style="position:absolute;left:14690;top:55700;width:39748;height:3086;visibility:visible;mso-wrap-style:square;v-text-anchor:top" o:gfxdata="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" filled="f" stroked="f">
-                  <v:textbox inset="0,0,0,0">
-                    <w:txbxContent>
-                      <w:p>
-                        <w:pPr>
-                          <w:spacing w:after="160" w:line="259" w:lineRule="auto"/>
-                          <w:ind w:left="0" w:firstLine="0"/>
-                          <w:jc w:val="left"/>
-                        </w:pPr>
-                        <w:r>
-                          <w:rPr>
-                            <w:rFonts w:ascii="Georgia" w:eastAsia="Georgia" w:hAnsi="Georgia" w:cs="Georgia"/>
-                            <w:b/>
-                            <w:sz w:val="32"/>
-                          </w:rPr>
-                          <w:t>ALAFIA GARDENS, LOCATE</w:t>
-                        </w:r>
-                      </w:p>
-                    </w:txbxContent>
-                  </v:textbox>
-                </v:rect>
-                <v:rect id="Rectangle 61" o:spid="_x0000_s1085" style="position:absolute;left:44568;top:55700;width:17517;height:3086;visibility:visible;mso-wrap-style:square;v-text-anchor:top" o:gfxdata="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" filled="f" stroked="f">
-                  <v:textbox inset="0,0,0,0">
-                    <w:txbxContent>
-                      <w:p>
-                        <w:pPr>
-                          <w:spacing w:after="160" w:line="259" w:lineRule="auto"/>
-                          <w:ind w:left="0" w:firstLine="0"/>
-                          <w:jc w:val="left"/>
-                        </w:pPr>
-                        <w:r>
-                          <w:rPr>
-                            <w:rFonts w:ascii="Georgia" w:eastAsia="Georgia" w:hAnsi="Georgia" w:cs="Georgia"/>
-                            <w:b/>
-                            <w:sz w:val="32"/>
-                          </w:rPr>
-                          <w:t xml:space="preserve">D AT WARA </w:t>
-                        </w:r>
-                      </w:p>
-                    </w:txbxContent>
-                  </v:textbox>
-                </v:rect>
-                <v:rect id="Rectangle 62" o:spid="_x0000_s1086" style="position:absolute;left:7702;top:58016;width:20805;height:3086;visibility:visible;mso-wrap-style:square;v-text-anchor:top" o:gfxdata="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" filled="f" stroked="f">
-                  <v:textbox inset="0,0,0,0">
-                    <w:txbxContent>
-                      <w:p>
-                        <w:pPr>
-                          <w:spacing w:after="160" w:line="259" w:lineRule="auto"/>
-                          <w:ind w:left="0" w:firstLine="0"/>
-                          <w:jc w:val="left"/>
-                        </w:pPr>
-                        <w:r>
-                          <w:rPr>
-                            <w:rFonts w:ascii="Georgia" w:eastAsia="Georgia" w:hAnsi="Georgia" w:cs="Georgia"/>
-                            <w:b/>
-                            <w:sz w:val="32"/>
-                          </w:rPr>
-                          <w:t xml:space="preserve">COMMUNITY, </w:t>
-                        </w:r>
-                      </w:p>
-                    </w:txbxContent>
-                  </v:textbox>
-                </v:rect>
-                <v:rect id="Rectangle 63" o:spid="_x0000_s1087" style="position:absolute;left:23346;top:58016;width:6130;height:3086;visibility:visible;mso-wrap-style:square;v-text-anchor:top" o:gfxdata="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" filled="f" stroked="f">
-                  <v:textbox inset="0,0,0,0">
-                    <w:txbxContent>
-                      <w:p>
-                        <w:pPr>
-                          <w:spacing w:after="160" w:line="259" w:lineRule="auto"/>
-                          <w:ind w:left="0" w:firstLine="0"/>
-                          <w:jc w:val="left"/>
-                        </w:pPr>
-                        <w:r>
-                          <w:rPr>
-                            <w:rFonts w:ascii="Georgia" w:eastAsia="Georgia" w:hAnsi="Georgia" w:cs="Georgia"/>
-                            <w:b/>
-                            <w:sz w:val="32"/>
-                          </w:rPr>
-                          <w:t>ALO</w:t>
-                        </w:r>
-                      </w:p>
-                    </w:txbxContent>
-                  </v:textbox>
-                </v:rect>
-                <v:rect id="Rectangle 64" o:spid="_x0000_s1088" style="position:absolute;left:27946;top:58016;width:7093;height:3086;visibility:visible;mso-wrap-style:square;v-text-anchor:top" o:gfxdata="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" filled="f" stroked="f">
-                  <v:textbox inset="0,0,0,0">
-                    <w:txbxContent>
-                      <w:p>
-                        <w:pPr>
-                          <w:spacing w:after="160" w:line="259" w:lineRule="auto"/>
-                          <w:ind w:left="0" w:firstLine="0"/>
-                          <w:jc w:val="left"/>
-                        </w:pPr>
-                        <w:r>
-                          <w:rPr>
-                            <w:rFonts w:ascii="Georgia" w:eastAsia="Georgia" w:hAnsi="Georgia" w:cs="Georgia"/>
-                            <w:b/>
-                            <w:sz w:val="32"/>
-                          </w:rPr>
-                          <w:t>NG E</w:t>
-                        </w:r>
-                      </w:p>
-                    </w:txbxContent>
-                  </v:textbox>
-                </v:rect>
-                <v:rect id="Rectangle 65" o:spid="_x0000_s1089" style="position:absolute;left:33273;top:58016;width:1211;height:3086;visibility:visible;mso-wrap-style:square;v-text-anchor:top" o:gfxdata="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" filled="f" stroked="f">
-                  <v:textbox inset="0,0,0,0">
-                    <w:txbxContent>
-                      <w:p>
-                        <w:pPr>
-                          <w:spacing w:after="160" w:line="259" w:lineRule="auto"/>
-                          <w:ind w:left="0" w:firstLine="0"/>
-                          <w:jc w:val="left"/>
-                        </w:pPr>
-                        <w:r>
-                          <w:rPr>
-                            <w:rFonts w:ascii="Georgia" w:eastAsia="Georgia" w:hAnsi="Georgia" w:cs="Georgia"/>
-                            <w:b/>
-                            <w:sz w:val="32"/>
-                          </w:rPr>
-                          <w:t>I</w:t>
-                        </w:r>
-                      </w:p>
-                    </w:txbxContent>
-                  </v:textbox>
-                </v:rect>
-                <v:rect id="Rectangle 66" o:spid="_x0000_s1090" style="position:absolute;left:34179;top:58016;width:16253;height:3086;visibility:visible;mso-wrap-style:square;v-text-anchor:top" o:gfxdata="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" filled="f" stroked="f">
-                  <v:textbox inset="0,0,0,0">
-                    <w:txbxContent>
-                      <w:p>
-                        <w:pPr>
-                          <w:spacing w:after="160" w:line="259" w:lineRule="auto"/>
-                          <w:ind w:left="0" w:firstLine="0"/>
-                          <w:jc w:val="left"/>
-                        </w:pPr>
-                        <w:r>
-                          <w:rPr>
-                            <w:rFonts w:ascii="Georgia" w:eastAsia="Georgia" w:hAnsi="Georgia" w:cs="Georgia"/>
-                            <w:b/>
-                            <w:sz w:val="32"/>
-                          </w:rPr>
-                          <w:t>YENKORIN</w:t>
-                        </w:r>
-                      </w:p>
-                    </w:txbxContent>
-                  </v:textbox>
-                </v:rect>
-                <v:rect id="Rectangle 67" o:spid="_x0000_s1091" style="position:absolute;left:46395;top:58016;width:689;height:3086;visibility:visible;mso-wrap-style:square;v-text-anchor:top" o:gfxdata="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" filled="f" stroked="f">
-                  <v:textbox inset="0,0,0,0">
-                    <w:txbxContent>
-                      <w:p>
-                        <w:pPr>
-                          <w:spacing w:after="160" w:line="259" w:lineRule="auto"/>
-                          <w:ind w:left="0" w:firstLine="0"/>
-                          <w:jc w:val="left"/>
-                        </w:pPr>
-                        <w:r>
-                          <w:rPr>
-                            <w:rFonts w:ascii="Georgia" w:eastAsia="Georgia" w:hAnsi="Georgia" w:cs="Georgia"/>
-                            <w:b/>
-                            <w:sz w:val="32"/>
-                          </w:rPr>
-                          <w:t xml:space="preserve"> </w:t>
-                        </w:r>
-                      </w:p>
-                    </w:txbxContent>
-                  </v:textbox>
-                </v:rect>
-                <v:rect id="Rectangle 68" o:spid="_x0000_s1092" style="position:absolute;left:46910;top:58016;width:1959;height:3086;visibility:visible;mso-wrap-style:square;v-text-anchor:top" o:gfxdata="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" filled="f" stroked="f">
-                  <v:textbox inset="0,0,0,0">
-                    <w:txbxContent>
-                      <w:p>
-                        <w:pPr>
-                          <w:spacing w:after="160" w:line="259" w:lineRule="auto"/>
-                          <w:ind w:left="0" w:firstLine="0"/>
-                          <w:jc w:val="left"/>
-                        </w:pPr>
-                        <w:r>
-                          <w:rPr>
-                            <w:rFonts w:ascii="Georgia" w:eastAsia="Georgia" w:hAnsi="Georgia" w:cs="Georgia"/>
-                            <w:b/>
-                            <w:sz w:val="32"/>
-                          </w:rPr>
-                          <w:t>E</w:t>
-                        </w:r>
-                      </w:p>
-                    </w:txbxContent>
-                  </v:textbox>
-                </v:rect>
-                <v:rect id="Rectangle 69" o:spid="_x0000_s1093" style="position:absolute;left:48376;top:58016;width:6245;height:3086;visibility:visible;mso-wrap-style:square;v-text-anchor:top" o:gfxdata="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" filled="f" stroked="f">
-                  <v:textbox inset="0,0,0,0">
-                    <w:txbxContent>
-                      <w:p>
-                        <w:pPr>
-                          <w:spacing w:after="160" w:line="259" w:lineRule="auto"/>
-                          <w:ind w:left="0" w:firstLine="0"/>
-                          <w:jc w:val="left"/>
-                        </w:pPr>
-                        <w:r>
-                          <w:rPr>
-                            <w:rFonts w:ascii="Georgia" w:eastAsia="Georgia" w:hAnsi="Georgia" w:cs="Georgia"/>
-                            <w:b/>
-                            <w:sz w:val="32"/>
-                          </w:rPr>
-                          <w:t>XPR</w:t>
-                        </w:r>
-                      </w:p>
-                    </w:txbxContent>
-                  </v:textbox>
-                </v:rect>
-                <v:rect id="Rectangle 70" o:spid="_x0000_s1094" style="position:absolute;left:53064;top:58016;width:5465;height:3086;visibility:visible;mso-wrap-style:square;v-text-anchor:top" o:gfxdata="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" filled="f" stroked="f">
-                  <v:textbox inset="0,0,0,0">
-                    <w:txbxContent>
-                      <w:p>
-                        <w:pPr>
-                          <w:spacing w:after="160" w:line="259" w:lineRule="auto"/>
-                          <w:ind w:left="0" w:firstLine="0"/>
-                          <w:jc w:val="left"/>
-                        </w:pPr>
-                        <w:r>
-                          <w:rPr>
-                            <w:rFonts w:ascii="Georgia" w:eastAsia="Georgia" w:hAnsi="Georgia" w:cs="Georgia"/>
-                            <w:b/>
-                            <w:sz w:val="32"/>
-                          </w:rPr>
-                          <w:t>ESS</w:t>
-                        </w:r>
-                      </w:p>
-                    </w:txbxContent>
-                  </v:textbox>
-                </v:rect>
-                <v:rect id="Rectangle 71" o:spid="_x0000_s1095" style="position:absolute;left:57167;top:58016;width:690;height:3086;visibility:visible;mso-wrap-style:square;v-text-anchor:top" o:gfxdata="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" filled="f" stroked="f">
-                  <v:textbox inset="0,0,0,0">
-                    <w:txbxContent>
-                      <w:p>
-                        <w:pPr>
-                          <w:spacing w:after="160" w:line="259" w:lineRule="auto"/>
-                          <w:ind w:left="0" w:firstLine="0"/>
-                          <w:jc w:val="left"/>
-                        </w:pPr>
-                        <w:r>
-                          <w:rPr>
-                            <w:rFonts w:ascii="Georgia" w:eastAsia="Georgia" w:hAnsi="Georgia" w:cs="Georgia"/>
-                            <w:b/>
-                            <w:sz w:val="32"/>
-                          </w:rPr>
-                          <w:t xml:space="preserve"> </w:t>
-                        </w:r>
-                      </w:p>
-                    </w:txbxContent>
-                  </v:textbox>
-                </v:rect>
-                <v:rect id="Rectangle 72" o:spid="_x0000_s1096" style="position:absolute;left:57683;top:58016;width:2164;height:3086;visibility:visible;mso-wrap-style:square;v-text-anchor:top" o:gfxdata="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" filled="f" stroked="f">
-                  <v:textbox inset="0,0,0,0">
-                    <w:txbxContent>
-                      <w:p>
-                        <w:pPr>
-                          <w:spacing w:after="160" w:line="259" w:lineRule="auto"/>
-                          <w:ind w:left="0" w:firstLine="0"/>
-                          <w:jc w:val="left"/>
-                        </w:pPr>
-                        <w:r>
-                          <w:rPr>
-                            <w:rFonts w:ascii="Georgia" w:eastAsia="Georgia" w:hAnsi="Georgia" w:cs="Georgia"/>
-                            <w:b/>
-                            <w:sz w:val="32"/>
-                          </w:rPr>
-                          <w:t>R</w:t>
-                        </w:r>
-                      </w:p>
-                    </w:txbxContent>
-                  </v:textbox>
-                </v:rect>
-                <v:rect id="Rectangle 73" o:spid="_x0000_s1097" style="position:absolute;left:59303;top:58016;width:7209;height:3086;visibility:visible;mso-wrap-style:square;v-text-anchor:top" o:gfxdata="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" filled="f" stroked="f">
-                  <v:textbox inset="0,0,0,0">
-                    <w:txbxContent>
-                      <w:p>
-                        <w:pPr>
-                          <w:spacing w:after="160" w:line="259" w:lineRule="auto"/>
-                          <w:ind w:left="0" w:firstLine="0"/>
-                          <w:jc w:val="left"/>
-                        </w:pPr>
-                        <w:r>
-                          <w:rPr>
-                            <w:rFonts w:ascii="Georgia" w:eastAsia="Georgia" w:hAnsi="Georgia" w:cs="Georgia"/>
-                            <w:b/>
-                            <w:sz w:val="32"/>
-                          </w:rPr>
-                          <w:t xml:space="preserve">OAD </w:t>
-                        </w:r>
-                      </w:p>
-                    </w:txbxContent>
-                  </v:textbox>
-                </v:rect>
-                <v:rect id="Rectangle 74" o:spid="_x0000_s1098" style="position:absolute;left:27484;top:60302;width:22537;height:3086;visibility:visible;mso-wrap-style:square;v-text-anchor:top" o:gfxdata="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" filled="f" stroked="f">
-                  <v:textbox inset="0,0,0,0">
-                    <w:txbxContent>
-                      <w:p>
-                        <w:pPr>
-                          <w:spacing w:after="160" w:line="259" w:lineRule="auto"/>
-                          <w:ind w:left="0" w:firstLine="0"/>
-                          <w:jc w:val="left"/>
-                        </w:pPr>
-                        <w:r>
-                          <w:rPr>
-                            <w:rFonts w:ascii="Georgia" w:eastAsia="Georgia" w:hAnsi="Georgia" w:cs="Georgia"/>
-                            <w:b/>
-                            <w:sz w:val="32"/>
-                          </w:rPr>
-                          <w:t>KWARA STATE.</w:t>
-                        </w:r>
-                      </w:p>
-                    </w:txbxContent>
-                  </v:textbox>
-                </v:rect>
-                <v:rect id="Rectangle 75" o:spid="_x0000_s1099" style="position:absolute;left:44423;top:60302;width:689;height:3086;visibility:visible;mso-wrap-style:square;v-text-anchor:top" o:gfxdata="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" filled="f" stroked="f">
-                  <v:textbox inset="0,0,0,0">
-                    <w:txbxContent>
-                      <w:p>
-                        <w:pPr>
-                          <w:spacing w:after="160" w:line="259" w:lineRule="auto"/>
-                          <w:ind w:left="0" w:firstLine="0"/>
-                          <w:jc w:val="left"/>
-                        </w:pPr>
-                        <w:r>
-                          <w:rPr>
-                            <w:rFonts w:ascii="Georgia" w:eastAsia="Georgia" w:hAnsi="Georgia" w:cs="Georgia"/>
-                            <w:b/>
-                            <w:sz w:val="32"/>
-                          </w:rPr>
-                          <w:t xml:space="preserve"> </w:t>
-                        </w:r>
-                      </w:p>
-                    </w:txbxContent>
-                  </v:textbox>
-                </v:rect>
-                <v:rect id="Rectangle 76" o:spid="_x0000_s1100" style="position:absolute;left:6235;top:62310;width:507;height:2245;visibility:visible;mso-wrap-style:square;v-text-anchor:top" o:gfxdata="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" filled="f" stroked="f">
-                  <v:textbox inset="0,0,0,0">
-                    <w:txbxContent>
-                      <w:p>
-                        <w:pPr>
-                          <w:spacing w:after="160" w:line="259" w:lineRule="auto"/>
-                          <w:ind w:left="0" w:firstLine="0"/>
-                          <w:jc w:val="left"/>
-                        </w:pPr>
-                        <w:r>
-                          <w:t xml:space="preserve"> </w:t>
-                        </w:r>
-                      </w:p>
-                    </w:txbxContent>
-                  </v:textbox>
-                </v:rect>
-                <v:rect id="Rectangle 77" o:spid="_x0000_s1101" style="position:absolute;left:9918;top:63899;width:69208;height:3086;visibility:visible;mso-wrap-style:square;v-text-anchor:top" o:gfxdata="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" filled="f" stroked="f">
-                  <v:textbox inset="0,0,0,0">
-                    <w:txbxContent>
-                      <w:p>
-                        <w:pPr>
-                          <w:spacing w:after="160" w:line="259" w:lineRule="auto"/>
-                          <w:ind w:left="0" w:firstLine="0"/>
-                          <w:jc w:val="left"/>
-                        </w:pPr>
-                        <w:r>
-                          <w:rPr>
-                            <w:rFonts w:ascii="Georgia" w:eastAsia="Georgia" w:hAnsi="Georgia" w:cs="Georgia"/>
-                            <w:sz w:val="32"/>
-                          </w:rPr>
-                          <w:t>...............................................................................................</w:t>
-                        </w:r>
-                      </w:p>
-                    </w:txbxContent>
-                  </v:textbox>
-                </v:rect>
-                <v:rect id="Rectangle 78" o:spid="_x0000_s1102" style="position:absolute;left:61949;top:63899;width:654;height:3086;visibility:visible;mso-wrap-style:square;v-text-anchor:top" o:gfxdata="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" filled="f" stroked="f">
-                  <v:textbox inset="0,0,0,0">
-                    <w:txbxContent>
-                      <w:p>
-                        <w:pPr>
-                          <w:spacing w:after="160" w:line="259" w:lineRule="auto"/>
-                          <w:ind w:left="0" w:firstLine="0"/>
-                          <w:jc w:val="left"/>
-                        </w:pPr>
-                        <w:r>
-                          <w:rPr>
-                            <w:rFonts w:ascii="Georgia" w:eastAsia="Georgia" w:hAnsi="Georgia" w:cs="Georgia"/>
-                            <w:sz w:val="32"/>
-                          </w:rPr>
-                          <w:t xml:space="preserve"> </w:t>
-                        </w:r>
-                      </w:p>
-                    </w:txbxContent>
-                  </v:textbox>
-                </v:rect>
-                <v:rect id="Rectangle 79" o:spid="_x0000_s1103" style="position:absolute;left:6235;top:65877;width:507;height:2244;visibility:visible;mso-wrap-style:square;v-text-anchor:top" o:gfxdata="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" filled="f" stroked="f">
-                  <v:textbox inset="0,0,0,0">
-                    <w:txbxContent>
-                      <w:p>
-                        <w:pPr>
-                          <w:spacing w:after="160" w:line="259" w:lineRule="auto"/>
-                          <w:ind w:left="0" w:firstLine="0"/>
-                          <w:jc w:val="left"/>
-                        </w:pPr>
-                        <w:r>
-                          <w:t xml:space="preserve"> </w:t>
-                        </w:r>
-                      </w:p>
-                    </w:txbxContent>
-                  </v:textbox>
-                </v:rect>
-                <v:rect id="Rectangle 80" o:spid="_x0000_s1104" style="position:absolute;left:6235;top:67157;width:507;height:2244;visibility:visible;mso-wrap-style:square;v-text-anchor:top" o:gfxdata="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" filled="f" stroked="f">
-                  <v:textbox inset="0,0,0,0">
-                    <w:txbxContent>
-                      <w:p>
-                        <w:pPr>
-                          <w:spacing w:after="160" w:line="259" w:lineRule="auto"/>
-                          <w:ind w:left="0" w:firstLine="0"/>
-                          <w:jc w:val="left"/>
-                        </w:pPr>
-                        <w:r>
-                          <w:t xml:space="preserve"> </w:t>
-                        </w:r>
-                      </w:p>
-                    </w:txbxContent>
-                  </v:textbox>
-                </v:rect>
-                <v:rect id="Rectangle 81" o:spid="_x0000_s1105" style="position:absolute;left:6235;top:68437;width:507;height:2245;visibility:visible;mso-wrap-style:square;v-text-anchor:top" o:gfxdata="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" filled="f" stroked="f">
-                  <v:textbox inset="0,0,0,0">
-                    <w:txbxContent>
-                      <w:p>
-                        <w:pPr>
-                          <w:spacing w:after="160" w:line="259" w:lineRule="auto"/>
-                          <w:ind w:left="0" w:firstLine="0"/>
-                          <w:jc w:val="left"/>
-                        </w:pPr>
-                        <w:r>
-                          <w:t xml:space="preserve"> </w:t>
-                        </w:r>
-                      </w:p>
-                    </w:txbxContent>
-                  </v:textbox>
-                </v:rect>
-                <v:rect id="Rectangle 82" o:spid="_x0000_s1106" style="position:absolute;left:6235;top:69687;width:507;height:2244;visibility:visible;mso-wrap-style:square;v-text-anchor:top" o:gfxdata="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" filled="f" stroked="f">
-                  <v:textbox inset="0,0,0,0">
-                    <w:txbxContent>
-                      <w:p>
-                        <w:pPr>
-                          <w:spacing w:after="160" w:line="259" w:lineRule="auto"/>
-                          <w:ind w:left="0" w:firstLine="0"/>
-                          <w:jc w:val="left"/>
-                        </w:pPr>
-                        <w:r>
-                          <w:t xml:space="preserve"> </w:t>
-                        </w:r>
-                      </w:p>
-                    </w:txbxContent>
-                  </v:textbox>
-                </v:rect>
-                <v:rect id="Rectangle 83" o:spid="_x0000_s1107" style="position:absolute;left:6235;top:70997;width:507;height:2245;visibility:visible;mso-wrap-style:square;v-text-anchor:top" o:gfxdata="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" filled="f" stroked="f">
-                  <v:textbox inset="0,0,0,0">
-                    <w:txbxContent>
-                      <w:p>
-                        <w:pPr>
-                          <w:spacing w:after="160" w:line="259" w:lineRule="auto"/>
-                          <w:ind w:left="0" w:firstLine="0"/>
-                          <w:jc w:val="left"/>
-                        </w:pPr>
-                        <w:r>
-                          <w:t xml:space="preserve"> </w:t>
-                        </w:r>
-                      </w:p>
-                    </w:txbxContent>
-                  </v:textbox>
-                </v:rect>
-                <v:rect id="Rectangle 84" o:spid="_x0000_s1108" style="position:absolute;left:38239;top:72634;width:11834;height:1751;visibility:visible;mso-wrap-style:square;v-text-anchor:top" o:gfxdata="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" filled="f" stroked="f">
-                  <v:textbox inset="0,0,0,0">
-                    <w:txbxContent>
-                      <w:p>
-                        <w:pPr>
-                          <w:spacing w:after="160" w:line="259" w:lineRule="auto"/>
-                          <w:ind w:left="0" w:firstLine="0"/>
-                          <w:jc w:val="left"/>
-                        </w:pPr>
-                        <w:r>
-                          <w:rPr>
-                            <w:rFonts w:ascii="Georgia" w:eastAsia="Georgia" w:hAnsi="Georgia" w:cs="Georgia"/>
-                            <w:b/>
-                            <w:sz w:val="18"/>
-                          </w:rPr>
-                          <w:t>PREPARED BY</w:t>
-                        </w:r>
-                      </w:p>
-                    </w:txbxContent>
-                  </v:textbox>
-                </v:rect>
-                <v:rect id="Rectangle 85" o:spid="_x0000_s1109" style="position:absolute;left:47126;top:72634;width:391;height:1751;visibility:visible;mso-wrap-style:square;v-text-anchor:top" o:gfxdata="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" filled="f" stroked="f">
-                  <v:textbox inset="0,0,0,0">
-                    <w:txbxContent>
-                      <w:p>
-                        <w:pPr>
-                          <w:spacing w:after="160" w:line="259" w:lineRule="auto"/>
-                          <w:ind w:left="0" w:firstLine="0"/>
-                          <w:jc w:val="left"/>
-                        </w:pPr>
-                        <w:r>
-                          <w:rPr>
-                            <w:rFonts w:ascii="Georgia" w:eastAsia="Georgia" w:hAnsi="Georgia" w:cs="Georgia"/>
-                            <w:b/>
-                            <w:sz w:val="18"/>
-                          </w:rPr>
-                          <w:t xml:space="preserve"> </w:t>
-                        </w:r>
-                      </w:p>
-                    </w:txbxContent>
-                  </v:textbox>
-                </v:rect>
-                <v:rect id="Rectangle 86" o:spid="_x0000_s1110" style="position:absolute;left:6235;top:73618;width:507;height:2245;visibility:visible;mso-wrap-style:square;v-text-anchor:top" o:gfxdata="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" filled="f" stroked="f">
-                  <v:textbox inset="0,0,0,0">
-                    <w:txbxContent>
-                      <w:p>
-                        <w:pPr>
-                          <w:spacing w:after="160" w:line="259" w:lineRule="auto"/>
-                          <w:ind w:left="0" w:firstLine="0"/>
-                          <w:jc w:val="left"/>
-                        </w:pPr>
-                        <w:r>
-                          <w:t xml:space="preserve"> </w:t>
-                        </w:r>
-                      </w:p>
-                    </w:txbxContent>
-                  </v:textbox>
-                </v:rect>
-                <v:rect id="Rectangle 87" o:spid="_x0000_s1111" style="position:absolute;left:38239;top:75225;width:18367;height:1750;visibility:visible;mso-wrap-style:square;v-text-anchor:top" o:gfxdata="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" filled="f" stroked="f">
-                  <v:textbox inset="0,0,0,0">
-                    <w:txbxContent>
-                      <w:p>
-                        <w:pPr>
-                          <w:spacing w:after="160" w:line="259" w:lineRule="auto"/>
-                          <w:ind w:left="0" w:firstLine="0"/>
-                          <w:jc w:val="left"/>
-                        </w:pPr>
-                        <w:r>
-                          <w:rPr>
-                            <w:rFonts w:ascii="Georgia" w:eastAsia="Georgia" w:hAnsi="Georgia" w:cs="Georgia"/>
-                            <w:b/>
-                            <w:sz w:val="18"/>
-                          </w:rPr>
-                          <w:t>D. O AROWOSAFE Esq.</w:t>
-                        </w:r>
-                      </w:p>
-                    </w:txbxContent>
-                  </v:textbox>
-                </v:rect>
-                <v:rect id="Rectangle 88" o:spid="_x0000_s1112" style="position:absolute;left:52042;top:75225;width:391;height:1750;visibility:visible;mso-wrap-style:square;v-text-anchor:top" o:gfxdata="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" filled="f" stroked="f">
-                  <v:textbox inset="0,0,0,0">
-                    <w:txbxContent>
-                      <w:p>
-                        <w:pPr>
-                          <w:spacing w:after="160" w:line="259" w:lineRule="auto"/>
-                          <w:ind w:left="0" w:firstLine="0"/>
-                          <w:jc w:val="left"/>
-                        </w:pPr>
-                        <w:r>
-                          <w:rPr>
-                            <w:rFonts w:ascii="Georgia" w:eastAsia="Georgia" w:hAnsi="Georgia" w:cs="Georgia"/>
-                            <w:b/>
-                            <w:sz w:val="18"/>
-                          </w:rPr>
-                          <w:t xml:space="preserve"> </w:t>
-                        </w:r>
-                      </w:p>
-                    </w:txbxContent>
-                  </v:textbox>
-                </v:rect>
-                <v:rect id="Rectangle 89" o:spid="_x0000_s1113" style="position:absolute;left:6235;top:76179;width:507;height:2244;visibility:visible;mso-wrap-style:square;v-text-anchor:top" o:gfxdata="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" filled="f" stroked="f">
-                  <v:textbox inset="0,0,0,0">
-                    <w:txbxContent>
-                      <w:p>
-                        <w:pPr>
-                          <w:spacing w:after="160" w:line="259" w:lineRule="auto"/>
-                          <w:ind w:left="0" w:firstLine="0"/>
-                          <w:jc w:val="left"/>
-                        </w:pPr>
-                        <w:r>
-                          <w:t xml:space="preserve"> </w:t>
-                        </w:r>
-                      </w:p>
-                    </w:txbxContent>
-                  </v:textbox>
-                </v:rect>
-                <v:rect id="Rectangle 90" o:spid="_x0000_s1114" style="position:absolute;left:38239;top:77785;width:22675;height:1751;visibility:visible;mso-wrap-style:square;v-text-anchor:top" o:gfxdata="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" filled="f" stroked="f">
-                  <v:textbox inset="0,0,0,0">
-                    <w:txbxContent>
-                      <w:p>
-                        <w:pPr>
-                          <w:spacing w:after="160" w:line="259" w:lineRule="auto"/>
-                          <w:ind w:left="0" w:firstLine="0"/>
-                          <w:jc w:val="left"/>
-                        </w:pPr>
-                        <w:r>
-                          <w:rPr>
-                            <w:rFonts w:ascii="Georgia" w:eastAsia="Georgia" w:hAnsi="Georgia" w:cs="Georgia"/>
-                            <w:b/>
-                            <w:sz w:val="18"/>
-                          </w:rPr>
-                          <w:t>FOR: LEGAL DEPARTMENT,</w:t>
-                        </w:r>
-                      </w:p>
-                    </w:txbxContent>
-                  </v:textbox>
-                </v:rect>
-                <v:rect id="Rectangle 91" o:spid="_x0000_s1115" style="position:absolute;left:55285;top:77785;width:392;height:1751;visibility:visible;mso-wrap-style:square;v-text-anchor:top" o:gfxdata="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" filled="f" stroked="f">
-                  <v:textbox inset="0,0,0,0">
-                    <w:txbxContent>
-                      <w:p>
-                        <w:pPr>
-                          <w:spacing w:after="160" w:line="259" w:lineRule="auto"/>
-                          <w:ind w:left="0" w:firstLine="0"/>
-                          <w:jc w:val="left"/>
-                        </w:pPr>
-                        <w:r>
-                          <w:rPr>
-                            <w:rFonts w:ascii="Georgia" w:eastAsia="Georgia" w:hAnsi="Georgia" w:cs="Georgia"/>
-                            <w:b/>
-                            <w:sz w:val="18"/>
-                          </w:rPr>
-                          <w:t xml:space="preserve"> </w:t>
-                        </w:r>
-                      </w:p>
-                    </w:txbxContent>
-                  </v:textbox>
-                </v:rect>
-                <v:rect id="Rectangle 92" o:spid="_x0000_s1116" style="position:absolute;left:6235;top:78739;width:507;height:2245;visibility:visible;mso-wrap-style:square;v-text-anchor:top" o:gfxdata="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" filled="f" stroked="f">
-                  <v:textbox inset="0,0,0,0">
-                    <w:txbxContent>
-                      <w:p>
-                        <w:pPr>
-                          <w:spacing w:after="160" w:line="259" w:lineRule="auto"/>
-                          <w:ind w:left="0" w:firstLine="0"/>
-                          <w:jc w:val="left"/>
-                        </w:pPr>
-                        <w:r>
-                          <w:t xml:space="preserve"> </w:t>
-                        </w:r>
-                      </w:p>
-                    </w:txbxContent>
-                  </v:textbox>
-                </v:rect>
-                <v:rect id="Rectangle 93" o:spid="_x0000_s1117" style="position:absolute;left:38239;top:80346;width:28580;height:1750;visibility:visible;mso-wrap-style:square;v-text-anchor:top" o:gfxdata="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" filled="f" stroked="f">
-                  <v:textbox inset="0,0,0,0">
-                    <w:txbxContent>
-                      <w:p>
-                        <w:pPr>
-                          <w:spacing w:after="160" w:line="259" w:lineRule="auto"/>
-                          <w:ind w:left="0" w:firstLine="0"/>
-                          <w:jc w:val="left"/>
-                        </w:pPr>
-                        <w:r>
-                          <w:rPr>
-                            <w:rFonts w:ascii="Georgia" w:eastAsia="Georgia" w:hAnsi="Georgia" w:cs="Georgia"/>
-                            <w:b/>
-                            <w:sz w:val="18"/>
-                          </w:rPr>
-                          <w:t>LANDCULTURE INVESTMENT LTD,</w:t>
-                        </w:r>
-                      </w:p>
-                    </w:txbxContent>
-                  </v:textbox>
-                </v:rect>
-                <v:rect id="Rectangle 94" o:spid="_x0000_s1118" style="position:absolute;left:59724;top:80346;width:391;height:1750;visibility:visible;mso-wrap-style:square;v-text-anchor:top" o:gfxdata="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" filled="f" stroked="f">
-                  <v:textbox inset="0,0,0,0">
-                    <w:txbxContent>
-                      <w:p>
-                        <w:pPr>
-                          <w:spacing w:after="160" w:line="259" w:lineRule="auto"/>
-                          <w:ind w:left="0" w:firstLine="0"/>
-                          <w:jc w:val="left"/>
-                        </w:pPr>
-                        <w:r>
-                          <w:rPr>
-                            <w:rFonts w:ascii="Georgia" w:eastAsia="Georgia" w:hAnsi="Georgia" w:cs="Georgia"/>
-                            <w:b/>
-                            <w:sz w:val="18"/>
-                          </w:rPr>
-                          <w:t xml:space="preserve"> </w:t>
-                        </w:r>
-                      </w:p>
-                    </w:txbxContent>
-                  </v:textbox>
-                </v:rect>
-                <v:rect id="Rectangle 95" o:spid="_x0000_s1119" style="position:absolute;left:6235;top:81299;width:507;height:2245;visibility:visible;mso-wrap-style:square;v-text-anchor:top" o:gfxdata="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" filled="f" stroked="f">
-                  <v:textbox inset="0,0,0,0">
-                    <w:txbxContent>
-                      <w:p>
-                        <w:pPr>
-                          <w:spacing w:after="160" w:line="259" w:lineRule="auto"/>
-                          <w:ind w:left="0" w:firstLine="0"/>
-                          <w:jc w:val="left"/>
-                        </w:pPr>
-                        <w:r>
-                          <w:t xml:space="preserve"> </w:t>
-                        </w:r>
-                      </w:p>
-                    </w:txbxContent>
-                  </v:textbox>
-                </v:rect>
-                <v:rect id="Rectangle 96" o:spid="_x0000_s1120" style="position:absolute;left:39665;top:82906;width:25447;height:1750;visibility:visible;mso-wrap-style:square;v-text-anchor:top" o:gfxdata="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" filled="f" stroked="f">
-                  <v:textbox inset="0,0,0,0">
-                    <w:txbxContent>
-                      <w:p>
-                        <w:pPr>
-                          <w:spacing w:after="160" w:line="259" w:lineRule="auto"/>
-                          <w:ind w:left="0" w:firstLine="0"/>
-                          <w:jc w:val="left"/>
-                        </w:pPr>
-                        <w:r>
-                          <w:rPr>
-                            <w:rFonts w:ascii="Georgia" w:eastAsia="Georgia" w:hAnsi="Georgia" w:cs="Georgia"/>
-                            <w:b/>
-                            <w:sz w:val="18"/>
-                          </w:rPr>
-                          <w:t>PLOT 6, OLD JEBBA ROAD, BES</w:t>
-                        </w:r>
-                      </w:p>
-                    </w:txbxContent>
-                  </v:textbox>
-                </v:rect>
-                <v:rect id="Rectangle 97" o:spid="_x0000_s1121" style="position:absolute;left:58787;top:82906;width:9172;height:1750;visibility:visible;mso-wrap-style:square;v-text-anchor:top" o:gfxdata="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" filled="f" stroked="f">
-                  <v:textbox inset="0,0,0,0">
-                    <w:txbxContent>
-                      <w:p>
-                        <w:pPr>
-                          <w:spacing w:after="160" w:line="259" w:lineRule="auto"/>
-                          <w:ind w:left="0" w:firstLine="0"/>
-                          <w:jc w:val="left"/>
-                        </w:pPr>
-                        <w:r>
-                          <w:rPr>
-                            <w:rFonts w:ascii="Georgia" w:eastAsia="Georgia" w:hAnsi="Georgia" w:cs="Georgia"/>
-                            <w:b/>
-                            <w:sz w:val="18"/>
-                          </w:rPr>
-                          <w:t>IDE IPMAN</w:t>
-                        </w:r>
-                      </w:p>
-                    </w:txbxContent>
-                  </v:textbox>
-                </v:rect>
-                <v:rect id="Rectangle 98" o:spid="_x0000_s1122" style="position:absolute;left:65671;top:82906;width:391;height:1750;visibility:visible;mso-wrap-style:square;v-text-anchor:top" o:gfxdata="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" filled="f" stroked="f">
-                  <v:textbox inset="0,0,0,0">
-                    <w:txbxContent>
-                      <w:p>
-                        <w:pPr>
-                          <w:spacing w:after="160" w:line="259" w:lineRule="auto"/>
-                          <w:ind w:left="0" w:firstLine="0"/>
-                          <w:jc w:val="left"/>
-                        </w:pPr>
-                        <w:r>
-                          <w:rPr>
-                            <w:rFonts w:ascii="Georgia" w:eastAsia="Georgia" w:hAnsi="Georgia" w:cs="Georgia"/>
-                            <w:b/>
-                            <w:sz w:val="18"/>
-                          </w:rPr>
-                          <w:t xml:space="preserve"> </w:t>
-                        </w:r>
-                      </w:p>
-                    </w:txbxContent>
-                  </v:textbox>
-                </v:rect>
-                <v:rect id="Rectangle 99" o:spid="_x0000_s1123" style="position:absolute;left:38239;top:84217;width:3105;height:1750;visibility:visible;mso-wrap-style:square;v-text-anchor:top" o:gfxdata="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" filled="f" stroked="f">
-                  <v:textbox inset="0,0,0,0">
-                    <w:txbxContent>
-                      <w:p>
-                        <w:pPr>
-                          <w:spacing w:after="160" w:line="259" w:lineRule="auto"/>
-                          <w:ind w:left="0" w:firstLine="0"/>
-                          <w:jc w:val="left"/>
-                        </w:pPr>
-                        <w:r>
-                          <w:rPr>
-                            <w:rFonts w:ascii="Georgia" w:eastAsia="Georgia" w:hAnsi="Georgia" w:cs="Georgia"/>
-                            <w:b/>
-                            <w:sz w:val="18"/>
-                          </w:rPr>
-                          <w:t>BUI</w:t>
-                        </w:r>
-                      </w:p>
-                    </w:txbxContent>
-                  </v:textbox>
-                </v:rect>
-                <v:rect id="Rectangle 100" o:spid="_x0000_s1124" style="position:absolute;left:40567;top:84217;width:2327;height:1750;visibility:visible;mso-wrap-style:square;v-text-anchor:top" o:gfxdata="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" filled="f" stroked="f">
-                  <v:textbox inset="0,0,0,0">
-                    <w:txbxContent>
-                      <w:p>
-                        <w:pPr>
-                          <w:spacing w:after="160" w:line="259" w:lineRule="auto"/>
-                          <w:ind w:left="0" w:firstLine="0"/>
-                          <w:jc w:val="left"/>
-                        </w:pPr>
-                        <w:r>
-                          <w:rPr>
-                            <w:rFonts w:ascii="Georgia" w:eastAsia="Georgia" w:hAnsi="Georgia" w:cs="Georgia"/>
-                            <w:b/>
-                            <w:sz w:val="18"/>
-                          </w:rPr>
-                          <w:t>LD</w:t>
-                        </w:r>
-                      </w:p>
-                    </w:txbxContent>
-                  </v:textbox>
-                </v:rect>
-                <v:rect id="Rectangle 101" o:spid="_x0000_s1125" style="position:absolute;left:42304;top:84217;width:3196;height:1750;visibility:visible;mso-wrap-style:square;v-text-anchor:top" o:gfxdata="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" filled="f" stroked="f">
-                  <v:textbox inset="0,0,0,0">
-                    <w:txbxContent>
-                      <w:p>
-                        <w:pPr>
-                          <w:spacing w:after="160" w:line="259" w:lineRule="auto"/>
-                          <w:ind w:left="0" w:firstLine="0"/>
-                          <w:jc w:val="left"/>
-                        </w:pPr>
-                        <w:r>
-                          <w:rPr>
-                            <w:rFonts w:ascii="Georgia" w:eastAsia="Georgia" w:hAnsi="Georgia" w:cs="Georgia"/>
-                            <w:b/>
-                            <w:sz w:val="18"/>
-                          </w:rPr>
-                          <w:t>ING</w:t>
-                        </w:r>
-                      </w:p>
-                    </w:txbxContent>
-                  </v:textbox>
-                </v:rect>
-                <v:rect id="Rectangle 102" o:spid="_x0000_s1126" style="position:absolute;left:44695;top:84217;width:506;height:1750;visibility:visible;mso-wrap-style:square;v-text-anchor:top" o:gfxdata="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" filled="f" stroked="f">
-                  <v:textbox inset="0,0,0,0">
-                    <w:txbxContent>
-                      <w:p>
-                        <w:pPr>
-                          <w:spacing w:after="160" w:line="259" w:lineRule="auto"/>
-                          <w:ind w:left="0" w:firstLine="0"/>
-                          <w:jc w:val="left"/>
-                        </w:pPr>
-                        <w:r>
-                          <w:rPr>
-                            <w:rFonts w:ascii="Georgia" w:eastAsia="Georgia" w:hAnsi="Georgia" w:cs="Georgia"/>
-                            <w:b/>
-                            <w:sz w:val="18"/>
-                          </w:rPr>
-                          <w:t>,</w:t>
-                        </w:r>
-                      </w:p>
-                    </w:txbxContent>
-                  </v:textbox>
-                </v:rect>
-                <v:rect id="Rectangle 103" o:spid="_x0000_s1127" style="position:absolute;left:45070;top:84217;width:392;height:1750;visibility:visible;mso-wrap-style:square;v-text-anchor:top" o:gfxdata="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" filled="f" stroked="f">
-                  <v:textbox inset="0,0,0,0">
-                    <w:txbxContent>
-                      <w:p>
-                        <w:pPr>
-                          <w:spacing w:after="160" w:line="259" w:lineRule="auto"/>
-                          <w:ind w:left="0" w:firstLine="0"/>
-                          <w:jc w:val="left"/>
-                        </w:pPr>
-                        <w:r>
-                          <w:rPr>
-                            <w:rFonts w:ascii="Georgia" w:eastAsia="Georgia" w:hAnsi="Georgia" w:cs="Georgia"/>
-                            <w:b/>
-                            <w:sz w:val="18"/>
-                          </w:rPr>
-                          <w:t xml:space="preserve"> </w:t>
-                        </w:r>
-                      </w:p>
-                    </w:txbxContent>
-                  </v:textbox>
-                </v:rect>
-                <v:rect id="Rectangle 104" o:spid="_x0000_s1128" style="position:absolute;left:6235;top:85170;width:507;height:2245;visibility:visible;mso-wrap-style:square;v-text-anchor:top" o:gfxdata="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" filled="f" stroked="f">
-                  <v:textbox inset="0,0,0,0">
-                    <w:txbxContent>
-                      <w:p>
-                        <w:pPr>
-                          <w:spacing w:after="160" w:line="259" w:lineRule="auto"/>
-                          <w:ind w:left="0" w:firstLine="0"/>
-                          <w:jc w:val="left"/>
-                        </w:pPr>
-                        <w:r>
-                          <w:t xml:space="preserve"> </w:t>
-                        </w:r>
-                      </w:p>
-                    </w:txbxContent>
-                  </v:textbox>
-                </v:rect>
-                <v:rect id="Rectangle 105" o:spid="_x0000_s1129" style="position:absolute;left:38239;top:86777;width:1000;height:1750;visibility:visible;mso-wrap-style:square;v-text-anchor:top" o:gfxdata="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" filled="f" stroked="f">
-                  <v:textbox inset="0,0,0,0">
-                    <w:txbxContent>
-                      <w:p>
-                        <w:pPr>
-                          <w:spacing w:after="160" w:line="259" w:lineRule="auto"/>
-                          <w:ind w:left="0" w:firstLine="0"/>
-                          <w:jc w:val="left"/>
-                        </w:pPr>
-                        <w:r>
-                          <w:rPr>
-                            <w:rFonts w:ascii="Georgia" w:eastAsia="Georgia" w:hAnsi="Georgia" w:cs="Georgia"/>
-                            <w:b/>
-                            <w:sz w:val="18"/>
-                          </w:rPr>
-                          <w:t>S</w:t>
-                        </w:r>
-                      </w:p>
-                    </w:txbxContent>
-                  </v:textbox>
-                </v:rect>
-                <v:rect id="Rectangle 106" o:spid="_x0000_s1130" style="position:absolute;left:38981;top:86777;width:1168;height:1750;visibility:visible;mso-wrap-style:square;v-text-anchor:top" o:gfxdata="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" filled="f" stroked="f">
-                  <v:textbox inset="0,0,0,0">
-                    <w:txbxContent>
-                      <w:p>
-                        <w:pPr>
-                          <w:spacing w:after="160" w:line="259" w:lineRule="auto"/>
-                          <w:ind w:left="0" w:firstLine="0"/>
-                          <w:jc w:val="left"/>
-                        </w:pPr>
-                        <w:r>
-                          <w:rPr>
-                            <w:rFonts w:ascii="Georgia" w:eastAsia="Georgia" w:hAnsi="Georgia" w:cs="Georgia"/>
-                            <w:b/>
-                            <w:sz w:val="18"/>
-                          </w:rPr>
-                          <w:t>A</w:t>
-                        </w:r>
-                      </w:p>
-                    </w:txbxContent>
-                  </v:textbox>
-                </v:rect>
-                <v:rect id="Rectangle 107" o:spid="_x0000_s1131" style="position:absolute;left:39848;top:86777;width:24328;height:1750;visibility:visible;mso-wrap-style:square;v-text-anchor:top" o:gfxdata="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" filled="f" stroked="f">
-                  <v:textbox inset="0,0,0,0">
-                    <w:txbxContent>
-                      <w:p>
-                        <w:pPr>
-                          <w:spacing w:after="160" w:line="259" w:lineRule="auto"/>
-                          <w:ind w:left="0" w:firstLine="0"/>
-                          <w:jc w:val="left"/>
-                        </w:pPr>
-                        <w:r>
-                          <w:rPr>
-                            <w:rFonts w:ascii="Georgia" w:eastAsia="Georgia" w:hAnsi="Georgia" w:cs="Georgia"/>
-                            <w:b/>
-                            <w:sz w:val="18"/>
-                          </w:rPr>
-                          <w:t>NGO, ILORIN, KWARA STATE.</w:t>
-                        </w:r>
-                      </w:p>
-                    </w:txbxContent>
-                  </v:textbox>
-                </v:rect>
-                <v:rect id="Rectangle 108" o:spid="_x0000_s1132" style="position:absolute;left:58136;top:86777;width:391;height:1750;visibility:visible;mso-wrap-style:square;v-text-anchor:top" o:gfxdata="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" filled="f" stroked="f">
-                  <v:textbox inset="0,0,0,0">
-                    <w:txbxContent>
-                      <w:p>
-                        <w:pPr>
-                          <w:spacing w:after="160" w:line="259" w:lineRule="auto"/>
-                          <w:ind w:left="0" w:firstLine="0"/>
-                          <w:jc w:val="left"/>
-                        </w:pPr>
-                        <w:r>
-                          <w:rPr>
-                            <w:rFonts w:ascii="Georgia" w:eastAsia="Georgia" w:hAnsi="Georgia" w:cs="Georgia"/>
-                            <w:b/>
-                            <w:sz w:val="18"/>
-                          </w:rPr>
-                          <w:t xml:space="preserve"> </w:t>
-                        </w:r>
-                      </w:p>
-                    </w:txbxContent>
-                  </v:textbox>
-                </v:rect>
-                <w10:anchorlock/>
-              </v:group>
-            </w:pict>
-          </mc:Fallback>
-        </mc:AlternateContent>
+          <w:szCs w:val="22"/>
+          <w:b/>
+          <w:bCs/>
+        </w:rPr>
+        <w:t xml:space="preserve">BETWEEN</w:t>
+      </w:r>
+    </w:p>
+    <w:p>
+      <w:pPr>
+        <w:jc w:val="center"/>
+        <w:spacing w:before="720" w:after="120"/>
+      </w:pPr>
+      <w:r>
+        <w:rPr>
+          <w:sz w:val="32"/>
+          <w:szCs w:val="32"/>
+          <w:b/>
+          <w:bCs/>
+        </w:rPr>
+        <w:t xml:space="preserve">LANDCULTURE INVESTMENT LTD</w:t>
+      </w:r>
+    </w:p>
+    <w:p>
+      <w:pPr>
+        <w:jc w:val="center"/>
+        <w:spacing w:before="0" w:after="480"/>
+      </w:pPr>
+      <w:r>
+        <w:rPr>
+          <w:sz w:val="22"/>
+          <w:szCs w:val="22"/>
+        </w:rPr>
+        <w:t xml:space="preserve">(The VENDOR)</w:t>
+      </w:r>
+    </w:p>
+    <w:p>
+      <w:pPr>
+        <w:jc w:val="center"/>
+        <w:spacing w:before="480" w:after="480"/>
+      </w:pPr>
+      <w:r>
+        <w:rPr>
+          <w:sz w:val="20"/>
+          <w:szCs w:val="20"/>
+          <w:b/>
+          <w:bCs/>
+        </w:rPr>
+        <w:t xml:space="preserve">AND</w:t>
+      </w:r>
+    </w:p>
+    <w:p>
+      <w:pPr>
+        <w:jc w:val="center"/>
+        <w:spacing w:before="720" w:after="120"/>
+      </w:pPr>
+      <w:r>
+        <w:rPr>
+          <w:sz w:val="32"/>
+          <w:szCs w:val="32"/>
+          <w:b/>
+          <w:bCs/>
+        </w:rPr>
+        <w:t xml:space="preserve">{{CUSTOMER_NAME}}</w:t>
+      </w:r>
+    </w:p>
+    <w:p>
+      <w:pPr>
+        <w:jc w:val="center"/>
+        <w:spacing w:before="0" w:after="480"/>
+      </w:pPr>
+      <w:r>
+        <w:rPr>
+          <w:sz w:val="22"/>
+          <w:szCs w:val="22"/>
+        </w:rPr>
+        <w:t xml:space="preserve">(The PURCHASER)</w:t>
+      </w:r>
+    </w:p>
+    <w:p>
+      <w:pPr>
+        <w:jc w:val="center"/>
+        <w:spacing w:before="960" w:after="480"/>
+      </w:pPr>
+      <w:r>
+        <w:rPr>
+          <w:sz w:val="32"/>
+          <w:szCs w:val="32"/>
+          <w:b/>
+          <w:bCs/>
+        </w:rPr>
+        <w:t xml:space="preserve">IN RESPECT OF {{NUM_PLOTS_WORDS_UPPER}} PLOTS OF LAND MEASURING {{PLOT_SIZE_SQM}} SQUARE METERS SITUATE AT ALAFIA GARDENS, LOCATED AT WARA COMMUNITY, ALONG EIYENKORIN EXPRESS ROAD KWARA STATE.</w:t>
+      </w:r>
+    </w:p>
+    <w:p>
+      <w:pPr>
+        <w:jc w:val="center"/>
+        <w:spacing w:before="240" w:after="0"/>
+      </w:pPr>
+      <w:r>
+        <w:rPr>
+          <w:sz w:val="22"/>
+          <w:szCs w:val="22"/>
+        </w:rPr>
+        <w:t xml:space="preserve">………………………………………………………………………………………………………</w:t>
+      </w:r>
+    </w:p>
+    <w:p>
+      <w:r>
+        <w:br w:type="page"/>
       </w:r>
     </w:p>
     <w:p>

--- a/contract_template.docx
+++ b/contract_template.docx
@@ -4719,6 +4719,12 @@
       <w:pgSz w:w="12240" w:h="15840"/>
       <w:pgMar w:top="759" w:right="1440" w:bottom="201" w:left="1440" w:header="720" w:footer="720" w:gutter="0"/>
       <w:cols w:space="720"/>
+      <w:pgBorders w:offsetFrom="page">
+        <w:top w:val="single" w:sz="24" w:space="24" w:color="000000"/>
+        <w:left w:val="single" w:sz="24" w:space="24" w:color="000000"/>
+        <w:bottom w:val="single" w:sz="24" w:space="24" w:color="000000"/>
+        <w:right w:val="single" w:sz="24" w:space="24" w:color="000000"/>
+      </w:pgBorders>
     </w:sectPr>
   </w:body>
 </w:document>

--- a/contract_template.docx
+++ b/contract_template.docx
@@ -129,6 +129,121 @@
           <w:szCs w:val="22"/>
         </w:rPr>
         <w:t xml:space="preserve">………………………………………………………………………………………………………</w:t>
+      </w:r>
+    </w:p>
+    <w:p>
+      <w:pPr>
+        <w:ind w:left="4608"/>
+        <w:spacing w:before="400" w:after="0"/>
+      </w:pPr>
+    </w:p>
+    <w:p>
+      <w:pPr>
+        <w:ind w:left="4608"/>
+      </w:pPr>
+      <w:r>
+        <w:rPr>
+          <w:sz w:val="22"/>
+          <w:szCs w:val="22"/>
+          <w:b/>
+          <w:bCs/>
+        </w:rPr>
+        <w:t xml:space="preserve">PREPARED BY</w:t>
+      </w:r>
+    </w:p>
+    <w:p>
+      <w:pPr>
+        <w:ind w:left="4608"/>
+      </w:pPr>
+    </w:p>
+    <w:p>
+      <w:pPr>
+        <w:ind w:left="4608"/>
+      </w:pPr>
+      <w:r>
+        <w:rPr>
+          <w:sz w:val="22"/>
+          <w:szCs w:val="22"/>
+          <w:b/>
+          <w:bCs/>
+        </w:rPr>
+        <w:t xml:space="preserve">D. O AROWOSAFE Esq.</w:t>
+      </w:r>
+    </w:p>
+    <w:p>
+      <w:pPr>
+        <w:ind w:left="4608"/>
+      </w:pPr>
+    </w:p>
+    <w:p>
+      <w:pPr>
+        <w:ind w:left="4608"/>
+      </w:pPr>
+      <w:r>
+        <w:rPr>
+          <w:sz w:val="22"/>
+          <w:szCs w:val="22"/>
+          <w:b/>
+          <w:bCs/>
+        </w:rPr>
+        <w:t xml:space="preserve">FOR: LEGAL DEPARTMENT,</w:t>
+      </w:r>
+    </w:p>
+    <w:p>
+      <w:pPr>
+        <w:ind w:left="4608"/>
+      </w:pPr>
+    </w:p>
+    <w:p>
+      <w:pPr>
+        <w:ind w:left="4608"/>
+      </w:pPr>
+      <w:r>
+        <w:rPr>
+          <w:sz w:val="22"/>
+          <w:szCs w:val="22"/>
+          <w:b/>
+          <w:bCs/>
+        </w:rPr>
+        <w:t xml:space="preserve">LANDCULTURE INVESTMENT LTD,</w:t>
+      </w:r>
+    </w:p>
+    <w:p>
+      <w:pPr>
+        <w:ind w:left="4608"/>
+      </w:pPr>
+    </w:p>
+    <w:p>
+      <w:pPr>
+        <w:ind w:left="4608"/>
+      </w:pPr>
+      <w:r>
+        <w:rPr>
+          <w:sz w:val="22"/>
+          <w:szCs w:val="22"/>
+          <w:b/>
+          <w:bCs/>
+        </w:rPr>
+        <w:t xml:space="preserve">    PLOT 6, OLD JEBBA ROAD, BESIDE IPMAN BUILDING,</w:t>
+      </w:r>
+    </w:p>
+    <w:p>
+      <w:pPr>
+        <w:ind w:left="4608"/>
+      </w:pPr>
+    </w:p>
+    <w:p>
+      <w:pPr>
+        <w:ind w:left="4608"/>
+      </w:pPr>
+      <w:r>
+        <w:rPr>
+          <w:sz w:val="22"/>
+          <w:szCs w:val="22"/>
+          <w:b/>
+          <w:bCs/>
+        </w:rPr>
+        <w:t xml:space="preserve">SANGO, ILORIN, KWARA STATE.</w:t>
       </w:r>
     </w:p>
     <w:p>

--- a/contract_template.docx
+++ b/contract_template.docx
@@ -235,6 +235,7 @@
     <w:p>
       <w:pPr>
         <w:ind w:left="4608"/>
+        <w:spacing w:after="4000"/>
       </w:pPr>
       <w:r>
         <w:rPr>

--- a/contract_template.docx
+++ b/contract_template.docx
@@ -236,6 +236,16 @@
       <w:pPr>
         <w:ind w:left="4608"/>
         <w:spacing w:after="4000"/>
+        <w:sectPr>
+          <w:pgSz w:w="12240" w:h="15840"/>
+          <w:pgMar w:top="759" w:right="1440" w:bottom="201" w:left="1440" w:header="720" w:footer="720" w:gutter="0"/>
+          <w:pgBorders w:offsetFrom="page">
+            <w:top w:val="single" w:sz="24" w:space="24" w:color="000000"/>
+            <w:left w:val="single" w:sz="24" w:space="24" w:color="000000"/>
+            <w:bottom w:val="single" w:sz="24" w:space="24" w:color="000000"/>
+            <w:right w:val="single" w:sz="24" w:space="24" w:color="000000"/>
+          </w:pgBorders>
+        </w:sectPr>
       </w:pPr>
       <w:r>
         <w:rPr>
@@ -245,11 +255,6 @@
           <w:bCs/>
         </w:rPr>
         <w:t xml:space="preserve">SANGO, ILORIN, KWARA STATE.</w:t>
-      </w:r>
-    </w:p>
-    <w:p>
-      <w:r>
-        <w:br w:type="page"/>
       </w:r>
     </w:p>
     <w:p>
@@ -4835,12 +4840,6 @@
       <w:pgSz w:w="12240" w:h="15840"/>
       <w:pgMar w:top="759" w:right="1440" w:bottom="201" w:left="1440" w:header="720" w:footer="720" w:gutter="0"/>
       <w:cols w:space="720"/>
-      <w:pgBorders w:offsetFrom="page">
-        <w:top w:val="single" w:sz="24" w:space="24" w:color="000000"/>
-        <w:left w:val="single" w:sz="24" w:space="24" w:color="000000"/>
-        <w:bottom w:val="single" w:sz="24" w:space="24" w:color="000000"/>
-        <w:right w:val="single" w:sz="24" w:space="24" w:color="000000"/>
-      </w:pgBorders>
     </w:sectPr>
   </w:body>
 </w:document>
